--- a/Hauptdokument.docx
+++ b/Hauptdokument.docx
@@ -33,6 +33,7 @@
         <w:spacing w:after="240"/>
         <w:jc w:val="center"/>
       </w:pPr>
+      <w:proofErr w:type="spellStart"/>
       <w:r>
         <w:rPr>
           <w:b/>
@@ -40,7 +41,17 @@
           <w:sz w:val="32"/>
           <w:szCs w:val="32"/>
         </w:rPr>
-        <w:t>BSc-Thesis</w:t>
+        <w:t>BSc</w:t>
+      </w:r>
+      <w:proofErr w:type="spellEnd"/>
+      <w:r>
+        <w:rPr>
+          <w:b/>
+          <w:bCs/>
+          <w:sz w:val="32"/>
+          <w:szCs w:val="32"/>
+        </w:rPr>
+        <w:t>-Thesis</w:t>
       </w:r>
     </w:p>
     <w:p>
@@ -130,18 +141,36 @@
       <w:pPr>
         <w:pStyle w:val="berschrift1"/>
       </w:pPr>
+      <w:proofErr w:type="gramStart"/>
       <w:r>
         <w:lastRenderedPageBreak/>
         <w:t>1  Motivation</w:t>
       </w:r>
-    </w:p>
-    <w:p>
-      <w:pPr>
-        <w:spacing w:after="160" w:line="320" w:lineRule="auto"/>
-        <w:jc w:val="both"/>
-      </w:pPr>
-      <w:r>
-        <w:t>Medienkonsum ist das Ergebnis eines Zusammenspiels zweier Seiten: Auf der einen Seite stehen die Nutzenden mit ihren Bedürfnissen und Motivationen wie Information, Unterhaltung, Orientierung, soziale Zugehörigkeit und Identitätsbildung. Auf der anderen Seite stehen die Anbieter mit ihren Geschäftsmodellen, Zielen und Anreizen wie Reichweite, Nutzerbindung, Werbeeinnahmen und Marktanteilen. Idealerweise stehen diese beiden Seiten in einem ausgewogenen Verhältnis: Die Anbieter liefern Inhalte, die Bedürfnisse der Nutzenden erfüllen, und erhalten dafür Aufmerksamkeit oder Entgelt. In den letzten zwei Jahrzehnten hat sich dieses Gleichgewicht jedoch zunehmend zugunsten der Anbieterseite verschoben, insbesondere im Bereich der sozialen Medien (Zuboff, 2019; Montag &amp; Elhai, 2023).</w:t>
+      <w:proofErr w:type="gramEnd"/>
+    </w:p>
+    <w:p>
+      <w:pPr>
+        <w:spacing w:after="160" w:line="320" w:lineRule="auto"/>
+        <w:jc w:val="both"/>
+      </w:pPr>
+      <w:r>
+        <w:t>Medienkonsum ist das Ergebnis eines Zusammenspiels zweier Seiten: Auf der einen Seite stehen die Nutzenden mit ihren Bedürfnissen und Motivationen wie Information, Unterhaltung, Orientierung, soziale Zugehörigkeit und Identitätsbildung. Auf der anderen Seite stehen die Anbieter mit ihren Geschäftsmodellen, Zielen und Anreizen wie Reichweite, Nutzerbindung, Werbeeinnahmen und Marktanteilen. Idealerweise stehen diese beiden Seiten in einem ausgewogenen Verhältnis: Die Anbieter liefern Inhalte, die Bedürfnisse der Nutzenden erfüllen, und erhalten dafür Aufmerksamkeit oder Entgelt. In den letzten zwei Jahrzehnten hat sich dieses Gleichgewicht jedoch zunehmend zugunsten der Anbieterseite verschoben, insbesondere im Bereich der sozialen Medien (</w:t>
+      </w:r>
+      <w:proofErr w:type="spellStart"/>
+      <w:r>
+        <w:t>Zuboff</w:t>
+      </w:r>
+      <w:proofErr w:type="spellEnd"/>
+      <w:r>
+        <w:t xml:space="preserve">, 2019; Montag &amp; </w:t>
+      </w:r>
+      <w:proofErr w:type="spellStart"/>
+      <w:r>
+        <w:t>Elhai</w:t>
+      </w:r>
+      <w:proofErr w:type="spellEnd"/>
+      <w:r>
+        <w:t>, 2023).</w:t>
       </w:r>
     </w:p>
     <w:p>
@@ -157,26 +186,63 @@
       <w:pPr>
         <w:pStyle w:val="berschrift2"/>
       </w:pPr>
-      <w:r>
-        <w:t>1.1  Das Spannungsfeld zwischen Nutzer und Anbieter</w:t>
-      </w:r>
-    </w:p>
-    <w:p>
-      <w:pPr>
-        <w:spacing w:after="160" w:line="320" w:lineRule="auto"/>
-        <w:jc w:val="both"/>
-      </w:pPr>
-      <w:r>
-        <w:t>Die Motivationen der Nutzenden digitaler Medien sind vielfältig und lassen sich grob vier Ebenen zuordnen (in Anlehnung an den Uses-and-Gratifications-Ansatz nach Katz, Blumler und Gurevitch, 1973, sowie die Self-Determination Theory nach Ryan und Deci, 2000): (1) kognitive Bedürfnisse wie Information und Orientierung, (2) affektive Bedürfnisse wie Unterhaltung und Entspannung, (3) soziale Bedürfnisse wie Zugehörigkeit und Austausch sowie (4) Bedürfnisse nach persönlicher Entwicklung und Selbstbestimmung. Wird ein Medium diesen Motivationen gerecht, entstehen Zufriedenheit, Kompetenzerleben und Autonomie.</w:t>
-      </w:r>
-    </w:p>
-    <w:p>
-      <w:pPr>
-        <w:spacing w:after="160" w:line="320" w:lineRule="auto"/>
-        <w:jc w:val="both"/>
-      </w:pPr>
-      <w:r>
-        <w:t>Die Motivationen der Anbieter hingegen sind primär ökonomischer Natur. Kommerzielle Plattformen wie TikTok, Instagram, Facebook oder YouTube finanzieren sich überwiegend durch Werbung. Ihr zentrales Zielgrössensystem sind Engagement-Metriken: Verweildauer, Klicks, Impressions, Interaktionsrate. Diese Grössen entscheiden über den Werbepreis und damit über den Ertrag. Alle zentralen Designentscheidungen, von der Rangfolge der Inhalte bis zur Gestaltung der Benutzeroberfläche, orientieren sich an diesen Metriken.</w:t>
+      <w:proofErr w:type="gramStart"/>
+      <w:r>
+        <w:t>1.1  Das</w:t>
+      </w:r>
+      <w:proofErr w:type="gramEnd"/>
+      <w:r>
+        <w:t xml:space="preserve"> Spannungsfeld zwischen Nutzer und Anbieter</w:t>
+      </w:r>
+    </w:p>
+    <w:p>
+      <w:pPr>
+        <w:spacing w:after="160" w:line="320" w:lineRule="auto"/>
+        <w:jc w:val="both"/>
+      </w:pPr>
+      <w:r>
+        <w:t xml:space="preserve">Die Motivationen der Nutzenden digitaler Medien sind vielfältig und lassen sich grob vier Ebenen zuordnen (in Anlehnung an den </w:t>
+      </w:r>
+      <w:proofErr w:type="spellStart"/>
+      <w:r>
+        <w:t>Uses</w:t>
+      </w:r>
+      <w:proofErr w:type="spellEnd"/>
+      <w:r>
+        <w:t>-and-</w:t>
+      </w:r>
+      <w:proofErr w:type="spellStart"/>
+      <w:r>
+        <w:t>Gratifications</w:t>
+      </w:r>
+      <w:proofErr w:type="spellEnd"/>
+      <w:r>
+        <w:t xml:space="preserve">-Ansatz nach Katz, </w:t>
+      </w:r>
+      <w:proofErr w:type="spellStart"/>
+      <w:r>
+        <w:t>Blumler</w:t>
+      </w:r>
+      <w:proofErr w:type="spellEnd"/>
+      <w:r>
+        <w:t xml:space="preserve"> und Gurevitch, 1973, sowie die Self-Determination Theory nach Ryan und Deci, 2000): (1) kognitive Bedürfnisse wie Information und Orientierung, (2) affektive Bedürfnisse wie Unterhaltung und Entspannung, (3) soziale Bedürfnisse wie Zugehörigkeit und Austausch sowie (4) Bedürfnisse nach persönlicher Entwicklung und Selbstbestimmung. Wird ein Medium diesen Motivationen gerecht, entstehen Zufriedenheit, Kompetenzerleben und Autonomie.</w:t>
+      </w:r>
+    </w:p>
+    <w:p>
+      <w:pPr>
+        <w:spacing w:after="160" w:line="320" w:lineRule="auto"/>
+        <w:jc w:val="both"/>
+      </w:pPr>
+      <w:r>
+        <w:t xml:space="preserve">Die Motivationen der Anbieter hingegen sind primär ökonomischer Natur. Kommerzielle Plattformen wie TikTok, Instagram, Facebook oder YouTube finanzieren sich überwiegend durch Werbung. Ihr zentrales Zielgrössensystem sind Engagement-Metriken: Verweildauer, Klicks, </w:t>
+      </w:r>
+      <w:proofErr w:type="spellStart"/>
+      <w:r>
+        <w:t>Impressions</w:t>
+      </w:r>
+      <w:proofErr w:type="spellEnd"/>
+      <w:r>
+        <w:t>, Interaktionsrate. Diese Grössen entscheiden über den Werbepreis und damit über den Ertrag. Alle zentralen Designentscheidungen, von der Rangfolge der Inhalte bis zur Gestaltung der Benutzeroberfläche, orientieren sich an diesen Metriken.</w:t>
       </w:r>
     </w:p>
     <w:p>
@@ -192,9 +258,14 @@
       <w:pPr>
         <w:pStyle w:val="berschrift2"/>
       </w:pPr>
+      <w:proofErr w:type="gramStart"/>
       <w:r>
         <w:lastRenderedPageBreak/>
-        <w:t>1.2  Das Geschäftsmodell der Aufmerksamkeitsökonomie</w:t>
+        <w:t>1.2  Das</w:t>
+      </w:r>
+      <w:proofErr w:type="gramEnd"/>
+      <w:r>
+        <w:t xml:space="preserve"> Geschäftsmodell der Aufmerksamkeitsökonomie</w:t>
       </w:r>
     </w:p>
     <w:p>
@@ -212,24 +283,53 @@
         <w:jc w:val="both"/>
       </w:pPr>
       <w:r>
-        <w:t>Die Asymmetrie dieses Modells ist strukturell: Während die Plattformen immer mehr über ihre Nutzenden wissen, bleibt den Nutzenden verborgen, welche Daten erhoben, wie sie interpretiert und mit welchem Ziel sie eingesetzt werden. Reviglio und Agosti (2020) sprechen in diesem Zusammenhang vom Fehlen einer «algorithmischen Souveränität»: Nutzende sind den Entscheidungen der Systeme weitgehend ausgeliefert, ohne sie substanziell beeinflussen oder auch nur verstehen zu können.</w:t>
+        <w:t xml:space="preserve">Die Asymmetrie dieses Modells ist strukturell: Während die Plattformen immer mehr über ihre Nutzenden wissen, bleibt den Nutzenden verborgen, welche Daten erhoben, wie sie interpretiert und mit welchem Ziel sie eingesetzt werden. </w:t>
+      </w:r>
+      <w:proofErr w:type="spellStart"/>
+      <w:r>
+        <w:t>Reviglio</w:t>
+      </w:r>
+      <w:proofErr w:type="spellEnd"/>
+      <w:r>
+        <w:t xml:space="preserve"> und Agosti (2020) sprechen in diesem Zusammenhang vom Fehlen einer «algorithmischen Souveränität»: Nutzende sind den Entscheidungen der Systeme weitgehend ausgeliefert, ohne sie substanziell beeinflussen oder auch nur verstehen zu können.</w:t>
       </w:r>
     </w:p>
     <w:p>
       <w:pPr>
         <w:pStyle w:val="berschrift2"/>
       </w:pPr>
-      <w:r>
-        <w:t>1.3  Manipulative Designmuster</w:t>
-      </w:r>
-    </w:p>
-    <w:p>
-      <w:pPr>
-        <w:spacing w:after="160" w:line="320" w:lineRule="auto"/>
-        <w:jc w:val="both"/>
-      </w:pPr>
-      <w:r>
-        <w:t>Die ökonomische Logik manifestiert sich in konkreten Designmustern, die gezielt auf Schwachstellen der menschlichen Psyche zielen. Fogg (2003) hat mit dem Modell der Persuasive Technology gezeigt, wie Computer als Werkzeuge, Medien und soziale Akteure Verhalten beeinflussen können; Social-Media-Plattformen nutzen diese Prinzipien heute in grossem Massstab zur Engagement-Maximierung (Montag et al., 2019; Montag &amp; Elhai, 2023). Zu den am besten dokumentierten Mustern gehören:</w:t>
+      <w:proofErr w:type="gramStart"/>
+      <w:r>
+        <w:t>1.3  Manipulative</w:t>
+      </w:r>
+      <w:proofErr w:type="gramEnd"/>
+      <w:r>
+        <w:t xml:space="preserve"> Designmuster</w:t>
+      </w:r>
+    </w:p>
+    <w:p>
+      <w:pPr>
+        <w:spacing w:after="160" w:line="320" w:lineRule="auto"/>
+        <w:jc w:val="both"/>
+      </w:pPr>
+      <w:r>
+        <w:t xml:space="preserve">Die ökonomische Logik manifestiert sich in konkreten Designmustern, die gezielt auf Schwachstellen der menschlichen Psyche zielen. Fogg (2003) hat mit dem Modell der Persuasive Technology gezeigt, wie Computer als Werkzeuge, Medien und soziale Akteure Verhalten beeinflussen können; </w:t>
+      </w:r>
+      <w:proofErr w:type="spellStart"/>
+      <w:r>
+        <w:t>Social</w:t>
+      </w:r>
+      <w:proofErr w:type="spellEnd"/>
+      <w:r>
+        <w:t xml:space="preserve">-Media-Plattformen nutzen diese Prinzipien heute in grossem Massstab zur Engagement-Maximierung (Montag et al., 2019; Montag &amp; </w:t>
+      </w:r>
+      <w:proofErr w:type="spellStart"/>
+      <w:r>
+        <w:t>Elhai</w:t>
+      </w:r>
+      <w:proofErr w:type="spellEnd"/>
+      <w:r>
+        <w:t>, 2023). Zu den am besten dokumentierten Mustern gehören:</w:t>
       </w:r>
     </w:p>
     <w:p>
@@ -321,12 +421,21 @@
         </w:numPr>
         <w:spacing w:after="80" w:line="300" w:lineRule="auto"/>
       </w:pPr>
+      <w:proofErr w:type="spellStart"/>
       <w:r>
         <w:rPr>
           <w:b/>
           <w:bCs/>
         </w:rPr>
-        <w:t xml:space="preserve">Social-Proof- und Reziprozitätsmechanismen, </w:t>
+        <w:t>Social</w:t>
+      </w:r>
+      <w:proofErr w:type="spellEnd"/>
+      <w:r>
+        <w:rPr>
+          <w:b/>
+          <w:bCs/>
+        </w:rPr>
+        <w:t xml:space="preserve">-Proof- und Reziprozitätsmechanismen, </w:t>
       </w:r>
       <w:r>
         <w:t>die soziale Grundbedürfnisse (Bestätigung, Gegenseitigkeit) für die Plattformbindung nutzen.</w:t>
@@ -345,9 +454,14 @@
       <w:pPr>
         <w:pStyle w:val="berschrift2"/>
       </w:pPr>
+      <w:proofErr w:type="gramStart"/>
       <w:r>
         <w:lastRenderedPageBreak/>
-        <w:t>1.4  Filterblasen, Echokammern und Polarisierung</w:t>
+        <w:t>1.4  Filterblasen</w:t>
+      </w:r>
+      <w:proofErr w:type="gramEnd"/>
+      <w:r>
+        <w:t>, Echokammern und Polarisierung</w:t>
       </w:r>
     </w:p>
     <w:p>
@@ -365,24 +479,45 @@
         <w:jc w:val="both"/>
       </w:pPr>
       <w:r>
-        <w:t>Sunstein (2017) beschreibt, wie diese Informationsarchitekturen die gesellschaftliche Polarisierung befeuern: Wenn Nutzende bevorzugt mit Inhalten konfrontiert werden, die ihre bestehende Meinung bestätigen, verschärfen sich die Gräben zwischen unterschiedlichen Weltsichten. Dabei ist wichtig, dass dies nicht allein ein Problem der Algorithmen ist (menschliche kognitive Verzerrungen wie der Confirmation Bias wirken in die gleiche Richtung), sondern dass die Algorithmen bestehende Tendenzen systematisch verstärken, weil polarisierende und emotionalisierende Inhalte stärkere Reaktionen und damit höheres Engagement auslösen. Vosoughi, Roy und Aral (2018) belegen dies empirisch anhand einer grossangelegten Twitter-Analyse: Falsch- und Sensationsinformationen verbreiten sich im Durchschnitt schneller, tiefer und breiter als vergleichbare wahre Inhalte, was primär auf die stärkere emotionale Reaktion der Nutzenden zurückzuführen ist.</w:t>
+        <w:t xml:space="preserve">Sunstein (2017) beschreibt, wie diese Informationsarchitekturen die gesellschaftliche Polarisierung befeuern: Wenn Nutzende bevorzugt mit Inhalten konfrontiert werden, die ihre bestehende Meinung bestätigen, verschärfen sich die Gräben zwischen unterschiedlichen Weltsichten. Dabei ist wichtig, dass dies nicht allein ein Problem der Algorithmen ist (menschliche kognitive Verzerrungen wie der </w:t>
+      </w:r>
+      <w:proofErr w:type="spellStart"/>
+      <w:r>
+        <w:t>Confirmation</w:t>
+      </w:r>
+      <w:proofErr w:type="spellEnd"/>
+      <w:r>
+        <w:t xml:space="preserve"> Bias wirken in die gleiche Richtung), sondern dass die Algorithmen bestehende Tendenzen systematisch verstärken, weil polarisierende und emotionalisierende Inhalte stärkere Reaktionen und damit höheres Engagement auslösen. Vosoughi, Roy und Aral (2018) belegen dies empirisch anhand einer grossangelegten Twitter-Analyse: Falsch- und Sensationsinformationen verbreiten sich im Durchschnitt schneller, tiefer und breiter als vergleichbare wahre Inhalte, was primär auf die stärkere emotionale Reaktion der Nutzenden zurückzuführen ist.</w:t>
       </w:r>
     </w:p>
     <w:p>
       <w:pPr>
         <w:pStyle w:val="berschrift2"/>
       </w:pPr>
-      <w:r>
-        <w:t>1.5  Psychisches Wohlbefinden und Suchtverhalten</w:t>
-      </w:r>
-    </w:p>
-    <w:p>
-      <w:pPr>
-        <w:spacing w:after="160" w:line="320" w:lineRule="auto"/>
-        <w:jc w:val="both"/>
-      </w:pPr>
-      <w:r>
-        <w:t>Die Folgen für das individuelle Wohlbefinden sind inzwischen empirisch vielfach untersucht. Verduyn et al. (2015) zeigen in einer experimentellen und längsschnittlichen Studie, dass passive Facebook-Nutzung (Konsumieren ohne aktive Teilnahme) das affektive Wohlbefinden nachweislich untergräbt, während aktive, kommunikative Nutzung neutral oder sogar positiv wirkt.</w:t>
+      <w:proofErr w:type="gramStart"/>
+      <w:r>
+        <w:t>1.5  Psychisches</w:t>
+      </w:r>
+      <w:proofErr w:type="gramEnd"/>
+      <w:r>
+        <w:t xml:space="preserve"> Wohlbefinden und Suchtverhalten</w:t>
+      </w:r>
+    </w:p>
+    <w:p>
+      <w:pPr>
+        <w:spacing w:after="160" w:line="320" w:lineRule="auto"/>
+        <w:jc w:val="both"/>
+      </w:pPr>
+      <w:r>
+        <w:t xml:space="preserve">Die Folgen für das individuelle Wohlbefinden sind inzwischen empirisch vielfach untersucht. </w:t>
+      </w:r>
+      <w:proofErr w:type="spellStart"/>
+      <w:r>
+        <w:t>Verduyn</w:t>
+      </w:r>
+      <w:proofErr w:type="spellEnd"/>
+      <w:r>
+        <w:t xml:space="preserve"> et al. (2015) zeigen in einer experimentellen und längsschnittlichen Studie, dass passive Facebook-Nutzung (Konsumieren ohne aktive Teilnahme) das affektive Wohlbefinden nachweislich untergräbt, während aktive, kommunikative Nutzung neutral oder sogar positiv wirkt.</w:t>
       </w:r>
     </w:p>
     <w:p>
@@ -411,8 +546,13 @@
       <w:pPr>
         <w:pStyle w:val="berschrift2"/>
       </w:pPr>
-      <w:r>
-        <w:t>1.6  Verlust der Nutzerautonomie</w:t>
+      <w:proofErr w:type="gramStart"/>
+      <w:r>
+        <w:t>1.6  Verlust</w:t>
+      </w:r>
+      <w:proofErr w:type="gramEnd"/>
+      <w:r>
+        <w:t xml:space="preserve"> der Nutzerautonomie</w:t>
       </w:r>
     </w:p>
     <w:p>
@@ -430,15 +570,36 @@
         <w:jc w:val="both"/>
       </w:pPr>
       <w:r>
-        <w:t>In der Praxis manifestiert sich dieser Autonomieverlust auf mehreren Ebenen: Nutzende sehen nicht, warum ein bestimmter Inhalt ausgespielt wird (Black Box). Sie können die zugrundeliegende Logik nicht substanziell ändern (fehlende Souveränität, Reviglio &amp; Agosti, 2020). Ihre Steuerungsmöglichkeiten beschränken sich auf oberflächliche Stellschrauben («diesen Kanal nicht mehr anzeigen», «Interesse bekunden»), während die tieferen Entscheidungsstrukturen intransparent bleiben. Milano, Taddeo und Floridi (2020) argumentieren deshalb, dass Empfehlungssysteme neben Relevanz auch Diversität, Fairness und Nutzerwohl als explizite Optimierungsziele benötigen.</w:t>
+        <w:t xml:space="preserve">In der Praxis manifestiert sich dieser Autonomieverlust auf mehreren Ebenen: Nutzende sehen nicht, warum ein bestimmter Inhalt ausgespielt wird (Black Box). Sie können die zugrundeliegende Logik nicht substanziell ändern (fehlende Souveränität, </w:t>
+      </w:r>
+      <w:proofErr w:type="spellStart"/>
+      <w:r>
+        <w:t>Reviglio</w:t>
+      </w:r>
+      <w:proofErr w:type="spellEnd"/>
+      <w:r>
+        <w:t xml:space="preserve"> &amp; Agosti, 2020). Ihre Steuerungsmöglichkeiten beschränken sich auf oberflächliche Stellschrauben («diesen Kanal nicht mehr anzeigen», «Interesse bekunden»), während die tieferen Entscheidungsstrukturen intransparent bleiben. Milano, Taddeo und </w:t>
+      </w:r>
+      <w:proofErr w:type="spellStart"/>
+      <w:r>
+        <w:t>Floridi</w:t>
+      </w:r>
+      <w:proofErr w:type="spellEnd"/>
+      <w:r>
+        <w:t xml:space="preserve"> (2020) argumentieren deshalb, dass Empfehlungssysteme neben Relevanz auch Diversität, Fairness und Nutzerwohl als explizite Optimierungsziele benötigen.</w:t>
       </w:r>
     </w:p>
     <w:p>
       <w:pPr>
         <w:pStyle w:val="berschrift2"/>
       </w:pPr>
-      <w:r>
-        <w:t>1.7  Zwischenfazit: Der Kern des Problems</w:t>
+      <w:proofErr w:type="gramStart"/>
+      <w:r>
+        <w:t>1.7  Zwischenfazit</w:t>
+      </w:r>
+      <w:proofErr w:type="gramEnd"/>
+      <w:r>
+        <w:t>: Der Kern des Problems</w:t>
       </w:r>
     </w:p>
     <w:p>
@@ -456,7 +617,39 @@
         <w:jc w:val="both"/>
       </w:pPr>
       <w:r>
-        <w:t>Die Forschungslage zeigt drei miteinander verwobene Aspekte dieses Ungleichgewichts. Erstens ist es kein Zufall, sondern strukturell im werbefinanzierten Geschäftsmodell angelegt (Zuboff, 2019; Montag &amp; Elhai, 2023). Zweitens hat es messbare negative Folgen auf Informationsvielfalt, soziale Kohäsion und individuelles Wohlbefinden (Nguyen et al., 2014; Geschke et al., 2019; Verduyn et al., 2015; Orben, 2020). Drittens verfügen Nutzende in den aktuellen Systemen kaum über die Möglichkeit, dieses Ungleichgewicht selbst zu korrigieren (Reviglio &amp; Agosti, 2020; Milano et al., 2020).</w:t>
+        <w:t>Die Forschungslage zeigt drei miteinander verwobene Aspekte dieses Ungleichgewichts. Erstens ist es kein Zufall, sondern strukturell im werbefinanzierten Geschäftsmodell angelegt (</w:t>
+      </w:r>
+      <w:proofErr w:type="spellStart"/>
+      <w:r>
+        <w:t>Zuboff</w:t>
+      </w:r>
+      <w:proofErr w:type="spellEnd"/>
+      <w:r>
+        <w:t xml:space="preserve">, 2019; Montag &amp; </w:t>
+      </w:r>
+      <w:proofErr w:type="spellStart"/>
+      <w:r>
+        <w:t>Elhai</w:t>
+      </w:r>
+      <w:proofErr w:type="spellEnd"/>
+      <w:r>
+        <w:t xml:space="preserve">, 2023). Zweitens hat es messbare negative Folgen auf Informationsvielfalt, soziale Kohäsion und individuelles Wohlbefinden (Nguyen et al., 2014; Geschke et al., 2019; </w:t>
+      </w:r>
+      <w:proofErr w:type="spellStart"/>
+      <w:r>
+        <w:t>Verduyn</w:t>
+      </w:r>
+      <w:proofErr w:type="spellEnd"/>
+      <w:r>
+        <w:t xml:space="preserve"> et al., 2015; Orben, 2020). Drittens verfügen Nutzende in den aktuellen Systemen kaum über die Möglichkeit, dieses Ungleichgewicht selbst zu korrigieren (</w:t>
+      </w:r>
+      <w:proofErr w:type="spellStart"/>
+      <w:r>
+        <w:t>Reviglio</w:t>
+      </w:r>
+      <w:proofErr w:type="spellEnd"/>
+      <w:r>
+        <w:t xml:space="preserve"> &amp; Agosti, 2020; Milano et al., 2020).</w:t>
       </w:r>
     </w:p>
     <w:p>
@@ -472,10 +665,12 @@
       <w:pPr>
         <w:pStyle w:val="berschrift1"/>
       </w:pPr>
+      <w:proofErr w:type="gramStart"/>
       <w:r>
         <w:lastRenderedPageBreak/>
         <w:t>2  Background</w:t>
       </w:r>
+      <w:proofErr w:type="gramEnd"/>
     </w:p>
     <w:p>
       <w:pPr>
@@ -490,8 +685,13 @@
       <w:pPr>
         <w:pStyle w:val="berschrift2"/>
       </w:pPr>
-      <w:r>
-        <w:t>2.1  Vorgehen der Literaturrecherche</w:t>
+      <w:proofErr w:type="gramStart"/>
+      <w:r>
+        <w:t>2.1  Vorgehen</w:t>
+      </w:r>
+      <w:proofErr w:type="gramEnd"/>
+      <w:r>
+        <w:t xml:space="preserve"> der Literaturrecherche</w:t>
       </w:r>
     </w:p>
     <w:p>
@@ -509,34 +709,146 @@
         <w:jc w:val="both"/>
       </w:pPr>
       <w:r>
-        <w:t>Als erstes Werkzeug wurden die klassischen wissenschaftlichen Suchmaschinen Swisscovery und Google Scholar eingesetzt. Gesucht wurde nach englisch- und deutschsprachigen Quellen zu den Kernbegriffen «Digital Wellbeing», «Social Media», «Recommender Systems», «Personalization», «Value-Sensitive Design» und «Self-Determination Theory». Die Ergebnislisten wurden nach Titel, Abstract und Zitationshäufigkeit vorgefiltert. Als besonders ertragreich erwiesen sich die Reviews von Burr et al. (2020) und Orben (2020), die als Einstiegspunkte für Rückwärtssuchen dienten.</w:t>
-      </w:r>
-    </w:p>
-    <w:p>
-      <w:pPr>
-        <w:spacing w:after="160" w:line="320" w:lineRule="auto"/>
-        <w:jc w:val="both"/>
-      </w:pPr>
-      <w:r>
-        <w:t>Als zweites Werkzeug wurde Claude (Anthropic) als KI-basiertes Recherchewerkzeug eingesetzt, primär zur Query Expansion und zur Identifikation angrenzender Theoriefelder. Prompts wie «Welche Theorien und zentralen Autorinnen und Autoren prägen die Debatte um Digital Wellbeing in Social Media?» oder «Welche Konzepte adressieren Nutzerkontrolle und algorithmische Transparenz in Empfehlungssystemen?» lieferten thematische Übersichten und konkrete Quellenvorschläge. Auf diesem Weg wurden unter anderem die Begriffe «Algorithmic Sovereignty» (Reviglio &amp; Agosti, 2020), «Persuasive Technology» (Fogg, 2003), «Digital Nudging» (Weinmann et al., 2016) und das METUX-Modell (Peters et al., 2018) als relevant identifiziert. Claude wurde dabei ausschliesslich für die Ideenfindung und Begriffserweiterung genutzt; jede vorgeschlagene Quelle wurde anschliessend in Swisscovery, im Verlagskatalog oder über den Digital Object Identifier verifiziert und als Originaldokument bezogen. Kein Inhalt wurde ohne Gegenprüfung übernommen.</w:t>
-      </w:r>
-    </w:p>
-    <w:p>
-      <w:pPr>
-        <w:spacing w:after="160" w:line="320" w:lineRule="auto"/>
-        <w:jc w:val="both"/>
-      </w:pPr>
-      <w:r>
-        <w:t>Als drittes Werkzeug wurde NotebookLM (Google) eingesetzt, um den aufgebauten Quellenpool thematisch zu strukturieren und die Kernaussagen mehrerer Arbeiten gegenüberzustellen. Dies erleichterte die Einordnung der Quellen in die Abschnitte zu Bedürfnissen, Mechanismen und Beurteilungsgrundlagen und half, inhaltliche Dopplungen und Lücken zu erkennen.</w:t>
-      </w:r>
-    </w:p>
-    <w:p>
-      <w:pPr>
-        <w:spacing w:after="160" w:line="320" w:lineRule="auto"/>
-        <w:jc w:val="both"/>
-      </w:pPr>
-      <w:r>
-        <w:t xml:space="preserve">Die finale Verwaltung der Quellen erfolgt in Zotero. Das gesamte Quellenset ist dort gepflegt und exportierbar; die in Kapitel 1 und 2 zitierten Arbeiten sind im Literaturverzeichnis aufgeführt. Der </w:t>
+        <w:t xml:space="preserve">Als erstes Werkzeug wurden die klassischen wissenschaftlichen Suchmaschinen </w:t>
+      </w:r>
+      <w:proofErr w:type="spellStart"/>
+      <w:r>
+        <w:t>Swisscovery</w:t>
+      </w:r>
+      <w:proofErr w:type="spellEnd"/>
+      <w:r>
+        <w:t xml:space="preserve"> und Google Scholar eingesetzt. Gesucht wurde nach englisch- und deutschsprachigen Quellen zu den Kernbegriffen «Digital Wellbeing», «</w:t>
+      </w:r>
+      <w:proofErr w:type="spellStart"/>
+      <w:r>
+        <w:t>Social</w:t>
+      </w:r>
+      <w:proofErr w:type="spellEnd"/>
+      <w:r>
+        <w:t xml:space="preserve"> Media», «</w:t>
+      </w:r>
+      <w:proofErr w:type="spellStart"/>
+      <w:r>
+        <w:t>Recommender</w:t>
+      </w:r>
+      <w:proofErr w:type="spellEnd"/>
+      <w:r>
+        <w:t xml:space="preserve"> Systems», «</w:t>
+      </w:r>
+      <w:proofErr w:type="spellStart"/>
+      <w:r>
+        <w:t>Personalization</w:t>
+      </w:r>
+      <w:proofErr w:type="spellEnd"/>
+      <w:r>
+        <w:t>», «Value-Sensitive Design» und «Self-Determination Theory». Die Ergebnislisten wurden nach Titel, Abstract und Zitationshäufigkeit vorgefiltert. Als besonders ertragreich erwiesen sich die Reviews von Burr et al. (2020) und Orben (2020), die als Einstiegspunkte für Rückwärtssuchen dienten.</w:t>
+      </w:r>
+    </w:p>
+    <w:p>
+      <w:pPr>
+        <w:spacing w:after="160" w:line="320" w:lineRule="auto"/>
+        <w:jc w:val="both"/>
+      </w:pPr>
+      <w:r>
+        <w:t xml:space="preserve">Als zweites Werkzeug wurde Claude (Anthropic) als KI-basiertes Recherchewerkzeug eingesetzt, primär zur Query Expansion und zur Identifikation angrenzender Theoriefelder. Prompts wie «Welche Theorien und zentralen Autorinnen und Autoren prägen die Debatte um Digital Wellbeing in </w:t>
+      </w:r>
+      <w:proofErr w:type="spellStart"/>
+      <w:r>
+        <w:t>Social</w:t>
+      </w:r>
+      <w:proofErr w:type="spellEnd"/>
+      <w:r>
+        <w:t xml:space="preserve"> Media?» oder «Welche Konzepte adressieren Nutzerkontrolle und algorithmische Transparenz in Empfehlungssystemen?» lieferten thematische Übersichten und konkrete Quellenvorschläge. Auf diesem Weg wurden unter anderem die Begriffe «</w:t>
+      </w:r>
+      <w:proofErr w:type="spellStart"/>
+      <w:r>
+        <w:t>Algorithmic</w:t>
+      </w:r>
+      <w:proofErr w:type="spellEnd"/>
+      <w:r>
+        <w:t xml:space="preserve"> </w:t>
+      </w:r>
+      <w:proofErr w:type="spellStart"/>
+      <w:r>
+        <w:t>Sovereignty</w:t>
+      </w:r>
+      <w:proofErr w:type="spellEnd"/>
+      <w:r>
+        <w:t>» (</w:t>
+      </w:r>
+      <w:proofErr w:type="spellStart"/>
+      <w:r>
+        <w:t>Reviglio</w:t>
+      </w:r>
+      <w:proofErr w:type="spellEnd"/>
+      <w:r>
+        <w:t xml:space="preserve"> &amp; Agosti, 2020), «Persuasive Technology» (Fogg, 2003), «Digital Nudging» (Weinmann et al., 2016) und das METUX-Modell (Peters et al., 2018) als relevant identifiziert. Claude wurde dabei ausschliesslich für die Ideenfindung und Begriffserweiterung genutzt; jede vorgeschlagene Quelle wurde anschliessend in </w:t>
+      </w:r>
+      <w:proofErr w:type="spellStart"/>
+      <w:r>
+        <w:t>Swisscovery</w:t>
+      </w:r>
+      <w:proofErr w:type="spellEnd"/>
+      <w:r>
+        <w:t xml:space="preserve">, im Verlagskatalog oder über den Digital </w:t>
+      </w:r>
+      <w:proofErr w:type="spellStart"/>
+      <w:r>
+        <w:t>Object</w:t>
+      </w:r>
+      <w:proofErr w:type="spellEnd"/>
+      <w:r>
+        <w:t xml:space="preserve"> Identifier verifiziert und als Originaldokument bezogen. Kein Inhalt wurde ohne Gegenprüfung übernommen.</w:t>
+      </w:r>
+    </w:p>
+    <w:p>
+      <w:pPr>
+        <w:spacing w:after="160" w:line="320" w:lineRule="auto"/>
+        <w:jc w:val="both"/>
+        <w:rPr>
+          <w:i/>
+          <w:iCs/>
+        </w:rPr>
+      </w:pPr>
+      <w:r>
+        <w:rPr>
+          <w:i/>
+          <w:iCs/>
+        </w:rPr>
+        <w:t xml:space="preserve">Als drittes Werkzeug wurde </w:t>
+      </w:r>
+      <w:proofErr w:type="spellStart"/>
+      <w:r>
+        <w:rPr>
+          <w:i/>
+          <w:iCs/>
+        </w:rPr>
+        <w:t>NotebookLM</w:t>
+      </w:r>
+      <w:proofErr w:type="spellEnd"/>
+      <w:r>
+        <w:rPr>
+          <w:i/>
+          <w:iCs/>
+        </w:rPr>
+        <w:t xml:space="preserve"> (Google) eingesetzt, um den aufgebauten Quellenpool thematisch zu strukturieren und die Kernaussagen mehrerer Arbeiten gegenüberzustellen. Dies erleichterte die Einordnung der Quellen in die Abschnitte zu Bedürfnissen, Mechanismen und Beurteilungsgrundlagen und half, inhaltliche Dopplungen und Lücken zu erkennen.</w:t>
+      </w:r>
+    </w:p>
+    <w:p>
+      <w:pPr>
+        <w:spacing w:after="160" w:line="320" w:lineRule="auto"/>
+        <w:jc w:val="both"/>
+      </w:pPr>
+      <w:r>
+        <w:t xml:space="preserve">Die finale Verwaltung der Quellen erfolgt in </w:t>
+      </w:r>
+      <w:proofErr w:type="spellStart"/>
+      <w:r>
+        <w:t>Zotero</w:t>
+      </w:r>
+      <w:proofErr w:type="spellEnd"/>
+      <w:r>
+        <w:t xml:space="preserve">. Das gesamte Quellenset ist dort gepflegt und exportierbar; die in Kapitel 1 und 2 zitierten Arbeiten sind im Literaturverzeichnis aufgeführt. Der </w:t>
       </w:r>
       <w:r>
         <w:lastRenderedPageBreak/>
@@ -547,17 +859,24 @@
       <w:pPr>
         <w:pStyle w:val="berschrift2"/>
       </w:pPr>
-      <w:r>
-        <w:t>2.2  Bedürfnisse und Motivationen der Akteure</w:t>
+      <w:proofErr w:type="gramStart"/>
+      <w:r>
+        <w:t>2.2  Bedürfnisse</w:t>
+      </w:r>
+      <w:proofErr w:type="gramEnd"/>
+      <w:r>
+        <w:t xml:space="preserve"> und Motivationen der Akteure</w:t>
       </w:r>
     </w:p>
     <w:p>
       <w:pPr>
         <w:pStyle w:val="berschrift3"/>
       </w:pPr>
+      <w:proofErr w:type="gramStart"/>
       <w:r>
         <w:t>2.2.1  Anbieterseite</w:t>
       </w:r>
+      <w:proofErr w:type="gramEnd"/>
     </w:p>
     <w:p>
       <w:pPr>
@@ -585,7 +904,23 @@
         <w:t xml:space="preserve">Kommerzielle Plattformen </w:t>
       </w:r>
       <w:r>
-        <w:t>(TikTok, Meta, YouTube, X) finanzieren sich primär werbebasiert. Ihr zentrales Geschäftsziel ist die Maximierung von Aufmerksamkeit und Datenspuren, die an Werbetreibende weiterverkauft werden (Zuboff, 2019).</w:t>
+        <w:t xml:space="preserve">(TikTok, </w:t>
+      </w:r>
+      <w:proofErr w:type="spellStart"/>
+      <w:r>
+        <w:t>Meta</w:t>
+      </w:r>
+      <w:proofErr w:type="spellEnd"/>
+      <w:r>
+        <w:t>, YouTube, X) finanzieren sich primär werbebasiert. Ihr zentrales Geschäftsziel ist die Maximierung von Aufmerksamkeit und Datenspuren, die an Werbetreibende weiterverkauft werden (</w:t>
+      </w:r>
+      <w:proofErr w:type="spellStart"/>
+      <w:r>
+        <w:t>Zuboff</w:t>
+      </w:r>
+      <w:proofErr w:type="spellEnd"/>
+      <w:r>
+        <w:t>, 2019).</w:t>
       </w:r>
     </w:p>
     <w:p>
@@ -641,17 +976,43 @@
       <w:pPr>
         <w:pStyle w:val="berschrift3"/>
       </w:pPr>
+      <w:proofErr w:type="gramStart"/>
       <w:r>
         <w:t>2.2.2  Nutzerseite</w:t>
       </w:r>
-    </w:p>
-    <w:p>
-      <w:pPr>
-        <w:spacing w:after="160" w:line="320" w:lineRule="auto"/>
-        <w:jc w:val="both"/>
-      </w:pPr>
-      <w:r>
-        <w:t xml:space="preserve">Auf der Nutzerseite lassen sich die Bedürfnisse entlang verschiedener theoretischer Rahmen gruppieren. Aus dem Uses-and-Gratifications-Ansatz (Katz, Blumler &amp; Gurevitch, 1973) ergeben sich typische Nutzungsmotive wie Information, Unterhaltung, soziale Interaktion und Identitätsbildung. Ergänzend identifizieren Ryan und Deci (2000) in der Self-Determination Theory drei psychologische Grundbedürfnisse, die für intrinsische Motivation und Wohlbefinden zentral sind: </w:t>
+      <w:proofErr w:type="gramEnd"/>
+    </w:p>
+    <w:p>
+      <w:pPr>
+        <w:spacing w:after="160" w:line="320" w:lineRule="auto"/>
+        <w:jc w:val="both"/>
+      </w:pPr>
+      <w:r>
+        <w:t xml:space="preserve">Auf der Nutzerseite lassen sich die Bedürfnisse entlang verschiedener theoretischer Rahmen gruppieren. Aus dem </w:t>
+      </w:r>
+      <w:proofErr w:type="spellStart"/>
+      <w:r>
+        <w:t>Uses</w:t>
+      </w:r>
+      <w:proofErr w:type="spellEnd"/>
+      <w:r>
+        <w:t>-and-</w:t>
+      </w:r>
+      <w:proofErr w:type="spellStart"/>
+      <w:r>
+        <w:t>Gratifications</w:t>
+      </w:r>
+      <w:proofErr w:type="spellEnd"/>
+      <w:r>
+        <w:t xml:space="preserve">-Ansatz (Katz, </w:t>
+      </w:r>
+      <w:proofErr w:type="spellStart"/>
+      <w:r>
+        <w:t>Blumler</w:t>
+      </w:r>
+      <w:proofErr w:type="spellEnd"/>
+      <w:r>
+        <w:t xml:space="preserve"> &amp; Gurevitch, 1973) ergeben sich typische Nutzungsmotive wie Information, Unterhaltung, soziale Interaktion und Identitätsbildung. Ergänzend identifizieren Ryan und Deci (2000) in der Self-Determination Theory drei psychologische Grundbedürfnisse, die für intrinsische Motivation und Wohlbefinden zentral sind: </w:t>
       </w:r>
     </w:p>
     <w:p>
@@ -720,7 +1081,15 @@
         <w:jc w:val="both"/>
       </w:pPr>
       <w:r>
-        <w:t>Peters, Calvo und Ryan (2018) übertragen diese Perspektive im METUX-Modell (Motivation, Engagement and Thriving in User Experience) direkt auf die Gestaltung digitaler Produkte: Ein System fördert Wohlbefinden, wenn es diese Grundbedürfnisse auf mehreren Ebenen (Adoption, Benutzeroberfläche, Aufgabe, Verhalten, Leben) unterstützt, und untergräbt es, wenn es sie blockiert.</w:t>
+        <w:t xml:space="preserve">Peters, Calvo und Ryan (2018) übertragen diese Perspektive im METUX-Modell (Motivation, Engagement and </w:t>
+      </w:r>
+      <w:proofErr w:type="spellStart"/>
+      <w:r>
+        <w:t>Thriving</w:t>
+      </w:r>
+      <w:proofErr w:type="spellEnd"/>
+      <w:r>
+        <w:t xml:space="preserve"> in User Experience) direkt auf die Gestaltung digitaler Produkte: Ein System fördert Wohlbefinden, wenn es diese Grundbedürfnisse auf mehreren Ebenen (Adoption, Benutzeroberfläche, Aufgabe, Verhalten, Leben) unterstützt, und untergräbt es, wenn es sie blockiert.</w:t>
       </w:r>
     </w:p>
     <w:p>
@@ -737,8 +1106,13 @@
       <w:pPr>
         <w:pStyle w:val="berschrift2"/>
       </w:pPr>
-      <w:r>
-        <w:t>2.3  Mechanismen digitaler Medienangebote</w:t>
+      <w:proofErr w:type="gramStart"/>
+      <w:r>
+        <w:t>2.3  Mechanismen</w:t>
+      </w:r>
+      <w:proofErr w:type="gramEnd"/>
+      <w:r>
+        <w:t xml:space="preserve"> digitaler Medienangebote</w:t>
       </w:r>
     </w:p>
     <w:p>
@@ -754,51 +1128,100 @@
       <w:pPr>
         <w:pStyle w:val="berschrift3"/>
       </w:pPr>
-      <w:r>
-        <w:t>2.3.1  Klassifikation und Ontologien</w:t>
-      </w:r>
-    </w:p>
-    <w:p>
-      <w:pPr>
-        <w:spacing w:after="160" w:line="320" w:lineRule="auto"/>
-        <w:jc w:val="both"/>
-      </w:pPr>
-      <w:r>
-        <w:t>Inhalte müssen strukturiert werden, damit sie auffindbar und empfehlbar sind. Klassifikationssysteme ordnen Inhalte entlang festgelegter Kategorien (Genre, Thema, Stimmung, Zielgruppe). Ontologien gehen darüber hinaus und modellieren semantische Beziehungen zwischen Konzepten, etwa die Zugehörigkeit von Subgenres zu Obergenres oder Ähnlichkeiten zwischen Themen. Auf der Nutzerseite werden analoge Strukturen verwendet, um Interessensprofile explizit oder implizit zu repräsentieren. Die Qualität dieser Strukturen prägt massgeblich die Qualität späterer Empfehlungen.</w:t>
+      <w:proofErr w:type="gramStart"/>
+      <w:r>
+        <w:t>2.3.1  Klassifikation</w:t>
+      </w:r>
+      <w:proofErr w:type="gramEnd"/>
+      <w:r>
+        <w:t xml:space="preserve"> und Ontologien</w:t>
+      </w:r>
+    </w:p>
+    <w:p>
+      <w:pPr>
+        <w:spacing w:after="160" w:line="320" w:lineRule="auto"/>
+        <w:jc w:val="both"/>
+      </w:pPr>
+      <w:r>
+        <w:t xml:space="preserve">Inhalte müssen strukturiert werden, damit sie auffindbar und </w:t>
+      </w:r>
+      <w:proofErr w:type="spellStart"/>
+      <w:r>
+        <w:t>empfehlbar</w:t>
+      </w:r>
+      <w:proofErr w:type="spellEnd"/>
+      <w:r>
+        <w:t xml:space="preserve"> sind. Klassifikationssysteme ordnen Inhalte entlang festgelegter Kategorien (Genre, Thema, Stimmung, Zielgruppe). Ontologien gehen darüber hinaus und modellieren semantische Beziehungen zwischen Konzepten, etwa die Zugehörigkeit von Subgenres zu Obergenres oder Ähnlichkeiten zwischen Themen. Auf der Nutzerseite werden analoge Strukturen verwendet, um Interessensprofile explizit oder implizit zu repräsentieren. Die Qualität dieser Strukturen prägt massgeblich die Qualität späterer Empfehlungen.</w:t>
       </w:r>
     </w:p>
     <w:p>
       <w:pPr>
         <w:pStyle w:val="berschrift3"/>
       </w:pPr>
+      <w:proofErr w:type="gramStart"/>
       <w:r>
         <w:t>2.3.2  Suche</w:t>
       </w:r>
-    </w:p>
-    <w:p>
-      <w:pPr>
-        <w:spacing w:after="160" w:line="320" w:lineRule="auto"/>
-        <w:jc w:val="both"/>
-      </w:pPr>
-      <w:r>
-        <w:t>Suchmechanismen sind der klassische aktive Zugang zu Inhalten: Die Nutzenden formulieren eine Anfrage, das System liefert eine Ergebnisliste. Die Relevanzbewertung basiert historisch auf Textmatching und Linkstrukturen, zunehmend auch auf semantischen Embeddings und personalisierten Signalen. Suche ist vergleichsweise transparent, da die Intention von den Nutzenden formuliert wird. Zugleich wächst die Intransparenz dort, wo Personalisierung die Trefferlisten unsichtbar verändert.</w:t>
+      <w:proofErr w:type="gramEnd"/>
+    </w:p>
+    <w:p>
+      <w:pPr>
+        <w:spacing w:after="160" w:line="320" w:lineRule="auto"/>
+        <w:jc w:val="both"/>
+      </w:pPr>
+      <w:r>
+        <w:t xml:space="preserve">Suchmechanismen sind der klassische aktive Zugang zu Inhalten: Die Nutzenden formulieren eine Anfrage, das System liefert eine Ergebnisliste. Die Relevanzbewertung basiert historisch auf </w:t>
+      </w:r>
+      <w:proofErr w:type="spellStart"/>
+      <w:r>
+        <w:t>Textmatching</w:t>
+      </w:r>
+      <w:proofErr w:type="spellEnd"/>
+      <w:r>
+        <w:t xml:space="preserve"> und Linkstrukturen, zunehmend auch auf semantischen </w:t>
+      </w:r>
+      <w:proofErr w:type="spellStart"/>
+      <w:r>
+        <w:t>Embeddings</w:t>
+      </w:r>
+      <w:proofErr w:type="spellEnd"/>
+      <w:r>
+        <w:t xml:space="preserve"> und personalisierten Signalen. Suche </w:t>
+      </w:r>
+      <w:proofErr w:type="gramStart"/>
+      <w:r>
+        <w:t>ist vergleichsweise</w:t>
+      </w:r>
+      <w:proofErr w:type="gramEnd"/>
+      <w:r>
+        <w:t xml:space="preserve"> transparent, da die Intention von den Nutzenden formuliert wird. Zugleich wächst die Intransparenz dort, wo Personalisierung die Trefferlisten unsichtbar verändert.</w:t>
       </w:r>
     </w:p>
     <w:p>
       <w:pPr>
         <w:pStyle w:val="berschrift3"/>
       </w:pPr>
+      <w:proofErr w:type="gramStart"/>
       <w:r>
         <w:t>2.3.3  Empfehlungssysteme</w:t>
       </w:r>
-    </w:p>
-    <w:p>
-      <w:pPr>
-        <w:spacing w:after="160" w:line="320" w:lineRule="auto"/>
-        <w:jc w:val="both"/>
-      </w:pPr>
-      <w:r>
-        <w:t>Empfehlungssysteme (Recommender Systems) schlagen Inhalte vor, ohne dass die Nutzenden aktiv danach suchen. In der Standardliteratur werden drei klassische Hauptparadigmen unterschieden (Ricci, Rokach &amp; Shapira, 2015):</w:t>
+      <w:proofErr w:type="gramEnd"/>
+    </w:p>
+    <w:p>
+      <w:pPr>
+        <w:spacing w:after="160" w:line="320" w:lineRule="auto"/>
+        <w:jc w:val="both"/>
+      </w:pPr>
+      <w:r>
+        <w:t>Empfehlungssysteme (</w:t>
+      </w:r>
+      <w:proofErr w:type="spellStart"/>
+      <w:r>
+        <w:t>Recommender</w:t>
+      </w:r>
+      <w:proofErr w:type="spellEnd"/>
+      <w:r>
+        <w:t xml:space="preserve"> Systems) schlagen Inhalte vor, ohne dass die Nutzenden aktiv danach suchen. In der Standardliteratur werden drei klassische Hauptparadigmen unterschieden (Ricci, Rokach &amp; Shapira, 2015):</w:t>
       </w:r>
     </w:p>
     <w:p>
@@ -858,7 +1281,15 @@
         <w:t xml:space="preserve">Hybride und Deep-Learning-basierte Ansätze: </w:t>
       </w:r>
       <w:r>
-        <w:t>Kombination der obigen Verfahren mit impliziten Signalen (Verweildauer, Scrolltiefe, Wiederholungen) und tiefen neuronalen Modellen, wie sie in Feeds von TikTok oder Instagram dominieren.</w:t>
+        <w:t xml:space="preserve">Kombination der obigen Verfahren mit impliziten Signalen (Verweildauer, </w:t>
+      </w:r>
+      <w:proofErr w:type="spellStart"/>
+      <w:r>
+        <w:t>Scrolltiefe</w:t>
+      </w:r>
+      <w:proofErr w:type="spellEnd"/>
+      <w:r>
+        <w:t>, Wiederholungen) und tiefen neuronalen Modellen, wie sie in Feeds von TikTok oder Instagram dominieren.</w:t>
       </w:r>
     </w:p>
     <w:p>
@@ -868,32 +1299,58 @@
       </w:pPr>
       <w:r>
         <w:lastRenderedPageBreak/>
-        <w:t>Die Optimierung erfolgt in der kommerziellen Praxis überwiegend auf Engagement-Metriken. Nguyen et al. (2014) zeigen, dass dies zur Einengung der inhaltlichen Vielfalt führt. Milano, Taddeo und Floridi (2020) systematisieren die daraus folgenden ethischen Herausforderungen entlang sechs Dimensionen: Inhaltsqualität, Privatsphäre, Autonomie, Meinungsvielfalt, soziale Auswirkungen und Verantwortlichkeit.</w:t>
+        <w:t xml:space="preserve">Die Optimierung erfolgt in der kommerziellen Praxis überwiegend auf Engagement-Metriken. Nguyen et al. (2014) zeigen, dass dies zur Einengung der inhaltlichen Vielfalt führt. Milano, Taddeo und </w:t>
+      </w:r>
+      <w:proofErr w:type="spellStart"/>
+      <w:r>
+        <w:t>Floridi</w:t>
+      </w:r>
+      <w:proofErr w:type="spellEnd"/>
+      <w:r>
+        <w:t xml:space="preserve"> (2020) systematisieren die daraus folgenden ethischen Herausforderungen entlang sechs Dimensionen: Inhaltsqualität, Privatsphäre, Autonomie, Meinungsvielfalt, soziale Auswirkungen und Verantwortlichkeit.</w:t>
       </w:r>
     </w:p>
     <w:p>
       <w:pPr>
         <w:pStyle w:val="berschrift3"/>
       </w:pPr>
-      <w:r>
-        <w:t>2.3.4  Personalisierung und Feed-Kuration</w:t>
-      </w:r>
-    </w:p>
-    <w:p>
-      <w:pPr>
-        <w:spacing w:after="160" w:line="320" w:lineRule="auto"/>
-        <w:jc w:val="both"/>
-      </w:pPr>
-      <w:r>
-        <w:t>Über die reine Empfehlung hinaus kuratieren Plattformen ganze Feeds, also ständig aktualisierte Inhaltsströme, die auf die einzelne Person zugeschnitten sind. Die Entscheidungslogik ist typischerweise nicht einsehbar: Das, was die Nutzenden sehen, ist das Ergebnis tausender implizit gelernter Signale, deren genaues Zusammenspiel selbst die Entwicklerinnen und Entwickler oft nur noch approximativ beschreiben können. Reviglio und Agosti (2020) fordern in diesem Zusammenhang eine algorithmische Souveränität: die Möglichkeit, die Logiken zu verstehen, zu modifizieren und bewusst zu steuern.</w:t>
+      <w:proofErr w:type="gramStart"/>
+      <w:r>
+        <w:t>2.3.4  Personalisierung</w:t>
+      </w:r>
+      <w:proofErr w:type="gramEnd"/>
+      <w:r>
+        <w:t xml:space="preserve"> und Feed-Kuration</w:t>
+      </w:r>
+    </w:p>
+    <w:p>
+      <w:pPr>
+        <w:spacing w:after="160" w:line="320" w:lineRule="auto"/>
+        <w:jc w:val="both"/>
+      </w:pPr>
+      <w:r>
+        <w:t xml:space="preserve">Über die reine Empfehlung hinaus kuratieren Plattformen ganze Feeds, also ständig aktualisierte Inhaltsströme, die auf die einzelne Person zugeschnitten sind. Die Entscheidungslogik ist typischerweise nicht einsehbar: Das, was die Nutzenden sehen, ist das Ergebnis tausender implizit gelernter Signale, deren genaues Zusammenspiel selbst die Entwicklerinnen und Entwickler oft nur noch approximativ beschreiben können. </w:t>
+      </w:r>
+      <w:proofErr w:type="spellStart"/>
+      <w:r>
+        <w:t>Reviglio</w:t>
+      </w:r>
+      <w:proofErr w:type="spellEnd"/>
+      <w:r>
+        <w:t xml:space="preserve"> und Agosti (2020) fordern in diesem Zusammenhang eine algorithmische Souveränität: die Möglichkeit, die Logiken zu verstehen, zu modifizieren und bewusst zu steuern.</w:t>
       </w:r>
     </w:p>
     <w:p>
       <w:pPr>
         <w:pStyle w:val="berschrift3"/>
       </w:pPr>
-      <w:r>
-        <w:t>2.3.5  Sharing und soziale Mechanismen</w:t>
+      <w:proofErr w:type="gramStart"/>
+      <w:r>
+        <w:t>2.3.5  Sharing</w:t>
+      </w:r>
+      <w:proofErr w:type="gramEnd"/>
+      <w:r>
+        <w:t xml:space="preserve"> und soziale Mechanismen</w:t>
       </w:r>
     </w:p>
     <w:p>
@@ -909,8 +1366,13 @@
       <w:pPr>
         <w:pStyle w:val="berschrift3"/>
       </w:pPr>
-      <w:r>
-        <w:t>2.3.6  Persuasive Design und Nudging</w:t>
+      <w:proofErr w:type="gramStart"/>
+      <w:r>
+        <w:t>2.3.6  Persuasive</w:t>
+      </w:r>
+      <w:proofErr w:type="gramEnd"/>
+      <w:r>
+        <w:t xml:space="preserve"> Design und Nudging</w:t>
       </w:r>
     </w:p>
     <w:p>
@@ -926,27 +1388,52 @@
       <w:pPr>
         <w:pStyle w:val="berschrift3"/>
       </w:pPr>
-      <w:r>
-        <w:t>2.3.7  Monetarisierungsmechanismen</w:t>
-      </w:r>
-    </w:p>
-    <w:p>
-      <w:pPr>
-        <w:spacing w:after="160" w:line="320" w:lineRule="auto"/>
-        <w:jc w:val="both"/>
-      </w:pPr>
-      <w:r>
-        <w:t>Die beschriebenen Mechanismen stehen in unmittelbarer Wechselwirkung mit der Monetarisierung. Werbebasierte Plattformen koppeln Empfehlungen, Feeds und persuasive Muster systematisch an Engagement-Metriken, während abonnementbasierte Anbieter tendenziell auf Retention-Metriken optimieren und öffentlich-rechtliche Anbieter auf Erfüllungskennzahlen wie Reichweite und Vielfalt. Die Wahl der Monetarisierung prägt damit das Verhalten der Mechanismen ebenso stark wie ihre technische Architektur (Zuboff, 2019; Montag &amp; Elhai, 2023).</w:t>
+      <w:proofErr w:type="gramStart"/>
+      <w:r>
+        <w:t xml:space="preserve">2.3.7  </w:t>
+      </w:r>
+      <w:proofErr w:type="spellStart"/>
+      <w:r>
+        <w:t>Monetarisierungsmechanismen</w:t>
+      </w:r>
+      <w:proofErr w:type="spellEnd"/>
+      <w:proofErr w:type="gramEnd"/>
+    </w:p>
+    <w:p>
+      <w:pPr>
+        <w:spacing w:after="160" w:line="320" w:lineRule="auto"/>
+        <w:jc w:val="both"/>
+      </w:pPr>
+      <w:r>
+        <w:t>Die beschriebenen Mechanismen stehen in unmittelbarer Wechselwirkung mit der Monetarisierung. Werbebasierte Plattformen koppeln Empfehlungen, Feeds und persuasive Muster systematisch an Engagement-Metriken, während abonnementbasierte Anbieter tendenziell auf Retention-Metriken optimieren und öffentlich-rechtliche Anbieter auf Erfüllungskennzahlen wie Reichweite und Vielfalt. Die Wahl der Monetarisierung prägt damit das Verhalten der Mechanismen ebenso stark wie ihre technische Architektur (</w:t>
+      </w:r>
+      <w:proofErr w:type="spellStart"/>
+      <w:r>
+        <w:t>Zuboff</w:t>
+      </w:r>
+      <w:proofErr w:type="spellEnd"/>
+      <w:r>
+        <w:t xml:space="preserve">, 2019; Montag &amp; </w:t>
+      </w:r>
+      <w:proofErr w:type="spellStart"/>
+      <w:r>
+        <w:t>Elhai</w:t>
+      </w:r>
+      <w:proofErr w:type="spellEnd"/>
+      <w:r>
+        <w:t>, 2023).</w:t>
       </w:r>
     </w:p>
     <w:p>
       <w:pPr>
         <w:pStyle w:val="berschrift2"/>
       </w:pPr>
+      <w:proofErr w:type="gramStart"/>
       <w:r>
         <w:lastRenderedPageBreak/>
         <w:t>2.4  Beurteilungsgrundlagen</w:t>
       </w:r>
+      <w:proofErr w:type="gramEnd"/>
     </w:p>
     <w:p>
       <w:pPr>
@@ -961,8 +1448,13 @@
       <w:pPr>
         <w:pStyle w:val="berschrift3"/>
       </w:pPr>
-      <w:r>
-        <w:t>2.4.1  Self-Determination Theory (SDT)</w:t>
+      <w:proofErr w:type="gramStart"/>
+      <w:r>
+        <w:t>2.4.1  Self</w:t>
+      </w:r>
+      <w:proofErr w:type="gramEnd"/>
+      <w:r>
+        <w:t>-Determination Theory (SDT)</w:t>
       </w:r>
     </w:p>
     <w:p>
@@ -978,8 +1470,13 @@
       <w:pPr>
         <w:pStyle w:val="berschrift3"/>
       </w:pPr>
-      <w:r>
-        <w:t>2.4.2  Value-Sensitive Design (VSD)</w:t>
+      <w:proofErr w:type="gramStart"/>
+      <w:r>
+        <w:t>2.4.2  Value</w:t>
+      </w:r>
+      <w:proofErr w:type="gramEnd"/>
+      <w:r>
+        <w:t>-Sensitive Design (VSD)</w:t>
       </w:r>
     </w:p>
     <w:p>
@@ -995,42 +1492,81 @@
       <w:pPr>
         <w:pStyle w:val="berschrift3"/>
       </w:pPr>
-      <w:r>
-        <w:t>2.4.3  Digital Wellbeing</w:t>
-      </w:r>
-    </w:p>
-    <w:p>
-      <w:pPr>
-        <w:spacing w:after="160" w:line="320" w:lineRule="auto"/>
-        <w:jc w:val="both"/>
-      </w:pPr>
-      <w:r>
-        <w:t>Digital Wellbeing beschreibt die Qualität des Medienkonsums aus Perspektive des Nutzers. Calvo und Peters (2014) haben mit dem Ansatz des «Positive Computing» die grundlegende Forderung formuliert, dass digitale Systeme aktiv das menschliche Wohlbefinden und Aufblühen fördern sollen, statt es nur zu vermeiden, Schaden zu verursachen. Vanden Abeele (2021) betont ergänzend den dynamischen Charakter von Digital Wellbeing: Wellbeing ist keine absolute Grösse, sondern eine kontextabhängige Balance. Burr, Taddeo und Floridi (2020) fordern, dass Technologiedesign aktiv zum Wohlbefinden beitragen soll statt es zu untergraben, und entwickeln dafür einen thematischen Ordnungsrahmen. Peters, Ahmadpour und Calvo (2020) konkretisieren diesen Anspruch in einem Framework für Wellbeing-Supportive Design, das Features, Charakteristika und Prototypen systematisch katalogisiert.</w:t>
+      <w:proofErr w:type="gramStart"/>
+      <w:r>
+        <w:t>2.4.3  Digital</w:t>
+      </w:r>
+      <w:proofErr w:type="gramEnd"/>
+      <w:r>
+        <w:t xml:space="preserve"> Wellbeing</w:t>
+      </w:r>
+    </w:p>
+    <w:p>
+      <w:pPr>
+        <w:spacing w:after="160" w:line="320" w:lineRule="auto"/>
+        <w:jc w:val="both"/>
+      </w:pPr>
+      <w:r>
+        <w:t xml:space="preserve">Digital Wellbeing beschreibt die Qualität des Medienkonsums aus Perspektive des Nutzers. Calvo und Peters (2014) haben mit dem Ansatz des «Positive Computing» die grundlegende Forderung formuliert, dass digitale Systeme aktiv das menschliche Wohlbefinden und Aufblühen fördern sollen, statt es nur zu vermeiden, Schaden zu verursachen. Vanden Abeele (2021) betont ergänzend den dynamischen Charakter von Digital Wellbeing: Wellbeing ist keine absolute Grösse, sondern eine kontextabhängige Balance. Burr, Taddeo und </w:t>
+      </w:r>
+      <w:proofErr w:type="spellStart"/>
+      <w:r>
+        <w:t>Floridi</w:t>
+      </w:r>
+      <w:proofErr w:type="spellEnd"/>
+      <w:r>
+        <w:t xml:space="preserve"> (2020) fordern, dass Technologiedesign aktiv zum Wohlbefinden beitragen </w:t>
+      </w:r>
+      <w:proofErr w:type="gramStart"/>
+      <w:r>
+        <w:t>soll</w:t>
+      </w:r>
+      <w:proofErr w:type="gramEnd"/>
+      <w:r>
+        <w:t xml:space="preserve"> statt es zu untergraben, und entwickeln dafür einen thematischen Ordnungsrahmen. Peters, Ahmadpour und Calvo (2020) konkretisieren diesen Anspruch in einem Framework für Wellbeing-Supportive Design, das Features, Charakteristika und Prototypen systematisch katalogisiert.</w:t>
       </w:r>
     </w:p>
     <w:p>
       <w:pPr>
         <w:pStyle w:val="berschrift3"/>
       </w:pPr>
-      <w:r>
-        <w:t>2.4.4  Ethik von Empfehlungssystemen und algorithmische Souveränität</w:t>
-      </w:r>
-    </w:p>
-    <w:p>
-      <w:pPr>
-        <w:spacing w:after="160" w:line="320" w:lineRule="auto"/>
-        <w:jc w:val="both"/>
-      </w:pPr>
-      <w:r>
-        <w:t>Milano et al. (2020) systematisieren die ethischen Herausforderungen von Empfehlungssystemen und argumentieren, dass neben Relevanz auch Diversität, Fairness und Nutzerwohl als Optimierungsziele verankert werden müssen. Reviglio und Agosti (2020) ergänzen die politische Dimension und fordern algorithmische Souveränität, also eine echte, bedeutungsvolle Kontrolle über die Algorithmen, die Inhalte kuratieren.</w:t>
+      <w:proofErr w:type="gramStart"/>
+      <w:r>
+        <w:t>2.4.4  Ethik</w:t>
+      </w:r>
+      <w:proofErr w:type="gramEnd"/>
+      <w:r>
+        <w:t xml:space="preserve"> von Empfehlungssystemen und algorithmische Souveränität</w:t>
+      </w:r>
+    </w:p>
+    <w:p>
+      <w:pPr>
+        <w:spacing w:after="160" w:line="320" w:lineRule="auto"/>
+        <w:jc w:val="both"/>
+      </w:pPr>
+      <w:r>
+        <w:t xml:space="preserve">Milano et al. (2020) systematisieren die ethischen Herausforderungen von Empfehlungssystemen und argumentieren, dass neben Relevanz auch Diversität, Fairness und Nutzerwohl als Optimierungsziele verankert werden müssen. </w:t>
+      </w:r>
+      <w:proofErr w:type="spellStart"/>
+      <w:r>
+        <w:t>Reviglio</w:t>
+      </w:r>
+      <w:proofErr w:type="spellEnd"/>
+      <w:r>
+        <w:t xml:space="preserve"> und Agosti (2020) ergänzen die politische Dimension und fordern algorithmische Souveränität, also eine echte, bedeutungsvolle Kontrolle über die Algorithmen, die Inhalte kuratieren.</w:t>
       </w:r>
     </w:p>
     <w:p>
       <w:pPr>
         <w:pStyle w:val="berschrift3"/>
       </w:pPr>
-      <w:r>
-        <w:t>2.4.5  Gebrauchstauglichkeit und Akzeptanz</w:t>
+      <w:proofErr w:type="gramStart"/>
+      <w:r>
+        <w:t>2.4.5  Gebrauchstauglichkeit</w:t>
+      </w:r>
+      <w:proofErr w:type="gramEnd"/>
+      <w:r>
+        <w:t xml:space="preserve"> und Akzeptanz</w:t>
       </w:r>
     </w:p>
     <w:p>
@@ -1040,24 +1576,53 @@
       </w:pPr>
       <w:r>
         <w:lastRenderedPageBreak/>
-        <w:t>Neben den normativen Kriterien spielt die klassische Gebrauchstauglichkeit eine Rolle. Der System Usability Scale (Brooke, 1996; Bangor, Kortum &amp; Miller, 2008) ist ein etabliertes, kurzes Messinstrument, das die subjektive Usability eines Systems mit zehn Items erhebt und in der vorliegenden Arbeit ergänzend zu den wellbeing-bezogenen Massen eingesetzt werden kann.</w:t>
+        <w:t xml:space="preserve">Neben den normativen Kriterien spielt die klassische Gebrauchstauglichkeit eine Rolle. Der System Usability Scale (Brooke, 1996; Bangor, Kortum &amp; Miller, 2008) ist ein etabliertes, kurzes Messinstrument, das die subjektive Usability eines Systems mit zehn Items erhebt und in der vorliegenden Arbeit ergänzend zu den </w:t>
+      </w:r>
+      <w:proofErr w:type="spellStart"/>
+      <w:r>
+        <w:t>wellbeing</w:t>
+      </w:r>
+      <w:proofErr w:type="spellEnd"/>
+      <w:r>
+        <w:t>-bezogenen Massen eingesetzt werden kann.</w:t>
       </w:r>
     </w:p>
     <w:p>
       <w:pPr>
         <w:pStyle w:val="berschrift2"/>
       </w:pPr>
-      <w:r>
-        <w:t>2.5  Gegenüberstellung der Medienmodelle</w:t>
-      </w:r>
-    </w:p>
-    <w:p>
-      <w:pPr>
-        <w:spacing w:after="160" w:line="320" w:lineRule="auto"/>
-        <w:jc w:val="both"/>
-      </w:pPr>
-      <w:r>
-        <w:t>Die beschriebenen Mechanismen und Kriterien lassen sich entlang von drei idealtypischen Medienmodellen zusammenfassen: einem traditionell-redaktionellen Modell (z. B. öffentlich-rechtliches Radio), einem engagement-optimierten Modell (z. B. TikTok, Instagram) und einem wellbeing-orientierten Modell, das diese Arbeit konzipiert und prototypisch umsetzt.</w:t>
+      <w:proofErr w:type="gramStart"/>
+      <w:r>
+        <w:t>2.5  Gegenüberstellung</w:t>
+      </w:r>
+      <w:proofErr w:type="gramEnd"/>
+      <w:r>
+        <w:t xml:space="preserve"> der Medienmodelle</w:t>
+      </w:r>
+    </w:p>
+    <w:p>
+      <w:pPr>
+        <w:spacing w:after="160" w:line="320" w:lineRule="auto"/>
+        <w:jc w:val="both"/>
+      </w:pPr>
+      <w:r>
+        <w:t xml:space="preserve">Die beschriebenen Mechanismen und Kriterien lassen sich entlang von drei idealtypischen Medienmodellen zusammenfassen: einem traditionell-redaktionellen Modell (z. B. öffentlich-rechtliches Radio), einem </w:t>
+      </w:r>
+      <w:proofErr w:type="spellStart"/>
+      <w:r>
+        <w:t>engagement</w:t>
+      </w:r>
+      <w:proofErr w:type="spellEnd"/>
+      <w:r>
+        <w:t xml:space="preserve">-optimierten Modell (z. B. TikTok, Instagram) und einem </w:t>
+      </w:r>
+      <w:proofErr w:type="spellStart"/>
+      <w:r>
+        <w:t>wellbeing</w:t>
+      </w:r>
+      <w:proofErr w:type="spellEnd"/>
+      <w:r>
+        <w:t>-orientierten Modell, das diese Arbeit konzipiert und prototypisch umsetzt.</w:t>
       </w:r>
     </w:p>
     <w:tbl>
@@ -1084,12 +1649,6 @@
         <w:gridCol w:w="2340"/>
       </w:tblGrid>
       <w:tr>
-        <w:tblPrEx>
-          <w:tblCellMar>
-            <w:top w:w="0" w:type="dxa"/>
-            <w:bottom w:w="0" w:type="dxa"/>
-          </w:tblCellMar>
-        </w:tblPrEx>
         <w:trPr>
           <w:tblHeader/>
         </w:trPr>
@@ -1211,12 +1770,6 @@
         </w:tc>
       </w:tr>
       <w:tr>
-        <w:tblPrEx>
-          <w:tblCellMar>
-            <w:top w:w="0" w:type="dxa"/>
-            <w:bottom w:w="0" w:type="dxa"/>
-          </w:tblCellMar>
-        </w:tblPrEx>
         <w:tc>
           <w:tcPr>
             <w:tcW w:w="2340" w:type="dxa"/>
@@ -1323,12 +1876,6 @@
         </w:tc>
       </w:tr>
       <w:tr>
-        <w:tblPrEx>
-          <w:tblCellMar>
-            <w:top w:w="0" w:type="dxa"/>
-            <w:bottom w:w="0" w:type="dxa"/>
-          </w:tblCellMar>
-        </w:tblPrEx>
         <w:tc>
           <w:tcPr>
             <w:tcW w:w="2340" w:type="dxa"/>
@@ -1435,12 +1982,6 @@
         </w:tc>
       </w:tr>
       <w:tr>
-        <w:tblPrEx>
-          <w:tblCellMar>
-            <w:top w:w="0" w:type="dxa"/>
-            <w:bottom w:w="0" w:type="dxa"/>
-          </w:tblCellMar>
-        </w:tblPrEx>
         <w:tc>
           <w:tcPr>
             <w:tcW w:w="2340" w:type="dxa"/>
@@ -1510,12 +2051,36 @@
             </w:tcMar>
           </w:tcPr>
           <w:p>
+            <w:pPr>
+              <w:rPr>
+                <w:lang w:val="en-US"/>
+              </w:rPr>
+            </w:pPr>
             <w:r>
               <w:rPr>
                 <w:sz w:val="20"/>
                 <w:szCs w:val="20"/>
+                <w:lang w:val="en-US"/>
               </w:rPr>
-              <w:t>Minimal (Like/Skip, Interessen-Tagging)</w:t>
+              <w:t xml:space="preserve">Minimal (Like/Skip, </w:t>
+            </w:r>
+            <w:proofErr w:type="spellStart"/>
+            <w:r>
+              <w:rPr>
+                <w:sz w:val="20"/>
+                <w:szCs w:val="20"/>
+                <w:lang w:val="en-US"/>
+              </w:rPr>
+              <w:t>Interessen</w:t>
+            </w:r>
+            <w:proofErr w:type="spellEnd"/>
+            <w:r>
+              <w:rPr>
+                <w:sz w:val="20"/>
+                <w:szCs w:val="20"/>
+                <w:lang w:val="en-US"/>
+              </w:rPr>
+              <w:t>-Tagging)</w:t>
             </w:r>
           </w:p>
         </w:tc>
@@ -1547,12 +2112,6 @@
         </w:tc>
       </w:tr>
       <w:tr>
-        <w:tblPrEx>
-          <w:tblCellMar>
-            <w:top w:w="0" w:type="dxa"/>
-            <w:bottom w:w="0" w:type="dxa"/>
-          </w:tblCellMar>
-        </w:tblPrEx>
         <w:tc>
           <w:tcPr>
             <w:tcW w:w="2340" w:type="dxa"/>
@@ -1596,6 +2155,7 @@
             </w:tcMar>
           </w:tcPr>
           <w:p>
+            <w:proofErr w:type="spellStart"/>
             <w:r>
               <w:rPr>
                 <w:sz w:val="20"/>
@@ -1603,6 +2163,7 @@
               </w:rPr>
               <w:t>Pluralismusauftrag</w:t>
             </w:r>
+            <w:proofErr w:type="spellEnd"/>
           </w:p>
         </w:tc>
         <w:tc>
@@ -1659,12 +2220,6 @@
         </w:tc>
       </w:tr>
       <w:tr>
-        <w:tblPrEx>
-          <w:tblCellMar>
-            <w:top w:w="0" w:type="dxa"/>
-            <w:bottom w:w="0" w:type="dxa"/>
-          </w:tblCellMar>
-        </w:tblPrEx>
         <w:tc>
           <w:tcPr>
             <w:tcW w:w="2340" w:type="dxa"/>
@@ -1771,12 +2326,6 @@
         </w:tc>
       </w:tr>
       <w:tr>
-        <w:tblPrEx>
-          <w:tblCellMar>
-            <w:top w:w="0" w:type="dxa"/>
-            <w:bottom w:w="0" w:type="dxa"/>
-          </w:tblCellMar>
-        </w:tblPrEx>
         <w:tc>
           <w:tcPr>
             <w:tcW w:w="2340" w:type="dxa"/>
@@ -1883,12 +2432,6 @@
         </w:tc>
       </w:tr>
       <w:tr>
-        <w:tblPrEx>
-          <w:tblCellMar>
-            <w:top w:w="0" w:type="dxa"/>
-            <w:bottom w:w="0" w:type="dxa"/>
-          </w:tblCellMar>
-        </w:tblPrEx>
         <w:tc>
           <w:tcPr>
             <w:tcW w:w="2340" w:type="dxa"/>
@@ -2001,24 +2544,58 @@
         <w:jc w:val="both"/>
       </w:pPr>
       <w:r>
-        <w:t>Die Gegenüberstellung zeigt: Jedes Modell hat spezifische Stärken und Schwächen. Das redaktionelle Modell steht für Qualität und Pluralismus, bietet aber wenig Personalisierung und schlechtere Verfügbarkeit. Das engagement-optimierte Modell bietet hohe Relevanz und Verfügbarkeit, jedoch um den Preis von Vielfalt, Transparenz und Autonomie. Das wellbeing-orientierte Modell versucht, Personalisierung mit Transparenz, Nutzerkontrolle und Qualität zu verbinden, ist aber in der Praxis bisher kaum in durchgängigen Artefakten umgesetzt.</w:t>
+        <w:t xml:space="preserve">Die Gegenüberstellung zeigt: Jedes Modell hat spezifische Stärken und Schwächen. Das redaktionelle Modell steht für Qualität und Pluralismus, bietet aber wenig Personalisierung und schlechtere Verfügbarkeit. Das </w:t>
+      </w:r>
+      <w:proofErr w:type="spellStart"/>
+      <w:r>
+        <w:t>engagement</w:t>
+      </w:r>
+      <w:proofErr w:type="spellEnd"/>
+      <w:r>
+        <w:t xml:space="preserve">-optimierte Modell bietet hohe Relevanz und Verfügbarkeit, jedoch um den Preis von Vielfalt, Transparenz und Autonomie. Das </w:t>
+      </w:r>
+      <w:proofErr w:type="spellStart"/>
+      <w:r>
+        <w:t>wellbeing</w:t>
+      </w:r>
+      <w:proofErr w:type="spellEnd"/>
+      <w:r>
+        <w:t>-orientierte Modell versucht, Personalisierung mit Transparenz, Nutzerkontrolle und Qualität zu verbinden, ist aber in der Praxis bisher kaum in durchgängigen Artefakten umgesetzt.</w:t>
       </w:r>
     </w:p>
     <w:p>
       <w:pPr>
         <w:pStyle w:val="berschrift2"/>
       </w:pPr>
+      <w:proofErr w:type="gramStart"/>
       <w:r>
         <w:t>2.6  Forschungslücke</w:t>
       </w:r>
-    </w:p>
-    <w:p>
-      <w:pPr>
-        <w:spacing w:after="160" w:line="320" w:lineRule="auto"/>
-        <w:jc w:val="both"/>
-      </w:pPr>
-      <w:r>
-        <w:t>Aus der Literatur wird deutlich, dass die theoretischen Grundlagen für eine nutzerzentrierte, wellbeing-orientierte Gestaltung digitaler Medien vorhanden sind: Self-Determination Theory, Value-Sensitive Design, Digital Wellbeing, Persuasive Technology und algorithmische Souveränität liefern einen dichten konzeptionellen Rahmen. Auch die Probleme der engagement-getriebenen Modelle sind sowohl theoretisch als auch empirisch gut dokumentiert.</w:t>
+      <w:proofErr w:type="gramEnd"/>
+    </w:p>
+    <w:p>
+      <w:pPr>
+        <w:spacing w:after="160" w:line="320" w:lineRule="auto"/>
+        <w:jc w:val="both"/>
+      </w:pPr>
+      <w:r>
+        <w:t xml:space="preserve">Aus der Literatur wird deutlich, dass die theoretischen Grundlagen für eine nutzerzentrierte, </w:t>
+      </w:r>
+      <w:proofErr w:type="spellStart"/>
+      <w:r>
+        <w:t>wellbeing</w:t>
+      </w:r>
+      <w:proofErr w:type="spellEnd"/>
+      <w:r>
+        <w:t xml:space="preserve">-orientierte Gestaltung digitaler Medien vorhanden sind: Self-Determination Theory, Value-Sensitive Design, Digital Wellbeing, Persuasive Technology und algorithmische Souveränität liefern einen dichten konzeptionellen Rahmen. Auch die Probleme der </w:t>
+      </w:r>
+      <w:proofErr w:type="spellStart"/>
+      <w:r>
+        <w:t>engagement</w:t>
+      </w:r>
+      <w:proofErr w:type="spellEnd"/>
+      <w:r>
+        <w:t>-getriebenen Modelle sind sowohl theoretisch als auch empirisch gut dokumentiert.</w:t>
       </w:r>
     </w:p>
     <w:p>
@@ -2051,42 +2628,119 @@
         <w:jc w:val="both"/>
       </w:pPr>
       <w:r>
-        <w:t>Die folgende Liste enthält die in den Kapiteln 1 und 2 zitierten Quellen. Sie wird im weiteren Verlauf der Arbeit ergänzt und vollständig in Zotero verwaltet.</w:t>
+        <w:t xml:space="preserve">Die folgende Liste enthält die in den Kapiteln 1 und 2 zitierten Quellen. Sie wird im weiteren Verlauf der Arbeit ergänzt und vollständig in </w:t>
+      </w:r>
+      <w:proofErr w:type="spellStart"/>
+      <w:r>
+        <w:t>Zotero</w:t>
+      </w:r>
+      <w:proofErr w:type="spellEnd"/>
+      <w:r>
+        <w:t xml:space="preserve"> verwaltet.</w:t>
       </w:r>
     </w:p>
     <w:p>
       <w:pPr>
         <w:spacing w:after="120" w:line="280" w:lineRule="auto"/>
         <w:ind w:left="720" w:hanging="720"/>
-      </w:pPr>
-      <w:r>
-        <w:t>Bangor, A., Kortum, P. T., &amp; Miller, J. T. (2008). An empirical evaluation of the System Usability Scale. International Journal of Human-Computer Interaction, 24(6), 574–594. https://doi.org/10.1080/10447310802205776</w:t>
+        <w:rPr>
+          <w:lang w:val="en-US"/>
+        </w:rPr>
+      </w:pPr>
+      <w:r>
+        <w:t xml:space="preserve">Bangor, A., Kortum, P. T., &amp; Miller, J. T. (2008). </w:t>
+      </w:r>
+      <w:r>
+        <w:rPr>
+          <w:lang w:val="en-US"/>
+        </w:rPr>
+        <w:t>An empirical evaluation of the System Usability Scale. International Journal of Human-Computer Interaction, 24(6), 574–594. https://doi.org/10.1080/10447310802205776</w:t>
       </w:r>
     </w:p>
     <w:p>
       <w:pPr>
         <w:spacing w:after="120" w:line="280" w:lineRule="auto"/>
         <w:ind w:left="720" w:hanging="720"/>
-      </w:pPr>
-      <w:r>
-        <w:t>Brooke, J. (1996). SUS: A «quick and dirty» usability scale. In P. W. Jordan, B. Thomas, I. L. McClelland &amp; B. Weerdmeester (Hrsg.), Usability evaluation in industry (S. 189–194). Taylor &amp; Francis.</w:t>
+        <w:rPr>
+          <w:lang w:val="en-US"/>
+        </w:rPr>
+      </w:pPr>
+      <w:r>
+        <w:rPr>
+          <w:lang w:val="en-US"/>
+        </w:rPr>
+        <w:t xml:space="preserve">Brooke, J. (1996). SUS: A «quick and dirty» usability scale. In P. W. Jordan, B. Thomas, I. L. McClelland &amp; B. </w:t>
+      </w:r>
+      <w:proofErr w:type="spellStart"/>
+      <w:r>
+        <w:rPr>
+          <w:lang w:val="en-US"/>
+        </w:rPr>
+        <w:t>Weerdmeester</w:t>
+      </w:r>
+      <w:proofErr w:type="spellEnd"/>
+      <w:r>
+        <w:rPr>
+          <w:lang w:val="en-US"/>
+        </w:rPr>
+        <w:t xml:space="preserve"> (</w:t>
+      </w:r>
+      <w:proofErr w:type="spellStart"/>
+      <w:r>
+        <w:rPr>
+          <w:lang w:val="en-US"/>
+        </w:rPr>
+        <w:t>Hrsg</w:t>
+      </w:r>
+      <w:proofErr w:type="spellEnd"/>
+      <w:r>
+        <w:rPr>
+          <w:lang w:val="en-US"/>
+        </w:rPr>
+        <w:t>.), Usability evaluation in industry (S. 189–194). Taylor &amp; Francis.</w:t>
       </w:r>
     </w:p>
     <w:p>
       <w:pPr>
         <w:spacing w:after="120" w:line="280" w:lineRule="auto"/>
         <w:ind w:left="720" w:hanging="720"/>
-      </w:pPr>
-      <w:r>
-        <w:t>Burr, C., Taddeo, M., &amp; Floridi, L. (2020). The ethics of digital well-being: A thematic review. Science and Engineering Ethics, 26, 2441–2460. https://doi.org/10.1007/s11948-020-00175-8</w:t>
+        <w:rPr>
+          <w:lang w:val="en-US"/>
+        </w:rPr>
+      </w:pPr>
+      <w:r>
+        <w:rPr>
+          <w:lang w:val="en-US"/>
+        </w:rPr>
+        <w:t xml:space="preserve">Burr, C., Taddeo, M., &amp; </w:t>
+      </w:r>
+      <w:proofErr w:type="spellStart"/>
+      <w:r>
+        <w:rPr>
+          <w:lang w:val="en-US"/>
+        </w:rPr>
+        <w:t>Floridi</w:t>
+      </w:r>
+      <w:proofErr w:type="spellEnd"/>
+      <w:r>
+        <w:rPr>
+          <w:lang w:val="en-US"/>
+        </w:rPr>
+        <w:t>, L. (2020). The ethics of digital well-being: A thematic review. Science and Engineering Ethics, 26, 2441–2460. https://doi.org/10.1007/s11948-020-00175-8</w:t>
       </w:r>
     </w:p>
     <w:p>
       <w:pPr>
         <w:spacing w:after="120" w:line="280" w:lineRule="auto"/>
         <w:ind w:left="720" w:hanging="720"/>
-      </w:pPr>
-      <w:r>
+        <w:rPr>
+          <w:lang w:val="en-US"/>
+        </w:rPr>
+      </w:pPr>
+      <w:r>
+        <w:rPr>
+          <w:lang w:val="en-US"/>
+        </w:rPr>
         <w:t>Calvo, R. A., &amp; Peters, D. (2014). Positive computing: Technology for wellbeing and human potential. MIT Press.</w:t>
       </w:r>
     </w:p>
@@ -2096,24 +2750,45 @@
         <w:ind w:left="720" w:hanging="720"/>
       </w:pPr>
       <w:r>
-        <w:t>Fogg, B. J. (2003). The functional triad: Computers in persuasive roles. In Persuasive technology: Using computers to change what we think and do (Kap. 2, S. 23–29). Morgan Kaufmann. https://doi.org/10.1016/B978-1-55860-643-2.X5000-8</w:t>
+        <w:rPr>
+          <w:lang w:val="en-US"/>
+        </w:rPr>
+        <w:t xml:space="preserve">Fogg, B. J. (2003). The functional triad: Computers in persuasive roles. In Persuasive technology: Using computers to change what we think and do (Kap. 2, S. 23–29). </w:t>
+      </w:r>
+      <w:r>
+        <w:t>Morgan Kaufmann. https://doi.org/10.1016/B978-1-55860-643-2.X5000-8</w:t>
       </w:r>
     </w:p>
     <w:p>
       <w:pPr>
         <w:spacing w:after="120" w:line="280" w:lineRule="auto"/>
         <w:ind w:left="720" w:hanging="720"/>
-      </w:pPr>
-      <w:r>
-        <w:t>Geschke, D., Lorenz, J., &amp; Holtz, P. (2019). The triple-filter bubble: Using agent-based modelling to test a meta-theoretical framework for the emergence of filter bubbles and echo chambers. British Journal of Social Psychology, 58(1), 129–149. https://doi.org/10.1111/bjso.12286</w:t>
+        <w:rPr>
+          <w:lang w:val="en-US"/>
+        </w:rPr>
+      </w:pPr>
+      <w:r>
+        <w:t xml:space="preserve">Geschke, D., Lorenz, J., &amp; Holtz, P. (2019). </w:t>
+      </w:r>
+      <w:r>
+        <w:rPr>
+          <w:lang w:val="en-US"/>
+        </w:rPr>
+        <w:t>The triple-filter bubble: Using agent-based modelling to test a meta-theoretical framework for the emergence of filter bubbles and echo chambers. British Journal of Social Psychology, 58(1), 129–149. https://doi.org/10.1111/bjso.12286</w:t>
       </w:r>
     </w:p>
     <w:p>
       <w:pPr>
         <w:spacing w:after="120" w:line="280" w:lineRule="auto"/>
         <w:ind w:left="720" w:hanging="720"/>
-      </w:pPr>
-      <w:r>
+        <w:rPr>
+          <w:lang w:val="en-US"/>
+        </w:rPr>
+      </w:pPr>
+      <w:r>
+        <w:rPr>
+          <w:lang w:val="en-US"/>
+        </w:rPr>
         <w:t>Hendry, D. G., Friedman, B., &amp; Ballard, S. (2021). Value sensitive design as a formative framework. Ethics and Information Technology, 23(1), 39–44. https://doi.org/10.1007/s10676-021-09579-x</w:t>
       </w:r>
     </w:p>
@@ -2121,26 +2796,72 @@
       <w:pPr>
         <w:spacing w:after="120" w:line="280" w:lineRule="auto"/>
         <w:ind w:left="720" w:hanging="720"/>
-      </w:pPr>
-      <w:r>
-        <w:t>Katz, E., Blumler, J. G., &amp; Gurevitch, M. (1973). Uses and gratifications research. Public Opinion Quarterly, 37(4), 509–523. https://doi.org/10.1086/268109</w:t>
+        <w:rPr>
+          <w:lang w:val="en-US"/>
+        </w:rPr>
+      </w:pPr>
+      <w:r>
+        <w:rPr>
+          <w:lang w:val="en-US"/>
+        </w:rPr>
+        <w:t xml:space="preserve">Katz, E., </w:t>
+      </w:r>
+      <w:proofErr w:type="spellStart"/>
+      <w:r>
+        <w:rPr>
+          <w:lang w:val="en-US"/>
+        </w:rPr>
+        <w:t>Blumler</w:t>
+      </w:r>
+      <w:proofErr w:type="spellEnd"/>
+      <w:r>
+        <w:rPr>
+          <w:lang w:val="en-US"/>
+        </w:rPr>
+        <w:t>, J. G., &amp; Gurevitch, M. (1973). Uses and gratifications research. Public Opinion Quarterly, 37(4), 509–523. https://doi.org/10.1086/268109</w:t>
       </w:r>
     </w:p>
     <w:p>
       <w:pPr>
         <w:spacing w:after="120" w:line="280" w:lineRule="auto"/>
         <w:ind w:left="720" w:hanging="720"/>
-      </w:pPr>
-      <w:r>
-        <w:t>Milano, S., Taddeo, M., &amp; Floridi, L. (2020). Recommender systems and their ethical challenges. AI &amp; Society, 35, 957–967. https://doi.org/10.1007/s00146-020-00950-y</w:t>
+        <w:rPr>
+          <w:lang w:val="en-US"/>
+        </w:rPr>
+      </w:pPr>
+      <w:r>
+        <w:rPr>
+          <w:lang w:val="en-US"/>
+        </w:rPr>
+        <w:t xml:space="preserve">Milano, S., Taddeo, M., &amp; </w:t>
+      </w:r>
+      <w:proofErr w:type="spellStart"/>
+      <w:r>
+        <w:rPr>
+          <w:lang w:val="en-US"/>
+        </w:rPr>
+        <w:t>Floridi</w:t>
+      </w:r>
+      <w:proofErr w:type="spellEnd"/>
+      <w:r>
+        <w:rPr>
+          <w:lang w:val="en-US"/>
+        </w:rPr>
+        <w:t>, L. (2020). Recommender systems and their ethical challenges. AI &amp; Society, 35, 957–967. https://doi.org/10.1007/s00146-020-00950-y</w:t>
       </w:r>
     </w:p>
     <w:p>
       <w:pPr>
         <w:spacing w:after="120" w:line="280" w:lineRule="auto"/>
         <w:ind w:left="720" w:hanging="720"/>
-      </w:pPr>
-      <w:r>
+        <w:rPr>
+          <w:lang w:val="en-US"/>
+        </w:rPr>
+      </w:pPr>
+      <w:r>
+        <w:rPr>
+          <w:lang w:val="en-US"/>
+        </w:rPr>
         <w:t>Montag, C., &amp; Elhai, J. D. (2023). On social media design, (online-)time well-spent and addictive behaviors in the age of surveillance capitalism. Current Addiction Reports, 10(4), 384–395. https://doi.org/10.1007/s40429-023-00494-3</w:t>
       </w:r>
     </w:p>
@@ -2148,8 +2869,14 @@
       <w:pPr>
         <w:spacing w:after="120" w:line="280" w:lineRule="auto"/>
         <w:ind w:left="720" w:hanging="720"/>
-      </w:pPr>
-      <w:r>
+        <w:rPr>
+          <w:lang w:val="en-US"/>
+        </w:rPr>
+      </w:pPr>
+      <w:r>
+        <w:rPr>
+          <w:lang w:val="en-US"/>
+        </w:rPr>
         <w:t>Montag, C., Lachmann, B., Herrlich, M., &amp; Zweig, K. (2019). Addictive features of social media/messenger platforms and freemium games against the background of psychological and economic theories. International Journal of Environmental Research and Public Health, 16(14), 2612. https://doi.org/10.3390/ijerph16142612</w:t>
       </w:r>
     </w:p>
@@ -2157,17 +2884,40 @@
       <w:pPr>
         <w:spacing w:after="120" w:line="280" w:lineRule="auto"/>
         <w:ind w:left="720" w:hanging="720"/>
-      </w:pPr>
-      <w:r>
-        <w:t>Nguyen, T. T., Hui, P.-M., Harper, F. M., Terveen, L., &amp; Konstan, J. A. (2014). Exploring the filter bubble: The effect of using recommender systems on content diversity. In Proceedings of the 23rd International Conference on World Wide Web (S. 677–686). ACM. https://doi.org/10.1145/2566486.2568012</w:t>
+        <w:rPr>
+          <w:lang w:val="en-US"/>
+        </w:rPr>
+      </w:pPr>
+      <w:r>
+        <w:t xml:space="preserve">Nguyen, T. T., Hui, P.-M., Harper, F. M., Terveen, L., &amp; </w:t>
+      </w:r>
+      <w:proofErr w:type="spellStart"/>
+      <w:r>
+        <w:t>Konstan</w:t>
+      </w:r>
+      <w:proofErr w:type="spellEnd"/>
+      <w:r>
+        <w:t xml:space="preserve">, J. A. (2014). </w:t>
+      </w:r>
+      <w:r>
+        <w:rPr>
+          <w:lang w:val="en-US"/>
+        </w:rPr>
+        <w:t>Exploring the filter bubble: The effect of using recommender systems on content diversity. In Proceedings of the 23rd International Conference on World Wide Web (S. 677–686). ACM. https://doi.org/10.1145/2566486.2568012</w:t>
       </w:r>
     </w:p>
     <w:p>
       <w:pPr>
         <w:spacing w:after="120" w:line="280" w:lineRule="auto"/>
         <w:ind w:left="720" w:hanging="720"/>
-      </w:pPr>
-      <w:r>
+        <w:rPr>
+          <w:lang w:val="en-US"/>
+        </w:rPr>
+      </w:pPr>
+      <w:r>
+        <w:rPr>
+          <w:lang w:val="en-US"/>
+        </w:rPr>
         <w:lastRenderedPageBreak/>
         <w:t>Orben, A. (2020). Teenagers, screens and social media: A narrative review of reviews and key studies. Social Psychiatry and Psychiatric Epidemiology, 55(4), 407–414. https://doi.org/10.1007/s00127-019-01825-4</w:t>
       </w:r>
@@ -2176,8 +2926,14 @@
       <w:pPr>
         <w:spacing w:after="120" w:line="280" w:lineRule="auto"/>
         <w:ind w:left="720" w:hanging="720"/>
-      </w:pPr>
-      <w:r>
+        <w:rPr>
+          <w:lang w:val="en-US"/>
+        </w:rPr>
+      </w:pPr>
+      <w:r>
+        <w:rPr>
+          <w:lang w:val="en-US"/>
+        </w:rPr>
         <w:t>Pariser, E. (2011). The filter bubble: What the internet is hiding from you. Penguin Press.</w:t>
       </w:r>
     </w:p>
@@ -2185,27 +2941,109 @@
       <w:pPr>
         <w:spacing w:after="120" w:line="280" w:lineRule="auto"/>
         <w:ind w:left="720" w:hanging="720"/>
-      </w:pPr>
-      <w:r>
-        <w:t>Peters, D., Ahmadpour, N., &amp; Calvo, R. A. (2020). Tools for wellbeing-supportive design: Features, characteristics, and prototypes. Multimodal Technologies and Interaction, 4(3), 40. https://doi.org/10.3390/mti4030040</w:t>
+        <w:rPr>
+          <w:lang w:val="en-US"/>
+        </w:rPr>
+      </w:pPr>
+      <w:r>
+        <w:rPr>
+          <w:lang w:val="en-US"/>
+        </w:rPr>
+        <w:t xml:space="preserve">Peters, D., Ahmadpour, N., &amp; Calvo, R. A. (2020). Tools for </w:t>
+      </w:r>
+      <w:proofErr w:type="gramStart"/>
+      <w:r>
+        <w:rPr>
+          <w:lang w:val="en-US"/>
+        </w:rPr>
+        <w:t>wellbeing</w:t>
+      </w:r>
+      <w:proofErr w:type="gramEnd"/>
+      <w:r>
+        <w:rPr>
+          <w:lang w:val="en-US"/>
+        </w:rPr>
+        <w:t>-supportive design: Features, characteristics, and prototypes. Multimodal Technologies and Interaction, 4(3), 40. https://doi.org/10.3390/mti4030040</w:t>
       </w:r>
     </w:p>
     <w:p>
       <w:pPr>
         <w:spacing w:after="120" w:line="280" w:lineRule="auto"/>
         <w:ind w:left="720" w:hanging="720"/>
-      </w:pPr>
-      <w:r>
-        <w:t>Peters, D., Calvo, R. A., &amp; Ryan, R. M. (2018). Designing for motivation, engagement and wellbeing in digital experience. Frontiers in Psychology, 9, 797. https://doi.org/10.3389/fpsyg.2018.00797</w:t>
+        <w:rPr>
+          <w:lang w:val="en-US"/>
+        </w:rPr>
+      </w:pPr>
+      <w:r>
+        <w:rPr>
+          <w:lang w:val="en-US"/>
+        </w:rPr>
+        <w:t xml:space="preserve">Peters, D., Calvo, R. A., &amp; Ryan, R. M. (2018). </w:t>
+      </w:r>
+      <w:proofErr w:type="gramStart"/>
+      <w:r>
+        <w:rPr>
+          <w:lang w:val="en-US"/>
+        </w:rPr>
+        <w:t>Designing for</w:t>
+      </w:r>
+      <w:proofErr w:type="gramEnd"/>
+      <w:r>
+        <w:rPr>
+          <w:lang w:val="en-US"/>
+        </w:rPr>
+        <w:t xml:space="preserve"> motivation, engagement and wellbeing in digital experience. Frontiers in Psychology, 9, 797. https://doi.org/10.3389/fpsyg.2018.00797</w:t>
       </w:r>
     </w:p>
     <w:p>
       <w:pPr>
         <w:spacing w:after="120" w:line="280" w:lineRule="auto"/>
         <w:ind w:left="720" w:hanging="720"/>
-      </w:pPr>
-      <w:r>
-        <w:t>Reviglio, U., &amp; Agosti, C. (2020). Thinking outside the black-box: The case for «algorithmic sovereignty» in social media. Social Media + Society, 6(2), 1–12. https://doi.org/10.1177/2056305120915613</w:t>
+        <w:rPr>
+          <w:lang w:val="en-US"/>
+        </w:rPr>
+      </w:pPr>
+      <w:proofErr w:type="spellStart"/>
+      <w:r>
+        <w:rPr>
+          <w:lang w:val="en-US"/>
+        </w:rPr>
+        <w:t>Reviglio</w:t>
+      </w:r>
+      <w:proofErr w:type="spellEnd"/>
+      <w:r>
+        <w:rPr>
+          <w:lang w:val="en-US"/>
+        </w:rPr>
+        <w:t xml:space="preserve">, U., &amp; Agosti, C. (2020). Thinking outside the </w:t>
+      </w:r>
+      <w:proofErr w:type="gramStart"/>
+      <w:r>
+        <w:rPr>
+          <w:lang w:val="en-US"/>
+        </w:rPr>
+        <w:t>black-box</w:t>
+      </w:r>
+      <w:proofErr w:type="gramEnd"/>
+      <w:r>
+        <w:rPr>
+          <w:lang w:val="en-US"/>
+        </w:rPr>
+        <w:t xml:space="preserve">: The case for «algorithmic sovereignty» in social media. </w:t>
+      </w:r>
+      <w:proofErr w:type="gramStart"/>
+      <w:r>
+        <w:rPr>
+          <w:lang w:val="en-US"/>
+        </w:rPr>
+        <w:t>Social Media</w:t>
+      </w:r>
+      <w:proofErr w:type="gramEnd"/>
+      <w:r>
+        <w:rPr>
+          <w:lang w:val="en-US"/>
+        </w:rPr>
+        <w:t xml:space="preserve"> + Society, 6(2), 1–12. https://doi.org/10.1177/2056305120915613</w:t>
       </w:r>
     </w:p>
     <w:p>
@@ -2214,24 +3052,83 @@
         <w:ind w:left="720" w:hanging="720"/>
       </w:pPr>
       <w:r>
-        <w:t>Ricci, F., Rokach, L., &amp; Shapira, B. (Hrsg.). (2015). Recommender systems handbook (2. Aufl.). Springer. https://doi.org/10.1007/978-1-4899-7637-6</w:t>
+        <w:rPr>
+          <w:lang w:val="en-US"/>
+        </w:rPr>
+        <w:t>Ricci, F., Rokach, L., &amp; Shapira, B. (</w:t>
+      </w:r>
+      <w:proofErr w:type="spellStart"/>
+      <w:r>
+        <w:rPr>
+          <w:lang w:val="en-US"/>
+        </w:rPr>
+        <w:t>Hrsg</w:t>
+      </w:r>
+      <w:proofErr w:type="spellEnd"/>
+      <w:r>
+        <w:rPr>
+          <w:lang w:val="en-US"/>
+        </w:rPr>
+        <w:t xml:space="preserve">.). </w:t>
+      </w:r>
+      <w:r>
+        <w:t xml:space="preserve">(2015). </w:t>
+      </w:r>
+      <w:proofErr w:type="spellStart"/>
+      <w:r>
+        <w:t>Recommender</w:t>
+      </w:r>
+      <w:proofErr w:type="spellEnd"/>
+      <w:r>
+        <w:t xml:space="preserve"> </w:t>
+      </w:r>
+      <w:proofErr w:type="spellStart"/>
+      <w:r>
+        <w:t>systems</w:t>
+      </w:r>
+      <w:proofErr w:type="spellEnd"/>
+      <w:r>
+        <w:t xml:space="preserve"> </w:t>
+      </w:r>
+      <w:proofErr w:type="spellStart"/>
+      <w:r>
+        <w:t>handbook</w:t>
+      </w:r>
+      <w:proofErr w:type="spellEnd"/>
+      <w:r>
+        <w:t xml:space="preserve"> (2. Aufl.). Springer. https://doi.org/10.1007/978-1-4899-7637-6</w:t>
       </w:r>
     </w:p>
     <w:p>
       <w:pPr>
         <w:spacing w:after="120" w:line="280" w:lineRule="auto"/>
         <w:ind w:left="720" w:hanging="720"/>
-      </w:pPr>
-      <w:r>
-        <w:t>Ryan, R. M., &amp; Deci, E. L. (2000). Self-determination theory and the facilitation of intrinsic motivation, social development, and well-being. American Psychologist, 55(1), 68–78. https://doi.org/10.1037/0003-066X.55.1.68</w:t>
+        <w:rPr>
+          <w:lang w:val="en-US"/>
+        </w:rPr>
+      </w:pPr>
+      <w:r>
+        <w:t xml:space="preserve">Ryan, R. M., &amp; Deci, E. L. (2000). </w:t>
+      </w:r>
+      <w:r>
+        <w:rPr>
+          <w:lang w:val="en-US"/>
+        </w:rPr>
+        <w:t>Self-determination theory and the facilitation of intrinsic motivation, social development, and well-being. American Psychologist, 55(1), 68–78. https://doi.org/10.1037/0003-066X.55.1.68</w:t>
       </w:r>
     </w:p>
     <w:p>
       <w:pPr>
         <w:spacing w:after="120" w:line="280" w:lineRule="auto"/>
         <w:ind w:left="720" w:hanging="720"/>
-      </w:pPr>
-      <w:r>
+        <w:rPr>
+          <w:lang w:val="en-US"/>
+        </w:rPr>
+      </w:pPr>
+      <w:r>
+        <w:rPr>
+          <w:lang w:val="en-US"/>
+        </w:rPr>
         <w:t>Sunstein, C. R. (2017). Polarization. In #Republic: Divided democracy in the age of social media (Kap. 3, S. 59–97). Princeton University Press.</w:t>
       </w:r>
     </w:p>
@@ -2239,18 +3136,58 @@
       <w:pPr>
         <w:spacing w:after="120" w:line="280" w:lineRule="auto"/>
         <w:ind w:left="720" w:hanging="720"/>
-      </w:pPr>
-      <w:r>
-        <w:t>Vanden Abeele, M. M. P. (2021). Digital wellbeing as a dynamic construct. Communication Theory, 31(4), 932–955. https://doi.org/10.1093/ct/qtaa024</w:t>
+        <w:rPr>
+          <w:lang w:val="en-US"/>
+        </w:rPr>
+      </w:pPr>
+      <w:r>
+        <w:rPr>
+          <w:lang w:val="en-US"/>
+        </w:rPr>
+        <w:t xml:space="preserve">Vanden Abeele, M. M. P. (2021). Digital wellbeing </w:t>
+      </w:r>
+      <w:proofErr w:type="gramStart"/>
+      <w:r>
+        <w:rPr>
+          <w:lang w:val="en-US"/>
+        </w:rPr>
+        <w:t>as</w:t>
+      </w:r>
+      <w:proofErr w:type="gramEnd"/>
+      <w:r>
+        <w:rPr>
+          <w:lang w:val="en-US"/>
+        </w:rPr>
+        <w:t xml:space="preserve"> a dynamic construct. Communication Theory, 31(4), 932–955. https://doi.org/10.1093/ct/qtaa024</w:t>
       </w:r>
     </w:p>
     <w:p>
       <w:pPr>
         <w:spacing w:after="120" w:line="280" w:lineRule="auto"/>
         <w:ind w:left="720" w:hanging="720"/>
-      </w:pPr>
-      <w:r>
-        <w:t>Verduyn, P., Lee, D. S., Park, J., Shablack, H., Orvell, A., Bayer, J., Ybarra, O., Jonides, J., &amp; Kross, E. (2015). Passive Facebook usage undermines affective well-being: Experimental and longitudinal evidence. Journal of Experimental Psychology: General, 144(2), 480–488. https://doi.org/10.1037/xge0000057</w:t>
+        <w:rPr>
+          <w:lang w:val="en-US"/>
+        </w:rPr>
+      </w:pPr>
+      <w:r>
+        <w:rPr>
+          <w:lang w:val="en-US"/>
+        </w:rPr>
+        <w:t xml:space="preserve">Verduyn, P., Lee, D. S., Park, J., </w:t>
+      </w:r>
+      <w:proofErr w:type="spellStart"/>
+      <w:r>
+        <w:rPr>
+          <w:lang w:val="en-US"/>
+        </w:rPr>
+        <w:t>Shablack</w:t>
+      </w:r>
+      <w:proofErr w:type="spellEnd"/>
+      <w:r>
+        <w:rPr>
+          <w:lang w:val="en-US"/>
+        </w:rPr>
+        <w:t>, H., Orvell, A., Bayer, J., Ybarra, O., Jonides, J., &amp; Kross, E. (2015). Passive Facebook usage undermines affective well-being: Experimental and longitudinal evidence. Journal of Experimental Psychology: General, 144(2), 480–488. https://doi.org/10.1037/xge0000057</w:t>
       </w:r>
     </w:p>
     <w:p>
@@ -2259,16 +3196,31 @@
         <w:ind w:left="720" w:hanging="720"/>
       </w:pPr>
       <w:r>
-        <w:t>Vosoughi, S., Roy, D., &amp; Aral, S. (2018). The spread of true and false news online. Science, 359(6380), 1146–1151. https://doi.org/10.1126/science.aap9559</w:t>
+        <w:rPr>
+          <w:lang w:val="en-US"/>
+        </w:rPr>
+        <w:t xml:space="preserve">Vosoughi, S., Roy, D., &amp; Aral, S. (2018). The spread of true and false news online. </w:t>
+      </w:r>
+      <w:r>
+        <w:t>Science, 359(6380), 1146–1151. https://doi.org/10.1126/science.aap9559</w:t>
       </w:r>
     </w:p>
     <w:p>
       <w:pPr>
         <w:spacing w:after="120" w:line="280" w:lineRule="auto"/>
         <w:ind w:left="720" w:hanging="720"/>
-      </w:pPr>
-      <w:r>
-        <w:t>Weinmann, M., Schneider, C., &amp; vom Brocke, J. (2016). Digital nudging. Business &amp; Information Systems Engineering, 58(6), 433–436. https://doi.org/10.1007/s12599-016-0453-3</w:t>
+        <w:rPr>
+          <w:lang w:val="en-US"/>
+        </w:rPr>
+      </w:pPr>
+      <w:r>
+        <w:t xml:space="preserve">Weinmann, M., Schneider, C., &amp; vom Brocke, J. (2016). </w:t>
+      </w:r>
+      <w:r>
+        <w:rPr>
+          <w:lang w:val="en-US"/>
+        </w:rPr>
+        <w:t>Digital nudging. Business &amp; Information Systems Engineering, 58(6), 433–436. https://doi.org/10.1007/s12599-016-0453-3</w:t>
       </w:r>
     </w:p>
     <w:p>
@@ -2277,7 +3229,18 @@
         <w:ind w:left="720" w:hanging="720"/>
       </w:pPr>
       <w:r>
-        <w:t>Zuboff, S. (2019). The discovery of behavioral surplus. In The age of surveillance capitalism: The fight for a human future at the new frontier of power (Kap. 3, S. 63–97). PublicAffairs.</w:t>
+        <w:rPr>
+          <w:lang w:val="en-US"/>
+        </w:rPr>
+        <w:t xml:space="preserve">Zuboff, S. (2019). The discovery of behavioral surplus. In The age of surveillance capitalism: The fight for a human future at the new frontier of power (Kap. 3, S. 63–97). </w:t>
+      </w:r>
+      <w:proofErr w:type="spellStart"/>
+      <w:r>
+        <w:t>PublicAffairs</w:t>
+      </w:r>
+      <w:proofErr w:type="spellEnd"/>
+      <w:r>
+        <w:t>.</w:t>
       </w:r>
     </w:p>
     <w:sectPr>
@@ -2450,7 +3413,25 @@
         <w:sz w:val="18"/>
         <w:szCs w:val="18"/>
       </w:rPr>
-      <w:t>Radio 25: Hauptdokument (Entwurf Kapitel 1 &amp; 2)</w:t>
+      <w:t>Radio 25: Hauptdokument (</w:t>
+    </w:r>
+    <w:proofErr w:type="gramStart"/>
+    <w:r>
+      <w:rPr>
+        <w:color w:val="808080"/>
+        <w:sz w:val="18"/>
+        <w:szCs w:val="18"/>
+      </w:rPr>
+      <w:t>Entwurf</w:t>
+    </w:r>
+    <w:proofErr w:type="gramEnd"/>
+    <w:r>
+      <w:rPr>
+        <w:color w:val="808080"/>
+        <w:sz w:val="18"/>
+        <w:szCs w:val="18"/>
+      </w:rPr>
+      <w:t xml:space="preserve"> Kapitel 1 &amp; 2)</w:t>
     </w:r>
   </w:p>
 </w:hdr>

--- a/Hauptdokument.docx
+++ b/Hauptdokument.docx
@@ -2496,16 +2496,30 @@
         <w:pStyle w:val="Heading2"/>
         <w:spacing w:after="160" w:before="320"/>
       </w:pPr>
-      <w:r>
-        <w:rPr>
-          <w:rFonts w:ascii="Arial" w:cs="Arial" w:eastAsia="Arial" w:hAnsi="Arial"/>
-          <w:b/>
-          <w:bCs/>
-          <w:sz w:val="28"/>
-          <w:szCs w:val="28"/>
-        </w:rPr>
-        <w:t xml:space="preserve">3.1  Warum ein Radio als Untersuchungsmedium?</w:t>
-      </w:r>
+      <w:del w:id="3001" w:author="Claude" w:date="2026-05-06T13:30:00Z">
+        <w:r>
+          <w:rPr>
+            <w:rFonts w:ascii="Arial" w:cs="Arial" w:eastAsia="Arial" w:hAnsi="Arial"/>
+            <w:b/>
+            <w:bCs/>
+            <w:sz w:val="28"/>
+            <w:szCs w:val="28"/>
+          </w:rPr>
+          <w:delText xml:space="preserve">3.1  Warum ein Radio als Untersuchungsmedium?</w:delText>
+        </w:r>
+      </w:del>
+      <w:ins w:id="3002" w:author="Claude" w:date="2026-05-06T13:30:00Z">
+        <w:r>
+          <w:rPr>
+            <w:rFonts w:ascii="Arial" w:cs="Arial" w:eastAsia="Arial" w:hAnsi="Arial"/>
+            <w:b/>
+            <w:bCs/>
+            <w:sz w:val="28"/>
+            <w:szCs w:val="28"/>
+          </w:rPr>
+          <w:t xml:space="preserve">3.1  Warum dieses Untersuchungsmedium?</w:t>
+        </w:r>
+      </w:ins>
     </w:p>
     <w:p>
       <w:pPr>
@@ -2589,17 +2603,22 @@
       <w:pPr>
         <w:pStyle w:val="Heading2"/>
         <w:spacing w:after="160" w:before="320"/>
-      </w:pPr>
-      <w:r>
-        <w:rPr>
-          <w:rFonts w:ascii="Arial" w:cs="Arial" w:eastAsia="Arial" w:hAnsi="Arial"/>
-          <w:b/>
-          <w:bCs/>
-          <w:sz w:val="28"/>
-          <w:szCs w:val="28"/>
-        </w:rPr>
-        <w:t xml:space="preserve">3.2  Warum genau dieser Radio-Prototyp?</w:t>
-      </w:r>
+        <w:rPr>
+          <w:del w:id="3003" w:author="Claude" w:date="2026-05-06T13:30:00Z"/>
+        </w:rPr>
+      </w:pPr>
+      <w:del w:id="3004" w:author="Claude" w:date="2026-05-06T13:30:00Z">
+        <w:r>
+          <w:rPr>
+            <w:rFonts w:ascii="Arial" w:cs="Arial" w:eastAsia="Arial" w:hAnsi="Arial"/>
+            <w:b/>
+            <w:bCs/>
+            <w:sz w:val="28"/>
+            <w:szCs w:val="28"/>
+          </w:rPr>
+          <w:delText xml:space="preserve">3.2  Warum genau dieser Radio-Prototyp?</w:delText>
+        </w:r>
+      </w:del>
     </w:p>
     <w:p>
       <w:pPr>
@@ -3317,17 +3336,22 @@
       <w:pPr>
         <w:pStyle w:val="Heading3"/>
         <w:spacing w:after="120" w:before="240"/>
-      </w:pPr>
-      <w:r>
-        <w:rPr>
-          <w:rFonts w:ascii="Arial" w:cs="Arial" w:eastAsia="Arial" w:hAnsi="Arial"/>
-          <w:b/>
-          <w:bCs/>
-          <w:sz w:val="24"/>
-          <w:szCs w:val="24"/>
-        </w:rPr>
-        <w:t xml:space="preserve">4.4.1  Nutzen für Endnutzende</w:t>
-      </w:r>
+        <w:rPr>
+          <w:del w:id="3010" w:author="Claude" w:date="2026-05-06T13:30:00Z"/>
+        </w:rPr>
+      </w:pPr>
+      <w:del w:id="3011" w:author="Claude" w:date="2026-05-06T13:30:00Z">
+        <w:r>
+          <w:rPr>
+            <w:rFonts w:ascii="Arial" w:cs="Arial" w:eastAsia="Arial" w:hAnsi="Arial"/>
+            <w:b/>
+            <w:bCs/>
+            <w:sz w:val="24"/>
+            <w:szCs w:val="24"/>
+          </w:rPr>
+          <w:delText xml:space="preserve">4.4.1  Nutzen für Endnutzende</w:delText>
+        </w:r>
+      </w:del>
     </w:p>
     <w:p>
       <w:pPr>
@@ -3346,17 +3370,22 @@
       <w:pPr>
         <w:pStyle w:val="Heading3"/>
         <w:spacing w:after="120" w:before="240"/>
-      </w:pPr>
-      <w:r>
-        <w:rPr>
-          <w:rFonts w:ascii="Arial" w:cs="Arial" w:eastAsia="Arial" w:hAnsi="Arial"/>
-          <w:b/>
-          <w:bCs/>
-          <w:sz w:val="24"/>
-          <w:szCs w:val="24"/>
-        </w:rPr>
-        <w:t xml:space="preserve">4.4.2  Nutzen für die Forschung</w:t>
-      </w:r>
+        <w:rPr>
+          <w:del w:id="3012" w:author="Claude" w:date="2026-05-06T13:30:00Z"/>
+        </w:rPr>
+      </w:pPr>
+      <w:del w:id="3013" w:author="Claude" w:date="2026-05-06T13:30:00Z">
+        <w:r>
+          <w:rPr>
+            <w:rFonts w:ascii="Arial" w:cs="Arial" w:eastAsia="Arial" w:hAnsi="Arial"/>
+            <w:b/>
+            <w:bCs/>
+            <w:sz w:val="24"/>
+            <w:szCs w:val="24"/>
+          </w:rPr>
+          <w:delText xml:space="preserve">4.4.2  Nutzen für die Forschung</w:delText>
+        </w:r>
+      </w:del>
     </w:p>
     <w:p>
       <w:pPr>
@@ -3375,17 +3404,22 @@
       <w:pPr>
         <w:pStyle w:val="Heading3"/>
         <w:spacing w:after="120" w:before="240"/>
-      </w:pPr>
-      <w:r>
-        <w:rPr>
-          <w:rFonts w:ascii="Arial" w:cs="Arial" w:eastAsia="Arial" w:hAnsi="Arial"/>
-          <w:b/>
-          <w:bCs/>
-          <w:sz w:val="24"/>
-          <w:szCs w:val="24"/>
-        </w:rPr>
-        <w:t xml:space="preserve">4.4.3  Gesellschaftlicher Nutzen</w:t>
-      </w:r>
+        <w:rPr>
+          <w:del w:id="3014" w:author="Claude" w:date="2026-05-06T13:30:00Z"/>
+        </w:rPr>
+      </w:pPr>
+      <w:del w:id="3015" w:author="Claude" w:date="2026-05-06T13:30:00Z">
+        <w:r>
+          <w:rPr>
+            <w:rFonts w:ascii="Arial" w:cs="Arial" w:eastAsia="Arial" w:hAnsi="Arial"/>
+            <w:b/>
+            <w:bCs/>
+            <w:sz w:val="24"/>
+            <w:szCs w:val="24"/>
+          </w:rPr>
+          <w:delText xml:space="preserve">4.4.3  Gesellschaftlicher Nutzen</w:delText>
+        </w:r>
+      </w:del>
     </w:p>
     <w:p>
       <w:pPr>
@@ -4983,6 +5017,590 @@
         <w:pStyle w:val="Heading1"/>
         <w:pageBreakBefore/>
         <w:spacing w:after="240" w:before="480"/>
+        <w:rPr>
+          <w:ins w:id="2001" w:author="Claude" w:date="2026-05-06T13:00:00Z"/>
+        </w:rPr>
+      </w:pPr>
+      <w:ins w:id="2002" w:author="Claude" w:date="2026-05-06T13:00:00Z">
+        <w:r>
+          <w:rPr>
+            <w:rFonts w:ascii="Arial" w:cs="Arial" w:eastAsia="Arial" w:hAnsi="Arial"/>
+            <w:b/>
+            <w:bCs/>
+            <w:sz w:val="32"/>
+            <w:szCs w:val="32"/>
+          </w:rPr>
+          <w:t xml:space="preserve">8  Validierung</w:t>
+        </w:r>
+      </w:ins>
+    </w:p>
+    <w:p>
+      <w:pPr>
+        <w:spacing w:after="160" w:before="0" w:line="360" w:lineRule="auto"/>
+        <w:rPr>
+          <w:ins w:id="2003" w:author="Claude" w:date="2026-05-06T13:00:00Z"/>
+        </w:rPr>
+      </w:pPr>
+      <w:ins w:id="2004" w:author="Claude" w:date="2026-05-06T13:00:00Z">
+        <w:r>
+          <w:rPr>
+            <w:rFonts w:ascii="Arial" w:cs="Arial" w:eastAsia="Arial" w:hAnsi="Arial"/>
+            <w:sz w:val="22"/>
+            <w:szCs w:val="22"/>
+          </w:rPr>
+          <w:t xml:space="preserve">Das Kapitel klärt, wie das in den Kapiteln 6 und 7 entworfene und umgesetzte Artefakt validiert wird. Es definiert pro Validierungsstrang, was geprüft wird, und legt die Schwellwerte fest, an denen der Erfolg gemessen wird. Die methodische Grundlage – die einzelnen Datenquellen, der Pilottest-Ablauf und die Auswertungsverfahren – ist in Kapitel 5 (Abschnitte 5.4 und 5.5) ausführlich beschrieben; dieses Kapitel verweist darauf und ergänzt die strangbezogene Operationalisierung.</w:t>
+        </w:r>
+      </w:ins>
+    </w:p>
+    <w:p>
+      <w:pPr>
+        <w:pStyle w:val="Heading2"/>
+        <w:spacing w:after="160" w:before="320"/>
+        <w:rPr>
+          <w:ins w:id="2005" w:author="Claude" w:date="2026-05-06T13:00:00Z"/>
+        </w:rPr>
+      </w:pPr>
+      <w:ins w:id="2006" w:author="Claude" w:date="2026-05-06T13:00:00Z">
+        <w:r>
+          <w:rPr>
+            <w:rFonts w:ascii="Arial" w:cs="Arial" w:eastAsia="Arial" w:hAnsi="Arial"/>
+            <w:b/>
+            <w:bCs/>
+            <w:sz w:val="28"/>
+            <w:szCs w:val="28"/>
+          </w:rPr>
+          <w:t xml:space="preserve">8.1  Aufbau der Validierung</w:t>
+        </w:r>
+      </w:ins>
+    </w:p>
+    <w:p>
+      <w:pPr>
+        <w:spacing w:after="160" w:before="0" w:line="360" w:lineRule="auto"/>
+        <w:rPr>
+          <w:ins w:id="2007" w:author="Claude" w:date="2026-05-06T13:00:00Z"/>
+        </w:rPr>
+      </w:pPr>
+      <w:ins w:id="2008" w:author="Claude" w:date="2026-05-06T13:00:00Z">
+        <w:r>
+          <w:rPr>
+            <w:rFonts w:ascii="Arial" w:cs="Arial" w:eastAsia="Arial" w:hAnsi="Arial"/>
+            <w:sz w:val="22"/>
+            <w:szCs w:val="22"/>
+          </w:rPr>
+          <w:t xml:space="preserve">Auf Empfehlung des Dozenten folgt die Validierung einer dreiteiligen Logik. Der Machbarkeitsnachweis prüft, ob das Artefakt technisch funktioniert. Die Usability- und Akzeptanzmessung prüft, ob es als bedienbar und nützlich erlebt wird. Die Wirkungsmessung prüft, ob es die in Kapitel 2 hergeleiteten Effekte zu Autonomie, Wohlbefinden und algorithmischer Souveränität entfaltet. Diese Reihenfolge ist nicht zufällig: Ohne Machbarkeit greift weder Akzeptanz- noch Wirkungsmessung; ohne ausreichende Akzeptanz lassen sich Wirkungseffekte nicht zuverlässig zuschreiben.</w:t>
+        </w:r>
+      </w:ins>
+    </w:p>
+    <w:p>
+      <w:pPr>
+        <w:spacing w:after="160" w:before="0" w:line="360" w:lineRule="auto"/>
+        <w:rPr>
+          <w:ins w:id="2009" w:author="Claude" w:date="2026-05-06T13:00:00Z"/>
+        </w:rPr>
+      </w:pPr>
+      <w:ins w:id="2010" w:author="Claude" w:date="2026-05-06T13:00:00Z">
+        <w:r>
+          <w:rPr>
+            <w:rFonts w:ascii="Arial" w:cs="Arial" w:eastAsia="Arial" w:hAnsi="Arial"/>
+            <w:sz w:val="22"/>
+            <w:szCs w:val="22"/>
+          </w:rPr>
+          <w:t xml:space="preserve">Erhoben wird in zwei Studienformaten, die sich ergänzen. Format A umfasst eine 1-malige Nutzung mit anschliessender Befragung und erfasst den Erstkontakt-Eindruck. Format B umfasst eine Nutzungsphase über mindestens ein Wochenende, idealerweise eine Woche, mit Abschlussbefragung und erfasst den Gewohnheitseffekt. Personen, die beide Formate durchlaufen, beantworten den Fragebogen zweimal; der individuelle Vergleich der Antworten dient als Indikator für die Verschiebung vom Erstkontakt zur Gewohnheit. Stichprobengrösse, Rekrutierung, Pilottest-Ablauf und die zugrundeliegenden Erhebungsinstrumente – SUS, Wellbeing-Items, semistrukturierte Interviews und Nutzungslogs – sind in Abschnitt 5.4 dokumentiert.</w:t>
+        </w:r>
+      </w:ins>
+    </w:p>
+    <w:p>
+      <w:pPr>
+        <w:pStyle w:val="Heading2"/>
+        <w:spacing w:after="160" w:before="320"/>
+        <w:rPr>
+          <w:ins w:id="2011" w:author="Claude" w:date="2026-05-06T13:00:00Z"/>
+        </w:rPr>
+      </w:pPr>
+      <w:ins w:id="2012" w:author="Claude" w:date="2026-05-06T13:00:00Z">
+        <w:r>
+          <w:rPr>
+            <w:rFonts w:ascii="Arial" w:cs="Arial" w:eastAsia="Arial" w:hAnsi="Arial"/>
+            <w:b/>
+            <w:bCs/>
+            <w:sz w:val="28"/>
+            <w:szCs w:val="28"/>
+          </w:rPr>
+          <w:t xml:space="preserve">8.2  Machbarkeitsnachweis</w:t>
+        </w:r>
+      </w:ins>
+    </w:p>
+    <w:p>
+      <w:pPr>
+        <w:spacing w:after="160" w:before="0" w:line="360" w:lineRule="auto"/>
+        <w:rPr>
+          <w:ins w:id="2013" w:author="Claude" w:date="2026-05-06T13:00:00Z"/>
+        </w:rPr>
+      </w:pPr>
+      <w:ins w:id="2014" w:author="Claude" w:date="2026-05-06T13:00:00Z">
+        <w:r>
+          <w:rPr>
+            <w:rFonts w:ascii="Arial" w:cs="Arial" w:eastAsia="Arial" w:hAnsi="Arial"/>
+            <w:sz w:val="22"/>
+            <w:szCs w:val="22"/>
+          </w:rPr>
+          <w:t xml:space="preserve">Der Machbarkeitsnachweis erfolgt auf drei Ebenen. Erstens dient der lauffähige Prototyp als Demonstration: Ein End-to-End-Durchlauf von der Profileingabe über Datenintegration, LLM-gestützte Textgenerierung und Sprachsynthese bis zur ausgespielten Sendung wird reproduzierbar dokumentiert; eine Beispielsendung findet sich in Anhang E. Zweitens werden für die zentralen Pipeline-Komponenten – Datenintegration, Personalisierung, LLM-Aufrufe und Sprachsynthese – automatisierte Tests geführt, die Normalfälle, Fehlerpfade und Grenzfälle abdecken. Drittens werden nicht-funktionale Eigenschaften gemessen: Latenz pro Pipeline-Schritt, Kosten pro Sendung in LLM-Tokens und TTS-Minuten, Fehlerraten (Halluzinationen, fehlgeschlagene API-Calls) und Stabilität bei wiederholter Ausführung. Die Messungen erfolgen über mindestens 20 generierte Sendungen mit unterschiedlichen Profilkonfigurationen, um Schwankungen sichtbar zu machen.</w:t>
+        </w:r>
+      </w:ins>
+    </w:p>
+    <w:p>
+      <w:pPr>
+        <w:pStyle w:val="Heading2"/>
+        <w:spacing w:after="160" w:before="320"/>
+        <w:rPr>
+          <w:ins w:id="2015" w:author="Claude" w:date="2026-05-06T13:00:00Z"/>
+        </w:rPr>
+      </w:pPr>
+      <w:ins w:id="2016" w:author="Claude" w:date="2026-05-06T13:00:00Z">
+        <w:r>
+          <w:rPr>
+            <w:rFonts w:ascii="Arial" w:cs="Arial" w:eastAsia="Arial" w:hAnsi="Arial"/>
+            <w:b/>
+            <w:bCs/>
+            <w:sz w:val="28"/>
+            <w:szCs w:val="28"/>
+          </w:rPr>
+          <w:t xml:space="preserve">8.3  Usability und Akzeptanz</w:t>
+        </w:r>
+      </w:ins>
+    </w:p>
+    <w:p>
+      <w:pPr>
+        <w:spacing w:after="160" w:before="0" w:line="360" w:lineRule="auto"/>
+        <w:rPr>
+          <w:ins w:id="2017" w:author="Claude" w:date="2026-05-06T13:00:00Z"/>
+        </w:rPr>
+      </w:pPr>
+      <w:ins w:id="2018" w:author="Claude" w:date="2026-05-06T13:00:00Z">
+        <w:r>
+          <w:rPr>
+            <w:rFonts w:ascii="Arial" w:cs="Arial" w:eastAsia="Arial" w:hAnsi="Arial"/>
+            <w:sz w:val="22"/>
+            <w:szCs w:val="22"/>
+          </w:rPr>
+          <w:t xml:space="preserve">Die Usability- und Akzeptanzmessung kombiniert das in Abschnitt 5.4 beschriebene SUS-Instrument mit eigenkonstruierten Items, die sich an TAM und UTAUT orientieren und gezielt die Einstellungsmöglichkeiten der Webapplikation adressieren. Diese Eigenkonstruktion ist methodisch begründet: Standardinstrumente prüfen Bedienbarkeit gegen einen abstrakten Idealnutzer, sie können aber nicht klären, ob konkrete Funktionen eines neuartigen Artefakts erwünscht sind. Pro Einstellungsmöglichkeit – Sendungslänge, Themenpräferenzen, Stimmenwahl, Diversifikationsgrad und Transparenzanzeige – wird ein dreigeteiltes Item-Set erhoben: was gefällt, was als unnötig empfunden wird, was zusätzlich gewünscht wäre. Die Items werden mit LLM-Unterstützung formuliert und vor dem Pilottest mit dem Betreuer abgestimmt. Der vollständige Item-Katalog ist in Anhang C dokumentiert.</w:t>
+        </w:r>
+      </w:ins>
+    </w:p>
+    <w:p>
+      <w:pPr>
+        <w:pStyle w:val="Heading2"/>
+        <w:spacing w:after="160" w:before="320"/>
+        <w:rPr>
+          <w:ins w:id="2019" w:author="Claude" w:date="2026-05-06T13:00:00Z"/>
+        </w:rPr>
+      </w:pPr>
+      <w:ins w:id="2020" w:author="Claude" w:date="2026-05-06T13:00:00Z">
+        <w:r>
+          <w:rPr>
+            <w:rFonts w:ascii="Arial" w:cs="Arial" w:eastAsia="Arial" w:hAnsi="Arial"/>
+            <w:b/>
+            <w:bCs/>
+            <w:sz w:val="28"/>
+            <w:szCs w:val="28"/>
+          </w:rPr>
+          <w:t xml:space="preserve">8.4  Wirkung</w:t>
+        </w:r>
+      </w:ins>
+    </w:p>
+    <w:p>
+      <w:pPr>
+        <w:spacing w:after="160" w:before="0" w:line="360" w:lineRule="auto"/>
+        <w:rPr>
+          <w:ins w:id="2021" w:author="Claude" w:date="2026-05-06T13:00:00Z"/>
+        </w:rPr>
+      </w:pPr>
+      <w:ins w:id="2022" w:author="Claude" w:date="2026-05-06T13:00:00Z">
+        <w:r>
+          <w:rPr>
+            <w:rFonts w:ascii="Arial" w:cs="Arial" w:eastAsia="Arial" w:hAnsi="Arial"/>
+            <w:sz w:val="22"/>
+            <w:szCs w:val="22"/>
+          </w:rPr>
+          <w:t xml:space="preserve">Die Wirkungsitems werden direkt aus dem theoretischen Rahmen in Kapitel 2 abgeleitet, sodass die Studie die spezifischen Konstrukte prüft, mit denen das Artefakt begründet wurde. Erhoben werden vier Wirkungsdimensionen. Die erste Dimension umfasst die psychologischen Grundbedürfnisse Autonomie, Kompetenz und Verbundenheit nach SDT (Abschnitt 2.3.1) sowie die wahrgenommene Werteorientierung im Sinne von VSD (Abschnitt 2.3.2). Die zweite Dimension misst das situative Wohlbefinden vor und nach der Nutzung in Anlehnung an die Wellbeing-Items aus Abschnitt 5.4 und das in Abschnitt 2.3.3 entwickelte Wellbeing-Verständnis. Die dritte Dimension erfasst die Aspekte der algorithmischen Souveränität – Transparenz, Steuerbarkeit und Vertrauen – und greift damit das in Abschnitt 2.3.4 als Souveränitätsdefizit beschriebene Phänomen direkt auf. Die vierte Dimension umfasst zwei Bereiche, die nicht aus dem Wellbeing-Diskurs stammen, für ein Medienartefakt aber konstitutiv sind: die klassischen Gebrauchszwecke Information und Unterhaltung (als Kontrollvariablen, damit die Wohlbefindenswirkung nicht zulasten der Grundfunktionen erkauft wird) und Awareness-Items zu Filterblasen, Bias und Grenzen des Systems (als zentraler Anspruch des Artefakts). Eine Übersicht der Konstrukte mit Beispielitems findet sich in Anhang C; die genaue Itemformulierung wird vor dem Pilottest finalisiert.</w:t>
+        </w:r>
+      </w:ins>
+    </w:p>
+    <w:p>
+      <w:pPr>
+        <w:pStyle w:val="Heading2"/>
+        <w:spacing w:after="160" w:before="320"/>
+        <w:rPr>
+          <w:ins w:id="2023" w:author="Claude" w:date="2026-05-06T13:00:00Z"/>
+        </w:rPr>
+      </w:pPr>
+      <w:ins w:id="2024" w:author="Claude" w:date="2026-05-06T13:00:00Z">
+        <w:r>
+          <w:rPr>
+            <w:rFonts w:ascii="Arial" w:cs="Arial" w:eastAsia="Arial" w:hAnsi="Arial"/>
+            <w:b/>
+            <w:bCs/>
+            <w:sz w:val="28"/>
+            <w:szCs w:val="28"/>
+          </w:rPr>
+          <w:t xml:space="preserve">8.5  Operationalisierung der Erfolgskriterien und Ethik</w:t>
+        </w:r>
+      </w:ins>
+    </w:p>
+    <w:p>
+      <w:pPr>
+        <w:spacing w:after="160" w:before="0" w:line="360" w:lineRule="auto"/>
+        <w:rPr>
+          <w:ins w:id="2025" w:author="Claude" w:date="2026-05-06T13:00:00Z"/>
+        </w:rPr>
+      </w:pPr>
+      <w:ins w:id="2026" w:author="Claude" w:date="2026-05-06T13:00:00Z">
+        <w:r>
+          <w:rPr>
+            <w:rFonts w:ascii="Arial" w:cs="Arial" w:eastAsia="Arial" w:hAnsi="Arial"/>
+            <w:sz w:val="22"/>
+            <w:szCs w:val="22"/>
+          </w:rPr>
+          <w:t xml:space="preserve">Die in Abschnitt 4.2 konzeptuell formulierten Erfolgskriterien werden für die Validierung pro Strang operationalisiert. Auf der Machbarkeitsebene gilt der End-to-End-Durchlauf als erfolgreich, wenn er auf mindestens 95 Prozent der Versuche fehlerfrei terminiert, die Latenz pro Sendung unter einem mit dem Betreuer abgestimmten Schwellwert bleibt und die Unit-Test-Abdeckung pro Komponente mindestens 70 Prozent erreicht. Auf der Akzeptanzebene wird ein SUS-Score von mindestens 68 Punkten – dem industriellen Durchschnitt nach Bangor, Kortum und Miller (2008) – angestrebt; ergänzend muss zu jeder Einstellungsmöglichkeit mehrheitlich positives Feedback dokumentiert sein. Auf der Wirkungsebene gilt der Nachweis als erbracht, wenn die Items zu Autonomie, Steuerbarkeit und Transparenz im Median bei mindestens vier von fünf Punkten liegen und die Awareness-Items qualitativ belegte Bewusstseinsberichte erzeugen.</w:t>
+        </w:r>
+      </w:ins>
+    </w:p>
+    <w:p>
+      <w:pPr>
+        <w:spacing w:after="160" w:before="0" w:line="360" w:lineRule="auto"/>
+        <w:rPr>
+          <w:ins w:id="2027" w:author="Claude" w:date="2026-05-06T13:00:00Z"/>
+        </w:rPr>
+      </w:pPr>
+      <w:ins w:id="2028" w:author="Claude" w:date="2026-05-06T13:00:00Z">
+        <w:r>
+          <w:rPr>
+            <w:rFonts w:ascii="Arial" w:cs="Arial" w:eastAsia="Arial" w:hAnsi="Arial"/>
+            <w:sz w:val="22"/>
+            <w:szCs w:val="22"/>
+          </w:rPr>
+          <w:t xml:space="preserve">Die konkreten Schwellwerte werden vor dem Pilottest mit dem Betreuer abgestimmt. Ethik, Einwilligung und Datenschutz folgen den ZHAW-Standards für studentische Forschung mit Personen: Vor Studienbeginn unterzeichnen alle Testpersonen eine Einwilligungserklärung (Informed Consent, siehe Anhang H), die Studienzweck, Datenarten, Verwendung, Speicherdauer und Widerrufsrecht regelt. Nutzungsdaten werden lokal erhoben und sechs Monate nach Abgabe der Thesis gelöscht; ein clientseitiges Tracking findet nicht statt.</w:t>
+        </w:r>
+      </w:ins>
+    </w:p>
+    <w:p>
+      <w:pPr>
+        <w:pStyle w:val="Heading1"/>
+        <w:pageBreakBefore/>
+        <w:spacing w:after="240" w:before="480"/>
+        <w:rPr>
+          <w:ins w:id="1117" w:author="Claude" w:date="2026-05-06T12:00:00Z"/>
+        </w:rPr>
+      </w:pPr>
+      <w:ins w:id="1118" w:author="Claude" w:date="2026-05-06T12:00:00Z">
+        <w:r>
+          <w:rPr>
+            <w:rFonts w:ascii="Arial" w:cs="Arial" w:eastAsia="Arial" w:hAnsi="Arial"/>
+            <w:b/>
+            <w:bCs/>
+            <w:sz w:val="32"/>
+            <w:szCs w:val="32"/>
+          </w:rPr>
+          <w:t xml:space="preserve">10  Diskussion</w:t>
+        </w:r>
+      </w:ins>
+    </w:p>
+    <w:p>
+      <w:pPr>
+        <w:spacing w:after="160" w:before="0" w:line="360" w:lineRule="auto"/>
+        <w:rPr>
+          <w:ins w:id="1119" w:author="Claude" w:date="2026-05-06T12:00:00Z"/>
+        </w:rPr>
+      </w:pPr>
+      <w:ins w:id="1120" w:author="Claude" w:date="2026-05-06T12:00:00Z">
+        <w:r>
+          <w:rPr>
+            <w:rFonts w:ascii="Arial" w:cs="Arial" w:eastAsia="Arial" w:hAnsi="Arial"/>
+            <w:sz w:val="22"/>
+            <w:szCs w:val="22"/>
+          </w:rPr>
+          <w:t xml:space="preserve">Die Diskussion greift die drei Validierungsstränge aus Kapitel 8 explizit auf und ordnet die in Kapitel 9 dargestellten Ergebnisse in den theoretischen Rahmen aus Kapitel 2 ein. Die Gliederung folgt der argumentativen Struktur der Validierung: zunächst die Forschungsfrage als synthetische Klammer, dann die drei Stränge einzeln, schliesslich Implikationen, Limitationen und Übertragbarkeit.</w:t>
+        </w:r>
+      </w:ins>
+    </w:p>
+    <w:p>
+      <w:pPr>
+        <w:pStyle w:val="Heading2"/>
+        <w:spacing w:after="160" w:before="320"/>
+        <w:rPr>
+          <w:ins w:id="1121" w:author="Claude" w:date="2026-05-06T12:00:00Z"/>
+        </w:rPr>
+      </w:pPr>
+      <w:ins w:id="1122" w:author="Claude" w:date="2026-05-06T12:00:00Z">
+        <w:r>
+          <w:rPr>
+            <w:rFonts w:ascii="Arial" w:cs="Arial" w:eastAsia="Arial" w:hAnsi="Arial"/>
+            <w:b/>
+            <w:bCs/>
+            <w:sz w:val="28"/>
+            <w:szCs w:val="28"/>
+          </w:rPr>
+          <w:t xml:space="preserve">10.1  Beantwortung der Forschungsfrage</w:t>
+        </w:r>
+      </w:ins>
+    </w:p>
+    <w:p>
+      <w:pPr>
+        <w:spacing w:after="160" w:before="0" w:line="360" w:lineRule="auto"/>
+        <w:rPr>
+          <w:ins w:id="1123" w:author="Claude" w:date="2026-05-06T12:00:00Z"/>
+        </w:rPr>
+      </w:pPr>
+      <w:ins w:id="1124" w:author="Claude" w:date="2026-05-06T12:00:00Z">
+        <w:r>
+          <w:rPr>
+            <w:rFonts w:ascii="Arial" w:cs="Arial" w:eastAsia="Arial" w:hAnsi="Arial"/>
+            <w:sz w:val="22"/>
+            <w:szCs w:val="22"/>
+          </w:rPr>
+          <w:t xml:space="preserve">[Stub – wird nach dem Pilottest auf Basis der Ergebnisse aus Kap. 9 verfasst.] Synthese über die drei Validierungsstränge: Was wurde nachgewiesen, was bleibt offen? Die Hauptforschungsfrage aus Kap. 4 wird hier ebenenübergreifend beantwortet, mit klarer Markierung dessen, was die kleine Stichprobe und der kurze Untersuchungszeitraum tragen.</w:t>
+        </w:r>
+      </w:ins>
+    </w:p>
+    <w:p>
+      <w:pPr>
+        <w:pStyle w:val="Heading2"/>
+        <w:spacing w:after="160" w:before="320"/>
+        <w:rPr>
+          <w:ins w:id="1125" w:author="Claude" w:date="2026-05-06T12:00:00Z"/>
+        </w:rPr>
+      </w:pPr>
+      <w:ins w:id="1126" w:author="Claude" w:date="2026-05-06T12:00:00Z">
+        <w:r>
+          <w:rPr>
+            <w:rFonts w:ascii="Arial" w:cs="Arial" w:eastAsia="Arial" w:hAnsi="Arial"/>
+            <w:b/>
+            <w:bCs/>
+            <w:sz w:val="28"/>
+            <w:szCs w:val="28"/>
+          </w:rPr>
+          <w:t xml:space="preserve">10.2  Diskussion der Machbarkeit</w:t>
+        </w:r>
+      </w:ins>
+    </w:p>
+    <w:p>
+      <w:pPr>
+        <w:spacing w:after="160" w:before="0" w:line="360" w:lineRule="auto"/>
+        <w:rPr>
+          <w:ins w:id="1127" w:author="Claude" w:date="2026-05-06T12:00:00Z"/>
+        </w:rPr>
+      </w:pPr>
+      <w:ins w:id="1128" w:author="Claude" w:date="2026-05-06T12:00:00Z">
+        <w:r>
+          <w:rPr>
+            <w:rFonts w:ascii="Arial" w:cs="Arial" w:eastAsia="Arial" w:hAnsi="Arial"/>
+            <w:sz w:val="22"/>
+            <w:szCs w:val="22"/>
+          </w:rPr>
+          <w:t xml:space="preserve">[Stub.] Reflexion der technischen Tragfähigkeit der Pipeline: Welche Komponenten sind kostentreibend, welche fehleranfällig? Skaliert das Konzept auf grössere Nutzerzahlen? Welche Architekturentscheidungen würden sich rückblickend anders darstellen?</w:t>
+        </w:r>
+      </w:ins>
+    </w:p>
+    <w:p>
+      <w:pPr>
+        <w:pStyle w:val="Heading2"/>
+        <w:spacing w:after="160" w:before="320"/>
+        <w:rPr>
+          <w:ins w:id="1129" w:author="Claude" w:date="2026-05-06T12:00:00Z"/>
+        </w:rPr>
+      </w:pPr>
+      <w:ins w:id="1130" w:author="Claude" w:date="2026-05-06T12:00:00Z">
+        <w:r>
+          <w:rPr>
+            <w:rFonts w:ascii="Arial" w:cs="Arial" w:eastAsia="Arial" w:hAnsi="Arial"/>
+            <w:b/>
+            <w:bCs/>
+            <w:sz w:val="28"/>
+            <w:szCs w:val="28"/>
+          </w:rPr>
+          <w:t xml:space="preserve">10.3  Diskussion der Usability und Akzeptanz</w:t>
+        </w:r>
+      </w:ins>
+    </w:p>
+    <w:p>
+      <w:pPr>
+        <w:spacing w:after="160" w:before="0" w:line="360" w:lineRule="auto"/>
+        <w:rPr>
+          <w:ins w:id="1131" w:author="Claude" w:date="2026-05-06T12:00:00Z"/>
+        </w:rPr>
+      </w:pPr>
+      <w:ins w:id="1132" w:author="Claude" w:date="2026-05-06T12:00:00Z">
+        <w:r>
+          <w:rPr>
+            <w:rFonts w:ascii="Arial" w:cs="Arial" w:eastAsia="Arial" w:hAnsi="Arial"/>
+            <w:sz w:val="22"/>
+            <w:szCs w:val="22"/>
+          </w:rPr>
+          <w:t xml:space="preserve">[Stub.] Welche Einstellungsmöglichkeiten wurden besonders geschätzt, welche als überflüssig wahrgenommen, welche fehlen? Was sagt das über die Designentscheidungen aus Kap. 6 aus, und welche Entscheidungen waren möglicherweise zu stark theoriegetrieben?</w:t>
+        </w:r>
+      </w:ins>
+    </w:p>
+    <w:p>
+      <w:pPr>
+        <w:pStyle w:val="Heading2"/>
+        <w:spacing w:after="160" w:before="320"/>
+        <w:rPr>
+          <w:ins w:id="1133" w:author="Claude" w:date="2026-05-06T12:00:00Z"/>
+        </w:rPr>
+      </w:pPr>
+      <w:ins w:id="1134" w:author="Claude" w:date="2026-05-06T12:00:00Z">
+        <w:r>
+          <w:rPr>
+            <w:rFonts w:ascii="Arial" w:cs="Arial" w:eastAsia="Arial" w:hAnsi="Arial"/>
+            <w:b/>
+            <w:bCs/>
+            <w:sz w:val="28"/>
+            <w:szCs w:val="28"/>
+          </w:rPr>
+          <w:t xml:space="preserve">10.4  Diskussion der Wirkung</w:t>
+        </w:r>
+      </w:ins>
+    </w:p>
+    <w:p>
+      <w:pPr>
+        <w:spacing w:after="160" w:before="0" w:line="360" w:lineRule="auto"/>
+        <w:rPr>
+          <w:ins w:id="1135" w:author="Claude" w:date="2026-05-06T12:00:00Z"/>
+        </w:rPr>
+      </w:pPr>
+      <w:ins w:id="1136" w:author="Claude" w:date="2026-05-06T12:00:00Z">
+        <w:r>
+          <w:rPr>
+            <w:rFonts w:ascii="Arial" w:cs="Arial" w:eastAsia="Arial" w:hAnsi="Arial"/>
+            <w:sz w:val="22"/>
+            <w:szCs w:val="22"/>
+          </w:rPr>
+          <w:t xml:space="preserve">[Stub.] Einordnung in den theoretischen Rahmen aus Kap. 2: Inwieweit wurden die SDT-Bedürfnisse adressiert? Wurden VSD-Werte erlebbar? Schärfte das Artefakt die Awareness für algorithmische Souveränität? Welche Wirkung blieb aus, welche überraschte?</w:t>
+        </w:r>
+      </w:ins>
+    </w:p>
+    <w:p>
+      <w:pPr>
+        <w:pStyle w:val="Heading2"/>
+        <w:spacing w:after="160" w:before="320"/>
+        <w:rPr>
+          <w:ins w:id="1137" w:author="Claude" w:date="2026-05-06T12:00:00Z"/>
+        </w:rPr>
+      </w:pPr>
+      <w:ins w:id="1138" w:author="Claude" w:date="2026-05-06T12:00:00Z">
+        <w:r>
+          <w:rPr>
+            <w:rFonts w:ascii="Arial" w:cs="Arial" w:eastAsia="Arial" w:hAnsi="Arial"/>
+            <w:b/>
+            <w:bCs/>
+            <w:sz w:val="28"/>
+            <w:szCs w:val="28"/>
+          </w:rPr>
+          <w:t xml:space="preserve">10.5  Implikationen für Design und Praxis</w:t>
+        </w:r>
+      </w:ins>
+    </w:p>
+    <w:p>
+      <w:pPr>
+        <w:spacing w:after="160" w:before="0" w:line="360" w:lineRule="auto"/>
+        <w:rPr>
+          <w:ins w:id="1139" w:author="Claude" w:date="2026-05-06T12:00:00Z"/>
+        </w:rPr>
+      </w:pPr>
+      <w:ins w:id="1140" w:author="Claude" w:date="2026-05-06T12:00:00Z">
+        <w:r>
+          <w:rPr>
+            <w:rFonts w:ascii="Arial" w:cs="Arial" w:eastAsia="Arial" w:hAnsi="Arial"/>
+            <w:sz w:val="22"/>
+            <w:szCs w:val="22"/>
+          </w:rPr>
+          <w:t xml:space="preserve">[Stub.] Welche Designentscheidungen sind übertragbar auf andere wellbeing-orientierte Medienartefakte, welche radio-spezifisch? Welche Implikationen ergeben sich für die Praxis öffentlich-rechtlicher Medien, die ein wellbeing-orientiertes Angebot prüfen?</w:t>
+        </w:r>
+      </w:ins>
+    </w:p>
+    <w:p>
+      <w:pPr>
+        <w:pStyle w:val="Heading2"/>
+        <w:spacing w:after="160" w:before="320"/>
+        <w:rPr>
+          <w:ins w:id="1141" w:author="Claude" w:date="2026-05-06T12:00:00Z"/>
+        </w:rPr>
+      </w:pPr>
+      <w:ins w:id="1142" w:author="Claude" w:date="2026-05-06T12:00:00Z">
+        <w:r>
+          <w:rPr>
+            <w:rFonts w:ascii="Arial" w:cs="Arial" w:eastAsia="Arial" w:hAnsi="Arial"/>
+            <w:b/>
+            <w:bCs/>
+            <w:sz w:val="28"/>
+            <w:szCs w:val="28"/>
+          </w:rPr>
+          <w:t xml:space="preserve">10.6  Limitationen</w:t>
+        </w:r>
+      </w:ins>
+    </w:p>
+    <w:p>
+      <w:pPr>
+        <w:spacing w:after="160" w:before="0" w:line="360" w:lineRule="auto"/>
+        <w:rPr>
+          <w:ins w:id="1143" w:author="Claude" w:date="2026-05-06T12:00:00Z"/>
+        </w:rPr>
+      </w:pPr>
+      <w:ins w:id="1144" w:author="Claude" w:date="2026-05-06T12:00:00Z">
+        <w:r>
+          <w:rPr>
+            <w:rFonts w:ascii="Arial" w:cs="Arial" w:eastAsia="Arial" w:hAnsi="Arial"/>
+            <w:sz w:val="22"/>
+            <w:szCs w:val="22"/>
+          </w:rPr>
+          <w:t xml:space="preserve">[Stub.] Kleine Stichprobe (mindestens drei, mehr wünschenswert); kurzer Untersuchungszeitraum (maximal eine Woche); Selbstauswahl der Testpersonen; mögliche Verzerrung durch zweimalige Befragung derselben Personen (Lerneffekt, Erwartungseffekt); technische Restriktionen (LLM- und TTS-Latenz, Lizenzfragen Musik); Selbstreport als einzige Wirkungsquelle.</w:t>
+        </w:r>
+      </w:ins>
+    </w:p>
+    <w:p>
+      <w:pPr>
+        <w:pStyle w:val="Heading2"/>
+        <w:spacing w:after="160" w:before="320"/>
+        <w:rPr>
+          <w:ins w:id="1145" w:author="Claude" w:date="2026-05-06T12:00:00Z"/>
+        </w:rPr>
+      </w:pPr>
+      <w:ins w:id="1146" w:author="Claude" w:date="2026-05-06T12:00:00Z">
+        <w:r>
+          <w:rPr>
+            <w:rFonts w:ascii="Arial" w:cs="Arial" w:eastAsia="Arial" w:hAnsi="Arial"/>
+            <w:b/>
+            <w:bCs/>
+            <w:sz w:val="28"/>
+            <w:szCs w:val="28"/>
+          </w:rPr>
+          <w:t xml:space="preserve">10.7  Übertragbarkeit auf andere Medienkontexte</w:t>
+        </w:r>
+      </w:ins>
+    </w:p>
+    <w:p>
+      <w:pPr>
+        <w:spacing w:after="160" w:before="0" w:line="360" w:lineRule="auto"/>
+        <w:rPr>
+          <w:ins w:id="1147" w:author="Claude" w:date="2026-05-06T12:00:00Z"/>
+        </w:rPr>
+      </w:pPr>
+      <w:ins w:id="1148" w:author="Claude" w:date="2026-05-06T12:00:00Z">
+        <w:r>
+          <w:rPr>
+            <w:rFonts w:ascii="Arial" w:cs="Arial" w:eastAsia="Arial" w:hAnsi="Arial"/>
+            <w:sz w:val="22"/>
+            <w:szCs w:val="22"/>
+          </w:rPr>
+          <w:t xml:space="preserve">[Stub.] Inwiefern lassen sich die Befunde auf Streaming, Podcast-Empfehlungen oder News-Aggregatoren übertragen? Welche Eigenschaften von Radio 25 sind generisch (definierte Sessionlänge, explizite Präferenzangabe, Transparenzanzeige), welche formatspezifisch (auditive Modalität, eingebettete Musikauswahl)?</w:t>
+        </w:r>
+      </w:ins>
+    </w:p>
+    <w:p>
+      <w:pPr>
+        <w:pStyle w:val="Heading1"/>
+        <w:pageBreakBefore/>
+        <w:spacing w:after="240" w:before="480"/>
       </w:pPr>
       <w:r>
         <w:rPr>

--- a/Hauptdokument.docx
+++ b/Hauptdokument.docx
@@ -29,7 +29,6 @@
         <w:spacing w:after="600"/>
         <w:jc w:val="center"/>
       </w:pPr>
-      <w:proofErr w:type="spellStart"/>
       <w:r>
         <w:rPr>
           <w:b/>
@@ -37,17 +36,7 @@
           <w:sz w:val="28"/>
           <w:szCs w:val="28"/>
         </w:rPr>
-        <w:t>BSc</w:t>
-      </w:r>
-      <w:proofErr w:type="spellEnd"/>
-      <w:r>
-        <w:rPr>
-          <w:b/>
-          <w:bCs/>
-          <w:sz w:val="28"/>
-          <w:szCs w:val="28"/>
-        </w:rPr>
-        <w:t>-Thesis</w:t>
+        <w:t>BSc-Thesis</w:t>
       </w:r>
     </w:p>
     <w:p>
@@ -62,7 +51,7 @@
           <w:sz w:val="44"/>
           <w:szCs w:val="44"/>
         </w:rPr>
-        <w:t>Radio 25: Nutzerzentrierte Personalisierung</w:t>
+        <w:t>Attune: Nutzerzentrierte Personalisierung</w:t>
       </w:r>
     </w:p>
     <w:p>
@@ -127,35 +116,17 @@
         <w:pStyle w:val="berschrift1"/>
         <w:pageBreakBefore/>
       </w:pPr>
-      <w:proofErr w:type="gramStart"/>
       <w:r>
         <w:lastRenderedPageBreak/>
         <w:t>1  Motivation</w:t>
       </w:r>
-      <w:proofErr w:type="gramEnd"/>
-    </w:p>
-    <w:p>
-      <w:pPr>
-        <w:spacing w:after="160" w:line="360" w:lineRule="auto"/>
-      </w:pPr>
-      <w:r>
-        <w:t>Medienkonsum ist das Ergebnis eines Zusammenspiels zweier Seiten: Auf der einen Seite stehen die Nutzenden mit ihren Bedürfnissen und Motivationen wie Information, Unterhaltung, Orientierung, soziale Zugehörigkeit und Identitätsbildung. Auf der anderen Seite stehen die Anbieter mit ihren Geschäftsmodellen, Zielen und Anreizen wie Reichweite, Nutzerbindung, Werbeeinnahmen und Marktanteilen. Idealerweise stehen diese beiden Seiten in einem ausgewogenen Verhältnis: Die Anbieter liefern Inhalte, die Bedürfnisse der Nutzenden erfüllen, und erhalten dafür Aufmerksamkeit oder Entgelt. In den letzten zwei Jahrzehnten hat sich dieses Gleichgewicht jedoch zunehmend zugunsten der Anbieterseite verschoben, insbesondere im Bereich der sozialen Medien (</w:t>
-      </w:r>
-      <w:proofErr w:type="spellStart"/>
-      <w:r>
-        <w:t>Zuboff</w:t>
-      </w:r>
-      <w:proofErr w:type="spellEnd"/>
-      <w:r>
-        <w:t xml:space="preserve">, 2019; Montag &amp; </w:t>
-      </w:r>
-      <w:proofErr w:type="spellStart"/>
-      <w:r>
-        <w:t>Elhai</w:t>
-      </w:r>
-      <w:proofErr w:type="spellEnd"/>
-      <w:r>
-        <w:t>, 2023).</w:t>
+    </w:p>
+    <w:p>
+      <w:pPr>
+        <w:spacing w:after="160" w:line="360" w:lineRule="auto"/>
+      </w:pPr>
+      <w:r>
+        <w:t>Medienkonsum ist das Ergebnis eines Zusammenspiels zweier Seiten: Auf der einen Seite stehen die Nutzenden mit ihren Bedürfnissen und Motivationen wie Information, Unterhaltung, Orientierung, soziale Zugehörigkeit und Identitätsbildung. Auf der anderen Seite stehen die Anbieter mit ihren Geschäftsmodellen, Zielen und Anreizen wie Reichweite, Nutzerbindung, Werbeeinnahmen und Marktanteilen. Idealerweise stehen diese beiden Seiten in einem ausgewogenen Verhältnis: Die Anbieter liefern Inhalte, die Bedürfnisse der Nutzenden erfüllen, und erhalten dafür Aufmerksamkeit oder Entgelt. In den letzten zwei Jahrzehnten hat sich dieses Gleichgewicht jedoch zunehmend zugunsten der Anbieterseite verschoben, insbesondere im Bereich der sozialen Medien (Zuboff, 2019; Montag &amp; Elhai, 2023).</w:t>
       </w:r>
     </w:p>
     <w:p>
@@ -170,61 +141,24 @@
       <w:pPr>
         <w:pStyle w:val="berschrift2"/>
       </w:pPr>
-      <w:proofErr w:type="gramStart"/>
-      <w:r>
-        <w:t>1.1  Das</w:t>
-      </w:r>
-      <w:proofErr w:type="gramEnd"/>
-      <w:r>
-        <w:t xml:space="preserve"> Spannungsfeld zwischen Nutzer und Anbieter</w:t>
-      </w:r>
-    </w:p>
-    <w:p>
-      <w:pPr>
-        <w:spacing w:after="160" w:line="360" w:lineRule="auto"/>
-      </w:pPr>
-      <w:r>
-        <w:t xml:space="preserve">Nutzende digitaler Medien verfolgen eine Bandbreite an Motiven, von Information und Orientierung über Unterhaltung und Entspannung bis zu sozialer Zugehörigkeit und Identitätsbildung. Wird ein Medium diesen Motiven gerecht, entstehen Zufriedenheit und das Erleben, kompetent und selbstbestimmt mit dem Angebot umzugehen. Eine ausführliche theoretische Fundierung dieser Bedürfnisse, namentlich entlang des </w:t>
-      </w:r>
-      <w:proofErr w:type="spellStart"/>
-      <w:r>
-        <w:t>Uses</w:t>
-      </w:r>
-      <w:proofErr w:type="spellEnd"/>
-      <w:r>
-        <w:t>-and-</w:t>
-      </w:r>
-      <w:proofErr w:type="spellStart"/>
-      <w:r>
-        <w:t>Gratifications</w:t>
-      </w:r>
-      <w:proofErr w:type="spellEnd"/>
-      <w:r>
-        <w:t xml:space="preserve">-Ansatzes (Katz, </w:t>
-      </w:r>
-      <w:proofErr w:type="spellStart"/>
-      <w:r>
-        <w:t>Blumler</w:t>
-      </w:r>
-      <w:proofErr w:type="spellEnd"/>
-      <w:r>
-        <w:t xml:space="preserve"> &amp; Gurevitch, 1973) und der Self-Determination Theory (Ryan &amp; Deci, 2000), erfolgt in Abschnitt 2.1.2.</w:t>
-      </w:r>
-    </w:p>
-    <w:p>
-      <w:pPr>
-        <w:spacing w:after="160" w:line="360" w:lineRule="auto"/>
-      </w:pPr>
-      <w:r>
-        <w:t xml:space="preserve">Die Motivationen der Anbieter hingegen sind primär ökonomischer Natur. Kommerzielle Plattformen wie TikTok, Instagram, Facebook oder YouTube finanzieren sich überwiegend durch Werbung. Ihr zentrales Zielgrössensystem sind Engagement-Metriken: Verweildauer, Klicks, </w:t>
-      </w:r>
-      <w:proofErr w:type="spellStart"/>
-      <w:r>
-        <w:t>Impressions</w:t>
-      </w:r>
-      <w:proofErr w:type="spellEnd"/>
-      <w:r>
-        <w:t>, Interaktionsrate. Diese Grössen entscheiden über den Werbepreis und damit über den Ertrag. Alle zentralen Designentscheidungen, von der Rangfolge der Inhalte bis zur Gestaltung der Benutzeroberfläche, orientieren sich an diesen Metriken.</w:t>
+      <w:r>
+        <w:t>1.1  Das Spannungsfeld zwischen Nutzer und Anbieter</w:t>
+      </w:r>
+    </w:p>
+    <w:p>
+      <w:pPr>
+        <w:spacing w:after="160" w:line="360" w:lineRule="auto"/>
+      </w:pPr>
+      <w:r>
+        <w:t>Nutzende digitaler Medien verfolgen eine Bandbreite an Motiven, von Information und Orientierung über Unterhaltung und Entspannung bis zu sozialer Zugehörigkeit und Identitätsbildung. Wird ein Medium diesen Motiven gerecht, entstehen Zufriedenheit und das Erleben, kompetent und selbstbestimmt mit dem Angebot umzugehen. Eine ausführliche theoretische Fundierung dieser Bedürfnisse, namentlich entlang des Uses-and-Gratifications-Ansatzes (Katz, Blumler &amp; Gurevitch, 1973) und der Self-Determination Theory (Ryan &amp; Deci, 2000), erfolgt in Abschnitt 2.1.2.</w:t>
+      </w:r>
+    </w:p>
+    <w:p>
+      <w:pPr>
+        <w:spacing w:after="160" w:line="360" w:lineRule="auto"/>
+      </w:pPr>
+      <w:r>
+        <w:t>Die Motivationen der Anbieter hingegen sind primär ökonomischer Natur. Kommerzielle Plattformen wie TikTok, Instagram, Facebook oder YouTube finanzieren sich überwiegend durch Werbung. Ihr zentrales Zielgrössensystem sind Engagement-Metriken: Verweildauer, Klicks, Impressions, Interaktionsrate. Diese Grössen entscheiden über den Werbepreis und damit über den Ertrag. Alle zentralen Designentscheidungen, von der Rangfolge der Inhalte bis zur Gestaltung der Benutzeroberfläche, orientieren sich an diesen Metriken.</w:t>
       </w:r>
     </w:p>
     <w:p>
@@ -233,8 +167,6 @@
       </w:pPr>
       <w:r>
         <w:t xml:space="preserve">Solange die Ziele beider Seiten in die gleiche Richtung zeigen, ist dieses System funktional. Problematisch wird es dort, wo die Maximierung der Verweildauer nicht mehr mit dem Wohlbefinden der Nutzenden übereinstimmt, etwa weil Inhalte bewusst emotional </w:t>
-      </w:r>
-      <w:r>
         <w:lastRenderedPageBreak/>
         <w:t>aufgeladen werden, weil Nutzungssessions künstlich verlängert werden oder weil Vielfalt zugunsten reiner Relevanz geopfert wird. Genau dies ist in den letzten Jahren empirisch immer besser dokumentiert (Burr et al., 2020; Milano et al., 2020).</w:t>
       </w:r>
@@ -243,13 +175,8 @@
       <w:pPr>
         <w:pStyle w:val="berschrift2"/>
       </w:pPr>
-      <w:proofErr w:type="gramStart"/>
-      <w:r>
-        <w:t>1.2  Das</w:t>
-      </w:r>
-      <w:proofErr w:type="gramEnd"/>
-      <w:r>
-        <w:t xml:space="preserve"> Geschäftsmodell der Aufmerksamkeitsökonomie</w:t>
+      <w:r>
+        <w:t>1.2  Das Geschäftsmodell der Aufmerksamkeitsökonomie</w:t>
       </w:r>
     </w:p>
     <w:p>
@@ -265,28 +192,15 @@
         <w:spacing w:after="160" w:line="360" w:lineRule="auto"/>
       </w:pPr>
       <w:r>
-        <w:t>Die Asymmetrie dieses Modells ist strukturell: Während die Plattformen immer mehr über ihre Nutzenden wissen, bleibt den Nutzenden verborgen, welche Daten erhoben, wie sie interpretiert und mit welchem Ziel sie eingesetzt werden. Das in der Folge entstehende Steuerungsdefizit auf Nutzerseite wird in Abschnitt 1.6 als beobachtbares Phänomen beschrieben und in Abschnitt 2.3.4 unter dem Begriff der algorithmischen Souveränität (</w:t>
-      </w:r>
-      <w:proofErr w:type="spellStart"/>
-      <w:r>
-        <w:t>Reviglio</w:t>
-      </w:r>
-      <w:proofErr w:type="spellEnd"/>
-      <w:r>
-        <w:t xml:space="preserve"> &amp; Agosti, 2020) theoretisch eingeordnet.</w:t>
+        <w:t>Die Asymmetrie dieses Modells ist strukturell: Während die Plattformen immer mehr über ihre Nutzenden wissen, bleibt den Nutzenden verborgen, welche Daten erhoben, wie sie interpretiert und mit welchem Ziel sie eingesetzt werden. Das in der Folge entstehende Steuerungsdefizit auf Nutzerseite wird in Abschnitt 1.6 als beobachtbares Phänomen beschrieben und in Abschnitt 2.3.4 unter dem Begriff der algorithmischen Souveränität (Reviglio &amp; Agosti, 2020) theoretisch eingeordnet.</w:t>
       </w:r>
     </w:p>
     <w:p>
       <w:pPr>
         <w:pStyle w:val="berschrift2"/>
       </w:pPr>
-      <w:proofErr w:type="gramStart"/>
-      <w:r>
-        <w:t>1.3  Manipulative</w:t>
-      </w:r>
-      <w:proofErr w:type="gramEnd"/>
-      <w:r>
-        <w:t xml:space="preserve"> Designmuster</w:t>
+      <w:r>
+        <w:t>1.3  Manipulative Designmuster</w:t>
       </w:r>
     </w:p>
     <w:p>
@@ -358,13 +272,8 @@
         </w:numPr>
         <w:spacing w:after="80" w:line="360" w:lineRule="auto"/>
       </w:pPr>
-      <w:proofErr w:type="spellStart"/>
-      <w:r>
-        <w:t>Social</w:t>
-      </w:r>
-      <w:proofErr w:type="spellEnd"/>
-      <w:r>
-        <w:t>-Proof- und Reziprozitätsmechanismen, die soziale Grundbedürfnisse (Bestätigung, Gegenseitigkeit) für die Plattformbindung nutzen.</w:t>
+      <w:r>
+        <w:t>Social-Proof- und Reziprozitätsmechanismen, die soziale Grundbedürfnisse (Bestätigung, Gegenseitigkeit) für die Plattformbindung nutzen.</w:t>
       </w:r>
     </w:p>
     <w:p>
@@ -380,13 +289,8 @@
       <w:pPr>
         <w:pStyle w:val="berschrift2"/>
       </w:pPr>
-      <w:proofErr w:type="gramStart"/>
-      <w:r>
-        <w:t>1.4  Filterblasen</w:t>
-      </w:r>
-      <w:proofErr w:type="gramEnd"/>
-      <w:r>
-        <w:t>, Echokammern und Polarisierung</w:t>
+      <w:r>
+        <w:t>1.4  Filterblasen, Echokammern und Polarisierung</w:t>
       </w:r>
     </w:p>
     <w:p>
@@ -402,44 +306,23 @@
         <w:spacing w:after="160" w:line="360" w:lineRule="auto"/>
       </w:pPr>
       <w:r>
-        <w:t xml:space="preserve">Sunstein (2017) beschreibt, wie diese Informationsarchitekturen die gesellschaftliche Polarisierung befeuern: Wenn Nutzende bevorzugt mit Inhalten konfrontiert werden, die ihre bestehende Meinung bestätigen, verschärfen sich die Gräben zwischen unterschiedlichen Weltsichten. Dabei ist wichtig, dass dies nicht allein ein Problem der Algorithmen ist (menschliche kognitive Verzerrungen wie der </w:t>
-      </w:r>
-      <w:proofErr w:type="spellStart"/>
-      <w:r>
-        <w:t>Confirmation</w:t>
-      </w:r>
-      <w:proofErr w:type="spellEnd"/>
-      <w:r>
-        <w:t xml:space="preserve"> Bias wirken in die gleiche Richtung), sondern dass die Algorithmen bestehende Tendenzen systematisch verstärken, weil polarisierende und emotionalisierende Inhalte stärkere Reaktionen und damit höheres Engagement auslösen. Vosoughi, Roy und Aral (2018) belegen dies empirisch anhand einer grossangelegten Twitter-Analyse: Falsch- und Sensationsinformationen verbreiten sich im Durchschnitt schneller, tiefer und breiter als vergleichbare wahre Inhalte, was primär auf die stärkere emotionale Reaktion der Nutzenden zurückzuführen ist.</w:t>
+        <w:t>Sunstein (2017) beschreibt, wie diese Informationsarchitekturen die gesellschaftliche Polarisierung befeuern: Wenn Nutzende bevorzugt mit Inhalten konfrontiert werden, die ihre bestehende Meinung bestätigen, verschärfen sich die Gräben zwischen unterschiedlichen Weltsichten. Dabei ist wichtig, dass dies nicht allein ein Problem der Algorithmen ist (menschliche kognitive Verzerrungen wie der Confirmation Bias wirken in die gleiche Richtung), sondern dass die Algorithmen bestehende Tendenzen systematisch verstärken, weil polarisierende und emotionalisierende Inhalte stärkere Reaktionen und damit höheres Engagement auslösen. Vosoughi, Roy und Aral (2018) belegen dies empirisch anhand einer grossangelegten Twitter-Analyse: Falsch- und Sensationsinformationen verbreiten sich im Durchschnitt schneller, tiefer und breiter als vergleichbare wahre Inhalte, was primär auf die stärkere emotionale Reaktion der Nutzenden zurückzuführen ist.</w:t>
       </w:r>
     </w:p>
     <w:p>
       <w:pPr>
         <w:pStyle w:val="berschrift2"/>
       </w:pPr>
-      <w:proofErr w:type="gramStart"/>
-      <w:r>
-        <w:t>1.5  Psychisches</w:t>
-      </w:r>
-      <w:proofErr w:type="gramEnd"/>
-      <w:r>
-        <w:t xml:space="preserve"> Wohlbefinden und Suchtverhalten</w:t>
-      </w:r>
-    </w:p>
-    <w:p>
-      <w:pPr>
-        <w:spacing w:after="160" w:line="360" w:lineRule="auto"/>
-      </w:pPr>
-      <w:r>
-        <w:t xml:space="preserve">Die Folgen für das individuelle Wohlbefinden sind inzwischen empirisch vielfach untersucht. </w:t>
-      </w:r>
-      <w:proofErr w:type="spellStart"/>
-      <w:r>
-        <w:t>Verduyn</w:t>
-      </w:r>
-      <w:proofErr w:type="spellEnd"/>
-      <w:r>
-        <w:t xml:space="preserve"> et al. (2015) zeigen in einer experimentellen und längsschnittlichen Studie, dass passive Facebook-Nutzung (Konsumieren ohne aktive Teilnahme) das affektive Wohlbefinden nachweislich untergräbt, während aktive, kommunikative Nutzung neutral oder sogar positiv wirkt.</w:t>
+      <w:r>
+        <w:t>1.5  Psychisches Wohlbefinden und Suchtverhalten</w:t>
+      </w:r>
+    </w:p>
+    <w:p>
+      <w:pPr>
+        <w:spacing w:after="160" w:line="360" w:lineRule="auto"/>
+      </w:pPr>
+      <w:r>
+        <w:t>Die Folgen für das individuelle Wohlbefinden sind inzwischen empirisch vielfach untersucht. Verduyn et al. (2015) zeigen in einer experimentellen und längsschnittlichen Studie, dass passive Facebook-Nutzung (Konsumieren ohne aktive Teilnahme) das affektive Wohlbefinden nachweislich untergräbt, während aktive, kommunikative Nutzung neutral oder sogar positiv wirkt.</w:t>
       </w:r>
     </w:p>
     <w:p>
@@ -463,13 +346,8 @@
       <w:pPr>
         <w:pStyle w:val="berschrift2"/>
       </w:pPr>
-      <w:proofErr w:type="gramStart"/>
-      <w:r>
-        <w:t>1.6  Verlust</w:t>
-      </w:r>
-      <w:proofErr w:type="gramEnd"/>
-      <w:r>
-        <w:t xml:space="preserve"> der Nutzerautonomie</w:t>
+      <w:r>
+        <w:t>1.6  Verlust der Nutzerautonomie</w:t>
       </w:r>
     </w:p>
     <w:p>
@@ -485,36 +363,15 @@
         <w:spacing w:after="160" w:line="360" w:lineRule="auto"/>
       </w:pPr>
       <w:r>
-        <w:t xml:space="preserve">Der theoretische Rahmen für diese Beobachtung, namentlich die Self-Determination Theory (Ryan &amp; Deci, 2000) mit dem Grundbedürfnis nach Autonomie sowie das METUX-Modell für nutzerzentrierte Produktgestaltung (Peters, Calvo &amp; Ryan, 2018), wird in Abschnitt 2.3.1 vertieft. Auf der politisch-systemischen Ebene fordern </w:t>
-      </w:r>
-      <w:proofErr w:type="spellStart"/>
-      <w:r>
-        <w:t>Reviglio</w:t>
-      </w:r>
-      <w:proofErr w:type="spellEnd"/>
-      <w:r>
-        <w:t xml:space="preserve"> und Agosti (2020) eine algorithmische Souveränität, die in Abschnitt 2.3.4 entfaltet wird; Milano, Taddeo und </w:t>
-      </w:r>
-      <w:proofErr w:type="spellStart"/>
-      <w:r>
-        <w:t>Floridi</w:t>
-      </w:r>
-      <w:proofErr w:type="spellEnd"/>
-      <w:r>
-        <w:t xml:space="preserve"> (2020) ergänzen aus Sicht der Empfehlungssystem-Ethik, dass neben Relevanz auch Diversität, Fairness und Nutzerwohl als explizite Optimierungsziele in den Algorithmen verankert werden müssen.</w:t>
+        <w:t>Der theoretische Rahmen für diese Beobachtung, namentlich die Self-Determination Theory (Ryan &amp; Deci, 2000) mit dem Grundbedürfnis nach Autonomie sowie das METUX-Modell für nutzerzentrierte Produktgestaltung (Peters, Calvo &amp; Ryan, 2018), wird in Abschnitt 2.3.1 vertieft. Auf der politisch-systemischen Ebene fordern Reviglio und Agosti (2020) eine algorithmische Souveränität, die in Abschnitt 2.3.4 entfaltet wird; Milano, Taddeo und Floridi (2020) ergänzen aus Sicht der Empfehlungssystem-Ethik, dass neben Relevanz auch Diversität, Fairness und Nutzerwohl als explizite Optimierungsziele in den Algorithmen verankert werden müssen.</w:t>
       </w:r>
     </w:p>
     <w:p>
       <w:pPr>
         <w:pStyle w:val="berschrift2"/>
       </w:pPr>
-      <w:proofErr w:type="gramStart"/>
-      <w:r>
-        <w:t>1.7  Zwischenfazit</w:t>
-      </w:r>
-      <w:proofErr w:type="gramEnd"/>
-      <w:r>
-        <w:t>: Der Kern des Problems</w:t>
+      <w:r>
+        <w:t>1.7  Zwischenfazit: Der Kern des Problems</w:t>
       </w:r>
     </w:p>
     <w:p>
@@ -523,8 +380,6 @@
       </w:pPr>
       <w:r>
         <w:t xml:space="preserve">Das Problem sozialer Medien ist nicht die Personalisierung an sich. Personalisierung kann ein wertvolles Instrument sein, um Inhalte für einzelne Menschen relevant und bereichernd zu machen. Problematisch ist die einseitige Ausrichtung der Personalisierung auf die Ziele der Anbieter: Plattformen, die ursprünglich als Werkzeuge zur Information, Vernetzung und </w:t>
-      </w:r>
-      <w:r>
         <w:lastRenderedPageBreak/>
         <w:t>Unterhaltung gedacht waren, haben sich zu Systemen entwickelt, die primär ihre eigene Nutzungszeit maximieren, häufig auf Kosten der Nutzenden.</w:t>
       </w:r>
@@ -534,39 +389,7 @@
         <w:spacing w:after="160" w:line="360" w:lineRule="auto"/>
       </w:pPr>
       <w:r>
-        <w:t>Die Forschungslage zeigt drei miteinander verwobene Aspekte dieses Ungleichgewichts. Erstens ist es kein Zufall, sondern strukturell im werbefinanzierten Geschäftsmodell angelegt (</w:t>
-      </w:r>
-      <w:proofErr w:type="spellStart"/>
-      <w:r>
-        <w:t>Zuboff</w:t>
-      </w:r>
-      <w:proofErr w:type="spellEnd"/>
-      <w:r>
-        <w:t xml:space="preserve">, 2019; Montag &amp; </w:t>
-      </w:r>
-      <w:proofErr w:type="spellStart"/>
-      <w:r>
-        <w:t>Elhai</w:t>
-      </w:r>
-      <w:proofErr w:type="spellEnd"/>
-      <w:r>
-        <w:t xml:space="preserve">, 2023). Zweitens hat es messbare negative Folgen auf Informationsvielfalt, soziale Kohäsion und individuelles Wohlbefinden (Nguyen et al., 2014; Geschke et al., 2019; </w:t>
-      </w:r>
-      <w:proofErr w:type="spellStart"/>
-      <w:r>
-        <w:t>Verduyn</w:t>
-      </w:r>
-      <w:proofErr w:type="spellEnd"/>
-      <w:r>
-        <w:t xml:space="preserve"> et al., 2015; Orben, 2020). Drittens verfügen Nutzende in den aktuellen Systemen kaum über die Möglichkeit, dieses Ungleichgewicht selbst zu korrigieren (</w:t>
-      </w:r>
-      <w:proofErr w:type="spellStart"/>
-      <w:r>
-        <w:t>Reviglio</w:t>
-      </w:r>
-      <w:proofErr w:type="spellEnd"/>
-      <w:r>
-        <w:t xml:space="preserve"> &amp; Agosti, 2020; Milano et al., 2020).</w:t>
+        <w:t>Die Forschungslage zeigt drei miteinander verwobene Aspekte dieses Ungleichgewichts. Erstens ist es kein Zufall, sondern strukturell im werbefinanzierten Geschäftsmodell angelegt (Zuboff, 2019; Montag &amp; Elhai, 2023). Zweitens hat es messbare negative Folgen auf Informationsvielfalt, soziale Kohäsion und individuelles Wohlbefinden (Nguyen et al., 2014; Geschke et al., 2019; Verduyn et al., 2015; Orben, 2020). Drittens verfügen Nutzende in den aktuellen Systemen kaum über die Möglichkeit, dieses Ungleichgewicht selbst zu korrigieren (Reviglio &amp; Agosti, 2020; Milano et al., 2020).</w:t>
       </w:r>
     </w:p>
     <w:p>
@@ -582,12 +405,10 @@
         <w:pStyle w:val="berschrift1"/>
         <w:pageBreakBefore/>
       </w:pPr>
-      <w:proofErr w:type="gramStart"/>
       <w:r>
         <w:lastRenderedPageBreak/>
         <w:t>2  Background</w:t>
       </w:r>
-      <w:proofErr w:type="gramEnd"/>
     </w:p>
     <w:p>
       <w:pPr>
@@ -601,24 +422,17 @@
       <w:pPr>
         <w:pStyle w:val="berschrift2"/>
       </w:pPr>
-      <w:proofErr w:type="gramStart"/>
-      <w:r>
-        <w:t>2.1  Bedürfnisse</w:t>
-      </w:r>
-      <w:proofErr w:type="gramEnd"/>
-      <w:r>
-        <w:t xml:space="preserve"> und Motivationen der Akteure</w:t>
+      <w:r>
+        <w:t>2.1  Bedürfnisse und Motivationen der Akteure</w:t>
       </w:r>
     </w:p>
     <w:p>
       <w:pPr>
         <w:pStyle w:val="berschrift3"/>
       </w:pPr>
-      <w:proofErr w:type="gramStart"/>
       <w:r>
         <w:t>2.1.1  Anbieterseite</w:t>
       </w:r>
-      <w:proofErr w:type="gramEnd"/>
     </w:p>
     <w:p>
       <w:pPr>
@@ -638,23 +452,7 @@
         <w:spacing w:after="80" w:line="360" w:lineRule="auto"/>
       </w:pPr>
       <w:r>
-        <w:t xml:space="preserve">Kommerzielle Plattformen (TikTok, </w:t>
-      </w:r>
-      <w:proofErr w:type="spellStart"/>
-      <w:r>
-        <w:t>Meta</w:t>
-      </w:r>
-      <w:proofErr w:type="spellEnd"/>
-      <w:r>
-        <w:t>, YouTube, X) finanzieren sich primär werbebasiert. Ihr zentrales Geschäftsziel ist die Maximierung von Aufmerksamkeit und Datenspuren, die an Werbetreibende weiterverkauft werden (</w:t>
-      </w:r>
-      <w:proofErr w:type="spellStart"/>
-      <w:r>
-        <w:t>Zuboff</w:t>
-      </w:r>
-      <w:proofErr w:type="spellEnd"/>
-      <w:r>
-        <w:t>, 2019).</w:t>
+        <w:t>Kommerzielle Plattformen (TikTok, Meta, YouTube, X) finanzieren sich primär werbebasiert. Ihr zentrales Geschäftsziel ist die Maximierung von Aufmerksamkeit und Datenspuren, die an Werbetreibende weiterverkauft werden (Zuboff, 2019).</w:t>
       </w:r>
     </w:p>
     <w:p>
@@ -695,42 +493,16 @@
       <w:pPr>
         <w:pStyle w:val="berschrift3"/>
       </w:pPr>
-      <w:proofErr w:type="gramStart"/>
       <w:r>
         <w:t>2.1.2  Nutzerseite</w:t>
       </w:r>
-      <w:proofErr w:type="gramEnd"/>
-    </w:p>
-    <w:p>
-      <w:pPr>
-        <w:spacing w:after="160" w:line="360" w:lineRule="auto"/>
-      </w:pPr>
-      <w:r>
-        <w:t xml:space="preserve">Auf der Nutzerseite lassen sich die in Abschnitt 1.1 genannten Motive entlang etablierter theoretischer Rahmen ordnen. Aus dem </w:t>
-      </w:r>
-      <w:proofErr w:type="spellStart"/>
-      <w:r>
-        <w:t>Uses</w:t>
-      </w:r>
-      <w:proofErr w:type="spellEnd"/>
-      <w:r>
-        <w:t>-and-</w:t>
-      </w:r>
-      <w:proofErr w:type="spellStart"/>
-      <w:r>
-        <w:t>Gratifications</w:t>
-      </w:r>
-      <w:proofErr w:type="spellEnd"/>
-      <w:r>
-        <w:t xml:space="preserve">-Ansatz (Katz, </w:t>
-      </w:r>
-      <w:proofErr w:type="spellStart"/>
-      <w:r>
-        <w:t>Blumler</w:t>
-      </w:r>
-      <w:proofErr w:type="spellEnd"/>
-      <w:r>
-        <w:t xml:space="preserve"> &amp; Gurevitch, 1973) ergeben sich vier typische Nutzungsmotive: Information, Unterhaltung, soziale Interaktion und Identitätsbildung.</w:t>
+    </w:p>
+    <w:p>
+      <w:pPr>
+        <w:spacing w:after="160" w:line="360" w:lineRule="auto"/>
+      </w:pPr>
+      <w:r>
+        <w:t>Auf der Nutzerseite lassen sich die in Abschnitt 1.1 genannten Motive entlang etablierter theoretischer Rahmen ordnen. Aus dem Uses-and-Gratifications-Ansatz (Katz, Blumler &amp; Gurevitch, 1973) ergeben sich vier typische Nutzungsmotive: Information, Unterhaltung, soziale Interaktion und Identitätsbildung.</w:t>
       </w:r>
     </w:p>
     <w:p>
@@ -786,15 +558,7 @@
         <w:spacing w:after="160" w:line="360" w:lineRule="auto"/>
       </w:pPr>
       <w:r>
-        <w:t xml:space="preserve">Peters, Calvo und Ryan (2018) übertragen diese Perspektive im METUX-Modell (Motivation, Engagement and </w:t>
-      </w:r>
-      <w:proofErr w:type="spellStart"/>
-      <w:r>
-        <w:t>Thriving</w:t>
-      </w:r>
-      <w:proofErr w:type="spellEnd"/>
-      <w:r>
-        <w:t xml:space="preserve"> in User Experience) direkt auf die Gestaltung digitaler Produkte: Ein System fördert Wohlbefinden, wenn es diese Grundbedürfnisse auf mehreren Ebenen (Adoption, Benutzeroberfläche, Aufgabe, Verhalten, Leben) unterstützt, und untergräbt es, wenn es sie blockiert. Dieses Modell wird in Abschnitt 2.3.1 als zentrale Beurteilungsgrundlage erneut aufgegriffen.</w:t>
+        <w:t>Peters, Calvo und Ryan (2018) übertragen diese Perspektive im METUX-Modell (Motivation, Engagement and Thriving in User Experience) direkt auf die Gestaltung digitaler Produkte: Ein System fördert Wohlbefinden, wenn es diese Grundbedürfnisse auf mehreren Ebenen (Adoption, Benutzeroberfläche, Aufgabe, Verhalten, Leben) unterstützt, und untergräbt es, wenn es sie blockiert. Dieses Modell wird in Abschnitt 2.3.1 als zentrale Beurteilungsgrundlage erneut aufgegriffen.</w:t>
       </w:r>
     </w:p>
     <w:p>
@@ -809,13 +573,8 @@
       <w:pPr>
         <w:pStyle w:val="berschrift2"/>
       </w:pPr>
-      <w:proofErr w:type="gramStart"/>
-      <w:r>
-        <w:t>2.2  Mechanismen</w:t>
-      </w:r>
-      <w:proofErr w:type="gramEnd"/>
-      <w:r>
-        <w:t xml:space="preserve"> digitaler Medienangebote</w:t>
+      <w:r>
+        <w:t>2.2  Mechanismen digitaler Medienangebote</w:t>
       </w:r>
     </w:p>
     <w:p>
@@ -830,40 +589,25 @@
       <w:pPr>
         <w:pStyle w:val="berschrift3"/>
       </w:pPr>
-      <w:proofErr w:type="gramStart"/>
-      <w:r>
-        <w:t>2.2.1  Klassifikation</w:t>
-      </w:r>
-      <w:proofErr w:type="gramEnd"/>
-      <w:r>
-        <w:t xml:space="preserve"> und Ontologien</w:t>
-      </w:r>
-    </w:p>
-    <w:p>
-      <w:pPr>
-        <w:spacing w:after="160" w:line="360" w:lineRule="auto"/>
-      </w:pPr>
-      <w:r>
-        <w:t xml:space="preserve">Inhalte müssen strukturiert werden, damit sie auffindbar und </w:t>
-      </w:r>
-      <w:proofErr w:type="spellStart"/>
-      <w:r>
-        <w:t>empfehlbar</w:t>
-      </w:r>
-      <w:proofErr w:type="spellEnd"/>
-      <w:r>
-        <w:t xml:space="preserve"> sind. Klassifikationssysteme ordnen Inhalte entlang festgelegter Kategorien (Genre, Thema, Stimmung, Zielgruppe). Ontologien gehen darüber hinaus und modellieren semantische Beziehungen zwischen Konzepten, etwa die Zugehörigkeit von Subgenres zu Obergenres oder Ähnlichkeiten zwischen Themen. Auf der Nutzerseite werden analoge Strukturen verwendet, um Interessensprofile explizit oder implizit zu repräsentieren. Die Qualität dieser Strukturen prägt massgeblich die Qualität späterer Empfehlungen.</w:t>
+      <w:r>
+        <w:t>2.2.1  Klassifikation und Ontologien</w:t>
+      </w:r>
+    </w:p>
+    <w:p>
+      <w:pPr>
+        <w:spacing w:after="160" w:line="360" w:lineRule="auto"/>
+      </w:pPr>
+      <w:r>
+        <w:t>Inhalte müssen strukturiert werden, damit sie auffindbar und empfehlbar sind. Klassifikationssysteme ordnen Inhalte entlang festgelegter Kategorien (Genre, Thema, Stimmung, Zielgruppe). Ontologien gehen darüber hinaus und modellieren semantische Beziehungen zwischen Konzepten, etwa die Zugehörigkeit von Subgenres zu Obergenres oder Ähnlichkeiten zwischen Themen. Auf der Nutzerseite werden analoge Strukturen verwendet, um Interessensprofile explizit oder implizit zu repräsentieren. Die Qualität dieser Strukturen prägt massgeblich die Qualität späterer Empfehlungen.</w:t>
       </w:r>
     </w:p>
     <w:p>
       <w:pPr>
         <w:pStyle w:val="berschrift3"/>
       </w:pPr>
-      <w:proofErr w:type="gramStart"/>
       <w:r>
         <w:t>2.2.2  Suche</w:t>
       </w:r>
-      <w:proofErr w:type="gramEnd"/>
     </w:p>
     <w:p>
       <w:pPr>
@@ -871,57 +615,23 @@
       </w:pPr>
       <w:r>
         <w:lastRenderedPageBreak/>
-        <w:t xml:space="preserve">Suchmechanismen sind der klassische aktive Zugang zu Inhalten: Die Nutzenden formulieren eine Anfrage, das System liefert eine Ergebnisliste. Die Relevanzbewertung basiert historisch auf </w:t>
-      </w:r>
-      <w:proofErr w:type="spellStart"/>
-      <w:r>
-        <w:t>Textmatching</w:t>
-      </w:r>
-      <w:proofErr w:type="spellEnd"/>
-      <w:r>
-        <w:t xml:space="preserve"> und Linkstrukturen, zunehmend auch auf semantischen </w:t>
-      </w:r>
-      <w:proofErr w:type="spellStart"/>
-      <w:r>
-        <w:t>Embeddings</w:t>
-      </w:r>
-      <w:proofErr w:type="spellEnd"/>
-      <w:r>
-        <w:t xml:space="preserve"> und personalisierten Signalen. Suche </w:t>
-      </w:r>
-      <w:proofErr w:type="gramStart"/>
-      <w:r>
-        <w:t>ist vergleichsweise</w:t>
-      </w:r>
-      <w:proofErr w:type="gramEnd"/>
-      <w:r>
-        <w:t xml:space="preserve"> transparent, da die Intention von den Nutzenden formuliert wird. Zugleich wächst die Intransparenz dort, wo Personalisierung die Trefferlisten unsichtbar verändert.</w:t>
+        <w:t>Suchmechanismen sind der klassische aktive Zugang zu Inhalten: Die Nutzenden formulieren eine Anfrage, das System liefert eine Ergebnisliste. Die Relevanzbewertung basiert historisch auf Textmatching und Linkstrukturen, zunehmend auch auf semantischen Embeddings und personalisierten Signalen. Suche ist vergleichsweise transparent, da die Intention von den Nutzenden formuliert wird. Zugleich wächst die Intransparenz dort, wo Personalisierung die Trefferlisten unsichtbar verändert.</w:t>
       </w:r>
     </w:p>
     <w:p>
       <w:pPr>
         <w:pStyle w:val="berschrift3"/>
       </w:pPr>
-      <w:proofErr w:type="gramStart"/>
       <w:r>
         <w:t>2.2.3  Empfehlungssysteme</w:t>
       </w:r>
-      <w:proofErr w:type="gramEnd"/>
-    </w:p>
-    <w:p>
-      <w:pPr>
-        <w:spacing w:after="160" w:line="360" w:lineRule="auto"/>
-      </w:pPr>
-      <w:r>
-        <w:t>Empfehlungssysteme (</w:t>
-      </w:r>
-      <w:proofErr w:type="spellStart"/>
-      <w:r>
-        <w:t>Recommender</w:t>
-      </w:r>
-      <w:proofErr w:type="spellEnd"/>
-      <w:r>
-        <w:t xml:space="preserve"> Systems) schlagen Inhalte vor, ohne dass die Nutzenden aktiv danach suchen. In der Standardliteratur werden drei klassische Hauptparadigmen unterschieden (Ricci, Rokach &amp; Shapira, 2015):</w:t>
+    </w:p>
+    <w:p>
+      <w:pPr>
+        <w:spacing w:after="160" w:line="360" w:lineRule="auto"/>
+      </w:pPr>
+      <w:r>
+        <w:t>Empfehlungssysteme (Recommender Systems) schlagen Inhalte vor, ohne dass die Nutzenden aktiv danach suchen. In der Standardliteratur werden drei klassische Hauptparadigmen unterschieden (Ricci, Rokach &amp; Shapira, 2015):</w:t>
       </w:r>
     </w:p>
     <w:p>
@@ -960,73 +670,39 @@
         <w:spacing w:after="80" w:line="360" w:lineRule="auto"/>
       </w:pPr>
       <w:r>
-        <w:t xml:space="preserve">Hybride und Deep-Learning-basierte Ansätze: Kombination der obigen Verfahren mit impliziten Signalen (Verweildauer, </w:t>
-      </w:r>
-      <w:proofErr w:type="spellStart"/>
-      <w:r>
-        <w:t>Scrolltiefe</w:t>
-      </w:r>
-      <w:proofErr w:type="spellEnd"/>
-      <w:r>
-        <w:t>, Wiederholungen) und tiefen neuronalen Modellen, wie sie in Feeds von TikTok oder Instagram dominieren.</w:t>
-      </w:r>
-    </w:p>
-    <w:p>
-      <w:pPr>
-        <w:spacing w:after="160" w:line="360" w:lineRule="auto"/>
-      </w:pPr>
-      <w:r>
-        <w:t xml:space="preserve">Die Optimierung erfolgt in der kommerziellen Praxis überwiegend auf Engagement-Metriken. Nguyen et al. (2014) zeigen, dass dies zur Einengung der inhaltlichen Vielfalt führt. Milano, Taddeo und </w:t>
-      </w:r>
-      <w:proofErr w:type="spellStart"/>
-      <w:r>
-        <w:t>Floridi</w:t>
-      </w:r>
-      <w:proofErr w:type="spellEnd"/>
-      <w:r>
-        <w:t xml:space="preserve"> (2020) systematisieren die daraus folgenden ethischen Herausforderungen entlang sechs Dimensionen: Inhaltsqualität, Privatsphäre, Autonomie, Meinungsvielfalt, soziale Auswirkungen und Verantwortlichkeit.</w:t>
+        <w:t>Hybride und Deep-Learning-basierte Ansätze: Kombination der obigen Verfahren mit impliziten Signalen (Verweildauer, Scrolltiefe, Wiederholungen) und tiefen neuronalen Modellen, wie sie in Feeds von TikTok oder Instagram dominieren.</w:t>
+      </w:r>
+    </w:p>
+    <w:p>
+      <w:pPr>
+        <w:spacing w:after="160" w:line="360" w:lineRule="auto"/>
+      </w:pPr>
+      <w:r>
+        <w:t>Die Optimierung erfolgt in der kommerziellen Praxis überwiegend auf Engagement-Metriken. Nguyen et al. (2014) zeigen, dass dies zur Einengung der inhaltlichen Vielfalt führt. Milano, Taddeo und Floridi (2020) systematisieren die daraus folgenden ethischen Herausforderungen entlang sechs Dimensionen: Inhaltsqualität, Privatsphäre, Autonomie, Meinungsvielfalt, soziale Auswirkungen und Verantwortlichkeit.</w:t>
       </w:r>
     </w:p>
     <w:p>
       <w:pPr>
         <w:pStyle w:val="berschrift3"/>
       </w:pPr>
-      <w:proofErr w:type="gramStart"/>
-      <w:r>
-        <w:t>2.2.4  Personalisierung</w:t>
-      </w:r>
-      <w:proofErr w:type="gramEnd"/>
-      <w:r>
-        <w:t xml:space="preserve"> und Feed-Kuration</w:t>
-      </w:r>
-    </w:p>
-    <w:p>
-      <w:pPr>
-        <w:spacing w:after="160" w:line="360" w:lineRule="auto"/>
-      </w:pPr>
-      <w:r>
-        <w:t xml:space="preserve">Über die reine Empfehlung hinaus kuratieren Plattformen ganze Feeds, also ständig aktualisierte Inhaltsströme, die auf die einzelne Person zugeschnitten sind. Die Entscheidungslogik ist typischerweise nicht einsehbar: Das, was die Nutzenden sehen, ist das Ergebnis tausender implizit gelernter Signale, deren genaues Zusammenspiel selbst die Entwicklerinnen und Entwickler oft nur noch approximativ beschreiben können. </w:t>
-      </w:r>
-      <w:proofErr w:type="spellStart"/>
-      <w:r>
-        <w:t>Reviglio</w:t>
-      </w:r>
-      <w:proofErr w:type="spellEnd"/>
-      <w:r>
-        <w:t xml:space="preserve"> und Agosti (2020) fordern in diesem Zusammenhang eine algorithmische Souveränität: die Möglichkeit, die Logiken zu verstehen, zu modifizieren und bewusst zu steuern.</w:t>
+      <w:r>
+        <w:t>2.2.4  Personalisierung und Feed-Kuration</w:t>
+      </w:r>
+    </w:p>
+    <w:p>
+      <w:pPr>
+        <w:spacing w:after="160" w:line="360" w:lineRule="auto"/>
+      </w:pPr>
+      <w:r>
+        <w:t>Über die reine Empfehlung hinaus kuratieren Plattformen ganze Feeds, also ständig aktualisierte Inhaltsströme, die auf die einzelne Person zugeschnitten sind. Die Entscheidungslogik ist typischerweise nicht einsehbar: Das, was die Nutzenden sehen, ist das Ergebnis tausender implizit gelernter Signale, deren genaues Zusammenspiel selbst die Entwicklerinnen und Entwickler oft nur noch approximativ beschreiben können. Reviglio und Agosti (2020) fordern in diesem Zusammenhang eine algorithmische Souveränität: die Möglichkeit, die Logiken zu verstehen, zu modifizieren und bewusst zu steuern.</w:t>
       </w:r>
     </w:p>
     <w:p>
       <w:pPr>
         <w:pStyle w:val="berschrift3"/>
       </w:pPr>
-      <w:proofErr w:type="gramStart"/>
-      <w:r>
-        <w:t>2.2.5  Sharing</w:t>
-      </w:r>
-      <w:proofErr w:type="gramEnd"/>
-      <w:r>
-        <w:t xml:space="preserve"> und soziale Mechanismen</w:t>
+      <w:r>
+        <w:t>2.2.5  Sharing und soziale Mechanismen</w:t>
       </w:r>
     </w:p>
     <w:p>
@@ -1035,8 +711,6 @@
       </w:pPr>
       <w:r>
         <w:t xml:space="preserve">Teilen, Kommentieren und Reagieren erzeugen Netzwerkeffekte: Inhalte verbreiten sich viral, wenn sie starke emotionale Reaktionen auslösen. Diese Mechanismen sind nicht neutral, sondern begünstigen systematisch emotional aufgeladene, oft polarisierende Inhalte </w:t>
-      </w:r>
-      <w:r>
         <w:lastRenderedPageBreak/>
         <w:t>und wirken damit auf die in Abschnitt 1.4 beschriebene Triple-Filter-Bubble (Geschke et al., 2019; Sunstein, 2017).</w:t>
       </w:r>
@@ -1045,13 +719,8 @@
       <w:pPr>
         <w:pStyle w:val="berschrift3"/>
       </w:pPr>
-      <w:proofErr w:type="gramStart"/>
-      <w:r>
-        <w:t>2.2.6  Persuasive</w:t>
-      </w:r>
-      <w:proofErr w:type="gramEnd"/>
-      <w:r>
-        <w:t xml:space="preserve"> Design und Nudging</w:t>
+      <w:r>
+        <w:t>2.2.6  Persuasive Design und Nudging</w:t>
       </w:r>
     </w:p>
     <w:p>
@@ -1074,50 +743,25 @@
       <w:pPr>
         <w:pStyle w:val="berschrift3"/>
       </w:pPr>
-      <w:proofErr w:type="gramStart"/>
-      <w:r>
-        <w:t xml:space="preserve">2.2.7  </w:t>
-      </w:r>
-      <w:proofErr w:type="spellStart"/>
-      <w:r>
-        <w:t>Monetarisierungsmechanismen</w:t>
-      </w:r>
-      <w:proofErr w:type="spellEnd"/>
-      <w:proofErr w:type="gramEnd"/>
-    </w:p>
-    <w:p>
-      <w:pPr>
-        <w:spacing w:after="160" w:line="360" w:lineRule="auto"/>
-      </w:pPr>
-      <w:r>
-        <w:t>Die beschriebenen Mechanismen stehen in unmittelbarer Wechselwirkung mit der Monetarisierung. Werbebasierte Plattformen koppeln Empfehlungen, Feeds und persuasive Muster systematisch an Engagement-Metriken, während abonnementbasierte Anbieter tendenziell auf Retention-Metriken optimieren und öffentlich-rechtliche Anbieter auf Erfüllungskennzahlen wie Reichweite und Vielfalt. Die Wahl der Monetarisierung prägt damit das Verhalten der Mechanismen ebenso stark wie ihre technische Architektur (</w:t>
-      </w:r>
-      <w:proofErr w:type="spellStart"/>
-      <w:r>
-        <w:t>Zuboff</w:t>
-      </w:r>
-      <w:proofErr w:type="spellEnd"/>
-      <w:r>
-        <w:t xml:space="preserve">, 2019; Montag &amp; </w:t>
-      </w:r>
-      <w:proofErr w:type="spellStart"/>
-      <w:r>
-        <w:t>Elhai</w:t>
-      </w:r>
-      <w:proofErr w:type="spellEnd"/>
-      <w:r>
-        <w:t>, 2023).</w:t>
+      <w:r>
+        <w:t>2.2.7  Monetarisierungsmechanismen</w:t>
+      </w:r>
+    </w:p>
+    <w:p>
+      <w:pPr>
+        <w:spacing w:after="160" w:line="360" w:lineRule="auto"/>
+      </w:pPr>
+      <w:r>
+        <w:t>Die beschriebenen Mechanismen stehen in unmittelbarer Wechselwirkung mit der Monetarisierung. Werbebasierte Plattformen koppeln Empfehlungen, Feeds und persuasive Muster systematisch an Engagement-Metriken, während abonnementbasierte Anbieter tendenziell auf Retention-Metriken optimieren und öffentlich-rechtliche Anbieter auf Erfüllungskennzahlen wie Reichweite und Vielfalt. Die Wahl der Monetarisierung prägt damit das Verhalten der Mechanismen ebenso stark wie ihre technische Architektur (Zuboff, 2019; Montag &amp; Elhai, 2023).</w:t>
       </w:r>
     </w:p>
     <w:p>
       <w:pPr>
         <w:pStyle w:val="berschrift2"/>
       </w:pPr>
-      <w:proofErr w:type="gramStart"/>
       <w:r>
         <w:t>2.3  Beurteilungsgrundlagen</w:t>
       </w:r>
-      <w:proofErr w:type="gramEnd"/>
     </w:p>
     <w:p>
       <w:pPr>
@@ -1131,13 +775,8 @@
       <w:pPr>
         <w:pStyle w:val="berschrift3"/>
       </w:pPr>
-      <w:proofErr w:type="gramStart"/>
-      <w:r>
-        <w:t>2.3.1  Self</w:t>
-      </w:r>
-      <w:proofErr w:type="gramEnd"/>
-      <w:r>
-        <w:t>-Determination Theory (SDT)</w:t>
+      <w:r>
+        <w:t>2.3.1  Self-Determination Theory (SDT)</w:t>
       </w:r>
     </w:p>
     <w:p>
@@ -1146,8 +785,6 @@
       </w:pPr>
       <w:r>
         <w:t xml:space="preserve">Die Self-Determination Theory (Ryan &amp; Deci, 2000) liefert mit den drei psychologischen Grundbedürfnissen Autonomie, Kompetenz und soziale Eingebundenheit einen psychologischen Massstab für die Beurteilung digitaler Systeme. Mechanismen sind </w:t>
-      </w:r>
-      <w:r>
         <w:lastRenderedPageBreak/>
         <w:t>förderlich, wenn sie diese Bedürfnisse unterstützen, und schädlich, wenn sie sie untergraben. Insbesondere die Autonomie wird in den heutigen Plattformlogiken systematisch unterlaufen, wenn Nutzende durch manipulative Designmuster in Nutzungsschleifen gehalten werden (Peters, Calvo &amp; Ryan, 2018).</w:t>
       </w:r>
@@ -1157,28 +794,15 @@
         <w:spacing w:after="160" w:line="360" w:lineRule="auto"/>
       </w:pPr>
       <w:r>
-        <w:t xml:space="preserve">Peters et al. (2018) operationalisieren die SDT für die Gestaltung digitaler Produkte im METUX-Modell (Motivation, Engagement and </w:t>
-      </w:r>
-      <w:proofErr w:type="spellStart"/>
-      <w:r>
-        <w:t>Thriving</w:t>
-      </w:r>
-      <w:proofErr w:type="spellEnd"/>
-      <w:r>
-        <w:t xml:space="preserve"> in User Experience). METUX unterscheidet fünf Ebenen, auf denen ein System die Grundbedürfnisse fördern oder hemmen kann: Adoption, Interface, Aufgabe, Verhalten und Leben. Diese mehrstufige Sicht erlaubt es, Designentscheidungen differenziert daraufhin zu prüfen, ob sie das Wohlbefinden auf der unmittelbaren Bedienebene und zugleich auf der übergeordneten Ebene des Lebensvollzugs unterstützen.</w:t>
+        <w:t>Peters et al. (2018) operationalisieren die SDT für die Gestaltung digitaler Produkte im METUX-Modell (Motivation, Engagement and Thriving in User Experience). METUX unterscheidet fünf Ebenen, auf denen ein System die Grundbedürfnisse fördern oder hemmen kann: Adoption, Interface, Aufgabe, Verhalten und Leben. Diese mehrstufige Sicht erlaubt es, Designentscheidungen differenziert daraufhin zu prüfen, ob sie das Wohlbefinden auf der unmittelbaren Bedienebene und zugleich auf der übergeordneten Ebene des Lebensvollzugs unterstützen.</w:t>
       </w:r>
     </w:p>
     <w:p>
       <w:pPr>
         <w:pStyle w:val="berschrift3"/>
       </w:pPr>
-      <w:proofErr w:type="gramStart"/>
-      <w:r>
-        <w:t>2.3.2  Value</w:t>
-      </w:r>
-      <w:proofErr w:type="gramEnd"/>
-      <w:r>
-        <w:t>-Sensitive Design (VSD)</w:t>
+      <w:r>
+        <w:t>2.3.2  Value-Sensitive Design (VSD)</w:t>
       </w:r>
     </w:p>
     <w:p>
@@ -1193,68 +817,32 @@
       <w:pPr>
         <w:pStyle w:val="berschrift3"/>
       </w:pPr>
-      <w:proofErr w:type="gramStart"/>
-      <w:r>
-        <w:t>2.3.3  Digital</w:t>
-      </w:r>
-      <w:proofErr w:type="gramEnd"/>
-      <w:r>
-        <w:t xml:space="preserve"> Wellbeing</w:t>
-      </w:r>
-    </w:p>
-    <w:p>
-      <w:pPr>
-        <w:spacing w:after="160" w:line="360" w:lineRule="auto"/>
-      </w:pPr>
-      <w:r>
-        <w:t xml:space="preserve">Digital Wellbeing beschreibt die Qualität des Medienkonsums aus Perspektive der Nutzenden. Calvo und Peters (2014) haben mit dem Ansatz des «Positive Computing» die grundlegende Forderung formuliert, dass digitale Systeme aktiv das menschliche Wohlbefinden und Aufblühen fördern sollen, statt es nur zu vermeiden, Schaden zu verursachen. Vanden Abeele (2021) betont ergänzend den dynamischen Charakter von Digital Wellbeing: Wellbeing ist keine absolute Grösse, sondern eine kontextabhängige Balance. Burr, Taddeo und </w:t>
-      </w:r>
-      <w:proofErr w:type="spellStart"/>
-      <w:r>
-        <w:t>Floridi</w:t>
-      </w:r>
-      <w:proofErr w:type="spellEnd"/>
-      <w:r>
-        <w:t xml:space="preserve"> (2020) fordern, dass Technologiedesign aktiv zum Wohlbefinden beitragen </w:t>
-      </w:r>
-      <w:proofErr w:type="gramStart"/>
-      <w:r>
-        <w:t>soll</w:t>
-      </w:r>
-      <w:proofErr w:type="gramEnd"/>
-      <w:r>
-        <w:t xml:space="preserve"> statt es zu untergraben, und entwickeln dafür einen thematischen Ordnungsrahmen. Peters, Ahmadpour und Calvo (2020) konkretisieren diesen Anspruch in einem Framework für Wellbeing-Supportive Design, das Features, Charakteristika und Prototypen systematisch katalogisiert.</w:t>
+      <w:r>
+        <w:t>2.3.3  Digital Wellbeing</w:t>
+      </w:r>
+    </w:p>
+    <w:p>
+      <w:pPr>
+        <w:spacing w:after="160" w:line="360" w:lineRule="auto"/>
+      </w:pPr>
+      <w:r>
+        <w:t>Digital Wellbeing beschreibt die Qualität des Medienkonsums aus Perspektive der Nutzenden. Calvo und Peters (2014) haben mit dem Ansatz des «Positive Computing» die grundlegende Forderung formuliert, dass digitale Systeme aktiv das menschliche Wohlbefinden und Aufblühen fördern sollen, statt es nur zu vermeiden, Schaden zu verursachen. Vanden Abeele (2021) betont ergänzend den dynamischen Charakter von Digital Wellbeing: Wellbeing ist keine absolute Grösse, sondern eine kontextabhängige Balance. Burr, Taddeo und Floridi (2020) fordern, dass Technologiedesign aktiv zum Wohlbefinden beitragen soll statt es zu untergraben, und entwickeln dafür einen thematischen Ordnungsrahmen. Peters, Ahmadpour und Calvo (2020) konkretisieren diesen Anspruch in einem Framework für Wellbeing-Supportive Design, das Features, Charakteristika und Prototypen systematisch katalogisiert.</w:t>
       </w:r>
     </w:p>
     <w:p>
       <w:pPr>
         <w:pStyle w:val="berschrift3"/>
       </w:pPr>
-      <w:proofErr w:type="gramStart"/>
-      <w:r>
-        <w:t>2.3.4  Ethik</w:t>
-      </w:r>
-      <w:proofErr w:type="gramEnd"/>
-      <w:r>
-        <w:t xml:space="preserve"> von Empfehlungssystemen und algorithmische Souveränität</w:t>
-      </w:r>
-    </w:p>
-    <w:p>
-      <w:pPr>
-        <w:spacing w:after="160" w:line="360" w:lineRule="auto"/>
-      </w:pPr>
-      <w:r>
-        <w:t xml:space="preserve">Milano et al. (2020) systematisieren die ethischen Herausforderungen von Empfehlungssystemen und argumentieren, dass neben Relevanz auch Diversität, Fairness und Nutzerwohl als Optimierungsziele verankert werden müssen. </w:t>
-      </w:r>
-      <w:proofErr w:type="spellStart"/>
-      <w:r>
-        <w:t>Reviglio</w:t>
-      </w:r>
-      <w:proofErr w:type="spellEnd"/>
-      <w:r>
-        <w:t xml:space="preserve"> und Agosti (2020) </w:t>
-      </w:r>
-      <w:r>
+      <w:r>
+        <w:t>2.3.4  Ethik von Empfehlungssystemen und algorithmische Souveränität</w:t>
+      </w:r>
+    </w:p>
+    <w:p>
+      <w:pPr>
+        <w:spacing w:after="160" w:line="360" w:lineRule="auto"/>
+      </w:pPr>
+      <w:r>
+        <w:t xml:space="preserve">Milano et al. (2020) systematisieren die ethischen Herausforderungen von Empfehlungssystemen und argumentieren, dass neben Relevanz auch Diversität, Fairness und Nutzerwohl als Optimierungsziele verankert werden müssen. Reviglio und Agosti (2020) </w:t>
         <w:lastRenderedPageBreak/>
         <w:t>ergänzen die politische Dimension und fordern algorithmische Souveränität, also eine echte, bedeutungsvolle Kontrolle über die Algorithmen, die Inhalte kuratieren. Die in Abschnitt 1.6 beobachtete Asymmetrie zwischen System und Nutzenden lässt sich damit nicht nur als individueller Autonomieverlust (SDT), sondern auch als strukturelles Souveränitätsdefizit lesen.</w:t>
       </w:r>
@@ -1263,90 +851,40 @@
       <w:pPr>
         <w:pStyle w:val="berschrift3"/>
       </w:pPr>
-      <w:proofErr w:type="gramStart"/>
-      <w:r>
-        <w:t>2.3.5  Gebrauchstauglichkeit</w:t>
-      </w:r>
-      <w:proofErr w:type="gramEnd"/>
-      <w:r>
-        <w:t xml:space="preserve"> und Akzeptanz</w:t>
-      </w:r>
-    </w:p>
-    <w:p>
-      <w:pPr>
-        <w:spacing w:after="160" w:line="360" w:lineRule="auto"/>
-      </w:pPr>
-      <w:r>
-        <w:t xml:space="preserve">Neben den normativen Kriterien spielt die klassische Gebrauchstauglichkeit eine Rolle. Der System Usability Scale (Brooke, 1996; Bangor, Kortum &amp; Miller, 2008) ist ein etabliertes, kurzes Messinstrument, das die subjektive Usability eines Systems mit zehn Items erhebt und in der vorliegenden Arbeit ergänzend zu den </w:t>
-      </w:r>
-      <w:proofErr w:type="spellStart"/>
-      <w:r>
-        <w:t>wellbeing</w:t>
-      </w:r>
-      <w:proofErr w:type="spellEnd"/>
-      <w:r>
-        <w:t>-bezogenen Massen eingesetzt werden kann.</w:t>
+      <w:r>
+        <w:t>2.3.5  Gebrauchstauglichkeit und Akzeptanz</w:t>
+      </w:r>
+    </w:p>
+    <w:p>
+      <w:pPr>
+        <w:spacing w:after="160" w:line="360" w:lineRule="auto"/>
+      </w:pPr>
+      <w:r>
+        <w:t>Neben den normativen Kriterien spielt die klassische Gebrauchstauglichkeit eine Rolle. Der System Usability Scale (Brooke, 1996; Bangor, Kortum &amp; Miller, 2008) ist ein etabliertes, kurzes Messinstrument, das die subjektive Usability eines Systems mit zehn Items erhebt und in der vorliegenden Arbeit ergänzend zu den wellbeing-bezogenen Massen eingesetzt werden kann.</w:t>
       </w:r>
     </w:p>
     <w:p>
       <w:pPr>
         <w:pStyle w:val="berschrift2"/>
       </w:pPr>
-      <w:proofErr w:type="gramStart"/>
-      <w:r>
-        <w:t>2.4  Gegenüberstellung</w:t>
-      </w:r>
-      <w:proofErr w:type="gramEnd"/>
-      <w:r>
-        <w:t xml:space="preserve"> der Medienmodelle</w:t>
-      </w:r>
-    </w:p>
-    <w:p>
-      <w:pPr>
-        <w:spacing w:after="160" w:line="360" w:lineRule="auto"/>
-      </w:pPr>
-      <w:r>
-        <w:t xml:space="preserve">Die beschriebenen Mechanismen und Kriterien lassen sich entlang von drei idealtypischen Medienmodellen zusammenfassen: einem traditionell-redaktionellen Modell (z. B. öffentlich-rechtliches Radio), einem </w:t>
-      </w:r>
-      <w:proofErr w:type="spellStart"/>
-      <w:r>
-        <w:t>engagement</w:t>
-      </w:r>
-      <w:proofErr w:type="spellEnd"/>
-      <w:r>
-        <w:t xml:space="preserve">-optimierten Modell (z. B. TikTok, Instagram) und einem </w:t>
-      </w:r>
-      <w:proofErr w:type="spellStart"/>
-      <w:r>
-        <w:t>wellbeing</w:t>
-      </w:r>
-      <w:proofErr w:type="spellEnd"/>
-      <w:r>
-        <w:t>-orientierten Modell, das diese Arbeit konzipiert und prototypisch umsetzt.</w:t>
-      </w:r>
-    </w:p>
-    <w:p>
-      <w:pPr>
-        <w:spacing w:after="160" w:line="360" w:lineRule="auto"/>
-      </w:pPr>
-      <w:r>
-        <w:t xml:space="preserve">Die Gegenüberstellung zeigt: Jedes Modell hat spezifische Stärken und Schwächen. Das redaktionelle Modell steht für Qualität und Pluralismus, bietet aber wenig Personalisierung und schlechtere Verfügbarkeit. Das </w:t>
-      </w:r>
-      <w:proofErr w:type="spellStart"/>
-      <w:r>
-        <w:t>engagement</w:t>
-      </w:r>
-      <w:proofErr w:type="spellEnd"/>
-      <w:r>
-        <w:t xml:space="preserve">-optimierte Modell bietet hohe Relevanz und Verfügbarkeit, jedoch um den Preis von Vielfalt, Transparenz und Autonomie. Das </w:t>
-      </w:r>
-      <w:proofErr w:type="spellStart"/>
-      <w:r>
-        <w:t>wellbeing</w:t>
-      </w:r>
-      <w:proofErr w:type="spellEnd"/>
-      <w:r>
-        <w:t>-orientierte Modell versucht, Personalisierung mit Transparenz, Nutzerkontrolle und Qualität zu verbinden, ist aber in der Praxis bisher kaum in durchgängigen Artefakten umgesetzt.</w:t>
+      <w:r>
+        <w:t>2.4  Gegenüberstellung der Medienmodelle</w:t>
+      </w:r>
+    </w:p>
+    <w:p>
+      <w:pPr>
+        <w:spacing w:after="160" w:line="360" w:lineRule="auto"/>
+      </w:pPr>
+      <w:r>
+        <w:t>Die beschriebenen Mechanismen und Kriterien lassen sich entlang von drei idealtypischen Medienmodellen zusammenfassen: einem traditionell-redaktionellen Modell (z. B. öffentlich-rechtliches Radio), einem engagement-optimierten Modell (z. B. TikTok, Instagram) und einem wellbeing-orientierten Modell, das diese Arbeit konzipiert und prototypisch umsetzt.</w:t>
+      </w:r>
+    </w:p>
+    <w:p>
+      <w:pPr>
+        <w:spacing w:after="160" w:line="360" w:lineRule="auto"/>
+      </w:pPr>
+      <w:r>
+        <w:t>Die Gegenüberstellung zeigt: Jedes Modell hat spezifische Stärken und Schwächen. Das redaktionelle Modell steht für Qualität und Pluralismus, bietet aber wenig Personalisierung und schlechtere Verfügbarkeit. Das engagement-optimierte Modell bietet hohe Relevanz und Verfügbarkeit, jedoch um den Preis von Vielfalt, Transparenz und Autonomie. Das wellbeing-orientierte Modell versucht, Personalisierung mit Transparenz, Nutzerkontrolle und Qualität zu verbinden, ist aber in der Praxis bisher kaum in durchgängigen Artefakten umgesetzt.</w:t>
       </w:r>
     </w:p>
     <w:tbl>
@@ -1810,25 +1348,7 @@
                 <w:szCs w:val="20"/>
                 <w:lang w:val="en-US"/>
               </w:rPr>
-              <w:t xml:space="preserve">Minimal (Like/Skip, </w:t>
-            </w:r>
-            <w:proofErr w:type="spellStart"/>
-            <w:r>
-              <w:rPr>
-                <w:sz w:val="20"/>
-                <w:szCs w:val="20"/>
-                <w:lang w:val="en-US"/>
-              </w:rPr>
-              <w:t>Interessen</w:t>
-            </w:r>
-            <w:proofErr w:type="spellEnd"/>
-            <w:r>
-              <w:rPr>
-                <w:sz w:val="20"/>
-                <w:szCs w:val="20"/>
-                <w:lang w:val="en-US"/>
-              </w:rPr>
-              <w:t>-Tagging)</w:t>
+              <w:t>Minimal (Like/Skip, Interessen-Tagging)</w:t>
             </w:r>
           </w:p>
         </w:tc>
@@ -1909,7 +1429,6 @@
             </w:tcMar>
           </w:tcPr>
           <w:p>
-            <w:proofErr w:type="spellStart"/>
             <w:r>
               <w:rPr>
                 <w:sz w:val="20"/>
@@ -1917,7 +1436,6 @@
               </w:rPr>
               <w:t>Pluralismusauftrag</w:t>
             </w:r>
-            <w:proofErr w:type="spellEnd"/>
           </w:p>
         </w:tc>
         <w:tc>
@@ -2315,34 +1833,16 @@
       <w:pPr>
         <w:pStyle w:val="berschrift2"/>
       </w:pPr>
-      <w:proofErr w:type="gramStart"/>
       <w:r>
         <w:t>2.5  Forschungslücke</w:t>
       </w:r>
-      <w:proofErr w:type="gramEnd"/>
-    </w:p>
-    <w:p>
-      <w:pPr>
-        <w:spacing w:after="160" w:line="360" w:lineRule="auto"/>
-      </w:pPr>
-      <w:r>
-        <w:t xml:space="preserve">Aus der Literatur wird deutlich, dass die theoretischen Grundlagen für eine nutzerzentrierte, </w:t>
-      </w:r>
-      <w:proofErr w:type="spellStart"/>
-      <w:r>
-        <w:t>wellbeing</w:t>
-      </w:r>
-      <w:proofErr w:type="spellEnd"/>
-      <w:r>
-        <w:t xml:space="preserve">-orientierte Gestaltung digitaler Medien vorhanden sind: Self-Determination Theory, Value-Sensitive Design, Digital Wellbeing, Persuasive Technology und algorithmische Souveränität liefern einen dichten konzeptionellen Rahmen. Auch die Probleme der </w:t>
-      </w:r>
-      <w:proofErr w:type="spellStart"/>
-      <w:r>
-        <w:t>engagement</w:t>
-      </w:r>
-      <w:proofErr w:type="spellEnd"/>
-      <w:r>
-        <w:t>-getriebenen Modelle sind sowohl theoretisch als auch empirisch gut dokumentiert.</w:t>
+    </w:p>
+    <w:p>
+      <w:pPr>
+        <w:spacing w:after="160" w:line="360" w:lineRule="auto"/>
+      </w:pPr>
+      <w:r>
+        <w:t>Aus der Literatur wird deutlich, dass die theoretischen Grundlagen für eine nutzerzentrierte, wellbeing-orientierte Gestaltung digitaler Medien vorhanden sind: Self-Determination Theory, Value-Sensitive Design, Digital Wellbeing, Persuasive Technology und algorithmische Souveränität liefern einen dichten konzeptionellen Rahmen. Auch die Probleme der engagement-getriebenen Modelle sind sowohl theoretisch als auch empirisch gut dokumentiert.</w:t>
       </w:r>
     </w:p>
     <w:p>
@@ -2358,43 +1858,25 @@
         <w:pStyle w:val="berschrift1"/>
         <w:pageBreakBefore/>
       </w:pPr>
-      <w:proofErr w:type="gramStart"/>
       <w:r>
         <w:lastRenderedPageBreak/>
-        <w:t>3  Radio</w:t>
-      </w:r>
-      <w:proofErr w:type="gramEnd"/>
-      <w:r>
-        <w:t xml:space="preserve"> 25 als Forschungsartefakt</w:t>
-      </w:r>
-    </w:p>
-    <w:p>
-      <w:pPr>
-        <w:spacing w:after="160" w:line="360" w:lineRule="auto"/>
-      </w:pPr>
-      <w:r>
-        <w:t xml:space="preserve">Aus der in Kapitel 2 dargestellten Forschungslücke leitet sich die Notwendigkeit eines konkreten, lauffähigen Demonstrationsmediums ab, an dem die </w:t>
-      </w:r>
-      <w:proofErr w:type="gramStart"/>
-      <w:r>
-        <w:t>diskutierten</w:t>
-      </w:r>
-      <w:proofErr w:type="gramEnd"/>
-      <w:r>
-        <w:t xml:space="preserve"> Prinzipien der nutzerzentrierten Personalisierung sicht- und untersuchbar werden. Die vorliegende Arbeit setzt diesen Lösungsvorschlag in Form eines vollautomatisierten, KI-gestützten Radios um, im Folgenden als Radio 25 bezeichnet. Dieses Kapitel begründet die Wahl des Mediums, beschreibt den geplanten Untersuchungsgegenstand und ordnet die zu untersuchenden Mechanismen den in Kapitel 2 entwickelten Beurteilungsgrundlagen zu.</w:t>
+        <w:t>3  Attune als Forschungsartefakt</w:t>
+      </w:r>
+    </w:p>
+    <w:p>
+      <w:pPr>
+        <w:spacing w:after="160" w:line="360" w:lineRule="auto"/>
+      </w:pPr>
+      <w:r>
+        <w:t>Aus der in Kapitel 2 dargestellten Forschungslücke leitet sich die Notwendigkeit eines konkreten, lauffähigen Demonstrationsmediums ab, an dem die diskutierten Prinzipien der nutzerzentrierten Personalisierung sicht- und untersuchbar werden. Die vorliegende Arbeit setzt diesen Lösungsvorschlag in Form eines vollautomatisierten, KI-gestützten Radios um, im Folgenden als Attune bezeichnet. Dieses Kapitel begründet die Wahl des Mediums, beschreibt den geplanten Untersuchungsgegenstand und ordnet die zu untersuchenden Mechanismen den in Kapitel 2 entwickelten Beurteilungsgrundlagen zu.</w:t>
       </w:r>
     </w:p>
     <w:p>
       <w:pPr>
         <w:pStyle w:val="berschrift2"/>
       </w:pPr>
-      <w:proofErr w:type="gramStart"/>
-      <w:r>
-        <w:t>3.1  Warum</w:t>
-      </w:r>
-      <w:proofErr w:type="gramEnd"/>
-      <w:r>
-        <w:t xml:space="preserve"> dieses Untersuchungsmedium?</w:t>
+      <w:r>
+        <w:t>3.1  Warum dieses Untersuchungsmedium?</w:t>
       </w:r>
     </w:p>
     <w:p>
@@ -2410,47 +1892,15 @@
         <w:spacing w:after="160" w:line="360" w:lineRule="auto"/>
       </w:pPr>
       <w:r>
-        <w:t xml:space="preserve">Erstens vereint ein Radio in einem einzigen Format mehrere Inhaltsarten, die in der bisherigen Forschung getrennt betrachtet werden: Nachrichten, Wetter- und Service-Informationen, Moderation, Musik sowie Jingles. Damit lassen sich an einem Artefakt sowohl informative als auch unterhaltende Bedürfnisse abbilden, die der </w:t>
-      </w:r>
-      <w:proofErr w:type="spellStart"/>
-      <w:r>
-        <w:t>Uses</w:t>
-      </w:r>
-      <w:proofErr w:type="spellEnd"/>
-      <w:r>
-        <w:t>-and-</w:t>
-      </w:r>
-      <w:proofErr w:type="spellStart"/>
-      <w:r>
-        <w:t>Gratifications</w:t>
-      </w:r>
-      <w:proofErr w:type="spellEnd"/>
-      <w:r>
-        <w:t xml:space="preserve">-Ansatz unterscheidet (Katz et al., 1973), und es können verschiedene Empfehlungs- und </w:t>
-      </w:r>
-      <w:proofErr w:type="spellStart"/>
-      <w:r>
-        <w:t>Kurationsmechanismen</w:t>
-      </w:r>
-      <w:proofErr w:type="spellEnd"/>
-      <w:r>
-        <w:t xml:space="preserve"> unter realistischen Bedingungen kombiniert werden.</w:t>
-      </w:r>
-    </w:p>
-    <w:p>
-      <w:pPr>
-        <w:spacing w:after="160" w:line="360" w:lineRule="auto"/>
-      </w:pPr>
-      <w:r>
-        <w:t xml:space="preserve">Zweitens ist Radio ein lineares, zeitlich gerahmtes Medium. Im Gegensatz zu Feeds mit endlosem Scrollen besitzt eine Sendung einen definierten Anfang und ein definiertes Ende. Diese Eigenschaft macht es möglich, gezielt diejenigen Designmuster zu vermeiden, die in Kapitel 1 als problematisch identifiziert wurden (endloses Scrollen, Autoplay, künstliche Verlängerung von Sessions), und stattdessen alternative, </w:t>
-      </w:r>
-      <w:proofErr w:type="spellStart"/>
-      <w:r>
-        <w:t>wellbeing</w:t>
-      </w:r>
-      <w:proofErr w:type="spellEnd"/>
-      <w:r>
-        <w:t>-fördernde Strukturen wie natürliche Pausen, klare Sendungslängen und bewusste Abschlusspunkte zu erproben (Vanden Abeele, 2021; Peters et al., 2018).</w:t>
+        <w:t>Erstens vereint ein Radio in einem einzigen Format mehrere Inhaltsarten, die in der bisherigen Forschung getrennt betrachtet werden: Nachrichten, Wetter- und Service-Informationen, Moderation, Musik sowie Jingles. Damit lassen sich an einem Artefakt sowohl informative als auch unterhaltende Bedürfnisse abbilden, die der Uses-and-Gratifications-Ansatz unterscheidet (Katz et al., 1973), und es können verschiedene Empfehlungs- und Kurationsmechanismen unter realistischen Bedingungen kombiniert werden.</w:t>
+      </w:r>
+    </w:p>
+    <w:p>
+      <w:pPr>
+        <w:spacing w:after="160" w:line="360" w:lineRule="auto"/>
+      </w:pPr>
+      <w:r>
+        <w:t>Zweitens ist Radio ein lineares, zeitlich gerahmtes Medium. Im Gegensatz zu Feeds mit endlosem Scrollen besitzt eine Sendung einen definierten Anfang und ein definiertes Ende. Diese Eigenschaft macht es möglich, gezielt diejenigen Designmuster zu vermeiden, die in Kapitel 1 als problematisch identifiziert wurden (endloses Scrollen, Autoplay, künstliche Verlängerung von Sessions), und stattdessen alternative, wellbeing-fördernde Strukturen wie natürliche Pausen, klare Sendungslängen und bewusste Abschlusspunkte zu erproben (Vanden Abeele, 2021; Peters et al., 2018).</w:t>
       </w:r>
     </w:p>
     <w:p>
@@ -2467,8 +1917,6 @@
       </w:pPr>
       <w:r>
         <w:t xml:space="preserve">Viertens lässt sich an einem vollautomatisierten Radio die gesamte Wertschöpfungskette technisch beherrschen. Die Inhalte werden nicht aus einem geschlossenen Empfehlungssystem eines Drittanbieters bezogen, sondern in einer eigenen Pipeline aus </w:t>
-      </w:r>
-      <w:r>
         <w:lastRenderedPageBreak/>
         <w:t>Quellen-Aggregation, Sprachmodell-basierter Moderation und Sprachsynthese erzeugt. Dadurch lassen sich Personalisierungslogik, Transparenz, Diversität und Nutzerkontrolle in einem einzigen, durchgängigen System experimentell variieren, was bei kommerziellen Plattformen aus methodischen Gründen ausgeschlossen ist.</w:t>
       </w:r>
@@ -2478,31 +1926,7 @@
         <w:spacing w:after="160" w:line="360" w:lineRule="auto"/>
       </w:pPr>
       <w:r>
-        <w:t xml:space="preserve">Fünftens existiert mit dem öffentlich-rechtlichen Radio (SRF, DLF, BBC) ein etabliertes redaktionelles Vergleichsmodell, das sich an Pluralismus und Qualität orientiert. Damit liegt für jede der drei in Abschnitt 2.4 verglichenen Medienlogiken (redaktionell, </w:t>
-      </w:r>
-      <w:proofErr w:type="spellStart"/>
-      <w:r>
-        <w:t>engagement</w:t>
-      </w:r>
-      <w:proofErr w:type="spellEnd"/>
-      <w:r>
-        <w:t xml:space="preserve">-optimiert, </w:t>
-      </w:r>
-      <w:proofErr w:type="spellStart"/>
-      <w:r>
-        <w:t>wellbeing</w:t>
-      </w:r>
-      <w:proofErr w:type="spellEnd"/>
-      <w:r>
-        <w:t xml:space="preserve">-orientiert) ein realer oder konstruierter Referenzfall vor, an dem sich das </w:t>
-      </w:r>
-      <w:proofErr w:type="spellStart"/>
-      <w:r>
-        <w:t>wellbeing</w:t>
-      </w:r>
-      <w:proofErr w:type="spellEnd"/>
-      <w:r>
-        <w:t>-orientierte Modell argumentativ wie empirisch positionieren kann.</w:t>
+        <w:t>Fünftens existiert mit dem öffentlich-rechtlichen Radio (SRF, DLF, BBC) ein etabliertes redaktionelles Vergleichsmodell, das sich an Pluralismus und Qualität orientiert. Damit liegt für jede der drei in Abschnitt 2.4 verglichenen Medienlogiken (redaktionell, engagement-optimiert, wellbeing-orientiert) ein realer oder konstruierter Referenzfall vor, an dem sich das wellbeing-orientierte Modell argumentativ wie empirisch positionieren kann.</w:t>
       </w:r>
     </w:p>
     <w:p>
@@ -2526,103 +1950,56 @@
         <w:spacing w:after="160" w:line="360" w:lineRule="auto"/>
       </w:pPr>
       <w:r>
-        <w:t xml:space="preserve">Zum anderen demonstriert ein KI-gestütztes Radio dieselben Technologien, die in kommerziellen Plattformen heute zur Engagement-Optimierung eingesetzt werden, jedoch konsequent mit umgekehrter Zielfunktion: nicht Verweildauer und Klickrate, sondern Autonomie, Transparenz und subjektives Wohlbefinden. Genau diese Umkehrung der Optimierungsfunktion bei sonst vergleichbarem Technologie-Stack ist die methodische Pointe der Arbeit. Sie erlaubt es, zu zeigen, dass die problematischen Effekte </w:t>
-      </w:r>
-      <w:proofErr w:type="spellStart"/>
-      <w:r>
-        <w:t>engagement</w:t>
-      </w:r>
-      <w:proofErr w:type="spellEnd"/>
-      <w:r>
-        <w:t>-optimierter Systeme nicht in der zugrundeliegenden Technologie selbst, sondern in deren Zielsetzung begründet liegen.</w:t>
-      </w:r>
-    </w:p>
-    <w:p>
-      <w:pPr>
-        <w:spacing w:after="160" w:line="360" w:lineRule="auto"/>
-      </w:pPr>
-      <w:r>
-        <w:t xml:space="preserve">Schliesslich ist ein Radio als Forschungsartefakt mit überschaubarem Aufwand realisierbar und gleichzeitig reichhaltig genug, um die zentralen Designentscheidungen einer </w:t>
-      </w:r>
-      <w:proofErr w:type="spellStart"/>
-      <w:r>
-        <w:t>wellbeing</w:t>
-      </w:r>
-      <w:proofErr w:type="spellEnd"/>
-      <w:r>
-        <w:t>-orientierten Plattform durchgängig abzubilden. Es benötigt keinen redaktionellen Apparat, keine soziale Komponente und keine Empfehlungs-Infrastruktur eines Drittanbieters und kann dennoch Personalisierung, Inhaltsdiversität, Transparenz und Zeitgestaltung in einem konsistenten Erlebnis kombinieren.</w:t>
+        <w:t>Zum anderen demonstriert ein KI-gestütztes Radio dieselben Technologien, die in kommerziellen Plattformen heute zur Engagement-Optimierung eingesetzt werden, jedoch konsequent mit umgekehrter Zielfunktion: nicht Verweildauer und Klickrate, sondern Autonomie, Transparenz und subjektives Wohlbefinden. Genau diese Umkehrung der Optimierungsfunktion bei sonst vergleichbarem Technologie-Stack ist die methodische Pointe der Arbeit. Sie erlaubt es, zu zeigen, dass die problematischen Effekte engagement-optimierter Systeme nicht in der zugrundeliegenden Technologie selbst, sondern in deren Zielsetzung begründet liegen.</w:t>
+      </w:r>
+    </w:p>
+    <w:p>
+      <w:pPr>
+        <w:spacing w:after="160" w:line="360" w:lineRule="auto"/>
+      </w:pPr>
+      <w:r>
+        <w:t>Schliesslich ist ein Radio als Forschungsartefakt mit überschaubarem Aufwand realisierbar und gleichzeitig reichhaltig genug, um die zentralen Designentscheidungen einer wellbeing-orientierten Plattform durchgängig abzubilden. Es benötigt keinen redaktionellen Apparat, keine soziale Komponente und keine Empfehlungs-Infrastruktur eines Drittanbieters und kann dennoch Personalisierung, Inhaltsdiversität, Transparenz und Zeitgestaltung in einem konsistenten Erlebnis kombinieren.</w:t>
       </w:r>
     </w:p>
     <w:p>
       <w:pPr>
         <w:pStyle w:val="berschrift2"/>
       </w:pPr>
-      <w:proofErr w:type="gramStart"/>
       <w:r>
         <w:lastRenderedPageBreak/>
-        <w:t>3.3  Was</w:t>
-      </w:r>
-      <w:proofErr w:type="gramEnd"/>
-      <w:r>
-        <w:t xml:space="preserve"> an Radio 25 konkret umgesetzt wird</w:t>
-      </w:r>
-    </w:p>
-    <w:p>
-      <w:pPr>
-        <w:spacing w:after="160" w:line="360" w:lineRule="auto"/>
-      </w:pPr>
-      <w:r>
-        <w:t xml:space="preserve">Radio 25 ist als prototypischer Demonstrator konzipiert, der die in Kapitel 2 beschriebenen Mechanismen exemplarisch in einer </w:t>
-      </w:r>
-      <w:proofErr w:type="spellStart"/>
-      <w:r>
-        <w:t>wellbeing</w:t>
-      </w:r>
-      <w:proofErr w:type="spellEnd"/>
-      <w:r>
-        <w:t>-orientierten Variante zeigt. Die folgenden Bausteine werden umgesetzt.</w:t>
+        <w:t>3.3  Was an Attune konkret umgesetzt wird</w:t>
+      </w:r>
+    </w:p>
+    <w:p>
+      <w:pPr>
+        <w:spacing w:after="160" w:line="360" w:lineRule="auto"/>
+      </w:pPr>
+      <w:r>
+        <w:t>Attune ist als prototypischer Demonstrator konzipiert, der die in Kapitel 2 beschriebenen Mechanismen exemplarisch in einer wellbeing-orientierten Variante zeigt. Die folgenden Bausteine werden umgesetzt.</w:t>
       </w:r>
     </w:p>
     <w:p>
       <w:pPr>
         <w:pStyle w:val="berschrift3"/>
       </w:pPr>
-      <w:proofErr w:type="gramStart"/>
-      <w:r>
-        <w:t>3.3.1  Explizite</w:t>
-      </w:r>
-      <w:proofErr w:type="gramEnd"/>
-      <w:r>
-        <w:t xml:space="preserve"> Präferenzangaben und Profilkonstruktion</w:t>
-      </w:r>
-    </w:p>
-    <w:p>
-      <w:pPr>
-        <w:spacing w:after="160" w:line="360" w:lineRule="auto"/>
-      </w:pPr>
-      <w:r>
-        <w:t>Die Hörerinnen und Hörer geben ihre Interessen, ihren Standort und einen Moderationsstil aktiv und nachvollziehbar an. Anders als bei Plattformen, die Profile primär aus implizitem Verhalten lernen, bleibt das Profil bei Radio 25 transparent, einsehbar und jederzeit veränderbar. Damit wird die Anforderung an algorithmische Souveränität (</w:t>
-      </w:r>
-      <w:proofErr w:type="spellStart"/>
-      <w:r>
-        <w:t>Reviglio</w:t>
-      </w:r>
-      <w:proofErr w:type="spellEnd"/>
-      <w:r>
-        <w:t xml:space="preserve"> &amp; Agosti, 2020) konkret operationalisierbar, ohne die Nutzenden mit einem aufwendigen Konfigurationsritual zu überfordern.</w:t>
+      <w:r>
+        <w:t>3.3.1  Explizite Präferenzangaben und Profilkonstruktion</w:t>
+      </w:r>
+    </w:p>
+    <w:p>
+      <w:pPr>
+        <w:spacing w:after="160" w:line="360" w:lineRule="auto"/>
+      </w:pPr>
+      <w:r>
+        <w:t>Die Hörerinnen und Hörer geben ihre Interessen, ihren Standort und einen Moderationsstil aktiv und nachvollziehbar an. Anders als bei Plattformen, die Profile primär aus implizitem Verhalten lernen, bleibt das Profil bei Attune transparent, einsehbar und jederzeit veränderbar. Damit wird die Anforderung an algorithmische Souveränität (Reviglio &amp; Agosti, 2020) konkret operationalisierbar, ohne die Nutzenden mit einem aufwendigen Konfigurationsritual zu überfordern.</w:t>
       </w:r>
     </w:p>
     <w:p>
       <w:pPr>
         <w:pStyle w:val="berschrift3"/>
       </w:pPr>
-      <w:proofErr w:type="gramStart"/>
-      <w:r>
-        <w:t>3.3.2  Vollautomatisierte</w:t>
-      </w:r>
-      <w:proofErr w:type="gramEnd"/>
-      <w:r>
-        <w:t xml:space="preserve"> Sendungspipeline</w:t>
+      <w:r>
+        <w:t>3.3.2  Vollautomatisierte Sendungspipeline</w:t>
       </w:r>
     </w:p>
     <w:p>
@@ -2637,55 +2014,24 @@
       <w:pPr>
         <w:pStyle w:val="berschrift3"/>
       </w:pPr>
-      <w:proofErr w:type="gramStart"/>
-      <w:r>
-        <w:t xml:space="preserve">3.3.3  </w:t>
-      </w:r>
-      <w:proofErr w:type="spellStart"/>
-      <w:r>
-        <w:t>Kuratierungs</w:t>
-      </w:r>
-      <w:proofErr w:type="spellEnd"/>
-      <w:proofErr w:type="gramEnd"/>
-      <w:r>
-        <w:t>- und Empfehlungslogik mit alternativem Zielwert</w:t>
-      </w:r>
-    </w:p>
-    <w:p>
-      <w:pPr>
-        <w:spacing w:after="160" w:line="360" w:lineRule="auto"/>
-      </w:pPr>
-      <w:r>
-        <w:t xml:space="preserve">Die Auswahl und Reihenfolge der Inhalte folgt nicht der Maximierung von Verweildauer, sondern explizit definierten, am Nutzerwohl ausgerichteten Kriterien: thematische Vielfalt im Sinne einer bewussten Diversifikation, Eignung für den Tageszeitkontext und Übereinstimmung mit den deklarierten Präferenzen. Damit werden die in Abschnitt 2.2.3 beschriebenen Empfehlungsparadigmen (Ricci et al., 2015) auf eine </w:t>
-      </w:r>
-      <w:proofErr w:type="spellStart"/>
-      <w:r>
-        <w:t>wellbeing</w:t>
-      </w:r>
-      <w:proofErr w:type="spellEnd"/>
-      <w:r>
-        <w:t>-orientierte Zielfunktion umgestellt, wie sie Milano et al. (2020) und Peters et al. (2020) als notwendig erachten.</w:t>
+      <w:r>
+        <w:t>3.3.3  Kuratierungs- und Empfehlungslogik mit alternativem Zielwert</w:t>
+      </w:r>
+    </w:p>
+    <w:p>
+      <w:pPr>
+        <w:spacing w:after="160" w:line="360" w:lineRule="auto"/>
+      </w:pPr>
+      <w:r>
+        <w:t>Die Auswahl und Reihenfolge der Inhalte folgt nicht der Maximierung von Verweildauer, sondern explizit definierten, am Nutzerwohl ausgerichteten Kriterien: thematische Vielfalt im Sinne einer bewussten Diversifikation, Eignung für den Tageszeitkontext und Übereinstimmung mit den deklarierten Präferenzen. Damit werden die in Abschnitt 2.2.3 beschriebenen Empfehlungsparadigmen (Ricci et al., 2015) auf eine wellbeing-orientierte Zielfunktion umgestellt, wie sie Milano et al. (2020) und Peters et al. (2020) als notwendig erachten.</w:t>
       </w:r>
     </w:p>
     <w:p>
       <w:pPr>
         <w:pStyle w:val="berschrift3"/>
       </w:pPr>
-      <w:proofErr w:type="gramStart"/>
-      <w:r>
-        <w:t>3.3.4  Definierte</w:t>
-      </w:r>
-      <w:proofErr w:type="gramEnd"/>
-      <w:r>
-        <w:t xml:space="preserve"> </w:t>
-      </w:r>
-      <w:proofErr w:type="spellStart"/>
-      <w:r>
-        <w:t>Sessiongestaltung</w:t>
-      </w:r>
-      <w:proofErr w:type="spellEnd"/>
-      <w:r>
-        <w:t xml:space="preserve"> statt endlosem Strom</w:t>
+      <w:r>
+        <w:t>3.3.4  Definierte Sessiongestaltung statt endlosem Strom</w:t>
       </w:r>
     </w:p>
     <w:p>
@@ -2700,67 +2046,33 @@
       <w:pPr>
         <w:pStyle w:val="berschrift3"/>
       </w:pPr>
-      <w:proofErr w:type="gramStart"/>
       <w:r>
         <w:lastRenderedPageBreak/>
-        <w:t>3.3.5  Transparenz</w:t>
-      </w:r>
-      <w:proofErr w:type="gramEnd"/>
-      <w:r>
-        <w:t xml:space="preserve"> über Quellen, Logik und Personalisierung</w:t>
-      </w:r>
-    </w:p>
-    <w:p>
-      <w:pPr>
-        <w:spacing w:after="160" w:line="360" w:lineRule="auto"/>
-      </w:pPr>
-      <w:r>
-        <w:t>Die Hörerinnen und Hörer können einsehen, aus welchen Quellen die Nachrichten stammen, welche Präferenzen welche Inhalte wie beeinflusst haben und welche Schritte die Pipeline durchlaufen hat. Damit wird der Black-Box-Charakter heutiger Empfehlungssysteme bewusst aufgebrochen und das Konzept der algorithmischen Souveränität (</w:t>
-      </w:r>
-      <w:proofErr w:type="spellStart"/>
-      <w:r>
-        <w:t>Reviglio</w:t>
-      </w:r>
-      <w:proofErr w:type="spellEnd"/>
-      <w:r>
-        <w:t xml:space="preserve"> &amp; Agosti, 2020) in einer für die Nutzenden zugänglichen Form operationalisiert.</w:t>
+        <w:t>3.3.5  Transparenz über Quellen, Logik und Personalisierung</w:t>
+      </w:r>
+    </w:p>
+    <w:p>
+      <w:pPr>
+        <w:spacing w:after="160" w:line="360" w:lineRule="auto"/>
+      </w:pPr>
+      <w:r>
+        <w:t>Die Hörerinnen und Hörer können einsehen, aus welchen Quellen die Nachrichten stammen, welche Präferenzen welche Inhalte wie beeinflusst haben und welche Schritte die Pipeline durchlaufen hat. Damit wird der Black-Box-Charakter heutiger Empfehlungssysteme bewusst aufgebrochen und das Konzept der algorithmischen Souveränität (Reviglio &amp; Agosti, 2020) in einer für die Nutzenden zugänglichen Form operationalisiert.</w:t>
       </w:r>
     </w:p>
     <w:p>
       <w:pPr>
         <w:pStyle w:val="berschrift2"/>
       </w:pPr>
-      <w:proofErr w:type="gramStart"/>
-      <w:r>
-        <w:t>3.4  Welche</w:t>
-      </w:r>
-      <w:proofErr w:type="gramEnd"/>
-      <w:r>
-        <w:t xml:space="preserve"> Mechanismen am Radio untersucht und verbessert werden</w:t>
-      </w:r>
-    </w:p>
-    <w:p>
-      <w:pPr>
-        <w:spacing w:after="160" w:line="360" w:lineRule="auto"/>
-      </w:pPr>
-      <w:r>
-        <w:t xml:space="preserve">Aus den Bausteinen ergeben sich die Mechanismen, an denen die Arbeit experimentell ansetzt. Sie korrespondieren mit den in Abschnitt 2.3 beschriebenen Mechanismen aktueller Medienangebote und werden im </w:t>
-      </w:r>
-      <w:proofErr w:type="spellStart"/>
-      <w:r>
-        <w:t>wellbeing</w:t>
-      </w:r>
-      <w:proofErr w:type="spellEnd"/>
-      <w:r>
-        <w:t xml:space="preserve">-orientierten Modell systematisch </w:t>
-      </w:r>
-      <w:proofErr w:type="spellStart"/>
-      <w:r>
-        <w:t>umakzentuiert</w:t>
-      </w:r>
-      <w:proofErr w:type="spellEnd"/>
-      <w:r>
-        <w:t>.</w:t>
+      <w:r>
+        <w:t>3.4  Welche Mechanismen am Radio untersucht und verbessert werden</w:t>
+      </w:r>
+    </w:p>
+    <w:p>
+      <w:pPr>
+        <w:spacing w:after="160" w:line="360" w:lineRule="auto"/>
+      </w:pPr>
+      <w:r>
+        <w:t>Aus den Bausteinen ergeben sich die Mechanismen, an denen die Arbeit experimentell ansetzt. Sie korrespondieren mit den in Abschnitt 2.3 beschriebenen Mechanismen aktueller Medienangebote und werden im wellbeing-orientierten Modell systematisch umakzentuiert.</w:t>
       </w:r>
     </w:p>
     <w:p>
@@ -2786,23 +2098,7 @@
         <w:spacing w:after="80" w:line="360" w:lineRule="auto"/>
       </w:pPr>
       <w:r>
-        <w:t xml:space="preserve">Personalisierte </w:t>
-      </w:r>
-      <w:proofErr w:type="spellStart"/>
-      <w:r>
-        <w:t>Kuratierung</w:t>
-      </w:r>
-      <w:proofErr w:type="spellEnd"/>
-      <w:r>
-        <w:t xml:space="preserve"> mit alternativer Zielfunktion: Welche Effekte hat eine auf Vielfalt, Tageskontext und Selbstbestimmung optimierte Auswahl gegenüber einer </w:t>
-      </w:r>
-      <w:proofErr w:type="spellStart"/>
-      <w:r>
-        <w:t>engagement</w:t>
-      </w:r>
-      <w:proofErr w:type="spellEnd"/>
-      <w:r>
-        <w:t>-optimierten Empfehlungslogik (Nguyen et al., 2014; Milano et al., 2020)?</w:t>
+        <w:t>Personalisierte Kuratierung mit alternativer Zielfunktion: Welche Effekte hat eine auf Vielfalt, Tageskontext und Selbstbestimmung optimierte Auswahl gegenüber einer engagement-optimierten Empfehlungslogik (Nguyen et al., 2014; Milano et al., 2020)?</w:t>
       </w:r>
     </w:p>
     <w:p>
@@ -2814,13 +2110,8 @@
         </w:numPr>
         <w:spacing w:after="80" w:line="360" w:lineRule="auto"/>
       </w:pPr>
-      <w:proofErr w:type="spellStart"/>
-      <w:r>
-        <w:t>Sessiongestaltung</w:t>
-      </w:r>
-      <w:proofErr w:type="spellEnd"/>
-      <w:r>
-        <w:t>: Wie wirken eine definierte Sendungslänge und ein bewusst gesetzter Abschluss im Vergleich zu endlosen Strömen auf die subjektive Zufriedenheit, das Zeitempfinden und die Nutzungskontrolle (Vanden Abeele, 2021; Montag et al., 2019)?</w:t>
+      <w:r>
+        <w:t>Sessiongestaltung: Wie wirken eine definierte Sendungslänge und ein bewusst gesetzter Abschluss im Vergleich zu endlosen Strömen auf die subjektive Zufriedenheit, das Zeitempfinden und die Nutzungskontrolle (Vanden Abeele, 2021; Montag et al., 2019)?</w:t>
       </w:r>
     </w:p>
     <w:p>
@@ -2833,15 +2124,7 @@
         <w:spacing w:after="80" w:line="360" w:lineRule="auto"/>
       </w:pPr>
       <w:r>
-        <w:t>Transparenz der Algorithmik: Wie verändert eine offengelegte Personalisierungslogik das Vertrauen, die wahrgenommene Fairness und die Bereitschaft zur weiteren Nutzung (</w:t>
-      </w:r>
-      <w:proofErr w:type="spellStart"/>
-      <w:r>
-        <w:t>Reviglio</w:t>
-      </w:r>
-      <w:proofErr w:type="spellEnd"/>
-      <w:r>
-        <w:t xml:space="preserve"> &amp; Agosti, 2020; Milano et al., 2020)?</w:t>
+        <w:t>Transparenz der Algorithmik: Wie verändert eine offengelegte Personalisierungslogik das Vertrauen, die wahrgenommene Fairness und die Bereitschaft zur weiteren Nutzung (Reviglio &amp; Agosti, 2020; Milano et al., 2020)?</w:t>
       </w:r>
     </w:p>
     <w:p>
@@ -2854,15 +2137,7 @@
         <w:spacing w:after="80" w:line="360" w:lineRule="auto"/>
       </w:pPr>
       <w:r>
-        <w:t xml:space="preserve">Persuasive Designmuster: Welche der in Abschnitt 1.3 katalogisierten Muster (Push-Benachrichtigungen, variable Belohnungen, Autoplay) entfallen in einem </w:t>
-      </w:r>
-      <w:proofErr w:type="spellStart"/>
-      <w:r>
-        <w:t>wellbeing</w:t>
-      </w:r>
-      <w:proofErr w:type="spellEnd"/>
-      <w:r>
-        <w:t>-orientierten Format, und welche nicht-manipulativen Alternativen lassen sich durch Digital Nudging (Weinmann et al., 2016) im Sinne der Nutzenden umsetzen?</w:t>
+        <w:t>Persuasive Designmuster: Welche der in Abschnitt 1.3 katalogisierten Muster (Push-Benachrichtigungen, variable Belohnungen, Autoplay) entfallen in einem wellbeing-orientierten Format, und welche nicht-manipulativen Alternativen lassen sich durch Digital Nudging (Weinmann et al., 2016) im Sinne der Nutzenden umsetzen?</w:t>
       </w:r>
     </w:p>
     <w:p>
@@ -2875,28 +2150,15 @@
         <w:spacing w:after="80" w:line="360" w:lineRule="auto"/>
       </w:pPr>
       <w:r>
-        <w:t xml:space="preserve">Gebrauchstauglichkeit und Akzeptanz: Wie schneidet ein </w:t>
-      </w:r>
-      <w:proofErr w:type="spellStart"/>
-      <w:r>
-        <w:t>wellbeing</w:t>
-      </w:r>
-      <w:proofErr w:type="spellEnd"/>
-      <w:r>
-        <w:t>-orientiertes Radio im System Usability Scale (Brooke, 1996; Bangor et al., 2008) und in der subjektiven Akzeptanz im Vergleich zu vertrauten Plattformen ab?</w:t>
+        <w:t>Gebrauchstauglichkeit und Akzeptanz: Wie schneidet ein wellbeing-orientiertes Radio im System Usability Scale (Brooke, 1996; Bangor et al., 2008) und in der subjektiven Akzeptanz im Vergleich zu vertrauten Plattformen ab?</w:t>
       </w:r>
     </w:p>
     <w:p>
       <w:pPr>
         <w:pStyle w:val="berschrift2"/>
       </w:pPr>
-      <w:proofErr w:type="gramStart"/>
-      <w:r>
-        <w:t>3.5  Abgrenzung</w:t>
-      </w:r>
-      <w:proofErr w:type="gramEnd"/>
-      <w:r>
-        <w:t xml:space="preserve"> des Untersuchungsumfangs</w:t>
+      <w:r>
+        <w:t>3.5  Abgrenzung des Untersuchungsumfangs</w:t>
       </w:r>
     </w:p>
     <w:p>
@@ -2905,15 +2167,7 @@
       </w:pPr>
       <w:r>
         <w:lastRenderedPageBreak/>
-        <w:t xml:space="preserve">Radio 25 versteht sich als Konzeptstudie, nicht als marktreifes Produkt. Die Pipeline wird </w:t>
-      </w:r>
-      <w:proofErr w:type="gramStart"/>
-      <w:r>
-        <w:t>soweit</w:t>
-      </w:r>
-      <w:proofErr w:type="gramEnd"/>
-      <w:r>
-        <w:t xml:space="preserve"> umgesetzt, wie es für eine konsistente Hörerfahrung und eine aussagekräftige Nutzerstudie mit einer kleinen Probandengruppe erforderlich ist. Aspekte, die für eine Skalierung relevant wären (Authentifizierung, Datenhaltung in einer Datenbank, redaktionelle Qualitätssicherung im grossen Massstab, Werbe- und Lizenzfragen), werden bewusst ausgeklammert und im Ausblick der Arbeit eingeordnet. Die folgenden Kapitel entwickeln auf dieser Grundlage die konkrete Forschungsfrage, das Untersuchungsdesign und den Aufbau der Evaluation.</w:t>
+        <w:t>Attune versteht sich als Konzeptstudie, nicht als marktreifes Produkt. Die Pipeline wird soweit umgesetzt, wie es für eine konsistente Hörerfahrung und eine aussagekräftige Nutzerstudie mit einer kleinen Probandengruppe erforderlich ist. Aspekte, die für eine Skalierung relevant wären (Authentifizierung, Datenhaltung in einer Datenbank, redaktionelle Qualitätssicherung im grossen Massstab, Werbe- und Lizenzfragen), werden bewusst ausgeklammert und im Ausblick der Arbeit eingeordnet. Die folgenden Kapitel entwickeln auf dieser Grundlage die konkrete Forschungsfrage, das Untersuchungsdesign und den Aufbau der Evaluation.</w:t>
       </w:r>
     </w:p>
     <w:p>
@@ -2921,49 +2175,26 @@
         <w:pStyle w:val="berschrift1"/>
         <w:pageBreakBefore/>
       </w:pPr>
-      <w:proofErr w:type="gramStart"/>
       <w:r>
         <w:lastRenderedPageBreak/>
-        <w:t>4  Forschungsfrage</w:t>
-      </w:r>
-      <w:proofErr w:type="gramEnd"/>
-      <w:r>
-        <w:t xml:space="preserve"> und Zielsetzung</w:t>
-      </w:r>
-    </w:p>
-    <w:p>
-      <w:pPr>
-        <w:spacing w:after="160" w:line="360" w:lineRule="auto"/>
-      </w:pPr>
-      <w:r>
-        <w:t xml:space="preserve">Aus der in Kapitel 2 entwickelten Forschungslücke und dem in Kapitel 3 vorgestellten Untersuchungsmedium leitet sich die konkrete Forschungsfrage dieser Arbeit ab. Das vorliegende Kapitel formuliert zunächst die Hauptforschungsfrage, leitet daraus untersuchungsleitende Teilfragen sowie die Zielsetzung im Sinne </w:t>
-      </w:r>
-      <w:proofErr w:type="gramStart"/>
-      <w:r>
-        <w:t>eines Goal</w:t>
-      </w:r>
-      <w:proofErr w:type="gramEnd"/>
-      <w:r>
-        <w:t>/</w:t>
-      </w:r>
-      <w:proofErr w:type="spellStart"/>
-      <w:r>
-        <w:t>Objective</w:t>
-      </w:r>
-      <w:proofErr w:type="spellEnd"/>
-      <w:r>
-        <w:t>-Paares ab, beschreibt den erwarteten Nutzen für unterschiedliche Adressatenkreise und grenzt das Vorhaben gegenüber verwandten Themenfeldern ab. Damit bildet das Kapitel die Brücke zwischen der theoretischen Fundierung der Kapitel 1 und 2 und dem methodischen Vorgehen in Kapitel 5.</w:t>
+        <w:t>4  Forschungsfrage und Zielsetzung</w:t>
+      </w:r>
+    </w:p>
+    <w:p>
+      <w:pPr>
+        <w:spacing w:after="160" w:line="360" w:lineRule="auto"/>
+      </w:pPr>
+      <w:r>
+        <w:t>Aus der in Kapitel 2 entwickelten Forschungslücke und dem in Kapitel 3 vorgestellten Untersuchungsmedium leitet sich die konkrete Forschungsfrage dieser Arbeit ab. Das vorliegende Kapitel formuliert zunächst die Hauptforschungsfrage, leitet daraus untersuchungsleitende Teilfragen sowie die Zielsetzung im Sinne eines Goal/Objective-Paares ab, beschreibt den erwarteten Nutzen für unterschiedliche Adressatenkreise und grenzt das Vorhaben gegenüber verwandten Themenfeldern ab. Damit bildet das Kapitel die Brücke zwischen der theoretischen Fundierung der Kapitel 1 und 2 und dem methodischen Vorgehen in Kapitel 5.</w:t>
       </w:r>
     </w:p>
     <w:p>
       <w:pPr>
         <w:pStyle w:val="berschrift2"/>
       </w:pPr>
-      <w:proofErr w:type="gramStart"/>
       <w:r>
         <w:t>4.1  Forschungsfrage</w:t>
       </w:r>
-      <w:proofErr w:type="gramEnd"/>
     </w:p>
     <w:p>
       <w:pPr>
@@ -3000,26 +2231,16 @@
         <w:spacing w:after="160" w:line="360" w:lineRule="auto"/>
       </w:pPr>
       <w:r>
-        <w:t xml:space="preserve">Die Beantwortung erfolgt durch die Entwicklung und Evaluation eines vollautomatisierten, KI-gestützten Radios (Radio 25), an dem sich die Wirkung expliziter Präferenzangabe, transparenter Personalisierungslogik und definierter </w:t>
-      </w:r>
-      <w:proofErr w:type="spellStart"/>
-      <w:r>
-        <w:t>Sessiongestaltung</w:t>
-      </w:r>
-      <w:proofErr w:type="spellEnd"/>
-      <w:r>
-        <w:t xml:space="preserve"> in einem einwöchigen Pilottest mit Nutzenden empirisch beobachten lässt. Das methodische Vorgehen wird in Kapitel 5 ausführlich entfaltet.</w:t>
+        <w:t>Die Beantwortung erfolgt durch die Entwicklung und Evaluation eines vollautomatisierten, KI-gestützten Radios (Attune), an dem sich die Wirkung expliziter Präferenzangabe, transparenter Personalisierungslogik und definierter Sessiongestaltung in einem einwöchigen Pilottest mit Nutzenden empirisch beobachten lässt. Das methodische Vorgehen wird in Kapitel 5 ausführlich entfaltet.</w:t>
       </w:r>
     </w:p>
     <w:p>
       <w:pPr>
         <w:pStyle w:val="berschrift2"/>
       </w:pPr>
-      <w:proofErr w:type="gramStart"/>
       <w:r>
         <w:t>4.2  Teilfragen</w:t>
       </w:r>
-      <w:proofErr w:type="gramEnd"/>
     </w:p>
     <w:p>
       <w:pPr>
@@ -3027,15 +2248,7 @@
       </w:pPr>
       <w:r>
         <w:lastRenderedPageBreak/>
-        <w:t xml:space="preserve">Die Hauptforschungsfrage wird zur empirischen Bearbeitung in vier untersuchungsleitende Teilfragen heruntergebrochen. Sie korrespondieren mit den in Abschnitt 3.4 identifizierten Mechanismen sowie mit den in Abschnitt 2.3 entwickelten Beurteilungsgrundlagen und decken die für das Vorhaben relevanten Wirkdimensionen Autonomie, Inhaltsdiversität, </w:t>
-      </w:r>
-      <w:proofErr w:type="spellStart"/>
-      <w:r>
-        <w:t>Sessiongestaltung</w:t>
-      </w:r>
-      <w:proofErr w:type="spellEnd"/>
-      <w:r>
-        <w:t xml:space="preserve"> und Transparenz ab.</w:t>
+        <w:t>Die Hauptforschungsfrage wird zur empirischen Bearbeitung in vier untersuchungsleitende Teilfragen heruntergebrochen. Sie korrespondieren mit den in Abschnitt 3.4 identifizierten Mechanismen sowie mit den in Abschnitt 2.3 entwickelten Beurteilungsgrundlagen und decken die für das Vorhaben relevanten Wirkdimensionen Autonomie, Inhaltsdiversität, Sessiongestaltung und Transparenz ab.</w:t>
       </w:r>
     </w:p>
     <w:p>
@@ -3061,15 +2274,7 @@
         <w:spacing w:after="80" w:line="360" w:lineRule="auto"/>
       </w:pPr>
       <w:r>
-        <w:t xml:space="preserve">T2 – Inhaltsdiversität und Bedürfnisgerechtigkeit: In welchem Mass werden eine bewusst diversifizierte Inhaltsauswahl und eine am Tageskontext orientierte Reihenfolge gegenüber einer </w:t>
-      </w:r>
-      <w:proofErr w:type="spellStart"/>
-      <w:r>
-        <w:t>engagement</w:t>
-      </w:r>
-      <w:proofErr w:type="spellEnd"/>
-      <w:r>
-        <w:t>-optimierten Logik als bedürfnisgerecht und qualitativ angemessen erlebt (Nguyen et al., 2014; Milano et al., 2020)?</w:t>
+        <w:t>T2 – Inhaltsdiversität und Bedürfnisgerechtigkeit: In welchem Mass werden eine bewusst diversifizierte Inhaltsauswahl und eine am Tageskontext orientierte Reihenfolge gegenüber einer engagement-optimierten Logik als bedürfnisgerecht und qualitativ angemessen erlebt (Nguyen et al., 2014; Milano et al., 2020)?</w:t>
       </w:r>
     </w:p>
     <w:p>
@@ -3082,15 +2287,7 @@
         <w:spacing w:after="80" w:line="360" w:lineRule="auto"/>
       </w:pPr>
       <w:r>
-        <w:t xml:space="preserve">T3 – </w:t>
-      </w:r>
-      <w:proofErr w:type="spellStart"/>
-      <w:r>
-        <w:t>Sessiongestaltung</w:t>
-      </w:r>
-      <w:proofErr w:type="spellEnd"/>
-      <w:r>
-        <w:t xml:space="preserve"> und Nutzungskontrolle: Wie wirken eine definierte Sendungslänge und ein bewusst gesetzter Sendungsabschluss auf die subjektive Zufriedenheit, das Zeitempfinden und die wahrgenommene Kontrolle über die eigene Mediennutzung (Vanden Abeele, 2021; Montag et al., 2019)?</w:t>
+        <w:t>T3 – Sessiongestaltung und Nutzungskontrolle: Wie wirken eine definierte Sendungslänge und ein bewusst gesetzter Sendungsabschluss auf die subjektive Zufriedenheit, das Zeitempfinden und die wahrgenommene Kontrolle über die eigene Mediennutzung (Vanden Abeele, 2021; Montag et al., 2019)?</w:t>
       </w:r>
     </w:p>
     <w:p>
@@ -3103,15 +2300,7 @@
         <w:spacing w:after="80" w:line="360" w:lineRule="auto"/>
       </w:pPr>
       <w:r>
-        <w:t xml:space="preserve">T4 – Transparenz und Akzeptanz: Wie verändert eine offengelegte Personalisierungslogik die wahrgenommene Fairness, das Vertrauen und die Gebrauchstauglichkeit, gemessen unter anderem über den System Usability Scale (Brooke, 1996; Bangor et al., 2008; </w:t>
-      </w:r>
-      <w:proofErr w:type="spellStart"/>
-      <w:r>
-        <w:t>Reviglio</w:t>
-      </w:r>
-      <w:proofErr w:type="spellEnd"/>
-      <w:r>
-        <w:t xml:space="preserve"> &amp; Agosti, 2020)?</w:t>
+        <w:t>T4 – Transparenz und Akzeptanz: Wie verändert eine offengelegte Personalisierungslogik die wahrgenommene Fairness, das Vertrauen und die Gebrauchstauglichkeit, gemessen unter anderem über den System Usability Scale (Brooke, 1996; Bangor et al., 2008; Reviglio &amp; Agosti, 2020)?</w:t>
       </w:r>
     </w:p>
     <w:p>
@@ -3126,34 +2315,16 @@
       <w:pPr>
         <w:pStyle w:val="berschrift2"/>
       </w:pPr>
-      <w:proofErr w:type="gramStart"/>
-      <w:r>
-        <w:t>4.3  Goal</w:t>
-      </w:r>
-      <w:proofErr w:type="gramEnd"/>
-      <w:r>
-        <w:t xml:space="preserve"> und </w:t>
-      </w:r>
-      <w:proofErr w:type="spellStart"/>
-      <w:r>
-        <w:t>Objective</w:t>
-      </w:r>
-      <w:proofErr w:type="spellEnd"/>
-    </w:p>
-    <w:p>
-      <w:pPr>
-        <w:spacing w:after="160" w:line="360" w:lineRule="auto"/>
-      </w:pPr>
-      <w:r>
-        <w:t xml:space="preserve">In der Diktion des Design-Science-Ansatzes (Hevner et al., 2004; Peffers et al., 2007) lassen sich Ziel und Vorhaben dieser Arbeit auf zwei Ebenen formulieren: ein übergeordnetes Goal, das den angestrebten Beitrag im Anwendungsfeld beschreibt, und ein konkretes </w:t>
-      </w:r>
-      <w:proofErr w:type="spellStart"/>
-      <w:r>
-        <w:t>Objective</w:t>
-      </w:r>
-      <w:proofErr w:type="spellEnd"/>
-      <w:r>
-        <w:t>, das den im Rahmen dieser Arbeit zu liefernden Ergebnisstand definiert.</w:t>
+      <w:r>
+        <w:t>4.3  Goal und Objective</w:t>
+      </w:r>
+    </w:p>
+    <w:p>
+      <w:pPr>
+        <w:spacing w:after="160" w:line="360" w:lineRule="auto"/>
+      </w:pPr>
+      <w:r>
+        <w:t>In der Diktion des Design-Science-Ansatzes (Hevner et al., 2004; Peffers et al., 2007) lassen sich Ziel und Vorhaben dieser Arbeit auf zwei Ebenen formulieren: ein übergeordnetes Goal, das den angestrebten Beitrag im Anwendungsfeld beschreibt, und ein konkretes Objective, das den im Rahmen dieser Arbeit zu liefernden Ergebnisstand definiert.</w:t>
       </w:r>
     </w:p>
     <w:p>
@@ -3169,180 +2340,80 @@
         <w:t xml:space="preserve">Goal. </w:t>
       </w:r>
       <w:r>
-        <w:t xml:space="preserve">Anhand eines vollautomatisierten Radios soll demonstriert werden, wie algorithmische Personalisierung so gestaltet werden kann, dass sie das Digital Wellbeing der Nutzenden </w:t>
-      </w:r>
-      <w:proofErr w:type="gramStart"/>
-      <w:r>
-        <w:t>fördert</w:t>
-      </w:r>
-      <w:proofErr w:type="gramEnd"/>
-      <w:r>
-        <w:t xml:space="preserve"> statt es zu untergraben. Das Artefakt dient damit als konkreter Gegenentwurf zu den </w:t>
-      </w:r>
-      <w:proofErr w:type="spellStart"/>
-      <w:r>
-        <w:t>engagement</w:t>
-      </w:r>
-      <w:proofErr w:type="spellEnd"/>
-      <w:r>
-        <w:t>-optimierten Empfehlungssystemen heutiger Plattformen und macht die in Kapitel 2 entwickelten Beurteilungsgrundlagen in einem lauffähigen System sicht- und prüfbar.</w:t>
-      </w:r>
-    </w:p>
-    <w:p>
-      <w:pPr>
-        <w:spacing w:after="160" w:line="360" w:lineRule="auto"/>
-      </w:pPr>
-      <w:proofErr w:type="spellStart"/>
+        <w:t>Anhand eines vollautomatisierten Radios soll demonstriert werden, wie algorithmische Personalisierung so gestaltet werden kann, dass sie das Digital Wellbeing der Nutzenden fördert statt es zu untergraben. Das Artefakt dient damit als konkreter Gegenentwurf zu den engagement-optimierten Empfehlungssystemen heutiger Plattformen und macht die in Kapitel 2 entwickelten Beurteilungsgrundlagen in einem lauffähigen System sicht- und prüfbar.</w:t>
+      </w:r>
+    </w:p>
+    <w:p>
+      <w:pPr>
+        <w:spacing w:after="160" w:line="360" w:lineRule="auto"/>
+      </w:pPr>
       <w:r>
         <w:rPr>
           <w:b/>
           <w:bCs/>
         </w:rPr>
-        <w:t>Objective</w:t>
-      </w:r>
-      <w:proofErr w:type="spellEnd"/>
-      <w:r>
-        <w:rPr>
-          <w:b/>
-          <w:bCs/>
-        </w:rPr>
-        <w:t xml:space="preserve">. </w:t>
-      </w:r>
-      <w:r>
-        <w:t xml:space="preserve">Im Rahmen dieser Arbeit wird ein funktionsfähiger Demonstrator entwickelt, der die Prinzipien der nutzerzentrierten Personalisierung – explizite Präferenzangabe, transparente Empfehlungslogik, bewusste Inhaltsdiversität und definierte </w:t>
-      </w:r>
-      <w:proofErr w:type="spellStart"/>
-      <w:r>
-        <w:t>Sessiongestaltung</w:t>
-      </w:r>
-      <w:proofErr w:type="spellEnd"/>
-      <w:r>
-        <w:t xml:space="preserve"> – in einem Ende-zu-Ende-System umsetzt. Das System integriert externe Datenquellen (RSS-Feeds, Wetter-API), eine LLM-basierte Textgenerierung, eine Sprachsynthese und eine Webapplikation zu einer durchgängigen Sendungsproduktion und stellt das Ergebnis einem einwöchigen Pilottest mit einer kleinen Probandengruppe zur Verfügung.</w:t>
-      </w:r>
-    </w:p>
-    <w:p>
-      <w:pPr>
-        <w:spacing w:after="160" w:line="360" w:lineRule="auto"/>
-      </w:pPr>
-      <w:r>
-        <w:t xml:space="preserve">Aus Goal und </w:t>
-      </w:r>
-      <w:proofErr w:type="spellStart"/>
-      <w:r>
-        <w:t>Objective</w:t>
-      </w:r>
-      <w:proofErr w:type="spellEnd"/>
-      <w:r>
-        <w:t xml:space="preserve"> leiten sich die Erfolgskriterien der Arbeit ab, die in Abschnitt 8.4 operationalisiert werden.</w:t>
+        <w:t xml:space="preserve">Objective. </w:t>
+      </w:r>
+      <w:r>
+        <w:t>Im Rahmen dieser Arbeit wird ein funktionsfähiger Demonstrator entwickelt, der die Prinzipien der nutzerzentrierten Personalisierung – explizite Präferenzangabe, transparente Empfehlungslogik, bewusste Inhaltsdiversität und definierte Sessiongestaltung – in einem Ende-zu-Ende-System umsetzt. Das System integriert externe Datenquellen (RSS-Feeds, Wetter-API), eine LLM-basierte Textgenerierung, eine Sprachsynthese und eine Webapplikation zu einer durchgängigen Sendungsproduktion und stellt das Ergebnis einem einwöchigen Pilottest mit einer kleinen Probandengruppe zur Verfügung.</w:t>
+      </w:r>
+    </w:p>
+    <w:p>
+      <w:pPr>
+        <w:spacing w:after="160" w:line="360" w:lineRule="auto"/>
+      </w:pPr>
+      <w:r>
+        <w:t>Aus Goal und Objective leiten sich die Erfolgskriterien der Arbeit ab, die in Abschnitt 8.4 operationalisiert werden.</w:t>
       </w:r>
     </w:p>
     <w:p>
       <w:pPr>
         <w:pStyle w:val="berschrift2"/>
       </w:pPr>
-      <w:proofErr w:type="gramStart"/>
       <w:r>
         <w:t>4.4  Nutzen</w:t>
       </w:r>
-      <w:proofErr w:type="gramEnd"/>
-    </w:p>
-    <w:p>
-      <w:pPr>
-        <w:spacing w:after="160" w:line="360" w:lineRule="auto"/>
-      </w:pPr>
-      <w:r>
-        <w:t xml:space="preserve">Endnutzende erhalten ein personalisiertes Radioerlebnis, dessen Ausrichtung explizit am Wohlbefinden orientiert ist. Anders als bei </w:t>
-      </w:r>
-      <w:proofErr w:type="spellStart"/>
-      <w:r>
-        <w:t>engagement</w:t>
-      </w:r>
-      <w:proofErr w:type="spellEnd"/>
-      <w:r>
-        <w:t>-getriebenen Plattformen bestimmen die Nutzenden aktiv, welche Themen, welche Sendungslänge und welchen Grad inhaltlicher Diversifikation sie erleben. Die definierte Sendungslänge bricht bewusst mit dem Paradigma des endlosen Scrollens (Vanden Abeele, 2021) und schafft natürliche Abschlusspunkte; die offengelegte Personalisierungslogik macht algorithmische Souveränität (</w:t>
-      </w:r>
-      <w:proofErr w:type="spellStart"/>
-      <w:r>
-        <w:t>Reviglio</w:t>
-      </w:r>
-      <w:proofErr w:type="spellEnd"/>
-      <w:r>
-        <w:t xml:space="preserve"> &amp; Agosti, 2020) im Alltag erfahrbar. Damit bietet das Artefakt ein Erlebnis, das in der heutigen Medienlandschaft als integriertes, durchgängig </w:t>
-      </w:r>
-      <w:proofErr w:type="spellStart"/>
-      <w:r>
-        <w:t>wellbeing</w:t>
-      </w:r>
-      <w:proofErr w:type="spellEnd"/>
-      <w:r>
-        <w:t>-orientiertes Format kaum verfügbar ist.</w:t>
-      </w:r>
-    </w:p>
-    <w:p>
-      <w:pPr>
-        <w:spacing w:after="160" w:line="360" w:lineRule="auto"/>
-      </w:pPr>
-      <w:r>
-        <w:t>Die Arbeit leistet einen Beitrag an der Schnittstelle von Wirtschaftsinformatik, Medienethik und Human-Computer Interaction. Sie liefert ein durchgängiges, lauffähiges Artefakt, an dem sich die Prinzipien aus Self-Determination Theory (Ryan &amp; Deci, 2000), Value-Sensitive Design (Hendry et al., 2021), Digital Wellbeing (Vanden Abeele, 2021; Burr et al., 2020; Peters et al., 2020) und algorithmischer Souveränität (</w:t>
-      </w:r>
-      <w:proofErr w:type="spellStart"/>
-      <w:r>
-        <w:t>Reviglio</w:t>
-      </w:r>
-      <w:proofErr w:type="spellEnd"/>
-      <w:r>
-        <w:t xml:space="preserve"> &amp; Agosti, 2020) integriert beobachten lassen – ein Setting, das in der bisherigen Literatur überwiegend konzeptionell, aber nur selten in einem konsistent gebauten System adressiert wird (vgl. Abschnitt 2.5). Der Pilottest erzeugt darüber hinaus erste empirische Hinweise auf die Nutzerakzeptanz </w:t>
-      </w:r>
-      <w:proofErr w:type="spellStart"/>
-      <w:r>
+    </w:p>
+    <w:p>
+      <w:pPr>
+        <w:spacing w:after="160" w:line="360" w:lineRule="auto"/>
+      </w:pPr>
+      <w:r>
+        <w:t>Endnutzende erhalten ein personalisiertes Radioerlebnis, dessen Ausrichtung explizit am Wohlbefinden orientiert ist. Anders als bei engagement-getriebenen Plattformen bestimmen die Nutzenden aktiv, welche Themen, welche Sendungslänge und welchen Grad inhaltlicher Diversifikation sie erleben. Die definierte Sendungslänge bricht bewusst mit dem Paradigma des endlosen Scrollens (Vanden Abeele, 2021) und schafft natürliche Abschlusspunkte; die offengelegte Personalisierungslogik macht algorithmische Souveränität (Reviglio &amp; Agosti, 2020) im Alltag erfahrbar. Damit bietet das Artefakt ein Erlebnis, das in der heutigen Medienlandschaft als integriertes, durchgängig wellbeing-orientiertes Format kaum verfügbar ist.</w:t>
+      </w:r>
+    </w:p>
+    <w:p>
+      <w:pPr>
+        <w:spacing w:after="160" w:line="360" w:lineRule="auto"/>
+      </w:pPr>
+      <w:r>
+        <w:t xml:space="preserve">Die Arbeit leistet einen Beitrag an der Schnittstelle von Wirtschaftsinformatik, Medienethik und Human-Computer Interaction. Sie liefert ein durchgängiges, lauffähiges Artefakt, an dem sich die Prinzipien aus Self-Determination Theory (Ryan &amp; Deci, 2000), Value-Sensitive Design (Hendry et al., 2021), Digital Wellbeing (Vanden Abeele, 2021; Burr et al., 2020; Peters et al., 2020) und algorithmischer Souveränität (Reviglio &amp; Agosti, 2020) integriert beobachten lassen – ein Setting, das in der bisherigen Literatur überwiegend konzeptionell, aber nur selten in einem konsistent gebauten System adressiert wird (vgl. Abschnitt 2.5). Der Pilottest erzeugt darüber hinaus erste empirische Hinweise auf die Nutzerakzeptanz </w:t>
         <w:lastRenderedPageBreak/>
-        <w:t>wellbeing</w:t>
-      </w:r>
-      <w:proofErr w:type="spellEnd"/>
-      <w:r>
-        <w:t>-orientierter Personalisierung und liefert eine methodische Vorlage, an der sich grössere Folgestudien orientieren können.</w:t>
-      </w:r>
-    </w:p>
-    <w:p>
-      <w:pPr>
-        <w:spacing w:after="160" w:line="360" w:lineRule="auto"/>
-      </w:pPr>
-      <w:r>
-        <w:t xml:space="preserve">Auf gesellschaftlicher Ebene zeigt die Arbeit, dass Personalisierung kein per se schädliches Konzept ist, sondern dass die Wirkung an der zugrundeliegenden Zielfunktion hängt. Indem Radio 25 als funktionierendes Gegenbeispiel zu </w:t>
-      </w:r>
-      <w:proofErr w:type="spellStart"/>
-      <w:r>
-        <w:t>engagement</w:t>
-      </w:r>
-      <w:proofErr w:type="spellEnd"/>
-      <w:r>
-        <w:t>-getriebenen Plattformen verfügbar wird, wird die Diskussion um ethische Medientechnologie auf eine konkrete Erfahrungsebene gehoben. Die zugrundeliegenden Designentscheidungen lassen sich auf andere Medienformate (Podcast, Newsletter, kuratierte Lese-Streams) übertragen und können als Referenzpunkt für regulatorische und gestalterische Diskussionen über algorithmische Souveränität (</w:t>
-      </w:r>
-      <w:proofErr w:type="spellStart"/>
-      <w:r>
-        <w:t>Reviglio</w:t>
-      </w:r>
-      <w:proofErr w:type="spellEnd"/>
-      <w:r>
-        <w:t xml:space="preserve"> &amp; Agosti, 2020) und Wellbeing-supportive Design (Peters et al., 2020) dienen.</w:t>
+        <w:t>wellbeing-orientierter Personalisierung und liefert eine methodische Vorlage, an der sich grössere Folgestudien orientieren können.</w:t>
+      </w:r>
+    </w:p>
+    <w:p>
+      <w:pPr>
+        <w:spacing w:after="160" w:line="360" w:lineRule="auto"/>
+      </w:pPr>
+      <w:r>
+        <w:t>Auf gesellschaftlicher Ebene zeigt die Arbeit, dass Personalisierung kein per se schädliches Konzept ist, sondern dass die Wirkung an der zugrundeliegenden Zielfunktion hängt. Indem Attune als funktionierendes Gegenbeispiel zu engagement-getriebenen Plattformen verfügbar wird, wird die Diskussion um ethische Medientechnologie auf eine konkrete Erfahrungsebene gehoben. Die zugrundeliegenden Designentscheidungen lassen sich auf andere Medienformate (Podcast, Newsletter, kuratierte Lese-Streams) übertragen und können als Referenzpunkt für regulatorische und gestalterische Diskussionen über algorithmische Souveränität (Reviglio &amp; Agosti, 2020) und Wellbeing-supportive Design (Peters et al., 2020) dienen.</w:t>
       </w:r>
     </w:p>
     <w:p>
       <w:pPr>
         <w:pStyle w:val="berschrift2"/>
       </w:pPr>
-      <w:proofErr w:type="gramStart"/>
       <w:r>
         <w:t>4.5  Abgrenzung</w:t>
       </w:r>
-      <w:proofErr w:type="gramEnd"/>
-    </w:p>
-    <w:p>
-      <w:pPr>
-        <w:spacing w:after="160" w:line="360" w:lineRule="auto"/>
-      </w:pPr>
-      <w:r>
-        <w:t>Radio 25 versteht sich, wie in Abschnitt 3.5 bereits eingeführt, als Konzeptstudie. Die Arbeit fokussiert auf die nutzerzentrierte Personalisierung und das daraus erwachsende Wohlbefinden; einige verwandte Themenfelder werden bewusst ausgeklammert, um den Untersuchungsgegenstand trennscharf zu halten.</w:t>
+    </w:p>
+    <w:p>
+      <w:pPr>
+        <w:spacing w:after="160" w:line="360" w:lineRule="auto"/>
+      </w:pPr>
+      <w:r>
+        <w:t>Attune versteht sich, wie in Abschnitt 3.5 bereits eingeführt, als Konzeptstudie. Die Arbeit fokussiert auf die nutzerzentrierte Personalisierung und das daraus erwachsende Wohlbefinden; einige verwandte Themenfelder werden bewusst ausgeklammert, um den Untersuchungsgegenstand trennscharf zu halten.</w:t>
       </w:r>
     </w:p>
     <w:p>
@@ -3408,8 +2479,6 @@
       </w:pPr>
       <w:r>
         <w:t xml:space="preserve">Sprach- und Kulturraum: Untersucht wird der deutschsprachige Raum mit Schweizer Hochdeutsch als Sprachausgabe; mehrsprachige Anwendung und kulturelle </w:t>
-      </w:r>
-      <w:r>
         <w:lastRenderedPageBreak/>
         <w:t>Adaption werden im Ausblick (Abschnitt 11.3) gestreift, nicht aber empirisch untersucht.</w:t>
       </w:r>
@@ -3427,12 +2496,10 @@
         <w:pStyle w:val="berschrift1"/>
         <w:pageBreakBefore/>
       </w:pPr>
-      <w:proofErr w:type="gramStart"/>
       <w:r>
         <w:lastRenderedPageBreak/>
         <w:t>5  Methodik</w:t>
       </w:r>
-      <w:proofErr w:type="gramEnd"/>
     </w:p>
     <w:p>
       <w:pPr>
@@ -3446,13 +2513,8 @@
       <w:pPr>
         <w:pStyle w:val="berschrift2"/>
       </w:pPr>
-      <w:proofErr w:type="gramStart"/>
-      <w:r>
-        <w:t>5.1  Vorgehen</w:t>
-      </w:r>
-      <w:proofErr w:type="gramEnd"/>
-      <w:r>
-        <w:t xml:space="preserve"> der Literaturrecherche</w:t>
+      <w:r>
+        <w:t>5.1  Vorgehen der Literaturrecherche</w:t>
       </w:r>
     </w:p>
     <w:p>
@@ -3468,267 +2530,75 @@
         <w:spacing w:after="160" w:line="360" w:lineRule="auto"/>
       </w:pPr>
       <w:r>
-        <w:t xml:space="preserve">Als erstes Werkzeug wurden die klassischen wissenschaftlichen Suchmaschinen </w:t>
-      </w:r>
-      <w:proofErr w:type="spellStart"/>
-      <w:r>
-        <w:t>Swisscovery</w:t>
-      </w:r>
-      <w:proofErr w:type="spellEnd"/>
-      <w:r>
-        <w:t xml:space="preserve"> und Google Scholar eingesetzt. Gesucht wurde nach englisch- und deutschsprachigen Quellen zu den Kernbegriffen «Digital Wellbeing», «</w:t>
-      </w:r>
-      <w:proofErr w:type="spellStart"/>
-      <w:r>
-        <w:t>Social</w:t>
-      </w:r>
-      <w:proofErr w:type="spellEnd"/>
-      <w:r>
-        <w:t xml:space="preserve"> Media», «</w:t>
-      </w:r>
-      <w:proofErr w:type="spellStart"/>
-      <w:r>
-        <w:t>Recommender</w:t>
-      </w:r>
-      <w:proofErr w:type="spellEnd"/>
-      <w:r>
-        <w:t xml:space="preserve"> Systems», «</w:t>
-      </w:r>
-      <w:proofErr w:type="spellStart"/>
-      <w:r>
-        <w:t>Personalization</w:t>
-      </w:r>
-      <w:proofErr w:type="spellEnd"/>
-      <w:r>
-        <w:t>», «Value-Sensitive Design» und «Self-Determination Theory». Die Ergebnislisten wurden nach Titel, Abstract und Zitationshäufigkeit vorgefiltert. Als besonders ertragreich erwiesen sich die Reviews von Burr et al. (2020) und Orben (2020), die als Einstiegspunkte für Rückwärtssuchen dienten.</w:t>
-      </w:r>
-    </w:p>
-    <w:p>
-      <w:pPr>
-        <w:spacing w:after="160" w:line="360" w:lineRule="auto"/>
-      </w:pPr>
-      <w:r>
-        <w:t xml:space="preserve">Als zweites Werkzeug wurde Claude (Anthropic) als KI-basiertes Recherchewerkzeug eingesetzt, primär zur Query Expansion und zur Identifikation angrenzender Theoriefelder. Prompts wie «Welche Theorien und zentralen Autorinnen und Autoren prägen die Debatte um Digital Wellbeing in </w:t>
-      </w:r>
-      <w:proofErr w:type="spellStart"/>
-      <w:r>
-        <w:t>Social</w:t>
-      </w:r>
-      <w:proofErr w:type="spellEnd"/>
-      <w:r>
-        <w:t xml:space="preserve"> Media?» oder «Welche Konzepte adressieren Nutzerkontrolle und algorithmische Transparenz in Empfehlungssystemen?» lieferten thematische Übersichten und konkrete Quellenvorschläge. Auf diesem Weg wurden unter anderem die Begriffe «</w:t>
-      </w:r>
-      <w:proofErr w:type="spellStart"/>
-      <w:r>
-        <w:t>Algorithmic</w:t>
-      </w:r>
-      <w:proofErr w:type="spellEnd"/>
-      <w:r>
-        <w:t xml:space="preserve"> </w:t>
-      </w:r>
-      <w:proofErr w:type="spellStart"/>
-      <w:r>
-        <w:t>Sovereignty</w:t>
-      </w:r>
-      <w:proofErr w:type="spellEnd"/>
-      <w:r>
-        <w:t>» (</w:t>
-      </w:r>
-      <w:proofErr w:type="spellStart"/>
-      <w:r>
-        <w:t>Reviglio</w:t>
-      </w:r>
-      <w:proofErr w:type="spellEnd"/>
-      <w:r>
-        <w:t xml:space="preserve"> &amp; Agosti, 2020), «Persuasive Technology» (Fogg, 2003), «Digital Nudging» (Weinmann et al., 2016) und das METUX-Modell (Peters et al., 2018) als relevant identifiziert. Claude wurde dabei ausschliesslich für die Ideenfindung und Begriffserweiterung genutzt; jede vorgeschlagene Quelle wurde anschliessend in </w:t>
-      </w:r>
-      <w:proofErr w:type="spellStart"/>
-      <w:r>
+        <w:t>Als erstes Werkzeug wurden die klassischen wissenschaftlichen Suchmaschinen Swisscovery und Google Scholar eingesetzt. Gesucht wurde nach englisch- und deutschsprachigen Quellen zu den Kernbegriffen «Digital Wellbeing», «Social Media», «Recommender Systems», «Personalization», «Value-Sensitive Design» und «Self-Determination Theory». Die Ergebnislisten wurden nach Titel, Abstract und Zitationshäufigkeit vorgefiltert. Als besonders ertragreich erwiesen sich die Reviews von Burr et al. (2020) und Orben (2020), die als Einstiegspunkte für Rückwärtssuchen dienten.</w:t>
+      </w:r>
+    </w:p>
+    <w:p>
+      <w:pPr>
+        <w:spacing w:after="160" w:line="360" w:lineRule="auto"/>
+      </w:pPr>
+      <w:r>
+        <w:t xml:space="preserve">Als zweites Werkzeug wurde Claude (Anthropic) als KI-basiertes Recherchewerkzeug eingesetzt, primär zur Query Expansion und zur Identifikation angrenzender Theoriefelder. Prompts wie «Welche Theorien und zentralen Autorinnen und Autoren prägen die Debatte um Digital Wellbeing in Social Media?» oder «Welche Konzepte adressieren Nutzerkontrolle und algorithmische Transparenz in Empfehlungssystemen?» lieferten thematische Übersichten und konkrete Quellenvorschläge. Auf diesem Weg wurden unter anderem die Begriffe «Algorithmic Sovereignty» (Reviglio &amp; Agosti, 2020), «Persuasive Technology» (Fogg, 2003), «Digital Nudging» (Weinmann et al., 2016) und das METUX-Modell (Peters et al., 2018) als relevant identifiziert. Claude wurde dabei ausschliesslich für die Ideenfindung und Begriffserweiterung genutzt; jede vorgeschlagene Quelle wurde anschliessend in </w:t>
         <w:lastRenderedPageBreak/>
-        <w:t>Swisscovery</w:t>
-      </w:r>
-      <w:proofErr w:type="spellEnd"/>
-      <w:r>
-        <w:t xml:space="preserve">, im Verlagskatalog oder über den Digital </w:t>
-      </w:r>
-      <w:proofErr w:type="spellStart"/>
-      <w:r>
-        <w:t>Object</w:t>
-      </w:r>
-      <w:proofErr w:type="spellEnd"/>
-      <w:r>
-        <w:t xml:space="preserve"> Identifier verifiziert und als Originaldokument bezogen. Kein Inhalt wurde ohne Gegenprüfung übernommen.</w:t>
-      </w:r>
-    </w:p>
-    <w:p>
-      <w:pPr>
-        <w:spacing w:after="160" w:line="360" w:lineRule="auto"/>
-      </w:pPr>
-      <w:r>
-        <w:t xml:space="preserve">Als drittes Werkzeug wurde </w:t>
-      </w:r>
-      <w:proofErr w:type="spellStart"/>
-      <w:r>
-        <w:t>NotebookLM</w:t>
-      </w:r>
-      <w:proofErr w:type="spellEnd"/>
-      <w:r>
-        <w:t xml:space="preserve"> (Google) eingesetzt, um den aufgebauten Quellenpool thematisch zu strukturieren und die Kernaussagen mehrerer Arbeiten gegenüberzustellen. Dies erleichterte die Einordnung der Quellen in die Abschnitte zu Bedürfnissen, Mechanismen und Beurteilungsgrundlagen und half, inhaltliche Dopplungen und Lücken zu erkennen.</w:t>
-      </w:r>
-    </w:p>
-    <w:p>
-      <w:pPr>
-        <w:spacing w:after="160" w:line="360" w:lineRule="auto"/>
-      </w:pPr>
-      <w:r>
-        <w:t xml:space="preserve">Die finale Verwaltung der Quellen erfolgt in </w:t>
-      </w:r>
-      <w:proofErr w:type="spellStart"/>
-      <w:r>
-        <w:t>Zotero</w:t>
-      </w:r>
-      <w:proofErr w:type="spellEnd"/>
-      <w:r>
-        <w:t>. Das gesamte Quellenset ist dort gepflegt und exportierbar; die in Kapitel 1 und 2 zitierten Arbeiten sind im Literaturverzeichnis aufgeführt. Der Review wird im weiteren Verlauf der Arbeit laufend ergänzt, insbesondere im Bereich der konkreten Mechanismen und der Evaluationsliteratur.</w:t>
+        <w:t>Swisscovery, im Verlagskatalog oder über den Digital Object Identifier verifiziert und als Originaldokument bezogen. Kein Inhalt wurde ohne Gegenprüfung übernommen.</w:t>
+      </w:r>
+    </w:p>
+    <w:p>
+      <w:pPr>
+        <w:spacing w:after="160" w:line="360" w:lineRule="auto"/>
+      </w:pPr>
+      <w:r>
+        <w:t>Als drittes Werkzeug wurde NotebookLM (Google) eingesetzt, um den aufgebauten Quellenpool thematisch zu strukturieren und die Kernaussagen mehrerer Arbeiten gegenüberzustellen. Dies erleichterte die Einordnung der Quellen in die Abschnitte zu Bedürfnissen, Mechanismen und Beurteilungsgrundlagen und half, inhaltliche Dopplungen und Lücken zu erkennen.</w:t>
+      </w:r>
+    </w:p>
+    <w:p>
+      <w:pPr>
+        <w:spacing w:after="160" w:line="360" w:lineRule="auto"/>
+      </w:pPr>
+      <w:r>
+        <w:t>Die finale Verwaltung der Quellen erfolgt in Zotero. Das gesamte Quellenset ist dort gepflegt und exportierbar; die in Kapitel 1 und 2 zitierten Arbeiten sind im Literaturverzeichnis aufgeführt. Der Review wird im weiteren Verlauf der Arbeit laufend ergänzt, insbesondere im Bereich der konkreten Mechanismen und der Evaluationsliteratur.</w:t>
       </w:r>
     </w:p>
     <w:p>
       <w:pPr>
         <w:pStyle w:val="berschrift2"/>
       </w:pPr>
-      <w:proofErr w:type="gramStart"/>
       <w:r>
         <w:t>5.2  Forschungsdesign</w:t>
       </w:r>
-      <w:proofErr w:type="gramEnd"/>
-    </w:p>
-    <w:p>
-      <w:pPr>
-        <w:spacing w:after="160" w:line="360" w:lineRule="auto"/>
-      </w:pPr>
-      <w:r>
-        <w:t xml:space="preserve">Die Arbeit folgt dem Design-Science-Ansatz, wie er von Hevner, March, Park und Ram (2004) für die Wirtschaftsinformatik etabliert und von Peffers, </w:t>
-      </w:r>
-      <w:proofErr w:type="spellStart"/>
-      <w:r>
-        <w:t>Tuunanen</w:t>
-      </w:r>
-      <w:proofErr w:type="spellEnd"/>
-      <w:r>
-        <w:t>, Rothenberger und Chatterjee (2007) zu einer prozeduralen Forschungsmethodologie ausgearbeitet wurde. Im Zentrum dieses Ansatzes steht die Entwicklung eines neuartigen, zweckgebundenen Artefakts (hier: Radio 25), das ein praktisches Problem (</w:t>
-      </w:r>
-      <w:proofErr w:type="spellStart"/>
-      <w:r>
-        <w:t>engagement</w:t>
-      </w:r>
-      <w:proofErr w:type="spellEnd"/>
-      <w:r>
-        <w:t xml:space="preserve">-getriebene, </w:t>
-      </w:r>
-      <w:proofErr w:type="spellStart"/>
-      <w:r>
-        <w:t>wellbeing</w:t>
-      </w:r>
-      <w:proofErr w:type="spellEnd"/>
-      <w:r>
-        <w:t>-untergrabende Personalisierung) adressiert und gleichzeitig einen wissenschaftlichen Erkenntnisbeitrag leistet. Design Science ist dafür besonders geeignet, weil es die im Spannungsfeld dieser Arbeit liegenden Pole verbindet: theoretische Verankerung (Rigor) und praktische Relevanz (</w:t>
-      </w:r>
-      <w:proofErr w:type="spellStart"/>
-      <w:r>
-        <w:t>Relevance</w:t>
-      </w:r>
-      <w:proofErr w:type="spellEnd"/>
-      <w:r>
-        <w:t>) treffen sich in der iterativen Konstruktion und Evaluation eines konkreten Systems.</w:t>
-      </w:r>
-    </w:p>
-    <w:p>
-      <w:pPr>
-        <w:spacing w:after="160" w:line="360" w:lineRule="auto"/>
-      </w:pPr>
-      <w:r>
-        <w:t xml:space="preserve">Hevner (2007) verdichtet diesen Ansatz zur </w:t>
-      </w:r>
-      <w:proofErr w:type="spellStart"/>
-      <w:r>
-        <w:t>Three</w:t>
-      </w:r>
-      <w:proofErr w:type="spellEnd"/>
-      <w:r>
-        <w:t xml:space="preserve">-Cycle-View, die die Forschung in drei eng verzahnten Zyklen organisiert. Der </w:t>
-      </w:r>
-      <w:proofErr w:type="spellStart"/>
-      <w:r>
-        <w:t>Relevance</w:t>
-      </w:r>
-      <w:proofErr w:type="spellEnd"/>
-      <w:r>
-        <w:t xml:space="preserve"> Cycle verbindet das Design mit dem Anwendungsfeld: Aus der Anwendungsdomäne (digitale Medien, Plattformökonomie, Digital Wellbeing) werden Anforderungen abgeleitet, und in dieselbe Domäne wird das Artefakt zur Evaluation zurückgespielt. Der Rigor Cycle stellt sicher, dass das Vorgehen wissenschaftlich anschlussfähig bleibt: Theorien und Methoden aus der Wissensbasis (Self-Determination Theory, Value-Sensitive Design, </w:t>
-      </w:r>
-      <w:proofErr w:type="spellStart"/>
-      <w:r>
-        <w:t>Recommender</w:t>
-      </w:r>
-      <w:proofErr w:type="spellEnd"/>
-      <w:r>
-        <w:t>-Systems-Forschung, Persuasive Technology) fliessen in das Design ein, und die gewonnenen Erkenntnisse werden zur Wissensbasis zurückgegeben. Im inneren Design Cycle werden die Konstruktion und die Evaluation des Artefakts iterativ verschränkt.</w:t>
-      </w:r>
-    </w:p>
-    <w:p>
-      <w:pPr>
-        <w:spacing w:after="160" w:line="360" w:lineRule="auto"/>
-      </w:pPr>
-      <w:r>
-        <w:t xml:space="preserve">Auf die vorliegende Arbeit übertragen bedeutet dies: Der </w:t>
-      </w:r>
-      <w:proofErr w:type="spellStart"/>
-      <w:r>
-        <w:t>Relevance</w:t>
-      </w:r>
-      <w:proofErr w:type="spellEnd"/>
-      <w:r>
-        <w:t xml:space="preserve"> Cycle ist in den Kapiteln 1 und 3 sowie im Pilottest (Abschnitt 8.3) verankert; der Rigor Cycle wird in Kapitel 2 sowie </w:t>
-      </w:r>
-      <w:r>
+    </w:p>
+    <w:p>
+      <w:pPr>
+        <w:spacing w:after="160" w:line="360" w:lineRule="auto"/>
+      </w:pPr>
+      <w:r>
+        <w:t>Die Arbeit folgt dem Design-Science-Ansatz, wie er von Hevner, March, Park und Ram (2004) für die Wirtschaftsinformatik etabliert und von Peffers, Tuunanen, Rothenberger und Chatterjee (2007) zu einer prozeduralen Forschungsmethodologie ausgearbeitet wurde. Im Zentrum dieses Ansatzes steht die Entwicklung eines neuartigen, zweckgebundenen Artefakts (hier: Attune), das ein praktisches Problem (engagement-getriebene, wellbeing-untergrabende Personalisierung) adressiert und gleichzeitig einen wissenschaftlichen Erkenntnisbeitrag leistet. Design Science ist dafür besonders geeignet, weil es die im Spannungsfeld dieser Arbeit liegenden Pole verbindet: theoretische Verankerung (Rigor) und praktische Relevanz (Relevance) treffen sich in der iterativen Konstruktion und Evaluation eines konkreten Systems.</w:t>
+      </w:r>
+    </w:p>
+    <w:p>
+      <w:pPr>
+        <w:spacing w:after="160" w:line="360" w:lineRule="auto"/>
+      </w:pPr>
+      <w:r>
+        <w:t>Hevner (2007) verdichtet diesen Ansatz zur Three-Cycle-View, die die Forschung in drei eng verzahnten Zyklen organisiert. Der Relevance Cycle verbindet das Design mit dem Anwendungsfeld: Aus der Anwendungsdomäne (digitale Medien, Plattformökonomie, Digital Wellbeing) werden Anforderungen abgeleitet, und in dieselbe Domäne wird das Artefakt zur Evaluation zurückgespielt. Der Rigor Cycle stellt sicher, dass das Vorgehen wissenschaftlich anschlussfähig bleibt: Theorien und Methoden aus der Wissensbasis (Self-Determination Theory, Value-Sensitive Design, Recommender-Systems-Forschung, Persuasive Technology) fliessen in das Design ein, und die gewonnenen Erkenntnisse werden zur Wissensbasis zurückgegeben. Im inneren Design Cycle werden die Konstruktion und die Evaluation des Artefakts iterativ verschränkt.</w:t>
+      </w:r>
+    </w:p>
+    <w:p>
+      <w:pPr>
+        <w:spacing w:after="160" w:line="360" w:lineRule="auto"/>
+      </w:pPr>
+      <w:r>
+        <w:t xml:space="preserve">Auf die vorliegende Arbeit übertragen bedeutet dies: Der Relevance Cycle ist in den Kapiteln 1 und 3 sowie im Pilottest (Abschnitt 8.3) verankert; der Rigor Cycle wird in Kapitel 2 sowie </w:t>
         <w:lastRenderedPageBreak/>
-        <w:t xml:space="preserve">in Abschnitt 5.1 dokumentiert; der Design Cycle umfasst die in den Kapiteln 6 und 7 beschriebene iterative Konstruktion und die in Kapitel 8 ausgeführte Evaluation. Peffers et al. (2007) ergänzen diesen Rahmen um eine konkrete Schrittfolge – Problem </w:t>
-      </w:r>
-      <w:proofErr w:type="spellStart"/>
-      <w:r>
-        <w:t>Identification</w:t>
-      </w:r>
-      <w:proofErr w:type="spellEnd"/>
-      <w:r>
-        <w:t xml:space="preserve">, Definition </w:t>
-      </w:r>
-      <w:proofErr w:type="spellStart"/>
-      <w:r>
-        <w:t>of</w:t>
-      </w:r>
-      <w:proofErr w:type="spellEnd"/>
-      <w:r>
-        <w:t xml:space="preserve"> </w:t>
-      </w:r>
-      <w:proofErr w:type="spellStart"/>
-      <w:r>
-        <w:t>Objectives</w:t>
-      </w:r>
-      <w:proofErr w:type="spellEnd"/>
-      <w:r>
-        <w:t>, Design and Development, Demonstration, Evaluation, Communication –, die im Gesamtaufbau dieser Arbeit unmittelbar erkennbar ist und in der nachfolgenden Vorgehensbeschreibung in Abschnitt 5.3 ihren operativen Ausdruck findet.</w:t>
+        <w:t>in Abschnitt 5.1 dokumentiert; der Design Cycle umfasst die in den Kapiteln 6 und 7 beschriebene iterative Konstruktion und die in Kapitel 8 ausgeführte Evaluation. Peffers et al. (2007) ergänzen diesen Rahmen um eine konkrete Schrittfolge – Problem Identification, Definition of Objectives, Design and Development, Demonstration, Evaluation, Communication –, die im Gesamtaufbau dieser Arbeit unmittelbar erkennbar ist und in der nachfolgenden Vorgehensbeschreibung in Abschnitt 5.3 ihren operativen Ausdruck findet.</w:t>
       </w:r>
     </w:p>
     <w:p>
       <w:pPr>
         <w:pStyle w:val="berschrift2"/>
       </w:pPr>
-      <w:proofErr w:type="gramStart"/>
-      <w:r>
-        <w:t>5.3  Vorgehen</w:t>
-      </w:r>
-      <w:proofErr w:type="gramEnd"/>
-      <w:r>
-        <w:t xml:space="preserve"> im Überblick</w:t>
+      <w:r>
+        <w:t>5.3  Vorgehen im Überblick</w:t>
       </w:r>
     </w:p>
     <w:p>
@@ -4208,23 +3078,7 @@
                 <w:sz w:val="20"/>
                 <w:szCs w:val="20"/>
               </w:rPr>
-              <w:t>Durchstich (End-</w:t>
-            </w:r>
-            <w:proofErr w:type="spellStart"/>
-            <w:r>
-              <w:rPr>
-                <w:sz w:val="20"/>
-                <w:szCs w:val="20"/>
-              </w:rPr>
-              <w:t>to</w:t>
-            </w:r>
-            <w:proofErr w:type="spellEnd"/>
-            <w:r>
-              <w:rPr>
-                <w:sz w:val="20"/>
-                <w:szCs w:val="20"/>
-              </w:rPr>
-              <w:t>-End)</w:t>
+              <w:t>Durchstich (End-to-End)</w:t>
             </w:r>
           </w:p>
         </w:tc>
@@ -4406,23 +3260,7 @@
                 <w:sz w:val="20"/>
                 <w:szCs w:val="20"/>
               </w:rPr>
-              <w:t xml:space="preserve">Erweiterter Demonstrator mit </w:t>
-            </w:r>
-            <w:proofErr w:type="spellStart"/>
-            <w:r>
-              <w:rPr>
-                <w:sz w:val="20"/>
-                <w:szCs w:val="20"/>
-              </w:rPr>
-              <w:t>wellbeing</w:t>
-            </w:r>
-            <w:proofErr w:type="spellEnd"/>
-            <w:r>
-              <w:rPr>
-                <w:sz w:val="20"/>
-                <w:szCs w:val="20"/>
-              </w:rPr>
-              <w:t>-orientierten Features</w:t>
+              <w:t>Erweiterter Demonstrator mit wellbeing-orientierten Features</w:t>
             </w:r>
           </w:p>
         </w:tc>
@@ -4810,56 +3648,25 @@
         <w:spacing w:after="160" w:line="360" w:lineRule="auto"/>
       </w:pPr>
       <w:r>
-        <w:t xml:space="preserve">Die Pakete AP1 bis AP4 bilden den Kern des Design Cycle, AP5 und AP6 schliessen den </w:t>
-      </w:r>
-      <w:proofErr w:type="spellStart"/>
-      <w:r>
-        <w:t>Relevance</w:t>
-      </w:r>
-      <w:proofErr w:type="spellEnd"/>
-      <w:r>
-        <w:t xml:space="preserve"> Cycle, und AP7 sichert die Anschlussfähigkeit für den Rigor Cycle. Der </w:t>
-      </w:r>
-      <w:r>
+        <w:t xml:space="preserve">Die Pakete AP1 bis AP4 bilden den Kern des Design Cycle, AP5 und AP6 schliessen den Relevance Cycle, und AP7 sichert die Anschlussfähigkeit für den Rigor Cycle. Der </w:t>
         <w:lastRenderedPageBreak/>
-        <w:t xml:space="preserve">Zeitrahmen erstreckt sich über das offizielle </w:t>
-      </w:r>
-      <w:proofErr w:type="spellStart"/>
-      <w:r>
-        <w:t>BSc</w:t>
-      </w:r>
-      <w:proofErr w:type="spellEnd"/>
-      <w:r>
-        <w:t>-Thesis-Fenster von rund zehn Wochen, ergänzt um eine Vorbereitungsphase, in der erste Literaturrecherchen sowie technische Prototypen bereits vor dem offiziellen Projektstart durchgeführt wurden.</w:t>
+        <w:t>Zeitrahmen erstreckt sich über das offizielle BSc-Thesis-Fenster von rund zehn Wochen, ergänzt um eine Vorbereitungsphase, in der erste Literaturrecherchen sowie technische Prototypen bereits vor dem offiziellen Projektstart durchgeführt wurden.</w:t>
       </w:r>
     </w:p>
     <w:p>
       <w:pPr>
         <w:pStyle w:val="berschrift2"/>
       </w:pPr>
-      <w:proofErr w:type="gramStart"/>
-      <w:r>
-        <w:t>5.4  Methoden</w:t>
-      </w:r>
-      <w:proofErr w:type="gramEnd"/>
-      <w:r>
-        <w:t xml:space="preserve"> der Datenerhebung</w:t>
-      </w:r>
-    </w:p>
-    <w:p>
-      <w:pPr>
-        <w:spacing w:after="160" w:line="360" w:lineRule="auto"/>
-      </w:pPr>
-      <w:r>
-        <w:t xml:space="preserve">Die empirische Erhebung im Rahmen dieser Arbeit hat den Charakter einer formativen Pilotstudie. Sie ist nicht darauf ausgelegt, statistisch repräsentative Aussagen zu generieren, sondern auf das frühe Erkennen von Mustern, Problemen und Wirkungen, die in nachfolgenden Studien systematischer untersucht werden können. Die Erhebung kombiniert vier Datenquellen, die sich gegenseitig stützen und </w:t>
-      </w:r>
-      <w:proofErr w:type="spellStart"/>
-      <w:r>
-        <w:t>triangulierbar</w:t>
-      </w:r>
-      <w:proofErr w:type="spellEnd"/>
-      <w:r>
-        <w:t xml:space="preserve"> sind.</w:t>
+      <w:r>
+        <w:t>5.4  Methoden der Datenerhebung</w:t>
+      </w:r>
+    </w:p>
+    <w:p>
+      <w:pPr>
+        <w:spacing w:after="160" w:line="360" w:lineRule="auto"/>
+      </w:pPr>
+      <w:r>
+        <w:t>Die empirische Erhebung im Rahmen dieser Arbeit hat den Charakter einer formativen Pilotstudie. Sie ist nicht darauf ausgelegt, statistisch repräsentative Aussagen zu generieren, sondern auf das frühe Erkennen von Mustern, Problemen und Wirkungen, die in nachfolgenden Studien systematischer untersucht werden können. Die Erhebung kombiniert vier Datenquellen, die sich gegenseitig stützen und triangulierbar sind.</w:t>
       </w:r>
     </w:p>
     <w:p>
@@ -4875,31 +3682,7 @@
         <w:spacing w:after="160" w:line="360" w:lineRule="auto"/>
       </w:pPr>
       <w:r>
-        <w:t xml:space="preserve">Zweitens werden </w:t>
-      </w:r>
-      <w:proofErr w:type="spellStart"/>
-      <w:r>
-        <w:t>wellbeing</w:t>
-      </w:r>
-      <w:proofErr w:type="spellEnd"/>
-      <w:r>
-        <w:t xml:space="preserve">-bezogene Items eingesetzt, die in einem kurzen Tagesfragebogen den subjektiven Zustand der Nutzenden vor und nach der Sendung erfassen. Die konkrete </w:t>
-      </w:r>
-      <w:proofErr w:type="spellStart"/>
-      <w:r>
-        <w:t>Itembatterie</w:t>
-      </w:r>
-      <w:proofErr w:type="spellEnd"/>
-      <w:r>
-        <w:t xml:space="preserve"> wird in der Implementationsphase finalisiert und orientiert sich an den von Peters, Ahmadpour und Calvo (2020) zusammengetragenen </w:t>
-      </w:r>
-      <w:proofErr w:type="spellStart"/>
-      <w:r>
-        <w:t>wellbeing</w:t>
-      </w:r>
-      <w:proofErr w:type="spellEnd"/>
-      <w:r>
-        <w:t>-bezogenen Konstrukten sowie an der Definition von Vanden Abeele (2021). Diese Daten adressieren die Teilfragen T1 (Autonomie- und Kompetenzerleben) und T3 (Zeitempfinden und Nutzungskontrolle).</w:t>
+        <w:t>Zweitens werden wellbeing-bezogene Items eingesetzt, die in einem kurzen Tagesfragebogen den subjektiven Zustand der Nutzenden vor und nach der Sendung erfassen. Die konkrete Itembatterie wird in der Implementationsphase finalisiert und orientiert sich an den von Peters, Ahmadpour und Calvo (2020) zusammengetragenen wellbeing-bezogenen Konstrukten sowie an der Definition von Vanden Abeele (2021). Diese Daten adressieren die Teilfragen T1 (Autonomie- und Kompetenzerleben) und T3 (Zeitempfinden und Nutzungskontrolle).</w:t>
       </w:r>
     </w:p>
     <w:p>
@@ -4924,8 +3707,6 @@
       </w:pPr>
       <w:r>
         <w:t xml:space="preserve">Der Pilottest läuft über eine Woche mit ca. fünf Testpersonen aus dem Bekanntenkreis des Autors. Die Probandengruppe ist gezielt klein gehalten, um eine intensive qualitative Auswertung zu ermöglichen. Der Ablauf – Onboarding, Nutzung im Alltag, </w:t>
-      </w:r>
-      <w:r>
         <w:lastRenderedPageBreak/>
         <w:t>Abschlussinterview – sowie die Einwilligung der Teilnehmenden werden in den Abschnitten 8.3 und 8.5 ausführlich beschrieben.</w:t>
       </w:r>
@@ -4934,13 +3715,8 @@
       <w:pPr>
         <w:pStyle w:val="berschrift2"/>
       </w:pPr>
-      <w:proofErr w:type="gramStart"/>
-      <w:r>
-        <w:t>5.5  Methoden</w:t>
-      </w:r>
-      <w:proofErr w:type="gramEnd"/>
-      <w:r>
-        <w:t xml:space="preserve"> der Auswertung</w:t>
+      <w:r>
+        <w:t>5.5  Methoden der Auswertung</w:t>
       </w:r>
     </w:p>
     <w:p>
@@ -4956,15 +3732,7 @@
         <w:spacing w:after="160" w:line="360" w:lineRule="auto"/>
       </w:pPr>
       <w:r>
-        <w:t xml:space="preserve">Die qualitativen Daten aus den Interviews werden inhaltlich strukturiert ausgewertet. Aussagen werden entlang der vier Teilfragen kodiert und in thematische Cluster zusammengefasst (Autonomie- und Kompetenzerleben, Inhaltsdiversität, </w:t>
-      </w:r>
-      <w:proofErr w:type="spellStart"/>
-      <w:r>
-        <w:t>Sessiongestaltung</w:t>
-      </w:r>
-      <w:proofErr w:type="spellEnd"/>
-      <w:r>
-        <w:t>, Transparenz und Vertrauen). Aus den Clustern werden Kernmuster und repräsentative Zitate extrahiert, die den Befund illustrieren. Die Auswertung bleibt bewusst nahe an den Aussagen der Teilnehmenden und vermeidet überinterpretierende Kategorisierungen, was bei einer kleinen Stichprobe ohnehin angezeigt ist.</w:t>
+        <w:t>Die qualitativen Daten aus den Interviews werden inhaltlich strukturiert ausgewertet. Aussagen werden entlang der vier Teilfragen kodiert und in thematische Cluster zusammengefasst (Autonomie- und Kompetenzerleben, Inhaltsdiversität, Sessiongestaltung, Transparenz und Vertrauen). Aus den Clustern werden Kernmuster und repräsentative Zitate extrahiert, die den Befund illustrieren. Die Auswertung bleibt bewusst nahe an den Aussagen der Teilnehmenden und vermeidet überinterpretierende Kategorisierungen, was bei einer kleinen Stichprobe ohnehin angezeigt ist.</w:t>
       </w:r>
     </w:p>
     <w:p>
@@ -4987,113 +3755,34 @@
       <w:pPr>
         <w:pStyle w:val="berschrift2"/>
       </w:pPr>
-      <w:proofErr w:type="gramStart"/>
-      <w:r>
-        <w:t>5.6  Reflexion</w:t>
-      </w:r>
-      <w:proofErr w:type="gramEnd"/>
-      <w:r>
-        <w:t xml:space="preserve"> zu Ressourcen und Kompetenzen</w:t>
-      </w:r>
-    </w:p>
-    <w:p>
-      <w:pPr>
-        <w:spacing w:after="160" w:line="360" w:lineRule="auto"/>
-      </w:pPr>
-      <w:r>
-        <w:t xml:space="preserve">Die Durchführung der Arbeit setzt ein Bündel an Kompetenzen voraus, die im Studienverlauf des Autors bereits angelegt sind, in einzelnen Bereichen aber gezielt vertieft werden. Die LLM-Integration mit Claude über das </w:t>
-      </w:r>
-      <w:proofErr w:type="spellStart"/>
-      <w:r>
-        <w:t>Vercel</w:t>
-      </w:r>
-      <w:proofErr w:type="spellEnd"/>
-      <w:r>
-        <w:t xml:space="preserve"> AI SDK sowie das Prompt-Engineering für Schweizer Hochdeutsch sind im Rahmen der Implementation neu erschlossene Themen; die Sprachsynthese mit </w:t>
-      </w:r>
-      <w:proofErr w:type="spellStart"/>
-      <w:r>
-        <w:t>ElevenLabs</w:t>
-      </w:r>
-      <w:proofErr w:type="spellEnd"/>
-      <w:r>
-        <w:t xml:space="preserve"> (eleven_multilingual_v2) erfordert eine Konfiguration der Stimmenprofile und der Aussprachekontrolle, die im Verlauf des Design Cycle iterativ </w:t>
-      </w:r>
-      <w:r>
+      <w:r>
+        <w:t>5.6  Reflexion zu Ressourcen und Kompetenzen</w:t>
+      </w:r>
+    </w:p>
+    <w:p>
+      <w:pPr>
+        <w:spacing w:after="160" w:line="360" w:lineRule="auto"/>
+      </w:pPr>
+      <w:r>
+        <w:t xml:space="preserve">Die Durchführung der Arbeit setzt ein Bündel an Kompetenzen voraus, die im Studienverlauf des Autors bereits angelegt sind, in einzelnen Bereichen aber gezielt vertieft werden. Die LLM-Integration mit Claude über das Vercel AI SDK sowie das Prompt-Engineering für Schweizer Hochdeutsch sind im Rahmen der Implementation neu erschlossene Themen; die Sprachsynthese mit ElevenLabs (eleven_multilingual_v2) erfordert eine Konfiguration der Stimmenprofile und der Aussprachekontrolle, die im Verlauf des Design Cycle iterativ </w:t>
         <w:lastRenderedPageBreak/>
-        <w:t xml:space="preserve">angepasst wird. Die Webapplikation auf Basis von Next.js 15, React 19, </w:t>
-      </w:r>
-      <w:proofErr w:type="spellStart"/>
-      <w:r>
-        <w:t>TypeScript</w:t>
-      </w:r>
-      <w:proofErr w:type="spellEnd"/>
-      <w:r>
-        <w:t xml:space="preserve"> und </w:t>
-      </w:r>
-      <w:proofErr w:type="spellStart"/>
-      <w:r>
-        <w:t>Tailwind</w:t>
-      </w:r>
-      <w:proofErr w:type="spellEnd"/>
-      <w:r>
-        <w:t xml:space="preserve"> CSS 4 baut auf vorhandenen Erfahrungen auf, die </w:t>
-      </w:r>
-      <w:proofErr w:type="spellStart"/>
-      <w:r>
-        <w:t>agentische</w:t>
-      </w:r>
-      <w:proofErr w:type="spellEnd"/>
-      <w:r>
-        <w:t xml:space="preserve"> Pipeline-Steuerung erweitert sie um asynchrone Orchestrierungsmuster.</w:t>
-      </w:r>
-    </w:p>
-    <w:p>
-      <w:pPr>
-        <w:spacing w:after="160" w:line="360" w:lineRule="auto"/>
-      </w:pPr>
-      <w:r>
-        <w:t xml:space="preserve">Auf der Methodenseite kombiniert die Arbeit eine strukturierte Literaturrecherche (Abschnitt 5.1) mit einer formativen Nutzerstudie (Abschnitte 5.4 und 5.5). Die qualitative und deskriptive Auswertung ist mit Grundkenntnissen aus dem Studium gut zu leisten; die kleine Probandengruppe erlaubt eine sorgfältige Einzelfallbetrachtung, ohne dass komplexere statistische Verfahren erforderlich werden. Externe Werkzeuge (Claude für Recherche und Schreibhilfe, </w:t>
-      </w:r>
-      <w:proofErr w:type="spellStart"/>
-      <w:r>
-        <w:t>NotebookLM</w:t>
-      </w:r>
-      <w:proofErr w:type="spellEnd"/>
-      <w:r>
-        <w:t xml:space="preserve"> für die thematische Strukturierung, </w:t>
-      </w:r>
-      <w:proofErr w:type="spellStart"/>
-      <w:r>
-        <w:t>Zotero</w:t>
-      </w:r>
-      <w:proofErr w:type="spellEnd"/>
-      <w:r>
-        <w:t xml:space="preserve"> für die Quellenverwaltung, Cursor und GitHub Copilot für Teile der Code-Entwicklung) werden in der KI-Nutzungserklärung des Front Matter im Detail offengelegt.</w:t>
-      </w:r>
-    </w:p>
-    <w:p>
-      <w:pPr>
-        <w:spacing w:after="160" w:line="360" w:lineRule="auto"/>
-      </w:pPr>
-      <w:r>
-        <w:t xml:space="preserve">Insgesamt ist das Vorhaben in den verfügbaren Ressourcen – Zeitbudget von rund zehn Wochen, </w:t>
-      </w:r>
-      <w:proofErr w:type="spellStart"/>
-      <w:r>
-        <w:t>Einzelautorenschaft</w:t>
-      </w:r>
-      <w:proofErr w:type="spellEnd"/>
-      <w:r>
-        <w:t xml:space="preserve">, kleine Probandengruppe – bewusst so dimensioniert, dass die zentrale Forschungsfrage substanziell beantwortet werden kann, ohne den Rahmen einer </w:t>
-      </w:r>
-      <w:proofErr w:type="spellStart"/>
-      <w:r>
-        <w:t>BSc</w:t>
-      </w:r>
-      <w:proofErr w:type="spellEnd"/>
-      <w:r>
-        <w:t>-Thesis zu überschreiten.</w:t>
+        <w:t>angepasst wird. Die Webapplikation auf Basis von Next.js 15, React 19, TypeScript und Tailwind CSS 4 baut auf vorhandenen Erfahrungen auf, die agentische Pipeline-Steuerung erweitert sie um asynchrone Orchestrierungsmuster.</w:t>
+      </w:r>
+    </w:p>
+    <w:p>
+      <w:pPr>
+        <w:spacing w:after="160" w:line="360" w:lineRule="auto"/>
+      </w:pPr>
+      <w:r>
+        <w:t>Auf der Methodenseite kombiniert die Arbeit eine strukturierte Literaturrecherche (Abschnitt 5.1) mit einer formativen Nutzerstudie (Abschnitte 5.4 und 5.5). Die qualitative und deskriptive Auswertung ist mit Grundkenntnissen aus dem Studium gut zu leisten; die kleine Probandengruppe erlaubt eine sorgfältige Einzelfallbetrachtung, ohne dass komplexere statistische Verfahren erforderlich werden. Externe Werkzeuge (Claude für Recherche und Schreibhilfe, NotebookLM für die thematische Strukturierung, Zotero für die Quellenverwaltung, Cursor und GitHub Copilot für Teile der Code-Entwicklung) werden in der KI-Nutzungserklärung des Front Matter im Detail offengelegt.</w:t>
+      </w:r>
+    </w:p>
+    <w:p>
+      <w:pPr>
+        <w:spacing w:after="160" w:line="360" w:lineRule="auto"/>
+      </w:pPr>
+      <w:r>
+        <w:t>Insgesamt ist das Vorhaben in den verfügbaren Ressourcen – Zeitbudget von rund zehn Wochen, Einzelautorenschaft, kleine Probandengruppe – bewusst so dimensioniert, dass die zentrale Forschungsfrage substanziell beantwortet werden kann, ohne den Rahmen einer BSc-Thesis zu überschreiten.</w:t>
       </w:r>
     </w:p>
     <w:p>
@@ -5101,12 +3790,10 @@
         <w:pStyle w:val="berschrift1"/>
         <w:pageBreakBefore/>
       </w:pPr>
-      <w:proofErr w:type="gramStart"/>
       <w:r>
         <w:lastRenderedPageBreak/>
         <w:t>8  Validierung</w:t>
       </w:r>
-      <w:proofErr w:type="gramEnd"/>
     </w:p>
     <w:p>
       <w:pPr>
@@ -5120,13 +3807,8 @@
       <w:pPr>
         <w:pStyle w:val="berschrift2"/>
       </w:pPr>
-      <w:proofErr w:type="gramStart"/>
-      <w:r>
-        <w:t>8.1  Aufbau</w:t>
-      </w:r>
-      <w:proofErr w:type="gramEnd"/>
-      <w:r>
-        <w:t xml:space="preserve"> der Validierung</w:t>
+      <w:r>
+        <w:t>8.1  Aufbau der Validierung</w:t>
       </w:r>
     </w:p>
     <w:p>
@@ -5149,28 +3831,16 @@
       <w:pPr>
         <w:pStyle w:val="berschrift2"/>
       </w:pPr>
-      <w:proofErr w:type="gramStart"/>
       <w:r>
         <w:t>8.2  Machbarkeitsnachweis</w:t>
       </w:r>
-      <w:proofErr w:type="gramEnd"/>
-    </w:p>
-    <w:p>
-      <w:pPr>
-        <w:spacing w:after="160" w:line="360" w:lineRule="auto"/>
-      </w:pPr>
-      <w:r>
-        <w:t>Der Machbarkeitsnachweis erfolgt auf drei Ebenen. Erstens dient der lauffähige Prototyp als Demonstration: Ein End-</w:t>
-      </w:r>
-      <w:proofErr w:type="spellStart"/>
-      <w:r>
-        <w:t>to</w:t>
-      </w:r>
-      <w:proofErr w:type="spellEnd"/>
-      <w:r>
-        <w:t xml:space="preserve">-End-Durchlauf von der Profileingabe über Datenintegration, LLM-gestützte Textgenerierung und Sprachsynthese bis zur ausgespielten Sendung wird reproduzierbar dokumentiert; eine Beispielsendung findet sich in Anhang E. Zweitens werden für die zentralen Pipeline-Komponenten – Datenintegration, Personalisierung, LLM-Aufrufe und Sprachsynthese – automatisierte Tests geführt, die Normalfälle, Fehlerpfade und Grenzfälle abdecken. Drittens werden nicht-funktionale Eigenschaften gemessen: Latenz pro Pipeline-Schritt, Kosten pro Sendung in LLM-Tokens und TTS-Minuten, Fehlerraten (Halluzinationen, fehlgeschlagene API-Calls) und Stabilität bei wiederholter </w:t>
-      </w:r>
-      <w:r>
+    </w:p>
+    <w:p>
+      <w:pPr>
+        <w:spacing w:after="160" w:line="360" w:lineRule="auto"/>
+      </w:pPr>
+      <w:r>
+        <w:t xml:space="preserve">Der Machbarkeitsnachweis erfolgt auf drei Ebenen. Erstens dient der lauffähige Prototyp als Demonstration: Ein End-to-End-Durchlauf von der Profileingabe über Datenintegration, LLM-gestützte Textgenerierung und Sprachsynthese bis zur ausgespielten Sendung wird reproduzierbar dokumentiert; eine Beispielsendung findet sich in Anhang E. Zweitens werden für die zentralen Pipeline-Komponenten – Datenintegration, Personalisierung, LLM-Aufrufe und Sprachsynthese – automatisierte Tests geführt, die Normalfälle, Fehlerpfade und Grenzfälle abdecken. Drittens werden nicht-funktionale Eigenschaften gemessen: Latenz pro Pipeline-Schritt, Kosten pro Sendung in LLM-Tokens und TTS-Minuten, Fehlerraten (Halluzinationen, fehlgeschlagene API-Calls) und Stabilität bei wiederholter </w:t>
         <w:lastRenderedPageBreak/>
         <w:t>Ausführung. Die Messungen erfolgen über mindestens 20 generierte Sendungen mit unterschiedlichen Profilkonfigurationen, um Schwankungen sichtbar zu machen.</w:t>
       </w:r>
@@ -5179,13 +3849,8 @@
       <w:pPr>
         <w:pStyle w:val="berschrift2"/>
       </w:pPr>
-      <w:proofErr w:type="gramStart"/>
-      <w:r>
-        <w:t>8.3  Usability</w:t>
-      </w:r>
-      <w:proofErr w:type="gramEnd"/>
-      <w:r>
-        <w:t xml:space="preserve"> und Akzeptanz</w:t>
+      <w:r>
+        <w:t>8.3  Usability und Akzeptanz</w:t>
       </w:r>
     </w:p>
     <w:p>
@@ -5200,39 +3865,24 @@
       <w:pPr>
         <w:pStyle w:val="berschrift2"/>
       </w:pPr>
-      <w:proofErr w:type="gramStart"/>
       <w:r>
         <w:t>8.4  Wirkung</w:t>
       </w:r>
-      <w:proofErr w:type="gramEnd"/>
-    </w:p>
-    <w:p>
-      <w:pPr>
-        <w:spacing w:after="160" w:line="360" w:lineRule="auto"/>
-      </w:pPr>
-      <w:r>
-        <w:t xml:space="preserve">Die Wirkungsitems werden direkt aus dem theoretischen Rahmen in Kapitel 2 abgeleitet, sodass die Studie die spezifischen Konstrukte prüft, mit denen das Artefakt begründet wurde. Erhoben werden vier Wirkungsdimensionen. Die erste Dimension umfasst die psychologischen Grundbedürfnisse Autonomie, Kompetenz und Verbundenheit nach SDT (Abschnitt 2.3.1) sowie die wahrgenommene Werteorientierung im Sinne von VSD (Abschnitt 2.3.2). Die zweite Dimension misst das situative Wohlbefinden vor und nach der Nutzung in Anlehnung an die Wellbeing-Items aus Abschnitt 5.4 und das in Abschnitt 2.3.3 entwickelte Wellbeing-Verständnis. Die dritte Dimension erfasst die Aspekte der algorithmischen Souveränität – Transparenz, Steuerbarkeit und Vertrauen – und greift damit das in Abschnitt 2.3.4 als Souveränitätsdefizit beschriebene Phänomen direkt auf. Die vierte Dimension umfasst zwei Bereiche, die nicht aus dem Wellbeing-Diskurs stammen, für ein Medienartefakt aber konstitutiv sind: die klassischen Gebrauchszwecke Information und Unterhaltung (als Kontrollvariablen, damit die </w:t>
-      </w:r>
-      <w:proofErr w:type="spellStart"/>
-      <w:r>
-        <w:t>Wohlbefindenswirkung</w:t>
-      </w:r>
-      <w:proofErr w:type="spellEnd"/>
-      <w:r>
-        <w:t xml:space="preserve"> nicht zulasten der Grundfunktionen erkauft wird) und Awareness-Items zu Filterblasen, Bias und Grenzen des Systems (als zentraler Anspruch des Artefakts). Eine Übersicht der Konstrukte mit Beispielitems findet sich in Anhang C; die genaue Itemformulierung wird vor dem Pilottest finalisiert.</w:t>
+    </w:p>
+    <w:p>
+      <w:pPr>
+        <w:spacing w:after="160" w:line="360" w:lineRule="auto"/>
+      </w:pPr>
+      <w:r>
+        <w:t>Die Wirkungsitems werden direkt aus dem theoretischen Rahmen in Kapitel 2 abgeleitet, sodass die Studie die spezifischen Konstrukte prüft, mit denen das Artefakt begründet wurde. Erhoben werden vier Wirkungsdimensionen. Die erste Dimension umfasst die psychologischen Grundbedürfnisse Autonomie, Kompetenz und Verbundenheit nach SDT (Abschnitt 2.3.1) sowie die wahrgenommene Werteorientierung im Sinne von VSD (Abschnitt 2.3.2). Die zweite Dimension misst das situative Wohlbefinden vor und nach der Nutzung in Anlehnung an die Wellbeing-Items aus Abschnitt 5.4 und das in Abschnitt 2.3.3 entwickelte Wellbeing-Verständnis. Die dritte Dimension erfasst die Aspekte der algorithmischen Souveränität – Transparenz, Steuerbarkeit und Vertrauen – und greift damit das in Abschnitt 2.3.4 als Souveränitätsdefizit beschriebene Phänomen direkt auf. Die vierte Dimension umfasst zwei Bereiche, die nicht aus dem Wellbeing-Diskurs stammen, für ein Medienartefakt aber konstitutiv sind: die klassischen Gebrauchszwecke Information und Unterhaltung (als Kontrollvariablen, damit die Wohlbefindenswirkung nicht zulasten der Grundfunktionen erkauft wird) und Awareness-Items zu Filterblasen, Bias und Grenzen des Systems (als zentraler Anspruch des Artefakts). Eine Übersicht der Konstrukte mit Beispielitems findet sich in Anhang C; die genaue Itemformulierung wird vor dem Pilottest finalisiert.</w:t>
       </w:r>
     </w:p>
     <w:p>
       <w:pPr>
         <w:pStyle w:val="berschrift2"/>
       </w:pPr>
-      <w:proofErr w:type="gramStart"/>
-      <w:r>
-        <w:t>8.5  Operationalisierung</w:t>
-      </w:r>
-      <w:proofErr w:type="gramEnd"/>
-      <w:r>
-        <w:t xml:space="preserve"> der Erfolgskriterien und Ethik</w:t>
+      <w:r>
+        <w:t>8.5  Operationalisierung der Erfolgskriterien und Ethik</w:t>
       </w:r>
     </w:p>
     <w:p>
@@ -5241,47 +3891,15 @@
       </w:pPr>
       <w:r>
         <w:lastRenderedPageBreak/>
-        <w:t>Die in Abschnitt 4.2 konzeptuell formulierten Erfolgskriterien werden für die Validierung pro Strang operationalisiert. Auf der Machbarkeitsebene gilt der End-</w:t>
-      </w:r>
-      <w:proofErr w:type="spellStart"/>
-      <w:r>
-        <w:t>to</w:t>
-      </w:r>
-      <w:proofErr w:type="spellEnd"/>
-      <w:r>
-        <w:t>-End-Durchlauf als erfolgreich, wenn er auf mindestens 95 Prozent der Versuche fehlerfrei terminiert, die Latenz pro Sendung unter einem mit dem Betreuer abgestimmten Schwellwert bleibt und die Unit-Test-Abdeckung pro Komponente mindestens 70 Prozent erreicht. Auf der Akzeptanzebene wird ein SUS-Score von mindestens 68 Punkten – dem industriellen Durchschnitt nach Bangor, Kortum und Miller (2008) – angestrebt; ergänzend muss zu jeder Einstellungsmöglichkeit mehrheitlich positives Feedback dokumentiert sein. Auf der Wirkungsebene gilt der Nachweis als erbracht, wenn die Items zu Autonomie, Steuerbarkeit und Transparenz im Median bei mindestens vier von fünf Punkten liegen und die Awareness-Items qualitativ belegte Bewusstseinsberichte erzeugen.</w:t>
-      </w:r>
-    </w:p>
-    <w:p>
-      <w:pPr>
-        <w:spacing w:after="160" w:line="360" w:lineRule="auto"/>
-      </w:pPr>
-      <w:r>
-        <w:t xml:space="preserve">Die konkreten Schwellwerte werden vor dem Pilottest mit dem Betreuer abgestimmt. Ethik, Einwilligung und Datenschutz </w:t>
-      </w:r>
-      <w:proofErr w:type="spellStart"/>
-      <w:r>
-        <w:t>folgen den</w:t>
-      </w:r>
-      <w:proofErr w:type="spellEnd"/>
-      <w:r>
-        <w:t xml:space="preserve"> ZHAW-Standards für studentische Forschung mit Personen: Vor Studienbeginn unterzeichnen alle Testpersonen eine Einwilligungserklärung (</w:t>
-      </w:r>
-      <w:proofErr w:type="spellStart"/>
-      <w:r>
-        <w:t>Informed</w:t>
-      </w:r>
-      <w:proofErr w:type="spellEnd"/>
-      <w:r>
-        <w:t xml:space="preserve"> Consent, siehe Anhang H), </w:t>
-      </w:r>
-      <w:proofErr w:type="gramStart"/>
-      <w:r>
-        <w:t>die Studienzweck</w:t>
-      </w:r>
-      <w:proofErr w:type="gramEnd"/>
-      <w:r>
-        <w:t>, Datenarten, Verwendung, Speicherdauer und Widerrufsrecht regelt. Nutzungsdaten werden lokal erhoben und sechs Monate nach Abgabe der Thesis gelöscht; ein clientseitiges Tracking findet nicht statt.</w:t>
+        <w:t>Die in Abschnitt 4.2 konzeptuell formulierten Erfolgskriterien werden für die Validierung pro Strang operationalisiert. Auf der Machbarkeitsebene gilt der End-to-End-Durchlauf als erfolgreich, wenn er auf mindestens 95 Prozent der Versuche fehlerfrei terminiert, die Latenz pro Sendung unter einem mit dem Betreuer abgestimmten Schwellwert bleibt und die Unit-Test-Abdeckung pro Komponente mindestens 70 Prozent erreicht. Auf der Akzeptanzebene wird ein SUS-Score von mindestens 68 Punkten – dem industriellen Durchschnitt nach Bangor, Kortum und Miller (2008) – angestrebt; ergänzend muss zu jeder Einstellungsmöglichkeit mehrheitlich positives Feedback dokumentiert sein. Auf der Wirkungsebene gilt der Nachweis als erbracht, wenn die Items zu Autonomie, Steuerbarkeit und Transparenz im Median bei mindestens vier von fünf Punkten liegen und die Awareness-Items qualitativ belegte Bewusstseinsberichte erzeugen.</w:t>
+      </w:r>
+    </w:p>
+    <w:p>
+      <w:pPr>
+        <w:spacing w:after="160" w:line="360" w:lineRule="auto"/>
+      </w:pPr>
+      <w:r>
+        <w:t>Die konkreten Schwellwerte werden vor dem Pilottest mit dem Betreuer abgestimmt. Ethik, Einwilligung und Datenschutz folgen den ZHAW-Standards für studentische Forschung mit Personen: Vor Studienbeginn unterzeichnen alle Testpersonen eine Einwilligungserklärung (Informed Consent, siehe Anhang H), die Studienzweck, Datenarten, Verwendung, Speicherdauer und Widerrufsrecht regelt. Nutzungsdaten werden lokal erhoben und sechs Monate nach Abgabe der Thesis gelöscht; ein clientseitiges Tracking findet nicht statt.</w:t>
       </w:r>
     </w:p>
     <w:p>
@@ -5289,12 +3907,10 @@
         <w:pStyle w:val="berschrift1"/>
         <w:pageBreakBefore/>
       </w:pPr>
-      <w:proofErr w:type="gramStart"/>
       <w:r>
         <w:lastRenderedPageBreak/>
         <w:t>10  Diskussion</w:t>
       </w:r>
-      <w:proofErr w:type="gramEnd"/>
     </w:p>
     <w:p>
       <w:pPr>
@@ -5308,42 +3924,24 @@
       <w:pPr>
         <w:pStyle w:val="berschrift2"/>
       </w:pPr>
-      <w:proofErr w:type="gramStart"/>
-      <w:r>
-        <w:t>10.1  Beantwortung</w:t>
-      </w:r>
-      <w:proofErr w:type="gramEnd"/>
-      <w:r>
-        <w:t xml:space="preserve"> der Forschungsfrage</w:t>
-      </w:r>
-    </w:p>
-    <w:p>
-      <w:pPr>
-        <w:spacing w:after="160" w:line="360" w:lineRule="auto"/>
-      </w:pPr>
-      <w:r>
-        <w:t xml:space="preserve">[Stub – wird nach dem Pilottest auf Basis der Ergebnisse aus Kap. 9 verfasst.] Synthese über die drei Validierungsstränge: Was wurde nachgewiesen, was bleibt offen? Die Hauptforschungsfrage aus Kap. 4 wird hier </w:t>
-      </w:r>
-      <w:proofErr w:type="spellStart"/>
-      <w:r>
-        <w:t>ebenenübergreifend</w:t>
-      </w:r>
-      <w:proofErr w:type="spellEnd"/>
-      <w:r>
-        <w:t xml:space="preserve"> beantwortet, mit klarer Markierung dessen, was die kleine Stichprobe und der kurze Untersuchungszeitraum tragen.</w:t>
+      <w:r>
+        <w:t>10.1  Beantwortung der Forschungsfrage</w:t>
+      </w:r>
+    </w:p>
+    <w:p>
+      <w:pPr>
+        <w:spacing w:after="160" w:line="360" w:lineRule="auto"/>
+      </w:pPr>
+      <w:r>
+        <w:t>[Stub – wird nach dem Pilottest auf Basis der Ergebnisse aus Kap. 9 verfasst.] Synthese über die drei Validierungsstränge: Was wurde nachgewiesen, was bleibt offen? Die Hauptforschungsfrage aus Kap. 4 wird hier ebenenübergreifend beantwortet, mit klarer Markierung dessen, was die kleine Stichprobe und der kurze Untersuchungszeitraum tragen.</w:t>
       </w:r>
     </w:p>
     <w:p>
       <w:pPr>
         <w:pStyle w:val="berschrift2"/>
       </w:pPr>
-      <w:proofErr w:type="gramStart"/>
-      <w:r>
-        <w:t>10.2  Diskussion</w:t>
-      </w:r>
-      <w:proofErr w:type="gramEnd"/>
-      <w:r>
-        <w:t xml:space="preserve"> der Machbarkeit</w:t>
+      <w:r>
+        <w:t>10.2  Diskussion der Machbarkeit</w:t>
       </w:r>
     </w:p>
     <w:p>
@@ -5358,13 +3956,8 @@
       <w:pPr>
         <w:pStyle w:val="berschrift2"/>
       </w:pPr>
-      <w:proofErr w:type="gramStart"/>
-      <w:r>
-        <w:t>10.3  Diskussion</w:t>
-      </w:r>
-      <w:proofErr w:type="gramEnd"/>
-      <w:r>
-        <w:t xml:space="preserve"> der Usability und Akzeptanz</w:t>
+      <w:r>
+        <w:t>10.3  Diskussion der Usability und Akzeptanz</w:t>
       </w:r>
     </w:p>
     <w:p>
@@ -5379,13 +3972,8 @@
       <w:pPr>
         <w:pStyle w:val="berschrift2"/>
       </w:pPr>
-      <w:proofErr w:type="gramStart"/>
-      <w:r>
-        <w:t>10.4  Diskussion</w:t>
-      </w:r>
-      <w:proofErr w:type="gramEnd"/>
-      <w:r>
-        <w:t xml:space="preserve"> der Wirkung</w:t>
+      <w:r>
+        <w:t>10.4  Diskussion der Wirkung</w:t>
       </w:r>
     </w:p>
     <w:p>
@@ -5400,48 +3988,25 @@
       <w:pPr>
         <w:pStyle w:val="berschrift2"/>
       </w:pPr>
-      <w:proofErr w:type="gramStart"/>
-      <w:r>
-        <w:t>10.5  Implikationen</w:t>
-      </w:r>
-      <w:proofErr w:type="gramEnd"/>
-      <w:r>
-        <w:t xml:space="preserve"> für Design und Praxis</w:t>
-      </w:r>
-    </w:p>
-    <w:p>
-      <w:pPr>
-        <w:spacing w:after="160" w:line="360" w:lineRule="auto"/>
-      </w:pPr>
-      <w:r>
-        <w:t xml:space="preserve">[Stub.] Welche Designentscheidungen sind übertragbar auf andere </w:t>
-      </w:r>
-      <w:proofErr w:type="spellStart"/>
-      <w:r>
-        <w:t>wellbeing</w:t>
-      </w:r>
-      <w:proofErr w:type="spellEnd"/>
-      <w:r>
-        <w:t xml:space="preserve">-orientierte Medienartefakte, welche radio-spezifisch? Welche Implikationen ergeben sich für die Praxis öffentlich-rechtlicher Medien, die ein </w:t>
-      </w:r>
-      <w:proofErr w:type="spellStart"/>
-      <w:r>
-        <w:t>wellbeing</w:t>
-      </w:r>
-      <w:proofErr w:type="spellEnd"/>
-      <w:r>
-        <w:t>-orientiertes Angebot prüfen?</w:t>
+      <w:r>
+        <w:t>10.5  Implikationen für Design und Praxis</w:t>
+      </w:r>
+    </w:p>
+    <w:p>
+      <w:pPr>
+        <w:spacing w:after="160" w:line="360" w:lineRule="auto"/>
+      </w:pPr>
+      <w:r>
+        <w:t>[Stub.] Welche Designentscheidungen sind übertragbar auf andere wellbeing-orientierte Medienartefakte, welche radio-spezifisch? Welche Implikationen ergeben sich für die Praxis öffentlich-rechtlicher Medien, die ein wellbeing-orientiertes Angebot prüfen?</w:t>
       </w:r>
     </w:p>
     <w:p>
       <w:pPr>
         <w:pStyle w:val="berschrift2"/>
       </w:pPr>
-      <w:proofErr w:type="gramStart"/>
       <w:r>
         <w:t>10.6  Limitationen</w:t>
       </w:r>
-      <w:proofErr w:type="gramEnd"/>
     </w:p>
     <w:p>
       <w:pPr>
@@ -5456,29 +4021,16 @@
       <w:pPr>
         <w:pStyle w:val="berschrift2"/>
       </w:pPr>
-      <w:proofErr w:type="gramStart"/>
-      <w:r>
-        <w:t>10.7  Übertragbarkeit</w:t>
-      </w:r>
-      <w:proofErr w:type="gramEnd"/>
-      <w:r>
-        <w:t xml:space="preserve"> auf andere Medienkontexte</w:t>
-      </w:r>
-    </w:p>
-    <w:p>
-      <w:pPr>
-        <w:spacing w:after="160" w:line="360" w:lineRule="auto"/>
-      </w:pPr>
-      <w:r>
-        <w:t xml:space="preserve">[Stub.] Inwiefern lassen sich die Befunde auf Streaming, Podcast-Empfehlungen oder News-Aggregatoren übertragen? Welche Eigenschaften von Radio 25 sind generisch (definierte </w:t>
-      </w:r>
-      <w:proofErr w:type="spellStart"/>
-      <w:r>
-        <w:t>Sessionlänge</w:t>
-      </w:r>
-      <w:proofErr w:type="spellEnd"/>
-      <w:r>
-        <w:t>, explizite Präferenzangabe, Transparenzanzeige), welche formatspezifisch (auditive Modalität, eingebettete Musikauswahl)?</w:t>
+      <w:r>
+        <w:t>10.7  Übertragbarkeit auf andere Medienkontexte</w:t>
+      </w:r>
+    </w:p>
+    <w:p>
+      <w:pPr>
+        <w:spacing w:after="160" w:line="360" w:lineRule="auto"/>
+      </w:pPr>
+      <w:r>
+        <w:t>[Stub.] Inwiefern lassen sich die Befunde auf Streaming, Podcast-Empfehlungen oder News-Aggregatoren übertragen? Welche Eigenschaften von Attune sind generisch (definierte Sessionlänge, explizite Präferenzangabe, Transparenzanzeige), welche formatspezifisch (auditive Modalität, eingebettete Musikauswahl)?</w:t>
       </w:r>
     </w:p>
     <w:p>
@@ -5496,15 +4048,7 @@
         <w:spacing w:after="160" w:line="360" w:lineRule="auto"/>
       </w:pPr>
       <w:r>
-        <w:t xml:space="preserve">Die folgende Liste enthält die in den Kapiteln 1 und 2 zitierten Quellen. Sie wird im weiteren Verlauf der Arbeit ergänzt und vollständig in </w:t>
-      </w:r>
-      <w:proofErr w:type="spellStart"/>
-      <w:r>
-        <w:t>Zotero</w:t>
-      </w:r>
-      <w:proofErr w:type="spellEnd"/>
-      <w:r>
-        <w:t xml:space="preserve"> verwaltet.</w:t>
+        <w:t>Die folgende Liste enthält die in den Kapiteln 1 und 2 zitierten Quellen. Sie wird im weiteren Verlauf der Arbeit ergänzt und vollständig in Zotero verwaltet.</w:t>
       </w:r>
     </w:p>
     <w:p>
@@ -5537,35 +4081,7 @@
         <w:rPr>
           <w:lang w:val="en-US"/>
         </w:rPr>
-        <w:t xml:space="preserve">Brooke, J. (1996). SUS: A «quick and dirty» usability scale. In P. W. Jordan, B. Thomas, I. L. McClelland &amp; B. </w:t>
-      </w:r>
-      <w:proofErr w:type="spellStart"/>
-      <w:r>
-        <w:rPr>
-          <w:lang w:val="en-US"/>
-        </w:rPr>
-        <w:t>Weerdmeester</w:t>
-      </w:r>
-      <w:proofErr w:type="spellEnd"/>
-      <w:r>
-        <w:rPr>
-          <w:lang w:val="en-US"/>
-        </w:rPr>
-        <w:t xml:space="preserve"> (</w:t>
-      </w:r>
-      <w:proofErr w:type="spellStart"/>
-      <w:r>
-        <w:rPr>
-          <w:lang w:val="en-US"/>
-        </w:rPr>
-        <w:t>Hrsg</w:t>
-      </w:r>
-      <w:proofErr w:type="spellEnd"/>
-      <w:r>
-        <w:rPr>
-          <w:lang w:val="en-US"/>
-        </w:rPr>
-        <w:t>.), Usability evaluation in industry (S. 189–194). Taylor &amp; Francis.</w:t>
+        <w:t>Brooke, J. (1996). SUS: A «quick and dirty» usability scale. In P. W. Jordan, B. Thomas, I. L. McClelland &amp; B. Weerdmeester (Hrsg.), Usability evaluation in industry (S. 189–194). Taylor &amp; Francis.</w:t>
       </w:r>
     </w:p>
     <w:p>
@@ -5580,21 +4096,7 @@
         <w:rPr>
           <w:lang w:val="en-US"/>
         </w:rPr>
-        <w:t xml:space="preserve">Burr, C., Taddeo, M., &amp; </w:t>
-      </w:r>
-      <w:proofErr w:type="spellStart"/>
-      <w:r>
-        <w:rPr>
-          <w:lang w:val="en-US"/>
-        </w:rPr>
-        <w:t>Floridi</w:t>
-      </w:r>
-      <w:proofErr w:type="spellEnd"/>
-      <w:r>
-        <w:rPr>
-          <w:lang w:val="en-US"/>
-        </w:rPr>
-        <w:t>, L. (2020). The ethics of digital well-being: A thematic review. Science and Engineering Ethics, 26, 2441–2460. https://doi.org/10.1007/s11948-020-00175-8</w:t>
+        <w:t>Burr, C., Taddeo, M., &amp; Floridi, L. (2020). The ethics of digital well-being: A thematic review. Science and Engineering Ethics, 26, 2441–2460. https://doi.org/10.1007/s11948-020-00175-8</w:t>
       </w:r>
     </w:p>
     <w:p>
@@ -5672,21 +4174,7 @@
         <w:rPr>
           <w:lang w:val="en-US"/>
         </w:rPr>
-        <w:t xml:space="preserve">Hevner, A. R. (2007). A </w:t>
-      </w:r>
-      <w:proofErr w:type="gramStart"/>
-      <w:r>
-        <w:rPr>
-          <w:lang w:val="en-US"/>
-        </w:rPr>
-        <w:t>three cycle</w:t>
-      </w:r>
-      <w:proofErr w:type="gramEnd"/>
-      <w:r>
-        <w:rPr>
-          <w:lang w:val="en-US"/>
-        </w:rPr>
-        <w:t xml:space="preserve"> view of design science research. Scandinavian Journal of Information Systems, 19(2), 87–92.</w:t>
+        <w:t>Hevner, A. R. (2007). A three cycle view of design science research. Scandinavian Journal of Information Systems, 19(2), 87–92.</w:t>
       </w:r>
     </w:p>
     <w:p>
@@ -5716,21 +4204,7 @@
         <w:rPr>
           <w:lang w:val="en-US"/>
         </w:rPr>
-        <w:t xml:space="preserve">Katz, E., </w:t>
-      </w:r>
-      <w:proofErr w:type="spellStart"/>
-      <w:r>
-        <w:rPr>
-          <w:lang w:val="en-US"/>
-        </w:rPr>
-        <w:t>Blumler</w:t>
-      </w:r>
-      <w:proofErr w:type="spellEnd"/>
-      <w:r>
-        <w:rPr>
-          <w:lang w:val="en-US"/>
-        </w:rPr>
-        <w:t>, J. G., &amp; Gurevitch, M. (1973). Uses and gratifications research. Public Opinion Quarterly, 37(4), 509–523. https://doi.org/10.1086/268109</w:t>
+        <w:t>Katz, E., Blumler, J. G., &amp; Gurevitch, M. (1973). Uses and gratifications research. Public Opinion Quarterly, 37(4), 509–523. https://doi.org/10.1086/268109</w:t>
       </w:r>
     </w:p>
     <w:p>
@@ -5745,21 +4219,7 @@
         <w:rPr>
           <w:lang w:val="en-US"/>
         </w:rPr>
-        <w:t xml:space="preserve">Milano, S., Taddeo, M., &amp; </w:t>
-      </w:r>
-      <w:proofErr w:type="spellStart"/>
-      <w:r>
-        <w:rPr>
-          <w:lang w:val="en-US"/>
-        </w:rPr>
-        <w:t>Floridi</w:t>
-      </w:r>
-      <w:proofErr w:type="spellEnd"/>
-      <w:r>
-        <w:rPr>
-          <w:lang w:val="en-US"/>
-        </w:rPr>
-        <w:t>, L. (2020). Recommender systems and their ethical challenges. AI &amp; Society, 35, 957–967. https://doi.org/10.1007/s00146-020-00950-y</w:t>
+        <w:t>Milano, S., Taddeo, M., &amp; Floridi, L. (2020). Recommender systems and their ethical challenges. AI &amp; Society, 35, 957–967. https://doi.org/10.1007/s00146-020-00950-y</w:t>
       </w:r>
     </w:p>
     <w:p>
@@ -5802,15 +4262,7 @@
         </w:rPr>
       </w:pPr>
       <w:r>
-        <w:t xml:space="preserve">Nguyen, T. T., Hui, P.-M., Harper, F. M., Terveen, L., &amp; </w:t>
-      </w:r>
-      <w:proofErr w:type="spellStart"/>
-      <w:r>
-        <w:t>Konstan</w:t>
-      </w:r>
-      <w:proofErr w:type="spellEnd"/>
-      <w:r>
-        <w:t xml:space="preserve">, J. A. (2014). </w:t>
+        <w:t xml:space="preserve">Nguyen, T. T., Hui, P.-M., Harper, F. M., Terveen, L., &amp; Konstan, J. A. (2014). </w:t>
       </w:r>
       <w:r>
         <w:rPr>
@@ -5861,21 +4313,7 @@
         <w:rPr>
           <w:lang w:val="en-US"/>
         </w:rPr>
-        <w:t xml:space="preserve">Peffers, K., </w:t>
-      </w:r>
-      <w:proofErr w:type="spellStart"/>
-      <w:r>
-        <w:rPr>
-          <w:lang w:val="en-US"/>
-        </w:rPr>
-        <w:t>Tuunanen</w:t>
-      </w:r>
-      <w:proofErr w:type="spellEnd"/>
-      <w:r>
-        <w:rPr>
-          <w:lang w:val="en-US"/>
-        </w:rPr>
-        <w:t>, T., Rothenberger, M. A., &amp; Chatterjee, S. (2007). A design science research methodology for information systems research. Journal of Management Information Systems, 24(3), 45–77. https://doi.org/10.2753/MIS0742-1222240302</w:t>
+        <w:t>Peffers, K., Tuunanen, T., Rothenberger, M. A., &amp; Chatterjee, S. (2007). A design science research methodology for information systems research. Journal of Management Information Systems, 24(3), 45–77. https://doi.org/10.2753/MIS0742-1222240302</w:t>
       </w:r>
     </w:p>
     <w:p>
@@ -5890,21 +4328,7 @@
         <w:rPr>
           <w:lang w:val="en-US"/>
         </w:rPr>
-        <w:t xml:space="preserve">Peters, D., Ahmadpour, N., &amp; Calvo, R. A. (2020). Tools for </w:t>
-      </w:r>
-      <w:proofErr w:type="gramStart"/>
-      <w:r>
-        <w:rPr>
-          <w:lang w:val="en-US"/>
-        </w:rPr>
-        <w:t>wellbeing</w:t>
-      </w:r>
-      <w:proofErr w:type="gramEnd"/>
-      <w:r>
-        <w:rPr>
-          <w:lang w:val="en-US"/>
-        </w:rPr>
-        <w:t>-supportive design: Features, characteristics, and prototypes. Multimodal Technologies and Interaction, 4(3), 40. https://doi.org/10.3390/mti4030040</w:t>
+        <w:t>Peters, D., Ahmadpour, N., &amp; Calvo, R. A. (2020). Tools for wellbeing-supportive design: Features, characteristics, and prototypes. Multimodal Technologies and Interaction, 4(3), 40. https://doi.org/10.3390/mti4030040</w:t>
       </w:r>
     </w:p>
     <w:p>
@@ -5919,21 +4343,7 @@
         <w:rPr>
           <w:lang w:val="en-US"/>
         </w:rPr>
-        <w:t xml:space="preserve">Peters, D., Calvo, R. A., &amp; Ryan, R. M. (2018). </w:t>
-      </w:r>
-      <w:proofErr w:type="gramStart"/>
-      <w:r>
-        <w:rPr>
-          <w:lang w:val="en-US"/>
-        </w:rPr>
-        <w:t>Designing for</w:t>
-      </w:r>
-      <w:proofErr w:type="gramEnd"/>
-      <w:r>
-        <w:rPr>
-          <w:lang w:val="en-US"/>
-        </w:rPr>
-        <w:t xml:space="preserve"> motivation, engagement and wellbeing in digital experience. Frontiers in Psychology, 9, 797. https://doi.org/10.3389/fpsyg.2018.00797</w:t>
+        <w:t>Peters, D., Calvo, R. A., &amp; Ryan, R. M. (2018). Designing for motivation, engagement and wellbeing in digital experience. Frontiers in Psychology, 9, 797. https://doi.org/10.3389/fpsyg.2018.00797</w:t>
       </w:r>
     </w:p>
     <w:p>
@@ -5944,47 +4354,11 @@
           <w:lang w:val="en-US"/>
         </w:rPr>
       </w:pPr>
-      <w:proofErr w:type="spellStart"/>
       <w:r>
         <w:rPr>
           <w:lang w:val="en-US"/>
         </w:rPr>
-        <w:t>Reviglio</w:t>
-      </w:r>
-      <w:proofErr w:type="spellEnd"/>
-      <w:r>
-        <w:rPr>
-          <w:lang w:val="en-US"/>
-        </w:rPr>
-        <w:t xml:space="preserve">, U., &amp; Agosti, C. (2020). Thinking outside the </w:t>
-      </w:r>
-      <w:proofErr w:type="gramStart"/>
-      <w:r>
-        <w:rPr>
-          <w:lang w:val="en-US"/>
-        </w:rPr>
-        <w:t>black-box</w:t>
-      </w:r>
-      <w:proofErr w:type="gramEnd"/>
-      <w:r>
-        <w:rPr>
-          <w:lang w:val="en-US"/>
-        </w:rPr>
-        <w:t xml:space="preserve">: The case for «algorithmic sovereignty» in social media. </w:t>
-      </w:r>
-      <w:proofErr w:type="gramStart"/>
-      <w:r>
-        <w:rPr>
-          <w:lang w:val="en-US"/>
-        </w:rPr>
-        <w:t>Social Media</w:t>
-      </w:r>
-      <w:proofErr w:type="gramEnd"/>
-      <w:r>
-        <w:rPr>
-          <w:lang w:val="en-US"/>
-        </w:rPr>
-        <w:t xml:space="preserve"> + Society, 6(2), 1–12. https://doi.org/10.1177/2056305120915613</w:t>
+        <w:t>Reviglio, U., &amp; Agosti, C. (2020). Thinking outside the black-box: The case for «algorithmic sovereignty» in social media. Social Media + Society, 6(2), 1–12. https://doi.org/10.1177/2056305120915613</w:t>
       </w:r>
     </w:p>
     <w:p>
@@ -5996,48 +4370,10 @@
         <w:rPr>
           <w:lang w:val="en-US"/>
         </w:rPr>
-        <w:t>Ricci, F., Rokach, L., &amp; Shapira, B. (</w:t>
-      </w:r>
-      <w:proofErr w:type="spellStart"/>
-      <w:r>
-        <w:rPr>
-          <w:lang w:val="en-US"/>
-        </w:rPr>
-        <w:t>Hrsg</w:t>
-      </w:r>
-      <w:proofErr w:type="spellEnd"/>
-      <w:r>
-        <w:rPr>
-          <w:lang w:val="en-US"/>
-        </w:rPr>
-        <w:t xml:space="preserve">.). </w:t>
-      </w:r>
-      <w:r>
-        <w:t xml:space="preserve">(2015). </w:t>
-      </w:r>
-      <w:proofErr w:type="spellStart"/>
-      <w:r>
-        <w:t>Recommender</w:t>
-      </w:r>
-      <w:proofErr w:type="spellEnd"/>
-      <w:r>
-        <w:t xml:space="preserve"> </w:t>
-      </w:r>
-      <w:proofErr w:type="spellStart"/>
-      <w:r>
-        <w:t>systems</w:t>
-      </w:r>
-      <w:proofErr w:type="spellEnd"/>
-      <w:r>
-        <w:t xml:space="preserve"> </w:t>
-      </w:r>
-      <w:proofErr w:type="spellStart"/>
-      <w:r>
-        <w:t>handbook</w:t>
-      </w:r>
-      <w:proofErr w:type="spellEnd"/>
-      <w:r>
-        <w:t xml:space="preserve"> (2. Aufl.). Springer. https://doi.org/10.1007/978-1-4899-7637-6</w:t>
+        <w:t xml:space="preserve">Ricci, F., Rokach, L., &amp; Shapira, B. (Hrsg.). </w:t>
+      </w:r>
+      <w:r>
+        <w:t>(2015). Recommender systems handbook (2. Aufl.). Springer. https://doi.org/10.1007/978-1-4899-7637-6</w:t>
       </w:r>
     </w:p>
     <w:p>
@@ -6083,21 +4419,7 @@
         <w:rPr>
           <w:lang w:val="en-US"/>
         </w:rPr>
-        <w:t xml:space="preserve">Vanden Abeele, M. M. P. (2021). Digital wellbeing </w:t>
-      </w:r>
-      <w:proofErr w:type="gramStart"/>
-      <w:r>
-        <w:rPr>
-          <w:lang w:val="en-US"/>
-        </w:rPr>
-        <w:t>as</w:t>
-      </w:r>
-      <w:proofErr w:type="gramEnd"/>
-      <w:r>
-        <w:rPr>
-          <w:lang w:val="en-US"/>
-        </w:rPr>
-        <w:t xml:space="preserve"> a dynamic construct. Communication Theory, 31(4), 932–955. https://doi.org/10.1093/ct/qtaa024</w:t>
+        <w:t>Vanden Abeele, M. M. P. (2021). Digital wellbeing as a dynamic construct. Communication Theory, 31(4), 932–955. https://doi.org/10.1093/ct/qtaa024</w:t>
       </w:r>
     </w:p>
     <w:p>
@@ -6112,21 +4434,7 @@
         <w:rPr>
           <w:lang w:val="en-US"/>
         </w:rPr>
-        <w:t xml:space="preserve">Verduyn, P., Lee, D. S., Park, J., </w:t>
-      </w:r>
-      <w:proofErr w:type="spellStart"/>
-      <w:r>
-        <w:rPr>
-          <w:lang w:val="en-US"/>
-        </w:rPr>
-        <w:t>Shablack</w:t>
-      </w:r>
-      <w:proofErr w:type="spellEnd"/>
-      <w:r>
-        <w:rPr>
-          <w:lang w:val="en-US"/>
-        </w:rPr>
-        <w:t>, H., Orvell, A., Bayer, J., Ybarra, O., Jonides, J., &amp; Kross, E. (2015). Passive Facebook usage undermines affective well-being: Experimental and longitudinal evidence. Journal of Experimental Psychology: General, 144(2), 480–488. https://doi.org/10.1037/xge0000057</w:t>
+        <w:t>Verduyn, P., Lee, D. S., Park, J., Shablack, H., Orvell, A., Bayer, J., Ybarra, O., Jonides, J., &amp; Kross, E. (2015). Passive Facebook usage undermines affective well-being: Experimental and longitudinal evidence. Journal of Experimental Psychology: General, 144(2), 480–488. https://doi.org/10.1037/xge0000057</w:t>
       </w:r>
     </w:p>
     <w:p>
@@ -6173,13 +4481,8 @@
         </w:rPr>
         <w:t xml:space="preserve">Zuboff, S. (2019). The discovery of behavioral surplus. In The age of surveillance capitalism: The fight for a human future at the new frontier of power (Kap. 3, S. 63–97). </w:t>
       </w:r>
-      <w:proofErr w:type="spellStart"/>
-      <w:r>
-        <w:t>PublicAffairs</w:t>
-      </w:r>
-      <w:proofErr w:type="spellEnd"/>
-      <w:r>
-        <w:t>.</w:t>
+      <w:r>
+        <w:t>PublicAffairs.</w:t>
       </w:r>
     </w:p>
     <w:sectPr>

--- a/Hauptdokument.docx
+++ b/Hauptdokument.docx
@@ -167,6 +167,8 @@
       </w:pPr>
       <w:r>
         <w:t xml:space="preserve">Solange die Ziele beider Seiten in die gleiche Richtung zeigen, ist dieses System funktional. Problematisch wird es dort, wo die Maximierung der Verweildauer nicht mehr mit dem Wohlbefinden der Nutzenden übereinstimmt, etwa weil Inhalte bewusst emotional </w:t>
+      </w:r>
+      <w:r>
         <w:lastRenderedPageBreak/>
         <w:t>aufgeladen werden, weil Nutzungssessions künstlich verlängert werden oder weil Vielfalt zugunsten reiner Relevanz geopfert wird. Genau dies ist in den letzten Jahren empirisch immer besser dokumentiert (Burr et al., 2020; Milano et al., 2020).</w:t>
       </w:r>
@@ -380,6 +382,8 @@
       </w:pPr>
       <w:r>
         <w:t xml:space="preserve">Das Problem sozialer Medien ist nicht die Personalisierung an sich. Personalisierung kann ein wertvolles Instrument sein, um Inhalte für einzelne Menschen relevant und bereichernd zu machen. Problematisch ist die einseitige Ausrichtung der Personalisierung auf die Ziele der Anbieter: Plattformen, die ursprünglich als Werkzeuge zur Information, Vernetzung und </w:t>
+      </w:r>
+      <w:r>
         <w:lastRenderedPageBreak/>
         <w:t>Unterhaltung gedacht waren, haben sich zu Systemen entwickelt, die primär ihre eigene Nutzungszeit maximieren, häufig auf Kosten der Nutzenden.</w:t>
       </w:r>
@@ -711,6 +715,8 @@
       </w:pPr>
       <w:r>
         <w:t xml:space="preserve">Teilen, Kommentieren und Reagieren erzeugen Netzwerkeffekte: Inhalte verbreiten sich viral, wenn sie starke emotionale Reaktionen auslösen. Diese Mechanismen sind nicht neutral, sondern begünstigen systematisch emotional aufgeladene, oft polarisierende Inhalte </w:t>
+      </w:r>
+      <w:r>
         <w:lastRenderedPageBreak/>
         <w:t>und wirken damit auf die in Abschnitt 1.4 beschriebene Triple-Filter-Bubble (Geschke et al., 2019; Sunstein, 2017).</w:t>
       </w:r>
@@ -785,6 +791,8 @@
       </w:pPr>
       <w:r>
         <w:t xml:space="preserve">Die Self-Determination Theory (Ryan &amp; Deci, 2000) liefert mit den drei psychologischen Grundbedürfnissen Autonomie, Kompetenz und soziale Eingebundenheit einen psychologischen Massstab für die Beurteilung digitaler Systeme. Mechanismen sind </w:t>
+      </w:r>
+      <w:r>
         <w:lastRenderedPageBreak/>
         <w:t>förderlich, wenn sie diese Bedürfnisse unterstützen, und schädlich, wenn sie sie untergraben. Insbesondere die Autonomie wird in den heutigen Plattformlogiken systematisch unterlaufen, wenn Nutzende durch manipulative Designmuster in Nutzungsschleifen gehalten werden (Peters, Calvo &amp; Ryan, 2018).</w:t>
       </w:r>
@@ -843,6 +851,8 @@
       </w:pPr>
       <w:r>
         <w:t xml:space="preserve">Milano et al. (2020) systematisieren die ethischen Herausforderungen von Empfehlungssystemen und argumentieren, dass neben Relevanz auch Diversität, Fairness und Nutzerwohl als Optimierungsziele verankert werden müssen. Reviglio und Agosti (2020) </w:t>
+      </w:r>
+      <w:r>
         <w:lastRenderedPageBreak/>
         <w:t>ergänzen die politische Dimension und fordern algorithmische Souveränität, also eine echte, bedeutungsvolle Kontrolle über die Algorithmen, die Inhalte kuratieren. Die in Abschnitt 1.6 beobachtete Asymmetrie zwischen System und Nutzenden lässt sich damit nicht nur als individueller Autonomieverlust (SDT), sondern auch als strukturelles Souveränitätsdefizit lesen.</w:t>
       </w:r>
@@ -911,12 +921,6 @@
         <w:gridCol w:w="2400"/>
       </w:tblGrid>
       <w:tr>
-        <w:tblPrEx>
-          <w:tblCellMar>
-            <w:top w:w="0" w:type="dxa"/>
-            <w:bottom w:w="0" w:type="dxa"/>
-          </w:tblCellMar>
-        </w:tblPrEx>
         <w:trPr>
           <w:tblHeader/>
         </w:trPr>
@@ -1038,12 +1042,6 @@
         </w:tc>
       </w:tr>
       <w:tr>
-        <w:tblPrEx>
-          <w:tblCellMar>
-            <w:top w:w="0" w:type="dxa"/>
-            <w:bottom w:w="0" w:type="dxa"/>
-          </w:tblCellMar>
-        </w:tblPrEx>
         <w:tc>
           <w:tcPr>
             <w:tcW w:w="1900" w:type="dxa"/>
@@ -1150,12 +1148,6 @@
         </w:tc>
       </w:tr>
       <w:tr>
-        <w:tblPrEx>
-          <w:tblCellMar>
-            <w:top w:w="0" w:type="dxa"/>
-            <w:bottom w:w="0" w:type="dxa"/>
-          </w:tblCellMar>
-        </w:tblPrEx>
         <w:tc>
           <w:tcPr>
             <w:tcW w:w="1900" w:type="dxa"/>
@@ -1262,12 +1254,6 @@
         </w:tc>
       </w:tr>
       <w:tr>
-        <w:tblPrEx>
-          <w:tblCellMar>
-            <w:top w:w="0" w:type="dxa"/>
-            <w:bottom w:w="0" w:type="dxa"/>
-          </w:tblCellMar>
-        </w:tblPrEx>
         <w:tc>
           <w:tcPr>
             <w:tcW w:w="1900" w:type="dxa"/>
@@ -1380,12 +1366,6 @@
         </w:tc>
       </w:tr>
       <w:tr>
-        <w:tblPrEx>
-          <w:tblCellMar>
-            <w:top w:w="0" w:type="dxa"/>
-            <w:bottom w:w="0" w:type="dxa"/>
-          </w:tblCellMar>
-        </w:tblPrEx>
         <w:tc>
           <w:tcPr>
             <w:tcW w:w="1900" w:type="dxa"/>
@@ -1492,12 +1472,6 @@
         </w:tc>
       </w:tr>
       <w:tr>
-        <w:tblPrEx>
-          <w:tblCellMar>
-            <w:top w:w="0" w:type="dxa"/>
-            <w:bottom w:w="0" w:type="dxa"/>
-          </w:tblCellMar>
-        </w:tblPrEx>
         <w:tc>
           <w:tcPr>
             <w:tcW w:w="1900" w:type="dxa"/>
@@ -1604,12 +1578,6 @@
         </w:tc>
       </w:tr>
       <w:tr>
-        <w:tblPrEx>
-          <w:tblCellMar>
-            <w:top w:w="0" w:type="dxa"/>
-            <w:bottom w:w="0" w:type="dxa"/>
-          </w:tblCellMar>
-        </w:tblPrEx>
         <w:tc>
           <w:tcPr>
             <w:tcW w:w="1900" w:type="dxa"/>
@@ -1717,12 +1685,6 @@
         </w:tc>
       </w:tr>
       <w:tr>
-        <w:tblPrEx>
-          <w:tblCellMar>
-            <w:top w:w="0" w:type="dxa"/>
-            <w:bottom w:w="0" w:type="dxa"/>
-          </w:tblCellMar>
-        </w:tblPrEx>
         <w:tc>
           <w:tcPr>
             <w:tcW w:w="1900" w:type="dxa"/>
@@ -1868,7 +1830,7 @@
         <w:spacing w:after="160" w:line="360" w:lineRule="auto"/>
       </w:pPr>
       <w:r>
-        <w:t>Aus der in Kapitel 2 dargestellten Forschungslücke leitet sich die Notwendigkeit eines konkreten, lauffähigen Demonstrationsmediums ab, an dem die diskutierten Prinzipien der nutzerzentrierten Personalisierung sicht- und untersuchbar werden. Die vorliegende Arbeit setzt diesen Lösungsvorschlag in Form eines vollautomatisierten, KI-gestützten Radios um, im Folgenden als Attune bezeichnet. Dieses Kapitel begründet die Wahl des Mediums, beschreibt den geplanten Untersuchungsgegenstand und ordnet die zu untersuchenden Mechanismen den in Kapitel 2 entwickelten Beurteilungsgrundlagen zu.</w:t>
+        <w:t>Aus der in Kapitel 2 dargestellten Forschungslücke leitet sich die Notwendigkeit eines konkreten, lauffähigen Demonstrationsmediums ab, an dem die diskutierten Prinzipien der nutzerzentrierten Personalisierung sicht- und untersuchbar werden. Die vorliegende Arbeit setzt diesen Lösungsvorschlag in Form eines vollautomatisierten, KI-gestützten Radios um, im Folgenden als Attune bezeichnet. Entwickelt wurde das Artefakt zunächst unter dem Arbeitstitel «Radio 25»; nach dem formativen Erstfeedback wurde es umbenannt, weil der Name den Vergleich mit klassischem Radio nahelegte und Verwechslungen mit dem Schweizer Sender Radio 24 provozierte (vgl. Abschnitt 8.3). Dieses Kapitel begründet die Wahl des Mediums, beschreibt den geplanten Untersuchungsgegenstand und ordnet die zu untersuchenden Mechanismen den in Kapitel 2 entwickelten Beurteilungsgrundlagen zu.</w:t>
       </w:r>
     </w:p>
     <w:p>
@@ -1916,9 +1878,8 @@
         <w:spacing w:after="160" w:line="360" w:lineRule="auto"/>
       </w:pPr>
       <w:r>
-        <w:t xml:space="preserve">Viertens lässt sich an einem vollautomatisierten Radio die gesamte Wertschöpfungskette technisch beherrschen. Die Inhalte werden nicht aus einem geschlossenen Empfehlungssystem eines Drittanbieters bezogen, sondern in einer eigenen Pipeline aus </w:t>
         <w:lastRenderedPageBreak/>
-        <w:t>Quellen-Aggregation, Sprachmodell-basierter Moderation und Sprachsynthese erzeugt. Dadurch lassen sich Personalisierungslogik, Transparenz, Diversität und Nutzerkontrolle in einem einzigen, durchgängigen System experimentell variieren, was bei kommerziellen Plattformen aus methodischen Gründen ausgeschlossen ist.</w:t>
+        <w:t>Viertens lässt sich an einem vollautomatisierten Radio die gesamte Wertschöpfungskette technisch beherrschen. Die Inhalte werden nicht aus einem geschlossenen Empfehlungssystem eines Drittanbieters bezogen, sondern in einer eigenen Pipeline aus Quellen-Aggregation, Sprachmodell-basierter Moderation und Sprachsynthese erzeugt. Dadurch lassen sich Personalisierungslogik, Transparenz, Diversität und Nutzerkontrolle in einem einzigen, durchgängigen System experimentell variieren, was bei kommerziellen Plattformen aus methodischen Gründen ausgeschlossen ist.</w:t>
       </w:r>
     </w:p>
     <w:p>
@@ -1958,7 +1919,11 @@
         <w:spacing w:after="160" w:line="360" w:lineRule="auto"/>
       </w:pPr>
       <w:r>
-        <w:t>Schliesslich ist ein Radio als Forschungsartefakt mit überschaubarem Aufwand realisierbar und gleichzeitig reichhaltig genug, um die zentralen Designentscheidungen einer wellbeing-orientierten Plattform durchgängig abzubilden. Es benötigt keinen redaktionellen Apparat, keine soziale Komponente und keine Empfehlungs-Infrastruktur eines Drittanbieters und kann dennoch Personalisierung, Inhaltsdiversität, Transparenz und Zeitgestaltung in einem konsistenten Erlebnis kombinieren.</w:t>
+        <w:t xml:space="preserve">Schliesslich ist ein Radio als Forschungsartefakt mit überschaubarem Aufwand realisierbar und gleichzeitig reichhaltig genug, um die zentralen Designentscheidungen einer wellbeing-orientierten Plattform durchgängig abzubilden. Es benötigt keinen redaktionellen Apparat, keine soziale Komponente und keine Empfehlungs-Infrastruktur eines Drittanbieters und </w:t>
+      </w:r>
+      <w:r>
+        <w:lastRenderedPageBreak/>
+        <w:t>kann dennoch Personalisierung, Inhaltsdiversität, Transparenz und Zeitgestaltung in einem konsistenten Erlebnis kombinieren.</w:t>
       </w:r>
     </w:p>
     <w:p>
@@ -1966,16 +1931,83 @@
         <w:pStyle w:val="berschrift2"/>
       </w:pPr>
       <w:r>
+        <w:t>3.3  Was an Attune konkret umgesetzt wird</w:t>
+      </w:r>
+    </w:p>
+    <w:p>
+      <w:pPr>
+        <w:spacing w:after="160" w:line="360" w:lineRule="auto"/>
+      </w:pPr>
+      <w:r>
+        <w:t>Attune ist als prototypischer Demonstrator konzipiert, der die in Kapitel 2 beschriebenen Mechanismen exemplarisch in einer wellbeing-orientierten Variante zeigt. Die folgenden Bausteine werden umgesetzt.</w:t>
+      </w:r>
+    </w:p>
+    <w:p>
+      <w:pPr>
+        <w:pStyle w:val="berschrift3"/>
+      </w:pPr>
+      <w:r>
+        <w:t>3.3.1  Explizite Präferenzangaben und Profilkonstruktion</w:t>
+      </w:r>
+    </w:p>
+    <w:p>
+      <w:pPr>
+        <w:spacing w:after="160" w:line="360" w:lineRule="auto"/>
+      </w:pPr>
+      <w:r>
+        <w:t>Die Hörerinnen und Hörer geben ihre Interessen, ihren Standort und einen Moderationsstil aktiv und nachvollziehbar an. Anders als bei Plattformen, die Profile primär aus implizitem Verhalten lernen, bleibt das Profil bei Attune transparent, einsehbar und jederzeit veränderbar. Damit wird die Anforderung an algorithmische Souveränität (Reviglio &amp; Agosti, 2020) konkret operationalisierbar, ohne die Nutzenden mit einem aufwendigen Konfigurationsritual zu überfordern.</w:t>
+      </w:r>
+    </w:p>
+    <w:p>
+      <w:pPr>
+        <w:pStyle w:val="berschrift3"/>
+      </w:pPr>
+      <w:r>
+        <w:t>3.3.2  Vollautomatisierte Sendungspipeline</w:t>
+      </w:r>
+    </w:p>
+    <w:p>
+      <w:pPr>
+        <w:spacing w:after="160" w:line="360" w:lineRule="auto"/>
+      </w:pPr>
+      <w:r>
+        <w:t>Eine einzige Pipeline aggregiert Nachrichten- und Wetterdaten aus offenen Quellen, generiert daraus mit einem Sprachmodell die Moderationstexte und überführt diese mit einer Sprachsynthese in eine zusammenhängende Sendung aus Jingles, Begrüssung, Nachrichten, Musik, Wetter und Verabschiedung. Sie ersetzt die klassische Redaktion durch eine maschinelle, aber regelgeleitete Inhaltsproduktion und macht das Funktionsprinzip kommerzieller Empfehlungs-Pipelines an einem nicht-kommerziellen Beispiel sichtbar.</w:t>
+      </w:r>
+    </w:p>
+    <w:p>
+      <w:pPr>
+        <w:pStyle w:val="berschrift3"/>
+      </w:pPr>
+      <w:r>
+        <w:t>3.3.3  Kuratierungs- und Empfehlungslogik mit alternativem Zielwert</w:t>
+      </w:r>
+    </w:p>
+    <w:p>
+      <w:pPr>
+        <w:spacing w:after="160" w:line="360" w:lineRule="auto"/>
+      </w:pPr>
+      <w:r>
+        <w:t>Die Auswahl und Reihenfolge der Inhalte folgt nicht der Maximierung von Verweildauer, sondern explizit definierten, am Nutzerwohl ausgerichteten Kriterien: thematische Vielfalt im Sinne einer bewussten Diversifikation, Eignung für den Tageszeitkontext und Übereinstimmung mit den deklarierten Präferenzen. Damit werden die in Abschnitt 2.2.3 beschriebenen Empfehlungsparadigmen (Ricci et al., 2015) auf eine wellbeing-orientierte Zielfunktion umgestellt, wie sie Milano et al. (2020) und Peters et al. (2020) als notwendig erachten.</w:t>
+      </w:r>
+    </w:p>
+    <w:p>
+      <w:pPr>
+        <w:pStyle w:val="berschrift3"/>
+      </w:pPr>
+      <w:r>
+        <w:t>3.3.4  Definierte Sessiongestaltung statt endlosem Strom</w:t>
+      </w:r>
+    </w:p>
+    <w:p>
+      <w:pPr>
+        <w:spacing w:after="160" w:line="360" w:lineRule="auto"/>
+      </w:pPr>
+      <w:r>
+        <w:t xml:space="preserve">Eine Sendung hat eine feste, kommunizierte Länge und endet hörbar mit einer Verabschiedung und einem Outro-Jingle. Es gibt keinen Autoplay-Anschluss, kein endloses Scrollen, keine algorithmisch gesteuerten «Empfehlungs-Cliffhanger». Diese strukturelle Entscheidung adressiert direkt die in Abschnitt 1.3 beschriebenen manipulativen </w:t>
+      </w:r>
+      <w:r>
         <w:lastRenderedPageBreak/>
-        <w:t>3.3  Was an Attune konkret umgesetzt wird</w:t>
-      </w:r>
-    </w:p>
-    <w:p>
-      <w:pPr>
-        <w:spacing w:after="160" w:line="360" w:lineRule="auto"/>
-      </w:pPr>
-      <w:r>
-        <w:t>Attune ist als prototypischer Demonstrator konzipiert, der die in Kapitel 2 beschriebenen Mechanismen exemplarisch in einer wellbeing-orientierten Variante zeigt. Die folgenden Bausteine werden umgesetzt.</w:t>
+        <w:t>Designmuster und übersetzt die METUX-Forderung nach Autonomie auf der Verhaltensebene (Peters et al., 2018) in ein konkretes Sendungsformat.</w:t>
       </w:r>
     </w:p>
     <w:p>
@@ -1983,71 +2015,6 @@
         <w:pStyle w:val="berschrift3"/>
       </w:pPr>
       <w:r>
-        <w:t>3.3.1  Explizite Präferenzangaben und Profilkonstruktion</w:t>
-      </w:r>
-    </w:p>
-    <w:p>
-      <w:pPr>
-        <w:spacing w:after="160" w:line="360" w:lineRule="auto"/>
-      </w:pPr>
-      <w:r>
-        <w:t>Die Hörerinnen und Hörer geben ihre Interessen, ihren Standort und einen Moderationsstil aktiv und nachvollziehbar an. Anders als bei Plattformen, die Profile primär aus implizitem Verhalten lernen, bleibt das Profil bei Attune transparent, einsehbar und jederzeit veränderbar. Damit wird die Anforderung an algorithmische Souveränität (Reviglio &amp; Agosti, 2020) konkret operationalisierbar, ohne die Nutzenden mit einem aufwendigen Konfigurationsritual zu überfordern.</w:t>
-      </w:r>
-    </w:p>
-    <w:p>
-      <w:pPr>
-        <w:pStyle w:val="berschrift3"/>
-      </w:pPr>
-      <w:r>
-        <w:t>3.3.2  Vollautomatisierte Sendungspipeline</w:t>
-      </w:r>
-    </w:p>
-    <w:p>
-      <w:pPr>
-        <w:spacing w:after="160" w:line="360" w:lineRule="auto"/>
-      </w:pPr>
-      <w:r>
-        <w:t>Eine einzige Pipeline aggregiert Nachrichten- und Wetterdaten aus offenen Quellen, generiert daraus mit einem Sprachmodell die Moderationstexte und überführt diese mit einer Sprachsynthese in eine zusammenhängende Sendung aus Jingles, Begrüssung, Nachrichten, Musik, Wetter und Verabschiedung. Sie ersetzt die klassische Redaktion durch eine maschinelle, aber regelgeleitete Inhaltsproduktion und macht das Funktionsprinzip kommerzieller Empfehlungs-Pipelines an einem nicht-kommerziellen Beispiel sichtbar.</w:t>
-      </w:r>
-    </w:p>
-    <w:p>
-      <w:pPr>
-        <w:pStyle w:val="berschrift3"/>
-      </w:pPr>
-      <w:r>
-        <w:t>3.3.3  Kuratierungs- und Empfehlungslogik mit alternativem Zielwert</w:t>
-      </w:r>
-    </w:p>
-    <w:p>
-      <w:pPr>
-        <w:spacing w:after="160" w:line="360" w:lineRule="auto"/>
-      </w:pPr>
-      <w:r>
-        <w:t>Die Auswahl und Reihenfolge der Inhalte folgt nicht der Maximierung von Verweildauer, sondern explizit definierten, am Nutzerwohl ausgerichteten Kriterien: thematische Vielfalt im Sinne einer bewussten Diversifikation, Eignung für den Tageszeitkontext und Übereinstimmung mit den deklarierten Präferenzen. Damit werden die in Abschnitt 2.2.3 beschriebenen Empfehlungsparadigmen (Ricci et al., 2015) auf eine wellbeing-orientierte Zielfunktion umgestellt, wie sie Milano et al. (2020) und Peters et al. (2020) als notwendig erachten.</w:t>
-      </w:r>
-    </w:p>
-    <w:p>
-      <w:pPr>
-        <w:pStyle w:val="berschrift3"/>
-      </w:pPr>
-      <w:r>
-        <w:t>3.3.4  Definierte Sessiongestaltung statt endlosem Strom</w:t>
-      </w:r>
-    </w:p>
-    <w:p>
-      <w:pPr>
-        <w:spacing w:after="160" w:line="360" w:lineRule="auto"/>
-      </w:pPr>
-      <w:r>
-        <w:t>Eine Sendung hat eine feste, kommunizierte Länge und endet hörbar mit einer Verabschiedung und einem Outro-Jingle. Es gibt keinen Autoplay-Anschluss, kein endloses Scrollen, keine algorithmisch gesteuerten «Empfehlungs-Cliffhanger». Diese strukturelle Entscheidung adressiert direkt die in Abschnitt 1.3 beschriebenen manipulativen Designmuster und übersetzt die METUX-Forderung nach Autonomie auf der Verhaltensebene (Peters et al., 2018) in ein konkretes Sendungsformat.</w:t>
-      </w:r>
-    </w:p>
-    <w:p>
-      <w:pPr>
-        <w:pStyle w:val="berschrift3"/>
-      </w:pPr>
-      <w:r>
-        <w:lastRenderedPageBreak/>
         <w:t>3.3.5  Transparenz über Quellen, Logik und Personalisierung</w:t>
       </w:r>
     </w:p>
@@ -2158,6 +2125,7 @@
         <w:pStyle w:val="berschrift2"/>
       </w:pPr>
       <w:r>
+        <w:lastRenderedPageBreak/>
         <w:t>3.5  Abgrenzung des Untersuchungsumfangs</w:t>
       </w:r>
     </w:p>
@@ -2166,7 +2134,6 @@
         <w:spacing w:after="160" w:line="360" w:lineRule="auto"/>
       </w:pPr>
       <w:r>
-        <w:lastRenderedPageBreak/>
         <w:t>Attune versteht sich als Konzeptstudie, nicht als marktreifes Produkt. Die Pipeline wird soweit umgesetzt, wie es für eine konsistente Hörerfahrung und eine aussagekräftige Nutzerstudie mit einer kleinen Probandengruppe erforderlich ist. Aspekte, die für eine Skalierung relevant wären (Authentifizierung, Datenhaltung in einer Datenbank, redaktionelle Qualitätssicherung im grossen Massstab, Werbe- und Lizenzfragen), werden bewusst ausgeklammert und im Ausblick der Arbeit eingeordnet. Die folgenden Kapitel entwickeln auf dieser Grundlage die konkrete Forschungsfrage, das Untersuchungsdesign und den Aufbau der Evaluation.</w:t>
       </w:r>
     </w:p>
@@ -2388,6 +2355,8 @@
       </w:pPr>
       <w:r>
         <w:t xml:space="preserve">Die Arbeit leistet einen Beitrag an der Schnittstelle von Wirtschaftsinformatik, Medienethik und Human-Computer Interaction. Sie liefert ein durchgängiges, lauffähiges Artefakt, an dem sich die Prinzipien aus Self-Determination Theory (Ryan &amp; Deci, 2000), Value-Sensitive Design (Hendry et al., 2021), Digital Wellbeing (Vanden Abeele, 2021; Burr et al., 2020; Peters et al., 2020) und algorithmischer Souveränität (Reviglio &amp; Agosti, 2020) integriert beobachten lassen – ein Setting, das in der bisherigen Literatur überwiegend konzeptionell, aber nur selten in einem konsistent gebauten System adressiert wird (vgl. Abschnitt 2.5). Der Pilottest erzeugt darüber hinaus erste empirische Hinweise auf die Nutzerakzeptanz </w:t>
+      </w:r>
+      <w:r>
         <w:lastRenderedPageBreak/>
         <w:t>wellbeing-orientierter Personalisierung und liefert eine methodische Vorlage, an der sich grössere Folgestudien orientieren können.</w:t>
       </w:r>
@@ -2479,6 +2448,8 @@
       </w:pPr>
       <w:r>
         <w:t xml:space="preserve">Sprach- und Kulturraum: Untersucht wird der deutschsprachige Raum mit Schweizer Hochdeutsch als Sprachausgabe; mehrsprachige Anwendung und kulturelle </w:t>
+      </w:r>
+      <w:r>
         <w:lastRenderedPageBreak/>
         <w:t>Adaption werden im Ausblick (Abschnitt 11.3) gestreift, nicht aber empirisch untersucht.</w:t>
       </w:r>
@@ -2539,6 +2510,8 @@
       </w:pPr>
       <w:r>
         <w:t xml:space="preserve">Als zweites Werkzeug wurde Claude (Anthropic) als KI-basiertes Recherchewerkzeug eingesetzt, primär zur Query Expansion und zur Identifikation angrenzender Theoriefelder. Prompts wie «Welche Theorien und zentralen Autorinnen und Autoren prägen die Debatte um Digital Wellbeing in Social Media?» oder «Welche Konzepte adressieren Nutzerkontrolle und algorithmische Transparenz in Empfehlungssystemen?» lieferten thematische Übersichten und konkrete Quellenvorschläge. Auf diesem Weg wurden unter anderem die Begriffe «Algorithmic Sovereignty» (Reviglio &amp; Agosti, 2020), «Persuasive Technology» (Fogg, 2003), «Digital Nudging» (Weinmann et al., 2016) und das METUX-Modell (Peters et al., 2018) als relevant identifiziert. Claude wurde dabei ausschliesslich für die Ideenfindung und Begriffserweiterung genutzt; jede vorgeschlagene Quelle wurde anschliessend in </w:t>
+      </w:r>
+      <w:r>
         <w:lastRenderedPageBreak/>
         <w:t>Swisscovery, im Verlagskatalog oder über den Digital Object Identifier verifiziert und als Originaldokument bezogen. Kein Inhalt wurde ohne Gegenprüfung übernommen.</w:t>
       </w:r>
@@ -2589,6 +2562,8 @@
       </w:pPr>
       <w:r>
         <w:t xml:space="preserve">Auf die vorliegende Arbeit übertragen bedeutet dies: Der Relevance Cycle ist in den Kapiteln 1 und 3 sowie im Pilottest (Abschnitt 8.3) verankert; der Rigor Cycle wird in Kapitel 2 sowie </w:t>
+      </w:r>
+      <w:r>
         <w:lastRenderedPageBreak/>
         <w:t>in Abschnitt 5.1 dokumentiert; der Design Cycle umfasst die in den Kapiteln 6 und 7 beschriebene iterative Konstruktion und die in Kapitel 8 ausgeführte Evaluation. Peffers et al. (2007) ergänzen diesen Rahmen um eine konkrete Schrittfolge – Problem Identification, Definition of Objectives, Design and Development, Demonstration, Evaluation, Communication –, die im Gesamtaufbau dieser Arbeit unmittelbar erkennbar ist und in der nachfolgenden Vorgehensbeschreibung in Abschnitt 5.3 ihren operativen Ausdruck findet.</w:t>
       </w:r>
@@ -2634,12 +2609,6 @@
         <w:gridCol w:w="2400"/>
       </w:tblGrid>
       <w:tr>
-        <w:tblPrEx>
-          <w:tblCellMar>
-            <w:top w:w="0" w:type="dxa"/>
-            <w:bottom w:w="0" w:type="dxa"/>
-          </w:tblCellMar>
-        </w:tblPrEx>
         <w:tc>
           <w:tcPr>
             <w:tcW w:w="700" w:type="dxa"/>
@@ -2770,12 +2739,6 @@
         </w:tc>
       </w:tr>
       <w:tr>
-        <w:tblPrEx>
-          <w:tblCellMar>
-            <w:top w:w="0" w:type="dxa"/>
-            <w:bottom w:w="0" w:type="dxa"/>
-          </w:tblCellMar>
-        </w:tblPrEx>
         <w:tc>
           <w:tcPr>
             <w:tcW w:w="700" w:type="dxa"/>
@@ -2894,12 +2857,6 @@
         </w:tc>
       </w:tr>
       <w:tr>
-        <w:tblPrEx>
-          <w:tblCellMar>
-            <w:top w:w="0" w:type="dxa"/>
-            <w:bottom w:w="0" w:type="dxa"/>
-          </w:tblCellMar>
-        </w:tblPrEx>
         <w:tc>
           <w:tcPr>
             <w:tcW w:w="700" w:type="dxa"/>
@@ -3018,12 +2975,6 @@
         </w:tc>
       </w:tr>
       <w:tr>
-        <w:tblPrEx>
-          <w:tblCellMar>
-            <w:top w:w="0" w:type="dxa"/>
-            <w:bottom w:w="0" w:type="dxa"/>
-          </w:tblCellMar>
-        </w:tblPrEx>
         <w:tc>
           <w:tcPr>
             <w:tcW w:w="700" w:type="dxa"/>
@@ -3142,12 +3093,6 @@
         </w:tc>
       </w:tr>
       <w:tr>
-        <w:tblPrEx>
-          <w:tblCellMar>
-            <w:top w:w="0" w:type="dxa"/>
-            <w:bottom w:w="0" w:type="dxa"/>
-          </w:tblCellMar>
-        </w:tblPrEx>
         <w:tc>
           <w:tcPr>
             <w:tcW w:w="700" w:type="dxa"/>
@@ -3266,12 +3211,6 @@
         </w:tc>
       </w:tr>
       <w:tr>
-        <w:tblPrEx>
-          <w:tblCellMar>
-            <w:top w:w="0" w:type="dxa"/>
-            <w:bottom w:w="0" w:type="dxa"/>
-          </w:tblCellMar>
-        </w:tblPrEx>
         <w:tc>
           <w:tcPr>
             <w:tcW w:w="700" w:type="dxa"/>
@@ -3390,12 +3329,6 @@
         </w:tc>
       </w:tr>
       <w:tr>
-        <w:tblPrEx>
-          <w:tblCellMar>
-            <w:top w:w="0" w:type="dxa"/>
-            <w:bottom w:w="0" w:type="dxa"/>
-          </w:tblCellMar>
-        </w:tblPrEx>
         <w:tc>
           <w:tcPr>
             <w:tcW w:w="700" w:type="dxa"/>
@@ -3514,12 +3447,6 @@
         </w:tc>
       </w:tr>
       <w:tr>
-        <w:tblPrEx>
-          <w:tblCellMar>
-            <w:top w:w="0" w:type="dxa"/>
-            <w:bottom w:w="0" w:type="dxa"/>
-          </w:tblCellMar>
-        </w:tblPrEx>
         <w:tc>
           <w:tcPr>
             <w:tcW w:w="700" w:type="dxa"/>
@@ -3649,6 +3576,8 @@
       </w:pPr>
       <w:r>
         <w:t xml:space="preserve">Die Pakete AP1 bis AP4 bilden den Kern des Design Cycle, AP5 und AP6 schliessen den Relevance Cycle, und AP7 sichert die Anschlussfähigkeit für den Rigor Cycle. Der </w:t>
+      </w:r>
+      <w:r>
         <w:lastRenderedPageBreak/>
         <w:t>Zeitrahmen erstreckt sich über das offizielle BSc-Thesis-Fenster von rund zehn Wochen, ergänzt um eine Vorbereitungsphase, in der erste Literaturrecherchen sowie technische Prototypen bereits vor dem offiziellen Projektstart durchgeführt wurden.</w:t>
       </w:r>
@@ -3707,6 +3636,8 @@
       </w:pPr>
       <w:r>
         <w:t xml:space="preserve">Der Pilottest läuft über eine Woche mit ca. fünf Testpersonen aus dem Bekanntenkreis des Autors. Die Probandengruppe ist gezielt klein gehalten, um eine intensive qualitative Auswertung zu ermöglichen. Der Ablauf – Onboarding, Nutzung im Alltag, </w:t>
+      </w:r>
+      <w:r>
         <w:lastRenderedPageBreak/>
         <w:t>Abschlussinterview – sowie die Einwilligung der Teilnehmenden werden in den Abschnitten 8.3 und 8.5 ausführlich beschrieben.</w:t>
       </w:r>
@@ -3765,6 +3696,8 @@
       </w:pPr>
       <w:r>
         <w:t xml:space="preserve">Die Durchführung der Arbeit setzt ein Bündel an Kompetenzen voraus, die im Studienverlauf des Autors bereits angelegt sind, in einzelnen Bereichen aber gezielt vertieft werden. Die LLM-Integration mit Claude über das Vercel AI SDK sowie das Prompt-Engineering für Schweizer Hochdeutsch sind im Rahmen der Implementation neu erschlossene Themen; die Sprachsynthese mit ElevenLabs (eleven_multilingual_v2) erfordert eine Konfiguration der Stimmenprofile und der Aussprachekontrolle, die im Verlauf des Design Cycle iterativ </w:t>
+      </w:r>
+      <w:r>
         <w:lastRenderedPageBreak/>
         <w:t>angepasst wird. Die Webapplikation auf Basis von Next.js 15, React 19, TypeScript und Tailwind CSS 4 baut auf vorhandenen Erfahrungen auf, die agentische Pipeline-Steuerung erweitert sie um asynchrone Orchestrierungsmuster.</w:t>
       </w:r>
@@ -3792,15 +3725,15 @@
       </w:pPr>
       <w:r>
         <w:lastRenderedPageBreak/>
-        <w:t>8  Validierung</w:t>
-      </w:r>
-    </w:p>
-    <w:p>
-      <w:pPr>
-        <w:spacing w:after="160" w:line="360" w:lineRule="auto"/>
-      </w:pPr>
-      <w:r>
-        <w:t>Das Kapitel klärt, wie das in den Kapiteln 6 und 7 entworfene und umgesetzte Artefakt validiert wird. Es definiert pro Validierungsstrang, was geprüft wird, und legt die Schwellwerte fest, an denen der Erfolg gemessen wird. Die methodische Grundlage – die einzelnen Datenquellen, der Pilottest-Ablauf und die Auswertungsverfahren – ist in Kapitel 5 (Abschnitte 5.4 und 5.5) ausführlich beschrieben; dieses Kapitel verweist darauf und ergänzt die strangbezogene Operationalisierung.</w:t>
+        <w:t>6  Konzept und Architektur</w:t>
+      </w:r>
+    </w:p>
+    <w:p>
+      <w:pPr>
+        <w:spacing w:after="160" w:line="360" w:lineRule="auto"/>
+      </w:pPr>
+      <w:r>
+        <w:t>Während Kapitel 3 begründet hat, was Attune als Forschungsartefakt demonstrieren soll, beschreibt dieses Kapitel, wie die fünf Bausteine aus Abschnitt 3.3 in ein konkretes Systemdesign überführt wurden. Dazu werden zunächst die Anforderungen aus dem Problemraum abgeleitet (6.1), anschliessend die Gesamtarchitektur im Überblick dargestellt (6.2) und die einzelnen Komponenten im Detail beschrieben (6.3). Die Abschnitte 6.4 und 6.5 zeigen, wie die Wellbeing-Ziele und die theoretischen Beurteilungsgrundlagen aus Abschnitt 2.3 designseitig verankert sind, bevor Abschnitt 6.6 den Datenfluss und die Datenschutz-Entscheidungen erläutert. Die technische Umsetzung der hier beschriebenen Konzepte ist Gegenstand von Kapitel 7.</w:t>
       </w:r>
     </w:p>
     <w:p>
@@ -3808,23 +3741,34 @@
         <w:pStyle w:val="berschrift2"/>
       </w:pPr>
       <w:r>
-        <w:t>8.1  Aufbau der Validierung</w:t>
-      </w:r>
-    </w:p>
-    <w:p>
-      <w:pPr>
-        <w:spacing w:after="160" w:line="360" w:lineRule="auto"/>
-      </w:pPr>
-      <w:r>
-        <w:t>Der Machbarkeitsnachweis prüft, ob das Artefakt technisch funktioniert. Die Usability- und Akzeptanzmessung prüft, ob es als bedienbar und nützlich erlebt wird. Die Wirkungsmessung prüft, ob es die in Kapitel 2 hergeleiteten Effekte zu Autonomie, Wohlbefinden und algorithmischer Souveränität entfaltet. Diese Reihenfolge ist nicht zufällig: Ohne Machbarkeit greift weder Akzeptanz- noch Wirkungsmessung; ohne ausreichende Akzeptanz lassen sich Wirkungseffekte nicht zuverlässig zuschreiben.</w:t>
-      </w:r>
-    </w:p>
-    <w:p>
-      <w:pPr>
-        <w:spacing w:after="160" w:line="360" w:lineRule="auto"/>
-      </w:pPr>
-      <w:r>
-        <w:t>Erhoben wird in zwei Studienformaten, die sich ergänzen. Format A umfasst eine 1-malige Nutzung mit anschliessender Befragung und erfasst den Erstkontakt-Eindruck. Format B umfasst eine Nutzungsphase über mindestens ein Wochenende, idealerweise eine Woche, mit Abschlussbefragung und erfasst den Gewohnheitseffekt. Personen, die beide Formate durchlaufen, beantworten den Fragebogen zweimal; der individuelle Vergleich der Antworten dient als Indikator für die Verschiebung vom Erstkontakt zur Gewohnheit. Stichprobengrösse, Rekrutierung, Pilottest-Ablauf und die zugrundeliegenden Erhebungsinstrumente – SUS, Wellbeing-Items, semistrukturierte Interviews und Nutzungslogs – sind in Abschnitt 5.4 dokumentiert.</w:t>
+        <w:t>6.1  Anforderungen</w:t>
+      </w:r>
+    </w:p>
+    <w:p>
+      <w:pPr>
+        <w:spacing w:after="160" w:line="360" w:lineRule="auto"/>
+      </w:pPr>
+      <w:r>
+        <w:t>Die funktionalen Anforderungen ergeben sich unmittelbar aus den fünf Bausteinen aus Abschnitt 3.3. Das System muss erstens explizite Präferenzangaben erfassen und in ein einsehbares, jederzeit änderbares Profil überführen (F1). Zweitens muss es daraus ohne weiteres menschliches Zutun eine vollständige Radiosendung mit Begrüssung, Nachrichten, Wetter, Musik und Verabschiedung erzeugen (F2). Drittens muss die Inhaltsauswahl an einem alternativen Zielwert ausgerichtet sein: Vielfalt, Tageszeit und Profilpassung statt maximierter Verweildauer (F3). Viertens muss jede Sendung als abgeschlossene Einheit mit definierter Länge und hörbarem Ende gestaltet sein – ohne Autoplay, Endlosstrom oder offene Schleifen (F4). Fünftens muss das System seine Quellen, Verarbeitungsschritte und Personalisierungsentscheidungen gegenüber den Hörerinnen und Hörern offenlegen (F5).</w:t>
+      </w:r>
+    </w:p>
+    <w:p>
+      <w:pPr>
+        <w:spacing w:after="160" w:line="360" w:lineRule="auto"/>
+      </w:pPr>
+      <w:r>
+        <w:t xml:space="preserve">Hinzu kommen nicht-funktionale Anforderungen, die sich aus dem Problemraum der Kapitel 1 und 2 sowie aus dem Charakter der Arbeit als Konzeptstudie ergeben. Datensparsamkeit: Das System darf keine Verhaltensdaten erheben oder serverseitig speichern, da die implizite Beobachtung des Nutzungsverhaltens genau der Mechanismus ist, der </w:t>
+      </w:r>
+      <w:del w:id="0" w:author="Claude" w:date="2026-06-07T12:00:00Z">
+        <w:r>
+          <w:delText>in Abschnitt 1.2</w:delText>
+        </w:r>
+      </w:del>
+      <w:r>
+        <w:t>in den Abschnitten 1.2 und 1.7</w:t>
+      </w:r>
+      <w:r>
+        <w:t xml:space="preserve"> als Kern des Problems identifiziert wurde (Zuboff, 2019). Robustheit: Jede externe Abhängigkeit (Nachrichten, Wetter, Sprachmodell, Sprachsynthese, Musik) muss einen lokalen Rückfallmodus besitzen, damit Demonstrationen und Pilotsitzungen nicht am Ausfall eines Drittdienstes scheitern. Kosteneffizienz: Die Erzeugungskosten pro Sendung müssen im Rahmen eines studentischen API-Budgets liegen. Kontextbezug: Nachrichtenquellen und Sprache müssen auf den schweizerischen Kontext der Pilotstudie zugeschnitten sein. Nachvollziehbarkeit: Als Forschungsartefakt muss der Quellcode offen einsehbar und die Architektur dokumentierbar sein.</w:t>
       </w:r>
     </w:p>
     <w:p>
@@ -3832,17 +3776,24 @@
         <w:pStyle w:val="berschrift2"/>
       </w:pPr>
       <w:r>
-        <w:t>8.2  Machbarkeitsnachweis</w:t>
-      </w:r>
-    </w:p>
-    <w:p>
-      <w:pPr>
-        <w:spacing w:after="160" w:line="360" w:lineRule="auto"/>
-      </w:pPr>
-      <w:r>
-        <w:t xml:space="preserve">Der Machbarkeitsnachweis erfolgt auf drei Ebenen. Erstens dient der lauffähige Prototyp als Demonstration: Ein End-to-End-Durchlauf von der Profileingabe über Datenintegration, LLM-gestützte Textgenerierung und Sprachsynthese bis zur ausgespielten Sendung wird reproduzierbar dokumentiert; eine Beispielsendung findet sich in Anhang E. Zweitens werden für die zentralen Pipeline-Komponenten – Datenintegration, Personalisierung, LLM-Aufrufe und Sprachsynthese – automatisierte Tests geführt, die Normalfälle, Fehlerpfade und Grenzfälle abdecken. Drittens werden nicht-funktionale Eigenschaften gemessen: Latenz pro Pipeline-Schritt, Kosten pro Sendung in LLM-Tokens und TTS-Minuten, Fehlerraten (Halluzinationen, fehlgeschlagene API-Calls) und Stabilität bei wiederholter </w:t>
         <w:lastRenderedPageBreak/>
-        <w:t>Ausführung. Die Messungen erfolgen über mindestens 20 generierte Sendungen mit unterschiedlichen Profilkonfigurationen, um Schwankungen sichtbar zu machen.</w:t>
+        <w:t>6.2  Architekturüberblick</w:t>
+      </w:r>
+    </w:p>
+    <w:p>
+      <w:pPr>
+        <w:spacing w:after="160" w:line="360" w:lineRule="auto"/>
+      </w:pPr>
+      <w:r>
+        <w:t>Attune ist als Webapplikation auf Basis von Next.js 15 mit React 19 und TypeScript umgesetzt; die Gestaltung erfolgt mit Tailwind CSS. Die Architektur trennt eine Client-Seite, auf der Präferenzformular, Audio-Player und Transparenz-Komponenten laufen, von einer Server-Seite, die als einzelner Orchestrierungs-Endpunkt ausgelegt ist. Hinter diesem Endpunkt liegt eine Service-Schicht mit je einem eigenständigen Modul pro externem Dienst: Nachrichtenintegration über RSS, Wetterdaten, LLM-Textgenerierung, Sprachsynthese sowie Musikeinbindung. Diese strikte Modularisierung hat zwei Gründe: Sie erlaubt es, jeden Dienst einzeln durch einen Mock-Modus zu ersetzen (Robustheitsanforderung), und sie macht die Pipeline-Schritte einzeln benennbar – eine Voraussetzung dafür, dass die Transparenzanzeige (F5) den tatsächlichen Verarbeitungsweg abbilden kann.</w:t>
+      </w:r>
+    </w:p>
+    <w:p>
+      <w:pPr>
+        <w:spacing w:after="160" w:line="360" w:lineRule="auto"/>
+      </w:pPr>
+      <w:r>
+        <w:t>Die Erzeugung einer Sendung folgt einem festen Ablauf in fünf Schritten. Zuerst werden Nachrichtenartikel und Wetterdaten parallel beschafft, wobei die Artikel unmittelbar nach dem Abruf durch die Kuratierungslogik gefiltert werden. Danach wählt das Musikmodul je nach Sendungslänge null bis drei Musiktitel aus. Im dritten Schritt wird ein Segmentplan aufgebaut, der die feste Dramaturgie der Sendung definiert: Eröffnungsjingle, Begrüssung, Nachrichtenblock, Musik, Wetterbericht, Musik, Verabschiedung und Schlussjingle. Anschliessend erzeugt das Sprachmodell für jedes Moderationssegment einen Text, der zuletzt durch die Sprachsynthese in Audio umgewandelt wird. Der Fortschritt dieser Schritte wird während der Erzeugung als Ereignisstrom an den Client übertragen und dort in Echtzeit angezeigt, sodass die Hörerinnen und Hörer den Entstehungsprozess ihrer Sendung mitverfolgen können.</w:t>
       </w:r>
     </w:p>
     <w:p>
@@ -3850,15 +3801,156 @@
         <w:pStyle w:val="berschrift2"/>
       </w:pPr>
       <w:r>
-        <w:t>8.3  Usability und Akzeptanz</w:t>
-      </w:r>
-    </w:p>
-    <w:p>
-      <w:pPr>
-        <w:spacing w:after="160" w:line="360" w:lineRule="auto"/>
-      </w:pPr>
-      <w:r>
-        <w:t>Die Usability- und Akzeptanzmessung kombiniert das in Abschnitt 5.4 beschriebene SUS-Instrument mit eigenkonstruierten Items, die sich an TAM und UTAUT orientieren und gezielt die Einstellungsmöglichkeiten der Webapplikation adressieren. Diese Eigenkonstruktion ist methodisch begründet: Standardinstrumente prüfen Bedienbarkeit gegen einen abstrakten Idealnutzer, sie können aber nicht klären, ob konkrete Funktionen eines neuartigen Artefakts erwünscht sind. Pro Einstellungsmöglichkeit – Sendungslänge, Themenpräferenzen, Stimmenwahl, Diversifikationsgrad und Transparenzanzeige – wird ein dreigeteiltes Item-Set erhoben: was gefällt, was als unnötig empfunden wird, was zusätzlich gewünscht wäre. Die Items werden mit LLM-Unterstützung formuliert und vor dem Pilottest mit dem Betreuer abgestimmt. Der vollständige Item-Katalog ist in Anhang C dokumentiert.</w:t>
+        <w:t>6.3  Komponenten im Detail</w:t>
+      </w:r>
+    </w:p>
+    <w:p>
+      <w:pPr>
+        <w:pStyle w:val="berschrift3"/>
+      </w:pPr>
+      <w:r>
+        <w:t>6.3.1  Orchestrator</w:t>
+      </w:r>
+    </w:p>
+    <w:p>
+      <w:pPr>
+        <w:spacing w:after="160" w:line="360" w:lineRule="auto"/>
+      </w:pPr>
+      <w:r>
+        <w:t>Der Orchestrator ist die zentrale Steuereinheit der Sendungserzeugung und implementiert den in Abschnitt 6.2 beschriebenen Fünf-Schritt-Ablauf als agentische Pipeline. Er nimmt die Konfiguration der Nutzerin – gewählte Themen, Standort, Sprechstil, Sendungslänge und Musikoption – entgegen und skaliert daran sämtliche Erzeugungsparameter: die Anzahl der berücksichtigten Nachrichtenartikel, das Tokenbudget der Textgenerierung und die Anzahl der Musiktitel wachsen mit der gewählten Sendungslänge von fünf, zehn oder fünfzehn Minuten. Der Orchestrator meldet jeden abgeschlossenen Verarbeitungsschritt mit Zeitstempel an den Client; dieselben Meldungen speisen später die Pipeline-Anzeige und die Begründungsansicht. Damit ist die Transparenzfunktion kein nachträglich erzeugtes Abbild, sondern ein Nebenprodukt des tatsächlichen Kontrollflusses.</w:t>
+      </w:r>
+    </w:p>
+    <w:p>
+      <w:pPr>
+        <w:pStyle w:val="berschrift3"/>
+      </w:pPr>
+      <w:r>
+        <w:lastRenderedPageBreak/>
+        <w:t>6.3.2  Personalisierungsmodul</w:t>
+      </w:r>
+    </w:p>
+    <w:p>
+      <w:pPr>
+        <w:spacing w:after="160" w:line="360" w:lineRule="auto"/>
+      </w:pPr>
+      <w:r>
+        <w:t>Die Profilkonstruktion folgt dem Prinzip der expliziten Präferenzangabe (F1): Sämtliche Personalisierung beruht auf Angaben, welche die Nutzerinnen und Nutzer selbst im Präferenzformular machen. Zur Wahl stehen elf Themenkategorien (von Politik über Wirtschaft, Sport und Technologie bis zu einem Lokalteil), drei Sprechstile (</w:t>
+      </w:r>
+      <w:r>
+        <w:t>seriös, locker, energisch</w:t>
+      </w:r>
+      <w:r>
+        <w:t>), die Sendungslänge sowie die Musikoption. Das Profil wird ausschliesslich lokal im Browser gespeichert und mit einer zufällig erzeugten Kennung verknüpft; es existiert weder ein Benutzerkonto noch eine serverseitige Profildatenbank. Das Profil ist damit im Sinne von Baustein 1 vollständig einsehbar, änderbar und löschbar – die Nutzerin kann es jederzeit im Formular anpassen oder durch Löschen der Browserdaten restlos entfernen. Eine implizite Anreicherung des Profils durch beobachtetes Verhalten findet konzeptbedingt nicht statt (Reviglio &amp; Agosti, 2020).</w:t>
+      </w:r>
+    </w:p>
+    <w:p>
+      <w:pPr>
+        <w:pStyle w:val="berschrift3"/>
+      </w:pPr>
+      <w:r>
+        <w:t>6.3.3  Nachrichten- und Datenintegration</w:t>
+      </w:r>
+    </w:p>
+    <w:p>
+      <w:pPr>
+        <w:spacing w:after="160" w:line="360" w:lineRule="auto"/>
+      </w:pPr>
+      <w:r>
+        <w:t>Die Nachrichtenbeschaffung stützt sich auf öffentliche RSS-Feeds dreier Schweizer Medienhäuser – SRF, NZZ und Tages-Anzeiger –, die je Themenkategorie hinterlegt sind. Beim Abruf wird die Reihenfolge der Quellen zufällig durchmischt und die Artikel der verschiedenen Quellen werden abwechselnd verschachtelt, damit keine einzelne Quelle die Sendung dominiert. Die Wetterdaten stammen von OpenWeatherMap und beziehen sich auf den im Profil angegebenen Standort. Beide Integrationen liefern bei Nichterreichbarkeit definierte Ersatzdaten, sodass die Pipeline auch offline durchläuft.</w:t>
+      </w:r>
+    </w:p>
+    <w:p>
+      <w:pPr>
+        <w:pStyle w:val="berschrift3"/>
+      </w:pPr>
+      <w:r>
+        <w:t>6.3.4  LLM-Textgenerierung</w:t>
+      </w:r>
+    </w:p>
+    <w:p>
+      <w:pPr>
+        <w:spacing w:after="160" w:line="360" w:lineRule="auto"/>
+      </w:pPr>
+      <w:r>
+        <w:t>Die Moderationstexte werden durch das Sprachmodell Claude Sonnet 4 von Anthropic erzeugt, angebunden über das Vercel AI SDK. Ein gemeinsamer Systemprompt definiert die Rolle eines professionellen Radiomoderators, verlangt Schweizer Hochdeutsch ohne Dialekt, beschränkt die Ausgabe auf reinen Sprechtext ohne Auszeichnungen und enthält verbindliche Regeln zur Quellentreue: Das Modell darf ausschliesslich Inhalte der übergebenen Artikel wiedergeben und weder zusätzliche Fakten noch Quellen erfinden. Segmentspezifische Prompts steuern darüber hinaus Form und Tonalität: Die Begrüssung erhält eine tageszeitabhängige Stimmung – von wach und hell am Morgen bis sehr ruhig in der Nacht –, der Nachrichtenblock Vorgaben zu Übergängen zwischen den Meldungen, und die Tiefe der Behandlung skaliert mit der Sendungslänge. Die Tageszeit wird dabei bewusst in der Zeitzone der Hörerschaft bestimmt und nicht in der Serverzeit.</w:t>
+      </w:r>
+    </w:p>
+    <w:p>
+      <w:pPr>
+        <w:pStyle w:val="berschrift3"/>
+      </w:pPr>
+      <w:r>
+        <w:t>6.3.5  Sprachsynthese</w:t>
+      </w:r>
+    </w:p>
+    <w:p>
+      <w:pPr>
+        <w:spacing w:after="160" w:line="360" w:lineRule="auto"/>
+      </w:pPr>
+      <w:r>
+        <w:t xml:space="preserve">Die Umwandlung der Moderationstexte in Audio erfolgt über die Sprachsynthese von ElevenLabs mit einem mehrsprachigen Modell, das deutschsprachige Ausgabe in natürlicher </w:t>
+      </w:r>
+      <w:r>
+        <w:lastRenderedPageBreak/>
+        <w:t xml:space="preserve">Sprechqualität erlaubt. Jedem der drei Sprechstile ist eine eigene Stimme mit abgestimmten Syntheseparametern zugeordnet: </w:t>
+      </w:r>
+      <w:r>
+        <w:t>Der seriöse Stil verwendet eine stabile, zurückhaltende Einstellung</w:t>
+      </w:r>
+      <w:r>
+        <w:t xml:space="preserve">, der lockere Stil mehr Variabilität, </w:t>
+      </w:r>
+      <w:r>
+        <w:t>der energische Stil die höchste</w:t>
+      </w:r>
+      <w:r>
+        <w:t xml:space="preserve"> Ausdrucksstärke. Vor der Synthese werden die Texte normalisiert; Absatzwechsel werden in explizite Sprechpausen von einer Sekunde übersetzt, wie sie im Radio zwischen Meldungen üblich sind. Das Ergebnis sind MP3-Segmente, die direkt an den Client ausgeliefert werden. Für Entwicklungs- und Demonstrationszwecke existiert ein Mock-Modus, der stattdessen die Sprachausgabe des Browsers nutzt und keine API-Kosten verursacht.</w:t>
+      </w:r>
+    </w:p>
+    <w:p>
+      <w:pPr>
+        <w:pStyle w:val="berschrift3"/>
+      </w:pPr>
+      <w:r>
+        <w:t>6.3.6  Musikeinbindung</w:t>
+      </w:r>
+    </w:p>
+    <w:p>
+      <w:pPr>
+        <w:spacing w:after="160" w:line="360" w:lineRule="auto"/>
+      </w:pPr>
+      <w:r>
+        <w:t>Die Musikauswahl folgt einer Rückfallkaskade: Ist eine Spotify-Anbindung konfiguriert, wird dort nach Titeln aus wechselnden, zur Tageszeit passenden Genres gesucht; andernfalls greift das System auf den Katalog der Creative-Commons-Plattform Jamendo zurück und zuletzt auf lokal hinterlegte, lizenzfreie Titel. Die Musiktitel werden an feste Plätze des Segmentplans gebunden, sodass Musik die Moderationsblöcke gliedert, statt als Endlosstrom zu laufen. Die Anzahl der Titel ergibt sich aus der gewählten Sendungslänge.</w:t>
+      </w:r>
+    </w:p>
+    <w:p>
+      <w:pPr>
+        <w:pStyle w:val="berschrift3"/>
+      </w:pPr>
+      <w:r>
+        <w:t>6.3.7  Webapplikation und Benutzeroberfläche</w:t>
+      </w:r>
+    </w:p>
+    <w:p>
+      <w:pPr>
+        <w:spacing w:after="160" w:line="360" w:lineRule="auto"/>
+      </w:pPr>
+      <w:r>
+        <w:t>Die Client-Anwendung umfasst neben dem Präferenzformular und dem Audio-Player die Transparenz-Komponenten, die in Abschnitt 6.4 eingeordnet werden: eine Pipeline-Anzeige mit den Echtzeit-Verarbeitungsschritten, eine Quellenliste je Nachrichtenblock mit Verlinkung auf die Originalartikel und eine Begründungsansicht, die auf Wunsch erklärt, warum die Sendung so zusammengestellt wurde. Der Player spielt die Segmente einer Sendung nacheinander ab, startet jedoch nie selbsttätig; nach dem Schlussjingle zeigt eine Abschlusskarte das Ende der Sendung mit der gehörten Dauer an. Für die Pilotstudie ist die Anwendung durch ein Passwort geschützt; die Zugangskontrolle erfolgt über signierte Sitzungs-Cookies ohne Benutzerkonten.</w:t>
+      </w:r>
+    </w:p>
+    <w:p>
+      <w:pPr>
+        <w:spacing w:after="160" w:line="360" w:lineRule="auto"/>
+      </w:pPr>
+      <w:r>
+        <w:t xml:space="preserve">Das visuelle Design der Benutzeroberfläche wurde mit dem KI-gestützten Gestaltungswerkzeug Claude Design entwickelt: Auf Basis eines Kontext-Briefings, das </w:t>
+      </w:r>
+      <w:r>
+        <w:t>die fünf Bausteine aus Abschnitt 3.3 und deren theoretische Verankerung</w:t>
+      </w:r>
+      <w:r>
+        <w:t xml:space="preserve"> als verbindliche Vorgaben enthielt, entstanden Hi-Fi-Entwürfe von sieben Anwendungszuständen – vom Onboarding mit Einwilligung über Profil- und Wiedergabeansicht bis zur Abschlusskarte –, jeweils annotiert mit ihrem Theoriebezug. Diese Entwürfe («Radio 25 — Sieben Zustände») dienten als Vorlage für die Umsetzung der Komponenten und sind im GitHub-Repository des Projekts im Ordner archive dokumentiert.</w:t>
       </w:r>
     </w:p>
     <w:p>
@@ -3866,15 +3958,32 @@
         <w:pStyle w:val="berschrift2"/>
       </w:pPr>
       <w:r>
-        <w:t>8.4  Wirkung</w:t>
-      </w:r>
-    </w:p>
-    <w:p>
-      <w:pPr>
-        <w:spacing w:after="160" w:line="360" w:lineRule="auto"/>
-      </w:pPr>
-      <w:r>
-        <w:t>Die Wirkungsitems werden direkt aus dem theoretischen Rahmen in Kapitel 2 abgeleitet, sodass die Studie die spezifischen Konstrukte prüft, mit denen das Artefakt begründet wurde. Erhoben werden vier Wirkungsdimensionen. Die erste Dimension umfasst die psychologischen Grundbedürfnisse Autonomie, Kompetenz und Verbundenheit nach SDT (Abschnitt 2.3.1) sowie die wahrgenommene Werteorientierung im Sinne von VSD (Abschnitt 2.3.2). Die zweite Dimension misst das situative Wohlbefinden vor und nach der Nutzung in Anlehnung an die Wellbeing-Items aus Abschnitt 5.4 und das in Abschnitt 2.3.3 entwickelte Wellbeing-Verständnis. Die dritte Dimension erfasst die Aspekte der algorithmischen Souveränität – Transparenz, Steuerbarkeit und Vertrauen – und greift damit das in Abschnitt 2.3.4 als Souveränitätsdefizit beschriebene Phänomen direkt auf. Die vierte Dimension umfasst zwei Bereiche, die nicht aus dem Wellbeing-Diskurs stammen, für ein Medienartefakt aber konstitutiv sind: die klassischen Gebrauchszwecke Information und Unterhaltung (als Kontrollvariablen, damit die Wohlbefindenswirkung nicht zulasten der Grundfunktionen erkauft wird) und Awareness-Items zu Filterblasen, Bias und Grenzen des Systems (als zentraler Anspruch des Artefakts). Eine Übersicht der Konstrukte mit Beispielitems findet sich in Anhang C; die genaue Itemformulierung wird vor dem Pilottest finalisiert.</w:t>
+        <w:t>6.4  Wellbeing-Features im Design</w:t>
+      </w:r>
+    </w:p>
+    <w:p>
+      <w:pPr>
+        <w:spacing w:after="160" w:line="360" w:lineRule="auto"/>
+      </w:pPr>
+      <w:r>
+        <w:lastRenderedPageBreak/>
+        <w:t>Die Kuratierungslogik (Baustein 3) operationalisiert den alternativen Zielwert in einem vierstufigen Auswahlverfahren. Zunächst stellt ein Abdeckungs-Durchgang sicher, dass jedes im Profil gewählte Thema mit mindestens einem Artikel vertreten ist. Danach fügt ein Serendipitäts-Durchgang gezielt einen Artikel aus einem nicht gewählten Themenfeld hinzu, der in der Oberfläche als Überraschung gekennzeichnet wird – eine bewusste Massnahme gegen die in Abschnitt 1.4 beschriebene Verengung des Informationshorizonts (Reviglio &amp; Agosti, 2020). Ein Tiefen-Durchgang ergänzt reihum zweite Artikel pro Thema, wobei eine Obergrenze von zwei Artikeln je Thema verhindert, dass ein einzelnes Thema die Sendung dominiert. Ein letzter Durchgang füllt verbleibende Plätze auf. Zusätzlich begrenzt eine Tageszeitregel die Gesamtzahl der Meldungen: am Morgen und in der Nacht deutlich weniger als tagsüber, um die kognitive Last an den Tagesrhythmus anzupassen (Vanden Abeele, 2021).</w:t>
+      </w:r>
+    </w:p>
+    <w:p>
+      <w:pPr>
+        <w:spacing w:after="160" w:line="360" w:lineRule="auto"/>
+      </w:pPr>
+      <w:r>
+        <w:t>Die Sessiongestaltung (Baustein 4) setzt die Anforderungen aus Abschnitt 2.2.6 invers um: Wo engagement-optimierte Angebote Sitzungen durch Autoplay, unendliche Feeds und variable Belohnungen verlängern, besitzt eine Attune-Sendung eine vorab gewählte Länge, eine feste Dramaturgie und ein doppelt markiertes Ende – akustisch durch den Schlussjingle und visuell durch die Abschlusskarte. Es gibt keine Push-Benachrichtigungen, keine automatisch startende Folgesendung und keine Mechanismen, die zum Weiterhören drängen; eine neue Sendung erfordert eine bewusste Handlung der Nutzerin.</w:t>
+      </w:r>
+    </w:p>
+    <w:p>
+      <w:pPr>
+        <w:spacing w:after="160" w:line="360" w:lineRule="auto"/>
+      </w:pPr>
+      <w:r>
+        <w:t>Die Transparenz (Baustein 5) ist nicht in Einstellungsmenüs versteckt, sondern in den Hauptfluss integriert. Während der Erzeugung zeigt die Pipeline-Anzeige die tatsächlichen Verarbeitungsschritte samt der beteiligten Dienste; nach der Erzeugung weist die Quellenliste jede Meldung ihrer Herkunft zu und kennzeichnet den Serendipitäts-Beitrag; die Begründungsansicht erklärt die Zusammenstellung entlang des Profils. Ergänzend prüft eine automatische Quellenkontrolle, ob im gesprochenen Text Medien genannt werden, die nicht unter den tatsächlich verwendeten Quellen sind – eine designseitige Antwort auf das Halluzinationsrisiko generativer Modelle, das in Abschnitt 10.2 diskutiert wird.</w:t>
       </w:r>
     </w:p>
     <w:p>
@@ -3882,24 +3991,635 @@
         <w:pStyle w:val="berschrift2"/>
       </w:pPr>
       <w:r>
-        <w:t>8.5  Operationalisierung der Erfolgskriterien und Ethik</w:t>
-      </w:r>
-    </w:p>
-    <w:p>
-      <w:pPr>
-        <w:spacing w:after="160" w:line="360" w:lineRule="auto"/>
-      </w:pPr>
+        <w:t>6.5  Mapping von Werten auf Designentscheidungen</w:t>
+      </w:r>
+    </w:p>
+    <w:p>
+      <w:pPr>
+        <w:spacing w:after="160" w:line="360" w:lineRule="auto"/>
+      </w:pPr>
+      <w:r>
+        <w:t>Im Sinne des Value-Sensitive Design (Hendry, Friedman &amp; Ballard, 2021) lassen sich die Designentscheidungen des Artefakts systematisch auf die in Abschnitt 2.3 eingeführten Werte und Bedürfnisse zurückführen. Die folgende Übersicht ordnet jedem Wert das tragende Designprinzip und dessen konkrete Umsetzung in Attune zu; sie bildet zugleich die Grundlage für die Operationalisierung der Wirkungs-Items in Kapitel 8.</w:t>
+      </w:r>
+    </w:p>
+    <w:tbl>
+      <w:tblPr>
+        <w:tblW w:w="9000" w:type="dxa"/>
+        <w:tblBorders>
+          <w:top w:val="single" w:sz="4" w:space="0" w:color="auto"/>
+          <w:left w:val="single" w:sz="4" w:space="0" w:color="auto"/>
+          <w:bottom w:val="single" w:sz="4" w:space="0" w:color="auto"/>
+          <w:right w:val="single" w:sz="4" w:space="0" w:color="auto"/>
+          <w:insideH w:val="single" w:sz="4" w:space="0" w:color="auto"/>
+          <w:insideV w:val="single" w:sz="4" w:space="0" w:color="auto"/>
+        </w:tblBorders>
+        <w:tblCellMar>
+          <w:left w:w="10" w:type="dxa"/>
+          <w:right w:w="10" w:type="dxa"/>
+        </w:tblCellMar>
+        <w:tblLook w:val="04A0" w:firstRow="1" w:lastRow="0" w:firstColumn="1" w:lastColumn="0" w:noHBand="0" w:noVBand="1"/>
+      </w:tblPr>
+      <w:tblGrid>
+        <w:gridCol w:w="3000"/>
+        <w:gridCol w:w="2700"/>
+        <w:gridCol w:w="3300"/>
+      </w:tblGrid>
+      <w:tr>
+        <w:tc>
+          <w:tcPr>
+            <w:tcW w:w="3000" w:type="dxa"/>
+            <w:tcBorders>
+              <w:top w:val="single" w:sz="4" w:space="0" w:color="999999"/>
+              <w:left w:val="single" w:sz="4" w:space="0" w:color="999999"/>
+              <w:bottom w:val="single" w:sz="4" w:space="0" w:color="999999"/>
+              <w:right w:val="single" w:sz="4" w:space="0" w:color="999999"/>
+            </w:tcBorders>
+            <w:shd w:val="clear" w:color="auto" w:fill="E8E8E8"/>
+            <w:tcMar>
+              <w:top w:w="80" w:type="dxa"/>
+              <w:left w:w="120" w:type="dxa"/>
+              <w:bottom w:w="80" w:type="dxa"/>
+              <w:right w:w="120" w:type="dxa"/>
+            </w:tcMar>
+          </w:tcPr>
+          <w:p>
+            <w:pPr>
+              <w:spacing w:after="40"/>
+              <w:rPr>
+                <w:b/>
+              </w:rPr>
+            </w:pPr>
+            <w:r>
+              <w:rPr>
+                <w:b/>
+              </w:rPr>
+              <w:lastRenderedPageBreak/>
+              <w:t>Wert bzw. Bedürfnis (Verankerung)</w:t>
+            </w:r>
+          </w:p>
+        </w:tc>
+        <w:tc>
+          <w:tcPr>
+            <w:tcW w:w="2700" w:type="dxa"/>
+            <w:tcBorders>
+              <w:top w:val="single" w:sz="4" w:space="0" w:color="999999"/>
+              <w:left w:val="single" w:sz="4" w:space="0" w:color="999999"/>
+              <w:bottom w:val="single" w:sz="4" w:space="0" w:color="999999"/>
+              <w:right w:val="single" w:sz="4" w:space="0" w:color="999999"/>
+            </w:tcBorders>
+            <w:shd w:val="clear" w:color="auto" w:fill="E8E8E8"/>
+            <w:tcMar>
+              <w:top w:w="80" w:type="dxa"/>
+              <w:left w:w="120" w:type="dxa"/>
+              <w:bottom w:w="80" w:type="dxa"/>
+              <w:right w:w="120" w:type="dxa"/>
+            </w:tcMar>
+          </w:tcPr>
+          <w:p>
+            <w:pPr>
+              <w:spacing w:after="40"/>
+              <w:rPr>
+                <w:b/>
+              </w:rPr>
+            </w:pPr>
+            <w:r>
+              <w:rPr>
+                <w:b/>
+              </w:rPr>
+              <w:t>Designprinzip</w:t>
+            </w:r>
+          </w:p>
+        </w:tc>
+        <w:tc>
+          <w:tcPr>
+            <w:tcW w:w="3300" w:type="dxa"/>
+            <w:tcBorders>
+              <w:top w:val="single" w:sz="4" w:space="0" w:color="999999"/>
+              <w:left w:val="single" w:sz="4" w:space="0" w:color="999999"/>
+              <w:bottom w:val="single" w:sz="4" w:space="0" w:color="999999"/>
+              <w:right w:val="single" w:sz="4" w:space="0" w:color="999999"/>
+            </w:tcBorders>
+            <w:shd w:val="clear" w:color="auto" w:fill="E8E8E8"/>
+            <w:tcMar>
+              <w:top w:w="80" w:type="dxa"/>
+              <w:left w:w="120" w:type="dxa"/>
+              <w:bottom w:w="80" w:type="dxa"/>
+              <w:right w:w="120" w:type="dxa"/>
+            </w:tcMar>
+          </w:tcPr>
+          <w:p>
+            <w:pPr>
+              <w:spacing w:after="40"/>
+              <w:rPr>
+                <w:b/>
+              </w:rPr>
+            </w:pPr>
+            <w:r>
+              <w:rPr>
+                <w:b/>
+              </w:rPr>
+              <w:t>Umsetzung in Attune</w:t>
+            </w:r>
+          </w:p>
+        </w:tc>
+      </w:tr>
+      <w:tr>
+        <w:tc>
+          <w:tcPr>
+            <w:tcW w:w="3000" w:type="dxa"/>
+            <w:tcBorders>
+              <w:top w:val="single" w:sz="4" w:space="0" w:color="999999"/>
+              <w:left w:val="single" w:sz="4" w:space="0" w:color="999999"/>
+              <w:bottom w:val="single" w:sz="4" w:space="0" w:color="999999"/>
+              <w:right w:val="single" w:sz="4" w:space="0" w:color="999999"/>
+            </w:tcBorders>
+            <w:tcMar>
+              <w:top w:w="80" w:type="dxa"/>
+              <w:left w:w="120" w:type="dxa"/>
+              <w:bottom w:w="80" w:type="dxa"/>
+              <w:right w:w="120" w:type="dxa"/>
+            </w:tcMar>
+          </w:tcPr>
+          <w:p>
+            <w:pPr>
+              <w:spacing w:after="40"/>
+            </w:pPr>
+            <w:r>
+              <w:t>Autonomie (SDT; Ryan &amp; Deci, 2000)</w:t>
+            </w:r>
+          </w:p>
+        </w:tc>
+        <w:tc>
+          <w:tcPr>
+            <w:tcW w:w="2700" w:type="dxa"/>
+            <w:tcBorders>
+              <w:top w:val="single" w:sz="4" w:space="0" w:color="999999"/>
+              <w:left w:val="single" w:sz="4" w:space="0" w:color="999999"/>
+              <w:bottom w:val="single" w:sz="4" w:space="0" w:color="999999"/>
+              <w:right w:val="single" w:sz="4" w:space="0" w:color="999999"/>
+            </w:tcBorders>
+            <w:tcMar>
+              <w:top w:w="80" w:type="dxa"/>
+              <w:left w:w="120" w:type="dxa"/>
+              <w:bottom w:w="80" w:type="dxa"/>
+              <w:right w:w="120" w:type="dxa"/>
+            </w:tcMar>
+          </w:tcPr>
+          <w:p>
+            <w:pPr>
+              <w:spacing w:after="40"/>
+            </w:pPr>
+            <w:r>
+              <w:t>Explizite Präferenzangabe statt impliziter Verhaltensinferenz</w:t>
+            </w:r>
+          </w:p>
+        </w:tc>
+        <w:tc>
+          <w:tcPr>
+            <w:tcW w:w="3300" w:type="dxa"/>
+            <w:tcBorders>
+              <w:top w:val="single" w:sz="4" w:space="0" w:color="999999"/>
+              <w:left w:val="single" w:sz="4" w:space="0" w:color="999999"/>
+              <w:bottom w:val="single" w:sz="4" w:space="0" w:color="999999"/>
+              <w:right w:val="single" w:sz="4" w:space="0" w:color="999999"/>
+            </w:tcBorders>
+            <w:tcMar>
+              <w:top w:w="80" w:type="dxa"/>
+              <w:left w:w="120" w:type="dxa"/>
+              <w:bottom w:w="80" w:type="dxa"/>
+              <w:right w:w="120" w:type="dxa"/>
+            </w:tcMar>
+          </w:tcPr>
+          <w:p>
+            <w:pPr>
+              <w:spacing w:after="40"/>
+            </w:pPr>
+            <w:r>
+              <w:t>Präferenzformular; einsehbares, änderbares und löschbares Profil</w:t>
+            </w:r>
+          </w:p>
+        </w:tc>
+      </w:tr>
+      <w:tr>
+        <w:tc>
+          <w:tcPr>
+            <w:tcW w:w="3000" w:type="dxa"/>
+            <w:tcBorders>
+              <w:top w:val="single" w:sz="4" w:space="0" w:color="999999"/>
+              <w:left w:val="single" w:sz="4" w:space="0" w:color="999999"/>
+              <w:bottom w:val="single" w:sz="4" w:space="0" w:color="999999"/>
+              <w:right w:val="single" w:sz="4" w:space="0" w:color="999999"/>
+            </w:tcBorders>
+            <w:tcMar>
+              <w:top w:w="80" w:type="dxa"/>
+              <w:left w:w="120" w:type="dxa"/>
+              <w:bottom w:w="80" w:type="dxa"/>
+              <w:right w:w="120" w:type="dxa"/>
+            </w:tcMar>
+          </w:tcPr>
+          <w:p>
+            <w:pPr>
+              <w:spacing w:after="40"/>
+            </w:pPr>
+            <w:r>
+              <w:t>Kompetenz (SDT; Ryan &amp; Deci, 2000)</w:t>
+            </w:r>
+          </w:p>
+        </w:tc>
+        <w:tc>
+          <w:tcPr>
+            <w:tcW w:w="2700" w:type="dxa"/>
+            <w:tcBorders>
+              <w:top w:val="single" w:sz="4" w:space="0" w:color="999999"/>
+              <w:left w:val="single" w:sz="4" w:space="0" w:color="999999"/>
+              <w:bottom w:val="single" w:sz="4" w:space="0" w:color="999999"/>
+              <w:right w:val="single" w:sz="4" w:space="0" w:color="999999"/>
+            </w:tcBorders>
+            <w:tcMar>
+              <w:top w:w="80" w:type="dxa"/>
+              <w:left w:w="120" w:type="dxa"/>
+              <w:bottom w:w="80" w:type="dxa"/>
+              <w:right w:w="120" w:type="dxa"/>
+            </w:tcMar>
+          </w:tcPr>
+          <w:p>
+            <w:pPr>
+              <w:spacing w:after="40"/>
+            </w:pPr>
+            <w:r>
+              <w:t>Verstehbarkeit der Systemlogik</w:t>
+            </w:r>
+          </w:p>
+        </w:tc>
+        <w:tc>
+          <w:tcPr>
+            <w:tcW w:w="3300" w:type="dxa"/>
+            <w:tcBorders>
+              <w:top w:val="single" w:sz="4" w:space="0" w:color="999999"/>
+              <w:left w:val="single" w:sz="4" w:space="0" w:color="999999"/>
+              <w:bottom w:val="single" w:sz="4" w:space="0" w:color="999999"/>
+              <w:right w:val="single" w:sz="4" w:space="0" w:color="999999"/>
+            </w:tcBorders>
+            <w:tcMar>
+              <w:top w:w="80" w:type="dxa"/>
+              <w:left w:w="120" w:type="dxa"/>
+              <w:bottom w:w="80" w:type="dxa"/>
+              <w:right w:w="120" w:type="dxa"/>
+            </w:tcMar>
+          </w:tcPr>
+          <w:p>
+            <w:pPr>
+              <w:spacing w:after="40"/>
+            </w:pPr>
+            <w:r>
+              <w:t>Pipeline-Anzeige in Echtzeit; Begründungsansicht «Warum diese Sendung?»</w:t>
+            </w:r>
+          </w:p>
+        </w:tc>
+      </w:tr>
+      <w:tr>
+        <w:tc>
+          <w:tcPr>
+            <w:tcW w:w="3000" w:type="dxa"/>
+            <w:tcBorders>
+              <w:top w:val="single" w:sz="4" w:space="0" w:color="999999"/>
+              <w:left w:val="single" w:sz="4" w:space="0" w:color="999999"/>
+              <w:bottom w:val="single" w:sz="4" w:space="0" w:color="999999"/>
+              <w:right w:val="single" w:sz="4" w:space="0" w:color="999999"/>
+            </w:tcBorders>
+            <w:tcMar>
+              <w:top w:w="80" w:type="dxa"/>
+              <w:left w:w="120" w:type="dxa"/>
+              <w:bottom w:w="80" w:type="dxa"/>
+              <w:right w:w="120" w:type="dxa"/>
+            </w:tcMar>
+          </w:tcPr>
+          <w:p>
+            <w:pPr>
+              <w:spacing w:after="40"/>
+            </w:pPr>
+            <w:r>
+              <w:t>Algorithmische Souveränität (Reviglio &amp; Agosti, 2020)</w:t>
+            </w:r>
+          </w:p>
+        </w:tc>
+        <w:tc>
+          <w:tcPr>
+            <w:tcW w:w="2700" w:type="dxa"/>
+            <w:tcBorders>
+              <w:top w:val="single" w:sz="4" w:space="0" w:color="999999"/>
+              <w:left w:val="single" w:sz="4" w:space="0" w:color="999999"/>
+              <w:bottom w:val="single" w:sz="4" w:space="0" w:color="999999"/>
+              <w:right w:val="single" w:sz="4" w:space="0" w:color="999999"/>
+            </w:tcBorders>
+            <w:tcMar>
+              <w:top w:w="80" w:type="dxa"/>
+              <w:left w:w="120" w:type="dxa"/>
+              <w:bottom w:w="80" w:type="dxa"/>
+              <w:right w:w="120" w:type="dxa"/>
+            </w:tcMar>
+          </w:tcPr>
+          <w:p>
+            <w:pPr>
+              <w:spacing w:after="40"/>
+            </w:pPr>
+            <w:r>
+              <w:t>Offenlegung von Quellen und Auswahlgründen</w:t>
+            </w:r>
+          </w:p>
+        </w:tc>
+        <w:tc>
+          <w:tcPr>
+            <w:tcW w:w="3300" w:type="dxa"/>
+            <w:tcBorders>
+              <w:top w:val="single" w:sz="4" w:space="0" w:color="999999"/>
+              <w:left w:val="single" w:sz="4" w:space="0" w:color="999999"/>
+              <w:bottom w:val="single" w:sz="4" w:space="0" w:color="999999"/>
+              <w:right w:val="single" w:sz="4" w:space="0" w:color="999999"/>
+            </w:tcBorders>
+            <w:tcMar>
+              <w:top w:w="80" w:type="dxa"/>
+              <w:left w:w="120" w:type="dxa"/>
+              <w:bottom w:w="80" w:type="dxa"/>
+              <w:right w:w="120" w:type="dxa"/>
+            </w:tcMar>
+          </w:tcPr>
+          <w:p>
+            <w:pPr>
+              <w:spacing w:after="40"/>
+            </w:pPr>
+            <w:r>
+              <w:t>Quellenliste mit Originallinks; Kennzeichnung von Profil-, Überraschungs- und Auffüll-Beiträgen</w:t>
+            </w:r>
+          </w:p>
+        </w:tc>
+      </w:tr>
+      <w:tr>
+        <w:tc>
+          <w:tcPr>
+            <w:tcW w:w="3000" w:type="dxa"/>
+            <w:tcBorders>
+              <w:top w:val="single" w:sz="4" w:space="0" w:color="999999"/>
+              <w:left w:val="single" w:sz="4" w:space="0" w:color="999999"/>
+              <w:bottom w:val="single" w:sz="4" w:space="0" w:color="999999"/>
+              <w:right w:val="single" w:sz="4" w:space="0" w:color="999999"/>
+            </w:tcBorders>
+            <w:tcMar>
+              <w:top w:w="80" w:type="dxa"/>
+              <w:left w:w="120" w:type="dxa"/>
+              <w:bottom w:w="80" w:type="dxa"/>
+              <w:right w:w="120" w:type="dxa"/>
+            </w:tcMar>
+          </w:tcPr>
+          <w:p>
+            <w:pPr>
+              <w:spacing w:after="40"/>
+            </w:pPr>
+            <w:r>
+              <w:t>Digital Wellbeing (Vanden Abeele, 2021)</w:t>
+            </w:r>
+          </w:p>
+        </w:tc>
+        <w:tc>
+          <w:tcPr>
+            <w:tcW w:w="2700" w:type="dxa"/>
+            <w:tcBorders>
+              <w:top w:val="single" w:sz="4" w:space="0" w:color="999999"/>
+              <w:left w:val="single" w:sz="4" w:space="0" w:color="999999"/>
+              <w:bottom w:val="single" w:sz="4" w:space="0" w:color="999999"/>
+              <w:right w:val="single" w:sz="4" w:space="0" w:color="999999"/>
+            </w:tcBorders>
+            <w:tcMar>
+              <w:top w:w="80" w:type="dxa"/>
+              <w:left w:w="120" w:type="dxa"/>
+              <w:bottom w:w="80" w:type="dxa"/>
+              <w:right w:w="120" w:type="dxa"/>
+            </w:tcMar>
+          </w:tcPr>
+          <w:p>
+            <w:pPr>
+              <w:spacing w:after="40"/>
+            </w:pPr>
+            <w:r>
+              <w:t>Begrenzte, abgeschlossene Nutzungsepisoden</w:t>
+            </w:r>
+          </w:p>
+        </w:tc>
+        <w:tc>
+          <w:tcPr>
+            <w:tcW w:w="3300" w:type="dxa"/>
+            <w:tcBorders>
+              <w:top w:val="single" w:sz="4" w:space="0" w:color="999999"/>
+              <w:left w:val="single" w:sz="4" w:space="0" w:color="999999"/>
+              <w:bottom w:val="single" w:sz="4" w:space="0" w:color="999999"/>
+              <w:right w:val="single" w:sz="4" w:space="0" w:color="999999"/>
+            </w:tcBorders>
+            <w:tcMar>
+              <w:top w:w="80" w:type="dxa"/>
+              <w:left w:w="120" w:type="dxa"/>
+              <w:bottom w:w="80" w:type="dxa"/>
+              <w:right w:w="120" w:type="dxa"/>
+            </w:tcMar>
+          </w:tcPr>
+          <w:p>
+            <w:pPr>
+              <w:spacing w:after="40"/>
+            </w:pPr>
+            <w:r>
+              <w:t>Feste Sendungslänge; hörbares Ende; kein Autoplay, keine Push-Mechanismen</w:t>
+            </w:r>
+          </w:p>
+        </w:tc>
+      </w:tr>
+      <w:tr>
+        <w:tc>
+          <w:tcPr>
+            <w:tcW w:w="3000" w:type="dxa"/>
+            <w:tcBorders>
+              <w:top w:val="single" w:sz="4" w:space="0" w:color="999999"/>
+              <w:left w:val="single" w:sz="4" w:space="0" w:color="999999"/>
+              <w:bottom w:val="single" w:sz="4" w:space="0" w:color="999999"/>
+              <w:right w:val="single" w:sz="4" w:space="0" w:color="999999"/>
+            </w:tcBorders>
+            <w:tcMar>
+              <w:top w:w="80" w:type="dxa"/>
+              <w:left w:w="120" w:type="dxa"/>
+              <w:bottom w:w="80" w:type="dxa"/>
+              <w:right w:w="120" w:type="dxa"/>
+            </w:tcMar>
+          </w:tcPr>
+          <w:p>
+            <w:pPr>
+              <w:spacing w:after="40"/>
+            </w:pPr>
+            <w:r>
+              <w:t>Vielfalt statt Engagement (Abschnitt 2.3.4)</w:t>
+            </w:r>
+          </w:p>
+        </w:tc>
+        <w:tc>
+          <w:tcPr>
+            <w:tcW w:w="2700" w:type="dxa"/>
+            <w:tcBorders>
+              <w:top w:val="single" w:sz="4" w:space="0" w:color="999999"/>
+              <w:left w:val="single" w:sz="4" w:space="0" w:color="999999"/>
+              <w:bottom w:val="single" w:sz="4" w:space="0" w:color="999999"/>
+              <w:right w:val="single" w:sz="4" w:space="0" w:color="999999"/>
+            </w:tcBorders>
+            <w:tcMar>
+              <w:top w:w="80" w:type="dxa"/>
+              <w:left w:w="120" w:type="dxa"/>
+              <w:bottom w:w="80" w:type="dxa"/>
+              <w:right w:w="120" w:type="dxa"/>
+            </w:tcMar>
+          </w:tcPr>
+          <w:p>
+            <w:pPr>
+              <w:spacing w:after="40"/>
+            </w:pPr>
+            <w:r>
+              <w:t>Kuratierung mit alternativem Zielwert</w:t>
+            </w:r>
+          </w:p>
+        </w:tc>
+        <w:tc>
+          <w:tcPr>
+            <w:tcW w:w="3300" w:type="dxa"/>
+            <w:tcBorders>
+              <w:top w:val="single" w:sz="4" w:space="0" w:color="999999"/>
+              <w:left w:val="single" w:sz="4" w:space="0" w:color="999999"/>
+              <w:bottom w:val="single" w:sz="4" w:space="0" w:color="999999"/>
+              <w:right w:val="single" w:sz="4" w:space="0" w:color="999999"/>
+            </w:tcBorders>
+            <w:tcMar>
+              <w:top w:w="80" w:type="dxa"/>
+              <w:left w:w="120" w:type="dxa"/>
+              <w:bottom w:w="80" w:type="dxa"/>
+              <w:right w:w="120" w:type="dxa"/>
+            </w:tcMar>
+          </w:tcPr>
+          <w:p>
+            <w:pPr>
+              <w:spacing w:after="40"/>
+            </w:pPr>
+            <w:r>
+              <w:t>Vierstufige Auswahl: Abdeckung, Serendipität, Tiefe, Auffüllen; Themen-Obergrenze; Tageszeitregel</w:t>
+            </w:r>
+          </w:p>
+        </w:tc>
+      </w:tr>
+      <w:tr>
+        <w:tc>
+          <w:tcPr>
+            <w:tcW w:w="3000" w:type="dxa"/>
+            <w:tcBorders>
+              <w:top w:val="single" w:sz="4" w:space="0" w:color="999999"/>
+              <w:left w:val="single" w:sz="4" w:space="0" w:color="999999"/>
+              <w:bottom w:val="single" w:sz="4" w:space="0" w:color="999999"/>
+              <w:right w:val="single" w:sz="4" w:space="0" w:color="999999"/>
+            </w:tcBorders>
+            <w:tcMar>
+              <w:top w:w="80" w:type="dxa"/>
+              <w:left w:w="120" w:type="dxa"/>
+              <w:bottom w:w="80" w:type="dxa"/>
+              <w:right w:w="120" w:type="dxa"/>
+            </w:tcMar>
+          </w:tcPr>
+          <w:p>
+            <w:pPr>
+              <w:spacing w:after="40"/>
+            </w:pPr>
+            <w:r>
+              <w:t>Privatsphäre (VSD; Hendry, Friedman &amp; Ballard, 2021)</w:t>
+            </w:r>
+          </w:p>
+        </w:tc>
+        <w:tc>
+          <w:tcPr>
+            <w:tcW w:w="2700" w:type="dxa"/>
+            <w:tcBorders>
+              <w:top w:val="single" w:sz="4" w:space="0" w:color="999999"/>
+              <w:left w:val="single" w:sz="4" w:space="0" w:color="999999"/>
+              <w:bottom w:val="single" w:sz="4" w:space="0" w:color="999999"/>
+              <w:right w:val="single" w:sz="4" w:space="0" w:color="999999"/>
+            </w:tcBorders>
+            <w:tcMar>
+              <w:top w:w="80" w:type="dxa"/>
+              <w:left w:w="120" w:type="dxa"/>
+              <w:bottom w:w="80" w:type="dxa"/>
+              <w:right w:w="120" w:type="dxa"/>
+            </w:tcMar>
+          </w:tcPr>
+          <w:p>
+            <w:pPr>
+              <w:spacing w:after="40"/>
+            </w:pPr>
+            <w:r>
+              <w:t>Datensparsamkeit durch Architektur</w:t>
+            </w:r>
+          </w:p>
+        </w:tc>
+        <w:tc>
+          <w:tcPr>
+            <w:tcW w:w="3300" w:type="dxa"/>
+            <w:tcBorders>
+              <w:top w:val="single" w:sz="4" w:space="0" w:color="999999"/>
+              <w:left w:val="single" w:sz="4" w:space="0" w:color="999999"/>
+              <w:bottom w:val="single" w:sz="4" w:space="0" w:color="999999"/>
+              <w:right w:val="single" w:sz="4" w:space="0" w:color="999999"/>
+            </w:tcBorders>
+            <w:tcMar>
+              <w:top w:w="80" w:type="dxa"/>
+              <w:left w:w="120" w:type="dxa"/>
+              <w:bottom w:w="80" w:type="dxa"/>
+              <w:right w:w="120" w:type="dxa"/>
+            </w:tcMar>
+          </w:tcPr>
+          <w:p>
+            <w:pPr>
+              <w:spacing w:after="40"/>
+            </w:pPr>
+            <w:r>
+              <w:t>Lokale Profilspeicherung; kein Konto, kein Tracking, keine serverseitige Profildatenbank</w:t>
+            </w:r>
+          </w:p>
+        </w:tc>
+      </w:tr>
+    </w:tbl>
+    <w:p>
+      <w:pPr>
+        <w:spacing w:after="160" w:line="360" w:lineRule="auto"/>
+      </w:pPr>
+      <w:r>
+        <w:t>Diese Zuordnung macht den methodischen Kern der Arbeit am Artefakt selbst sichtbar: Jede zentrale Designentscheidung ist die Umkehrung eines in Kapitel 2 beschriebenen engagement-optimierten Musters und zugleich einem theoretisch begründeten Wert verpflichtet. Die Wirkungs-Validierung in Kapitel 8 prüft entlang derselben Konstrukte, ob diese Designabsichten bei den Nutzerinnen und Nutzern auch ankommen.</w:t>
+      </w:r>
+    </w:p>
+    <w:p>
+      <w:pPr>
+        <w:pStyle w:val="berschrift2"/>
+      </w:pPr>
+      <w:r>
+        <w:t>6.6  Datenschutz und Datenfluss</w:t>
+      </w:r>
+    </w:p>
+    <w:p>
+      <w:pPr>
+        <w:spacing w:after="160" w:line="360" w:lineRule="auto"/>
+      </w:pPr>
+      <w:r>
+        <w:t>Der Datenfluss ist so gestaltet, dass möglichst wenige personenbezogene Daten das Gerät der Nutzerin verlassen. Lokal im Browser verbleiben das Präferenzprofil, die zufällig erzeugte Kennung sowie sämtliches Hörverhalten; das System erhebt keine Abspielstatistiken und überträgt keine Nutzungsdaten an den Server. Zur Sendungserzeugung wird einzig die aktuelle Konfiguration – Themenwahl, Standortangabe, Sprechstil und Sendungslänge – an den Orchestrierungs-Endpunkt übermittelt und dort flüchtig verarbeitet; eine serverseitige Speicherung findet nicht statt.</w:t>
+      </w:r>
+    </w:p>
+    <w:p>
+      <w:pPr>
+        <w:spacing w:after="160" w:line="360" w:lineRule="auto"/>
+      </w:pPr>
+      <w:r>
+        <w:t xml:space="preserve">An Drittdienste gelangen nur die für den jeweiligen Schritt erforderlichen Inhaltsdaten: Titel und Zusammenfassungen der abgerufenen Artikel an die Textgenerierung, die erzeugten Moderationstexte an die Sprachsynthese und die Standortangabe an den Wetterdienst. Alle </w:t>
+      </w:r>
       <w:r>
         <w:lastRenderedPageBreak/>
-        <w:t>Die in Abschnitt 4.2 konzeptuell formulierten Erfolgskriterien werden für die Validierung pro Strang operationalisiert. Auf der Machbarkeitsebene gilt der End-to-End-Durchlauf als erfolgreich, wenn er auf mindestens 95 Prozent der Versuche fehlerfrei terminiert, die Latenz pro Sendung unter einem mit dem Betreuer abgestimmten Schwellwert bleibt und die Unit-Test-Abdeckung pro Komponente mindestens 70 Prozent erreicht. Auf der Akzeptanzebene wird ein SUS-Score von mindestens 68 Punkten – dem industriellen Durchschnitt nach Bangor, Kortum und Miller (2008) – angestrebt; ergänzend muss zu jeder Einstellungsmöglichkeit mehrheitlich positives Feedback dokumentiert sein. Auf der Wirkungsebene gilt der Nachweis als erbracht, wenn die Items zu Autonomie, Steuerbarkeit und Transparenz im Median bei mindestens vier von fünf Punkten liegen und die Awareness-Items qualitativ belegte Bewusstseinsberichte erzeugen.</w:t>
-      </w:r>
-    </w:p>
-    <w:p>
-      <w:pPr>
-        <w:spacing w:after="160" w:line="360" w:lineRule="auto"/>
-      </w:pPr>
-      <w:r>
-        <w:t>Die konkreten Schwellwerte werden vor dem Pilottest mit dem Betreuer abgestimmt. Ethik, Einwilligung und Datenschutz folgen den ZHAW-Standards für studentische Forschung mit Personen: Vor Studienbeginn unterzeichnen alle Testpersonen eine Einwilligungserklärung (Informed Consent, siehe Anhang H), die Studienzweck, Datenarten, Verwendung, Speicherdauer und Widerrufsrecht regelt. Nutzungsdaten werden lokal erhoben und sechs Monate nach Abgabe der Thesis gelöscht; ein clientseitiges Tracking findet nicht statt.</w:t>
+        <w:t>API-Schlüssel liegen ausschliesslich serverseitig; der Client kommuniziert nie direkt mit den Dienstleistern. Ergänzend setzt die Anwendung restriktive Sicherheits-Header und verzichtet vollständig auf Analyse- oder Werbedienste. Für die Pilotstudie wird die Teilnehmerkennung einzig dazu verwendet, den Fragebogen vorzubefüllen und Antworten ohne Namensbezug zuzuordnen; die ethischen Rahmenbedingungen der Erhebung beschreibt Abschnitt 8.5.</w:t>
       </w:r>
     </w:p>
     <w:p>
@@ -3909,6 +4629,1104 @@
       </w:pPr>
       <w:r>
         <w:lastRenderedPageBreak/>
+        <w:t>7  Implementation</w:t>
+      </w:r>
+    </w:p>
+    <w:p>
+      <w:pPr>
+        <w:spacing w:after="160" w:line="360" w:lineRule="auto"/>
+      </w:pPr>
+      <w:r>
+        <w:t>Dieses Kapitel beschreibt die technische Umsetzung des in Kapitel 6 entworfenen Konzepts. Es dokumentiert das iterative Vorgehen (7.1), die Struktur des Repositories und den Technologie-Stack (7.2), den implementierten Ablauf der Sendungserzeugung (7.3) sowie das Prompt-Engineering als zentralen Implementationsbaustein eines LLM-gestützten Systems (7.4). Abschnitt 7.5 beschreibt die umgesetzte Benutzeroberfläche, bevor Abschnitt 7.6 die bekannten Limitationen der Umsetzung festhält.</w:t>
+      </w:r>
+    </w:p>
+    <w:p>
+      <w:pPr>
+        <w:pStyle w:val="berschrift2"/>
+      </w:pPr>
+      <w:r>
+        <w:t>7.1  Vorgehen und Iterationen</w:t>
+      </w:r>
+    </w:p>
+    <w:p>
+      <w:pPr>
+        <w:spacing w:after="160" w:line="360" w:lineRule="auto"/>
+      </w:pPr>
+      <w:r>
+        <w:t>Die Implementation folgte dem Prinzip des frühen Durchstichs: Bereits zwei Tage nach Projektbeginn Anfang April 2026 existierte eine erste lauffähige Version, welche die gesamte Kette von der Themenwahl bis zur abspielbaren Sendung durchlief – zunächst mit einer einzelnen Nachrichtenquelle und einfachen Rückfalllösungen für Sprachsynthese und Musik. Diese Vertikale wurde anschliessend in mehreren Wellen verfeinert. Ende April kamen die Transparenz-Komponenten, die Wahl der Sendungslänge sowie eine Sicherheitsüberarbeitung mit Zugangsschutz für das öffentliche Deployment hinzu. Anfang Mai folgten die automatische Quellen-Verifikation und der Ausbau des Präferenzformulars. Auf das formative Erstfeedback (Abschnitt 8.3) reagierte Mitte Mai die Umbenennung des Artefakts von «Radio 25» zu «Attune». Unmittelbar vor der Pilotbefragung wurde die Erzeugungsqualität gezielt geschärft: stilspezifische Stimmen mit abgestimmten Syntheseparametern, eine Übergangs-Typologie und thematische Gruppierung im Nachrichtenblock, die Neukalibrierung der Längenstufen zugunsten von Tiefe statt Meldungszahl, eine dritte Nachrichtenquelle mit Quellen-Rotation sowie die korrekte Tageszeitbestimmung in der Zeitzone der Hörerschaft.</w:t>
+      </w:r>
+    </w:p>
+    <w:p>
+      <w:pPr>
+        <w:spacing w:after="160" w:line="360" w:lineRule="auto"/>
+      </w:pPr>
+      <w:r>
+        <w:t>Die Entwicklung erfolgte KI-gestützt: Neben den mit Claude Design erstellten Gestaltungsvorlagen (Abschnitt 6.3.7) wurde ein wesentlicher Teil der Implementationsarbeit mit Claude Code, einem agentischen Programmierwerkzeug, durchgeführt; grössere Änderungen liefen dabei über Pull Requests mit manueller Durchsicht. Insgesamt umfasst die Historie rund sechzig Commits zwischen Anfang April und Anfang Juni 2026. Der Einsatz der KI-Werkzeuge ist in der Erklärung zur Verwendung künstlicher Intelligenz deklariert.</w:t>
+      </w:r>
+    </w:p>
+    <w:p>
+      <w:pPr>
+        <w:pStyle w:val="berschrift2"/>
+      </w:pPr>
+      <w:r>
+        <w:t>7.2  Repository-Struktur und Tech-Stack</w:t>
+      </w:r>
+    </w:p>
+    <w:p>
+      <w:pPr>
+        <w:spacing w:after="160" w:line="360" w:lineRule="auto"/>
+      </w:pPr>
+      <w:r>
+        <w:t>Das öffentliche GitHub-Repository des Projekts enthält neben der Applikation auch das Auswertungs-Notebook der Pilotbefragung und die Design-Entwürfe. Die Applikation selbst ist nach Verantwortlichkeiten gegliedert: Der Ordner src/app enthält die Seiten und API-</w:t>
+      </w:r>
+      <w:r>
+        <w:lastRenderedPageBreak/>
+        <w:t>Routen des Next.js App Routers, src/lib die Kernlogik mit Orchestrator, Prompt-Definitionen, Typen und Sitzungsverwaltung, src/services die sieben Dienstmodule für Nachrichten, Wetter, Textgenerierung, Sprachsynthese und Musik, und src/components die siebzehn React-Komponenten der Oberfläche. Statische Inhalte wie Jingles und lizenzfreie Musiktitel liegen unter public. Die Kernlogik aus Orchestrator, Prompts und Dienstmodulen umfasst rund 1300 Zeilen TypeScript.</w:t>
+      </w:r>
+    </w:p>
+    <w:p>
+      <w:pPr>
+        <w:spacing w:after="160" w:line="360" w:lineRule="auto"/>
+      </w:pPr>
+      <w:r>
+        <w:t>Der Stack besteht aus Next.js 15 mit React 19 und TypeScript, gestaltet mit Tailwind CSS. Die Anbindung des Sprachmodells erfolgt über das Vercel AI SDK, die Sprachsynthese über das ElevenLabs-SDK, die Nachrichtenbeschaffung über einen RSS-Parser. Die Anwendung ist auf Vercel als Serverless-Deployment betrieben; daraus ergeben sich zwei implementationsprägende Randbedingungen: Das Dateisystem ist zur Laufzeit schreibgeschützt, weshalb erzeugte Audiodaten nicht abgelegt, sondern direkt in der Antwort übertragen werden, und ein Generierungsaufruf darf höchstens sechzig Sekunden dauern.</w:t>
+      </w:r>
+    </w:p>
+    <w:p>
+      <w:pPr>
+        <w:pStyle w:val="berschrift2"/>
+      </w:pPr>
+      <w:r>
+        <w:t>7.3  Pipeline-Implementation</w:t>
+      </w:r>
+    </w:p>
+    <w:p>
+      <w:pPr>
+        <w:spacing w:after="160" w:line="360" w:lineRule="auto"/>
+      </w:pPr>
+      <w:r>
+        <w:t>Der Orchestrierungs-Endpunkt nimmt die Sendungskonfiguration entgegen und überträgt den Fortschritt der Erzeugung als fortlaufenden Ereignisstrom an den Client, der die Schritte in der Pipeline-Anzeige darstellt. Die Implementation des Fünf-Schritt-Ablaufs aus Abschnitt 6.2 nutzt parallele Beschaffung von Nachrichten und Wetter, kuratiert die Artikel unmittelbar nach dem Abruf und baut anschliessend den Segmentplan auf. Die Moderationstexte werden sequenziell erzeugt, wobei jedem Segment der Kontext der bereits erzeugten Segmente mitgegeben wird – so begrüsst die Wetter-Moderation die Hörerschaft nicht erneut, sondern setzt die laufende Sendung fort. Nach der Texterzeugung prüft eine automatische Quellenkontrolle, ob im gesprochenen Text Medien genannt werden, die nicht unter den tatsächlich verwendeten Quellen sind. Die Sprachsynthese liefert MP3-Segmente, die der Player nacheinander mit einer kurzen Pause von achthundert Millisekunden abspielt – ein bewusst hörbarer Schnitt statt eines nahtlosen Stroms.</w:t>
+      </w:r>
+    </w:p>
+    <w:p>
+      <w:pPr>
+        <w:pStyle w:val="berschrift2"/>
+      </w:pPr>
+      <w:r>
+        <w:t>7.4  Prompt-Engineering</w:t>
+      </w:r>
+    </w:p>
+    <w:p>
+      <w:pPr>
+        <w:spacing w:after="160" w:line="360" w:lineRule="auto"/>
+      </w:pPr>
+      <w:r>
+        <w:t xml:space="preserve">Das Prompt-Design ist der Ort, an dem die konzeptionellen Vorgaben aus Kapitel 6 in das Verhalten des Sprachmodells übersetzt werden. Der gemeinsame Systemprompt definiert die Rolle eines professionellen Radiomoderators für Attune, verlangt Schweizer Hochdeutsch ohne Dialekt und reine Sprechsprache: keine Auszeichnungen, keine Abkürzungen, kleine Zahlen ausgeschrieben. Den grössten Raum nehmen die verbindlichen Regeln zur Quellen-Treue ein. Sie werden durch kontrastierende Beispiele verankert: Ein als </w:t>
+      </w:r>
+      <w:r>
+        <w:lastRenderedPageBreak/>
+        <w:t>schlecht markiertes Beispiel erfindet eine Studie, die im Artikel nicht vorkommt, ein als gut markiertes Beispiel nennt ausschliesslich die tatsächlich übergebenen Quellen. Dieses Few-Shot-Muster adressiert das Halluzinationsrisiko an seiner Wurzel, kann es aber nicht vollständig beseitigen (Abschnitt 7.6).</w:t>
+      </w:r>
+    </w:p>
+    <w:p>
+      <w:pPr>
+        <w:spacing w:after="160" w:line="360" w:lineRule="auto"/>
+      </w:pPr>
+      <w:r>
+        <w:t>Die segmentspezifischen Prompts steuern Form und Tonalität. Die Begrüssung erhält eine tageszeitabhängige Stimmungsvorgabe, die in der Zeitzone der Hörerschaft bestimmt wird. Für den Nachrichtenblock geben die Prompts eine Übergangs-Typologie vor – thematische, geografische oder kontrastierende Anschlüsse zwischen den Meldungen – und koppeln die Behandlungstiefe an die Sendungslänge: Bei längeren Sendungen wird ausdrücklich verlangt, in die Tiefe zu gehen, statt zusätzliche Meldungen zu erfinden. Fehlt zu einem gewählten Thema aktuelles Material, weisen die Prompts das Modell an, das Thema stillschweigend wegzulassen, statt Inhalte zu konstruieren. Wetterbericht und Verabschiedung folgen kurzen Formatvorgaben mit Beispielsätzen. Die Generierung läuft mit moderater Temperatur; das Tokenbudget skaliert mit der Sendungslänge.</w:t>
+      </w:r>
+    </w:p>
+    <w:p>
+      <w:pPr>
+        <w:pStyle w:val="berschrift2"/>
+      </w:pPr>
+      <w:r>
+        <w:t>7.5  Personalisierungs- und Transparenz-UI</w:t>
+      </w:r>
+    </w:p>
+    <w:p>
+      <w:pPr>
+        <w:spacing w:after="160" w:line="360" w:lineRule="auto"/>
+      </w:pPr>
+      <w:r>
+        <w:t>Die umgesetzte Oberfläche folgt den in Abschnitt 6.3.7 beschriebenen Gestaltungsvorlagen und führt durch eine Sendung in klar getrennten Zuständen. Für die Pilotstudie beginnt der Einstieg mit einem Begrüssungsbildschirm, der den Studienkontext offenlegt, und der Eingabe der Teilnehmerkennung. Im Hauptzustand ist das Profil permanent als lesbare Zeilen sichtbar und über das Präferenzformular jederzeit änderbar. Vor der Erzeugung zeigt eine Vorschaukarte die geplante Segmentstruktur mit der deklarierten Länge; während der Erzeugung stellt die Pipeline-Anzeige die tatsächlichen Verarbeitungsschritte in Echtzeit dar. In der Wiedergabe verknüpft die Quellenliste jede Meldung mit dem Originalartikel und kennzeichnet den Überraschungsbeitrag; die Begründungsansicht erklärt auf Wunsch die Zusammenstellung entlang des Profils. Nach dem Schlussjingle markiert die Abschlusskarte das Ende der Sendung. Ergänzende Komponenten kennzeichnen den Demonstrationsbetrieb, erlauben das Umschalten auf die kostenfreie Browser-Sprachausgabe und bieten kontextbezogene Hilfe an.</w:t>
+      </w:r>
+    </w:p>
+    <w:p>
+      <w:pPr>
+        <w:pStyle w:val="berschrift2"/>
+      </w:pPr>
+      <w:r>
+        <w:t>7.6  Bekannte Limitationen der Umsetzung</w:t>
+      </w:r>
+    </w:p>
+    <w:p>
+      <w:pPr>
+        <w:spacing w:after="160" w:line="360" w:lineRule="auto"/>
+      </w:pPr>
+      <w:r>
+        <w:t xml:space="preserve">Die Umsetzung weist Grenzen auf, die bei der Interpretation der Validierungsergebnisse mitzudenken sind. Erstens die Latenz: Die Erzeugung einer Sendung dauert je nach Länge bis zu einer Minute; die transparente Fortschrittsanzeige mildert die Wartezeit, hebt sie aber nicht auf, und das Serverless-Limit von sechzig Sekunden begrenzt die maximale Sendungskomplexität. Zweitens die Kosten: Die Sprachsynthese ist das mit Abstand </w:t>
+      </w:r>
+      <w:r>
+        <w:lastRenderedPageBreak/>
+        <w:t>teuerste Glied der Kette, was längeren oder häufigeren Sendungen im Studienbetrieb enge Grenzen setzte; die Kostenfrage wird in Abschnitt 10.2 vertieft. Drittens das Halluzinationsrisiko: Die automatische Quellenkontrolle prüft Quellennennungen, nicht aber die Faktentreue einzelner Aussagen – im Pilotbetrieb trat ein inhaltlicher Faktenfehler in einer Sportmeldung auf (Abschnitt 9.1). Viertens die Sprachsynthese selbst: Bei Eigennamen und Zahlen kommt es vereinzelt zu Aussprachefehlern, und zwischen Segmenten sind Betonungssprünge hörbar. Fünftens die Musikeinbindung: Die Vollwiedergabe über Spotify setzt ein kostenpflichtiges Konto und einen Login voraus, weshalb im Studienbetrieb lizenzfreie Titel zum Einsatz kamen, die klanglich nicht an ein redaktionelles Radioprogramm heranreichen. Schliesslich liefert der Wetterdienst nur eine Momentaufnahme ohne Aussichten, und die Anwendung läuft ausschliesslich im Browser – das Fehlen einer nativen App wurde von Teilnehmenden als Hürde für die Alltagsnutzung genannt (Abschnitt 9.5).</w:t>
+      </w:r>
+    </w:p>
+    <w:p>
+      <w:pPr>
+        <w:pStyle w:val="berschrift1"/>
+        <w:pageBreakBefore/>
+      </w:pPr>
+      <w:r>
+        <w:lastRenderedPageBreak/>
+        <w:t>8  Validierung</w:t>
+      </w:r>
+    </w:p>
+    <w:p>
+      <w:pPr>
+        <w:spacing w:after="160" w:line="360" w:lineRule="auto"/>
+      </w:pPr>
+      <w:r>
+        <w:t>Das Kapitel klärt, wie das in den Kapiteln 6 und 7 entworfene und umgesetzte Artefakt validiert wird. Es definiert pro Validierungsstrang, was geprüft wird, und legt die Schwellwerte fest, an denen der Erfolg gemessen wird. Die methodische Grundlage – die einzelnen Datenquellen, der Pilottest-Ablauf und die Auswertungsverfahren – ist in Kapitel 5 (Abschnitte 5.4 und 5.5) ausführlich beschrieben; dieses Kapitel verweist darauf und ergänzt die strangbezogene Operationalisierung.</w:t>
+      </w:r>
+    </w:p>
+    <w:p>
+      <w:pPr>
+        <w:pStyle w:val="berschrift2"/>
+      </w:pPr>
+      <w:r>
+        <w:t>8.1  Aufbau der Validierung</w:t>
+      </w:r>
+    </w:p>
+    <w:p>
+      <w:pPr>
+        <w:spacing w:after="160" w:line="360" w:lineRule="auto"/>
+      </w:pPr>
+      <w:r>
+        <w:t>Der Machbarkeitsnachweis prüft, ob das Artefakt technisch funktioniert. Die Usability- und Akzeptanzmessung prüft, ob es als bedienbar und nützlich erlebt wird. Die Wirkungsmessung prüft, ob es die in Kapitel 2 hergeleiteten Effekte zu Autonomie, Wohlbefinden und algorithmischer Souveränität entfaltet. Diese Reihenfolge ist nicht zufällig: Ohne Machbarkeit greift weder Akzeptanz- noch Wirkungsmessung; ohne ausreichende Akzeptanz lassen sich Wirkungseffekte nicht zuverlässig zuschreiben.</w:t>
+      </w:r>
+    </w:p>
+    <w:p>
+      <w:pPr>
+        <w:spacing w:after="160" w:line="360" w:lineRule="auto"/>
+      </w:pPr>
+      <w:r>
+        <w:t>Erhoben wurde in einem einmaligen Nutzungsformat: Die Teilnehmenden konfigurierten ihr Profil, hörten eine vollständige Sendung und beantworteten anschliessend einen Online-Fragebogen (Google Forms), der den Erstkontakt-Eindruck erfasst. Gewohnheitseffekte über eine längere Nutzungsphase waren nicht Gegenstand der Pilotstudie; sie werden in den Limitationen (Abschnitt 10.6) und im Ausblick aufgegriffen. Stichprobe, Ablauf und Auswertungsverfahren der Befragung sind in Abschnitt 8.6 dokumentiert.</w:t>
+      </w:r>
+    </w:p>
+    <w:p>
+      <w:pPr>
+        <w:pStyle w:val="berschrift2"/>
+      </w:pPr>
+      <w:r>
+        <w:t>8.2  Machbarkeitsnachweis</w:t>
+      </w:r>
+    </w:p>
+    <w:p>
+      <w:pPr>
+        <w:spacing w:after="160" w:line="360" w:lineRule="auto"/>
+      </w:pPr>
+      <w:r>
+        <w:t>Der Machbarkeitsnachweis erfolgt auf drei Ebenen. Erstens dient der lauffähige Prototyp als Demonstration: Ein End-to-End-Durchlauf von der Profileingabe über Datenintegration, LLM-gestützte Textgenerierung und Sprachsynthese bis zur ausgespielten Sendung wird reproduzierbar dokumentiert; eine Beispielsendung findet sich in Anhang E. Zweitens werden für die zentralen Pipeline-Komponenten – Datenintegration, Personalisierung, LLM-Aufrufe und Sprachsynthese – automatisierte Tests geführt, die Normalfälle, Fehlerpfade und Grenzfälle abdecken. Drittens werden nicht-funktionale Eigenschaften gemessen: Latenz pro Pipeline-Schritt, Kosten pro Sendung in LLM-Tokens und TTS-Minuten, Fehlerraten (Halluzinationen, fehlgeschlagene API-Calls) und Stabilität bei wiederholter Ausführung. Die Messungen erfolgen über mindestens 20 generierte Sendungen mit unterschiedlichen Profilkonfigurationen, um Schwankungen sichtbar zu machen.</w:t>
+      </w:r>
+    </w:p>
+    <w:p>
+      <w:pPr>
+        <w:pStyle w:val="berschrift2"/>
+      </w:pPr>
+      <w:r>
+        <w:lastRenderedPageBreak/>
+        <w:t>8.3  Usability und Akzeptanz</w:t>
+      </w:r>
+    </w:p>
+    <w:p>
+      <w:pPr>
+        <w:spacing w:after="160" w:line="360" w:lineRule="auto"/>
+      </w:pPr>
+      <w:r>
+        <w:t>Der Usability-Strang war zweistufig angelegt. Der Pilotbefragung ging Anfang Mai 2026 ein formatives Erstfeedback mit drei Personen aus dem Privatumfeld voraus: In geführten Einzelsessions konfigurierten die Teilnehmenden ein Profil, hörten eine Sendung und beantworteten anschliessend die unveränderte System Usability Scale (SUS-10; Brooke, 1996) sowie zwei offene Fragen; das Erhebungsinstrument lief zu diesem Zeitpunkt noch unter dem Arbeitstitel «Radio 25». Die SUS-Scores lagen bei 72.5, 80 und 85 Punkten (M = 79.2) und damit durchwegs über dem Referenzwert von 68 (Bangor et al., 2008).</w:t>
+      </w:r>
+    </w:p>
+    <w:p>
+      <w:pPr>
+        <w:spacing w:after="160" w:line="360" w:lineRule="auto"/>
+      </w:pPr>
+      <w:r>
+        <w:t>Die beiden offenen Fragen lieferten in erster Linie punktuelle Funktionswünsche – etwa eine wählbare Musikrichtung oder zusätzliche Themenkategorien –, die das Bedienkonzept nicht in Frage stellten und für die Fragestellung der Arbeit von untergeordneter Bedeutung waren. Der Wert des Erstfeedbacks lag damit primär im Bedienbarkeits-Check vor der Pilotstudie. Eine konkrete Konsequenz hatte der Test gleichwohl: Der Arbeitstitel «Radio 25» erwies sich als irreführend, weil er den Vergleich mit klassischem Radio nahelegte und zudem Verwechslungen mit dem Schweizer Sender Radio 24 provozierte – die Teilnehmenden bewerteten das Artefakt damit an einem falschen Referenzrahmen. Der Prototyp wurde deshalb vor der Pilotstudie in «Attune» umbenannt. Als summativer Beleg taugt es nicht: Die Stichprobe ist mit n = 3 minimal und stammt aus dem Privatumfeld, womit Höflichkeitseffekte wahrscheinlich sind; zudem deuten zwei Antworten auf das invertierte Item zu Inkonsistenzen darauf hin, dass die Umpolung missverstanden wurde. Die belastbare Usability-Messung erfolgte in der anschliessenden Pilotbefragung.</w:t>
+      </w:r>
+    </w:p>
+    <w:p>
+      <w:pPr>
+        <w:spacing w:after="160" w:line="360" w:lineRule="auto"/>
+      </w:pPr>
+      <w:r>
+        <w:t>Die Usability- und Akzeptanzmessung kombinierte sechs an die System Usability Scale (Brooke, 1996) angelehnte Items – berichtet als adaptierter Bedienbarkeits-Index (0–100) – mit eigenkonstruierten Items, die sich an TAM und UTAUT orientieren und gezielt die Einstellungsmöglichkeiten der Webapplikation adressieren. Diese Eigenkonstruktion ist methodisch begründet: Standardinstrumente prüfen Bedienbarkeit gegen einen abstrakten Idealnutzer, sie können aber nicht klären, ob konkrete Funktionen eines neuartigen Artefakts erwünscht sind. Pro Einstellungsmöglichkeit – Sendungslänge, Themenpräferenzen, Stimmenwahl, Diversifikationsgrad und Transparenzanzeige – wurde ein dreigeteiltes Item-Set erhoben: was gefällt, was als unnötig empfunden wird, was zusätzlich gewünscht wäre. Die Items wurden mit LLM-Unterstützung formuliert. Der vollständige Item-Katalog ist in Anhang C dokumentiert. Ergänzend wurde der Gesamteindruck mit einem siebenstufigen semantischen Differential erfasst; alle übrigen Items sind fünfstufige Likert-Skalen.</w:t>
+      </w:r>
+    </w:p>
+    <w:p>
+      <w:pPr>
+        <w:pStyle w:val="berschrift2"/>
+      </w:pPr>
+      <w:r>
+        <w:t>8.4  Wirkung</w:t>
+      </w:r>
+    </w:p>
+    <w:p>
+      <w:pPr>
+        <w:spacing w:after="160" w:line="360" w:lineRule="auto"/>
+      </w:pPr>
+      <w:r>
+        <w:lastRenderedPageBreak/>
+        <w:t>Die Wirkungsitems wurden direkt aus dem theoretischen Rahmen in Kapitel 2 abgeleitet, sodass die Studie die spezifischen Konstrukte prüft, mit denen das Artefakt begründet wurde. Erhoben wurden vier Wirkungsdimensionen. Die erste Dimension umfasst die psychologischen Grundbedürfnisse Autonomie, Kompetenz und Verbundenheit nach SDT (Abschnitt 2.3.1) sowie die wahrgenommene Werteorientierung im Sinne von VSD (Abschnitt 2.3.2). Die zweite Dimension misst das situative Wohlbefinden nach der Nutzung in Anlehnung an die Wellbeing-Items aus Abschnitt 5.4 und das in Abschnitt 2.3.3 entwickelte Wellbeing-Verständnis. Die dritte Dimension erfasst die Aspekte der algorithmischen Souveränität – Transparenz, Steuerbarkeit und Vertrauen – und greift damit das in Abschnitt 2.3.4 als Souveränitätsdefizit beschriebene Phänomen direkt auf. Die vierte Dimension umfasst zwei Bereiche, die nicht aus dem Wellbeing-Diskurs stammen, für ein Medienartefakt aber konstitutiv sind: die klassischen Gebrauchszwecke Information und Unterhaltung (als Kontrollvariablen, damit die Wohlbefindenswirkung nicht zulasten der Grundfunktionen erkauft wird) und Awareness-Items zu Filterblasen, Bias und Grenzen des Systems (als zentraler Anspruch des Artefakts). Eine Übersicht der Konstrukte mit Beispielitems findet sich in Anhang C; die Zuordnung der Items zu den Konstrukten und die Umpolungsregeln sind in Abschnitt 7 des Auswertungs-Notebooks dokumentiert.</w:t>
+      </w:r>
+    </w:p>
+    <w:p>
+      <w:pPr>
+        <w:pStyle w:val="berschrift2"/>
+      </w:pPr>
+      <w:r>
+        <w:t>8.5  Operationalisierung der Erfolgskriterien und Ethik</w:t>
+      </w:r>
+    </w:p>
+    <w:p>
+      <w:pPr>
+        <w:spacing w:after="160" w:line="360" w:lineRule="auto"/>
+      </w:pPr>
+      <w:r>
+        <w:t>Die in Abschnitt 4.2 konzeptuell formulierten Erfolgskriterien werden für die Validierung pro Strang operationalisiert. Auf der Machbarkeitsebene gilt der End-to-End-Durchlauf als erfolgreich, wenn er auf mindestens 95 Prozent der Versuche fehlerfrei terminiert, die Latenz pro Sendung unter einem mit dem Betreuer abgestimmten Schwellwert bleibt und die Unit-Test-Abdeckung pro Komponente mindestens 70 Prozent erreicht. Auf der Akzeptanzebene wird ein SUS-Score von mindestens 68 Punkten – dem industriellen Durchschnitt nach Bangor, Kortum und Miller (2008) – angestrebt; ergänzend muss zu jeder Einstellungsmöglichkeit mehrheitlich positives Feedback dokumentiert sein. Auf der Wirkungsebene gilt der Nachweis als erbracht, wenn die Items zu Autonomie, Steuerbarkeit und Transparenz im Median bei mindestens vier von fünf Punkten liegen und die Awareness-Items qualitativ belegte Bewusstseinsberichte erzeugen.</w:t>
+      </w:r>
+    </w:p>
+    <w:p>
+      <w:pPr>
+        <w:spacing w:after="160" w:line="360" w:lineRule="auto"/>
+      </w:pPr>
+      <w:r>
+        <w:t>Die konkreten Schwellwerte wurden vor dem Pilottest mit dem Betreuer abgestimmt. Ethik, Einwilligung und Datenschutz folgen den ZHAW-Standards für studentische Forschung mit Personen: Vor Studienbeginn unterzeichnen alle Testpersonen eine Einwilligungserklärung (Informed Consent, siehe Anhang H), die Studienzweck, Datenarten, Verwendung, Speicherdauer und Widerrufsrecht regelt. Nutzungsdaten werden lokal erhoben und sechs Monate nach Abgabe der Thesis gelöscht; ein clientseitiges Tracking findet nicht statt.</w:t>
+      </w:r>
+    </w:p>
+    <w:p>
+      <w:pPr>
+        <w:pStyle w:val="berschrift2"/>
+      </w:pPr>
+      <w:r>
+        <w:lastRenderedPageBreak/>
+        <w:t>8.6  Durchführung der Pilotbefragung</w:t>
+      </w:r>
+    </w:p>
+    <w:p>
+      <w:pPr>
+        <w:spacing w:after="160" w:line="360" w:lineRule="auto"/>
+      </w:pPr>
+      <w:r>
+        <w:t>Die Pilotbefragung wurde als Online-Fragebogen (Google Forms) umgesetzt und am 1. Juni 2026 abgeschlossen. Vor dem Feldstart wurde der vollständige Studienablauf – Profilkonfiguration, Sendung, Fragebogen – als Pretest mit zwei Personen aus dem Privatumfeld durchgespielt, um Verständlichkeit der Items und technischen Ablauf des Experiments zu prüfen; deren Antworten wurden von der Auswertung ausgeschlossen. Von den verbleibenden 25 Rückmeldungen lagen alle mit erteilter Einwilligung vor (n = 25). Die Stichprobe ist jung (17 Personen zwischen 18 und 24 Jahren, 8 Personen zwischen 25 und 34 Jahren) und überwiegend männlich (19 von 25); 24 Personen nahmen im Rahmen des ZHAW-Experiments teil. Die Stichprobe ist damit nicht repräsentativ: Klassisches Radio wird selten, algorithmische Plattformen werden häufig genutzt – die Teilnehmenden beurteilen Attune vor dem Erfahrungshintergrund engagement-getriebener Medien.</w:t>
+      </w:r>
+    </w:p>
+    <w:p>
+      <w:pPr>
+        <w:spacing w:after="160" w:line="360" w:lineRule="auto"/>
+      </w:pPr>
+      <w:r>
+        <w:t>Die Auswertung erfolgt deskriptiv über Mittelwerte (M), Standardabweichungen (SD) und Häufigkeiten, ergänzt um eine induktive Clusterung der Freitextantworten. Auf inferenzstatistische Verfahren wird angesichts der kleinen Stichprobe verzichtet; die explorativen Subgruppenvergleiche im Auswertungs-Notebook sind hypothesengenerierend zu lesen. Negativ formulierte Items wurden konstruktspezifisch umgepolt; Items, die ein erwünschtes kritisches Bewusstsein messen (z. B. «Ich würde der KI nicht blind vertrauen»), wurden bewusst nicht umgepolt. Die vollständige Auswertung ist als kommentiertes Jupyter-Notebook (Attune_Pilotstudie_Auswertung.ipynb) umgesetzt; eine lesbare HTML-Fassung mit allen Tabellen und Abbildungen ist im begleitenden Repository unter github.com/MichaelMoeckli/attune publiziert. Sämtliche berichteten Werte sind daraus deterministisch reproduzierbar.</w:t>
+      </w:r>
+    </w:p>
+    <w:p>
+      <w:pPr>
+        <w:pStyle w:val="berschrift1"/>
+        <w:pageBreakBefore/>
+      </w:pPr>
+      <w:r>
+        <w:lastRenderedPageBreak/>
+        <w:t>9  Ergebnisse der Pilotbefragung</w:t>
+      </w:r>
+    </w:p>
+    <w:p>
+      <w:pPr>
+        <w:spacing w:after="160" w:line="360" w:lineRule="auto"/>
+      </w:pPr>
+      <w:r>
+        <w:t>Dieses Kapitel berichtet die Ergebnisse der Pilotbefragung entlang der Dreiteilung aus Kapitel 8: Machbarkeit (9.1), Usability und Akzeptanz (9.2) sowie Wirkung (9.3). Abschnitt 9.4 beantwortet die vier Teilfragen aus Abschnitt 4.2, Abschnitt 9.5 verdichtet die qualitativen Freitextbefunde, und Abschnitt 9.6 vergleicht die Ergebnisse mit den in Abschnitt 8.5 operationalisierten Erfolgskriterien. Sofern nicht anders ausgewiesen, beziehen sich alle Werte auf fünfstufige Likert-Skalen (1 = stimme überhaupt nicht zu, 5 = stimme voll und ganz zu) mit n = 25; die vollständigen Tabellen und Abbildungen finden sich im Auswertungs-Notebook (vgl. Abschnitt 8.6).</w:t>
+      </w:r>
+    </w:p>
+    <w:p>
+      <w:pPr>
+        <w:pStyle w:val="berschrift2"/>
+      </w:pPr>
+      <w:r>
+        <w:t>9.1  Ergebnisse Machbarkeit</w:t>
+      </w:r>
+    </w:p>
+    <w:p>
+      <w:pPr>
+        <w:spacing w:after="160" w:line="360" w:lineRule="auto"/>
+      </w:pPr>
+      <w:r>
+        <w:t>Der Machbarkeitsnachweis aus Nutzersicht gilt als erbracht: 22 von 25 Teilnehmenden gaben an, die Sendung sei vollständig fehlerfrei gelaufen; drei Personen berichteten kleinere Störungen (Ruckeln beim ersten Musiktitel, eine falsche Endzeit-Anzeige, ein verzögerter Jingle-Start), die den Durchlauf nicht abbrachen. Die technische Qualität wird klar positiv bewertet: Audioqualität (M = 4.48, SD = 0.59) und Verständlichkeit (M = 4.56, SD = 0.58) erreichen die höchsten Werte, die Reaktionszeit der Anwendung liegt bei M = 4.25. Die technischen Schwachstellen sind die Natürlichkeit der synthetischen Stimme (M = 3.72, SD = 1.02) und die Übergänge zwischen den Sendungselementen (M = 3.68, SD = 0.95).</w:t>
+      </w:r>
+    </w:p>
+    <w:p>
+      <w:pPr>
+        <w:spacing w:after="80"/>
+        <w:jc w:val="center"/>
+      </w:pPr>
+      <w:r>
+        <w:rPr>
+          <w:noProof/>
+        </w:rPr>
+        <w:drawing>
+          <wp:inline distT="0" distB="0" distL="0" distR="0" wp14:anchorId="6916B794" wp14:editId="278D9962">
+            <wp:extent cx="5394960" cy="2309060"/>
+            <wp:effectExtent l="0" t="0" r="0" b="0"/>
+            <wp:docPr id="9101" name="c_tech" descr="Abbildung 9.1: Technische Qualität aus Nutzersicht (Mittelwerte, Skala 1–5, n = 25). Quelle: Auswertungs-Notebook (github.com/MichaelMoeckli/attune)."/>
+            <wp:cNvGraphicFramePr/>
+            <a:graphic xmlns:a="http://schemas.openxmlformats.org/drawingml/2006/main">
+              <a:graphicData uri="http://schemas.openxmlformats.org/drawingml/2006/picture">
+                <pic:pic xmlns:pic="http://schemas.openxmlformats.org/drawingml/2006/picture">
+                  <pic:nvPicPr>
+                    <pic:cNvPr id="9101" name="c_tech"/>
+                    <pic:cNvPicPr/>
+                  </pic:nvPicPr>
+                  <pic:blipFill>
+                    <a:blip r:embed="rId7"/>
+                    <a:stretch>
+                      <a:fillRect/>
+                    </a:stretch>
+                  </pic:blipFill>
+                  <pic:spPr>
+                    <a:xfrm>
+                      <a:off x="0" y="0"/>
+                      <a:ext cx="5394960" cy="2309060"/>
+                    </a:xfrm>
+                    <a:prstGeom prst="rect">
+                      <a:avLst/>
+                    </a:prstGeom>
+                  </pic:spPr>
+                </pic:pic>
+              </a:graphicData>
+            </a:graphic>
+          </wp:inline>
+        </w:drawing>
+      </w:r>
+    </w:p>
+    <w:p>
+      <w:pPr>
+        <w:spacing w:after="160"/>
+        <w:jc w:val="center"/>
+        <w:rPr>
+          <w:i/>
+          <w:sz w:val="20"/>
+        </w:rPr>
+      </w:pPr>
+      <w:r>
+        <w:rPr>
+          <w:i/>
+          <w:sz w:val="20"/>
+        </w:rPr>
+        <w:t>Abbildung 9.1: Technische Qualität aus Nutzersicht (Mittelwerte, Skala 1–5, n = 25). Quelle: Auswertungs-Notebook (github.com/MichaelMoeckli/attune).</w:t>
+      </w:r>
+    </w:p>
+    <w:p>
+      <w:pPr>
+        <w:spacing w:after="160" w:line="360" w:lineRule="auto"/>
+      </w:pPr>
+      <w:r>
+        <w:t xml:space="preserve">Inhaltlich relevant ist ein dokumentierter Faktenfehler in der Moderation: Eine Sendung meldete einen Sieg des FC St. Gallen vom Vorabend, obwohl das Spiel erst zwei Stunden zurücklag. Der Befund belegt die Notwendigkeit eines Aktualitäts- bzw. Halluzinations-Guards in der Moderations-Pipeline und wird in Kapitel 10 aufgegriffen. Die systematischen technischen Messungen gemäss Abschnitt 8.2 (Latenz, Kosten, Fehlerraten über </w:t>
+      </w:r>
+      <w:r>
+        <w:lastRenderedPageBreak/>
+        <w:t>wiederholte Durchläufe) sind nicht Gegenstand der Befragung; sie werden im Rahmen der Implementationsdokumentation berichtet.</w:t>
+      </w:r>
+    </w:p>
+    <w:p>
+      <w:pPr>
+        <w:pStyle w:val="berschrift2"/>
+      </w:pPr>
+      <w:r>
+        <w:t>9.2  Ergebnisse Usability und Akzeptanz</w:t>
+      </w:r>
+    </w:p>
+    <w:p>
+      <w:pPr>
+        <w:spacing w:after="160" w:line="360" w:lineRule="auto"/>
+      </w:pPr>
+      <w:r>
+        <w:t>Die Bedienbarkeit ist die stärkste Dimension der Pilotbefragung. Der adaptierte Bedienbarkeits-Index liegt bei M = 82.5 (SD = 12.7) auf der Skala von 0 bis 100; zur groben Einordnung entspricht ein Wert über 80 nach Bangor et al. (2008) dem Bereich «excellent». Auf Itemebene werden die einfache Bedienung (M = 4.56), das schnelle Zurechtfinden (M = 4.44) und das Gefühl von Sicherheit bei der Nutzung (M = 4.56) hoch bewertet, während wahrgenommene Komplexität (M = 1.52) und Lernaufwand (M = 1.44) sehr niedrig ausfallen. Verhaltener fällt die Absicht aus, die Anwendung regelmässig zu nutzen (M = 3.20, SD = 1.19).</w:t>
+      </w:r>
+    </w:p>
+    <w:p>
+      <w:pPr>
+        <w:spacing w:after="160" w:line="360" w:lineRule="auto"/>
+      </w:pPr>
+      <w:r>
+        <w:t>Das siebenstufige semantische Differential bestätigt dieses Bild: Die pragmatischen Pole verständlich (M = 6.24), angenehm (M = 5.96), effizient (M = 5.96) und übersichtlich (M = 5.92) liegen deutlich im positiven Bereich; die hedonischen Pole spannend (M = 4.92) und interessant (M = 5.12) bleiben verhaltener, bei zugleich hoher Streuung. Die Anwendung wird zudem als neuartig wahrgenommen (M = 5.48).</w:t>
+      </w:r>
+    </w:p>
+    <w:p>
+      <w:pPr>
+        <w:spacing w:after="80"/>
+        <w:jc w:val="center"/>
+      </w:pPr>
+      <w:r>
+        <w:rPr>
+          <w:noProof/>
+        </w:rPr>
+        <w:drawing>
+          <wp:inline distT="0" distB="0" distL="0" distR="0" wp14:anchorId="7E421EA9" wp14:editId="499F4656">
+            <wp:extent cx="5394960" cy="2894658"/>
+            <wp:effectExtent l="0" t="0" r="0" b="0"/>
+            <wp:docPr id="9102" name="c_diff" descr="Abbildung 9.2: Semantisches Differential «Die App war …» (Mittelwerte, Skala 1–7, n = 25)."/>
+            <wp:cNvGraphicFramePr/>
+            <a:graphic xmlns:a="http://schemas.openxmlformats.org/drawingml/2006/main">
+              <a:graphicData uri="http://schemas.openxmlformats.org/drawingml/2006/picture">
+                <pic:pic xmlns:pic="http://schemas.openxmlformats.org/drawingml/2006/picture">
+                  <pic:nvPicPr>
+                    <pic:cNvPr id="9102" name="c_diff"/>
+                    <pic:cNvPicPr/>
+                  </pic:nvPicPr>
+                  <pic:blipFill>
+                    <a:blip r:embed="rId8"/>
+                    <a:stretch>
+                      <a:fillRect/>
+                    </a:stretch>
+                  </pic:blipFill>
+                  <pic:spPr>
+                    <a:xfrm>
+                      <a:off x="0" y="0"/>
+                      <a:ext cx="5394960" cy="2894658"/>
+                    </a:xfrm>
+                    <a:prstGeom prst="rect">
+                      <a:avLst/>
+                    </a:prstGeom>
+                  </pic:spPr>
+                </pic:pic>
+              </a:graphicData>
+            </a:graphic>
+          </wp:inline>
+        </w:drawing>
+      </w:r>
+    </w:p>
+    <w:p>
+      <w:pPr>
+        <w:spacing w:after="160"/>
+        <w:jc w:val="center"/>
+        <w:rPr>
+          <w:i/>
+          <w:sz w:val="20"/>
+        </w:rPr>
+      </w:pPr>
+      <w:r>
+        <w:rPr>
+          <w:i/>
+          <w:sz w:val="20"/>
+        </w:rPr>
+        <w:t>Abbildung 9.2: Semantisches Differential «Die App war …» (Mittelwerte, Skala 1–7, n = 25).</w:t>
+      </w:r>
+    </w:p>
+    <w:p>
+      <w:pPr>
+        <w:spacing w:after="160" w:line="360" w:lineRule="auto"/>
+      </w:pPr>
+      <w:r>
+        <w:t xml:space="preserve">Bei den Einstellungsmöglichkeiten wird die selbst wählbare Sendungslänge am breitesten geschätzt (M = 4.40, SD = 0.71); die Themenwahl gefällt (M = 3.80), wobei sich ein Teil der Teilnehmenden mehr Optionen wünscht (M = 3.28). Das wohlbefindens-orientierte Session-Design greift: Das klare Sendungsende wird als angenehm erlebt (M = 3.92), und ein </w:t>
+      </w:r>
+      <w:r>
+        <w:lastRenderedPageBreak/>
+        <w:t>automatisches Weiterlaufen (Autoplay) wird mehrheitlich nicht vermisst (M = 2.80 bei gegenläufig formuliertem Item).</w:t>
+      </w:r>
+    </w:p>
+    <w:p>
+      <w:pPr>
+        <w:pStyle w:val="berschrift2"/>
+      </w:pPr>
+      <w:r>
+        <w:t>9.3  Ergebnisse Wirkung</w:t>
+      </w:r>
+    </w:p>
+    <w:p>
+      <w:pPr>
+        <w:spacing w:after="160" w:line="360" w:lineRule="auto"/>
+      </w:pPr>
+      <w:r>
+        <w:t>Die Wirkungsitems wurden gemäss Abschnitt 8.4 aus den Konstrukten des theoretischen Rahmens abgeleitet. Die folgende Übersicht fasst die Skalenmittelwerte je Konstrukt zusammen; die Einzelitems sind im Auswertungs-Notebook dokumentiert.</w:t>
+      </w:r>
+    </w:p>
+    <w:tbl>
+      <w:tblPr>
+        <w:tblW w:w="9000" w:type="dxa"/>
+        <w:tblBorders>
+          <w:top w:val="single" w:sz="4" w:space="0" w:color="CCCCCC"/>
+          <w:left w:val="single" w:sz="4" w:space="0" w:color="CCCCCC"/>
+          <w:bottom w:val="single" w:sz="4" w:space="0" w:color="CCCCCC"/>
+          <w:right w:val="single" w:sz="4" w:space="0" w:color="CCCCCC"/>
+          <w:insideH w:val="single" w:sz="4" w:space="0" w:color="CCCCCC"/>
+          <w:insideV w:val="single" w:sz="4" w:space="0" w:color="CCCCCC"/>
+        </w:tblBorders>
+        <w:tblLayout w:type="fixed"/>
+        <w:tblCellMar>
+          <w:left w:w="120" w:type="dxa"/>
+          <w:right w:w="120" w:type="dxa"/>
+        </w:tblCellMar>
+        <w:tblLook w:val="04A0" w:firstRow="1" w:lastRow="0" w:firstColumn="1" w:lastColumn="0" w:noHBand="0" w:noVBand="1"/>
+      </w:tblPr>
+      <w:tblGrid>
+        <w:gridCol w:w="3000"/>
+        <w:gridCol w:w="4200"/>
+        <w:gridCol w:w="1800"/>
+      </w:tblGrid>
+      <w:tr>
+        <w:tc>
+          <w:tcPr>
+            <w:tcW w:w="3000" w:type="dxa"/>
+            <w:shd w:val="clear" w:color="auto" w:fill="D9E2F3"/>
+          </w:tcPr>
+          <w:p>
+            <w:pPr>
+              <w:spacing w:line="276" w:lineRule="auto"/>
+            </w:pPr>
+            <w:r>
+              <w:rPr>
+                <w:b/>
+              </w:rPr>
+              <w:t>Konstrukt</w:t>
+            </w:r>
+          </w:p>
+        </w:tc>
+        <w:tc>
+          <w:tcPr>
+            <w:tcW w:w="4200" w:type="dxa"/>
+            <w:shd w:val="clear" w:color="auto" w:fill="D9E2F3"/>
+          </w:tcPr>
+          <w:p>
+            <w:pPr>
+              <w:spacing w:line="276" w:lineRule="auto"/>
+            </w:pPr>
+            <w:r>
+              <w:rPr>
+                <w:b/>
+              </w:rPr>
+              <w:t>Theoriebezug (Abschnitt 2.3)</w:t>
+            </w:r>
+          </w:p>
+        </w:tc>
+        <w:tc>
+          <w:tcPr>
+            <w:tcW w:w="1800" w:type="dxa"/>
+            <w:shd w:val="clear" w:color="auto" w:fill="D9E2F3"/>
+          </w:tcPr>
+          <w:p>
+            <w:pPr>
+              <w:spacing w:line="276" w:lineRule="auto"/>
+            </w:pPr>
+            <w:r>
+              <w:rPr>
+                <w:b/>
+              </w:rPr>
+              <w:t>Skalen-M</w:t>
+            </w:r>
+          </w:p>
+        </w:tc>
+      </w:tr>
+      <w:tr>
+        <w:tc>
+          <w:tcPr>
+            <w:tcW w:w="3000" w:type="dxa"/>
+          </w:tcPr>
+          <w:p>
+            <w:pPr>
+              <w:spacing w:line="276" w:lineRule="auto"/>
+            </w:pPr>
+            <w:r>
+              <w:t>Selbstbestimmung</w:t>
+            </w:r>
+          </w:p>
+        </w:tc>
+        <w:tc>
+          <w:tcPr>
+            <w:tcW w:w="4200" w:type="dxa"/>
+          </w:tcPr>
+          <w:p>
+            <w:pPr>
+              <w:spacing w:line="276" w:lineRule="auto"/>
+            </w:pPr>
+            <w:r>
+              <w:t>SDT – Autonomie (2.3.1)</w:t>
+            </w:r>
+          </w:p>
+        </w:tc>
+        <w:tc>
+          <w:tcPr>
+            <w:tcW w:w="1800" w:type="dxa"/>
+          </w:tcPr>
+          <w:p>
+            <w:pPr>
+              <w:spacing w:line="276" w:lineRule="auto"/>
+            </w:pPr>
+            <w:r>
+              <w:t>3.81</w:t>
+            </w:r>
+          </w:p>
+        </w:tc>
+      </w:tr>
+      <w:tr>
+        <w:tc>
+          <w:tcPr>
+            <w:tcW w:w="3000" w:type="dxa"/>
+          </w:tcPr>
+          <w:p>
+            <w:pPr>
+              <w:spacing w:line="276" w:lineRule="auto"/>
+            </w:pPr>
+            <w:r>
+              <w:t>Kompetenz</w:t>
+            </w:r>
+          </w:p>
+        </w:tc>
+        <w:tc>
+          <w:tcPr>
+            <w:tcW w:w="4200" w:type="dxa"/>
+          </w:tcPr>
+          <w:p>
+            <w:pPr>
+              <w:spacing w:line="276" w:lineRule="auto"/>
+            </w:pPr>
+            <w:r>
+              <w:t>SDT (2.3.1)</w:t>
+            </w:r>
+          </w:p>
+        </w:tc>
+        <w:tc>
+          <w:tcPr>
+            <w:tcW w:w="1800" w:type="dxa"/>
+          </w:tcPr>
+          <w:p>
+            <w:pPr>
+              <w:spacing w:line="276" w:lineRule="auto"/>
+            </w:pPr>
+            <w:r>
+              <w:t>3.98</w:t>
+            </w:r>
+          </w:p>
+        </w:tc>
+      </w:tr>
+      <w:tr>
+        <w:tc>
+          <w:tcPr>
+            <w:tcW w:w="3000" w:type="dxa"/>
+          </w:tcPr>
+          <w:p>
+            <w:pPr>
+              <w:spacing w:line="276" w:lineRule="auto"/>
+            </w:pPr>
+            <w:r>
+              <w:t>Verbundenheit</w:t>
+            </w:r>
+          </w:p>
+        </w:tc>
+        <w:tc>
+          <w:tcPr>
+            <w:tcW w:w="4200" w:type="dxa"/>
+          </w:tcPr>
+          <w:p>
+            <w:pPr>
+              <w:spacing w:line="276" w:lineRule="auto"/>
+            </w:pPr>
+            <w:r>
+              <w:t>SDT (2.3.1)</w:t>
+            </w:r>
+          </w:p>
+        </w:tc>
+        <w:tc>
+          <w:tcPr>
+            <w:tcW w:w="1800" w:type="dxa"/>
+          </w:tcPr>
+          <w:p>
+            <w:pPr>
+              <w:spacing w:line="276" w:lineRule="auto"/>
+            </w:pPr>
+            <w:r>
+              <w:t>3.54</w:t>
+            </w:r>
+          </w:p>
+        </w:tc>
+      </w:tr>
+      <w:tr>
+        <w:tc>
+          <w:tcPr>
+            <w:tcW w:w="3000" w:type="dxa"/>
+          </w:tcPr>
+          <w:p>
+            <w:pPr>
+              <w:spacing w:line="276" w:lineRule="auto"/>
+            </w:pPr>
+            <w:r>
+              <w:t>Wohlbefinden</w:t>
+            </w:r>
+          </w:p>
+        </w:tc>
+        <w:tc>
+          <w:tcPr>
+            <w:tcW w:w="4200" w:type="dxa"/>
+          </w:tcPr>
+          <w:p>
+            <w:pPr>
+              <w:spacing w:line="276" w:lineRule="auto"/>
+            </w:pPr>
+            <w:r>
+              <w:t>Digital Wellbeing (2.3.3)</w:t>
+            </w:r>
+          </w:p>
+        </w:tc>
+        <w:tc>
+          <w:tcPr>
+            <w:tcW w:w="1800" w:type="dxa"/>
+          </w:tcPr>
+          <w:p>
+            <w:pPr>
+              <w:spacing w:line="276" w:lineRule="auto"/>
+            </w:pPr>
+            <w:r>
+              <w:t>3.37</w:t>
+            </w:r>
+          </w:p>
+        </w:tc>
+      </w:tr>
+      <w:tr>
+        <w:tc>
+          <w:tcPr>
+            <w:tcW w:w="3000" w:type="dxa"/>
+          </w:tcPr>
+          <w:p>
+            <w:pPr>
+              <w:spacing w:line="276" w:lineRule="auto"/>
+            </w:pPr>
+            <w:r>
+              <w:t>Vergleich zum Radio</w:t>
+            </w:r>
+          </w:p>
+        </w:tc>
+        <w:tc>
+          <w:tcPr>
+            <w:tcW w:w="4200" w:type="dxa"/>
+          </w:tcPr>
+          <w:p>
+            <w:pPr>
+              <w:spacing w:line="276" w:lineRule="auto"/>
+            </w:pPr>
+            <w:r>
+              <w:t>Gebrauchszwecke (Kontrollvariable)</w:t>
+            </w:r>
+          </w:p>
+        </w:tc>
+        <w:tc>
+          <w:tcPr>
+            <w:tcW w:w="1800" w:type="dxa"/>
+          </w:tcPr>
+          <w:p>
+            <w:pPr>
+              <w:spacing w:line="276" w:lineRule="auto"/>
+            </w:pPr>
+            <w:r>
+              <w:t>3.28</w:t>
+            </w:r>
+          </w:p>
+        </w:tc>
+      </w:tr>
+      <w:tr>
+        <w:tc>
+          <w:tcPr>
+            <w:tcW w:w="3000" w:type="dxa"/>
+          </w:tcPr>
+          <w:p>
+            <w:pPr>
+              <w:spacing w:line="276" w:lineRule="auto"/>
+            </w:pPr>
+            <w:r>
+              <w:t>Kontrolle/Souveränität</w:t>
+            </w:r>
+          </w:p>
+        </w:tc>
+        <w:tc>
+          <w:tcPr>
+            <w:tcW w:w="4200" w:type="dxa"/>
+          </w:tcPr>
+          <w:p>
+            <w:pPr>
+              <w:spacing w:line="276" w:lineRule="auto"/>
+            </w:pPr>
+            <w:r>
+              <w:t>Algorithmische Souveränität (2.3.4)</w:t>
+            </w:r>
+          </w:p>
+        </w:tc>
+        <w:tc>
+          <w:tcPr>
+            <w:tcW w:w="1800" w:type="dxa"/>
+          </w:tcPr>
+          <w:p>
+            <w:pPr>
+              <w:spacing w:line="276" w:lineRule="auto"/>
+            </w:pPr>
+            <w:r>
+              <w:t>3.49</w:t>
+            </w:r>
+          </w:p>
+        </w:tc>
+      </w:tr>
+      <w:tr>
+        <w:tc>
+          <w:tcPr>
+            <w:tcW w:w="3000" w:type="dxa"/>
+          </w:tcPr>
+          <w:p>
+            <w:pPr>
+              <w:spacing w:line="276" w:lineRule="auto"/>
+            </w:pPr>
+            <w:r>
+              <w:t>Transparenz-Nutzen</w:t>
+            </w:r>
+          </w:p>
+        </w:tc>
+        <w:tc>
+          <w:tcPr>
+            <w:tcW w:w="4200" w:type="dxa"/>
+          </w:tcPr>
+          <w:p>
+            <w:pPr>
+              <w:spacing w:line="276" w:lineRule="auto"/>
+            </w:pPr>
+            <w:r>
+              <w:t>VSD (2.3.2)</w:t>
+            </w:r>
+          </w:p>
+        </w:tc>
+        <w:tc>
+          <w:tcPr>
+            <w:tcW w:w="1800" w:type="dxa"/>
+          </w:tcPr>
+          <w:p>
+            <w:pPr>
+              <w:spacing w:line="276" w:lineRule="auto"/>
+            </w:pPr>
+            <w:r>
+              <w:t>3.65</w:t>
+            </w:r>
+          </w:p>
+        </w:tc>
+      </w:tr>
+    </w:tbl>
+    <w:p>
+      <w:pPr>
+        <w:spacing w:after="160" w:line="360" w:lineRule="auto"/>
+      </w:pPr>
+      <w:r>
+        <w:t>Am höchsten liegen Kompetenz (M = 3.98) und Selbstbestimmung (M = 3.81): Die explizite Personalisierung mit Nutzerautonomie zeigt Wirkung. Am verhaltensten fallen der Vergleich zum klassischen Radio (M = 3.28; «würde Attune bevorzugen» M = 3.08) und das unmittelbare Entspannungserleben aus («danach entspannter» M = 3.00) – beides plausibel als Erstkontakt-Effekte, die für das im Studienkonzept angelegte Längsschnittformat sprechen.</w:t>
+      </w:r>
+    </w:p>
+    <w:p>
+      <w:pPr>
+        <w:spacing w:after="160" w:line="360" w:lineRule="auto"/>
+      </w:pPr>
+      <w:r>
+        <w:t>Die Transparenz-Elemente werden als nützlich bewertet (Quellenangaben M = 4.04, Pipeline-Erklärung M = 3.60, Begründung der Themenwahl M = 3.52), aber nicht durchgängig bemerkt: Die Quellenangaben nahmen 14 von 25 Teilnehmenden wahr, die KI-Pipeline-Erklärung 16, die Begründung der Themenwahl nur 8. Die Awareness-Items zeigen das angestrebte kritische Bewusstsein: «Ich würde der KI nicht blind vertrauen» erreicht M = 4.20, das Bewusstsein, dass Medienangebote die eigene Sicht einschränken können, M = 4.08 – bei gleichzeitig als ausgewogen wahrgenommener Themenauswahl (M = 3.64).</w:t>
+      </w:r>
+    </w:p>
+    <w:p>
+      <w:pPr>
+        <w:pStyle w:val="berschrift2"/>
+      </w:pPr>
+      <w:r>
+        <w:t>9.4  Beantwortung der Teilfragen T1–T4</w:t>
+      </w:r>
+    </w:p>
+    <w:p>
+      <w:pPr>
+        <w:spacing w:after="160" w:line="360" w:lineRule="auto"/>
+      </w:pPr>
+      <w:r>
+        <w:t xml:space="preserve">Die vier Teilfragen aus Abschnitt 4.2 werden zusätzlich direkt beantwortet, indem die jeweils zugeordneten Items pro Teilfrage aggregiert werden; die Zuordnung der Items zu den Konstrukten und die Umpolungsregeln sind in Abschnitt 7 des Auswertungs-Notebooks dokumentiert. Alle vier Teilfragen liegen über der Skalenmitte von 3: T1 (Präferenzbildung und Autonomie) erreicht M = 3.94, T2 (Inhaltsdiversität und Bedürfnisgerechtigkeit) M = 3.62, T3 (Sessiongestaltung und Nutzungskontrolle) M = 3.67 und T4 (Transparenz und Akzeptanz) M = 3.62. Die Pilotdaten stützen damit die Hauptforschungsfrage: Die explizite, </w:t>
+      </w:r>
+      <w:r>
+        <w:lastRenderedPageBreak/>
+        <w:t>transparente Präferenzangabe wird als autonomie- und kompetenzförderlich erlebt (T1), die bewusst diversifizierte Auswahl als bedürfnisgerecht wahrgenommen (T2), und die wellbeing-orientierten Designentscheidungen werden akzeptiert (T3, T4).</w:t>
+      </w:r>
+    </w:p>
+    <w:p>
+      <w:pPr>
+        <w:spacing w:after="80"/>
+        <w:jc w:val="center"/>
+      </w:pPr>
+      <w:r>
+        <w:rPr>
+          <w:noProof/>
+        </w:rPr>
+        <w:drawing>
+          <wp:inline distT="0" distB="0" distL="0" distR="0" wp14:anchorId="7E5A1E57" wp14:editId="624AEC49">
+            <wp:extent cx="5394960" cy="2008697"/>
+            <wp:effectExtent l="0" t="0" r="0" b="0"/>
+            <wp:docPr id="9103" name="hf_synthese" descr="Abbildung 9.3: Aggregierte Teilfragen-Scores T1–T4 (Mittelwert ± Standardabweichung, Skala 1–5)."/>
+            <wp:cNvGraphicFramePr/>
+            <a:graphic xmlns:a="http://schemas.openxmlformats.org/drawingml/2006/main">
+              <a:graphicData uri="http://schemas.openxmlformats.org/drawingml/2006/picture">
+                <pic:pic xmlns:pic="http://schemas.openxmlformats.org/drawingml/2006/picture">
+                  <pic:nvPicPr>
+                    <pic:cNvPr id="9103" name="hf_synthese"/>
+                    <pic:cNvPicPr/>
+                  </pic:nvPicPr>
+                  <pic:blipFill>
+                    <a:blip r:embed="rId9"/>
+                    <a:stretch>
+                      <a:fillRect/>
+                    </a:stretch>
+                  </pic:blipFill>
+                  <pic:spPr>
+                    <a:xfrm>
+                      <a:off x="0" y="0"/>
+                      <a:ext cx="5394960" cy="2008697"/>
+                    </a:xfrm>
+                    <a:prstGeom prst="rect">
+                      <a:avLst/>
+                    </a:prstGeom>
+                  </pic:spPr>
+                </pic:pic>
+              </a:graphicData>
+            </a:graphic>
+          </wp:inline>
+        </w:drawing>
+      </w:r>
+    </w:p>
+    <w:p>
+      <w:pPr>
+        <w:spacing w:after="160"/>
+        <w:jc w:val="center"/>
+        <w:rPr>
+          <w:i/>
+          <w:sz w:val="20"/>
+        </w:rPr>
+      </w:pPr>
+      <w:r>
+        <w:rPr>
+          <w:i/>
+          <w:sz w:val="20"/>
+        </w:rPr>
+        <w:t>Abbildung 9.3: Aggregierte Teilfragen-Scores T1–T4 (Mittelwert ± Standardabweichung, Skala 1–5).</w:t>
+      </w:r>
+    </w:p>
+    <w:p>
+      <w:pPr>
+        <w:pStyle w:val="berschrift2"/>
+      </w:pPr>
+      <w:r>
+        <w:t>9.5  Qualitative Befunde</w:t>
+      </w:r>
+    </w:p>
+    <w:p>
+      <w:pPr>
+        <w:spacing w:after="160" w:line="360" w:lineRule="auto"/>
+      </w:pPr>
+      <w:r>
+        <w:t>Die Freitextantworten wurden induktiv zu Clustern verdichtet; Häufigkeiten und Ankerzitate je Cluster sind im Auswertungs-Notebook dokumentiert. Besonders gefallen haben die Personalisierung mit eigener Themen- und Längenwahl (10 von 22 Nennungen), die Echtheit und Aktualität der Daten (4) sowie die Innovativität der Idee (3); weitere Nennungen betreffen Bedienung, Transparenz und Moderationsstil. Als störend genannt wurden die Musikauswahl (5 von 20 Nennungen; Geschmack, Qualität, fehlende Genre-Wahl), die Tiefe und Genauigkeit der Themen (5) und technische Details wie Lautstärkesprünge (3); sechs Personen nannten explizit keine Störfaktoren. Die Wünsche (18 Nennungen) richten sich vor allem auf tiefere Themen-Optionen (7), eine eigene Musikgenre-Wahl (3) und eine native App (3).</w:t>
+      </w:r>
+    </w:p>
+    <w:p>
+      <w:pPr>
+        <w:spacing w:after="160" w:line="360" w:lineRule="auto"/>
+      </w:pPr>
+      <w:r>
+        <w:t>Die Frage nach der Weiternutzung ist gespalten: 14 Teilnehmende würden Attune weiternutzen, 11 nicht; als Gründe dagegen dominieren grundsätzliche KI-Skepsis und die fehlende native App. Explorativ zeigt sich zudem, dass genau die Zielgruppe des wellbeing-orientierten Gegenmodells am stärksten anspricht: Wer sich von algorithmischen Plattformen «festgehalten» fühlt, bewertet das Wohlbefinden bei Attune deutlich höher (Differenz +0.82). News-Affinität erweist sich als stärkster Akzeptanztreiber (Weiternutzungsabsicht 73 Prozent gegenüber 30 Prozent), und Selbstbestimmung hängt eng mit der Bereitschaft zusammen, Attune dem klassischen Radio vorzuziehen (Spearman-ρ = 0.79). Diese Subgruppenbefunde sind angesichts der kleinen Teilgruppen hypothesengenerierend zu lesen.</w:t>
+      </w:r>
+    </w:p>
+    <w:p>
+      <w:pPr>
+        <w:pStyle w:val="berschrift2"/>
+      </w:pPr>
+      <w:r>
+        <w:lastRenderedPageBreak/>
+        <w:t>9.6  Vergleich mit den Erfolgskriterien</w:t>
+      </w:r>
+    </w:p>
+    <w:p>
+      <w:pPr>
+        <w:spacing w:after="160" w:line="360" w:lineRule="auto"/>
+      </w:pPr>
+      <w:r>
+        <w:t>Gemessen an den in Abschnitt 8.5 operationalisierten Kriterien ergibt sich ein differenziertes Bild. Auf der Akzeptanzebene wird das SUS-Kriterium von mindestens 68 Punkten mit dem adaptierten Index von 82.5 deutlich übertroffen – mit dem Vorbehalt, dass kein standardkonformer Score vorliegt –, und zu allen Einstellungsmöglichkeiten liegt mehrheitlich positives Feedback vor (Sendungslänge M = 4.40, Themenwahl M = 3.80, Sessionende M = 3.92). Auf der Machbarkeitsebene berichten 22 von 25 Teilnehmenden (88 Prozent) einen vollständig fehlerfreien Durchlauf ohne Abbrüche; das 95-Prozent-Kriterium wird aus Nutzersicht knapp verfehlt, wobei die berichteten Störungen geringfügig waren. Auf der Wirkungsebene liegen die Items zu Autonomie, Steuerbarkeit und Transparenz mit Mittelwerten zwischen 3.32 und 4.04 mehrheitlich unter dem angestrebten Wert von vier Punkten; das Kriterium ist in der Erstkontakt-Situation nur teilweise erfüllt. Die Awareness-Items erzeugen dagegen die geforderten, qualitativ belegten Bewusstseinsberichte (M = 4.08 bis 4.20, gestützt durch Freitextantworten).</w:t>
+      </w:r>
+    </w:p>
+    <w:p>
+      <w:pPr>
+        <w:spacing w:after="160" w:line="360" w:lineRule="auto"/>
+      </w:pPr>
+      <w:r>
+        <w:t>Zwei Einschränkungen sind festzuhalten. Erstens wurden die Machbarkeits- und Wirkungskriterien als Anteils- bzw. Medianwerte formuliert, hier aber – konsistent mit dem Auswertungs-Notebook – auf Mittelwertebene berichtet. Zweitens sind die technischen Kriterien (Latenz, Unit-Test-Abdeckung) aus der Befragung nicht beurteilbar. Insgesamt sind die Akzeptanzkriterien klar erfüllt, die Machbarkeit aus Nutzersicht weitgehend belegt und die Wirkungskriterien teilweise erfüllt – eine Einordnung, die Kapitel 10 vertieft.</w:t>
+      </w:r>
+    </w:p>
+    <w:p>
+      <w:pPr>
+        <w:spacing w:after="80"/>
+        <w:jc w:val="center"/>
+      </w:pPr>
+      <w:r>
+        <w:rPr>
+          <w:noProof/>
+        </w:rPr>
+        <w:drawing>
+          <wp:inline distT="0" distB="0" distL="0" distR="0" wp14:anchorId="6F578FF2" wp14:editId="0D3A388B">
+            <wp:extent cx="5394960" cy="1751711"/>
+            <wp:effectExtent l="0" t="0" r="0" b="0"/>
+            <wp:docPr id="9104" name="kategorien_uebersicht" descr="Abbildung 9.4: Verdichtete Übersicht entlang der drei Validierungsstränge Machbarkeit, Usability/Akzeptanz und Wirkung."/>
+            <wp:cNvGraphicFramePr/>
+            <a:graphic xmlns:a="http://schemas.openxmlformats.org/drawingml/2006/main">
+              <a:graphicData uri="http://schemas.openxmlformats.org/drawingml/2006/picture">
+                <pic:pic xmlns:pic="http://schemas.openxmlformats.org/drawingml/2006/picture">
+                  <pic:nvPicPr>
+                    <pic:cNvPr id="9104" name="kategorien_uebersicht"/>
+                    <pic:cNvPicPr/>
+                  </pic:nvPicPr>
+                  <pic:blipFill>
+                    <a:blip r:embed="rId10"/>
+                    <a:stretch>
+                      <a:fillRect/>
+                    </a:stretch>
+                  </pic:blipFill>
+                  <pic:spPr>
+                    <a:xfrm>
+                      <a:off x="0" y="0"/>
+                      <a:ext cx="5394960" cy="1751711"/>
+                    </a:xfrm>
+                    <a:prstGeom prst="rect">
+                      <a:avLst/>
+                    </a:prstGeom>
+                  </pic:spPr>
+                </pic:pic>
+              </a:graphicData>
+            </a:graphic>
+          </wp:inline>
+        </w:drawing>
+      </w:r>
+    </w:p>
+    <w:p>
+      <w:pPr>
+        <w:spacing w:after="160"/>
+        <w:jc w:val="center"/>
+        <w:rPr>
+          <w:i/>
+          <w:sz w:val="20"/>
+        </w:rPr>
+      </w:pPr>
+      <w:r>
+        <w:rPr>
+          <w:i/>
+          <w:sz w:val="20"/>
+        </w:rPr>
+        <w:t>Abbildung 9.4: Verdichtete Übersicht entlang der drei Validierungsstränge Machbarkeit, Usability/Akzeptanz und Wirkung.</w:t>
+      </w:r>
+    </w:p>
+    <w:p>
+      <w:pPr>
+        <w:pStyle w:val="berschrift1"/>
+        <w:pageBreakBefore/>
+      </w:pPr>
+      <w:r>
+        <w:lastRenderedPageBreak/>
         <w:t>10  Diskussion</w:t>
       </w:r>
     </w:p>
@@ -3933,7 +5751,27 @@
         <w:spacing w:after="160" w:line="360" w:lineRule="auto"/>
       </w:pPr>
       <w:r>
-        <w:t>[Stub – wird nach dem Pilottest auf Basis der Ergebnisse aus Kap. 9 verfasst.] Synthese über die drei Validierungsstränge: Was wurde nachgewiesen, was bleibt offen? Die Hauptforschungsfrage aus Kap. 4 wird hier ebenenübergreifend beantwortet, mit klarer Markierung dessen, was die kleine Stichprobe und der kurze Untersuchungszeitraum tragen.</w:t>
+        <w:t>Die Hauptforschungsfrage – wie Nutzerinnen und Nutzer ihre individuellen Präferenzen so angeben können, dass das Ergebnis ihre Bedürfnisse optimal erfüllt und zugleich ihr Wohlbefinden fördert – lässt sich auf Basis der Pilotdaten vorsichtig positiv beantworten. Über die drei Validierungsstränge hinweg ergibt sich ein konsistentes Muster: Die Machbarkeit ist aus Nutzersicht weitgehend belegt (88 Prozent fehlerfreie Durchläufe, hohe Werte für Audioqualität und Verständlichkeit), die Akzeptanz übertrifft mit einem adaptierten Bedienbarkeits-Index von 82.5 das Erfolgskriterium deutlich, und alle vier Teilfragen liegen mit Werten zwischen 3.62 und 3.94 über der Skalenmitte. Der Mechanismus, der den Kern der Forschungsfrage adressiert – die explizite, transparente Präferenzangabe – zeigt dabei die stärkste Wirkung: T1 (Präferenzbildung und Autonomie) erreicht mit M = 3.94 den höchsten Teilfragen-Wert, getragen vom Kompetenz- (M = 3.98) und Selbstbestimmungserleben (M = 3.81).</w:t>
+      </w:r>
+    </w:p>
+    <w:p>
+      <w:pPr>
+        <w:spacing w:after="160" w:line="360" w:lineRule="auto"/>
+      </w:pPr>
+      <w:r>
+        <w:t>Als Antwort auf die Forschungsfrage lässt sich damit formulieren: Wenige, verständliche Stellschrauben – Themenwahl, Sendungslänge, Stimm- und Stilpräferenzen – genügen in Kombination mit definierter Sessiongestaltung und offengelegter Personalisierungslogik, damit Nutzende ein vollautomatisiertes Medienangebot als bedürfnisgerecht und autonomieförderlich erleben. Die Pilotdaten deuten zudem darauf hin, dass das wellbeing-orientierte Gegenmodell gerade dort am stärksten wirkt, wo der Leidensdruck am grössten ist: Teilnehmende, die sich von algorithmischen Plattformen «festgehalten» fühlen, bewerten ihr Wohlbefinden bei Attune deutlich höher (+0.82, vgl. Abschnitt 9.5).</w:t>
+      </w:r>
+    </w:p>
+    <w:p>
+      <w:pPr>
+        <w:spacing w:after="160" w:line="360" w:lineRule="auto"/>
+      </w:pPr>
+      <w:r>
+        <w:t xml:space="preserve">Offen bleibt der zweite Teil der Doppelbedingung aus Abschnitt 4.1. Während Bedürfniserfüllung und Akzeptanz klar belegt sind, bleibt der unmittelbar berichtete Wohlbefindens-Gewinn in der Erstkontakt-Situation verhalten (Wohlbefinden M = 3.37, Entspannungserleben M = 3.00); die Wirkungskriterien sind nur teilweise erfüllt. Bei n = 25, einmaliger Nutzung und rein deskriptiver Auswertung sind alle Aussagen als Tendenzen zu lesen, nicht als gesicherte Effekte. Ob die beobachteten Erstkontakt-Befunde in </w:t>
+      </w:r>
+      <w:r>
+        <w:lastRenderedPageBreak/>
+        <w:t>Gewohnheitseffekte übergehen, kann erst das im Studienkonzept angelegte Längsschnittformat zeigen.</w:t>
       </w:r>
     </w:p>
     <w:p>
@@ -3949,7 +5787,23 @@
         <w:spacing w:after="160" w:line="360" w:lineRule="auto"/>
       </w:pPr>
       <w:r>
-        <w:t>[Stub.] Reflexion der technischen Tragfähigkeit der Pipeline: Welche Komponenten sind kostentreibend, welche fehleranfällig? Skaliert das Konzept auf grössere Nutzerzahlen? Welche Architekturentscheidungen würden sich rückblickend anders darstellen?</w:t>
+        <w:t>Auf konzeptioneller Ebene ist der Machbarkeitsnachweis erbracht: Die vollautomatisierte Pipeline von der Quellenaggregation über die LLM-gestützte Moderationstexterzeugung bis zur Sprachsynthese produziert auf Abruf eine vollständige Sendung, die 22 von 25 Teilnehmenden als fehlerfrei erlebten. Die hohen Werte für Audioqualität (M = 4.48) und Verständlichkeit (M = 4.56) zeigen, dass generative Komponenten eine sendetaugliche Grundqualität erreichen. Die Schwachstellen liegen an den Nahtstellen: Die Natürlichkeit der synthetischen Stimme (M = 3.72) und die Übergänge zwischen den Sendungselementen (M = 3.68) markieren die Grenze dessen, was die eingesetzte Sprachsynthese ohne zusätzliches Audio-Engineering leistet – rückblickend wäre ein früheres Investment in Übergänge und Abmischung die wichtigste Architekturkorrektur.</w:t>
+      </w:r>
+    </w:p>
+    <w:p>
+      <w:pPr>
+        <w:spacing w:after="160" w:line="360" w:lineRule="auto"/>
+      </w:pPr>
+      <w:r>
+        <w:t>Inhaltlich gravierender als die technischen Störungen ist der in Abschnitt 9.1 dokumentierte Faktenfehler, bei dem die Moderation einen Spielausgang zeitlich falsch einordnete. Er verweist auf ein strukturelles Risiko vollautomatisierter Moderation: Der Text entsteht generativ aus Quellenmaterial, und ohne eigene Validierungsschicht können Aktualitäts- und Halluzinationsfehler unbemerkt in die Sendung gelangen – im auditiven Format besonders kritisch, weil Hörende Aussagen nicht wie in einem Text nachprüfen können und der Moderation als redaktioneller Instanz tendenziell vertrauen. Ein Aktualitäts- und Halluzinations-Guard, etwa durch Zeitstempel-Prüfung der Quellen und einen automatisierten Abgleich des generierten Texts gegen das Quellenmaterial, ist daher für jede produktive Nutzung Voraussetzung.</w:t>
+      </w:r>
+    </w:p>
+    <w:p>
+      <w:pPr>
+        <w:spacing w:after="160" w:line="360" w:lineRule="auto"/>
+      </w:pPr>
+      <w:r>
+        <w:t>Für die Skalierung ist die Kostenstruktur entscheidend. Anders als beim klassischen Broadcast, bei dem eine Sendung einmal produziert und beliebig oft gehört wird, fallen bei personalisierten Sendungen LLM- und insbesondere Sprachsynthese-Kosten pro erzeugter Sendung an und skalieren damit linear mit der Nutzerzahl. Dem lässt sich durch Caching wiederverwendbarer Elemente (Jingles, regionale Wetterblöcke), kürzere Moderationseinheiten und den Einsatz günstigerer Modelle für unkritische Elemente begegnen. Bewährt hat sich die modulare Pipeline-Architektur mit Mock-Modi für jeden externen Dienst: Sie entkoppelte Entwicklung, Test und Kostenkontrolle und erlaubte es, einzelne Komponenten unabhängig zu validieren.</w:t>
       </w:r>
     </w:p>
     <w:p>
@@ -3965,7 +5819,24 @@
         <w:spacing w:after="160" w:line="360" w:lineRule="auto"/>
       </w:pPr>
       <w:r>
-        <w:t>[Stub.] Welche Einstellungsmöglichkeiten wurden besonders geschätzt, welche als überflüssig wahrgenommen, welche fehlen? Was sagt das über die Designentscheidungen aus Kap. 6 aus, und welche Entscheidungen waren möglicherweise zu stark theoriegetrieben?</w:t>
+        <w:lastRenderedPageBreak/>
+        <w:t>Usability und Akzeptanz bilden den stärksten Validierungsstrang. Der adaptierte Bedienbarkeits-Index von 82.5 liegt – mit dem Vorbehalt der Adaption – in dem Bereich, den Bangor et al. (2008) als «excellent» einordnen; wahrgenommene Komplexität (M = 1.52) und Lernaufwand (M = 1.44) sind minimal. Das Designprinzip «wenige verständliche Stellschrauben statt vieler Optionen» trägt also. Am breitesten geschätzt wird die selbst wählbare Sendungslänge (M = 4.40); das klare Sendungsende wird als angenehm erlebt (M = 3.92), und ein automatisches Weiterlaufen wird mehrheitlich nicht vermisst. Bemerkenswert ist, dass gerade die restriktiven, wohlbefindens-motivierten Entscheidungen – kein Endlosstrom, bewusst gesetzter Abschluss – nicht als Bevormundung, sondern als Qualität wahrgenommen werden.</w:t>
+      </w:r>
+    </w:p>
+    <w:p>
+      <w:pPr>
+        <w:spacing w:after="160" w:line="360" w:lineRule="auto"/>
+      </w:pPr>
+      <w:r>
+        <w:t>Differenzierter fällt das Bild bei der Themenwahl aus: Sie gefällt (M = 3.80), wird aber als zu grob erlebt – tiefere Themen-Optionen sind der meistgenannte Wunsch (7 Nennungen), gefolgt von einer eigenen Musikgenre-Wahl (3 Nennungen); zugleich ist die Musikauswahl der meistgenannte Störfaktor (5 von 20 Nennungen). Hier zeigt sich eine theoriegetriebene Verzerrung der Designentscheidungen aus Abschnitt 3.3: Das Design operationalisierte primär Informationsdiversität und Tageszeit-Passung, während Nutzende auch hedonische Kontrolle über den Musikteil erwarten. Die Transparenz-Elemente wiederum sind dort wirksam, wo sie bemerkt werden (Quellenangaben M = 4.04), aber die Begründung der Themenwahl nahmen nur 8 von 25 Teilnehmenden wahr. Das ist ein Salienz-, kein Konzeptproblem: Transparenz muss sichtbar in den Nutzungsfluss integriert sein, statt als abrufbare Zusatzinformation darunter zu liegen.</w:t>
+      </w:r>
+    </w:p>
+    <w:p>
+      <w:pPr>
+        <w:spacing w:after="160" w:line="360" w:lineRule="auto"/>
+      </w:pPr>
+      <w:r>
+        <w:t>Jenseits der Bedienbarkeit zeigt sich die Grenze der Akzeptanz: Die Absicht zur regelmässigen Nutzung bleibt verhalten (M = 3.20), die Weiternutzungsfrage ist gespalten (14 zu 11), und als Gründe dagegen dominieren grundsätzliche KI-Skepsis und die fehlende native App – beides Faktoren, die ausserhalb der Bedienoberfläche liegen. Usability ist damit eine notwendige, aber keine hinreichende Bedingung für Akzeptanz. Der explorative Befund, dass News-Affinität der stärkste Akzeptanztreiber ist (Weiternutzungsabsicht 73 gegenüber 30 Prozent), deutet zugleich an, bei welcher Zielgruppe ein solches Angebot zuerst anschlussfähig ist.</w:t>
       </w:r>
     </w:p>
     <w:p>
@@ -3981,7 +5852,27 @@
         <w:spacing w:after="160" w:line="360" w:lineRule="auto"/>
       </w:pPr>
       <w:r>
-        <w:t>[Stub.] Einordnung in den theoretischen Rahmen aus Kap. 2: Inwieweit wurden die SDT-Bedürfnisse adressiert? Wurden VSD-Werte erlebbar? Schärfte das Artefakt die Awareness für algorithmische Souveränität? Welche Wirkung blieb aus, welche überraschte?</w:t>
+        <w:t>Gemessen am theoretischen Rahmen aus Abschnitt 2.3 adressiert Attune die SDT-Grundbedürfnisse selektiv, aber gezielt: Kompetenz (M = 3.98) und Selbstbestimmung (M = 3.81) erreichen die höchsten Wirkungswerte – konsistent mit dem zentralen Designziel der expliziten Präferenzangabe und der als einfach erlebten Bedienung. Die soziale Eingebundenheit fällt erwartungsgemäss schwächer aus (M = 3.54), da Attune als Solo-</w:t>
+      </w:r>
+      <w:r>
+        <w:lastRenderedPageBreak/>
+        <w:t>Erlebnis ohne soziale Funktionen konzipiert ist. Im Mehrebenenmodell METUX (Peters et al., 2018) belegt die Pilotbefragung Bedürfnisunterstützung primär auf der Interface- und Aufgabenebene; ob sie bis auf die Verhaltens- und Lebensebene reicht, kann eine einmalige Nutzung prinzipiell nicht zeigen.</w:t>
+      </w:r>
+    </w:p>
+    <w:p>
+      <w:pPr>
+        <w:spacing w:after="160" w:line="360" w:lineRule="auto"/>
+      </w:pPr>
+      <w:r>
+        <w:t>Die VSD-Perspektive bestätigt sich in einem zentralen Punkt: Werte werden nur dort erlebbar, wo sie wahrgenommen werden. Die technisch verankerte Transparenz entfaltet ihren Nutzen bei denjenigen, die sie bemerkten (Quellenangaben M = 4.04), blieb aber für einen erheblichen Teil der Teilnehmenden unsichtbar – ein empirischer Beleg dafür, dass die technische Verankerung eines Werts allein nicht genügt (Hendry, Friedman &amp; Ballard, 2021). Für die algorithmische Souveränität (Reviglio &amp; Agosti, 2020) liefert die Pilotstudie einen deutlichen Hinweis auf deren Akzeptanzrelevanz: Das Selbstbestimmungserleben hängt eng mit der Bereitschaft zusammen, Attune dem klassischen Radio vorzuziehen (ρ = 0.79) – erlebte Kontrolle ist demnach kein Zusatzmerkmal, sondern ein Kern der Akzeptanz.</w:t>
+      </w:r>
+    </w:p>
+    <w:p>
+      <w:pPr>
+        <w:spacing w:after="160" w:line="360" w:lineRule="auto"/>
+      </w:pPr>
+      <w:r>
+        <w:t>Beim kritischen Bewusstsein zeigen die Awareness-Items hohe Werte («würde der KI nicht blind vertrauen» M = 4.20, Bewusstsein für einschränkende Medienangebote M = 4.08). Ohne Prä-Post-Messung lässt sich allerdings nicht trennen, ob das Artefakt diese Awareness geschärft hat oder auf eine bereits sensibilisierte Stichprobe traf. Ausgeblieben ist die unmittelbare Wohlbefindenswirkung: Das Entspannungserleben (M = 3.00) und das Gesamtwohlbefinden (M = 3.37) bleiben verhalten – plausibel, weil im Erstkontakt Neuheit und Bewertungssituation dominieren. Überraschend deutlich ist dagegen der Kontrastbefund: Wer sich von engagement-optimierten Plattformen «festgehalten» fühlt, erlebt bei Attune einen deutlich höheren Wohlbefindenswert (+0.82). Hypothesengenerierend gelesen wirkt wellbeing-orientiertes Design weniger als absolute Verbesserung, sondern als erlebbare Kontrasterfahrung zur gewohnten Plattformlogik.</w:t>
       </w:r>
     </w:p>
     <w:p>
@@ -3997,7 +5888,24 @@
         <w:spacing w:after="160" w:line="360" w:lineRule="auto"/>
       </w:pPr>
       <w:r>
-        <w:t>[Stub.] Welche Designentscheidungen sind übertragbar auf andere wellbeing-orientierte Medienartefakte, welche radio-spezifisch? Welche Implikationen ergeben sich für die Praxis öffentlich-rechtlicher Medien, die ein wellbeing-orientiertes Angebot prüfen?</w:t>
+        <w:t>Aus den Befunden lassen sich vier übertragbare Designprinzipien für wellbeing-orientierte Medienartefakte ableiten. Erstens die explizite Präferenzangabe über wenige, verständliche Stellschrauben – sie erzeugt das Autonomie- und Kompetenzerleben, das implizite Personalisierung gerade nicht vermittelt. Zweitens die definierte Session mit bewusst gesetztem Ende – sie wird nicht als Einschränkung, sondern als Qualität erlebt. Drittens Transparenz, die salient im Nutzungsfluss platziert ist – abrufbare, aber versteckte Erklärungen erreichen einen Grossteil der Nutzenden nicht. Viertens Diversität als expliziter Zielwert der Kuratierung anstelle von Engagement-Metriken. Keines dieser Prinzipien ist an das Medium Radio gebunden.</w:t>
+      </w:r>
+    </w:p>
+    <w:p>
+      <w:pPr>
+        <w:spacing w:after="160" w:line="360" w:lineRule="auto"/>
+      </w:pPr>
+      <w:r>
+        <w:lastRenderedPageBreak/>
+        <w:t>Für die Weiterentwicklung von Attune selbst ergeben sich konkrete Prioritäten: eine Musikgenre-Wahl und tiefere Themen-Optionen (die meistgenannten Wünsche), ein Aktualitäts- und Halluzinations-Guard in der Moderations-Pipeline (vgl. Abschnitt 10.2), eine salientere Transparenz-Darstellung sowie mittelfristig eine native App, deren Fehlen als Weiternutzungshürde genannt wurde.</w:t>
+      </w:r>
+    </w:p>
+    <w:p>
+      <w:pPr>
+        <w:spacing w:after="160" w:line="360" w:lineRule="auto"/>
+      </w:pPr>
+      <w:r>
+        <w:t>Für die Praxis – insbesondere für öffentlich-rechtliche oder werbefreie Anbieter – ist das Modell doppelt anschlussfähig. Inhaltlich passt ein wohlbefindens-orientiertes Optimierungsziel zum Service-public-Auftrag und bietet ein Differenzierungsmerkmal gegenüber engagement-optimierten Plattformen. Technisch zeigt der Prototyp, dass bedürfnisgerechte Personalisierung keine Verhaltensdaten voraussetzt: Die Profile liegen lokal bei den Nutzenden, es findet kein Tracking statt – Personalisierung und Datenschutz schliessen sich nicht aus. Der News-Affinitäts-Befund legt nahe, ein solches Angebot zunächst bei informationsorientierten Zielgruppen zu positionieren.</w:t>
       </w:r>
     </w:p>
     <w:p>
@@ -4013,24 +5921,40 @@
         <w:spacing w:after="160" w:line="360" w:lineRule="auto"/>
       </w:pPr>
       <w:r>
+        <w:t>Die Aussagekraft der Pilotstudie ist durch Stichprobe und Studiendesign begrenzt. Die Stichprobe (n = 25) ist ein Convenience-Sample aus einem studentischen Umfeld und damit in Alter, Bildungsstand und Technikaffinität homogen; eine Selbstauswahl der Teilnehmenden ist nicht auszuschliessen. Durchgeführt wurde ausschliesslich das Einmal-Nutzungsformat: Aussagen über Gewohnheits- oder Langzeiteffekte sind nicht möglich, und alle Wirkungsbefunde stehen unter dem Vorbehalt des Erstkontakt- und Neuheitseffekts. Es fehlt zudem ein Kontrollvergleich mit einem engagement-optimierten Referenzsystem – die Teilfrage T2 misst die erlebte Bedürfnisgerechtigkeit der diversifizierten Auswahl, nicht ihre relative Überlegenheit gegenüber einer anderen Logik.</w:t>
+      </w:r>
+    </w:p>
+    <w:p>
+      <w:pPr>
+        <w:spacing w:after="160" w:line="360" w:lineRule="auto"/>
+      </w:pPr>
+      <w:r>
+        <w:t>Auf der Messebene ist der Selbstreport die einzige Datenquelle; Logdaten zur tatsächlichen Nutzung wurden nicht erhoben, und sozial erwünschtes Antworten ist möglich. Der Bedienbarkeits-Index ist SUS-angelehnt, aber nicht standardkonform, weshalb der Vergleich mit publizierten Normwerten nur zur groben Orientierung dient. Die Auswertung ist bewusst deskriptiv; auf Inferenzstatistik wurde angesichts der Stichprobengrösse verzichtet, womit alle Subgruppen- und Zusammenhangsbefunde (etwa der Kontrastbefund von +0.82 oder ρ = 0.79) hypothesengenerierend zu lesen sind. Die Awareness-Werte sind mangels Prä-Messung nicht kausal dem Artefakt zuzuschreiben. Schliesslich waren die systematischen technischen Messungen (Latenz, Kosten, Fehlerraten über wiederholte Durchläufe) nicht Gegenstand der Befragung und beruhen auf der Implementationsdokumentation.</w:t>
+      </w:r>
+    </w:p>
+    <w:p>
+      <w:pPr>
+        <w:pStyle w:val="berschrift2"/>
+      </w:pPr>
+      <w:r>
+        <w:t>10.7  Übertragbarkeit auf andere Medienkontexte</w:t>
+      </w:r>
+    </w:p>
+    <w:p>
+      <w:pPr>
+        <w:spacing w:after="160" w:line="360" w:lineRule="auto"/>
+      </w:pPr>
+      <w:r>
         <w:lastRenderedPageBreak/>
-        <w:t>[Stub.] Kleine Stichprobe (mindestens drei, mehr wünschenswert); kurzer Untersuchungszeitraum (maximal eine Woche); Selbstauswahl der Testpersonen; mögliche Verzerrung durch zweimalige Befragung derselben Personen (Lerneffekt, Erwartungseffekt); technische Restriktionen (LLM- und TTS-Latenz, Lizenzfragen Musik); Selbstreport als einzige Wirkungsquelle.</w:t>
-      </w:r>
-    </w:p>
-    <w:p>
-      <w:pPr>
-        <w:pStyle w:val="berschrift2"/>
-      </w:pPr>
-      <w:r>
-        <w:t>10.7  Übertragbarkeit auf andere Medienkontexte</w:t>
-      </w:r>
-    </w:p>
-    <w:p>
-      <w:pPr>
-        <w:spacing w:after="160" w:line="360" w:lineRule="auto"/>
-      </w:pPr>
-      <w:r>
-        <w:t>[Stub.] Inwiefern lassen sich die Befunde auf Streaming, Podcast-Empfehlungen oder News-Aggregatoren übertragen? Welche Eigenschaften von Attune sind generisch (definierte Sessionlänge, explizite Präferenzangabe, Transparenzanzeige), welche formatspezifisch (auditive Modalität, eingebettete Musikauswahl)?</w:t>
+        <w:t>Die vier in Abschnitt 10.5 formulierten Prinzipien – explizite Präferenzangabe, definierte Session, saliente Transparenz, Diversität als Zielwert – sind generisch und lassen sich auf Streaming-Dienste, Podcast-Empfehlungen und News-Aggregatoren übertragen. Der Kontrastbefund aus Abschnitt 10.4 legt nahe, dass die Wirkung dort am grössten ist, wo endlose Ströme und implizite Personalisierung heute am stärksten dominieren – also gerade in den Kontexten, in denen sich Nutzende am ehesten «festgehalten» fühlen. Ein News-Aggregator mit definierter «Ausgabe» statt endlosem Feed oder ein Streaming-Dienst mit bewusst gesetztem Sessionende würden dieselben Mechanismen in anderer Modalität operationalisieren.</w:t>
+      </w:r>
+    </w:p>
+    <w:p>
+      <w:pPr>
+        <w:spacing w:after="160" w:line="360" w:lineRule="auto"/>
+      </w:pPr>
+      <w:r>
+        <w:t>Format-spezifisch bleiben dagegen drei Eigenschaften. Die auditive Lean-back-Modalität begünstigt definierte Sessions, weil die Sendung als kulturell vertraute Einheit des linearen Radios bereits eine natürliche Klammer mitbringt; visuelle Feeds müssten Session-Grenzen erst neu konstruieren und durchsetzen. Die Moderation wirkt als Vermittlungsinstanz, die Transparenz beiläufig einsprechen kann – ein Kanal, der textbasierten Angeboten fehlt. Und die eingebettete Musikauswahl ist eine hedonische Komponente mit eigenen Kontrollbedürfnissen, die sich nicht auf reine Informationsangebote übertragen lässt. Da alle Befunde aus einem Erstkontakt mit einem Prototyp stammen, sind diese Übertragungen als Hypothesen für Folgearbeiten zu verstehen, nicht als belegte Generalisierungen.</w:t>
       </w:r>
     </w:p>
     <w:p>
@@ -4486,7 +6410,12 @@
       </w:r>
     </w:p>
     <w:sectPr>
-      <w:footerReference w:type="default" r:id="rId7"/>
+      <w:headerReference w:type="even" r:id="rId11"/>
+      <w:headerReference w:type="default" r:id="rId12"/>
+      <w:footerReference w:type="even" r:id="rId13"/>
+      <w:footerReference w:type="default" r:id="rId14"/>
+      <w:headerReference w:type="first" r:id="rId15"/>
+      <w:footerReference w:type="first" r:id="rId16"/>
       <w:pgSz w:w="11906" w:h="16838"/>
       <w:pgMar w:top="1440" w:right="1440" w:bottom="1440" w:left="1440" w:header="708" w:footer="708" w:gutter="0"/>
       <w:cols w:space="720"/>
@@ -4516,6 +6445,12 @@
 </file>
 
 <file path=word/footer1.xml><?xml version="1.0" encoding="utf-8"?>
+<w:ftr xmlns:wpc="http://schemas.microsoft.com/office/word/2010/wordprocessingCanvas" xmlns:cx="http://schemas.microsoft.com/office/drawing/2014/chartex" xmlns:cx1="http://schemas.microsoft.com/office/drawing/2015/9/8/chartex" xmlns:cx2="http://schemas.microsoft.com/office/drawing/2015/10/21/chartex" xmlns:cx3="http://schemas.microsoft.com/office/drawing/2016/5/9/chartex" xmlns:cx4="http://schemas.microsoft.com/office/drawing/2016/5/10/chartex" xmlns:cx5="http://schemas.microsoft.com/office/drawing/2016/5/11/chartex" xmlns:cx6="http://schemas.microsoft.com/office/drawing/2016/5/12/chartex" xmlns:cx7="http://schemas.microsoft.com/office/drawing/2016/5/13/chartex" xmlns:cx8="http://schemas.microsoft.com/office/drawing/2016/5/14/chartex" xmlns:mc="http://schemas.openxmlformats.org/markup-compatibility/2006" xmlns:aink="http://schemas.microsoft.com/office/drawing/2016/ink" xmlns:am3d="http://schemas.microsoft.com/office/drawing/2017/model3d" xmlns:o="urn:schemas-microsoft-com:office:office" xmlns:oel="http://schemas.microsoft.com/office/2019/extlst" xmlns:r="http://schemas.openxmlformats.org/officeDocument/2006/relationships" xmlns:m="http://schemas.openxmlformats.org/officeDocument/2006/math" xmlns:v="urn:schemas-microsoft-com:vml" xmlns:wp14="http://schemas.microsoft.com/office/word/2010/wordprocessingDrawing" xmlns:wp="http://schemas.openxmlformats.org/drawingml/2006/wordprocessingDrawing" xmlns:w10="urn:schemas-microsoft-com:office:word" xmlns:w="http://schemas.openxmlformats.org/wordprocessingml/2006/main" xmlns:w14="http://schemas.microsoft.com/office/word/2010/wordml" xmlns:w15="http://schemas.microsoft.com/office/word/2012/wordml" xmlns:w16cex="http://schemas.microsoft.com/office/word/2018/wordml/cex" xmlns:w16cid="http://schemas.microsoft.com/office/word/2016/wordml/cid" xmlns:w16="http://schemas.microsoft.com/office/word/2018/wordml" xmlns:w16du="http://schemas.microsoft.com/office/word/2023/wordml/word16du" xmlns:w16sdtdh="http://schemas.microsoft.com/office/word/2020/wordml/sdtdatahash" xmlns:w16sdtfl="http://schemas.microsoft.com/office/word/2024/wordml/sdtformatlock" xmlns:w16se="http://schemas.microsoft.com/office/word/2015/wordml/symex" xmlns:wpg="http://schemas.microsoft.com/office/word/2010/wordprocessingGroup" xmlns:wpi="http://schemas.microsoft.com/office/word/2010/wordprocessingInk" xmlns:wne="http://schemas.microsoft.com/office/word/2006/wordml" xmlns:wps="http://schemas.microsoft.com/office/word/2010/wordprocessingShape" mc:Ignorable="w14 w15 w16se w16cid w16 w16cex w16sdtdh w16sdtfl w16du wp14">
+  <w:p/>
+</w:ftr>
+</file>
+
+<file path=word/footer2.xml><?xml version="1.0" encoding="utf-8"?>
 <w:ftr xmlns:wpc="http://schemas.microsoft.com/office/word/2010/wordprocessingCanvas" xmlns:cx="http://schemas.microsoft.com/office/drawing/2014/chartex" xmlns:cx1="http://schemas.microsoft.com/office/drawing/2015/9/8/chartex" xmlns:cx2="http://schemas.microsoft.com/office/drawing/2015/10/21/chartex" xmlns:cx3="http://schemas.microsoft.com/office/drawing/2016/5/9/chartex" xmlns:cx4="http://schemas.microsoft.com/office/drawing/2016/5/10/chartex" xmlns:cx5="http://schemas.microsoft.com/office/drawing/2016/5/11/chartex" xmlns:cx6="http://schemas.microsoft.com/office/drawing/2016/5/12/chartex" xmlns:cx7="http://schemas.microsoft.com/office/drawing/2016/5/13/chartex" xmlns:cx8="http://schemas.microsoft.com/office/drawing/2016/5/14/chartex" xmlns:mc="http://schemas.openxmlformats.org/markup-compatibility/2006" xmlns:aink="http://schemas.microsoft.com/office/drawing/2016/ink" xmlns:am3d="http://schemas.microsoft.com/office/drawing/2017/model3d" xmlns:o="urn:schemas-microsoft-com:office:office" xmlns:oel="http://schemas.microsoft.com/office/2019/extlst" xmlns:r="http://schemas.openxmlformats.org/officeDocument/2006/relationships" xmlns:m="http://schemas.openxmlformats.org/officeDocument/2006/math" xmlns:v="urn:schemas-microsoft-com:vml" xmlns:wp14="http://schemas.microsoft.com/office/word/2010/wordprocessingDrawing" xmlns:wp="http://schemas.openxmlformats.org/drawingml/2006/wordprocessingDrawing" xmlns:w10="urn:schemas-microsoft-com:office:word" xmlns:w="http://schemas.openxmlformats.org/wordprocessingml/2006/main" xmlns:w14="http://schemas.microsoft.com/office/word/2010/wordml" xmlns:w15="http://schemas.microsoft.com/office/word/2012/wordml" xmlns:w16cex="http://schemas.microsoft.com/office/word/2018/wordml/cex" xmlns:w16cid="http://schemas.microsoft.com/office/word/2016/wordml/cid" xmlns:w16="http://schemas.microsoft.com/office/word/2018/wordml" xmlns:w16du="http://schemas.microsoft.com/office/word/2023/wordml/word16du" xmlns:w16sdtdh="http://schemas.microsoft.com/office/word/2020/wordml/sdtdatahash" xmlns:w16sdtfl="http://schemas.microsoft.com/office/word/2024/wordml/sdtformatlock" xmlns:w16se="http://schemas.microsoft.com/office/word/2015/wordml/symex" xmlns:wpg="http://schemas.microsoft.com/office/word/2010/wordprocessingGroup" xmlns:wpi="http://schemas.microsoft.com/office/word/2010/wordprocessingInk" xmlns:wne="http://schemas.microsoft.com/office/word/2006/wordml" xmlns:wps="http://schemas.microsoft.com/office/word/2010/wordprocessingShape" mc:Ignorable="w14 w15 w16se w16cid w16 w16cex w16sdtdh w16sdtfl w16du wp14">
   <w:p>
     <w:pPr>
@@ -4611,6 +6546,12 @@
 </w:ftr>
 </file>
 
+<file path=word/footer3.xml><?xml version="1.0" encoding="utf-8"?>
+<w:ftr xmlns:wpc="http://schemas.microsoft.com/office/word/2010/wordprocessingCanvas" xmlns:cx="http://schemas.microsoft.com/office/drawing/2014/chartex" xmlns:cx1="http://schemas.microsoft.com/office/drawing/2015/9/8/chartex" xmlns:cx2="http://schemas.microsoft.com/office/drawing/2015/10/21/chartex" xmlns:cx3="http://schemas.microsoft.com/office/drawing/2016/5/9/chartex" xmlns:cx4="http://schemas.microsoft.com/office/drawing/2016/5/10/chartex" xmlns:cx5="http://schemas.microsoft.com/office/drawing/2016/5/11/chartex" xmlns:cx6="http://schemas.microsoft.com/office/drawing/2016/5/12/chartex" xmlns:cx7="http://schemas.microsoft.com/office/drawing/2016/5/13/chartex" xmlns:cx8="http://schemas.microsoft.com/office/drawing/2016/5/14/chartex" xmlns:mc="http://schemas.openxmlformats.org/markup-compatibility/2006" xmlns:aink="http://schemas.microsoft.com/office/drawing/2016/ink" xmlns:am3d="http://schemas.microsoft.com/office/drawing/2017/model3d" xmlns:o="urn:schemas-microsoft-com:office:office" xmlns:oel="http://schemas.microsoft.com/office/2019/extlst" xmlns:r="http://schemas.openxmlformats.org/officeDocument/2006/relationships" xmlns:m="http://schemas.openxmlformats.org/officeDocument/2006/math" xmlns:v="urn:schemas-microsoft-com:vml" xmlns:wp14="http://schemas.microsoft.com/office/word/2010/wordprocessingDrawing" xmlns:wp="http://schemas.openxmlformats.org/drawingml/2006/wordprocessingDrawing" xmlns:w10="urn:schemas-microsoft-com:office:word" xmlns:w="http://schemas.openxmlformats.org/wordprocessingml/2006/main" xmlns:w14="http://schemas.microsoft.com/office/word/2010/wordml" xmlns:w15="http://schemas.microsoft.com/office/word/2012/wordml" xmlns:w16cex="http://schemas.microsoft.com/office/word/2018/wordml/cex" xmlns:w16cid="http://schemas.microsoft.com/office/word/2016/wordml/cid" xmlns:w16="http://schemas.microsoft.com/office/word/2018/wordml" xmlns:w16du="http://schemas.microsoft.com/office/word/2023/wordml/word16du" xmlns:w16sdtdh="http://schemas.microsoft.com/office/word/2020/wordml/sdtdatahash" xmlns:w16sdtfl="http://schemas.microsoft.com/office/word/2024/wordml/sdtformatlock" xmlns:w16se="http://schemas.microsoft.com/office/word/2015/wordml/symex" xmlns:wpg="http://schemas.microsoft.com/office/word/2010/wordprocessingGroup" xmlns:wpi="http://schemas.microsoft.com/office/word/2010/wordprocessingInk" xmlns:wne="http://schemas.microsoft.com/office/word/2006/wordml" xmlns:wps="http://schemas.microsoft.com/office/word/2010/wordprocessingShape" mc:Ignorable="w14 w15 w16se w16cid w16 w16cex w16sdtdh w16sdtfl w16du wp14">
+  <w:p/>
+</w:ftr>
+</file>
+
 <file path=word/footnotes.xml><?xml version="1.0" encoding="utf-8"?>
 <w:footnotes xmlns:wpc="http://schemas.microsoft.com/office/word/2010/wordprocessingCanvas" xmlns:cx="http://schemas.microsoft.com/office/drawing/2014/chartex" xmlns:cx1="http://schemas.microsoft.com/office/drawing/2015/9/8/chartex" xmlns:cx2="http://schemas.microsoft.com/office/drawing/2015/10/21/chartex" xmlns:cx3="http://schemas.microsoft.com/office/drawing/2016/5/9/chartex" xmlns:cx4="http://schemas.microsoft.com/office/drawing/2016/5/10/chartex" xmlns:cx5="http://schemas.microsoft.com/office/drawing/2016/5/11/chartex" xmlns:cx6="http://schemas.microsoft.com/office/drawing/2016/5/12/chartex" xmlns:cx7="http://schemas.microsoft.com/office/drawing/2016/5/13/chartex" xmlns:cx8="http://schemas.microsoft.com/office/drawing/2016/5/14/chartex" xmlns:mc="http://schemas.openxmlformats.org/markup-compatibility/2006" xmlns:aink="http://schemas.microsoft.com/office/drawing/2016/ink" xmlns:am3d="http://schemas.microsoft.com/office/drawing/2017/model3d" xmlns:o="urn:schemas-microsoft-com:office:office" xmlns:oel="http://schemas.microsoft.com/office/2019/extlst" xmlns:r="http://schemas.openxmlformats.org/officeDocument/2006/relationships" xmlns:m="http://schemas.openxmlformats.org/officeDocument/2006/math" xmlns:v="urn:schemas-microsoft-com:vml" xmlns:wp14="http://schemas.microsoft.com/office/word/2010/wordprocessingDrawing" xmlns:wp="http://schemas.openxmlformats.org/drawingml/2006/wordprocessingDrawing" xmlns:w10="urn:schemas-microsoft-com:office:word" xmlns:w="http://schemas.openxmlformats.org/wordprocessingml/2006/main" xmlns:w14="http://schemas.microsoft.com/office/word/2010/wordml" xmlns:w15="http://schemas.microsoft.com/office/word/2012/wordml" xmlns:w16cex="http://schemas.microsoft.com/office/word/2018/wordml/cex" xmlns:w16cid="http://schemas.microsoft.com/office/word/2016/wordml/cid" xmlns:w16="http://schemas.microsoft.com/office/word/2018/wordml" xmlns:w16du="http://schemas.microsoft.com/office/word/2023/wordml/word16du" xmlns:w16sdtdh="http://schemas.microsoft.com/office/word/2020/wordml/sdtdatahash" xmlns:w16sdtfl="http://schemas.microsoft.com/office/word/2024/wordml/sdtformatlock" xmlns:w16se="http://schemas.microsoft.com/office/word/2015/wordml/symex" xmlns:wpg="http://schemas.microsoft.com/office/word/2010/wordprocessingGroup" xmlns:wpi="http://schemas.microsoft.com/office/word/2010/wordprocessingInk" xmlns:wne="http://schemas.microsoft.com/office/word/2006/wordml" xmlns:wps="http://schemas.microsoft.com/office/word/2010/wordprocessingShape" mc:Ignorable="w14 w15 w16se w16cid w16 w16cex w16sdtdh w16sdtfl w16du wp14">
   <w:footnote w:type="separator" w:id="-1">
@@ -4628,6 +6569,24 @@
     </w:p>
   </w:footnote>
 </w:footnotes>
+</file>
+
+<file path=word/header1.xml><?xml version="1.0" encoding="utf-8"?>
+<w:hdr xmlns:wpc="http://schemas.microsoft.com/office/word/2010/wordprocessingCanvas" xmlns:cx="http://schemas.microsoft.com/office/drawing/2014/chartex" xmlns:cx1="http://schemas.microsoft.com/office/drawing/2015/9/8/chartex" xmlns:cx2="http://schemas.microsoft.com/office/drawing/2015/10/21/chartex" xmlns:cx3="http://schemas.microsoft.com/office/drawing/2016/5/9/chartex" xmlns:cx4="http://schemas.microsoft.com/office/drawing/2016/5/10/chartex" xmlns:cx5="http://schemas.microsoft.com/office/drawing/2016/5/11/chartex" xmlns:cx6="http://schemas.microsoft.com/office/drawing/2016/5/12/chartex" xmlns:cx7="http://schemas.microsoft.com/office/drawing/2016/5/13/chartex" xmlns:cx8="http://schemas.microsoft.com/office/drawing/2016/5/14/chartex" xmlns:mc="http://schemas.openxmlformats.org/markup-compatibility/2006" xmlns:aink="http://schemas.microsoft.com/office/drawing/2016/ink" xmlns:am3d="http://schemas.microsoft.com/office/drawing/2017/model3d" xmlns:o="urn:schemas-microsoft-com:office:office" xmlns:oel="http://schemas.microsoft.com/office/2019/extlst" xmlns:r="http://schemas.openxmlformats.org/officeDocument/2006/relationships" xmlns:m="http://schemas.openxmlformats.org/officeDocument/2006/math" xmlns:v="urn:schemas-microsoft-com:vml" xmlns:wp14="http://schemas.microsoft.com/office/word/2010/wordprocessingDrawing" xmlns:wp="http://schemas.openxmlformats.org/drawingml/2006/wordprocessingDrawing" xmlns:w10="urn:schemas-microsoft-com:office:word" xmlns:w="http://schemas.openxmlformats.org/wordprocessingml/2006/main" xmlns:w14="http://schemas.microsoft.com/office/word/2010/wordml" xmlns:w15="http://schemas.microsoft.com/office/word/2012/wordml" xmlns:w16cex="http://schemas.microsoft.com/office/word/2018/wordml/cex" xmlns:w16cid="http://schemas.microsoft.com/office/word/2016/wordml/cid" xmlns:w16="http://schemas.microsoft.com/office/word/2018/wordml" xmlns:w16du="http://schemas.microsoft.com/office/word/2023/wordml/word16du" xmlns:w16sdtdh="http://schemas.microsoft.com/office/word/2020/wordml/sdtdatahash" xmlns:w16sdtfl="http://schemas.microsoft.com/office/word/2024/wordml/sdtformatlock" xmlns:w16se="http://schemas.microsoft.com/office/word/2015/wordml/symex" xmlns:wpg="http://schemas.microsoft.com/office/word/2010/wordprocessingGroup" xmlns:wpi="http://schemas.microsoft.com/office/word/2010/wordprocessingInk" xmlns:wne="http://schemas.microsoft.com/office/word/2006/wordml" xmlns:wps="http://schemas.microsoft.com/office/word/2010/wordprocessingShape" mc:Ignorable="w14 w15 w16se w16cid w16 w16cex w16sdtdh w16sdtfl w16du wp14">
+  <w:p/>
+</w:hdr>
+</file>
+
+<file path=word/header2.xml><?xml version="1.0" encoding="utf-8"?>
+<w:hdr xmlns:wpc="http://schemas.microsoft.com/office/word/2010/wordprocessingCanvas" xmlns:cx="http://schemas.microsoft.com/office/drawing/2014/chartex" xmlns:cx1="http://schemas.microsoft.com/office/drawing/2015/9/8/chartex" xmlns:cx2="http://schemas.microsoft.com/office/drawing/2015/10/21/chartex" xmlns:cx3="http://schemas.microsoft.com/office/drawing/2016/5/9/chartex" xmlns:cx4="http://schemas.microsoft.com/office/drawing/2016/5/10/chartex" xmlns:cx5="http://schemas.microsoft.com/office/drawing/2016/5/11/chartex" xmlns:cx6="http://schemas.microsoft.com/office/drawing/2016/5/12/chartex" xmlns:cx7="http://schemas.microsoft.com/office/drawing/2016/5/13/chartex" xmlns:cx8="http://schemas.microsoft.com/office/drawing/2016/5/14/chartex" xmlns:mc="http://schemas.openxmlformats.org/markup-compatibility/2006" xmlns:aink="http://schemas.microsoft.com/office/drawing/2016/ink" xmlns:am3d="http://schemas.microsoft.com/office/drawing/2017/model3d" xmlns:o="urn:schemas-microsoft-com:office:office" xmlns:oel="http://schemas.microsoft.com/office/2019/extlst" xmlns:r="http://schemas.openxmlformats.org/officeDocument/2006/relationships" xmlns:m="http://schemas.openxmlformats.org/officeDocument/2006/math" xmlns:v="urn:schemas-microsoft-com:vml" xmlns:wp14="http://schemas.microsoft.com/office/word/2010/wordprocessingDrawing" xmlns:wp="http://schemas.openxmlformats.org/drawingml/2006/wordprocessingDrawing" xmlns:w10="urn:schemas-microsoft-com:office:word" xmlns:w="http://schemas.openxmlformats.org/wordprocessingml/2006/main" xmlns:w14="http://schemas.microsoft.com/office/word/2010/wordml" xmlns:w15="http://schemas.microsoft.com/office/word/2012/wordml" xmlns:w16cex="http://schemas.microsoft.com/office/word/2018/wordml/cex" xmlns:w16cid="http://schemas.microsoft.com/office/word/2016/wordml/cid" xmlns:w16="http://schemas.microsoft.com/office/word/2018/wordml" xmlns:w16du="http://schemas.microsoft.com/office/word/2023/wordml/word16du" xmlns:w16sdtdh="http://schemas.microsoft.com/office/word/2020/wordml/sdtdatahash" xmlns:w16sdtfl="http://schemas.microsoft.com/office/word/2024/wordml/sdtformatlock" xmlns:w16se="http://schemas.microsoft.com/office/word/2015/wordml/symex" xmlns:wpg="http://schemas.microsoft.com/office/word/2010/wordprocessingGroup" xmlns:wpi="http://schemas.microsoft.com/office/word/2010/wordprocessingInk" xmlns:wne="http://schemas.microsoft.com/office/word/2006/wordml" xmlns:wps="http://schemas.microsoft.com/office/word/2010/wordprocessingShape" mc:Ignorable="w14 w15 w16se w16cid w16 w16cex w16sdtdh w16sdtfl w16du wp14">
+  <w:p/>
+</w:hdr>
+</file>
+
+<file path=word/header3.xml><?xml version="1.0" encoding="utf-8"?>
+<w:hdr xmlns:wpc="http://schemas.microsoft.com/office/word/2010/wordprocessingCanvas" xmlns:cx="http://schemas.microsoft.com/office/drawing/2014/chartex" xmlns:cx1="http://schemas.microsoft.com/office/drawing/2015/9/8/chartex" xmlns:cx2="http://schemas.microsoft.com/office/drawing/2015/10/21/chartex" xmlns:cx3="http://schemas.microsoft.com/office/drawing/2016/5/9/chartex" xmlns:cx4="http://schemas.microsoft.com/office/drawing/2016/5/10/chartex" xmlns:cx5="http://schemas.microsoft.com/office/drawing/2016/5/11/chartex" xmlns:cx6="http://schemas.microsoft.com/office/drawing/2016/5/12/chartex" xmlns:cx7="http://schemas.microsoft.com/office/drawing/2016/5/13/chartex" xmlns:cx8="http://schemas.microsoft.com/office/drawing/2016/5/14/chartex" xmlns:mc="http://schemas.openxmlformats.org/markup-compatibility/2006" xmlns:aink="http://schemas.microsoft.com/office/drawing/2016/ink" xmlns:am3d="http://schemas.microsoft.com/office/drawing/2017/model3d" xmlns:o="urn:schemas-microsoft-com:office:office" xmlns:oel="http://schemas.microsoft.com/office/2019/extlst" xmlns:r="http://schemas.openxmlformats.org/officeDocument/2006/relationships" xmlns:m="http://schemas.openxmlformats.org/officeDocument/2006/math" xmlns:v="urn:schemas-microsoft-com:vml" xmlns:wp14="http://schemas.microsoft.com/office/word/2010/wordprocessingDrawing" xmlns:wp="http://schemas.openxmlformats.org/drawingml/2006/wordprocessingDrawing" xmlns:w10="urn:schemas-microsoft-com:office:word" xmlns:w="http://schemas.openxmlformats.org/wordprocessingml/2006/main" xmlns:w14="http://schemas.microsoft.com/office/word/2010/wordml" xmlns:w15="http://schemas.microsoft.com/office/word/2012/wordml" xmlns:w16cex="http://schemas.microsoft.com/office/word/2018/wordml/cex" xmlns:w16cid="http://schemas.microsoft.com/office/word/2016/wordml/cid" xmlns:w16="http://schemas.microsoft.com/office/word/2018/wordml" xmlns:w16du="http://schemas.microsoft.com/office/word/2023/wordml/word16du" xmlns:w16sdtdh="http://schemas.microsoft.com/office/word/2020/wordml/sdtdatahash" xmlns:w16sdtfl="http://schemas.microsoft.com/office/word/2024/wordml/sdtformatlock" xmlns:w16se="http://schemas.microsoft.com/office/word/2015/wordml/symex" xmlns:wpg="http://schemas.microsoft.com/office/word/2010/wordprocessingGroup" xmlns:wpi="http://schemas.microsoft.com/office/word/2010/wordprocessingInk" xmlns:wne="http://schemas.microsoft.com/office/word/2006/wordml" xmlns:wps="http://schemas.microsoft.com/office/word/2010/wordprocessingShape" mc:Ignorable="w14 w15 w16se w16cid w16 w16cex w16sdtdh w16sdtfl w16du wp14">
+  <w:p/>
+</w:hdr>
 </file>
 
 <file path=word/numbering.xml><?xml version="1.0" encoding="utf-8"?>

--- a/Hauptdokument.docx
+++ b/Hauptdokument.docx
@@ -116,7 +116,7 @@
         <w:pStyle w:val="berschrift1"/>
         <w:pageBreakBefore/>
       </w:pPr>
-      <w:bookmarkStart w:id="0" w:name="_Toc232031892"/>
+      <w:bookmarkStart w:id="0" w:name="_Toc232113053"/>
       <w:r>
         <w:lastRenderedPageBreak/>
         <w:t>Management Summary</w:t>
@@ -161,7 +161,7 @@
         <w:pStyle w:val="berschrift1"/>
         <w:pageBreakBefore/>
       </w:pPr>
-      <w:bookmarkStart w:id="1" w:name="_Toc232031893"/>
+      <w:bookmarkStart w:id="1" w:name="_Toc232113054"/>
       <w:r>
         <w:lastRenderedPageBreak/>
         <w:t>Inhaltsverzeichnis</w:t>
@@ -187,7 +187,7 @@
       <w:r>
         <w:fldChar w:fldCharType="separate"/>
       </w:r>
-      <w:hyperlink w:anchor="_Toc232031892" w:history="1">
+      <w:hyperlink w:anchor="_Toc232113053" w:history="1">
         <w:r>
           <w:rPr>
             <w:rStyle w:val="Hyperlink"/>
@@ -214,7 +214,7 @@
             <w:noProof/>
             <w:webHidden/>
           </w:rPr>
-          <w:instrText xml:space="preserve"> PAGEREF _Toc232031892 \h </w:instrText>
+          <w:instrText xml:space="preserve"> PAGEREF _Toc232113053 \h </w:instrText>
         </w:r>
         <w:r>
           <w:rPr>
@@ -255,7 +255,7 @@
           <w:noProof/>
         </w:rPr>
       </w:pPr>
-      <w:hyperlink w:anchor="_Toc232031893" w:history="1">
+      <w:hyperlink w:anchor="_Toc232113054" w:history="1">
         <w:r>
           <w:rPr>
             <w:rStyle w:val="Hyperlink"/>
@@ -282,7 +282,7 @@
             <w:noProof/>
             <w:webHidden/>
           </w:rPr>
-          <w:instrText xml:space="preserve"> PAGEREF _Toc232031893 \h </w:instrText>
+          <w:instrText xml:space="preserve"> PAGEREF _Toc232113054 \h </w:instrText>
         </w:r>
         <w:r>
           <w:rPr>
@@ -323,7 +323,7 @@
           <w:noProof/>
         </w:rPr>
       </w:pPr>
-      <w:hyperlink w:anchor="_Toc232031894" w:history="1">
+      <w:hyperlink w:anchor="_Toc232113055" w:history="1">
         <w:r>
           <w:rPr>
             <w:rStyle w:val="Hyperlink"/>
@@ -350,7 +350,7 @@
             <w:noProof/>
             <w:webHidden/>
           </w:rPr>
-          <w:instrText xml:space="preserve"> PAGEREF _Toc232031894 \h </w:instrText>
+          <w:instrText xml:space="preserve"> PAGEREF _Toc232113055 \h </w:instrText>
         </w:r>
         <w:r>
           <w:rPr>
@@ -391,7 +391,7 @@
           <w:noProof/>
         </w:rPr>
       </w:pPr>
-      <w:hyperlink w:anchor="_Toc232031895" w:history="1">
+      <w:hyperlink w:anchor="_Toc232113056" w:history="1">
         <w:r>
           <w:rPr>
             <w:rStyle w:val="Hyperlink"/>
@@ -418,7 +418,7 @@
             <w:noProof/>
             <w:webHidden/>
           </w:rPr>
-          <w:instrText xml:space="preserve"> PAGEREF _Toc232031895 \h </w:instrText>
+          <w:instrText xml:space="preserve"> PAGEREF _Toc232113056 \h </w:instrText>
         </w:r>
         <w:r>
           <w:rPr>
@@ -459,7 +459,7 @@
           <w:noProof/>
         </w:rPr>
       </w:pPr>
-      <w:hyperlink w:anchor="_Toc232031896" w:history="1">
+      <w:hyperlink w:anchor="_Toc232113057" w:history="1">
         <w:r>
           <w:rPr>
             <w:rStyle w:val="Hyperlink"/>
@@ -486,7 +486,7 @@
             <w:noProof/>
             <w:webHidden/>
           </w:rPr>
-          <w:instrText xml:space="preserve"> PAGEREF _Toc232031896 \h </w:instrText>
+          <w:instrText xml:space="preserve"> PAGEREF _Toc232113057 \h </w:instrText>
         </w:r>
         <w:r>
           <w:rPr>
@@ -527,7 +527,7 @@
           <w:noProof/>
         </w:rPr>
       </w:pPr>
-      <w:hyperlink w:anchor="_Toc232031897" w:history="1">
+      <w:hyperlink w:anchor="_Toc232113058" w:history="1">
         <w:r>
           <w:rPr>
             <w:rStyle w:val="Hyperlink"/>
@@ -554,7 +554,7 @@
             <w:noProof/>
             <w:webHidden/>
           </w:rPr>
-          <w:instrText xml:space="preserve"> PAGEREF _Toc232031897 \h </w:instrText>
+          <w:instrText xml:space="preserve"> PAGEREF _Toc232113058 \h </w:instrText>
         </w:r>
         <w:r>
           <w:rPr>
@@ -595,7 +595,7 @@
           <w:noProof/>
         </w:rPr>
       </w:pPr>
-      <w:hyperlink w:anchor="_Toc232031898" w:history="1">
+      <w:hyperlink w:anchor="_Toc232113059" w:history="1">
         <w:r>
           <w:rPr>
             <w:rStyle w:val="Hyperlink"/>
@@ -622,7 +622,7 @@
             <w:noProof/>
             <w:webHidden/>
           </w:rPr>
-          <w:instrText xml:space="preserve"> PAGEREF _Toc232031898 \h </w:instrText>
+          <w:instrText xml:space="preserve"> PAGEREF _Toc232113059 \h </w:instrText>
         </w:r>
         <w:r>
           <w:rPr>
@@ -663,7 +663,7 @@
           <w:noProof/>
         </w:rPr>
       </w:pPr>
-      <w:hyperlink w:anchor="_Toc232031899" w:history="1">
+      <w:hyperlink w:anchor="_Toc232113060" w:history="1">
         <w:r>
           <w:rPr>
             <w:rStyle w:val="Hyperlink"/>
@@ -690,7 +690,7 @@
             <w:noProof/>
             <w:webHidden/>
           </w:rPr>
-          <w:instrText xml:space="preserve"> PAGEREF _Toc232031899 \h </w:instrText>
+          <w:instrText xml:space="preserve"> PAGEREF _Toc232113060 \h </w:instrText>
         </w:r>
         <w:r>
           <w:rPr>
@@ -731,7 +731,7 @@
           <w:noProof/>
         </w:rPr>
       </w:pPr>
-      <w:hyperlink w:anchor="_Toc232031900" w:history="1">
+      <w:hyperlink w:anchor="_Toc232113061" w:history="1">
         <w:r>
           <w:rPr>
             <w:rStyle w:val="Hyperlink"/>
@@ -758,7 +758,7 @@
             <w:noProof/>
             <w:webHidden/>
           </w:rPr>
-          <w:instrText xml:space="preserve"> PAGEREF _Toc232031900 \h </w:instrText>
+          <w:instrText xml:space="preserve"> PAGEREF _Toc232113061 \h </w:instrText>
         </w:r>
         <w:r>
           <w:rPr>
@@ -799,7 +799,7 @@
           <w:noProof/>
         </w:rPr>
       </w:pPr>
-      <w:hyperlink w:anchor="_Toc232031901" w:history="1">
+      <w:hyperlink w:anchor="_Toc232113062" w:history="1">
         <w:r>
           <w:rPr>
             <w:rStyle w:val="Hyperlink"/>
@@ -826,7 +826,7 @@
             <w:noProof/>
             <w:webHidden/>
           </w:rPr>
-          <w:instrText xml:space="preserve"> PAGEREF _Toc232031901 \h </w:instrText>
+          <w:instrText xml:space="preserve"> PAGEREF _Toc232113062 \h </w:instrText>
         </w:r>
         <w:r>
           <w:rPr>
@@ -867,7 +867,7 @@
           <w:noProof/>
         </w:rPr>
       </w:pPr>
-      <w:hyperlink w:anchor="_Toc232031902" w:history="1">
+      <w:hyperlink w:anchor="_Toc232113063" w:history="1">
         <w:r>
           <w:rPr>
             <w:rStyle w:val="Hyperlink"/>
@@ -894,7 +894,7 @@
             <w:noProof/>
             <w:webHidden/>
           </w:rPr>
-          <w:instrText xml:space="preserve"> PAGEREF _Toc232031902 \h </w:instrText>
+          <w:instrText xml:space="preserve"> PAGEREF _Toc232113063 \h </w:instrText>
         </w:r>
         <w:r>
           <w:rPr>
@@ -935,7 +935,7 @@
           <w:noProof/>
         </w:rPr>
       </w:pPr>
-      <w:hyperlink w:anchor="_Toc232031903" w:history="1">
+      <w:hyperlink w:anchor="_Toc232113064" w:history="1">
         <w:r>
           <w:rPr>
             <w:rStyle w:val="Hyperlink"/>
@@ -962,7 +962,7 @@
             <w:noProof/>
             <w:webHidden/>
           </w:rPr>
-          <w:instrText xml:space="preserve"> PAGEREF _Toc232031903 \h </w:instrText>
+          <w:instrText xml:space="preserve"> PAGEREF _Toc232113064 \h </w:instrText>
         </w:r>
         <w:r>
           <w:rPr>
@@ -1003,7 +1003,7 @@
           <w:noProof/>
         </w:rPr>
       </w:pPr>
-      <w:hyperlink w:anchor="_Toc232031904" w:history="1">
+      <w:hyperlink w:anchor="_Toc232113065" w:history="1">
         <w:r>
           <w:rPr>
             <w:rStyle w:val="Hyperlink"/>
@@ -1030,7 +1030,7 @@
             <w:noProof/>
             <w:webHidden/>
           </w:rPr>
-          <w:instrText xml:space="preserve"> PAGEREF _Toc232031904 \h </w:instrText>
+          <w:instrText xml:space="preserve"> PAGEREF _Toc232113065 \h </w:instrText>
         </w:r>
         <w:r>
           <w:rPr>
@@ -1071,7 +1071,7 @@
           <w:noProof/>
         </w:rPr>
       </w:pPr>
-      <w:hyperlink w:anchor="_Toc232031905" w:history="1">
+      <w:hyperlink w:anchor="_Toc232113066" w:history="1">
         <w:r>
           <w:rPr>
             <w:rStyle w:val="Hyperlink"/>
@@ -1098,7 +1098,7 @@
             <w:noProof/>
             <w:webHidden/>
           </w:rPr>
-          <w:instrText xml:space="preserve"> PAGEREF _Toc232031905 \h </w:instrText>
+          <w:instrText xml:space="preserve"> PAGEREF _Toc232113066 \h </w:instrText>
         </w:r>
         <w:r>
           <w:rPr>
@@ -1139,7 +1139,7 @@
           <w:noProof/>
         </w:rPr>
       </w:pPr>
-      <w:hyperlink w:anchor="_Toc232031906" w:history="1">
+      <w:hyperlink w:anchor="_Toc232113067" w:history="1">
         <w:r>
           <w:rPr>
             <w:rStyle w:val="Hyperlink"/>
@@ -1166,7 +1166,7 @@
             <w:noProof/>
             <w:webHidden/>
           </w:rPr>
-          <w:instrText xml:space="preserve"> PAGEREF _Toc232031906 \h </w:instrText>
+          <w:instrText xml:space="preserve"> PAGEREF _Toc232113067 \h </w:instrText>
         </w:r>
         <w:r>
           <w:rPr>
@@ -1207,7 +1207,7 @@
           <w:noProof/>
         </w:rPr>
       </w:pPr>
-      <w:hyperlink w:anchor="_Toc232031907" w:history="1">
+      <w:hyperlink w:anchor="_Toc232113068" w:history="1">
         <w:r>
           <w:rPr>
             <w:rStyle w:val="Hyperlink"/>
@@ -1234,7 +1234,7 @@
             <w:noProof/>
             <w:webHidden/>
           </w:rPr>
-          <w:instrText xml:space="preserve"> PAGEREF _Toc232031907 \h </w:instrText>
+          <w:instrText xml:space="preserve"> PAGEREF _Toc232113068 \h </w:instrText>
         </w:r>
         <w:r>
           <w:rPr>
@@ -1275,7 +1275,7 @@
           <w:noProof/>
         </w:rPr>
       </w:pPr>
-      <w:hyperlink w:anchor="_Toc232031908" w:history="1">
+      <w:hyperlink w:anchor="_Toc232113069" w:history="1">
         <w:r>
           <w:rPr>
             <w:rStyle w:val="Hyperlink"/>
@@ -1302,7 +1302,7 @@
             <w:noProof/>
             <w:webHidden/>
           </w:rPr>
-          <w:instrText xml:space="preserve"> PAGEREF _Toc232031908 \h </w:instrText>
+          <w:instrText xml:space="preserve"> PAGEREF _Toc232113069 \h </w:instrText>
         </w:r>
         <w:r>
           <w:rPr>
@@ -1343,7 +1343,7 @@
           <w:noProof/>
         </w:rPr>
       </w:pPr>
-      <w:hyperlink w:anchor="_Toc232031909" w:history="1">
+      <w:hyperlink w:anchor="_Toc232113070" w:history="1">
         <w:r>
           <w:rPr>
             <w:rStyle w:val="Hyperlink"/>
@@ -1370,7 +1370,7 @@
             <w:noProof/>
             <w:webHidden/>
           </w:rPr>
-          <w:instrText xml:space="preserve"> PAGEREF _Toc232031909 \h </w:instrText>
+          <w:instrText xml:space="preserve"> PAGEREF _Toc232113070 \h </w:instrText>
         </w:r>
         <w:r>
           <w:rPr>
@@ -1411,7 +1411,7 @@
           <w:noProof/>
         </w:rPr>
       </w:pPr>
-      <w:hyperlink w:anchor="_Toc232031910" w:history="1">
+      <w:hyperlink w:anchor="_Toc232113071" w:history="1">
         <w:r>
           <w:rPr>
             <w:rStyle w:val="Hyperlink"/>
@@ -1438,7 +1438,7 @@
             <w:noProof/>
             <w:webHidden/>
           </w:rPr>
-          <w:instrText xml:space="preserve"> PAGEREF _Toc232031910 \h </w:instrText>
+          <w:instrText xml:space="preserve"> PAGEREF _Toc232113071 \h </w:instrText>
         </w:r>
         <w:r>
           <w:rPr>
@@ -1479,7 +1479,7 @@
           <w:noProof/>
         </w:rPr>
       </w:pPr>
-      <w:hyperlink w:anchor="_Toc232031911" w:history="1">
+      <w:hyperlink w:anchor="_Toc232113072" w:history="1">
         <w:r>
           <w:rPr>
             <w:rStyle w:val="Hyperlink"/>
@@ -1506,7 +1506,7 @@
             <w:noProof/>
             <w:webHidden/>
           </w:rPr>
-          <w:instrText xml:space="preserve"> PAGEREF _Toc232031911 \h </w:instrText>
+          <w:instrText xml:space="preserve"> PAGEREF _Toc232113072 \h </w:instrText>
         </w:r>
         <w:r>
           <w:rPr>
@@ -1547,7 +1547,7 @@
           <w:noProof/>
         </w:rPr>
       </w:pPr>
-      <w:hyperlink w:anchor="_Toc232031912" w:history="1">
+      <w:hyperlink w:anchor="_Toc232113073" w:history="1">
         <w:r>
           <w:rPr>
             <w:rStyle w:val="Hyperlink"/>
@@ -1574,7 +1574,7 @@
             <w:noProof/>
             <w:webHidden/>
           </w:rPr>
-          <w:instrText xml:space="preserve"> PAGEREF _Toc232031912 \h </w:instrText>
+          <w:instrText xml:space="preserve"> PAGEREF _Toc232113073 \h </w:instrText>
         </w:r>
         <w:r>
           <w:rPr>
@@ -1615,7 +1615,7 @@
           <w:noProof/>
         </w:rPr>
       </w:pPr>
-      <w:hyperlink w:anchor="_Toc232031913" w:history="1">
+      <w:hyperlink w:anchor="_Toc232113074" w:history="1">
         <w:r>
           <w:rPr>
             <w:rStyle w:val="Hyperlink"/>
@@ -1642,7 +1642,7 @@
             <w:noProof/>
             <w:webHidden/>
           </w:rPr>
-          <w:instrText xml:space="preserve"> PAGEREF _Toc232031913 \h </w:instrText>
+          <w:instrText xml:space="preserve"> PAGEREF _Toc232113074 \h </w:instrText>
         </w:r>
         <w:r>
           <w:rPr>
@@ -1683,7 +1683,7 @@
           <w:noProof/>
         </w:rPr>
       </w:pPr>
-      <w:hyperlink w:anchor="_Toc232031914" w:history="1">
+      <w:hyperlink w:anchor="_Toc232113075" w:history="1">
         <w:r>
           <w:rPr>
             <w:rStyle w:val="Hyperlink"/>
@@ -1710,7 +1710,7 @@
             <w:noProof/>
             <w:webHidden/>
           </w:rPr>
-          <w:instrText xml:space="preserve"> PAGEREF _Toc232031914 \h </w:instrText>
+          <w:instrText xml:space="preserve"> PAGEREF _Toc232113075 \h </w:instrText>
         </w:r>
         <w:r>
           <w:rPr>
@@ -1751,7 +1751,7 @@
           <w:noProof/>
         </w:rPr>
       </w:pPr>
-      <w:hyperlink w:anchor="_Toc232031915" w:history="1">
+      <w:hyperlink w:anchor="_Toc232113076" w:history="1">
         <w:r>
           <w:rPr>
             <w:rStyle w:val="Hyperlink"/>
@@ -1778,7 +1778,7 @@
             <w:noProof/>
             <w:webHidden/>
           </w:rPr>
-          <w:instrText xml:space="preserve"> PAGEREF _Toc232031915 \h </w:instrText>
+          <w:instrText xml:space="preserve"> PAGEREF _Toc232113076 \h </w:instrText>
         </w:r>
         <w:r>
           <w:rPr>
@@ -1819,7 +1819,7 @@
           <w:noProof/>
         </w:rPr>
       </w:pPr>
-      <w:hyperlink w:anchor="_Toc232031916" w:history="1">
+      <w:hyperlink w:anchor="_Toc232113077" w:history="1">
         <w:r>
           <w:rPr>
             <w:rStyle w:val="Hyperlink"/>
@@ -1846,7 +1846,7 @@
             <w:noProof/>
             <w:webHidden/>
           </w:rPr>
-          <w:instrText xml:space="preserve"> PAGEREF _Toc232031916 \h </w:instrText>
+          <w:instrText xml:space="preserve"> PAGEREF _Toc232113077 \h </w:instrText>
         </w:r>
         <w:r>
           <w:rPr>
@@ -1887,7 +1887,7 @@
           <w:noProof/>
         </w:rPr>
       </w:pPr>
-      <w:hyperlink w:anchor="_Toc232031917" w:history="1">
+      <w:hyperlink w:anchor="_Toc232113078" w:history="1">
         <w:r>
           <w:rPr>
             <w:rStyle w:val="Hyperlink"/>
@@ -1914,7 +1914,7 @@
             <w:noProof/>
             <w:webHidden/>
           </w:rPr>
-          <w:instrText xml:space="preserve"> PAGEREF _Toc232031917 \h </w:instrText>
+          <w:instrText xml:space="preserve"> PAGEREF _Toc232113078 \h </w:instrText>
         </w:r>
         <w:r>
           <w:rPr>
@@ -1955,7 +1955,7 @@
           <w:noProof/>
         </w:rPr>
       </w:pPr>
-      <w:hyperlink w:anchor="_Toc232031918" w:history="1">
+      <w:hyperlink w:anchor="_Toc232113079" w:history="1">
         <w:r>
           <w:rPr>
             <w:rStyle w:val="Hyperlink"/>
@@ -1982,7 +1982,7 @@
             <w:noProof/>
             <w:webHidden/>
           </w:rPr>
-          <w:instrText xml:space="preserve"> PAGEREF _Toc232031918 \h </w:instrText>
+          <w:instrText xml:space="preserve"> PAGEREF _Toc232113079 \h </w:instrText>
         </w:r>
         <w:r>
           <w:rPr>
@@ -2023,7 +2023,7 @@
           <w:noProof/>
         </w:rPr>
       </w:pPr>
-      <w:hyperlink w:anchor="_Toc232031919" w:history="1">
+      <w:hyperlink w:anchor="_Toc232113080" w:history="1">
         <w:r>
           <w:rPr>
             <w:rStyle w:val="Hyperlink"/>
@@ -2050,7 +2050,7 @@
             <w:noProof/>
             <w:webHidden/>
           </w:rPr>
-          <w:instrText xml:space="preserve"> PAGEREF _Toc232031919 \h </w:instrText>
+          <w:instrText xml:space="preserve"> PAGEREF _Toc232113080 \h </w:instrText>
         </w:r>
         <w:r>
           <w:rPr>
@@ -2091,7 +2091,7 @@
           <w:noProof/>
         </w:rPr>
       </w:pPr>
-      <w:hyperlink w:anchor="_Toc232031920" w:history="1">
+      <w:hyperlink w:anchor="_Toc232113081" w:history="1">
         <w:r>
           <w:rPr>
             <w:rStyle w:val="Hyperlink"/>
@@ -2118,7 +2118,7 @@
             <w:noProof/>
             <w:webHidden/>
           </w:rPr>
-          <w:instrText xml:space="preserve"> PAGEREF _Toc232031920 \h </w:instrText>
+          <w:instrText xml:space="preserve"> PAGEREF _Toc232113081 \h </w:instrText>
         </w:r>
         <w:r>
           <w:rPr>
@@ -2159,7 +2159,7 @@
           <w:noProof/>
         </w:rPr>
       </w:pPr>
-      <w:hyperlink w:anchor="_Toc232031921" w:history="1">
+      <w:hyperlink w:anchor="_Toc232113082" w:history="1">
         <w:r>
           <w:rPr>
             <w:rStyle w:val="Hyperlink"/>
@@ -2186,7 +2186,7 @@
             <w:noProof/>
             <w:webHidden/>
           </w:rPr>
-          <w:instrText xml:space="preserve"> PAGEREF _Toc232031921 \h </w:instrText>
+          <w:instrText xml:space="preserve"> PAGEREF _Toc232113082 \h </w:instrText>
         </w:r>
         <w:r>
           <w:rPr>
@@ -2227,7 +2227,7 @@
           <w:noProof/>
         </w:rPr>
       </w:pPr>
-      <w:hyperlink w:anchor="_Toc232031922" w:history="1">
+      <w:hyperlink w:anchor="_Toc232113083" w:history="1">
         <w:r>
           <w:rPr>
             <w:rStyle w:val="Hyperlink"/>
@@ -2254,7 +2254,7 @@
             <w:noProof/>
             <w:webHidden/>
           </w:rPr>
-          <w:instrText xml:space="preserve"> PAGEREF _Toc232031922 \h </w:instrText>
+          <w:instrText xml:space="preserve"> PAGEREF _Toc232113083 \h </w:instrText>
         </w:r>
         <w:r>
           <w:rPr>
@@ -2295,7 +2295,7 @@
           <w:noProof/>
         </w:rPr>
       </w:pPr>
-      <w:hyperlink w:anchor="_Toc232031923" w:history="1">
+      <w:hyperlink w:anchor="_Toc232113084" w:history="1">
         <w:r>
           <w:rPr>
             <w:rStyle w:val="Hyperlink"/>
@@ -2322,7 +2322,7 @@
             <w:noProof/>
             <w:webHidden/>
           </w:rPr>
-          <w:instrText xml:space="preserve"> PAGEREF _Toc232031923 \h </w:instrText>
+          <w:instrText xml:space="preserve"> PAGEREF _Toc232113084 \h </w:instrText>
         </w:r>
         <w:r>
           <w:rPr>
@@ -2363,7 +2363,7 @@
           <w:noProof/>
         </w:rPr>
       </w:pPr>
-      <w:hyperlink w:anchor="_Toc232031924" w:history="1">
+      <w:hyperlink w:anchor="_Toc232113085" w:history="1">
         <w:r>
           <w:rPr>
             <w:rStyle w:val="Hyperlink"/>
@@ -2390,7 +2390,7 @@
             <w:noProof/>
             <w:webHidden/>
           </w:rPr>
-          <w:instrText xml:space="preserve"> PAGEREF _Toc232031924 \h </w:instrText>
+          <w:instrText xml:space="preserve"> PAGEREF _Toc232113085 \h </w:instrText>
         </w:r>
         <w:r>
           <w:rPr>
@@ -2431,7 +2431,7 @@
           <w:noProof/>
         </w:rPr>
       </w:pPr>
-      <w:hyperlink w:anchor="_Toc232031925" w:history="1">
+      <w:hyperlink w:anchor="_Toc232113086" w:history="1">
         <w:r>
           <w:rPr>
             <w:rStyle w:val="Hyperlink"/>
@@ -2458,7 +2458,7 @@
             <w:noProof/>
             <w:webHidden/>
           </w:rPr>
-          <w:instrText xml:space="preserve"> PAGEREF _Toc232031925 \h </w:instrText>
+          <w:instrText xml:space="preserve"> PAGEREF _Toc232113086 \h </w:instrText>
         </w:r>
         <w:r>
           <w:rPr>
@@ -2499,7 +2499,7 @@
           <w:noProof/>
         </w:rPr>
       </w:pPr>
-      <w:hyperlink w:anchor="_Toc232031926" w:history="1">
+      <w:hyperlink w:anchor="_Toc232113087" w:history="1">
         <w:r>
           <w:rPr>
             <w:rStyle w:val="Hyperlink"/>
@@ -2526,7 +2526,7 @@
             <w:noProof/>
             <w:webHidden/>
           </w:rPr>
-          <w:instrText xml:space="preserve"> PAGEREF _Toc232031926 \h </w:instrText>
+          <w:instrText xml:space="preserve"> PAGEREF _Toc232113087 \h </w:instrText>
         </w:r>
         <w:r>
           <w:rPr>
@@ -2567,7 +2567,7 @@
           <w:noProof/>
         </w:rPr>
       </w:pPr>
-      <w:hyperlink w:anchor="_Toc232031927" w:history="1">
+      <w:hyperlink w:anchor="_Toc232113088" w:history="1">
         <w:r>
           <w:rPr>
             <w:rStyle w:val="Hyperlink"/>
@@ -2594,7 +2594,7 @@
             <w:noProof/>
             <w:webHidden/>
           </w:rPr>
-          <w:instrText xml:space="preserve"> PAGEREF _Toc232031927 \h </w:instrText>
+          <w:instrText xml:space="preserve"> PAGEREF _Toc232113088 \h </w:instrText>
         </w:r>
         <w:r>
           <w:rPr>
@@ -2635,7 +2635,7 @@
           <w:noProof/>
         </w:rPr>
       </w:pPr>
-      <w:hyperlink w:anchor="_Toc232031928" w:history="1">
+      <w:hyperlink w:anchor="_Toc232113089" w:history="1">
         <w:r>
           <w:rPr>
             <w:rStyle w:val="Hyperlink"/>
@@ -2662,7 +2662,7 @@
             <w:noProof/>
             <w:webHidden/>
           </w:rPr>
-          <w:instrText xml:space="preserve"> PAGEREF _Toc232031928 \h </w:instrText>
+          <w:instrText xml:space="preserve"> PAGEREF _Toc232113089 \h </w:instrText>
         </w:r>
         <w:r>
           <w:rPr>
@@ -2703,7 +2703,7 @@
           <w:noProof/>
         </w:rPr>
       </w:pPr>
-      <w:hyperlink w:anchor="_Toc232031929" w:history="1">
+      <w:hyperlink w:anchor="_Toc232113090" w:history="1">
         <w:r>
           <w:rPr>
             <w:rStyle w:val="Hyperlink"/>
@@ -2730,7 +2730,7 @@
             <w:noProof/>
             <w:webHidden/>
           </w:rPr>
-          <w:instrText xml:space="preserve"> PAGEREF _Toc232031929 \h </w:instrText>
+          <w:instrText xml:space="preserve"> PAGEREF _Toc232113090 \h </w:instrText>
         </w:r>
         <w:r>
           <w:rPr>
@@ -2771,7 +2771,7 @@
           <w:noProof/>
         </w:rPr>
       </w:pPr>
-      <w:hyperlink w:anchor="_Toc232031930" w:history="1">
+      <w:hyperlink w:anchor="_Toc232113091" w:history="1">
         <w:r>
           <w:rPr>
             <w:rStyle w:val="Hyperlink"/>
@@ -2798,7 +2798,7 @@
             <w:noProof/>
             <w:webHidden/>
           </w:rPr>
-          <w:instrText xml:space="preserve"> PAGEREF _Toc232031930 \h </w:instrText>
+          <w:instrText xml:space="preserve"> PAGEREF _Toc232113091 \h </w:instrText>
         </w:r>
         <w:r>
           <w:rPr>
@@ -2839,7 +2839,7 @@
           <w:noProof/>
         </w:rPr>
       </w:pPr>
-      <w:hyperlink w:anchor="_Toc232031931" w:history="1">
+      <w:hyperlink w:anchor="_Toc232113092" w:history="1">
         <w:r>
           <w:rPr>
             <w:rStyle w:val="Hyperlink"/>
@@ -2866,7 +2866,7 @@
             <w:noProof/>
             <w:webHidden/>
           </w:rPr>
-          <w:instrText xml:space="preserve"> PAGEREF _Toc232031931 \h </w:instrText>
+          <w:instrText xml:space="preserve"> PAGEREF _Toc232113092 \h </w:instrText>
         </w:r>
         <w:r>
           <w:rPr>
@@ -2907,7 +2907,7 @@
           <w:noProof/>
         </w:rPr>
       </w:pPr>
-      <w:hyperlink w:anchor="_Toc232031932" w:history="1">
+      <w:hyperlink w:anchor="_Toc232113093" w:history="1">
         <w:r>
           <w:rPr>
             <w:rStyle w:val="Hyperlink"/>
@@ -2934,7 +2934,7 @@
             <w:noProof/>
             <w:webHidden/>
           </w:rPr>
-          <w:instrText xml:space="preserve"> PAGEREF _Toc232031932 \h </w:instrText>
+          <w:instrText xml:space="preserve"> PAGEREF _Toc232113093 \h </w:instrText>
         </w:r>
         <w:r>
           <w:rPr>
@@ -2975,7 +2975,7 @@
           <w:noProof/>
         </w:rPr>
       </w:pPr>
-      <w:hyperlink w:anchor="_Toc232031933" w:history="1">
+      <w:hyperlink w:anchor="_Toc232113094" w:history="1">
         <w:r>
           <w:rPr>
             <w:rStyle w:val="Hyperlink"/>
@@ -3002,7 +3002,7 @@
             <w:noProof/>
             <w:webHidden/>
           </w:rPr>
-          <w:instrText xml:space="preserve"> PAGEREF _Toc232031933 \h </w:instrText>
+          <w:instrText xml:space="preserve"> PAGEREF _Toc232113094 \h </w:instrText>
         </w:r>
         <w:r>
           <w:rPr>
@@ -3043,7 +3043,7 @@
           <w:noProof/>
         </w:rPr>
       </w:pPr>
-      <w:hyperlink w:anchor="_Toc232031934" w:history="1">
+      <w:hyperlink w:anchor="_Toc232113095" w:history="1">
         <w:r>
           <w:rPr>
             <w:rStyle w:val="Hyperlink"/>
@@ -3070,7 +3070,7 @@
             <w:noProof/>
             <w:webHidden/>
           </w:rPr>
-          <w:instrText xml:space="preserve"> PAGEREF _Toc232031934 \h </w:instrText>
+          <w:instrText xml:space="preserve"> PAGEREF _Toc232113095 \h </w:instrText>
         </w:r>
         <w:r>
           <w:rPr>
@@ -3111,7 +3111,7 @@
           <w:noProof/>
         </w:rPr>
       </w:pPr>
-      <w:hyperlink w:anchor="_Toc232031935" w:history="1">
+      <w:hyperlink w:anchor="_Toc232113096" w:history="1">
         <w:r>
           <w:rPr>
             <w:rStyle w:val="Hyperlink"/>
@@ -3138,7 +3138,7 @@
             <w:noProof/>
             <w:webHidden/>
           </w:rPr>
-          <w:instrText xml:space="preserve"> PAGEREF _Toc232031935 \h </w:instrText>
+          <w:instrText xml:space="preserve"> PAGEREF _Toc232113096 \h </w:instrText>
         </w:r>
         <w:r>
           <w:rPr>
@@ -3179,7 +3179,7 @@
           <w:noProof/>
         </w:rPr>
       </w:pPr>
-      <w:hyperlink w:anchor="_Toc232031936" w:history="1">
+      <w:hyperlink w:anchor="_Toc232113097" w:history="1">
         <w:r>
           <w:rPr>
             <w:rStyle w:val="Hyperlink"/>
@@ -3206,7 +3206,7 @@
             <w:noProof/>
             <w:webHidden/>
           </w:rPr>
-          <w:instrText xml:space="preserve"> PAGEREF _Toc232031936 \h </w:instrText>
+          <w:instrText xml:space="preserve"> PAGEREF _Toc232113097 \h </w:instrText>
         </w:r>
         <w:r>
           <w:rPr>
@@ -3247,7 +3247,7 @@
           <w:noProof/>
         </w:rPr>
       </w:pPr>
-      <w:hyperlink w:anchor="_Toc232031937" w:history="1">
+      <w:hyperlink w:anchor="_Toc232113098" w:history="1">
         <w:r>
           <w:rPr>
             <w:rStyle w:val="Hyperlink"/>
@@ -3274,7 +3274,7 @@
             <w:noProof/>
             <w:webHidden/>
           </w:rPr>
-          <w:instrText xml:space="preserve"> PAGEREF _Toc232031937 \h </w:instrText>
+          <w:instrText xml:space="preserve"> PAGEREF _Toc232113098 \h </w:instrText>
         </w:r>
         <w:r>
           <w:rPr>
@@ -3315,7 +3315,7 @@
           <w:noProof/>
         </w:rPr>
       </w:pPr>
-      <w:hyperlink w:anchor="_Toc232031938" w:history="1">
+      <w:hyperlink w:anchor="_Toc232113099" w:history="1">
         <w:r>
           <w:rPr>
             <w:rStyle w:val="Hyperlink"/>
@@ -3342,7 +3342,7 @@
             <w:noProof/>
             <w:webHidden/>
           </w:rPr>
-          <w:instrText xml:space="preserve"> PAGEREF _Toc232031938 \h </w:instrText>
+          <w:instrText xml:space="preserve"> PAGEREF _Toc232113099 \h </w:instrText>
         </w:r>
         <w:r>
           <w:rPr>
@@ -3383,7 +3383,7 @@
           <w:noProof/>
         </w:rPr>
       </w:pPr>
-      <w:hyperlink w:anchor="_Toc232031939" w:history="1">
+      <w:hyperlink w:anchor="_Toc232113100" w:history="1">
         <w:r>
           <w:rPr>
             <w:rStyle w:val="Hyperlink"/>
@@ -3410,7 +3410,7 @@
             <w:noProof/>
             <w:webHidden/>
           </w:rPr>
-          <w:instrText xml:space="preserve"> PAGEREF _Toc232031939 \h </w:instrText>
+          <w:instrText xml:space="preserve"> PAGEREF _Toc232113100 \h </w:instrText>
         </w:r>
         <w:r>
           <w:rPr>
@@ -3451,7 +3451,7 @@
           <w:noProof/>
         </w:rPr>
       </w:pPr>
-      <w:hyperlink w:anchor="_Toc232031940" w:history="1">
+      <w:hyperlink w:anchor="_Toc232113101" w:history="1">
         <w:r>
           <w:rPr>
             <w:rStyle w:val="Hyperlink"/>
@@ -3478,7 +3478,7 @@
             <w:noProof/>
             <w:webHidden/>
           </w:rPr>
-          <w:instrText xml:space="preserve"> PAGEREF _Toc232031940 \h </w:instrText>
+          <w:instrText xml:space="preserve"> PAGEREF _Toc232113101 \h </w:instrText>
         </w:r>
         <w:r>
           <w:rPr>
@@ -3519,7 +3519,7 @@
           <w:noProof/>
         </w:rPr>
       </w:pPr>
-      <w:hyperlink w:anchor="_Toc232031941" w:history="1">
+      <w:hyperlink w:anchor="_Toc232113102" w:history="1">
         <w:r>
           <w:rPr>
             <w:rStyle w:val="Hyperlink"/>
@@ -3546,7 +3546,7 @@
             <w:noProof/>
             <w:webHidden/>
           </w:rPr>
-          <w:instrText xml:space="preserve"> PAGEREF _Toc232031941 \h </w:instrText>
+          <w:instrText xml:space="preserve"> PAGEREF _Toc232113102 \h </w:instrText>
         </w:r>
         <w:r>
           <w:rPr>
@@ -3587,7 +3587,7 @@
           <w:noProof/>
         </w:rPr>
       </w:pPr>
-      <w:hyperlink w:anchor="_Toc232031942" w:history="1">
+      <w:hyperlink w:anchor="_Toc232113103" w:history="1">
         <w:r>
           <w:rPr>
             <w:rStyle w:val="Hyperlink"/>
@@ -3614,7 +3614,7 @@
             <w:noProof/>
             <w:webHidden/>
           </w:rPr>
-          <w:instrText xml:space="preserve"> PAGEREF _Toc232031942 \h </w:instrText>
+          <w:instrText xml:space="preserve"> PAGEREF _Toc232113103 \h </w:instrText>
         </w:r>
         <w:r>
           <w:rPr>
@@ -3655,7 +3655,7 @@
           <w:noProof/>
         </w:rPr>
       </w:pPr>
-      <w:hyperlink w:anchor="_Toc232031943" w:history="1">
+      <w:hyperlink w:anchor="_Toc232113104" w:history="1">
         <w:r>
           <w:rPr>
             <w:rStyle w:val="Hyperlink"/>
@@ -3682,7 +3682,7 @@
             <w:noProof/>
             <w:webHidden/>
           </w:rPr>
-          <w:instrText xml:space="preserve"> PAGEREF _Toc232031943 \h </w:instrText>
+          <w:instrText xml:space="preserve"> PAGEREF _Toc232113104 \h </w:instrText>
         </w:r>
         <w:r>
           <w:rPr>
@@ -3723,7 +3723,7 @@
           <w:noProof/>
         </w:rPr>
       </w:pPr>
-      <w:hyperlink w:anchor="_Toc232031944" w:history="1">
+      <w:hyperlink w:anchor="_Toc232113105" w:history="1">
         <w:r>
           <w:rPr>
             <w:rStyle w:val="Hyperlink"/>
@@ -3750,7 +3750,7 @@
             <w:noProof/>
             <w:webHidden/>
           </w:rPr>
-          <w:instrText xml:space="preserve"> PAGEREF _Toc232031944 \h </w:instrText>
+          <w:instrText xml:space="preserve"> PAGEREF _Toc232113105 \h </w:instrText>
         </w:r>
         <w:r>
           <w:rPr>
@@ -3791,7 +3791,7 @@
           <w:noProof/>
         </w:rPr>
       </w:pPr>
-      <w:hyperlink w:anchor="_Toc232031945" w:history="1">
+      <w:hyperlink w:anchor="_Toc232113106" w:history="1">
         <w:r>
           <w:rPr>
             <w:rStyle w:val="Hyperlink"/>
@@ -3818,7 +3818,7 @@
             <w:noProof/>
             <w:webHidden/>
           </w:rPr>
-          <w:instrText xml:space="preserve"> PAGEREF _Toc232031945 \h </w:instrText>
+          <w:instrText xml:space="preserve"> PAGEREF _Toc232113106 \h </w:instrText>
         </w:r>
         <w:r>
           <w:rPr>
@@ -3859,7 +3859,7 @@
           <w:noProof/>
         </w:rPr>
       </w:pPr>
-      <w:hyperlink w:anchor="_Toc232031946" w:history="1">
+      <w:hyperlink w:anchor="_Toc232113107" w:history="1">
         <w:r>
           <w:rPr>
             <w:rStyle w:val="Hyperlink"/>
@@ -3886,7 +3886,7 @@
             <w:noProof/>
             <w:webHidden/>
           </w:rPr>
-          <w:instrText xml:space="preserve"> PAGEREF _Toc232031946 \h </w:instrText>
+          <w:instrText xml:space="preserve"> PAGEREF _Toc232113107 \h </w:instrText>
         </w:r>
         <w:r>
           <w:rPr>
@@ -3927,7 +3927,7 @@
           <w:noProof/>
         </w:rPr>
       </w:pPr>
-      <w:hyperlink w:anchor="_Toc232031947" w:history="1">
+      <w:hyperlink w:anchor="_Toc232113108" w:history="1">
         <w:r>
           <w:rPr>
             <w:rStyle w:val="Hyperlink"/>
@@ -3954,7 +3954,7 @@
             <w:noProof/>
             <w:webHidden/>
           </w:rPr>
-          <w:instrText xml:space="preserve"> PAGEREF _Toc232031947 \h </w:instrText>
+          <w:instrText xml:space="preserve"> PAGEREF _Toc232113108 \h </w:instrText>
         </w:r>
         <w:r>
           <w:rPr>
@@ -3995,7 +3995,7 @@
           <w:noProof/>
         </w:rPr>
       </w:pPr>
-      <w:hyperlink w:anchor="_Toc232031948" w:history="1">
+      <w:hyperlink w:anchor="_Toc232113109" w:history="1">
         <w:r>
           <w:rPr>
             <w:rStyle w:val="Hyperlink"/>
@@ -4022,7 +4022,7 @@
             <w:noProof/>
             <w:webHidden/>
           </w:rPr>
-          <w:instrText xml:space="preserve"> PAGEREF _Toc232031948 \h </w:instrText>
+          <w:instrText xml:space="preserve"> PAGEREF _Toc232113109 \h </w:instrText>
         </w:r>
         <w:r>
           <w:rPr>
@@ -4063,7 +4063,7 @@
           <w:noProof/>
         </w:rPr>
       </w:pPr>
-      <w:hyperlink w:anchor="_Toc232031949" w:history="1">
+      <w:hyperlink w:anchor="_Toc232113110" w:history="1">
         <w:r>
           <w:rPr>
             <w:rStyle w:val="Hyperlink"/>
@@ -4090,7 +4090,7 @@
             <w:noProof/>
             <w:webHidden/>
           </w:rPr>
-          <w:instrText xml:space="preserve"> PAGEREF _Toc232031949 \h </w:instrText>
+          <w:instrText xml:space="preserve"> PAGEREF _Toc232113110 \h </w:instrText>
         </w:r>
         <w:r>
           <w:rPr>
@@ -4131,7 +4131,7 @@
           <w:noProof/>
         </w:rPr>
       </w:pPr>
-      <w:hyperlink w:anchor="_Toc232031950" w:history="1">
+      <w:hyperlink w:anchor="_Toc232113111" w:history="1">
         <w:r>
           <w:rPr>
             <w:rStyle w:val="Hyperlink"/>
@@ -4158,7 +4158,7 @@
             <w:noProof/>
             <w:webHidden/>
           </w:rPr>
-          <w:instrText xml:space="preserve"> PAGEREF _Toc232031950 \h </w:instrText>
+          <w:instrText xml:space="preserve"> PAGEREF _Toc232113111 \h </w:instrText>
         </w:r>
         <w:r>
           <w:rPr>
@@ -4199,7 +4199,7 @@
           <w:noProof/>
         </w:rPr>
       </w:pPr>
-      <w:hyperlink w:anchor="_Toc232031951" w:history="1">
+      <w:hyperlink w:anchor="_Toc232113112" w:history="1">
         <w:r>
           <w:rPr>
             <w:rStyle w:val="Hyperlink"/>
@@ -4226,7 +4226,7 @@
             <w:noProof/>
             <w:webHidden/>
           </w:rPr>
-          <w:instrText xml:space="preserve"> PAGEREF _Toc232031951 \h </w:instrText>
+          <w:instrText xml:space="preserve"> PAGEREF _Toc232113112 \h </w:instrText>
         </w:r>
         <w:r>
           <w:rPr>
@@ -4267,7 +4267,7 @@
           <w:noProof/>
         </w:rPr>
       </w:pPr>
-      <w:hyperlink w:anchor="_Toc232031952" w:history="1">
+      <w:hyperlink w:anchor="_Toc232113113" w:history="1">
         <w:r>
           <w:rPr>
             <w:rStyle w:val="Hyperlink"/>
@@ -4294,7 +4294,7 @@
             <w:noProof/>
             <w:webHidden/>
           </w:rPr>
-          <w:instrText xml:space="preserve"> PAGEREF _Toc232031952 \h </w:instrText>
+          <w:instrText xml:space="preserve"> PAGEREF _Toc232113113 \h </w:instrText>
         </w:r>
         <w:r>
           <w:rPr>
@@ -4314,7 +4314,7 @@
             <w:noProof/>
             <w:webHidden/>
           </w:rPr>
-          <w:t>43</w:t>
+          <w:t>44</w:t>
         </w:r>
         <w:r>
           <w:rPr>
@@ -4335,7 +4335,7 @@
           <w:noProof/>
         </w:rPr>
       </w:pPr>
-      <w:hyperlink w:anchor="_Toc232031953" w:history="1">
+      <w:hyperlink w:anchor="_Toc232113114" w:history="1">
         <w:r>
           <w:rPr>
             <w:rStyle w:val="Hyperlink"/>
@@ -4362,7 +4362,7 @@
             <w:noProof/>
             <w:webHidden/>
           </w:rPr>
-          <w:instrText xml:space="preserve"> PAGEREF _Toc232031953 \h </w:instrText>
+          <w:instrText xml:space="preserve"> PAGEREF _Toc232113114 \h </w:instrText>
         </w:r>
         <w:r>
           <w:rPr>
@@ -4382,7 +4382,7 @@
             <w:noProof/>
             <w:webHidden/>
           </w:rPr>
-          <w:t>43</w:t>
+          <w:t>44</w:t>
         </w:r>
         <w:r>
           <w:rPr>
@@ -4403,7 +4403,7 @@
           <w:noProof/>
         </w:rPr>
       </w:pPr>
-      <w:hyperlink w:anchor="_Toc232031954" w:history="1">
+      <w:hyperlink w:anchor="_Toc232113115" w:history="1">
         <w:r>
           <w:rPr>
             <w:rStyle w:val="Hyperlink"/>
@@ -4430,7 +4430,7 @@
             <w:noProof/>
             <w:webHidden/>
           </w:rPr>
-          <w:instrText xml:space="preserve"> PAGEREF _Toc232031954 \h </w:instrText>
+          <w:instrText xml:space="preserve"> PAGEREF _Toc232113115 \h </w:instrText>
         </w:r>
         <w:r>
           <w:rPr>
@@ -4471,7 +4471,7 @@
           <w:noProof/>
         </w:rPr>
       </w:pPr>
-      <w:hyperlink w:anchor="_Toc232031955" w:history="1">
+      <w:hyperlink w:anchor="_Toc232113116" w:history="1">
         <w:r>
           <w:rPr>
             <w:rStyle w:val="Hyperlink"/>
@@ -4498,7 +4498,7 @@
             <w:noProof/>
             <w:webHidden/>
           </w:rPr>
-          <w:instrText xml:space="preserve"> PAGEREF _Toc232031955 \h </w:instrText>
+          <w:instrText xml:space="preserve"> PAGEREF _Toc232113116 \h </w:instrText>
         </w:r>
         <w:r>
           <w:rPr>
@@ -4518,7 +4518,7 @@
             <w:noProof/>
             <w:webHidden/>
           </w:rPr>
-          <w:t>44</w:t>
+          <w:t>45</w:t>
         </w:r>
         <w:r>
           <w:rPr>
@@ -4539,7 +4539,7 @@
           <w:noProof/>
         </w:rPr>
       </w:pPr>
-      <w:hyperlink w:anchor="_Toc232031956" w:history="1">
+      <w:hyperlink w:anchor="_Toc232113117" w:history="1">
         <w:r>
           <w:rPr>
             <w:rStyle w:val="Hyperlink"/>
@@ -4566,7 +4566,7 @@
             <w:noProof/>
             <w:webHidden/>
           </w:rPr>
-          <w:instrText xml:space="preserve"> PAGEREF _Toc232031956 \h </w:instrText>
+          <w:instrText xml:space="preserve"> PAGEREF _Toc232113117 \h </w:instrText>
         </w:r>
         <w:r>
           <w:rPr>
@@ -4586,7 +4586,7 @@
             <w:noProof/>
             <w:webHidden/>
           </w:rPr>
-          <w:t>44</w:t>
+          <w:t>45</w:t>
         </w:r>
         <w:r>
           <w:rPr>
@@ -4607,7 +4607,7 @@
           <w:noProof/>
         </w:rPr>
       </w:pPr>
-      <w:hyperlink w:anchor="_Toc232031957" w:history="1">
+      <w:hyperlink w:anchor="_Toc232113118" w:history="1">
         <w:r>
           <w:rPr>
             <w:rStyle w:val="Hyperlink"/>
@@ -4634,7 +4634,7 @@
             <w:noProof/>
             <w:webHidden/>
           </w:rPr>
-          <w:instrText xml:space="preserve"> PAGEREF _Toc232031957 \h </w:instrText>
+          <w:instrText xml:space="preserve"> PAGEREF _Toc232113118 \h </w:instrText>
         </w:r>
         <w:r>
           <w:rPr>
@@ -4675,7 +4675,7 @@
           <w:noProof/>
         </w:rPr>
       </w:pPr>
-      <w:hyperlink w:anchor="_Toc232031958" w:history="1">
+      <w:hyperlink w:anchor="_Toc232113119" w:history="1">
         <w:r>
           <w:rPr>
             <w:rStyle w:val="Hyperlink"/>
@@ -4702,7 +4702,7 @@
             <w:noProof/>
             <w:webHidden/>
           </w:rPr>
-          <w:instrText xml:space="preserve"> PAGEREF _Toc232031958 \h </w:instrText>
+          <w:instrText xml:space="preserve"> PAGEREF _Toc232113119 \h </w:instrText>
         </w:r>
         <w:r>
           <w:rPr>
@@ -4722,7 +4722,7 @@
             <w:noProof/>
             <w:webHidden/>
           </w:rPr>
-          <w:t>45</w:t>
+          <w:t>46</w:t>
         </w:r>
         <w:r>
           <w:rPr>
@@ -4743,7 +4743,7 @@
           <w:noProof/>
         </w:rPr>
       </w:pPr>
-      <w:hyperlink w:anchor="_Toc232031959" w:history="1">
+      <w:hyperlink w:anchor="_Toc232113120" w:history="1">
         <w:r>
           <w:rPr>
             <w:rStyle w:val="Hyperlink"/>
@@ -4770,7 +4770,7 @@
             <w:noProof/>
             <w:webHidden/>
           </w:rPr>
-          <w:instrText xml:space="preserve"> PAGEREF _Toc232031959 \h </w:instrText>
+          <w:instrText xml:space="preserve"> PAGEREF _Toc232113120 \h </w:instrText>
         </w:r>
         <w:r>
           <w:rPr>
@@ -4790,7 +4790,7 @@
             <w:noProof/>
             <w:webHidden/>
           </w:rPr>
-          <w:t>45</w:t>
+          <w:t>46</w:t>
         </w:r>
         <w:r>
           <w:rPr>
@@ -4811,7 +4811,7 @@
           <w:noProof/>
         </w:rPr>
       </w:pPr>
-      <w:hyperlink w:anchor="_Toc232031960" w:history="1">
+      <w:hyperlink w:anchor="_Toc232113121" w:history="1">
         <w:r>
           <w:rPr>
             <w:rStyle w:val="Hyperlink"/>
@@ -4838,7 +4838,7 @@
             <w:noProof/>
             <w:webHidden/>
           </w:rPr>
-          <w:instrText xml:space="preserve"> PAGEREF _Toc232031960 \h </w:instrText>
+          <w:instrText xml:space="preserve"> PAGEREF _Toc232113121 \h </w:instrText>
         </w:r>
         <w:r>
           <w:rPr>
@@ -4858,7 +4858,7 @@
             <w:noProof/>
             <w:webHidden/>
           </w:rPr>
-          <w:t>46</w:t>
+          <w:t>47</w:t>
         </w:r>
         <w:r>
           <w:rPr>
@@ -4879,7 +4879,7 @@
           <w:noProof/>
         </w:rPr>
       </w:pPr>
-      <w:hyperlink w:anchor="_Toc232031961" w:history="1">
+      <w:hyperlink w:anchor="_Toc232113122" w:history="1">
         <w:r>
           <w:rPr>
             <w:rStyle w:val="Hyperlink"/>
@@ -4906,7 +4906,7 @@
             <w:noProof/>
             <w:webHidden/>
           </w:rPr>
-          <w:instrText xml:space="preserve"> PAGEREF _Toc232031961 \h </w:instrText>
+          <w:instrText xml:space="preserve"> PAGEREF _Toc232113122 \h </w:instrText>
         </w:r>
         <w:r>
           <w:rPr>
@@ -4947,7 +4947,7 @@
           <w:noProof/>
         </w:rPr>
       </w:pPr>
-      <w:hyperlink w:anchor="_Toc232031962" w:history="1">
+      <w:hyperlink w:anchor="_Toc232113123" w:history="1">
         <w:r>
           <w:rPr>
             <w:rStyle w:val="Hyperlink"/>
@@ -4974,7 +4974,7 @@
             <w:noProof/>
             <w:webHidden/>
           </w:rPr>
-          <w:instrText xml:space="preserve"> PAGEREF _Toc232031962 \h </w:instrText>
+          <w:instrText xml:space="preserve"> PAGEREF _Toc232113123 \h </w:instrText>
         </w:r>
         <w:r>
           <w:rPr>
@@ -5015,7 +5015,7 @@
           <w:noProof/>
         </w:rPr>
       </w:pPr>
-      <w:hyperlink w:anchor="_Toc232031963" w:history="1">
+      <w:hyperlink w:anchor="_Toc232113124" w:history="1">
         <w:r>
           <w:rPr>
             <w:rStyle w:val="Hyperlink"/>
@@ -5042,7 +5042,7 @@
             <w:noProof/>
             <w:webHidden/>
           </w:rPr>
-          <w:instrText xml:space="preserve"> PAGEREF _Toc232031963 \h </w:instrText>
+          <w:instrText xml:space="preserve"> PAGEREF _Toc232113124 \h </w:instrText>
         </w:r>
         <w:r>
           <w:rPr>
@@ -5062,7 +5062,7 @@
             <w:noProof/>
             <w:webHidden/>
           </w:rPr>
-          <w:t>49</w:t>
+          <w:t>50</w:t>
         </w:r>
         <w:r>
           <w:rPr>
@@ -5083,7 +5083,7 @@
           <w:noProof/>
         </w:rPr>
       </w:pPr>
-      <w:hyperlink w:anchor="_Toc232031964" w:history="1">
+      <w:hyperlink w:anchor="_Toc232113125" w:history="1">
         <w:r>
           <w:rPr>
             <w:rStyle w:val="Hyperlink"/>
@@ -5110,7 +5110,7 @@
             <w:noProof/>
             <w:webHidden/>
           </w:rPr>
-          <w:instrText xml:space="preserve"> PAGEREF _Toc232031964 \h </w:instrText>
+          <w:instrText xml:space="preserve"> PAGEREF _Toc232113125 \h </w:instrText>
         </w:r>
         <w:r>
           <w:rPr>
@@ -5130,7 +5130,7 @@
             <w:noProof/>
             <w:webHidden/>
           </w:rPr>
-          <w:t>49</w:t>
+          <w:t>50</w:t>
         </w:r>
         <w:r>
           <w:rPr>
@@ -5151,7 +5151,7 @@
           <w:noProof/>
         </w:rPr>
       </w:pPr>
-      <w:hyperlink w:anchor="_Toc232031965" w:history="1">
+      <w:hyperlink w:anchor="_Toc232113126" w:history="1">
         <w:r>
           <w:rPr>
             <w:rStyle w:val="Hyperlink"/>
@@ -5178,7 +5178,7 @@
             <w:noProof/>
             <w:webHidden/>
           </w:rPr>
-          <w:instrText xml:space="preserve"> PAGEREF _Toc232031965 \h </w:instrText>
+          <w:instrText xml:space="preserve"> PAGEREF _Toc232113126 \h </w:instrText>
         </w:r>
         <w:r>
           <w:rPr>
@@ -5198,7 +5198,7 @@
             <w:noProof/>
             <w:webHidden/>
           </w:rPr>
-          <w:t>50</w:t>
+          <w:t>51</w:t>
         </w:r>
         <w:r>
           <w:rPr>
@@ -5219,7 +5219,7 @@
           <w:noProof/>
         </w:rPr>
       </w:pPr>
-      <w:hyperlink w:anchor="_Toc232031966" w:history="1">
+      <w:hyperlink w:anchor="_Toc232113127" w:history="1">
         <w:r>
           <w:rPr>
             <w:rStyle w:val="Hyperlink"/>
@@ -5246,7 +5246,7 @@
             <w:noProof/>
             <w:webHidden/>
           </w:rPr>
-          <w:instrText xml:space="preserve"> PAGEREF _Toc232031966 \h </w:instrText>
+          <w:instrText xml:space="preserve"> PAGEREF _Toc232113127 \h </w:instrText>
         </w:r>
         <w:r>
           <w:rPr>
@@ -5266,7 +5266,7 @@
             <w:noProof/>
             <w:webHidden/>
           </w:rPr>
-          <w:t>50</w:t>
+          <w:t>51</w:t>
         </w:r>
         <w:r>
           <w:rPr>
@@ -5287,7 +5287,7 @@
           <w:noProof/>
         </w:rPr>
       </w:pPr>
-      <w:hyperlink w:anchor="_Toc232031967" w:history="1">
+      <w:hyperlink w:anchor="_Toc232113128" w:history="1">
         <w:r>
           <w:rPr>
             <w:rStyle w:val="Hyperlink"/>
@@ -5314,7 +5314,7 @@
             <w:noProof/>
             <w:webHidden/>
           </w:rPr>
-          <w:instrText xml:space="preserve"> PAGEREF _Toc232031967 \h </w:instrText>
+          <w:instrText xml:space="preserve"> PAGEREF _Toc232113128 \h </w:instrText>
         </w:r>
         <w:r>
           <w:rPr>
@@ -5334,7 +5334,7 @@
             <w:noProof/>
             <w:webHidden/>
           </w:rPr>
-          <w:t>51</w:t>
+          <w:t>52</w:t>
         </w:r>
         <w:r>
           <w:rPr>
@@ -5355,7 +5355,7 @@
           <w:noProof/>
         </w:rPr>
       </w:pPr>
-      <w:hyperlink w:anchor="_Toc232031968" w:history="1">
+      <w:hyperlink w:anchor="_Toc232113129" w:history="1">
         <w:r>
           <w:rPr>
             <w:rStyle w:val="Hyperlink"/>
@@ -5382,7 +5382,7 @@
             <w:noProof/>
             <w:webHidden/>
           </w:rPr>
-          <w:instrText xml:space="preserve"> PAGEREF _Toc232031968 \h </w:instrText>
+          <w:instrText xml:space="preserve"> PAGEREF _Toc232113129 \h </w:instrText>
         </w:r>
         <w:r>
           <w:rPr>
@@ -5402,7 +5402,7 @@
             <w:noProof/>
             <w:webHidden/>
           </w:rPr>
-          <w:t>51</w:t>
+          <w:t>52</w:t>
         </w:r>
         <w:r>
           <w:rPr>
@@ -5423,7 +5423,7 @@
           <w:noProof/>
         </w:rPr>
       </w:pPr>
-      <w:hyperlink w:anchor="_Toc232031969" w:history="1">
+      <w:hyperlink w:anchor="_Toc232113130" w:history="1">
         <w:r>
           <w:rPr>
             <w:rStyle w:val="Hyperlink"/>
@@ -5450,7 +5450,7 @@
             <w:noProof/>
             <w:webHidden/>
           </w:rPr>
-          <w:instrText xml:space="preserve"> PAGEREF _Toc232031969 \h </w:instrText>
+          <w:instrText xml:space="preserve"> PAGEREF _Toc232113130 \h </w:instrText>
         </w:r>
         <w:r>
           <w:rPr>
@@ -5470,7 +5470,7 @@
             <w:noProof/>
             <w:webHidden/>
           </w:rPr>
-          <w:t>52</w:t>
+          <w:t>57</w:t>
         </w:r>
         <w:r>
           <w:rPr>
@@ -5491,7 +5491,7 @@
           <w:noProof/>
         </w:rPr>
       </w:pPr>
-      <w:hyperlink w:anchor="_Toc232031970" w:history="1">
+      <w:hyperlink w:anchor="_Toc232113131" w:history="1">
         <w:r>
           <w:rPr>
             <w:rStyle w:val="Hyperlink"/>
@@ -5518,7 +5518,7 @@
             <w:noProof/>
             <w:webHidden/>
           </w:rPr>
-          <w:instrText xml:space="preserve"> PAGEREF _Toc232031970 \h </w:instrText>
+          <w:instrText xml:space="preserve"> PAGEREF _Toc232113131 \h </w:instrText>
         </w:r>
         <w:r>
           <w:rPr>
@@ -5538,7 +5538,7 @@
             <w:noProof/>
             <w:webHidden/>
           </w:rPr>
-          <w:t>53</w:t>
+          <w:t>58</w:t>
         </w:r>
         <w:r>
           <w:rPr>
@@ -5559,7 +5559,7 @@
           <w:noProof/>
         </w:rPr>
       </w:pPr>
-      <w:hyperlink w:anchor="_Toc232031971" w:history="1">
+      <w:hyperlink w:anchor="_Toc232113132" w:history="1">
         <w:r>
           <w:rPr>
             <w:rStyle w:val="Hyperlink"/>
@@ -5586,7 +5586,7 @@
             <w:noProof/>
             <w:webHidden/>
           </w:rPr>
-          <w:instrText xml:space="preserve"> PAGEREF _Toc232031971 \h </w:instrText>
+          <w:instrText xml:space="preserve"> PAGEREF _Toc232113132 \h </w:instrText>
         </w:r>
         <w:r>
           <w:rPr>
@@ -5606,7 +5606,7 @@
             <w:noProof/>
             <w:webHidden/>
           </w:rPr>
-          <w:t>53</w:t>
+          <w:t>58</w:t>
         </w:r>
         <w:r>
           <w:rPr>
@@ -5627,7 +5627,7 @@
           <w:noProof/>
         </w:rPr>
       </w:pPr>
-      <w:hyperlink w:anchor="_Toc232031972" w:history="1">
+      <w:hyperlink w:anchor="_Toc232113133" w:history="1">
         <w:r>
           <w:rPr>
             <w:rStyle w:val="Hyperlink"/>
@@ -5654,7 +5654,7 @@
             <w:noProof/>
             <w:webHidden/>
           </w:rPr>
-          <w:instrText xml:space="preserve"> PAGEREF _Toc232031972 \h </w:instrText>
+          <w:instrText xml:space="preserve"> PAGEREF _Toc232113133 \h </w:instrText>
         </w:r>
         <w:r>
           <w:rPr>
@@ -5674,7 +5674,7 @@
             <w:noProof/>
             <w:webHidden/>
           </w:rPr>
-          <w:t>53</w:t>
+          <w:t>58</w:t>
         </w:r>
         <w:r>
           <w:rPr>
@@ -5695,7 +5695,7 @@
           <w:noProof/>
         </w:rPr>
       </w:pPr>
-      <w:hyperlink w:anchor="_Toc232031973" w:history="1">
+      <w:hyperlink w:anchor="_Toc232113134" w:history="1">
         <w:r>
           <w:rPr>
             <w:rStyle w:val="Hyperlink"/>
@@ -5722,7 +5722,7 @@
             <w:noProof/>
             <w:webHidden/>
           </w:rPr>
-          <w:instrText xml:space="preserve"> PAGEREF _Toc232031973 \h </w:instrText>
+          <w:instrText xml:space="preserve"> PAGEREF _Toc232113134 \h </w:instrText>
         </w:r>
         <w:r>
           <w:rPr>
@@ -5742,7 +5742,7 @@
             <w:noProof/>
             <w:webHidden/>
           </w:rPr>
-          <w:t>54</w:t>
+          <w:t>59</w:t>
         </w:r>
         <w:r>
           <w:rPr>
@@ -5763,7 +5763,7 @@
           <w:noProof/>
         </w:rPr>
       </w:pPr>
-      <w:hyperlink w:anchor="_Toc232031974" w:history="1">
+      <w:hyperlink w:anchor="_Toc232113135" w:history="1">
         <w:r>
           <w:rPr>
             <w:rStyle w:val="Hyperlink"/>
@@ -5790,7 +5790,7 @@
             <w:noProof/>
             <w:webHidden/>
           </w:rPr>
-          <w:instrText xml:space="preserve"> PAGEREF _Toc232031974 \h </w:instrText>
+          <w:instrText xml:space="preserve"> PAGEREF _Toc232113135 \h </w:instrText>
         </w:r>
         <w:r>
           <w:rPr>
@@ -5810,7 +5810,7 @@
             <w:noProof/>
             <w:webHidden/>
           </w:rPr>
-          <w:t>55</w:t>
+          <w:t>60</w:t>
         </w:r>
         <w:r>
           <w:rPr>
@@ -5831,7 +5831,7 @@
           <w:noProof/>
         </w:rPr>
       </w:pPr>
-      <w:hyperlink w:anchor="_Toc232031975" w:history="1">
+      <w:hyperlink w:anchor="_Toc232113136" w:history="1">
         <w:r>
           <w:rPr>
             <w:rStyle w:val="Hyperlink"/>
@@ -5858,7 +5858,7 @@
             <w:noProof/>
             <w:webHidden/>
           </w:rPr>
-          <w:instrText xml:space="preserve"> PAGEREF _Toc232031975 \h </w:instrText>
+          <w:instrText xml:space="preserve"> PAGEREF _Toc232113136 \h </w:instrText>
         </w:r>
         <w:r>
           <w:rPr>
@@ -5878,7 +5878,7 @@
             <w:noProof/>
             <w:webHidden/>
           </w:rPr>
-          <w:t>55</w:t>
+          <w:t>60</w:t>
         </w:r>
         <w:r>
           <w:rPr>
@@ -5899,7 +5899,7 @@
           <w:noProof/>
         </w:rPr>
       </w:pPr>
-      <w:hyperlink w:anchor="_Toc232031976" w:history="1">
+      <w:hyperlink w:anchor="_Toc232113137" w:history="1">
         <w:r>
           <w:rPr>
             <w:rStyle w:val="Hyperlink"/>
@@ -5926,7 +5926,7 @@
             <w:noProof/>
             <w:webHidden/>
           </w:rPr>
-          <w:instrText xml:space="preserve"> PAGEREF _Toc232031976 \h </w:instrText>
+          <w:instrText xml:space="preserve"> PAGEREF _Toc232113137 \h </w:instrText>
         </w:r>
         <w:r>
           <w:rPr>
@@ -5946,7 +5946,7 @@
             <w:noProof/>
             <w:webHidden/>
           </w:rPr>
-          <w:t>56</w:t>
+          <w:t>61</w:t>
         </w:r>
         <w:r>
           <w:rPr>
@@ -5967,7 +5967,7 @@
           <w:noProof/>
         </w:rPr>
       </w:pPr>
-      <w:hyperlink w:anchor="_Toc232031977" w:history="1">
+      <w:hyperlink w:anchor="_Toc232113138" w:history="1">
         <w:r>
           <w:rPr>
             <w:rStyle w:val="Hyperlink"/>
@@ -5994,7 +5994,7 @@
             <w:noProof/>
             <w:webHidden/>
           </w:rPr>
-          <w:instrText xml:space="preserve"> PAGEREF _Toc232031977 \h </w:instrText>
+          <w:instrText xml:space="preserve"> PAGEREF _Toc232113138 \h </w:instrText>
         </w:r>
         <w:r>
           <w:rPr>
@@ -6014,7 +6014,7 @@
             <w:noProof/>
             <w:webHidden/>
           </w:rPr>
-          <w:t>58</w:t>
+          <w:t>63</w:t>
         </w:r>
         <w:r>
           <w:rPr>
@@ -6035,7 +6035,7 @@
           <w:noProof/>
         </w:rPr>
       </w:pPr>
-      <w:hyperlink w:anchor="_Toc232031978" w:history="1">
+      <w:hyperlink w:anchor="_Toc232113139" w:history="1">
         <w:r>
           <w:rPr>
             <w:rStyle w:val="Hyperlink"/>
@@ -6062,7 +6062,7 @@
             <w:noProof/>
             <w:webHidden/>
           </w:rPr>
-          <w:instrText xml:space="preserve"> PAGEREF _Toc232031978 \h </w:instrText>
+          <w:instrText xml:space="preserve"> PAGEREF _Toc232113139 \h </w:instrText>
         </w:r>
         <w:r>
           <w:rPr>
@@ -6082,7 +6082,7 @@
             <w:noProof/>
             <w:webHidden/>
           </w:rPr>
-          <w:t>58</w:t>
+          <w:t>63</w:t>
         </w:r>
         <w:r>
           <w:rPr>
@@ -6103,7 +6103,7 @@
           <w:noProof/>
         </w:rPr>
       </w:pPr>
-      <w:hyperlink w:anchor="_Toc232031979" w:history="1">
+      <w:hyperlink w:anchor="_Toc232113140" w:history="1">
         <w:r>
           <w:rPr>
             <w:rStyle w:val="Hyperlink"/>
@@ -6130,7 +6130,7 @@
             <w:noProof/>
             <w:webHidden/>
           </w:rPr>
-          <w:instrText xml:space="preserve"> PAGEREF _Toc232031979 \h </w:instrText>
+          <w:instrText xml:space="preserve"> PAGEREF _Toc232113140 \h </w:instrText>
         </w:r>
         <w:r>
           <w:rPr>
@@ -6150,7 +6150,7 @@
             <w:noProof/>
             <w:webHidden/>
           </w:rPr>
-          <w:t>59</w:t>
+          <w:t>64</w:t>
         </w:r>
         <w:r>
           <w:rPr>
@@ -6171,7 +6171,7 @@
           <w:noProof/>
         </w:rPr>
       </w:pPr>
-      <w:hyperlink w:anchor="_Toc232031980" w:history="1">
+      <w:hyperlink w:anchor="_Toc232113141" w:history="1">
         <w:r>
           <w:rPr>
             <w:rStyle w:val="Hyperlink"/>
@@ -6198,7 +6198,7 @@
             <w:noProof/>
             <w:webHidden/>
           </w:rPr>
-          <w:instrText xml:space="preserve"> PAGEREF _Toc232031980 \h </w:instrText>
+          <w:instrText xml:space="preserve"> PAGEREF _Toc232113141 \h </w:instrText>
         </w:r>
         <w:r>
           <w:rPr>
@@ -6218,7 +6218,7 @@
             <w:noProof/>
             <w:webHidden/>
           </w:rPr>
-          <w:t>60</w:t>
+          <w:t>65</w:t>
         </w:r>
         <w:r>
           <w:rPr>
@@ -6239,7 +6239,7 @@
           <w:noProof/>
         </w:rPr>
       </w:pPr>
-      <w:hyperlink w:anchor="_Toc232031981" w:history="1">
+      <w:hyperlink w:anchor="_Toc232113142" w:history="1">
         <w:r>
           <w:rPr>
             <w:rStyle w:val="Hyperlink"/>
@@ -6266,7 +6266,7 @@
             <w:noProof/>
             <w:webHidden/>
           </w:rPr>
-          <w:instrText xml:space="preserve"> PAGEREF _Toc232031981 \h </w:instrText>
+          <w:instrText xml:space="preserve"> PAGEREF _Toc232113142 \h </w:instrText>
         </w:r>
         <w:r>
           <w:rPr>
@@ -6286,7 +6286,7 @@
             <w:noProof/>
             <w:webHidden/>
           </w:rPr>
-          <w:t>61</w:t>
+          <w:t>66</w:t>
         </w:r>
         <w:r>
           <w:rPr>
@@ -6307,7 +6307,7 @@
           <w:noProof/>
         </w:rPr>
       </w:pPr>
-      <w:hyperlink w:anchor="_Toc232031982" w:history="1">
+      <w:hyperlink w:anchor="_Toc232113143" w:history="1">
         <w:r>
           <w:rPr>
             <w:rStyle w:val="Hyperlink"/>
@@ -6334,7 +6334,7 @@
             <w:noProof/>
             <w:webHidden/>
           </w:rPr>
-          <w:instrText xml:space="preserve"> PAGEREF _Toc232031982 \h </w:instrText>
+          <w:instrText xml:space="preserve"> PAGEREF _Toc232113143 \h </w:instrText>
         </w:r>
         <w:r>
           <w:rPr>
@@ -6354,7 +6354,7 @@
             <w:noProof/>
             <w:webHidden/>
           </w:rPr>
-          <w:t>61</w:t>
+          <w:t>66</w:t>
         </w:r>
         <w:r>
           <w:rPr>
@@ -6375,7 +6375,7 @@
           <w:noProof/>
         </w:rPr>
       </w:pPr>
-      <w:hyperlink w:anchor="_Toc232031983" w:history="1">
+      <w:hyperlink w:anchor="_Toc232113144" w:history="1">
         <w:r>
           <w:rPr>
             <w:rStyle w:val="Hyperlink"/>
@@ -6402,7 +6402,7 @@
             <w:noProof/>
             <w:webHidden/>
           </w:rPr>
-          <w:instrText xml:space="preserve"> PAGEREF _Toc232031983 \h </w:instrText>
+          <w:instrText xml:space="preserve"> PAGEREF _Toc232113144 \h </w:instrText>
         </w:r>
         <w:r>
           <w:rPr>
@@ -6422,7 +6422,7 @@
             <w:noProof/>
             <w:webHidden/>
           </w:rPr>
-          <w:t>62</w:t>
+          <w:t>67</w:t>
         </w:r>
         <w:r>
           <w:rPr>
@@ -6443,7 +6443,7 @@
           <w:noProof/>
         </w:rPr>
       </w:pPr>
-      <w:hyperlink w:anchor="_Toc232031984" w:history="1">
+      <w:hyperlink w:anchor="_Toc232113145" w:history="1">
         <w:r>
           <w:rPr>
             <w:rStyle w:val="Hyperlink"/>
@@ -6470,7 +6470,7 @@
             <w:noProof/>
             <w:webHidden/>
           </w:rPr>
-          <w:instrText xml:space="preserve"> PAGEREF _Toc232031984 \h </w:instrText>
+          <w:instrText xml:space="preserve"> PAGEREF _Toc232113145 \h </w:instrText>
         </w:r>
         <w:r>
           <w:rPr>
@@ -6490,7 +6490,7 @@
             <w:noProof/>
             <w:webHidden/>
           </w:rPr>
-          <w:t>64</w:t>
+          <w:t>69</w:t>
         </w:r>
         <w:r>
           <w:rPr>
@@ -6511,7 +6511,7 @@
           <w:noProof/>
         </w:rPr>
       </w:pPr>
-      <w:hyperlink w:anchor="_Toc232031985" w:history="1">
+      <w:hyperlink w:anchor="_Toc232113146" w:history="1">
         <w:r>
           <w:rPr>
             <w:rStyle w:val="Hyperlink"/>
@@ -6538,7 +6538,7 @@
             <w:noProof/>
             <w:webHidden/>
           </w:rPr>
-          <w:instrText xml:space="preserve"> PAGEREF _Toc232031985 \h </w:instrText>
+          <w:instrText xml:space="preserve"> PAGEREF _Toc232113146 \h </w:instrText>
         </w:r>
         <w:r>
           <w:rPr>
@@ -6558,7 +6558,7 @@
             <w:noProof/>
             <w:webHidden/>
           </w:rPr>
-          <w:t>64</w:t>
+          <w:t>69</w:t>
         </w:r>
         <w:r>
           <w:rPr>
@@ -6579,7 +6579,7 @@
           <w:noProof/>
         </w:rPr>
       </w:pPr>
-      <w:hyperlink w:anchor="_Toc232031986" w:history="1">
+      <w:hyperlink w:anchor="_Toc232113147" w:history="1">
         <w:r>
           <w:rPr>
             <w:rStyle w:val="Hyperlink"/>
@@ -6606,7 +6606,7 @@
             <w:noProof/>
             <w:webHidden/>
           </w:rPr>
-          <w:instrText xml:space="preserve"> PAGEREF _Toc232031986 \h </w:instrText>
+          <w:instrText xml:space="preserve"> PAGEREF _Toc232113147 \h </w:instrText>
         </w:r>
         <w:r>
           <w:rPr>
@@ -6626,7 +6626,7 @@
             <w:noProof/>
             <w:webHidden/>
           </w:rPr>
-          <w:t>65</w:t>
+          <w:t>70</w:t>
         </w:r>
         <w:r>
           <w:rPr>
@@ -6647,7 +6647,7 @@
           <w:noProof/>
         </w:rPr>
       </w:pPr>
-      <w:hyperlink w:anchor="_Toc232031987" w:history="1">
+      <w:hyperlink w:anchor="_Toc232113148" w:history="1">
         <w:r>
           <w:rPr>
             <w:rStyle w:val="Hyperlink"/>
@@ -6674,7 +6674,7 @@
             <w:noProof/>
             <w:webHidden/>
           </w:rPr>
-          <w:instrText xml:space="preserve"> PAGEREF _Toc232031987 \h </w:instrText>
+          <w:instrText xml:space="preserve"> PAGEREF _Toc232113148 \h </w:instrText>
         </w:r>
         <w:r>
           <w:rPr>
@@ -6694,7 +6694,7 @@
             <w:noProof/>
             <w:webHidden/>
           </w:rPr>
-          <w:t>66</w:t>
+          <w:t>71</w:t>
         </w:r>
         <w:r>
           <w:rPr>
@@ -6715,7 +6715,7 @@
           <w:noProof/>
         </w:rPr>
       </w:pPr>
-      <w:hyperlink w:anchor="_Toc232031988" w:history="1">
+      <w:hyperlink w:anchor="_Toc232113149" w:history="1">
         <w:r>
           <w:rPr>
             <w:rStyle w:val="Hyperlink"/>
@@ -6742,7 +6742,7 @@
             <w:noProof/>
             <w:webHidden/>
           </w:rPr>
-          <w:instrText xml:space="preserve"> PAGEREF _Toc232031988 \h </w:instrText>
+          <w:instrText xml:space="preserve"> PAGEREF _Toc232113149 \h </w:instrText>
         </w:r>
         <w:r>
           <w:rPr>
@@ -6762,7 +6762,7 @@
             <w:noProof/>
             <w:webHidden/>
           </w:rPr>
-          <w:t>67</w:t>
+          <w:t>72</w:t>
         </w:r>
         <w:r>
           <w:rPr>
@@ -6783,7 +6783,7 @@
           <w:noProof/>
         </w:rPr>
       </w:pPr>
-      <w:hyperlink w:anchor="_Toc232031989" w:history="1">
+      <w:hyperlink w:anchor="_Toc232113150" w:history="1">
         <w:r>
           <w:rPr>
             <w:rStyle w:val="Hyperlink"/>
@@ -6810,7 +6810,7 @@
             <w:noProof/>
             <w:webHidden/>
           </w:rPr>
-          <w:instrText xml:space="preserve"> PAGEREF _Toc232031989 \h </w:instrText>
+          <w:instrText xml:space="preserve"> PAGEREF _Toc232113150 \h </w:instrText>
         </w:r>
         <w:r>
           <w:rPr>
@@ -6830,7 +6830,7 @@
             <w:noProof/>
             <w:webHidden/>
           </w:rPr>
-          <w:t>68</w:t>
+          <w:t>73</w:t>
         </w:r>
         <w:r>
           <w:rPr>
@@ -6851,7 +6851,7 @@
           <w:noProof/>
         </w:rPr>
       </w:pPr>
-      <w:hyperlink w:anchor="_Toc232031990" w:history="1">
+      <w:hyperlink w:anchor="_Toc232113151" w:history="1">
         <w:r>
           <w:rPr>
             <w:rStyle w:val="Hyperlink"/>
@@ -6878,7 +6878,7 @@
             <w:noProof/>
             <w:webHidden/>
           </w:rPr>
-          <w:instrText xml:space="preserve"> PAGEREF _Toc232031990 \h </w:instrText>
+          <w:instrText xml:space="preserve"> PAGEREF _Toc232113151 \h </w:instrText>
         </w:r>
         <w:r>
           <w:rPr>
@@ -6898,7 +6898,7 @@
             <w:noProof/>
             <w:webHidden/>
           </w:rPr>
-          <w:t>68</w:t>
+          <w:t>73</w:t>
         </w:r>
         <w:r>
           <w:rPr>
@@ -6919,7 +6919,7 @@
           <w:noProof/>
         </w:rPr>
       </w:pPr>
-      <w:hyperlink w:anchor="_Toc232031991" w:history="1">
+      <w:hyperlink w:anchor="_Toc232113152" w:history="1">
         <w:r>
           <w:rPr>
             <w:rStyle w:val="Hyperlink"/>
@@ -6946,7 +6946,7 @@
             <w:noProof/>
             <w:webHidden/>
           </w:rPr>
-          <w:instrText xml:space="preserve"> PAGEREF _Toc232031991 \h </w:instrText>
+          <w:instrText xml:space="preserve"> PAGEREF _Toc232113152 \h </w:instrText>
         </w:r>
         <w:r>
           <w:rPr>
@@ -6966,7 +6966,7 @@
             <w:noProof/>
             <w:webHidden/>
           </w:rPr>
-          <w:t>69</w:t>
+          <w:t>74</w:t>
         </w:r>
         <w:r>
           <w:rPr>
@@ -6987,7 +6987,7 @@
           <w:noProof/>
         </w:rPr>
       </w:pPr>
-      <w:hyperlink w:anchor="_Toc232031992" w:history="1">
+      <w:hyperlink w:anchor="_Toc232113153" w:history="1">
         <w:r>
           <w:rPr>
             <w:rStyle w:val="Hyperlink"/>
@@ -7014,7 +7014,7 @@
             <w:noProof/>
             <w:webHidden/>
           </w:rPr>
-          <w:instrText xml:space="preserve"> PAGEREF _Toc232031992 \h </w:instrText>
+          <w:instrText xml:space="preserve"> PAGEREF _Toc232113153 \h </w:instrText>
         </w:r>
         <w:r>
           <w:rPr>
@@ -7034,7 +7034,7 @@
             <w:noProof/>
             <w:webHidden/>
           </w:rPr>
-          <w:t>71</w:t>
+          <w:t>76</w:t>
         </w:r>
         <w:r>
           <w:rPr>
@@ -7055,7 +7055,7 @@
           <w:noProof/>
         </w:rPr>
       </w:pPr>
-      <w:hyperlink w:anchor="_Toc232031993" w:history="1">
+      <w:hyperlink w:anchor="_Toc232113154" w:history="1">
         <w:r>
           <w:rPr>
             <w:rStyle w:val="Hyperlink"/>
@@ -7082,7 +7082,7 @@
             <w:noProof/>
             <w:webHidden/>
           </w:rPr>
-          <w:instrText xml:space="preserve"> PAGEREF _Toc232031993 \h </w:instrText>
+          <w:instrText xml:space="preserve"> PAGEREF _Toc232113154 \h </w:instrText>
         </w:r>
         <w:r>
           <w:rPr>
@@ -7102,7 +7102,7 @@
             <w:noProof/>
             <w:webHidden/>
           </w:rPr>
-          <w:t>71</w:t>
+          <w:t>76</w:t>
         </w:r>
         <w:r>
           <w:rPr>
@@ -7123,7 +7123,7 @@
           <w:noProof/>
         </w:rPr>
       </w:pPr>
-      <w:hyperlink w:anchor="_Toc232031994" w:history="1">
+      <w:hyperlink w:anchor="_Toc232113155" w:history="1">
         <w:r>
           <w:rPr>
             <w:rStyle w:val="Hyperlink"/>
@@ -7150,7 +7150,7 @@
             <w:noProof/>
             <w:webHidden/>
           </w:rPr>
-          <w:instrText xml:space="preserve"> PAGEREF _Toc232031994 \h </w:instrText>
+          <w:instrText xml:space="preserve"> PAGEREF _Toc232113155 \h </w:instrText>
         </w:r>
         <w:r>
           <w:rPr>
@@ -7170,7 +7170,7 @@
             <w:noProof/>
             <w:webHidden/>
           </w:rPr>
-          <w:t>72</w:t>
+          <w:t>77</w:t>
         </w:r>
         <w:r>
           <w:rPr>
@@ -7191,7 +7191,7 @@
           <w:noProof/>
         </w:rPr>
       </w:pPr>
-      <w:hyperlink w:anchor="_Toc232031995" w:history="1">
+      <w:hyperlink w:anchor="_Toc232113156" w:history="1">
         <w:r>
           <w:rPr>
             <w:rStyle w:val="Hyperlink"/>
@@ -7218,7 +7218,7 @@
             <w:noProof/>
             <w:webHidden/>
           </w:rPr>
-          <w:instrText xml:space="preserve"> PAGEREF _Toc232031995 \h </w:instrText>
+          <w:instrText xml:space="preserve"> PAGEREF _Toc232113156 \h </w:instrText>
         </w:r>
         <w:r>
           <w:rPr>
@@ -7238,7 +7238,7 @@
             <w:noProof/>
             <w:webHidden/>
           </w:rPr>
-          <w:t>72</w:t>
+          <w:t>77</w:t>
         </w:r>
         <w:r>
           <w:rPr>
@@ -7259,7 +7259,7 @@
           <w:noProof/>
         </w:rPr>
       </w:pPr>
-      <w:hyperlink w:anchor="_Toc232031996" w:history="1">
+      <w:hyperlink w:anchor="_Toc232113157" w:history="1">
         <w:r>
           <w:rPr>
             <w:rStyle w:val="Hyperlink"/>
@@ -7286,7 +7286,7 @@
             <w:noProof/>
             <w:webHidden/>
           </w:rPr>
-          <w:instrText xml:space="preserve"> PAGEREF _Toc232031996 \h </w:instrText>
+          <w:instrText xml:space="preserve"> PAGEREF _Toc232113157 \h </w:instrText>
         </w:r>
         <w:r>
           <w:rPr>
@@ -7306,7 +7306,7 @@
             <w:noProof/>
             <w:webHidden/>
           </w:rPr>
-          <w:t>74</w:t>
+          <w:t>79</w:t>
         </w:r>
         <w:r>
           <w:rPr>
@@ -7327,7 +7327,7 @@
           <w:noProof/>
         </w:rPr>
       </w:pPr>
-      <w:hyperlink w:anchor="_Toc232031997" w:history="1">
+      <w:hyperlink w:anchor="_Toc232113158" w:history="1">
         <w:r>
           <w:rPr>
             <w:rStyle w:val="Hyperlink"/>
@@ -7354,7 +7354,7 @@
             <w:noProof/>
             <w:webHidden/>
           </w:rPr>
-          <w:instrText xml:space="preserve"> PAGEREF _Toc232031997 \h </w:instrText>
+          <w:instrText xml:space="preserve"> PAGEREF _Toc232113158 \h </w:instrText>
         </w:r>
         <w:r>
           <w:rPr>
@@ -7374,7 +7374,7 @@
             <w:noProof/>
             <w:webHidden/>
           </w:rPr>
-          <w:t>77</w:t>
+          <w:t>82</w:t>
         </w:r>
         <w:r>
           <w:rPr>
@@ -7395,7 +7395,7 @@
           <w:noProof/>
         </w:rPr>
       </w:pPr>
-      <w:hyperlink w:anchor="_Toc232031998" w:history="1">
+      <w:hyperlink w:anchor="_Toc232113159" w:history="1">
         <w:r>
           <w:rPr>
             <w:rStyle w:val="Hyperlink"/>
@@ -7422,7 +7422,7 @@
             <w:noProof/>
             <w:webHidden/>
           </w:rPr>
-          <w:instrText xml:space="preserve"> PAGEREF _Toc232031998 \h </w:instrText>
+          <w:instrText xml:space="preserve"> PAGEREF _Toc232113159 \h </w:instrText>
         </w:r>
         <w:r>
           <w:rPr>
@@ -7442,7 +7442,7 @@
             <w:noProof/>
             <w:webHidden/>
           </w:rPr>
-          <w:t>78</w:t>
+          <w:t>83</w:t>
         </w:r>
         <w:r>
           <w:rPr>
@@ -7466,7 +7466,7 @@
         <w:pStyle w:val="berschrift1"/>
         <w:pageBreakBefore/>
       </w:pPr>
-      <w:bookmarkStart w:id="2" w:name="_Toc232031894"/>
+      <w:bookmarkStart w:id="2" w:name="_Toc232113055"/>
       <w:r>
         <w:lastRenderedPageBreak/>
         <w:t>Abbildungsverzeichnis</w:t>
@@ -7495,13 +7495,13 @@
       <w:r>
         <w:fldChar w:fldCharType="separate"/>
       </w:r>
-      <w:hyperlink w:anchor="_Toc232031999" w:history="1">
+      <w:hyperlink w:anchor="_Toc232113160" w:history="1">
         <w:r>
           <w:rPr>
             <w:rStyle w:val="Hyperlink"/>
             <w:noProof/>
           </w:rPr>
-          <w:t>Abbildung 9.1: Technische Qualität aus Nutzersicht (Mittelwerte, Skala 1–5, n = 25). Quelle: Auswertungs-Notebook (github.com/MichaelMoeckli/attune).</w:t>
+          <w:t>Abbildung 6.1: Komponentenarchitektur von Attune (eigene Darstellung)</w:t>
         </w:r>
         <w:r>
           <w:rPr>
@@ -7522,7 +7522,7 @@
             <w:noProof/>
             <w:webHidden/>
           </w:rPr>
-          <w:instrText xml:space="preserve"> PAGEREF _Toc232031999 \h </w:instrText>
+          <w:instrText xml:space="preserve"> PAGEREF _Toc232113160 \h </w:instrText>
         </w:r>
         <w:r>
           <w:rPr>
@@ -7542,7 +7542,7 @@
             <w:noProof/>
             <w:webHidden/>
           </w:rPr>
-          <w:t>58</w:t>
+          <w:t>43</w:t>
         </w:r>
         <w:r>
           <w:rPr>
@@ -7566,13 +7566,13 @@
           <w14:ligatures w14:val="standardContextual"/>
         </w:rPr>
       </w:pPr>
-      <w:hyperlink w:anchor="_Toc232032000" w:history="1">
+      <w:hyperlink w:anchor="_Toc232113161" w:history="1">
         <w:r>
           <w:rPr>
             <w:rStyle w:val="Hyperlink"/>
             <w:noProof/>
           </w:rPr>
-          <w:t>Abbildung 9.2: Semantisches Differential «Die App war …» (Mittelwerte, Skala 1–7, n = 25).</w:t>
+          <w:t>Abbildung 7.1: Präferenzformular im Hauptzustand mit Themenwahl, Standort, Moderationsstil, Sendungslänge und Musikoption (Screenshot des Demonstrators)</w:t>
         </w:r>
         <w:r>
           <w:rPr>
@@ -7593,7 +7593,7 @@
             <w:noProof/>
             <w:webHidden/>
           </w:rPr>
-          <w:instrText xml:space="preserve"> PAGEREF _Toc232032000 \h </w:instrText>
+          <w:instrText xml:space="preserve"> PAGEREF _Toc232113161 \h </w:instrText>
         </w:r>
         <w:r>
           <w:rPr>
@@ -7613,7 +7613,7 @@
             <w:noProof/>
             <w:webHidden/>
           </w:rPr>
-          <w:t>59</w:t>
+          <w:t>53</w:t>
         </w:r>
         <w:r>
           <w:rPr>
@@ -7637,13 +7637,13 @@
           <w14:ligatures w14:val="standardContextual"/>
         </w:rPr>
       </w:pPr>
-      <w:hyperlink w:anchor="_Toc232032001" w:history="1">
+      <w:hyperlink w:anchor="_Toc232113162" w:history="1">
         <w:r>
           <w:rPr>
             <w:rStyle w:val="Hyperlink"/>
             <w:noProof/>
           </w:rPr>
-          <w:t>Abbildung 9.3: Aggregierte Teilfragen-Scores T1–T4 (Mittelwert ± Standardabweichung, Skala 1–5).</w:t>
+          <w:t>Abbildung 7.2: Vorschaukarte der geplanten Sendung mit Segmentstruktur, kommuniziertem Ende und Hinweis auf den Überraschungsbeitrag (Screenshot des Demonstrators)</w:t>
         </w:r>
         <w:r>
           <w:rPr>
@@ -7664,7 +7664,7 @@
             <w:noProof/>
             <w:webHidden/>
           </w:rPr>
-          <w:instrText xml:space="preserve"> PAGEREF _Toc232032001 \h </w:instrText>
+          <w:instrText xml:space="preserve"> PAGEREF _Toc232113162 \h </w:instrText>
         </w:r>
         <w:r>
           <w:rPr>
@@ -7684,7 +7684,7 @@
             <w:noProof/>
             <w:webHidden/>
           </w:rPr>
-          <w:t>61</w:t>
+          <w:t>54</w:t>
         </w:r>
         <w:r>
           <w:rPr>
@@ -7708,12 +7708,509 @@
           <w14:ligatures w14:val="standardContextual"/>
         </w:rPr>
       </w:pPr>
-      <w:hyperlink w:anchor="_Toc232032002" w:history="1">
+      <w:hyperlink w:anchor="_Toc232113163" w:history="1">
         <w:r>
           <w:rPr>
             <w:rStyle w:val="Hyperlink"/>
             <w:noProof/>
           </w:rPr>
+          <w:t>Abbildung 7.3: Pipeline-Anzeige während der Sendungserzeugung mit den tatsächlichen Verarbeitungsschritten in Echtzeit (Screenshot des Demonstrators)</w:t>
+        </w:r>
+        <w:r>
+          <w:rPr>
+            <w:noProof/>
+            <w:webHidden/>
+          </w:rPr>
+          <w:tab/>
+        </w:r>
+        <w:r>
+          <w:rPr>
+            <w:noProof/>
+            <w:webHidden/>
+          </w:rPr>
+          <w:fldChar w:fldCharType="begin"/>
+        </w:r>
+        <w:r>
+          <w:rPr>
+            <w:noProof/>
+            <w:webHidden/>
+          </w:rPr>
+          <w:instrText xml:space="preserve"> PAGEREF _Toc232113163 \h </w:instrText>
+        </w:r>
+        <w:r>
+          <w:rPr>
+            <w:noProof/>
+            <w:webHidden/>
+          </w:rPr>
+        </w:r>
+        <w:r>
+          <w:rPr>
+            <w:noProof/>
+            <w:webHidden/>
+          </w:rPr>
+          <w:fldChar w:fldCharType="separate"/>
+        </w:r>
+        <w:r>
+          <w:rPr>
+            <w:noProof/>
+            <w:webHidden/>
+          </w:rPr>
+          <w:t>54</w:t>
+        </w:r>
+        <w:r>
+          <w:rPr>
+            <w:noProof/>
+            <w:webHidden/>
+          </w:rPr>
+          <w:fldChar w:fldCharType="end"/>
+        </w:r>
+      </w:hyperlink>
+    </w:p>
+    <w:p>
+      <w:pPr>
+        <w:pStyle w:val="Verzeichnis1"/>
+        <w:tabs>
+          <w:tab w:val="right" w:leader="dot" w:pos="8494"/>
+        </w:tabs>
+        <w:rPr>
+          <w:rFonts w:asciiTheme="minorHAnsi" w:eastAsiaTheme="minorEastAsia" w:hAnsiTheme="minorHAnsi" w:cstheme="minorBidi"/>
+          <w:noProof/>
+          <w:kern w:val="2"/>
+          <w14:ligatures w14:val="standardContextual"/>
+        </w:rPr>
+      </w:pPr>
+      <w:hyperlink w:anchor="_Toc232113164" w:history="1">
+        <w:r>
+          <w:rPr>
+            <w:rStyle w:val="Hyperlink"/>
+            <w:noProof/>
+          </w:rPr>
+          <w:t>Abbildung 7.4: Wiedergabezustand mit Quellenliste und mitlaufendem Transkript (Screenshot des Demonstrators)</w:t>
+        </w:r>
+        <w:r>
+          <w:rPr>
+            <w:noProof/>
+            <w:webHidden/>
+          </w:rPr>
+          <w:tab/>
+        </w:r>
+        <w:r>
+          <w:rPr>
+            <w:noProof/>
+            <w:webHidden/>
+          </w:rPr>
+          <w:fldChar w:fldCharType="begin"/>
+        </w:r>
+        <w:r>
+          <w:rPr>
+            <w:noProof/>
+            <w:webHidden/>
+          </w:rPr>
+          <w:instrText xml:space="preserve"> PAGEREF _Toc232113164 \h </w:instrText>
+        </w:r>
+        <w:r>
+          <w:rPr>
+            <w:noProof/>
+            <w:webHidden/>
+          </w:rPr>
+        </w:r>
+        <w:r>
+          <w:rPr>
+            <w:noProof/>
+            <w:webHidden/>
+          </w:rPr>
+          <w:fldChar w:fldCharType="separate"/>
+        </w:r>
+        <w:r>
+          <w:rPr>
+            <w:noProof/>
+            <w:webHidden/>
+          </w:rPr>
+          <w:t>55</w:t>
+        </w:r>
+        <w:r>
+          <w:rPr>
+            <w:noProof/>
+            <w:webHidden/>
+          </w:rPr>
+          <w:fldChar w:fldCharType="end"/>
+        </w:r>
+      </w:hyperlink>
+    </w:p>
+    <w:p>
+      <w:pPr>
+        <w:pStyle w:val="Verzeichnis1"/>
+        <w:tabs>
+          <w:tab w:val="right" w:leader="dot" w:pos="8494"/>
+        </w:tabs>
+        <w:rPr>
+          <w:rFonts w:asciiTheme="minorHAnsi" w:eastAsiaTheme="minorEastAsia" w:hAnsiTheme="minorHAnsi" w:cstheme="minorBidi"/>
+          <w:noProof/>
+          <w:kern w:val="2"/>
+          <w14:ligatures w14:val="standardContextual"/>
+        </w:rPr>
+      </w:pPr>
+      <w:hyperlink w:anchor="_Toc232113165" w:history="1">
+        <w:r>
+          <w:rPr>
+            <w:rStyle w:val="Hyperlink"/>
+            <w:noProof/>
+          </w:rPr>
+          <w:t>Abbildung 7.5: Begründungsansicht «Warum diese Sendung?» mit Profil, abgeleiteten Inhalten und Pipeline-Schritten (Screenshot des Demonstrators)</w:t>
+        </w:r>
+        <w:r>
+          <w:rPr>
+            <w:noProof/>
+            <w:webHidden/>
+          </w:rPr>
+          <w:tab/>
+        </w:r>
+        <w:r>
+          <w:rPr>
+            <w:noProof/>
+            <w:webHidden/>
+          </w:rPr>
+          <w:fldChar w:fldCharType="begin"/>
+        </w:r>
+        <w:r>
+          <w:rPr>
+            <w:noProof/>
+            <w:webHidden/>
+          </w:rPr>
+          <w:instrText xml:space="preserve"> PAGEREF _Toc232113165 \h </w:instrText>
+        </w:r>
+        <w:r>
+          <w:rPr>
+            <w:noProof/>
+            <w:webHidden/>
+          </w:rPr>
+        </w:r>
+        <w:r>
+          <w:rPr>
+            <w:noProof/>
+            <w:webHidden/>
+          </w:rPr>
+          <w:fldChar w:fldCharType="separate"/>
+        </w:r>
+        <w:r>
+          <w:rPr>
+            <w:noProof/>
+            <w:webHidden/>
+          </w:rPr>
+          <w:t>56</w:t>
+        </w:r>
+        <w:r>
+          <w:rPr>
+            <w:noProof/>
+            <w:webHidden/>
+          </w:rPr>
+          <w:fldChar w:fldCharType="end"/>
+        </w:r>
+      </w:hyperlink>
+    </w:p>
+    <w:p>
+      <w:pPr>
+        <w:pStyle w:val="Verzeichnis1"/>
+        <w:tabs>
+          <w:tab w:val="right" w:leader="dot" w:pos="8494"/>
+        </w:tabs>
+        <w:rPr>
+          <w:rFonts w:asciiTheme="minorHAnsi" w:eastAsiaTheme="minorEastAsia" w:hAnsiTheme="minorHAnsi" w:cstheme="minorBidi"/>
+          <w:noProof/>
+          <w:kern w:val="2"/>
+          <w14:ligatures w14:val="standardContextual"/>
+        </w:rPr>
+      </w:pPr>
+      <w:hyperlink w:anchor="_Toc232113166" w:history="1">
+        <w:r>
+          <w:rPr>
+            <w:rStyle w:val="Hyperlink"/>
+            <w:noProof/>
+          </w:rPr>
+          <w:t>Abbildung 7.6: Abschlusskarte mit bewusst gesetztem Sendungsende ohne Anschlussempfehlung (Screenshot des Demonstrators)</w:t>
+        </w:r>
+        <w:r>
+          <w:rPr>
+            <w:noProof/>
+            <w:webHidden/>
+          </w:rPr>
+          <w:tab/>
+        </w:r>
+        <w:r>
+          <w:rPr>
+            <w:noProof/>
+            <w:webHidden/>
+          </w:rPr>
+          <w:fldChar w:fldCharType="begin"/>
+        </w:r>
+        <w:r>
+          <w:rPr>
+            <w:noProof/>
+            <w:webHidden/>
+          </w:rPr>
+          <w:instrText xml:space="preserve"> PAGEREF _Toc232113166 \h </w:instrText>
+        </w:r>
+        <w:r>
+          <w:rPr>
+            <w:noProof/>
+            <w:webHidden/>
+          </w:rPr>
+        </w:r>
+        <w:r>
+          <w:rPr>
+            <w:noProof/>
+            <w:webHidden/>
+          </w:rPr>
+          <w:fldChar w:fldCharType="separate"/>
+        </w:r>
+        <w:r>
+          <w:rPr>
+            <w:noProof/>
+            <w:webHidden/>
+          </w:rPr>
+          <w:t>57</w:t>
+        </w:r>
+        <w:r>
+          <w:rPr>
+            <w:noProof/>
+            <w:webHidden/>
+          </w:rPr>
+          <w:fldChar w:fldCharType="end"/>
+        </w:r>
+      </w:hyperlink>
+    </w:p>
+    <w:p>
+      <w:pPr>
+        <w:pStyle w:val="Verzeichnis1"/>
+        <w:tabs>
+          <w:tab w:val="right" w:leader="dot" w:pos="8494"/>
+        </w:tabs>
+        <w:rPr>
+          <w:rFonts w:asciiTheme="minorHAnsi" w:eastAsiaTheme="minorEastAsia" w:hAnsiTheme="minorHAnsi" w:cstheme="minorBidi"/>
+          <w:noProof/>
+          <w:kern w:val="2"/>
+          <w14:ligatures w14:val="standardContextual"/>
+        </w:rPr>
+      </w:pPr>
+      <w:hyperlink w:anchor="_Toc232113167" w:history="1">
+        <w:r>
+          <w:rPr>
+            <w:rStyle w:val="Hyperlink"/>
+            <w:noProof/>
+          </w:rPr>
+          <w:t>Abbildung 9.1: Technische Qualität aus Nutzersicht (Mittelwerte, Skala 1–5, n = 25). Quelle: Auswertungs-Notebook (github.com/MichaelMoeckli/attune).</w:t>
+        </w:r>
+        <w:r>
+          <w:rPr>
+            <w:noProof/>
+            <w:webHidden/>
+          </w:rPr>
+          <w:tab/>
+        </w:r>
+        <w:r>
+          <w:rPr>
+            <w:noProof/>
+            <w:webHidden/>
+          </w:rPr>
+          <w:fldChar w:fldCharType="begin"/>
+        </w:r>
+        <w:r>
+          <w:rPr>
+            <w:noProof/>
+            <w:webHidden/>
+          </w:rPr>
+          <w:instrText xml:space="preserve"> PAGEREF _Toc232113167 \h </w:instrText>
+        </w:r>
+        <w:r>
+          <w:rPr>
+            <w:noProof/>
+            <w:webHidden/>
+          </w:rPr>
+        </w:r>
+        <w:r>
+          <w:rPr>
+            <w:noProof/>
+            <w:webHidden/>
+          </w:rPr>
+          <w:fldChar w:fldCharType="separate"/>
+        </w:r>
+        <w:r>
+          <w:rPr>
+            <w:noProof/>
+            <w:webHidden/>
+          </w:rPr>
+          <w:t>63</w:t>
+        </w:r>
+        <w:r>
+          <w:rPr>
+            <w:noProof/>
+            <w:webHidden/>
+          </w:rPr>
+          <w:fldChar w:fldCharType="end"/>
+        </w:r>
+      </w:hyperlink>
+    </w:p>
+    <w:p>
+      <w:pPr>
+        <w:pStyle w:val="Verzeichnis1"/>
+        <w:tabs>
+          <w:tab w:val="right" w:leader="dot" w:pos="8494"/>
+        </w:tabs>
+        <w:rPr>
+          <w:rFonts w:asciiTheme="minorHAnsi" w:eastAsiaTheme="minorEastAsia" w:hAnsiTheme="minorHAnsi" w:cstheme="minorBidi"/>
+          <w:noProof/>
+          <w:kern w:val="2"/>
+          <w14:ligatures w14:val="standardContextual"/>
+        </w:rPr>
+      </w:pPr>
+      <w:hyperlink w:anchor="_Toc232113168" w:history="1">
+        <w:r>
+          <w:rPr>
+            <w:rStyle w:val="Hyperlink"/>
+            <w:noProof/>
+          </w:rPr>
+          <w:t>Abbildung 9.2: Semantisches Differential «Die App war …» (Mittelwerte, Skala 1–7, n = 25).</w:t>
+        </w:r>
+        <w:r>
+          <w:rPr>
+            <w:noProof/>
+            <w:webHidden/>
+          </w:rPr>
+          <w:tab/>
+        </w:r>
+        <w:r>
+          <w:rPr>
+            <w:noProof/>
+            <w:webHidden/>
+          </w:rPr>
+          <w:fldChar w:fldCharType="begin"/>
+        </w:r>
+        <w:r>
+          <w:rPr>
+            <w:noProof/>
+            <w:webHidden/>
+          </w:rPr>
+          <w:instrText xml:space="preserve"> PAGEREF _Toc232113168 \h </w:instrText>
+        </w:r>
+        <w:r>
+          <w:rPr>
+            <w:noProof/>
+            <w:webHidden/>
+          </w:rPr>
+        </w:r>
+        <w:r>
+          <w:rPr>
+            <w:noProof/>
+            <w:webHidden/>
+          </w:rPr>
+          <w:fldChar w:fldCharType="separate"/>
+        </w:r>
+        <w:r>
+          <w:rPr>
+            <w:noProof/>
+            <w:webHidden/>
+          </w:rPr>
+          <w:t>64</w:t>
+        </w:r>
+        <w:r>
+          <w:rPr>
+            <w:noProof/>
+            <w:webHidden/>
+          </w:rPr>
+          <w:fldChar w:fldCharType="end"/>
+        </w:r>
+      </w:hyperlink>
+    </w:p>
+    <w:p>
+      <w:pPr>
+        <w:pStyle w:val="Verzeichnis1"/>
+        <w:tabs>
+          <w:tab w:val="right" w:leader="dot" w:pos="8494"/>
+        </w:tabs>
+        <w:rPr>
+          <w:rFonts w:asciiTheme="minorHAnsi" w:eastAsiaTheme="minorEastAsia" w:hAnsiTheme="minorHAnsi" w:cstheme="minorBidi"/>
+          <w:noProof/>
+          <w:kern w:val="2"/>
+          <w14:ligatures w14:val="standardContextual"/>
+        </w:rPr>
+      </w:pPr>
+      <w:hyperlink w:anchor="_Toc232113169" w:history="1">
+        <w:r>
+          <w:rPr>
+            <w:rStyle w:val="Hyperlink"/>
+            <w:noProof/>
+          </w:rPr>
+          <w:t>Abbildung 9.3: Aggregierte Teilfragen-Scores T1–T4 (Mittelwert ± Standardabweichung, Skala 1–5).</w:t>
+        </w:r>
+        <w:r>
+          <w:rPr>
+            <w:noProof/>
+            <w:webHidden/>
+          </w:rPr>
+          <w:tab/>
+        </w:r>
+        <w:r>
+          <w:rPr>
+            <w:noProof/>
+            <w:webHidden/>
+          </w:rPr>
+          <w:fldChar w:fldCharType="begin"/>
+        </w:r>
+        <w:r>
+          <w:rPr>
+            <w:noProof/>
+            <w:webHidden/>
+          </w:rPr>
+          <w:instrText xml:space="preserve"> PAGEREF _Toc232113169 \h </w:instrText>
+        </w:r>
+        <w:r>
+          <w:rPr>
+            <w:noProof/>
+            <w:webHidden/>
+          </w:rPr>
+        </w:r>
+        <w:r>
+          <w:rPr>
+            <w:noProof/>
+            <w:webHidden/>
+          </w:rPr>
+          <w:fldChar w:fldCharType="separate"/>
+        </w:r>
+        <w:r>
+          <w:rPr>
+            <w:noProof/>
+            <w:webHidden/>
+          </w:rPr>
+          <w:t>66</w:t>
+        </w:r>
+        <w:r>
+          <w:rPr>
+            <w:noProof/>
+            <w:webHidden/>
+          </w:rPr>
+          <w:fldChar w:fldCharType="end"/>
+        </w:r>
+      </w:hyperlink>
+    </w:p>
+    <w:p>
+      <w:pPr>
+        <w:pStyle w:val="Verzeichnis1"/>
+        <w:tabs>
+          <w:tab w:val="right" w:leader="dot" w:pos="8494"/>
+        </w:tabs>
+        <w:rPr>
+          <w:rFonts w:asciiTheme="minorHAnsi" w:eastAsiaTheme="minorEastAsia" w:hAnsiTheme="minorHAnsi" w:cstheme="minorBidi"/>
+          <w:noProof/>
+          <w:kern w:val="2"/>
+          <w14:ligatures w14:val="standardContextual"/>
+        </w:rPr>
+      </w:pPr>
+      <w:hyperlink w:anchor="_Toc232113170" w:history="1">
+        <w:r>
+          <w:rPr>
+            <w:rStyle w:val="Hyperlink"/>
+            <w:noProof/>
+          </w:rPr>
           <w:t>Abbildung 9.4: Verdichtete Übersicht entlang der drei Validierungsstränge Machbarkeit, Usability/Akzeptanz und Wirkung.</w:t>
         </w:r>
         <w:r>
@@ -7735,7 +8232,7 @@
             <w:noProof/>
             <w:webHidden/>
           </w:rPr>
-          <w:instrText xml:space="preserve"> PAGEREF _Toc232032002 \h </w:instrText>
+          <w:instrText xml:space="preserve"> PAGEREF _Toc232113170 \h </w:instrText>
         </w:r>
         <w:r>
           <w:rPr>
@@ -7755,7 +8252,7 @@
             <w:noProof/>
             <w:webHidden/>
           </w:rPr>
-          <w:t>63</w:t>
+          <w:t>68</w:t>
         </w:r>
         <w:r>
           <w:rPr>
@@ -7784,7 +8281,7 @@
       <w:pPr>
         <w:pStyle w:val="berschrift1"/>
       </w:pPr>
-      <w:bookmarkStart w:id="3" w:name="_Toc232031895"/>
+      <w:bookmarkStart w:id="3" w:name="_Toc232113056"/>
       <w:r>
         <w:t>Tabellenverzeichnis</w:t>
       </w:r>
@@ -7812,7 +8309,7 @@
       <w:r>
         <w:fldChar w:fldCharType="separate"/>
       </w:r>
-      <w:hyperlink w:anchor="_Toc232032003" w:history="1">
+      <w:hyperlink w:anchor="_Toc232113171" w:history="1">
         <w:r>
           <w:rPr>
             <w:rStyle w:val="Hyperlink"/>
@@ -7839,7 +8336,7 @@
             <w:noProof/>
             <w:webHidden/>
           </w:rPr>
-          <w:instrText xml:space="preserve"> PAGEREF _Toc232032003 \h </w:instrText>
+          <w:instrText xml:space="preserve"> PAGEREF _Toc232113171 \h </w:instrText>
         </w:r>
         <w:r>
           <w:rPr>
@@ -7883,7 +8380,7 @@
           <w14:ligatures w14:val="standardContextual"/>
         </w:rPr>
       </w:pPr>
-      <w:hyperlink w:anchor="_Toc232032004" w:history="1">
+      <w:hyperlink w:anchor="_Toc232113172" w:history="1">
         <w:r>
           <w:rPr>
             <w:rStyle w:val="Hyperlink"/>
@@ -7910,7 +8407,7 @@
             <w:noProof/>
             <w:webHidden/>
           </w:rPr>
-          <w:instrText xml:space="preserve"> PAGEREF _Toc232032004 \h </w:instrText>
+          <w:instrText xml:space="preserve"> PAGEREF _Toc232113172 \h </w:instrText>
         </w:r>
         <w:r>
           <w:rPr>
@@ -7954,7 +8451,7 @@
           <w14:ligatures w14:val="standardContextual"/>
         </w:rPr>
       </w:pPr>
-      <w:hyperlink w:anchor="_Toc232032005" w:history="1">
+      <w:hyperlink w:anchor="_Toc232113173" w:history="1">
         <w:r>
           <w:rPr>
             <w:rStyle w:val="Hyperlink"/>
@@ -7981,7 +8478,7 @@
             <w:noProof/>
             <w:webHidden/>
           </w:rPr>
-          <w:instrText xml:space="preserve"> PAGEREF _Toc232032005 \h </w:instrText>
+          <w:instrText xml:space="preserve"> PAGEREF _Toc232113173 \h </w:instrText>
         </w:r>
         <w:r>
           <w:rPr>
@@ -8001,7 +8498,7 @@
             <w:noProof/>
             <w:webHidden/>
           </w:rPr>
-          <w:t>47</w:t>
+          <w:t>48</w:t>
         </w:r>
         <w:r>
           <w:rPr>
@@ -8025,7 +8522,7 @@
           <w14:ligatures w14:val="standardContextual"/>
         </w:rPr>
       </w:pPr>
-      <w:hyperlink w:anchor="_Toc232032006" w:history="1">
+      <w:hyperlink w:anchor="_Toc232113174" w:history="1">
         <w:r>
           <w:rPr>
             <w:rStyle w:val="Hyperlink"/>
@@ -8052,7 +8549,7 @@
             <w:noProof/>
             <w:webHidden/>
           </w:rPr>
-          <w:instrText xml:space="preserve"> PAGEREF _Toc232032006 \h </w:instrText>
+          <w:instrText xml:space="preserve"> PAGEREF _Toc232113174 \h </w:instrText>
         </w:r>
         <w:r>
           <w:rPr>
@@ -8072,7 +8569,7 @@
             <w:noProof/>
             <w:webHidden/>
           </w:rPr>
-          <w:t>60</w:t>
+          <w:t>65</w:t>
         </w:r>
         <w:r>
           <w:rPr>
@@ -8102,7 +8599,7 @@
         <w:pStyle w:val="berschrift1"/>
         <w:pageBreakBefore/>
       </w:pPr>
-      <w:bookmarkStart w:id="4" w:name="_Toc232031896"/>
+      <w:bookmarkStart w:id="4" w:name="_Toc232113057"/>
       <w:r>
         <w:lastRenderedPageBreak/>
         <w:t>Abkürzungsverzeichnis</w:t>
@@ -8444,7 +8941,7 @@
         <w:pStyle w:val="berschrift1"/>
         <w:pageBreakBefore/>
       </w:pPr>
-      <w:bookmarkStart w:id="5" w:name="_Toc232031897"/>
+      <w:bookmarkStart w:id="5" w:name="_Toc232113058"/>
       <w:r>
         <w:lastRenderedPageBreak/>
         <w:t>1  Motivation</w:t>
@@ -8471,7 +8968,7 @@
       <w:pPr>
         <w:pStyle w:val="berschrift2"/>
       </w:pPr>
-      <w:bookmarkStart w:id="6" w:name="_Toc232031898"/>
+      <w:bookmarkStart w:id="6" w:name="_Toc232113059"/>
       <w:r>
         <w:t>1.1  Das Spannungsfeld zwischen Nutzer und Anbieter</w:t>
       </w:r>
@@ -8509,7 +9006,7 @@
       <w:pPr>
         <w:pStyle w:val="berschrift2"/>
       </w:pPr>
-      <w:bookmarkStart w:id="7" w:name="_Toc232031899"/>
+      <w:bookmarkStart w:id="7" w:name="_Toc232113060"/>
       <w:r>
         <w:t>1.2  Das Geschäftsmodell der Aufmerksamkeitsökonomie</w:t>
       </w:r>
@@ -8535,7 +9032,7 @@
       <w:pPr>
         <w:pStyle w:val="berschrift2"/>
       </w:pPr>
-      <w:bookmarkStart w:id="8" w:name="_Toc232031900"/>
+      <w:bookmarkStart w:id="8" w:name="_Toc232113061"/>
       <w:r>
         <w:t>1.3  Manipulative Designmuster</w:t>
       </w:r>
@@ -8627,7 +9124,7 @@
       <w:pPr>
         <w:pStyle w:val="berschrift2"/>
       </w:pPr>
-      <w:bookmarkStart w:id="9" w:name="_Toc232031901"/>
+      <w:bookmarkStart w:id="9" w:name="_Toc232113062"/>
       <w:r>
         <w:t>1.4  Filterblasen, Echokammern und Polarisierung</w:t>
       </w:r>
@@ -8657,7 +9154,7 @@
       <w:pPr>
         <w:pStyle w:val="berschrift2"/>
       </w:pPr>
-      <w:bookmarkStart w:id="10" w:name="_Toc232031902"/>
+      <w:bookmarkStart w:id="10" w:name="_Toc232113063"/>
       <w:r>
         <w:t>1.5  Psychisches Wohlbefinden und Suchtverhalten</w:t>
       </w:r>
@@ -8691,7 +9188,7 @@
       <w:pPr>
         <w:pStyle w:val="berschrift2"/>
       </w:pPr>
-      <w:bookmarkStart w:id="11" w:name="_Toc232031903"/>
+      <w:bookmarkStart w:id="11" w:name="_Toc232113064"/>
       <w:r>
         <w:t>1.6  Verlust der Nutzerautonomie</w:t>
       </w:r>
@@ -8721,7 +9218,7 @@
       <w:pPr>
         <w:pStyle w:val="berschrift2"/>
       </w:pPr>
-      <w:bookmarkStart w:id="12" w:name="_Toc232031904"/>
+      <w:bookmarkStart w:id="12" w:name="_Toc232113065"/>
       <w:r>
         <w:t>1.7  Zwischenfazit: Der Kern des Problems</w:t>
       </w:r>
@@ -8760,7 +9257,7 @@
         <w:pStyle w:val="berschrift1"/>
         <w:pageBreakBefore/>
       </w:pPr>
-      <w:bookmarkStart w:id="13" w:name="_Toc232031905"/>
+      <w:bookmarkStart w:id="13" w:name="_Toc232113066"/>
       <w:r>
         <w:lastRenderedPageBreak/>
         <w:t>2  Background</w:t>
@@ -8779,7 +9276,7 @@
       <w:pPr>
         <w:pStyle w:val="berschrift2"/>
       </w:pPr>
-      <w:bookmarkStart w:id="14" w:name="_Toc232031906"/>
+      <w:bookmarkStart w:id="14" w:name="_Toc232113067"/>
       <w:r>
         <w:t>2.1  Bedürfnisse und Motivationen der Akteure</w:t>
       </w:r>
@@ -8789,7 +9286,7 @@
       <w:pPr>
         <w:pStyle w:val="berschrift3"/>
       </w:pPr>
-      <w:bookmarkStart w:id="15" w:name="_Toc232031907"/>
+      <w:bookmarkStart w:id="15" w:name="_Toc232113068"/>
       <w:r>
         <w:t>2.1.1  Anbieterseite</w:t>
       </w:r>
@@ -8854,7 +9351,7 @@
       <w:pPr>
         <w:pStyle w:val="berschrift3"/>
       </w:pPr>
-      <w:bookmarkStart w:id="16" w:name="_Toc232031908"/>
+      <w:bookmarkStart w:id="16" w:name="_Toc232113069"/>
       <w:r>
         <w:t>2.1.2  Nutzerseite</w:t>
       </w:r>
@@ -8936,7 +9433,7 @@
       <w:pPr>
         <w:pStyle w:val="berschrift2"/>
       </w:pPr>
-      <w:bookmarkStart w:id="17" w:name="_Toc232031909"/>
+      <w:bookmarkStart w:id="17" w:name="_Toc232113070"/>
       <w:r>
         <w:t>2.2  Mechanismen digitaler Medienangebote</w:t>
       </w:r>
@@ -8954,7 +9451,7 @@
       <w:pPr>
         <w:pStyle w:val="berschrift3"/>
       </w:pPr>
-      <w:bookmarkStart w:id="18" w:name="_Toc232031910"/>
+      <w:bookmarkStart w:id="18" w:name="_Toc232113071"/>
       <w:r>
         <w:t>2.2.1  Klassifikation und Ontologien</w:t>
       </w:r>
@@ -8973,7 +9470,7 @@
       <w:pPr>
         <w:pStyle w:val="berschrift3"/>
       </w:pPr>
-      <w:bookmarkStart w:id="19" w:name="_Toc232031911"/>
+      <w:bookmarkStart w:id="19" w:name="_Toc232113072"/>
       <w:r>
         <w:t>2.2.2  Suche</w:t>
       </w:r>
@@ -8991,7 +9488,7 @@
       <w:pPr>
         <w:pStyle w:val="berschrift3"/>
       </w:pPr>
-      <w:bookmarkStart w:id="20" w:name="_Toc232031912"/>
+      <w:bookmarkStart w:id="20" w:name="_Toc232113073"/>
       <w:r>
         <w:t>2.2.3  Empfehlungssysteme</w:t>
       </w:r>
@@ -9056,7 +9553,7 @@
       <w:pPr>
         <w:pStyle w:val="berschrift3"/>
       </w:pPr>
-      <w:bookmarkStart w:id="21" w:name="_Toc232031913"/>
+      <w:bookmarkStart w:id="21" w:name="_Toc232113074"/>
       <w:r>
         <w:lastRenderedPageBreak/>
         <w:t>2.2.4  Personalisierung und Feed-Kuration</w:t>
@@ -9075,7 +9572,7 @@
       <w:pPr>
         <w:pStyle w:val="berschrift3"/>
       </w:pPr>
-      <w:bookmarkStart w:id="22" w:name="_Toc232031914"/>
+      <w:bookmarkStart w:id="22" w:name="_Toc232113075"/>
       <w:r>
         <w:t>2.2.5  Sharing und soziale Mechanismen</w:t>
       </w:r>
@@ -9093,7 +9590,7 @@
       <w:pPr>
         <w:pStyle w:val="berschrift3"/>
       </w:pPr>
-      <w:bookmarkStart w:id="23" w:name="_Toc232031915"/>
+      <w:bookmarkStart w:id="23" w:name="_Toc232113076"/>
       <w:r>
         <w:t>2.2.6  Persuasive Design und Nudging</w:t>
       </w:r>
@@ -9119,7 +9616,7 @@
       <w:pPr>
         <w:pStyle w:val="berschrift3"/>
       </w:pPr>
-      <w:bookmarkStart w:id="24" w:name="_Toc232031916"/>
+      <w:bookmarkStart w:id="24" w:name="_Toc232113077"/>
       <w:r>
         <w:t>2.2.7  Monetarisierungsmechanismen</w:t>
       </w:r>
@@ -9141,7 +9638,7 @@
       <w:pPr>
         <w:pStyle w:val="berschrift2"/>
       </w:pPr>
-      <w:bookmarkStart w:id="25" w:name="_Toc232031917"/>
+      <w:bookmarkStart w:id="25" w:name="_Toc232113078"/>
       <w:r>
         <w:t>2.3  Beurteilungsgrundlagen</w:t>
       </w:r>
@@ -9159,7 +9656,7 @@
       <w:pPr>
         <w:pStyle w:val="berschrift3"/>
       </w:pPr>
-      <w:bookmarkStart w:id="26" w:name="_Toc232031918"/>
+      <w:bookmarkStart w:id="26" w:name="_Toc232113079"/>
       <w:r>
         <w:t>2.3.1  Self-Determination Theory (SDT)</w:t>
       </w:r>
@@ -9185,7 +9682,7 @@
       <w:pPr>
         <w:pStyle w:val="berschrift3"/>
       </w:pPr>
-      <w:bookmarkStart w:id="27" w:name="_Toc232031919"/>
+      <w:bookmarkStart w:id="27" w:name="_Toc232113080"/>
       <w:r>
         <w:t>2.3.2  Value-Sensitive Design (VSD)</w:t>
       </w:r>
@@ -9207,7 +9704,7 @@
       <w:pPr>
         <w:pStyle w:val="berschrift3"/>
       </w:pPr>
-      <w:bookmarkStart w:id="28" w:name="_Toc232031920"/>
+      <w:bookmarkStart w:id="28" w:name="_Toc232113081"/>
       <w:r>
         <w:t>2.3.3  Digital Wellbeing</w:t>
       </w:r>
@@ -9225,7 +9722,7 @@
       <w:pPr>
         <w:pStyle w:val="berschrift3"/>
       </w:pPr>
-      <w:bookmarkStart w:id="29" w:name="_Toc232031921"/>
+      <w:bookmarkStart w:id="29" w:name="_Toc232113082"/>
       <w:r>
         <w:t>2.3.4  Ethik von Empfehlungssystemen und algorithmische Souveränität</w:t>
       </w:r>
@@ -9243,7 +9740,7 @@
       <w:pPr>
         <w:pStyle w:val="berschrift3"/>
       </w:pPr>
-      <w:bookmarkStart w:id="30" w:name="_Toc232031922"/>
+      <w:bookmarkStart w:id="30" w:name="_Toc232113083"/>
       <w:r>
         <w:t>2.3.5  Gebrauchstauglichkeit und Akzeptanz</w:t>
       </w:r>
@@ -9261,7 +9758,7 @@
       <w:pPr>
         <w:pStyle w:val="berschrift2"/>
       </w:pPr>
-      <w:bookmarkStart w:id="31" w:name="_Toc232031923"/>
+      <w:bookmarkStart w:id="31" w:name="_Toc232113084"/>
       <w:r>
         <w:t>2.4  Gegenüberstellung der Medienmodelle</w:t>
       </w:r>
@@ -9288,7 +9785,7 @@
       <w:pPr>
         <w:pStyle w:val="BeschriftungTabelle"/>
       </w:pPr>
-      <w:bookmarkStart w:id="32" w:name="_Toc232032003"/>
+      <w:bookmarkStart w:id="32" w:name="_Toc232113171"/>
       <w:r>
         <w:t>Tabelle 2.1: Gegenüberstellung der Medienmodelle: redaktionell, engagement-optimiert und wellbeing-orientiert (eigene Darstellung)</w:t>
       </w:r>
@@ -10191,7 +10688,7 @@
       <w:pPr>
         <w:pStyle w:val="berschrift2"/>
       </w:pPr>
-      <w:bookmarkStart w:id="33" w:name="_Toc232031924"/>
+      <w:bookmarkStart w:id="33" w:name="_Toc232113085"/>
       <w:r>
         <w:t>2.5  Forschungslücke</w:t>
       </w:r>
@@ -10219,7 +10716,7 @@
         <w:pStyle w:val="berschrift1"/>
         <w:pageBreakBefore/>
       </w:pPr>
-      <w:bookmarkStart w:id="34" w:name="_Toc232031925"/>
+      <w:bookmarkStart w:id="34" w:name="_Toc232113086"/>
       <w:r>
         <w:lastRenderedPageBreak/>
         <w:t>3  Attune als Forschungsartefakt</w:t>
@@ -10238,7 +10735,7 @@
       <w:pPr>
         <w:pStyle w:val="berschrift2"/>
       </w:pPr>
-      <w:bookmarkStart w:id="35" w:name="_Toc232031926"/>
+      <w:bookmarkStart w:id="35" w:name="_Toc232113087"/>
       <w:r>
         <w:t>3.1  Warum dieses Untersuchungsmedium?</w:t>
       </w:r>
@@ -10336,7 +10833,7 @@
       <w:pPr>
         <w:pStyle w:val="berschrift2"/>
       </w:pPr>
-      <w:bookmarkStart w:id="36" w:name="_Toc232031927"/>
+      <w:bookmarkStart w:id="36" w:name="_Toc232113088"/>
       <w:r>
         <w:t>3.2  Leitidee und theoretische Verankerung</w:t>
       </w:r>
@@ -10390,7 +10887,7 @@
       <w:pPr>
         <w:pStyle w:val="berschrift2"/>
       </w:pPr>
-      <w:bookmarkStart w:id="37" w:name="_Toc232031928"/>
+      <w:bookmarkStart w:id="37" w:name="_Toc232113089"/>
       <w:r>
         <w:t>3.3  Was an Attune konkret umgesetzt wird</w:t>
       </w:r>
@@ -10408,7 +10905,7 @@
       <w:pPr>
         <w:pStyle w:val="berschrift3"/>
       </w:pPr>
-      <w:bookmarkStart w:id="38" w:name="_Toc232031929"/>
+      <w:bookmarkStart w:id="38" w:name="_Toc232113090"/>
       <w:r>
         <w:t>3.3.1  Explizite Präferenzangaben und Profilkonstruktion</w:t>
       </w:r>
@@ -10427,7 +10924,7 @@
       <w:pPr>
         <w:pStyle w:val="berschrift3"/>
       </w:pPr>
-      <w:bookmarkStart w:id="39" w:name="_Toc232031930"/>
+      <w:bookmarkStart w:id="39" w:name="_Toc232113091"/>
       <w:r>
         <w:t>3.3.2  Vollautomatisierte Sendungspipeline</w:t>
       </w:r>
@@ -10445,7 +10942,7 @@
       <w:pPr>
         <w:pStyle w:val="berschrift3"/>
       </w:pPr>
-      <w:bookmarkStart w:id="40" w:name="_Toc232031931"/>
+      <w:bookmarkStart w:id="40" w:name="_Toc232113092"/>
       <w:r>
         <w:t>3.3.3  Kuratierungs- und Empfehlungslogik mit alternativem Zielwert</w:t>
       </w:r>
@@ -10463,7 +10960,7 @@
       <w:pPr>
         <w:pStyle w:val="berschrift3"/>
       </w:pPr>
-      <w:bookmarkStart w:id="41" w:name="_Toc232031932"/>
+      <w:bookmarkStart w:id="41" w:name="_Toc232113093"/>
       <w:r>
         <w:t>3.3.4  Definierte Sessiongestaltung statt endlosem Strom</w:t>
       </w:r>
@@ -10481,7 +10978,7 @@
       <w:pPr>
         <w:pStyle w:val="berschrift3"/>
       </w:pPr>
-      <w:bookmarkStart w:id="42" w:name="_Toc232031933"/>
+      <w:bookmarkStart w:id="42" w:name="_Toc232113094"/>
       <w:r>
         <w:t>3.3.5  Transparenz über Quellen, Logik und Personalisierung</w:t>
       </w:r>
@@ -10500,7 +10997,7 @@
       <w:pPr>
         <w:pStyle w:val="berschrift2"/>
       </w:pPr>
-      <w:bookmarkStart w:id="43" w:name="_Toc232031934"/>
+      <w:bookmarkStart w:id="43" w:name="_Toc232113095"/>
       <w:r>
         <w:t>3.4  Welche Mechanismen am Radio untersucht und verbessert werden</w:t>
       </w:r>
@@ -10597,7 +11094,7 @@
       <w:pPr>
         <w:pStyle w:val="berschrift2"/>
       </w:pPr>
-      <w:bookmarkStart w:id="44" w:name="_Toc232031935"/>
+      <w:bookmarkStart w:id="44" w:name="_Toc232113096"/>
       <w:r>
         <w:t>3.5  Abgrenzung des Untersuchungsumfangs</w:t>
       </w:r>
@@ -10616,7 +11113,7 @@
         <w:pStyle w:val="berschrift1"/>
         <w:pageBreakBefore/>
       </w:pPr>
-      <w:bookmarkStart w:id="45" w:name="_Toc232031936"/>
+      <w:bookmarkStart w:id="45" w:name="_Toc232113097"/>
       <w:r>
         <w:lastRenderedPageBreak/>
         <w:t>4  Forschungsfrage und Zielsetzung</w:t>
@@ -10635,7 +11132,7 @@
       <w:pPr>
         <w:pStyle w:val="berschrift2"/>
       </w:pPr>
-      <w:bookmarkStart w:id="46" w:name="_Toc232031937"/>
+      <w:bookmarkStart w:id="46" w:name="_Toc232113098"/>
       <w:r>
         <w:t>4.1  Forschungsfrage</w:t>
       </w:r>
@@ -10683,7 +11180,7 @@
       <w:pPr>
         <w:pStyle w:val="berschrift2"/>
       </w:pPr>
-      <w:bookmarkStart w:id="47" w:name="_Toc232031938"/>
+      <w:bookmarkStart w:id="47" w:name="_Toc232113099"/>
       <w:r>
         <w:lastRenderedPageBreak/>
         <w:t>4.2  Teilfragen</w:t>
@@ -10762,7 +11259,7 @@
       <w:pPr>
         <w:pStyle w:val="berschrift2"/>
       </w:pPr>
-      <w:bookmarkStart w:id="48" w:name="_Toc232031939"/>
+      <w:bookmarkStart w:id="48" w:name="_Toc232113100"/>
       <w:r>
         <w:lastRenderedPageBreak/>
         <w:t>4.3  Goal und Objective</w:t>
@@ -10819,7 +11316,7 @@
       <w:pPr>
         <w:pStyle w:val="berschrift2"/>
       </w:pPr>
-      <w:bookmarkStart w:id="49" w:name="_Toc232031940"/>
+      <w:bookmarkStart w:id="49" w:name="_Toc232113101"/>
       <w:r>
         <w:t>4.4  Nutzen</w:t>
       </w:r>
@@ -10857,7 +11354,7 @@
       <w:pPr>
         <w:pStyle w:val="berschrift2"/>
       </w:pPr>
-      <w:bookmarkStart w:id="50" w:name="_Toc232031941"/>
+      <w:bookmarkStart w:id="50" w:name="_Toc232113102"/>
       <w:r>
         <w:t>4.5  Abgrenzung</w:t>
       </w:r>
@@ -10950,7 +11447,7 @@
         <w:pStyle w:val="berschrift1"/>
         <w:pageBreakBefore/>
       </w:pPr>
-      <w:bookmarkStart w:id="51" w:name="_Toc232031942"/>
+      <w:bookmarkStart w:id="51" w:name="_Toc232113103"/>
       <w:r>
         <w:lastRenderedPageBreak/>
         <w:t>5  Methodik</w:t>
@@ -10969,7 +11466,7 @@
       <w:pPr>
         <w:pStyle w:val="berschrift2"/>
       </w:pPr>
-      <w:bookmarkStart w:id="52" w:name="_Toc232031943"/>
+      <w:bookmarkStart w:id="52" w:name="_Toc232113104"/>
       <w:r>
         <w:t>5.1  Vorgehen der Literaturrecherche</w:t>
       </w:r>
@@ -11023,7 +11520,7 @@
       <w:pPr>
         <w:pStyle w:val="berschrift2"/>
       </w:pPr>
-      <w:bookmarkStart w:id="53" w:name="_Toc232031944"/>
+      <w:bookmarkStart w:id="53" w:name="_Toc232113105"/>
       <w:r>
         <w:t>5.2  Forschungsdesign</w:t>
       </w:r>
@@ -11058,7 +11555,7 @@
       <w:pPr>
         <w:pStyle w:val="berschrift2"/>
       </w:pPr>
-      <w:bookmarkStart w:id="54" w:name="_Toc232031945"/>
+      <w:bookmarkStart w:id="54" w:name="_Toc232113106"/>
       <w:r>
         <w:t>5.3  Vorgehen im Überblick</w:t>
       </w:r>
@@ -11076,7 +11573,7 @@
       <w:pPr>
         <w:pStyle w:val="BeschriftungTabelle"/>
       </w:pPr>
-      <w:bookmarkStart w:id="55" w:name="_Toc232032004"/>
+      <w:bookmarkStart w:id="55" w:name="_Toc232113172"/>
       <w:r>
         <w:t>Tabelle 5.1: Arbeitspakete mit Beschreibung, Input und Output (eigene Darstellung)</w:t>
       </w:r>
@@ -12081,7 +12578,7 @@
       <w:pPr>
         <w:pStyle w:val="berschrift2"/>
       </w:pPr>
-      <w:bookmarkStart w:id="56" w:name="_Toc232031946"/>
+      <w:bookmarkStart w:id="56" w:name="_Toc232113107"/>
       <w:r>
         <w:t>5.4  Methoden der Datenerhebung</w:t>
       </w:r>
@@ -12127,7 +12624,7 @@
       <w:pPr>
         <w:pStyle w:val="berschrift2"/>
       </w:pPr>
-      <w:bookmarkStart w:id="57" w:name="_Toc232031947"/>
+      <w:bookmarkStart w:id="57" w:name="_Toc232113108"/>
       <w:r>
         <w:t>5.5  Methoden der Auswertung</w:t>
       </w:r>
@@ -12173,7 +12670,7 @@
       <w:pPr>
         <w:pStyle w:val="berschrift2"/>
       </w:pPr>
-      <w:bookmarkStart w:id="58" w:name="_Toc232031948"/>
+      <w:bookmarkStart w:id="58" w:name="_Toc232113109"/>
       <w:r>
         <w:t>5.6  Reflexion zu Ressourcen und Kompetenzen</w:t>
       </w:r>
@@ -12212,7 +12709,7 @@
         <w:pStyle w:val="berschrift1"/>
         <w:pageBreakBefore/>
       </w:pPr>
-      <w:bookmarkStart w:id="59" w:name="_Toc232031949"/>
+      <w:bookmarkStart w:id="59" w:name="_Toc232113110"/>
       <w:r>
         <w:lastRenderedPageBreak/>
         <w:t>6  Konzept und Architektur</w:t>
@@ -12231,7 +12728,7 @@
       <w:pPr>
         <w:pStyle w:val="berschrift2"/>
       </w:pPr>
-      <w:bookmarkStart w:id="60" w:name="_Toc232031950"/>
+      <w:bookmarkStart w:id="60" w:name="_Toc232113111"/>
       <w:r>
         <w:t>6.1  Anforderungen</w:t>
       </w:r>
@@ -12261,7 +12758,7 @@
       <w:pPr>
         <w:pStyle w:val="berschrift2"/>
       </w:pPr>
-      <w:bookmarkStart w:id="61" w:name="_Toc232031951"/>
+      <w:bookmarkStart w:id="61" w:name="_Toc232113112"/>
       <w:r>
         <w:t>6.2  Architekturüberblick</w:t>
       </w:r>
@@ -12274,12 +12771,82 @@
       <w:r>
         <w:t>Attune ist als Webapplikation auf Basis von Next.js 15 mit React 19 und TypeScript umgesetzt; die Gestaltung erfolgt mit Tailwind CSS. Die Architektur trennt eine Client-Seite, auf der Präferenzformular, Audio-Player und Transparenz-Komponenten laufen, von einer Server-Seite, die als einzelner Orchestrierungs-Endpunkt ausgelegt ist. Hinter diesem Endpunkt liegt eine Service-Schicht mit je einem eigenständigen Modul pro externem Dienst: Nachrichtenintegration über RSS, Wetterdaten, LLM-Textgenerierung, Sprachsynthese sowie Musikeinbindung. Diese strikte Modularisierung hat zwei Gründe: Sie erlaubt es, jeden Dienst einzeln durch einen Mock-Modus zu ersetzen (Robustheitsanforderung), und sie macht die Pipeline-Schritte einzeln benennbar – eine Voraussetzung dafür, dass die Transparenzanzeige (F5) den tatsächlichen Verarbeitungsweg abbilden kann.</w:t>
       </w:r>
-    </w:p>
-    <w:p>
-      <w:pPr>
-        <w:spacing w:after="160" w:line="360" w:lineRule="auto"/>
-      </w:pPr>
-      <w:r>
+      <w:ins w:id="62" w:author="Claude" w:date="2026-06-11T10:00:00Z">
+        <w:r>
+          <w:t xml:space="preserve"> Abbildung 6.1 zeigt diesen Aufbau im Überblick.</w:t>
+        </w:r>
+      </w:ins>
+    </w:p>
+    <w:p>
+      <w:pPr>
+        <w:spacing w:after="80"/>
+        <w:jc w:val="center"/>
+        <w:rPr>
+          <w:ins w:id="63" w:author="Claude" w:date="2026-06-11T10:00:00Z"/>
+        </w:rPr>
+      </w:pPr>
+      <w:ins w:id="64" w:author="Claude" w:date="2026-06-11T10:00:00Z">
+        <w:r>
+          <w:rPr>
+            <w:noProof/>
+          </w:rPr>
+          <w:drawing>
+            <wp:inline distT="0" distB="0" distL="0" distR="0" wp14:anchorId="71E09239" wp14:editId="4F567AE9">
+              <wp:extent cx="5760720" cy="3783904"/>
+              <wp:effectExtent l="0" t="0" r="0" b="0"/>
+              <wp:docPr id="9105" name="komparch" descr="Abbildung 6.1: Komponentenarchitektur von Attune"/>
+              <wp:cNvGraphicFramePr/>
+              <a:graphic xmlns:a="http://schemas.openxmlformats.org/drawingml/2006/main">
+                <a:graphicData uri="http://schemas.openxmlformats.org/drawingml/2006/picture">
+                  <pic:pic xmlns:pic="http://schemas.openxmlformats.org/drawingml/2006/picture">
+                    <pic:nvPicPr>
+                      <pic:cNvPr id="9105" name="komparch"/>
+                      <pic:cNvPicPr/>
+                    </pic:nvPicPr>
+                    <pic:blipFill>
+                      <a:blip r:embed="rId7"/>
+                      <a:stretch>
+                        <a:fillRect/>
+                      </a:stretch>
+                    </pic:blipFill>
+                    <pic:spPr>
+                      <a:xfrm>
+                        <a:off x="0" y="0"/>
+                        <a:ext cx="5760720" cy="3783904"/>
+                      </a:xfrm>
+                      <a:prstGeom prst="rect">
+                        <a:avLst/>
+                      </a:prstGeom>
+                    </pic:spPr>
+                  </pic:pic>
+                </a:graphicData>
+              </a:graphic>
+            </wp:inline>
+          </w:drawing>
+        </w:r>
+      </w:ins>
+    </w:p>
+    <w:p>
+      <w:pPr>
+        <w:pStyle w:val="BeschriftungAbbildung"/>
+        <w:rPr>
+          <w:ins w:id="65" w:author="Claude" w:date="2026-06-11T10:00:00Z"/>
+        </w:rPr>
+      </w:pPr>
+      <w:bookmarkStart w:id="66" w:name="_Toc232113160"/>
+      <w:ins w:id="67" w:author="Claude" w:date="2026-06-11T10:00:00Z">
+        <w:r>
+          <w:t>Abbildung 6.1: Komponentenarchitektur von Attune (eigene Darstellung)</w:t>
+        </w:r>
+        <w:bookmarkEnd w:id="66"/>
+      </w:ins>
+    </w:p>
+    <w:p>
+      <w:pPr>
+        <w:spacing w:after="160" w:line="360" w:lineRule="auto"/>
+      </w:pPr>
+      <w:r>
+        <w:lastRenderedPageBreak/>
         <w:t>Die Erzeugung einer Sendung folgt einem festen Ablauf in fünf Schritten. Zuerst werden Nachrichtenartikel und Wetterdaten parallel beschafft, wobei die Artikel unmittelbar nach dem Abruf durch die Kuratierungslogik gefiltert werden. Danach wählt das Musikmodul je nach Sendungslänge null bis drei Musiktitel aus. Im dritten Schritt wird ein Segmentplan aufgebaut, der die feste Dramaturgie der Sendung definiert: Eröffnungsjingle, Begrüssung, Nachrichtenblock, Musik, Wetterbericht, Musik, Verabschiedung und Schlussjingle. Anschliessend erzeugt das Sprachmodell für jedes Moderationssegment einen Text, der zuletzt durch die Sprachsynthese in Audio umgewandelt wird. Der Fortschritt dieser Schritte wird während der Erzeugung als Ereignisstrom an den Client übertragen und dort in Echtzeit angezeigt, sodass die Hörerinnen und Hörer den Entstehungsprozess ihrer Sendung mitverfolgen können.</w:t>
       </w:r>
     </w:p>
@@ -12287,211 +12854,205 @@
       <w:pPr>
         <w:pStyle w:val="berschrift2"/>
       </w:pPr>
-      <w:bookmarkStart w:id="62" w:name="_Toc232031952"/>
+      <w:bookmarkStart w:id="68" w:name="_Toc232113113"/>
       <w:r>
         <w:t>6.3  Komponenten im Detail</w:t>
       </w:r>
-      <w:bookmarkEnd w:id="62"/>
+      <w:bookmarkEnd w:id="68"/>
     </w:p>
     <w:p>
       <w:pPr>
         <w:pStyle w:val="berschrift3"/>
       </w:pPr>
-      <w:bookmarkStart w:id="63" w:name="_Toc232031953"/>
+      <w:bookmarkStart w:id="69" w:name="_Toc232113114"/>
       <w:r>
         <w:t>6.3.1  Orchestrator</w:t>
       </w:r>
-      <w:bookmarkEnd w:id="63"/>
-    </w:p>
-    <w:p>
-      <w:pPr>
-        <w:spacing w:after="160" w:line="360" w:lineRule="auto"/>
-      </w:pPr>
-      <w:r>
-        <w:t xml:space="preserve">Der Orchestrator ist die zentrale Steuereinheit der Sendungserzeugung und implementiert den in Abschnitt 6.2 beschriebenen Fünf-Schritt-Ablauf als agentische Pipeline. Er nimmt die Konfiguration der Nutzerin – gewählte Themen, Standort, </w:t>
+      <w:bookmarkEnd w:id="69"/>
+    </w:p>
+    <w:p>
+      <w:pPr>
+        <w:spacing w:after="160" w:line="360" w:lineRule="auto"/>
+      </w:pPr>
+      <w:r>
+        <w:t>Der Orchestrator ist die zentrale Steuereinheit der Sendungserzeugung und implementiert den in Abschnitt 6.2 beschriebenen Fünf-Schritt-Ablauf als agentische Pipeline. Er nimmt die Konfiguration der Nutzerin – gewählte Themen, Standort, Sprechstil, Sendungslänge und Musikoption – entgegen und skaliert daran sämtliche Erzeugungsparameter: die Anzahl der berücksichtigten Nachrichtenartikel, das Tokenbudget der Textgenerierung und die Anzahl der Musiktitel wachsen mit der gewählten Sendungslänge von fünf, zehn oder fünfzehn Minuten. Der Orchestrator meldet jeden abgeschlossenen Verarbeitungsschritt mit Zeitstempel an den Client; dieselben Meldungen speisen später die Pipeline-Anzeige und die Begründungsansicht. Damit ist die Transparenzfunktion kein nachträglich erzeugtes Abbild, sondern ein Nebenprodukt des tatsächlichen Kontrollflusses.</w:t>
+      </w:r>
+    </w:p>
+    <w:p>
+      <w:pPr>
+        <w:pStyle w:val="berschrift3"/>
+      </w:pPr>
+      <w:bookmarkStart w:id="70" w:name="_Toc232113115"/>
+      <w:r>
+        <w:t>6.3.2  Personalisierungsmodul</w:t>
+      </w:r>
+      <w:bookmarkEnd w:id="70"/>
+    </w:p>
+    <w:p>
+      <w:pPr>
+        <w:spacing w:after="160" w:line="360" w:lineRule="auto"/>
+      </w:pPr>
+      <w:r>
+        <w:t xml:space="preserve">Die Profilkonstruktion folgt dem Prinzip der expliziten Präferenzangabe (F1): Sämtliche Personalisierung beruht auf Angaben, welche die Nutzerinnen und Nutzer selbst im Präferenzformular machen. Zur Wahl stehen elf Themenkategorien (von Politik über Wirtschaft, Sport und Technologie bis zu einem Lokalteil), drei Sprechstile (seriös, locker, energisch), die Sendungslänge sowie die Musikoption. Das Profil wird ausschliesslich lokal im Browser gespeichert und mit einer zufällig erzeugten Kennung verknüpft; es existiert weder ein Benutzerkonto noch eine serverseitige Profildatenbank. </w:t>
       </w:r>
       <w:r>
         <w:lastRenderedPageBreak/>
-        <w:t>Sprechstil, Sendungslänge und Musikoption – entgegen und skaliert daran sämtliche Erzeugungsparameter: die Anzahl der berücksichtigten Nachrichtenartikel, das Tokenbudget der Textgenerierung und die Anzahl der Musiktitel wachsen mit der gewählten Sendungslänge von fünf, zehn oder fünfzehn Minuten. Der Orchestrator meldet jeden abgeschlossenen Verarbeitungsschritt mit Zeitstempel an den Client; dieselben Meldungen speisen später die Pipeline-Anzeige und die Begründungsansicht. Damit ist die Transparenzfunktion kein nachträglich erzeugtes Abbild, sondern ein Nebenprodukt des tatsächlichen Kontrollflusses.</w:t>
+        <w:t>Das Profil ist damit im Sinne von Baustein 1 vollständig einsehbar, änderbar und löschbar – die Nutzerin kann es jederzeit im Formular anpassen oder durch Löschen der Browserdaten restlos entfernen. Eine implizite Anreicherung des Profils durch beobachtetes Verhalten findet konzeptbedingt nicht statt (Reviglio &amp; Agosti, 2020).</w:t>
       </w:r>
     </w:p>
     <w:p>
       <w:pPr>
         <w:pStyle w:val="berschrift3"/>
       </w:pPr>
-      <w:bookmarkStart w:id="64" w:name="_Toc232031954"/>
-      <w:r>
-        <w:t>6.3.2  Personalisierungsmodul</w:t>
-      </w:r>
-      <w:bookmarkEnd w:id="64"/>
-    </w:p>
-    <w:p>
-      <w:pPr>
-        <w:spacing w:after="160" w:line="360" w:lineRule="auto"/>
-      </w:pPr>
-      <w:r>
-        <w:t>Die Profilkonstruktion folgt dem Prinzip der expliziten Präferenzangabe (F1): Sämtliche Personalisierung beruht auf Angaben, welche die Nutzerinnen und Nutzer selbst im Präferenzformular machen. Zur Wahl stehen elf Themenkategorien (von Politik über Wirtschaft, Sport und Technologie bis zu einem Lokalteil), drei Sprechstile (seriös, locker, energisch), die Sendungslänge sowie die Musikoption. Das Profil wird ausschliesslich lokal im Browser gespeichert und mit einer zufällig erzeugten Kennung verknüpft; es existiert weder ein Benutzerkonto noch eine serverseitige Profildatenbank. Das Profil ist damit im Sinne von Baustein 1 vollständig einsehbar, änderbar und löschbar – die Nutzerin kann es jederzeit im Formular anpassen oder durch Löschen der Browserdaten restlos entfernen. Eine implizite Anreicherung des Profils durch beobachtetes Verhalten findet konzeptbedingt nicht statt (Reviglio &amp; Agosti, 2020).</w:t>
+      <w:bookmarkStart w:id="71" w:name="_Toc232113116"/>
+      <w:r>
+        <w:t>6.3.3  Nachrichten- und Datenintegration</w:t>
+      </w:r>
+      <w:bookmarkEnd w:id="71"/>
+    </w:p>
+    <w:p>
+      <w:pPr>
+        <w:spacing w:after="160" w:line="360" w:lineRule="auto"/>
+      </w:pPr>
+      <w:r>
+        <w:t>Die Nachrichtenbeschaffung stützt sich auf öffentliche RSS-Feeds dreier Schweizer Medienhäuser – SRF, NZZ und Tages-Anzeiger –, die je Themenkategorie hinterlegt sind. Beim Abruf wird die Reihenfolge der Quellen zufällig durchmischt und die Artikel der verschiedenen Quellen werden abwechselnd verschachtelt, damit keine einzelne Quelle die Sendung dominiert. Die Wetterdaten stammen von OpenWeatherMap und beziehen sich auf den im Profil angegebenen Standort. Beide Integrationen liefern bei Nichterreichbarkeit definierte Ersatzdaten, sodass die Pipeline auch offline durchläuft.</w:t>
       </w:r>
     </w:p>
     <w:p>
       <w:pPr>
         <w:pStyle w:val="berschrift3"/>
       </w:pPr>
-      <w:bookmarkStart w:id="65" w:name="_Toc232031955"/>
-      <w:r>
-        <w:t>6.3.3  Nachrichten- und Datenintegration</w:t>
-      </w:r>
-      <w:bookmarkEnd w:id="65"/>
-    </w:p>
-    <w:p>
-      <w:pPr>
-        <w:spacing w:after="160" w:line="360" w:lineRule="auto"/>
-      </w:pPr>
-      <w:r>
-        <w:t>Die Nachrichtenbeschaffung stützt sich auf öffentliche RSS-Feeds dreier Schweizer Medienhäuser – SRF, NZZ und Tages-Anzeiger –, die je Themenkategorie hinterlegt sind. Beim Abruf wird die Reihenfolge der Quellen zufällig durchmischt und die Artikel der verschiedenen Quellen werden abwechselnd verschachtelt, damit keine einzelne Quelle die Sendung dominiert. Die Wetterdaten stammen von OpenWeatherMap und beziehen sich auf den im Profil angegebenen Standort. Beide Integrationen liefern bei Nichterreichbarkeit definierte Ersatzdaten, sodass die Pipeline auch offline durchläuft.</w:t>
+      <w:bookmarkStart w:id="72" w:name="_Toc232113117"/>
+      <w:r>
+        <w:t>6.3.4  LLM-Textgenerierung</w:t>
+      </w:r>
+      <w:bookmarkEnd w:id="72"/>
+    </w:p>
+    <w:p>
+      <w:pPr>
+        <w:spacing w:after="160" w:line="360" w:lineRule="auto"/>
+      </w:pPr>
+      <w:r>
+        <w:t>Die Moderationstexte werden durch das Sprachmodell Claude Sonnet 4 von Anthropic erzeugt, angebunden über das Vercel AI SDK. Ein gemeinsamer Systemprompt definiert die Rolle eines professionellen Radiomoderators, verlangt Schweizer Hochdeutsch ohne Dialekt, beschränkt die Ausgabe auf reinen Sprechtext ohne Auszeichnungen und enthält verbindliche Regeln zur Quellentreue: Das Modell darf ausschliesslich Inhalte der übergebenen Artikel wiedergeben und weder zusätzliche Fakten noch Quellen erfinden. Segmentspezifische Prompts steuern darüber hinaus Form und Tonalität: Die Begrüssung erhält eine tageszeitabhängige Stimmung – von wach und hell am Morgen bis sehr ruhig in der Nacht –, der Nachrichtenblock Vorgaben zu Übergängen zwischen den Meldungen, und die Tiefe der Behandlung skaliert mit der Sendungslänge. Die Tageszeit wird dabei bewusst in der Zeitzone der Hörerschaft bestimmt und nicht in der Serverzeit.</w:t>
       </w:r>
     </w:p>
     <w:p>
       <w:pPr>
         <w:pStyle w:val="berschrift3"/>
       </w:pPr>
-      <w:bookmarkStart w:id="66" w:name="_Toc232031956"/>
-      <w:r>
-        <w:t>6.3.4  LLM-Textgenerierung</w:t>
-      </w:r>
-      <w:bookmarkEnd w:id="66"/>
-    </w:p>
-    <w:p>
-      <w:pPr>
-        <w:spacing w:after="160" w:line="360" w:lineRule="auto"/>
-      </w:pPr>
-      <w:r>
-        <w:t xml:space="preserve">Die Moderationstexte werden durch das Sprachmodell Claude Sonnet 4 von Anthropic erzeugt, angebunden über das Vercel AI SDK. Ein gemeinsamer Systemprompt definiert die Rolle eines professionellen Radiomoderators, verlangt Schweizer </w:t>
+      <w:bookmarkStart w:id="73" w:name="_Toc232113118"/>
+      <w:r>
+        <w:t>6.3.5  Sprachsynthese</w:t>
+      </w:r>
+      <w:bookmarkEnd w:id="73"/>
+    </w:p>
+    <w:p>
+      <w:pPr>
+        <w:spacing w:after="160" w:line="360" w:lineRule="auto"/>
+      </w:pPr>
+      <w:r>
+        <w:t xml:space="preserve">Die Umwandlung der Moderationstexte in Audio erfolgt über die Sprachsynthese von ElevenLabs mit einem mehrsprachigen Modell, das deutschsprachige Ausgabe in natürlicher Sprechqualität erlaubt. Jedem der drei Sprechstile ist eine eigene Stimme mit abgestimmten Syntheseparametern zugeordnet: Der seriöse Stil verwendet eine stabile, zurückhaltende Einstellung, der lockere Stil mehr Variabilität, der energische Stil die höchste Ausdrucksstärke. Vor der Synthese werden die Texte normalisiert; </w:t>
       </w:r>
       <w:r>
         <w:lastRenderedPageBreak/>
-        <w:t>Hochdeutsch ohne Dialekt, beschränkt die Ausgabe auf reinen Sprechtext ohne Auszeichnungen und enthält verbindliche Regeln zur Quellentreue: Das Modell darf ausschliesslich Inhalte der übergebenen Artikel wiedergeben und weder zusätzliche Fakten noch Quellen erfinden. Segmentspezifische Prompts steuern darüber hinaus Form und Tonalität: Die Begrüssung erhält eine tageszeitabhängige Stimmung – von wach und hell am Morgen bis sehr ruhig in der Nacht –, der Nachrichtenblock Vorgaben zu Übergängen zwischen den Meldungen, und die Tiefe der Behandlung skaliert mit der Sendungslänge. Die Tageszeit wird dabei bewusst in der Zeitzone der Hörerschaft bestimmt und nicht in der Serverzeit.</w:t>
+        <w:t>Absatzwechsel werden in explizite Sprechpausen von einer Sekunde übersetzt, wie sie im Radio zwischen Meldungen üblich sind. Das Ergebnis sind MP3-Segmente, die direkt an den Client ausgeliefert werden. Für Entwicklungs- und Demonstrationszwecke existiert ein Mock-Modus, der stattdessen die Sprachausgabe des Browsers nutzt und keine API-Kosten verursacht.</w:t>
       </w:r>
     </w:p>
     <w:p>
       <w:pPr>
         <w:pStyle w:val="berschrift3"/>
       </w:pPr>
-      <w:bookmarkStart w:id="67" w:name="_Toc232031957"/>
-      <w:r>
-        <w:t>6.3.5  Sprachsynthese</w:t>
-      </w:r>
-      <w:bookmarkEnd w:id="67"/>
-    </w:p>
-    <w:p>
-      <w:pPr>
-        <w:spacing w:after="160" w:line="360" w:lineRule="auto"/>
-      </w:pPr>
-      <w:r>
-        <w:t>Die Umwandlung der Moderationstexte in Audio erfolgt über die Sprachsynthese von ElevenLabs mit einem mehrsprachigen Modell, das deutschsprachige Ausgabe in natürlicher Sprechqualität erlaubt. Jedem der drei Sprechstile ist eine eigene Stimme mit abgestimmten Syntheseparametern zugeordnet: Der seriöse Stil verwendet eine stabile, zurückhaltende Einstellung, der lockere Stil mehr Variabilität, der energische Stil die höchste Ausdrucksstärke. Vor der Synthese werden die Texte normalisiert; Absatzwechsel werden in explizite Sprechpausen von einer Sekunde übersetzt, wie sie im Radio zwischen Meldungen üblich sind. Das Ergebnis sind MP3-Segmente, die direkt an den Client ausgeliefert werden. Für Entwicklungs- und Demonstrationszwecke existiert ein Mock-Modus, der stattdessen die Sprachausgabe des Browsers nutzt und keine API-Kosten verursacht.</w:t>
+      <w:bookmarkStart w:id="74" w:name="_Toc232113119"/>
+      <w:r>
+        <w:t>6.3.6  Musikeinbindung</w:t>
+      </w:r>
+      <w:bookmarkEnd w:id="74"/>
+    </w:p>
+    <w:p>
+      <w:pPr>
+        <w:spacing w:after="160" w:line="360" w:lineRule="auto"/>
+      </w:pPr>
+      <w:r>
+        <w:t>Die Musikauswahl folgt einer Rückfallkaskade: Ist eine Spotify-Anbindung konfiguriert, wird dort nach Titeln aus wechselnden, zur Tageszeit passenden Genres gesucht; andernfalls greift das System auf den Katalog der Creative-Commons-Plattform Jamendo zurück und zuletzt auf lokal hinterlegte, lizenzfreie Titel. Die Musiktitel werden an feste Plätze des Segmentplans gebunden, sodass Musik die Moderationsblöcke gliedert, statt als Endlosstrom zu laufen. Die Anzahl der Titel ergibt sich aus der gewählten Sendungslänge.</w:t>
       </w:r>
     </w:p>
     <w:p>
       <w:pPr>
         <w:pStyle w:val="berschrift3"/>
       </w:pPr>
-      <w:bookmarkStart w:id="68" w:name="_Toc232031958"/>
-      <w:r>
-        <w:t>6.3.6  Musikeinbindung</w:t>
-      </w:r>
-      <w:bookmarkEnd w:id="68"/>
-    </w:p>
-    <w:p>
-      <w:pPr>
-        <w:spacing w:after="160" w:line="360" w:lineRule="auto"/>
-      </w:pPr>
-      <w:r>
-        <w:t>Die Musikauswahl folgt einer Rückfallkaskade: Ist eine Spotify-Anbindung konfiguriert, wird dort nach Titeln aus wechselnden, zur Tageszeit passenden Genres gesucht; andernfalls greift das System auf den Katalog der Creative-Commons-Plattform Jamendo zurück und zuletzt auf lokal hinterlegte, lizenzfreie Titel. Die Musiktitel werden an feste Plätze des Segmentplans gebunden, sodass Musik die Moderationsblöcke gliedert, statt als Endlosstrom zu laufen. Die Anzahl der Titel ergibt sich aus der gewählten Sendungslänge.</w:t>
-      </w:r>
-    </w:p>
-    <w:p>
-      <w:pPr>
-        <w:pStyle w:val="berschrift3"/>
-      </w:pPr>
-      <w:bookmarkStart w:id="69" w:name="_Toc232031959"/>
+      <w:bookmarkStart w:id="75" w:name="_Toc232113120"/>
       <w:r>
         <w:t>6.3.7  Webapplikation und Benutzeroberfläche</w:t>
       </w:r>
-      <w:bookmarkEnd w:id="69"/>
-    </w:p>
-    <w:p>
-      <w:pPr>
-        <w:spacing w:after="160" w:line="360" w:lineRule="auto"/>
-      </w:pPr>
-      <w:r>
-        <w:t>Die Client-Anwendung umfasst neben dem Präferenzformular und dem Audio-Player die Transparenz-Komponenten, die in Abschnitt 6.4 eingeordnet werden: eine Pipeline-</w:t>
-      </w:r>
+      <w:bookmarkEnd w:id="75"/>
+    </w:p>
+    <w:p>
+      <w:pPr>
+        <w:spacing w:after="160" w:line="360" w:lineRule="auto"/>
+      </w:pPr>
+      <w:r>
+        <w:t>Die Client-Anwendung umfasst neben dem Präferenzformular und dem Audio-Player die Transparenz-Komponenten, die in Abschnitt 6.4 eingeordnet werden: eine Pipeline-Anzeige mit den Echtzeit-Verarbeitungsschritten, eine Quellenliste je Nachrichtenblock mit Verlinkung auf die Originalartikel und eine Begründungsansicht, die auf Wunsch erklärt, warum die Sendung so zusammengestellt wurde. Der Player spielt die Segmente einer Sendung nacheinander ab, startet jedoch nie selbsttätig; nach dem Schlussjingle zeigt eine Abschlusskarte das Ende der Sendung mit der gehörten Dauer an. Für die Pilotstudie ist die Anwendung durch ein Passwort geschützt; die Zugangskontrolle erfolgt über signierte Sitzungs-Cookies ohne Benutzerkonten.</w:t>
+      </w:r>
+    </w:p>
+    <w:p>
+      <w:pPr>
+        <w:spacing w:after="160" w:line="360" w:lineRule="auto"/>
+      </w:pPr>
+      <w:r>
+        <w:t>Das visuelle Design der Benutzeroberfläche wurde mit dem KI-gestützten Gestaltungswerkzeug Claude Design entwickelt: Auf Basis eines Kontext-Briefings, das die fünf Bausteine aus Abschnitt 3.3 und deren theoretische Verankerung als verbindliche Vorgaben enthielt, entstanden Hi-Fi-Entwürfe von sieben Anwendungszuständen – vom Onboarding mit Einwilligung über Profil- und Wiedergabeansicht bis zur Abschlusskarte –, jeweils annotiert mit ihrem Theoriebezug. Diese Entwürfe («Radio 25 — Sieben Zustände») dienten als Vorlage für die Umsetzung der Komponenten und sind im GitHub-Repository des Projekts im Ordner archive dokumentiert.</w:t>
+      </w:r>
+    </w:p>
+    <w:p>
+      <w:pPr>
+        <w:pStyle w:val="berschrift2"/>
+      </w:pPr>
+      <w:bookmarkStart w:id="76" w:name="_Toc232113121"/>
       <w:r>
         <w:lastRenderedPageBreak/>
-        <w:t>Anzeige mit den Echtzeit-Verarbeitungsschritten, eine Quellenliste je Nachrichtenblock mit Verlinkung auf die Originalartikel und eine Begründungsansicht, die auf Wunsch erklärt, warum die Sendung so zusammengestellt wurde. Der Player spielt die Segmente einer Sendung nacheinander ab, startet jedoch nie selbsttätig; nach dem Schlussjingle zeigt eine Abschlusskarte das Ende der Sendung mit der gehörten Dauer an. Für die Pilotstudie ist die Anwendung durch ein Passwort geschützt; die Zugangskontrolle erfolgt über signierte Sitzungs-Cookies ohne Benutzerkonten.</w:t>
-      </w:r>
-    </w:p>
-    <w:p>
-      <w:pPr>
-        <w:spacing w:after="160" w:line="360" w:lineRule="auto"/>
-      </w:pPr>
-      <w:r>
-        <w:t>Das visuelle Design der Benutzeroberfläche wurde mit dem KI-gestützten Gestaltungswerkzeug Claude Design entwickelt: Auf Basis eines Kontext-Briefings, das die fünf Bausteine aus Abschnitt 3.3 und deren theoretische Verankerung als verbindliche Vorgaben enthielt, entstanden Hi-Fi-Entwürfe von sieben Anwendungszuständen – vom Onboarding mit Einwilligung über Profil- und Wiedergabeansicht bis zur Abschlusskarte –, jeweils annotiert mit ihrem Theoriebezug. Diese Entwürfe («Radio 25 — Sieben Zustände») dienten als Vorlage für die Umsetzung der Komponenten und sind im GitHub-Repository des Projekts im Ordner archive dokumentiert.</w:t>
+        <w:t>6.4  Wellbeing-Features im Design</w:t>
+      </w:r>
+      <w:bookmarkEnd w:id="76"/>
+    </w:p>
+    <w:p>
+      <w:pPr>
+        <w:spacing w:after="160" w:line="360" w:lineRule="auto"/>
+      </w:pPr>
+      <w:r>
+        <w:t>Die Kuratierungslogik (Baustein 3) operationalisiert den alternativen Zielwert in einem vierstufigen Auswahlverfahren. Zunächst stellt ein Abdeckungs-Durchgang sicher, dass jedes im Profil gewählte Thema mit mindestens einem Artikel vertreten ist. Danach fügt ein Serendipitäts-Durchgang gezielt einen Artikel aus einem nicht gewählten Themenfeld hinzu, der in der Oberfläche als Überraschung gekennzeichnet wird – eine bewusste Massnahme gegen die in Abschnitt 1.4 beschriebene Verengung des Informationshorizonts (Reviglio &amp; Agosti, 2020). Ein Tiefen-Durchgang ergänzt reihum zweite Artikel pro Thema, wobei eine Obergrenze von zwei Artikeln je Thema verhindert, dass ein einzelnes Thema die Sendung dominiert. Ein letzter Durchgang füllt verbleibende Plätze auf. Zusätzlich begrenzt eine Tageszeitregel die Gesamtzahl der Meldungen: am Morgen und in der Nacht deutlich weniger als tagsüber, um die kognitive Last an den Tagesrhythmus anzupassen (Vanden Abeele, 2021).</w:t>
+      </w:r>
+    </w:p>
+    <w:p>
+      <w:pPr>
+        <w:spacing w:after="160" w:line="360" w:lineRule="auto"/>
+      </w:pPr>
+      <w:r>
+        <w:t>Die Sessiongestaltung (Baustein 4) setzt die Anforderungen aus Abschnitt 2.2.6 invers um: Wo engagement-optimierte Angebote Sitzungen durch Autoplay, unendliche Feeds und variable Belohnungen verlängern, besitzt eine Attune-Sendung eine vorab gewählte Länge, eine feste Dramaturgie und ein doppelt markiertes Ende – akustisch durch den Schlussjingle und visuell durch die Abschlusskarte. Es gibt keine Push-Benachrichtigungen, keine automatisch startende Folgesendung und keine Mechanismen, die zum Weiterhören drängen; eine neue Sendung erfordert eine bewusste Handlung der Nutzerin.</w:t>
+      </w:r>
+    </w:p>
+    <w:p>
+      <w:pPr>
+        <w:spacing w:after="160" w:line="360" w:lineRule="auto"/>
+      </w:pPr>
+      <w:r>
+        <w:t>Die Transparenz (Baustein 5) ist nicht in Einstellungsmenüs versteckt, sondern in den Hauptfluss integriert. Während der Erzeugung zeigt die Pipeline-Anzeige die tatsächlichen Verarbeitungsschritte samt der beteiligten Dienste; nach der Erzeugung weist die Quellenliste jede Meldung ihrer Herkunft zu und kennzeichnet den Serendipitäts-Beitrag; die Begründungsansicht erklärt die Zusammenstellung entlang des Profils. Ergänzend prüft eine automatische Quellenkontrolle, ob im gesprochenen Text Medien genannt werden, die nicht unter den tatsächlich verwendeten Quellen sind – eine designseitige Antwort auf das Halluzinationsrisiko generativer Modelle, das in Abschnitt 10.2 diskutiert wird.</w:t>
       </w:r>
     </w:p>
     <w:p>
       <w:pPr>
         <w:pStyle w:val="berschrift2"/>
       </w:pPr>
-      <w:bookmarkStart w:id="70" w:name="_Toc232031960"/>
-      <w:r>
-        <w:t>6.4  Wellbeing-Features im Design</w:t>
-      </w:r>
-      <w:bookmarkEnd w:id="70"/>
-    </w:p>
-    <w:p>
-      <w:pPr>
-        <w:spacing w:after="160" w:line="360" w:lineRule="auto"/>
-      </w:pPr>
-      <w:r>
-        <w:t>Die Kuratierungslogik (Baustein 3) operationalisiert den alternativen Zielwert in einem vierstufigen Auswahlverfahren. Zunächst stellt ein Abdeckungs-Durchgang sicher, dass jedes im Profil gewählte Thema mit mindestens einem Artikel vertreten ist. Danach fügt ein Serendipitäts-Durchgang gezielt einen Artikel aus einem nicht gewählten Themenfeld hinzu, der in der Oberfläche als Überraschung gekennzeichnet wird – eine bewusste Massnahme gegen die in Abschnitt 1.4 beschriebene Verengung des Informationshorizonts (Reviglio &amp; Agosti, 2020). Ein Tiefen-Durchgang ergänzt reihum zweite Artikel pro Thema, wobei eine Obergrenze von zwei Artikeln je Thema verhindert, dass ein einzelnes Thema die Sendung dominiert. Ein letzter Durchgang füllt verbleibende Plätze auf. Zusätzlich begrenzt eine Tageszeitregel die Gesamtzahl der Meldungen: am Morgen und in der Nacht deutlich weniger als tagsüber, um die kognitive Last an den Tagesrhythmus anzupassen (Vanden Abeele, 2021).</w:t>
-      </w:r>
-    </w:p>
-    <w:p>
-      <w:pPr>
-        <w:spacing w:after="160" w:line="360" w:lineRule="auto"/>
-      </w:pPr>
-      <w:r>
-        <w:t xml:space="preserve">Die Sessiongestaltung (Baustein 4) setzt die Anforderungen aus Abschnitt 2.2.6 invers um: Wo engagement-optimierte Angebote Sitzungen durch Autoplay, unendliche Feeds und variable Belohnungen verlängern, besitzt eine Attune-Sendung eine vorab gewählte </w:t>
-      </w:r>
+      <w:bookmarkStart w:id="77" w:name="_Toc232113122"/>
+      <w:r>
+        <w:t>6.5  Mapping von Werten auf Designentscheidungen</w:t>
+      </w:r>
+      <w:bookmarkEnd w:id="77"/>
+    </w:p>
+    <w:p>
+      <w:pPr>
+        <w:spacing w:after="160" w:line="360" w:lineRule="auto"/>
+      </w:pPr>
       <w:r>
         <w:lastRenderedPageBreak/>
-        <w:t>Länge, eine feste Dramaturgie und ein doppelt markiertes Ende – akustisch durch den Schlussjingle und visuell durch die Abschlusskarte. Es gibt keine Push-Benachrichtigungen, keine automatisch startende Folgesendung und keine Mechanismen, die zum Weiterhören drängen; eine neue Sendung erfordert eine bewusste Handlung der Nutzerin.</w:t>
-      </w:r>
-    </w:p>
-    <w:p>
-      <w:pPr>
-        <w:spacing w:after="160" w:line="360" w:lineRule="auto"/>
-      </w:pPr>
-      <w:r>
-        <w:t>Die Transparenz (Baustein 5) ist nicht in Einstellungsmenüs versteckt, sondern in den Hauptfluss integriert. Während der Erzeugung zeigt die Pipeline-Anzeige die tatsächlichen Verarbeitungsschritte samt der beteiligten Dienste; nach der Erzeugung weist die Quellenliste jede Meldung ihrer Herkunft zu und kennzeichnet den Serendipitäts-Beitrag; die Begründungsansicht erklärt die Zusammenstellung entlang des Profils. Ergänzend prüft eine automatische Quellenkontrolle, ob im gesprochenen Text Medien genannt werden, die nicht unter den tatsächlich verwendeten Quellen sind – eine designseitige Antwort auf das Halluzinationsrisiko generativer Modelle, das in Abschnitt 10.2 diskutiert wird.</w:t>
-      </w:r>
-    </w:p>
-    <w:p>
-      <w:pPr>
-        <w:pStyle w:val="berschrift2"/>
-      </w:pPr>
-      <w:bookmarkStart w:id="71" w:name="_Toc232031961"/>
-      <w:r>
-        <w:t>6.5  Mapping von Werten auf Designentscheidungen</w:t>
-      </w:r>
-      <w:bookmarkEnd w:id="71"/>
-    </w:p>
-    <w:p>
-      <w:pPr>
-        <w:spacing w:after="160" w:line="360" w:lineRule="auto"/>
-      </w:pPr>
-      <w:r>
         <w:t>Im Sinne des Value-Sensitive Design (Hendry et al., 2021) lassen sich die Designentscheidungen des Artefakts systematisch auf die in Abschnitt 2.3 eingeführten Werte und Bedürfnisse zurückführen. Die folgende Übersicht ordnet jedem Wert das tragende Designprinzip und dessen konkrete Umsetzung in Attune zu; sie bildet zugleich die Grundlage für die Operationalisierung der Wirkungs-Items in Kapitel 8.</w:t>
       </w:r>
     </w:p>
@@ -12499,11 +13060,11 @@
       <w:pPr>
         <w:pStyle w:val="BeschriftungTabelle"/>
       </w:pPr>
-      <w:bookmarkStart w:id="72" w:name="_Toc232032005"/>
+      <w:bookmarkStart w:id="78" w:name="_Toc232113173"/>
       <w:r>
         <w:t>Tabelle 6.1: Mapping von Werten und Bedürfnissen auf Designentscheidungen (eigene Darstellung)</w:t>
       </w:r>
-      <w:bookmarkEnd w:id="72"/>
+      <w:bookmarkEnd w:id="78"/>
     </w:p>
     <w:tbl>
       <w:tblPr>
@@ -12878,7 +13439,6 @@
               <w:spacing w:after="40"/>
             </w:pPr>
             <w:r>
-              <w:lastRenderedPageBreak/>
               <w:t>Digital Wellbeing (Vanden Abeele, 2021)</w:t>
             </w:r>
           </w:p>
@@ -13101,18 +13661,22 @@
       <w:pPr>
         <w:pStyle w:val="berschrift2"/>
       </w:pPr>
-      <w:bookmarkStart w:id="73" w:name="_Toc232031962"/>
+      <w:bookmarkStart w:id="79" w:name="_Toc232113123"/>
       <w:r>
         <w:t>6.6  Datenschutz und Datenfluss</w:t>
       </w:r>
-      <w:bookmarkEnd w:id="73"/>
-    </w:p>
-    <w:p>
-      <w:pPr>
-        <w:spacing w:after="160" w:line="360" w:lineRule="auto"/>
-      </w:pPr>
-      <w:r>
-        <w:t>Der Datenfluss ist so gestaltet, dass möglichst wenige personenbezogene Daten das Gerät der Nutzerin verlassen. Lokal im Browser verbleiben das Präferenzprofil, die zufällig erzeugte Kennung sowie sämtliches Hörverhalten; das System erhebt keine Abspielstatistiken und überträgt keine Nutzungsdaten an den Server. Zur Sendungserzeugung wird einzig die aktuelle Konfiguration – Themenwahl, Standortangabe, Sprechstil und Sendungslänge – an den Orchestrierungs-Endpunkt übermittelt und dort flüchtig verarbeitet; eine serverseitige Speicherung findet nicht statt.</w:t>
+      <w:bookmarkEnd w:id="79"/>
+    </w:p>
+    <w:p>
+      <w:pPr>
+        <w:spacing w:after="160" w:line="360" w:lineRule="auto"/>
+      </w:pPr>
+      <w:r>
+        <w:t xml:space="preserve">Der Datenfluss ist so gestaltet, dass möglichst wenige personenbezogene Daten das Gerät der Nutzerin verlassen. Lokal im Browser verbleiben das Präferenzprofil, die </w:t>
+      </w:r>
+      <w:r>
+        <w:lastRenderedPageBreak/>
+        <w:t>zufällig erzeugte Kennung sowie sämtliches Hörverhalten; das System erhebt keine Abspielstatistiken und überträgt keine Nutzungsdaten an den Server. Zur Sendungserzeugung wird einzig die aktuelle Konfiguration – Themenwahl, Standortangabe, Sprechstil und Sendungslänge – an den Orchestrierungs-Endpunkt übermittelt und dort flüchtig verarbeitet; eine serverseitige Speicherung findet nicht statt.</w:t>
       </w:r>
     </w:p>
     <w:p>
@@ -13128,12 +13692,12 @@
         <w:pStyle w:val="berschrift1"/>
         <w:pageBreakBefore/>
       </w:pPr>
-      <w:bookmarkStart w:id="74" w:name="_Toc232031963"/>
+      <w:bookmarkStart w:id="80" w:name="_Toc232113124"/>
       <w:r>
         <w:lastRenderedPageBreak/>
         <w:t>7  Implementation</w:t>
       </w:r>
-      <w:bookmarkEnd w:id="74"/>
+      <w:bookmarkEnd w:id="80"/>
     </w:p>
     <w:p>
       <w:pPr>
@@ -13147,11 +13711,11 @@
       <w:pPr>
         <w:pStyle w:val="berschrift2"/>
       </w:pPr>
-      <w:bookmarkStart w:id="75" w:name="_Toc232031964"/>
+      <w:bookmarkStart w:id="81" w:name="_Toc232113125"/>
       <w:r>
         <w:t>7.1  Vorgehen und Iterationen</w:t>
       </w:r>
-      <w:bookmarkEnd w:id="75"/>
+      <w:bookmarkEnd w:id="81"/>
     </w:p>
     <w:p>
       <w:pPr>
@@ -13173,12 +13737,12 @@
       <w:pPr>
         <w:pStyle w:val="berschrift2"/>
       </w:pPr>
-      <w:bookmarkStart w:id="76" w:name="_Toc232031965"/>
+      <w:bookmarkStart w:id="82" w:name="_Toc232113126"/>
       <w:r>
         <w:lastRenderedPageBreak/>
         <w:t>7.2  Repository-Struktur und Tech-Stack</w:t>
       </w:r>
-      <w:bookmarkEnd w:id="76"/>
+      <w:bookmarkEnd w:id="82"/>
     </w:p>
     <w:p>
       <w:pPr>
@@ -13200,11 +13764,11 @@
       <w:pPr>
         <w:pStyle w:val="berschrift2"/>
       </w:pPr>
-      <w:bookmarkStart w:id="77" w:name="_Toc232031966"/>
+      <w:bookmarkStart w:id="83" w:name="_Toc232113127"/>
       <w:r>
         <w:t>7.3  Pipeline-Implementation</w:t>
       </w:r>
-      <w:bookmarkEnd w:id="77"/>
+      <w:bookmarkEnd w:id="83"/>
     </w:p>
     <w:p>
       <w:pPr>
@@ -13218,12 +13782,12 @@
       <w:pPr>
         <w:pStyle w:val="berschrift2"/>
       </w:pPr>
-      <w:bookmarkStart w:id="78" w:name="_Toc232031967"/>
+      <w:bookmarkStart w:id="84" w:name="_Toc232113128"/>
       <w:r>
         <w:lastRenderedPageBreak/>
         <w:t>7.4  Prompt-Engineering</w:t>
       </w:r>
-      <w:bookmarkEnd w:id="78"/>
+      <w:bookmarkEnd w:id="84"/>
     </w:p>
     <w:p>
       <w:pPr>
@@ -13245,11 +13809,11 @@
       <w:pPr>
         <w:pStyle w:val="berschrift2"/>
       </w:pPr>
-      <w:bookmarkStart w:id="79" w:name="_Toc232031968"/>
+      <w:bookmarkStart w:id="85" w:name="_Toc232113129"/>
       <w:r>
         <w:t>7.5  Personalisierungs- und Transparenz-UI</w:t>
       </w:r>
-      <w:bookmarkEnd w:id="79"/>
+      <w:bookmarkEnd w:id="85"/>
     </w:p>
     <w:p>
       <w:pPr>
@@ -13262,16 +13826,347 @@
         <w:lastRenderedPageBreak/>
         <w:t>verknüpft die Quellenliste jede Meldung mit dem Originalartikel und kennzeichnet den Überraschungsbeitrag; die Begründungsansicht erklärt auf Wunsch die Zusammenstellung entlang des Profils. Nach dem Schlussjingle markiert die Abschlusskarte das Ende der Sendung. Ergänzende Komponenten kennzeichnen den Demonstrationsbetrieb, erlauben das Umschalten auf die kostenfreie Browser-Sprachausgabe und bieten kontextbezogene Hilfe an.</w:t>
       </w:r>
+      <w:r>
+        <w:t xml:space="preserve"> Die Abbildungen 7.1 bis 7.6 zeigen die zentralen Zustände der umgesetzten Oberfläche.</w:t>
+      </w:r>
+    </w:p>
+    <w:p>
+      <w:pPr>
+        <w:spacing w:after="80"/>
+        <w:jc w:val="center"/>
+      </w:pPr>
+      <w:r>
+        <w:rPr>
+          <w:noProof/>
+        </w:rPr>
+        <w:drawing>
+          <wp:inline distT="0" distB="0" distL="0" distR="0" wp14:anchorId="43B60D31" wp14:editId="3A24F4C1">
+            <wp:extent cx="2520000" cy="4841159"/>
+            <wp:effectExtent l="0" t="0" r="0" b="0"/>
+            <wp:docPr id="27301" name="ui_hauptzustand" descr="Abbildung 7.1: Präferenzformular im Hauptzustand mit Themenwahl, Standort, Moderationsstil, Sendungslänge und Musikoption (Screenshot des Demonstrators)"/>
+            <wp:cNvGraphicFramePr/>
+            <a:graphic xmlns:a="http://schemas.openxmlformats.org/drawingml/2006/main">
+              <a:graphicData uri="http://schemas.openxmlformats.org/drawingml/2006/picture">
+                <pic:pic xmlns:pic="http://schemas.openxmlformats.org/drawingml/2006/picture">
+                  <pic:nvPicPr>
+                    <pic:cNvPr id="27301" name="ui_hauptzustand"/>
+                    <pic:cNvPicPr/>
+                  </pic:nvPicPr>
+                  <pic:blipFill>
+                    <a:blip r:embed="rId8"/>
+                    <a:stretch>
+                      <a:fillRect/>
+                    </a:stretch>
+                  </pic:blipFill>
+                  <pic:spPr>
+                    <a:xfrm>
+                      <a:off x="0" y="0"/>
+                      <a:ext cx="2520000" cy="4841159"/>
+                    </a:xfrm>
+                    <a:prstGeom prst="rect">
+                      <a:avLst/>
+                    </a:prstGeom>
+                  </pic:spPr>
+                </pic:pic>
+              </a:graphicData>
+            </a:graphic>
+          </wp:inline>
+        </w:drawing>
+      </w:r>
+    </w:p>
+    <w:p>
+      <w:pPr>
+        <w:pStyle w:val="BeschriftungAbbildung"/>
+      </w:pPr>
+      <w:bookmarkStart w:id="86" w:name="_Toc232113161"/>
+      <w:r>
+        <w:t>Abbildung 7.1: Präferenzformular im Hauptzustand mit Themenwahl, Standort, Moderationsstil, Sendungslänge und Musikoption (Screenshot des Demonstrators)</w:t>
+      </w:r>
+      <w:bookmarkEnd w:id="86"/>
+    </w:p>
+    <w:p>
+      <w:pPr>
+        <w:spacing w:after="80"/>
+        <w:jc w:val="center"/>
+      </w:pPr>
+      <w:r>
+        <w:rPr>
+          <w:noProof/>
+        </w:rPr>
+        <w:lastRenderedPageBreak/>
+        <w:drawing>
+          <wp:inline distT="0" distB="0" distL="0" distR="0" wp14:anchorId="36CE75CB" wp14:editId="2989B2E1">
+            <wp:extent cx="2880000" cy="3469714"/>
+            <wp:effectExtent l="0" t="0" r="0" b="0"/>
+            <wp:docPr id="9301" name="ui_geplante_sendung" descr="Abbildung 7.2: Vorschaukarte der geplanten Sendung mit Segmentstruktur, kommuniziertem Ende und Hinweis auf den Überraschungsbeitrag (Screenshot des Demonstrators)"/>
+            <wp:cNvGraphicFramePr/>
+            <a:graphic xmlns:a="http://schemas.openxmlformats.org/drawingml/2006/main">
+              <a:graphicData uri="http://schemas.openxmlformats.org/drawingml/2006/picture">
+                <pic:pic xmlns:pic="http://schemas.openxmlformats.org/drawingml/2006/picture">
+                  <pic:nvPicPr>
+                    <pic:cNvPr id="9301" name="ui_geplante_sendung"/>
+                    <pic:cNvPicPr/>
+                  </pic:nvPicPr>
+                  <pic:blipFill>
+                    <a:blip r:embed="rId9"/>
+                    <a:stretch>
+                      <a:fillRect/>
+                    </a:stretch>
+                  </pic:blipFill>
+                  <pic:spPr>
+                    <a:xfrm>
+                      <a:off x="0" y="0"/>
+                      <a:ext cx="2880000" cy="3469714"/>
+                    </a:xfrm>
+                    <a:prstGeom prst="rect">
+                      <a:avLst/>
+                    </a:prstGeom>
+                  </pic:spPr>
+                </pic:pic>
+              </a:graphicData>
+            </a:graphic>
+          </wp:inline>
+        </w:drawing>
+      </w:r>
+    </w:p>
+    <w:p>
+      <w:pPr>
+        <w:pStyle w:val="BeschriftungAbbildung"/>
+      </w:pPr>
+      <w:bookmarkStart w:id="87" w:name="_Toc232113162"/>
+      <w:r>
+        <w:t>Abbildung 7.2: Vorschaukarte der geplanten Sendung mit Segmentstruktur, kommuniziertem Ende und Hinweis auf den Überraschungsbeitrag (Screenshot des Demonstrators)</w:t>
+      </w:r>
+      <w:bookmarkEnd w:id="87"/>
+    </w:p>
+    <w:p>
+      <w:pPr>
+        <w:spacing w:after="80"/>
+        <w:jc w:val="center"/>
+      </w:pPr>
+      <w:r>
+        <w:rPr>
+          <w:noProof/>
+        </w:rPr>
+        <w:drawing>
+          <wp:inline distT="0" distB="0" distL="0" distR="0" wp14:anchorId="22A03C2E" wp14:editId="78316D66">
+            <wp:extent cx="3240000" cy="3604564"/>
+            <wp:effectExtent l="0" t="0" r="0" b="0"/>
+            <wp:docPr id="27305" name="ui_pipeline" descr="Abbildung 7.3: Pipeline-Anzeige während der Sendungserzeugung mit den tatsächlichen Verarbeitungsschritten in Echtzeit (Screenshot des Demonstrators)"/>
+            <wp:cNvGraphicFramePr/>
+            <a:graphic xmlns:a="http://schemas.openxmlformats.org/drawingml/2006/main">
+              <a:graphicData uri="http://schemas.openxmlformats.org/drawingml/2006/picture">
+                <pic:pic xmlns:pic="http://schemas.openxmlformats.org/drawingml/2006/picture">
+                  <pic:nvPicPr>
+                    <pic:cNvPr id="27305" name="ui_pipeline"/>
+                    <pic:cNvPicPr/>
+                  </pic:nvPicPr>
+                  <pic:blipFill>
+                    <a:blip r:embed="rId10"/>
+                    <a:stretch>
+                      <a:fillRect/>
+                    </a:stretch>
+                  </pic:blipFill>
+                  <pic:spPr>
+                    <a:xfrm>
+                      <a:off x="0" y="0"/>
+                      <a:ext cx="3240000" cy="3604564"/>
+                    </a:xfrm>
+                    <a:prstGeom prst="rect">
+                      <a:avLst/>
+                    </a:prstGeom>
+                  </pic:spPr>
+                </pic:pic>
+              </a:graphicData>
+            </a:graphic>
+          </wp:inline>
+        </w:drawing>
+      </w:r>
+    </w:p>
+    <w:p>
+      <w:pPr>
+        <w:pStyle w:val="BeschriftungAbbildung"/>
+      </w:pPr>
+      <w:bookmarkStart w:id="88" w:name="_Toc232113163"/>
+      <w:r>
+        <w:t>Abbildung 7.3: Pipeline-Anzeige während der Sendungserzeugung mit den tatsächlichen Verarbeitungsschritten in Echtzeit (Screenshot des Demonstrators)</w:t>
+      </w:r>
+      <w:bookmarkEnd w:id="88"/>
+    </w:p>
+    <w:p>
+      <w:pPr>
+        <w:spacing w:after="80"/>
+        <w:jc w:val="center"/>
+      </w:pPr>
+      <w:r>
+        <w:rPr>
+          <w:noProof/>
+        </w:rPr>
+        <w:lastRenderedPageBreak/>
+        <w:drawing>
+          <wp:inline distT="0" distB="0" distL="0" distR="0" wp14:anchorId="1B3EE734" wp14:editId="57388730">
+            <wp:extent cx="2880000" cy="4111669"/>
+            <wp:effectExtent l="0" t="0" r="0" b="0"/>
+            <wp:docPr id="27309" name="ui_quellen" descr="Abbildung 7.4: Wiedergabezustand mit Quellenliste und mitlaufendem Transkript (Screenshot des Demonstrators)"/>
+            <wp:cNvGraphicFramePr/>
+            <a:graphic xmlns:a="http://schemas.openxmlformats.org/drawingml/2006/main">
+              <a:graphicData uri="http://schemas.openxmlformats.org/drawingml/2006/picture">
+                <pic:pic xmlns:pic="http://schemas.openxmlformats.org/drawingml/2006/picture">
+                  <pic:nvPicPr>
+                    <pic:cNvPr id="27309" name="ui_quellen"/>
+                    <pic:cNvPicPr/>
+                  </pic:nvPicPr>
+                  <pic:blipFill>
+                    <a:blip r:embed="rId11"/>
+                    <a:stretch>
+                      <a:fillRect/>
+                    </a:stretch>
+                  </pic:blipFill>
+                  <pic:spPr>
+                    <a:xfrm>
+                      <a:off x="0" y="0"/>
+                      <a:ext cx="2880000" cy="4111669"/>
+                    </a:xfrm>
+                    <a:prstGeom prst="rect">
+                      <a:avLst/>
+                    </a:prstGeom>
+                  </pic:spPr>
+                </pic:pic>
+              </a:graphicData>
+            </a:graphic>
+          </wp:inline>
+        </w:drawing>
+      </w:r>
+    </w:p>
+    <w:p>
+      <w:pPr>
+        <w:pStyle w:val="BeschriftungAbbildung"/>
+      </w:pPr>
+      <w:bookmarkStart w:id="89" w:name="_Toc232113164"/>
+      <w:r>
+        <w:t>Abbildung 7.4: Wiedergabezustand mit Quellenliste und mitlaufendem Transkript (Screenshot des Demonstrators)</w:t>
+      </w:r>
+      <w:bookmarkEnd w:id="89"/>
+    </w:p>
+    <w:p>
+      <w:pPr>
+        <w:spacing w:after="80"/>
+        <w:jc w:val="center"/>
+      </w:pPr>
+      <w:r>
+        <w:rPr>
+          <w:noProof/>
+        </w:rPr>
+        <w:lastRenderedPageBreak/>
+        <w:drawing>
+          <wp:inline distT="0" distB="0" distL="0" distR="0" wp14:anchorId="2EA7195A" wp14:editId="5B844E29">
+            <wp:extent cx="2700000" cy="4350672"/>
+            <wp:effectExtent l="0" t="0" r="0" b="0"/>
+            <wp:docPr id="9302" name="ui_begruendung" descr="Abbildung 7.5: Begründungsansicht «Warum diese Sendung?» mit Profil, abgeleiteten Inhalten und Pipeline-Schritten (Screenshot des Demonstrators)"/>
+            <wp:cNvGraphicFramePr/>
+            <a:graphic xmlns:a="http://schemas.openxmlformats.org/drawingml/2006/main">
+              <a:graphicData uri="http://schemas.openxmlformats.org/drawingml/2006/picture">
+                <pic:pic xmlns:pic="http://schemas.openxmlformats.org/drawingml/2006/picture">
+                  <pic:nvPicPr>
+                    <pic:cNvPr id="9302" name="ui_begruendung"/>
+                    <pic:cNvPicPr/>
+                  </pic:nvPicPr>
+                  <pic:blipFill>
+                    <a:blip r:embed="rId12"/>
+                    <a:stretch>
+                      <a:fillRect/>
+                    </a:stretch>
+                  </pic:blipFill>
+                  <pic:spPr>
+                    <a:xfrm>
+                      <a:off x="0" y="0"/>
+                      <a:ext cx="2700000" cy="4350672"/>
+                    </a:xfrm>
+                    <a:prstGeom prst="rect">
+                      <a:avLst/>
+                    </a:prstGeom>
+                  </pic:spPr>
+                </pic:pic>
+              </a:graphicData>
+            </a:graphic>
+          </wp:inline>
+        </w:drawing>
+      </w:r>
+    </w:p>
+    <w:p>
+      <w:pPr>
+        <w:pStyle w:val="BeschriftungAbbildung"/>
+      </w:pPr>
+      <w:bookmarkStart w:id="90" w:name="_Toc232113165"/>
+      <w:r>
+        <w:t>Abbildung 7.5: Begründungsansicht «Warum diese Sendung?» mit Profil, abgeleiteten Inhalten und Pipeline-Schritten (Screenshot des Demonstrators)</w:t>
+      </w:r>
+      <w:bookmarkEnd w:id="90"/>
+    </w:p>
+    <w:p>
+      <w:pPr>
+        <w:spacing w:after="80"/>
+        <w:jc w:val="center"/>
+      </w:pPr>
+      <w:r>
+        <w:rPr>
+          <w:noProof/>
+        </w:rPr>
+        <w:drawing>
+          <wp:inline distT="0" distB="0" distL="0" distR="0" wp14:anchorId="7DB76B22" wp14:editId="0095FB4E">
+            <wp:extent cx="2880000" cy="4034674"/>
+            <wp:effectExtent l="0" t="0" r="0" b="0"/>
+            <wp:docPr id="27313" name="ui_abschluss" descr="Abbildung 7.6: Abschlusskarte mit bewusst gesetztem Sendungsende ohne Anschlussempfehlung (Screenshot des Demonstrators)"/>
+            <wp:cNvGraphicFramePr/>
+            <a:graphic xmlns:a="http://schemas.openxmlformats.org/drawingml/2006/main">
+              <a:graphicData uri="http://schemas.openxmlformats.org/drawingml/2006/picture">
+                <pic:pic xmlns:pic="http://schemas.openxmlformats.org/drawingml/2006/picture">
+                  <pic:nvPicPr>
+                    <pic:cNvPr id="27313" name="ui_abschluss"/>
+                    <pic:cNvPicPr/>
+                  </pic:nvPicPr>
+                  <pic:blipFill>
+                    <a:blip r:embed="rId13"/>
+                    <a:stretch>
+                      <a:fillRect/>
+                    </a:stretch>
+                  </pic:blipFill>
+                  <pic:spPr>
+                    <a:xfrm>
+                      <a:off x="0" y="0"/>
+                      <a:ext cx="2880000" cy="4034674"/>
+                    </a:xfrm>
+                    <a:prstGeom prst="rect">
+                      <a:avLst/>
+                    </a:prstGeom>
+                  </pic:spPr>
+                </pic:pic>
+              </a:graphicData>
+            </a:graphic>
+          </wp:inline>
+        </w:drawing>
+      </w:r>
+    </w:p>
+    <w:p>
+      <w:pPr>
+        <w:pStyle w:val="BeschriftungAbbildung"/>
+      </w:pPr>
+      <w:bookmarkStart w:id="91" w:name="_Toc232113166"/>
+      <w:r>
+        <w:lastRenderedPageBreak/>
+        <w:t>Abbildung 7.6: Abschlusskarte mit bewusst gesetztem Sendungsende ohne Anschlussempfehlung (Screenshot des Demonstrators)</w:t>
+      </w:r>
+      <w:bookmarkEnd w:id="91"/>
     </w:p>
     <w:p>
       <w:pPr>
         <w:pStyle w:val="berschrift2"/>
       </w:pPr>
-      <w:bookmarkStart w:id="80" w:name="_Toc232031969"/>
+      <w:bookmarkStart w:id="92" w:name="_Toc232113130"/>
       <w:r>
         <w:t>7.6  Bekannte Limitationen der Umsetzung</w:t>
       </w:r>
-      <w:bookmarkEnd w:id="80"/>
+      <w:bookmarkEnd w:id="92"/>
     </w:p>
     <w:p>
       <w:pPr>
@@ -13286,12 +14181,12 @@
         <w:pStyle w:val="berschrift1"/>
         <w:pageBreakBefore/>
       </w:pPr>
-      <w:bookmarkStart w:id="81" w:name="_Toc232031970"/>
+      <w:bookmarkStart w:id="93" w:name="_Toc232113131"/>
       <w:r>
         <w:lastRenderedPageBreak/>
         <w:t>8  Validierung</w:t>
       </w:r>
-      <w:bookmarkEnd w:id="81"/>
+      <w:bookmarkEnd w:id="93"/>
     </w:p>
     <w:p>
       <w:pPr>
@@ -13305,11 +14200,11 @@
       <w:pPr>
         <w:pStyle w:val="berschrift2"/>
       </w:pPr>
-      <w:bookmarkStart w:id="82" w:name="_Toc232031971"/>
+      <w:bookmarkStart w:id="94" w:name="_Toc232113132"/>
       <w:r>
         <w:t>8.1  Aufbau der Validierung</w:t>
       </w:r>
-      <w:bookmarkEnd w:id="82"/>
+      <w:bookmarkEnd w:id="94"/>
     </w:p>
     <w:p>
       <w:pPr>
@@ -13331,11 +14226,11 @@
       <w:pPr>
         <w:pStyle w:val="berschrift2"/>
       </w:pPr>
-      <w:bookmarkStart w:id="83" w:name="_Toc232031972"/>
+      <w:bookmarkStart w:id="95" w:name="_Toc232113133"/>
       <w:r>
         <w:t>8.2  Machbarkeitsnachweis</w:t>
       </w:r>
-      <w:bookmarkEnd w:id="83"/>
+      <w:bookmarkEnd w:id="95"/>
     </w:p>
     <w:p>
       <w:pPr>
@@ -13353,11 +14248,11 @@
       <w:pPr>
         <w:pStyle w:val="berschrift2"/>
       </w:pPr>
-      <w:bookmarkStart w:id="84" w:name="_Toc232031973"/>
+      <w:bookmarkStart w:id="96" w:name="_Toc232113134"/>
       <w:r>
         <w:t>8.3  Usability und Akzeptanz</w:t>
       </w:r>
-      <w:bookmarkEnd w:id="84"/>
+      <w:bookmarkEnd w:id="96"/>
     </w:p>
     <w:p>
       <w:pPr>
@@ -13391,11 +14286,11 @@
       <w:pPr>
         <w:pStyle w:val="berschrift2"/>
       </w:pPr>
-      <w:bookmarkStart w:id="85" w:name="_Toc232031974"/>
+      <w:bookmarkStart w:id="97" w:name="_Toc232113135"/>
       <w:r>
         <w:t>8.4  Wirkung</w:t>
       </w:r>
-      <w:bookmarkEnd w:id="85"/>
+      <w:bookmarkEnd w:id="97"/>
     </w:p>
     <w:p>
       <w:pPr>
@@ -13409,11 +14304,11 @@
       <w:pPr>
         <w:pStyle w:val="berschrift2"/>
       </w:pPr>
-      <w:bookmarkStart w:id="86" w:name="_Toc232031975"/>
+      <w:bookmarkStart w:id="98" w:name="_Toc232113136"/>
       <w:r>
         <w:t>8.5  Operationalisierung der Erfolgskriterien und Ethik</w:t>
       </w:r>
-      <w:bookmarkEnd w:id="86"/>
+      <w:bookmarkEnd w:id="98"/>
     </w:p>
     <w:p>
       <w:pPr>
@@ -13439,11 +14334,11 @@
       <w:pPr>
         <w:pStyle w:val="berschrift2"/>
       </w:pPr>
-      <w:bookmarkStart w:id="87" w:name="_Toc232031976"/>
+      <w:bookmarkStart w:id="99" w:name="_Toc232113137"/>
       <w:r>
         <w:t>8.6  Durchführung der Pilotbefragung</w:t>
       </w:r>
-      <w:bookmarkEnd w:id="87"/>
+      <w:bookmarkEnd w:id="99"/>
     </w:p>
     <w:p>
       <w:pPr>
@@ -13470,12 +14365,12 @@
         <w:pStyle w:val="berschrift1"/>
         <w:pageBreakBefore/>
       </w:pPr>
-      <w:bookmarkStart w:id="88" w:name="_Toc232031977"/>
+      <w:bookmarkStart w:id="100" w:name="_Toc232113138"/>
       <w:r>
         <w:lastRenderedPageBreak/>
         <w:t>9  Ergebnisse der Pilotbefragung</w:t>
       </w:r>
-      <w:bookmarkEnd w:id="88"/>
+      <w:bookmarkEnd w:id="100"/>
     </w:p>
     <w:p>
       <w:pPr>
@@ -13489,11 +14384,11 @@
       <w:pPr>
         <w:pStyle w:val="berschrift2"/>
       </w:pPr>
-      <w:bookmarkStart w:id="89" w:name="_Toc232031978"/>
+      <w:bookmarkStart w:id="101" w:name="_Toc232113139"/>
       <w:r>
         <w:t>9.1  Ergebnisse Machbarkeit</w:t>
       </w:r>
-      <w:bookmarkEnd w:id="89"/>
+      <w:bookmarkEnd w:id="101"/>
     </w:p>
     <w:p>
       <w:pPr>
@@ -13526,7 +14421,7 @@
                     <pic:cNvPicPr/>
                   </pic:nvPicPr>
                   <pic:blipFill>
-                    <a:blip r:embed="rId7"/>
+                    <a:blip r:embed="rId14"/>
                     <a:stretch>
                       <a:fillRect/>
                     </a:stretch>
@@ -13551,11 +14446,11 @@
       <w:pPr>
         <w:pStyle w:val="BeschriftungAbbildung"/>
       </w:pPr>
-      <w:bookmarkStart w:id="90" w:name="_Toc232031999"/>
+      <w:bookmarkStart w:id="102" w:name="_Toc232113167"/>
       <w:r>
         <w:t>Abbildung 9.1: Technische Qualität aus Nutzersicht (Mittelwerte, Skala 1–5, n = 25). Quelle: Auswertungs-Notebook (github.com/MichaelMoeckli/attune).</w:t>
       </w:r>
-      <w:bookmarkEnd w:id="90"/>
+      <w:bookmarkEnd w:id="102"/>
     </w:p>
     <w:p>
       <w:pPr>
@@ -13573,11 +14468,11 @@
       <w:pPr>
         <w:pStyle w:val="berschrift2"/>
       </w:pPr>
-      <w:bookmarkStart w:id="91" w:name="_Toc232031979"/>
+      <w:bookmarkStart w:id="103" w:name="_Toc232113140"/>
       <w:r>
         <w:t>9.2  Ergebnisse Usability und Akzeptanz</w:t>
       </w:r>
-      <w:bookmarkEnd w:id="91"/>
+      <w:bookmarkEnd w:id="103"/>
     </w:p>
     <w:p>
       <w:pPr>
@@ -13618,7 +14513,7 @@
                     <pic:cNvPicPr/>
                   </pic:nvPicPr>
                   <pic:blipFill>
-                    <a:blip r:embed="rId8"/>
+                    <a:blip r:embed="rId15"/>
                     <a:stretch>
                       <a:fillRect/>
                     </a:stretch>
@@ -13643,11 +14538,11 @@
       <w:pPr>
         <w:pStyle w:val="BeschriftungAbbildung"/>
       </w:pPr>
-      <w:bookmarkStart w:id="92" w:name="_Toc232032000"/>
+      <w:bookmarkStart w:id="104" w:name="_Toc232113168"/>
       <w:r>
         <w:t>Abbildung 9.2: Semantisches Differential «Die App war …» (Mittelwerte, Skala 1–7, n = 25).</w:t>
       </w:r>
-      <w:bookmarkEnd w:id="92"/>
+      <w:bookmarkEnd w:id="104"/>
     </w:p>
     <w:p>
       <w:pPr>
@@ -13662,11 +14557,11 @@
       <w:pPr>
         <w:pStyle w:val="berschrift2"/>
       </w:pPr>
-      <w:bookmarkStart w:id="93" w:name="_Toc232031980"/>
+      <w:bookmarkStart w:id="105" w:name="_Toc232113141"/>
       <w:r>
         <w:t>9.3  Ergebnisse Wirkung</w:t>
       </w:r>
-      <w:bookmarkEnd w:id="93"/>
+      <w:bookmarkEnd w:id="105"/>
     </w:p>
     <w:p>
       <w:pPr>
@@ -13680,11 +14575,11 @@
       <w:pPr>
         <w:pStyle w:val="BeschriftungTabelle"/>
       </w:pPr>
-      <w:bookmarkStart w:id="94" w:name="_Toc232032006"/>
+      <w:bookmarkStart w:id="106" w:name="_Toc232113174"/>
       <w:r>
         <w:t>Tabelle 9.1: Skalenmittelwerte je Wirkungskonstrukt (Skala 1–5, n = 25)</w:t>
       </w:r>
-      <w:bookmarkEnd w:id="94"/>
+      <w:bookmarkEnd w:id="106"/>
     </w:p>
     <w:tbl>
       <w:tblPr>
@@ -14070,12 +14965,12 @@
       <w:pPr>
         <w:pStyle w:val="berschrift2"/>
       </w:pPr>
-      <w:bookmarkStart w:id="95" w:name="_Toc232031981"/>
+      <w:bookmarkStart w:id="107" w:name="_Toc232113142"/>
       <w:r>
         <w:lastRenderedPageBreak/>
         <w:t>9.4  Beantwortung der Teilfragen T1–T4</w:t>
       </w:r>
-      <w:bookmarkEnd w:id="95"/>
+      <w:bookmarkEnd w:id="107"/>
     </w:p>
     <w:p>
       <w:pPr>
@@ -14108,7 +15003,7 @@
                     <pic:cNvPicPr/>
                   </pic:nvPicPr>
                   <pic:blipFill>
-                    <a:blip r:embed="rId9"/>
+                    <a:blip r:embed="rId16"/>
                     <a:stretch>
                       <a:fillRect/>
                     </a:stretch>
@@ -14133,21 +15028,21 @@
       <w:pPr>
         <w:pStyle w:val="BeschriftungAbbildung"/>
       </w:pPr>
-      <w:bookmarkStart w:id="96" w:name="_Toc232032001"/>
+      <w:bookmarkStart w:id="108" w:name="_Toc232113169"/>
       <w:r>
         <w:t>Abbildung 9.3: Aggregierte Teilfragen-Scores T1–T4 (Mittelwert ± Standardabweichung, Skala 1–5).</w:t>
       </w:r>
-      <w:bookmarkEnd w:id="96"/>
+      <w:bookmarkEnd w:id="108"/>
     </w:p>
     <w:p>
       <w:pPr>
         <w:pStyle w:val="berschrift2"/>
       </w:pPr>
-      <w:bookmarkStart w:id="97" w:name="_Toc232031982"/>
+      <w:bookmarkStart w:id="109" w:name="_Toc232113143"/>
       <w:r>
         <w:t>9.5  Qualitative Befunde</w:t>
       </w:r>
-      <w:bookmarkEnd w:id="97"/>
+      <w:bookmarkEnd w:id="109"/>
     </w:p>
     <w:p>
       <w:pPr>
@@ -14170,11 +15065,11 @@
       <w:pPr>
         <w:pStyle w:val="berschrift2"/>
       </w:pPr>
-      <w:bookmarkStart w:id="98" w:name="_Toc232031983"/>
+      <w:bookmarkStart w:id="110" w:name="_Toc232113144"/>
       <w:r>
         <w:t>9.6  Vergleich mit den Erfolgskriterien</w:t>
       </w:r>
-      <w:bookmarkEnd w:id="98"/>
+      <w:bookmarkEnd w:id="110"/>
     </w:p>
     <w:p>
       <w:pPr>
@@ -14216,7 +15111,7 @@
                     <pic:cNvPicPr/>
                   </pic:nvPicPr>
                   <pic:blipFill>
-                    <a:blip r:embed="rId10"/>
+                    <a:blip r:embed="rId17"/>
                     <a:stretch>
                       <a:fillRect/>
                     </a:stretch>
@@ -14241,23 +15136,23 @@
       <w:pPr>
         <w:pStyle w:val="BeschriftungAbbildung"/>
       </w:pPr>
-      <w:bookmarkStart w:id="99" w:name="_Toc232032002"/>
+      <w:bookmarkStart w:id="111" w:name="_Toc232113170"/>
       <w:r>
         <w:t>Abbildung 9.4: Verdichtete Übersicht entlang der drei Validierungsstränge Machbarkeit, Usability/Akzeptanz und Wirkung.</w:t>
       </w:r>
-      <w:bookmarkEnd w:id="99"/>
+      <w:bookmarkEnd w:id="111"/>
     </w:p>
     <w:p>
       <w:pPr>
         <w:pStyle w:val="berschrift1"/>
         <w:pageBreakBefore/>
       </w:pPr>
-      <w:bookmarkStart w:id="100" w:name="_Toc232031984"/>
+      <w:bookmarkStart w:id="112" w:name="_Toc232113145"/>
       <w:r>
         <w:lastRenderedPageBreak/>
         <w:t>10  Diskussion</w:t>
       </w:r>
-      <w:bookmarkEnd w:id="100"/>
+      <w:bookmarkEnd w:id="112"/>
     </w:p>
     <w:p>
       <w:pPr>
@@ -14271,11 +15166,11 @@
       <w:pPr>
         <w:pStyle w:val="berschrift2"/>
       </w:pPr>
-      <w:bookmarkStart w:id="101" w:name="_Toc232031985"/>
+      <w:bookmarkStart w:id="113" w:name="_Toc232113146"/>
       <w:r>
         <w:t>10.1  Beantwortung der Forschungsfrage</w:t>
       </w:r>
-      <w:bookmarkEnd w:id="101"/>
+      <w:bookmarkEnd w:id="113"/>
     </w:p>
     <w:p>
       <w:pPr>
@@ -14309,11 +15204,11 @@
       <w:pPr>
         <w:pStyle w:val="berschrift2"/>
       </w:pPr>
-      <w:bookmarkStart w:id="102" w:name="_Toc232031986"/>
+      <w:bookmarkStart w:id="114" w:name="_Toc232113147"/>
       <w:r>
         <w:t>10.2  Diskussion der Machbarkeit</w:t>
       </w:r>
-      <w:bookmarkEnd w:id="102"/>
+      <w:bookmarkEnd w:id="114"/>
     </w:p>
     <w:p>
       <w:pPr>
@@ -14347,11 +15242,11 @@
       <w:pPr>
         <w:pStyle w:val="berschrift2"/>
       </w:pPr>
-      <w:bookmarkStart w:id="103" w:name="_Toc232031987"/>
+      <w:bookmarkStart w:id="115" w:name="_Toc232113148"/>
       <w:r>
         <w:t>10.3  Diskussion der Usability und Akzeptanz</w:t>
       </w:r>
-      <w:bookmarkEnd w:id="103"/>
+      <w:bookmarkEnd w:id="115"/>
     </w:p>
     <w:p>
       <w:pPr>
@@ -14385,11 +15280,11 @@
       <w:pPr>
         <w:pStyle w:val="berschrift2"/>
       </w:pPr>
-      <w:bookmarkStart w:id="104" w:name="_Toc232031988"/>
+      <w:bookmarkStart w:id="116" w:name="_Toc232113149"/>
       <w:r>
         <w:t>10.4  Diskussion der Wirkung</w:t>
       </w:r>
-      <w:bookmarkEnd w:id="104"/>
+      <w:bookmarkEnd w:id="116"/>
     </w:p>
     <w:p>
       <w:pPr>
@@ -14423,11 +15318,11 @@
       <w:pPr>
         <w:pStyle w:val="berschrift2"/>
       </w:pPr>
-      <w:bookmarkStart w:id="105" w:name="_Toc232031989"/>
+      <w:bookmarkStart w:id="117" w:name="_Toc232113150"/>
       <w:r>
         <w:t>10.5  Implikationen für Design und Praxis</w:t>
       </w:r>
-      <w:bookmarkEnd w:id="105"/>
+      <w:bookmarkEnd w:id="117"/>
     </w:p>
     <w:p>
       <w:pPr>
@@ -14457,11 +15352,11 @@
       <w:pPr>
         <w:pStyle w:val="berschrift2"/>
       </w:pPr>
-      <w:bookmarkStart w:id="106" w:name="_Toc232031990"/>
+      <w:bookmarkStart w:id="118" w:name="_Toc232113151"/>
       <w:r>
         <w:t>10.6  Limitationen</w:t>
       </w:r>
-      <w:bookmarkEnd w:id="106"/>
+      <w:bookmarkEnd w:id="118"/>
     </w:p>
     <w:p>
       <w:pPr>
@@ -14487,11 +15382,11 @@
       <w:pPr>
         <w:pStyle w:val="berschrift2"/>
       </w:pPr>
-      <w:bookmarkStart w:id="107" w:name="_Toc232031991"/>
+      <w:bookmarkStart w:id="119" w:name="_Toc232113152"/>
       <w:r>
         <w:t>10.7  Übertragbarkeit auf andere Medienkontexte</w:t>
       </w:r>
-      <w:bookmarkEnd w:id="107"/>
+      <w:bookmarkEnd w:id="119"/>
     </w:p>
     <w:p>
       <w:pPr>
@@ -14518,12 +15413,12 @@
         <w:pStyle w:val="berschrift1"/>
         <w:pageBreakBefore/>
       </w:pPr>
-      <w:bookmarkStart w:id="108" w:name="_Toc232031992"/>
+      <w:bookmarkStart w:id="120" w:name="_Toc232113153"/>
       <w:r>
         <w:lastRenderedPageBreak/>
         <w:t>11  Fazit</w:t>
       </w:r>
-      <w:bookmarkEnd w:id="108"/>
+      <w:bookmarkEnd w:id="120"/>
     </w:p>
     <w:p>
       <w:pPr>
@@ -14537,11 +15432,11 @@
       <w:pPr>
         <w:pStyle w:val="berschrift2"/>
       </w:pPr>
-      <w:bookmarkStart w:id="109" w:name="_Toc232031993"/>
+      <w:bookmarkStart w:id="121" w:name="_Toc232113154"/>
       <w:r>
         <w:t>11.1  Zusammenfassung</w:t>
       </w:r>
-      <w:bookmarkEnd w:id="109"/>
+      <w:bookmarkEnd w:id="121"/>
     </w:p>
     <w:p>
       <w:pPr>
@@ -14575,11 +15470,11 @@
       <w:pPr>
         <w:pStyle w:val="berschrift2"/>
       </w:pPr>
-      <w:bookmarkStart w:id="110" w:name="_Toc232031994"/>
+      <w:bookmarkStart w:id="122" w:name="_Toc232113155"/>
       <w:r>
         <w:t>11.2  Beitrag der Arbeit</w:t>
       </w:r>
-      <w:bookmarkEnd w:id="110"/>
+      <w:bookmarkEnd w:id="122"/>
     </w:p>
     <w:p>
       <w:pPr>
@@ -14593,11 +15488,11 @@
       <w:pPr>
         <w:pStyle w:val="berschrift2"/>
       </w:pPr>
-      <w:bookmarkStart w:id="111" w:name="_Toc232031995"/>
+      <w:bookmarkStart w:id="123" w:name="_Toc232113156"/>
       <w:r>
         <w:t>11.3  Ausblick</w:t>
       </w:r>
-      <w:bookmarkEnd w:id="111"/>
+      <w:bookmarkEnd w:id="123"/>
     </w:p>
     <w:p>
       <w:pPr>
@@ -14632,12 +15527,12 @@
         <w:pStyle w:val="berschrift1"/>
         <w:pageBreakBefore/>
       </w:pPr>
-      <w:bookmarkStart w:id="112" w:name="_Toc232031996"/>
+      <w:bookmarkStart w:id="124" w:name="_Toc232113157"/>
       <w:r>
         <w:lastRenderedPageBreak/>
         <w:t>Literaturverzeichnis</w:t>
       </w:r>
-      <w:bookmarkEnd w:id="112"/>
+      <w:bookmarkEnd w:id="124"/>
     </w:p>
     <w:p>
       <w:pPr>
@@ -15086,12 +15981,12 @@
         <w:pStyle w:val="berschrift1"/>
         <w:pageBreakBefore/>
       </w:pPr>
-      <w:bookmarkStart w:id="113" w:name="_Toc232031997"/>
+      <w:bookmarkStart w:id="125" w:name="_Toc232113158"/>
       <w:r>
         <w:lastRenderedPageBreak/>
         <w:t>Wahrheitserklärung</w:t>
       </w:r>
-      <w:bookmarkEnd w:id="113"/>
+      <w:bookmarkEnd w:id="125"/>
     </w:p>
     <w:p>
       <w:pPr>
@@ -15122,12 +16017,12 @@
         <w:pStyle w:val="berschrift1"/>
         <w:pageBreakBefore/>
       </w:pPr>
-      <w:bookmarkStart w:id="114" w:name="_Toc232031998"/>
+      <w:bookmarkStart w:id="126" w:name="_Toc232113159"/>
       <w:r>
         <w:lastRenderedPageBreak/>
         <w:t>Erklärung zur Nutzung künstlicher Intelligenz</w:t>
       </w:r>
-      <w:bookmarkEnd w:id="114"/>
+      <w:bookmarkEnd w:id="126"/>
     </w:p>
     <w:p>
       <w:pPr>
@@ -15170,12 +16065,12 @@
       </w:r>
     </w:p>
     <w:sectPr>
-      <w:headerReference w:type="even" r:id="rId11"/>
-      <w:headerReference w:type="default" r:id="rId12"/>
-      <w:footerReference w:type="even" r:id="rId13"/>
-      <w:footerReference w:type="default" r:id="rId14"/>
-      <w:headerReference w:type="first" r:id="rId15"/>
-      <w:footerReference w:type="first" r:id="rId16"/>
+      <w:headerReference w:type="even" r:id="rId18"/>
+      <w:headerReference w:type="default" r:id="rId19"/>
+      <w:footerReference w:type="even" r:id="rId20"/>
+      <w:footerReference w:type="default" r:id="rId21"/>
+      <w:headerReference w:type="first" r:id="rId22"/>
+      <w:footerReference w:type="first" r:id="rId23"/>
       <w:pgSz w:w="11906" w:h="16838"/>
       <w:pgMar w:top="1440" w:right="1701" w:bottom="1440" w:left="1701" w:header="708" w:footer="708" w:gutter="0"/>
       <w:cols w:space="720"/>
@@ -16139,7 +17034,7 @@
     <w:autoRedefine/>
     <w:uiPriority w:val="39"/>
     <w:unhideWhenUsed/>
-    <w:rsid w:val="00F16712"/>
+    <w:rsid w:val="00813EEF"/>
     <w:pPr>
       <w:spacing w:after="100"/>
     </w:pPr>
@@ -16151,7 +17046,7 @@
     <w:autoRedefine/>
     <w:uiPriority w:val="39"/>
     <w:unhideWhenUsed/>
-    <w:rsid w:val="00F16712"/>
+    <w:rsid w:val="00813EEF"/>
     <w:pPr>
       <w:spacing w:after="100"/>
       <w:ind w:left="240"/>
@@ -16164,7 +17059,7 @@
     <w:autoRedefine/>
     <w:uiPriority w:val="39"/>
     <w:unhideWhenUsed/>
-    <w:rsid w:val="00F16712"/>
+    <w:rsid w:val="00813EEF"/>
     <w:pPr>
       <w:spacing w:after="100"/>
       <w:ind w:left="480"/>
@@ -16177,7 +17072,7 @@
     <w:autoRedefine/>
     <w:uiPriority w:val="39"/>
     <w:unhideWhenUsed/>
-    <w:rsid w:val="00F16712"/>
+    <w:rsid w:val="00813EEF"/>
     <w:pPr>
       <w:spacing w:after="100" w:line="278" w:lineRule="auto"/>
       <w:ind w:left="720"/>
@@ -16195,7 +17090,7 @@
     <w:autoRedefine/>
     <w:uiPriority w:val="39"/>
     <w:unhideWhenUsed/>
-    <w:rsid w:val="00F16712"/>
+    <w:rsid w:val="00813EEF"/>
     <w:pPr>
       <w:spacing w:after="100" w:line="278" w:lineRule="auto"/>
       <w:ind w:left="960"/>
@@ -16213,7 +17108,7 @@
     <w:autoRedefine/>
     <w:uiPriority w:val="39"/>
     <w:unhideWhenUsed/>
-    <w:rsid w:val="00F16712"/>
+    <w:rsid w:val="00813EEF"/>
     <w:pPr>
       <w:spacing w:after="100" w:line="278" w:lineRule="auto"/>
       <w:ind w:left="1200"/>
@@ -16231,7 +17126,7 @@
     <w:autoRedefine/>
     <w:uiPriority w:val="39"/>
     <w:unhideWhenUsed/>
-    <w:rsid w:val="00F16712"/>
+    <w:rsid w:val="00813EEF"/>
     <w:pPr>
       <w:spacing w:after="100" w:line="278" w:lineRule="auto"/>
       <w:ind w:left="1440"/>
@@ -16249,7 +17144,7 @@
     <w:autoRedefine/>
     <w:uiPriority w:val="39"/>
     <w:unhideWhenUsed/>
-    <w:rsid w:val="00F16712"/>
+    <w:rsid w:val="00813EEF"/>
     <w:pPr>
       <w:spacing w:after="100" w:line="278" w:lineRule="auto"/>
       <w:ind w:left="1680"/>
@@ -16267,7 +17162,7 @@
     <w:autoRedefine/>
     <w:uiPriority w:val="39"/>
     <w:unhideWhenUsed/>
-    <w:rsid w:val="00F16712"/>
+    <w:rsid w:val="00813EEF"/>
     <w:pPr>
       <w:spacing w:after="100" w:line="278" w:lineRule="auto"/>
       <w:ind w:left="1920"/>
@@ -16284,7 +17179,7 @@
     <w:uiPriority w:val="99"/>
     <w:semiHidden/>
     <w:unhideWhenUsed/>
-    <w:rsid w:val="00F16712"/>
+    <w:rsid w:val="00813EEF"/>
     <w:rPr>
       <w:color w:val="605E5C"/>
       <w:shd w:val="clear" w:color="auto" w:fill="E1DFDD"/>

--- a/Hauptdokument.docx
+++ b/Hauptdokument.docx
@@ -153,7 +153,7 @@
       </w:pPr>
       <w:r>
         <w:lastRenderedPageBreak/>
-        <w:t>Die Arbeit zeigt damit, dass wellbeing-orientierte Personalisierung technisch machbar ist und von den Nutzenden angenommen wird, und verdichtet die Befunde zu vier übertragbaren Designprinzipien: explizite Präferenzangabe über wenige verständliche Stellschrauben, definierte Sessions mit bewusst gesetztem Ende, salient platzierte Transparenz sowie Vielfalt als expliziter Zielwert der Kuratierung. Das Modell ist insbesondere für öffentlich-rechtliche und werbefreie Anbieter anschlussfähig. Empfohlen werden eine Längsschnittstudie zur Prüfung von Gewöhnungseffekten, ein Kontrollvergleich mit einem engagement-optimierten Referenzsystem sowie der gezielte Ausbau des Prototyps (Musikrichtungs-Wahl, Aktualitäts-Guard, native App).</w:t>
+        <w:t>Die Arbeit zeigt damit, dass wellbeing-orientierte Personalisierung technisch machbar ist und von den Nutzenden angenommen wird, und verdichtet die Befunde zu vier übertragbaren Designprinzipien: explizite Präferenzangabe über wenige verständliche Stellschrauben, definierte Sessions mit bewusst gesetztem Ende, salient platzierte Transparenz sowie Vielfalt als expliziter Zielwert der Kuratierung. Der Beitrag liegt damit auf drei Ebenen: einem theoretisch verankerten Bausteinmodell wellbeing-orientierter Personalisierung (konzeptionell), einem lauffähigen End-to-End-Artefakt, das diese Personalisierung ohne jede Erhebung von Verhaltensdaten allein aus expliziten, jederzeit einsehbaren Präferenzangaben erzeugt (technisch), und erster reproduzierbar offengelegter Evidenz, dass die bekannten Plattformprobleme an der Zielfunktion und nicht an der Technologie liegen (empirisch). Das Modell ist insbesondere für öffentlich-rechtliche und werbefreie Anbieter anschlussfähig. Empfohlen werden eine Längsschnittstudie zur Prüfung von Gewöhnungseffekten, ein Kontrollvergleich mit einem engagement-optimierten Referenzsystem sowie der gezielte Ausbau des Prototyps (Musikrichtungs-Wahl, Aktualitäts-Guard, native App).</w:t>
       </w:r>
     </w:p>
     <w:p>
@@ -4828,15 +4828,7 @@
       </w:pPr>
       <w:r>
         <w:rPr/>
-        <w:t xml:space="preserve">Medienkonsum ist das Ergebnis eines Zusammenspiels zweier Seiten: Auf der einen Seite stehen die Nutzenden mit ihren Bedürfnissen und Motivationen wie Information, Unterhaltung, Orientierung, soziale Zugehörigkeit und Identitätsbildung. Auf der anderen Seite stehen die Anbieter mit ihren Geschäftsmodellen, Zielen und Anreizen wie Reichweite, Nutzerbindung, Werbeeinnahmen und Marktanteilen. Idealerweise stehen diese beiden Seiten in einem ausgewogenen Verhältnis: Die Anbieter liefern Inhalte, die Bedürfnisse der Nutzenden erfüllen, und erhalten dafür Aufmerksamkeit oder Entgelt. In den letzten zwei Jahrzehnten hat sich dieses Gleichgewicht jedoch zunehmend zugunsten der Anbieterseite verschoben, insbesondere im Bereich der sozialen Medien (</w:t>
-      </w:r>
-      <w:r>
-        <w:rPr/>
-        <w:t xml:space="preserve">Montag &amp; Elhai, 2023; Zuboff, 2019</w:t>
-      </w:r>
-      <w:r>
-        <w:rPr/>
-        <w:t xml:space="preserve">).</w:t>
+        <w:t>Medienkonsum ist das Ergebnis eines Zusammenspiels zweier Seiten: Auf der einen Seite stehen die Nutzenden mit ihren Bedürfnissen und Motivationen wie Information, Unterhaltung, Orientierung, soziale Zugehörigkeit und Identitätsbildung. Auf der anderen Seite stehen die Anbieter mit ihren Geschäftsmodellen, Zielen und Anreizen wie Reichweite, Nutzerbindung, Werbeeinnahmen und Marktanteilen. Idealerweise stehen diese beiden Seiten in einem ausgewogenen Verhältnis: Die Anbieter liefern Inhalte, die Bedürfnisse der Nutzenden erfüllen, und erhalten dafür Aufmerksamkeit oder Entgelt. In den letzten zwei Jahrzehnten hat sich dieses Gleichgewicht jedoch zunehmend zugunsten der Anbieterseite verschoben, insbesondere im Bereich der sozialen Medien (Montag &amp; Elhai, 2023; Zuboff, 2019).</w:t>
       </w:r>
     </w:p>
     <w:p>
@@ -4925,23 +4917,7 @@
       </w:pPr>
       <w:r>
         <w:rPr/>
-        <w:t xml:space="preserve">Die ökonomische Logik manifestiert sich in konkreten Designmustern, die gezielt auf Schwachstellen der menschlichen Psyche zielen</w:t>
-      </w:r>
-      <w:r>
-        <w:rPr/>
-        <w:t xml:space="preserve"> (Gray et al., 2018; Mathur et al., 2019)</w:t>
-      </w:r>
-      <w:r>
-        <w:rPr/>
-        <w:t xml:space="preserve">. Zu den am besten dokumentierten Mustern gehören</w:t>
-      </w:r>
-      <w:r>
-        <w:rPr/>
-        <w:t xml:space="preserve"> (Montag et al., 2019; Weinmann et al., 2016)</w:t>
-      </w:r>
-      <w:r>
-        <w:rPr/>
-        <w:t xml:space="preserve">:</w:t>
+        <w:t>Die ökonomische Logik manifestiert sich in konkreten Designmustern, die gezielt auf Schwachstellen der menschlichen Psyche zielen (Gray et al., 2018; Mathur et al., 2019). Zu den am besten dokumentierten Mustern gehören (Montag et al., 2019; Weinmann et al., 2016):</w:t>
       </w:r>
     </w:p>
     <w:p>
@@ -5132,31 +5108,7 @@
       </w:pPr>
       <w:r>
         <w:rPr/>
-        <w:t xml:space="preserve">Die Forschungslage zeigt drei miteinander verwobene Aspekte dieses Ungleichgewichts. Erstens ist es kein Zufall, sondern strukturell im werbefinanzierten Geschäftsmodell angelegt (</w:t>
-      </w:r>
-      <w:r>
-        <w:rPr/>
-        <w:t xml:space="preserve">Montag &amp; Elhai, 2023; Zuboff, 2019</w:t>
-      </w:r>
-      <w:r>
-        <w:rPr/>
-        <w:t xml:space="preserve">). Zweitens hat es messbare negative Folgen auf Informationsvielfalt, soziale Kohäsion und individuelles Wohlbefinden (</w:t>
-      </w:r>
-      <w:r>
-        <w:rPr/>
-        <w:t xml:space="preserve">Geschke et al., 2019; Nguyen et al., 2014; Orben, 2020; Verduyn et al., 2015</w:t>
-      </w:r>
-      <w:r>
-        <w:rPr/>
-        <w:t xml:space="preserve">). Drittens verfügen Nutzende in den aktuellen Systemen kaum über die Möglichkeit, dieses Ungleichgewicht selbst zu korrigieren (</w:t>
-      </w:r>
-      <w:r>
-        <w:rPr/>
-        <w:t xml:space="preserve">Milano et al., 2020; Reviglio &amp; Agosti, 2020</w:t>
-      </w:r>
-      <w:r>
-        <w:rPr/>
-        <w:t xml:space="preserve">).</w:t>
+        <w:t>Die Forschungslage zeigt drei miteinander verwobene Aspekte dieses Ungleichgewichts. Erstens ist es kein Zufall, sondern strukturell im werbefinanzierten Geschäftsmodell angelegt (Montag &amp; Elhai, 2023; Zuboff, 2019). Zweitens hat es messbare negative Folgen auf Informationsvielfalt, soziale Kohäsion und individuelles Wohlbefinden (Geschke et al., 2019; Nguyen et al., 2014; Orben, 2020; Verduyn et al., 2015). Drittens verfügen Nutzende in den aktuellen Systemen kaum über die Möglichkeit, dieses Ungleichgewicht selbst zu korrigieren (Milano et al., 2020; Reviglio &amp; Agosti, 2020).</w:t>
       </w:r>
     </w:p>
     <w:p>
@@ -5384,37 +5336,29 @@
       </w:r>
       <w:r>
         <w:rPr/>
-        <w:t xml:space="preserve"> (Gruber, 1995)</w:t>
+        <w:t xml:space="preserve"> (Gruber, 1995). Auf der Nutzerseite werden analoge Strukturen verwendet, um Interessensprofile explizit oder implizit zu repräsentieren. Die Qualität dieser Strukturen prägt massgeblich die Qualität späterer Empfehlungen.</w:t>
+      </w:r>
+    </w:p>
+    <w:p>
+      <w:pPr>
+        <w:pStyle w:val="berschrift3"/>
+      </w:pPr>
+      <w:bookmarkStart w:id="19" w:name="_Toc232116581"/>
+      <w:r>
+        <w:t>2.2.2  Suche</w:t>
+      </w:r>
+      <w:bookmarkEnd w:id="19"/>
+    </w:p>
+    <w:p>
+      <w:pPr>
+        <w:spacing w:after="160" w:line="360" w:lineRule="auto"/>
+      </w:pPr>
+      <w:r>
+        <w:t>Suchmechanismen sind der klassische aktive Zugang zu Inhalten: Die Nutzenden formulieren eine Anfrage, das System liefert eine Ergebnisliste. Die Relevanzbewertung basiert historisch auf Textmatching und Linkstrukturen, zunehmend auch auf semantischen Embeddings und personalisierten Signalen</w:t>
       </w:r>
       <w:r>
         <w:rPr/>
-        <w:t xml:space="preserve">. Auf der Nutzerseite werden analoge Strukturen verwendet, um Interessensprofile explizit oder implizit zu repräsentieren. Die Qualität dieser Strukturen prägt massgeblich die Qualität späterer Empfehlungen.</w:t>
-      </w:r>
-    </w:p>
-    <w:p>
-      <w:pPr>
-        <w:pStyle w:val="berschrift3"/>
-      </w:pPr>
-      <w:bookmarkStart w:id="19" w:name="_Toc232116581"/>
-      <w:r>
-        <w:t>2.2.2  Suche</w:t>
-      </w:r>
-      <w:bookmarkEnd w:id="19"/>
-    </w:p>
-    <w:p>
-      <w:pPr>
-        <w:spacing w:after="160" w:line="360" w:lineRule="auto"/>
-      </w:pPr>
-      <w:r>
-        <w:t>Suchmechanismen sind der klassische aktive Zugang zu Inhalten: Die Nutzenden formulieren eine Anfrage, das System liefert eine Ergebnisliste. Die Relevanzbewertung basiert historisch auf Textmatching und Linkstrukturen, zunehmend auch auf semantischen Embeddings und personalisierten Signalen</w:t>
-      </w:r>
-      <w:r>
-        <w:rPr/>
-        <w:t xml:space="preserve"> (Manning et al., 2008)</w:t>
-      </w:r>
-      <w:r>
-        <w:rPr/>
-        <w:t xml:space="preserve">. Suche ist vergleichsweise transparent, da die Intention von den Nutzenden formuliert wird. Zugleich wächst die Intransparenz dort, wo Personalisierung die Trefferlisten unsichtbar verändert.</w:t>
+        <w:t xml:space="preserve"> (Manning et al., 2008). Suche ist vergleichsweise transparent, da die Intention von den Nutzenden formuliert wird. Zugleich wächst die Intransparenz dort, wo Personalisierung die Trefferlisten unsichtbar verändert.</w:t>
       </w:r>
     </w:p>
     <w:p>
@@ -5479,7 +5423,7 @@
         <w:spacing w:after="160" w:line="360" w:lineRule="auto"/>
       </w:pPr>
       <w:r>
-        <w:t>Die Optimierung erfolgt in der kommerziellen Praxis überwiegend auf Engagement-Metriken. Nguyen et al. (2014) zeigen, dass dies zur Einengung der inhaltlichen Vielfalt führt. Milano et al. (2020) systematisieren die daraus folgenden ethischen Herausforderungen entlang sechs Dimensionen: Inhaltsqualität, Privatsphäre, Autonomie, Meinungsvielfalt, soziale Auswirkungen und Verantwortlichkeit.</w:t>
+        <w:t>Die Optimierung erfolgt in der kommerziellen Praxis überwiegend auf Engagement-Metriken. Nguyen et al. (2014) zeigen, dass dies zur Einengung der inhaltlichen Vielfalt führt. Milano et al. (2020) systematisieren die daraus folgenden ethischen Herausforderungen entlang sechs Dimensionen: Inhaltsqualität, Privatsphäre, Autonomie, Meinungsvielfalt, soziale Auswirkungen und Verantwortlichkeit. Als konstruktive Gegenbewegung hat sich in der Empfehlungssystemforschung ein eigener Strang zu Diversität, Novelty und Serendipität etabliert, der Vielfalt nicht als blosse Nebenbedingung, sondern als eigenständiges Optimierungsziel modelliert (Kunaver &amp; Požrl, 2017); für den Nachrichtenkontext fordert Helberger (2019) Empfehlungssysteme, die aktiv eine demokratisch wünschenswerte Vielfalt herstellen. Die in Abschnitt 3.3.3 beschriebene Kuratierungslogik von Attune greift diesen Strang auf.</w:t>
       </w:r>
     </w:p>
     <w:p>
@@ -5524,11 +5468,7 @@
       </w:r>
       <w:r>
         <w:rPr/>
-        <w:t xml:space="preserve"> (Berger &amp; Milkman, 2012)</w:t>
-      </w:r>
-      <w:r>
-        <w:rPr/>
-        <w:t xml:space="preserve">. Diese Mechanismen sind nicht neutral, sondern begünstigen systematisch emotional aufgeladene, oft polarisierende Inhalte und wirken damit auf die in Abschnitt 1.4 beschriebene Triple-Filter-Bubble (Geschke et al., 2019; Sunstein, 2017).</w:t>
+        <w:t xml:space="preserve"> (Berger &amp; Milkman, 2012). Diese Mechanismen sind nicht neutral, sondern begünstigen systematisch emotional aufgeladene, oft polarisierende Inhalte und wirken damit auf die in Abschnitt 1.4 beschriebene Triple-Filter-Bubble (Geschke et al., 2019; Sunstein, 2017).</w:t>
       </w:r>
     </w:p>
     <w:p>
@@ -5582,11 +5522,7 @@
       </w:r>
       <w:r>
         <w:rPr/>
-        <w:t xml:space="preserve">Montag &amp; Elhai, 2023; Zuboff, 2019</w:t>
-      </w:r>
-      <w:r>
-        <w:rPr/>
-        <w:t xml:space="preserve">).</w:t>
+        <w:t>Montag &amp; Elhai, 2023; Zuboff, 2019).</w:t>
       </w:r>
     </w:p>
     <w:p>
@@ -5705,15 +5641,7 @@
       </w:pPr>
       <w:r>
         <w:rPr/>
-        <w:t xml:space="preserve">Neben den normativen Kriterien spielt die klassische Gebrauchstauglichkeit eine Rolle. Der System Usability Scale (</w:t>
-      </w:r>
-      <w:r>
-        <w:rPr/>
-        <w:t xml:space="preserve">Bangor et al., 2008; Brooke, 1996)</w:t>
-      </w:r>
-      <w:r>
-        <w:rPr/>
-        <w:t xml:space="preserve"> ist ein etabliertes, kurzes Messinstrument, das die subjektive Usability eines Systems mit zehn Items erhebt und in der vorliegenden Arbeit ergänzend zu den wellbeing-bezogenen Massen eingesetzt werden kann.</w:t>
+        <w:t>Neben den normativen Kriterien spielt die klassische Gebrauchstauglichkeit eine Rolle. Der System Usability Scale (Bangor et al., 2008; Brooke, 1996) ist ein etabliertes, kurzes Messinstrument, das die subjektive Usability eines Systems mit zehn Items erhebt und in der vorliegenden Arbeit ergänzend zu den wellbeing-bezogenen Massen eingesetzt werden kann.</w:t>
       </w:r>
     </w:p>
     <w:p>
@@ -6672,15 +6600,7 @@
       </w:pPr>
       <w:r>
         <w:rPr/>
-        <w:t xml:space="preserve">Gleichzeitig fehlen konkrete, lauffähige Artefakte, die diese Prinzipien in einem integrierten System zeigen. Bestehende Ansätze bleiben entweder auf konzeptioneller Ebene (</w:t>
-      </w:r>
-      <w:r>
-        <w:rPr/>
-        <w:t xml:space="preserve">Hendry et al., 2021; Peters et al., 2020</w:t>
-      </w:r>
-      <w:r>
-        <w:rPr/>
-        <w:t xml:space="preserve">) oder beschränken sich auf einzelne Features wie Bildschirmzeit-Tracker und Wochenberichte, die der strukturellen Logik der Plattformen nichts entgegensetzen. Ein durchgängiges Demonstrationsmedium, das Personalisierung, Transparenz und Wellbeing in einem funktionierenden System verbindet und damit der Engagement-Logik ein konkretes Gegenmodell zur Seite stellt, steht aus. Eben diese Lücke adressiert die vorliegende Arbeit; die Forschungsfrage sowie der Lösungsvorschlag werden in den nachfolgenden Kapiteln entwickelt.</w:t>
+        <w:t>Gleichzeitig fehlen konkrete, lauffähige Artefakte, die diese Prinzipien in einem integrierten System zeigen. Bestehende Ansätze bleiben entweder auf konzeptioneller Ebene (Hendry et al., 2021; Peters et al., 2020) oder beschränken sich auf einzelne Features wie Bildschirmzeit-Tracker und Wochenberichte, die der strukturellen Logik der Plattformen nichts entgegensetzen. Ein durchgängiges Demonstrationsmedium, das Personalisierung, Transparenz und Wellbeing in einem funktionierenden System verbindet und damit der Engagement-Logik ein konkretes Gegenmodell zur Seite stellt, steht aus. Eben diese Lücke adressiert die vorliegende Arbeit; die Forschungsfrage sowie der Lösungsvorschlag werden in den nachfolgenden Kapiteln entwickelt.</w:t>
       </w:r>
     </w:p>
     <w:p>
@@ -6735,15 +6655,7 @@
       </w:pPr>
       <w:r>
         <w:rPr/>
-        <w:t xml:space="preserve">Zweitens ist Radio ein lineares, zeitlich gerahmtes Medium. Im Gegensatz zu Feeds mit endlosem Scrollen besitzt eine Sendung einen definierten Anfang und ein definiertes Ende. Diese Eigenschaft macht es möglich, gezielt diejenigen Designmuster zu vermeiden, die in Kapitel 1 als problematisch identifiziert wurden (endloses Scrollen, Autoplay, künstliche Verlängerung von Sessions), und stattdessen alternative, wellbeing-fördernde Strukturen wie natürliche Pausen, klare Sendungslängen und bewusste Abschlusspunkte zu erproben (</w:t>
-      </w:r>
-      <w:r>
-        <w:rPr/>
-        <w:t xml:space="preserve">Peters et al., 2018; Vanden Abeele, 2021</w:t>
-      </w:r>
-      <w:r>
-        <w:rPr/>
-        <w:t xml:space="preserve">).</w:t>
+        <w:t>Zweitens ist Radio ein lineares, zeitlich gerahmtes Medium. Im Gegensatz zu Feeds mit endlosem Scrollen besitzt eine Sendung einen definierten Anfang und ein definiertes Ende. Diese Eigenschaft macht es möglich, gezielt diejenigen Designmuster zu vermeiden, die in Kapitel 1 als problematisch identifiziert wurden (endloses Scrollen, Autoplay, künstliche Verlängerung von Sessions), und stattdessen alternative, wellbeing-fördernde Strukturen wie natürliche Pausen, klare Sendungslängen und bewusste Abschlusspunkte zu erproben (Peters et al., 2018; Vanden Abeele, 2021).</w:t>
       </w:r>
     </w:p>
     <w:p>
@@ -7053,7 +6965,7 @@
           <w:i/>
           <w:iCs/>
         </w:rPr>
-        <w:t>«Wie können Nutzerinnen und Nutzer ihre individuellen Präferenzen bei einem digitalen Medienangebot so angeben, dass das Ergebnis ihre Bedürfnisse optimal erfüllt und gleichzeitig ihr Wohlbefinden fördert?»</w:t>
+        <w:t>«Wie können Nutzerinnen und Nutzer ihre individuellen Präferenzen bei einem digitalen Medienangebot so angeben, dass das Ergebnis ihre Bedürfnisse erfüllt und gleichzeitig ihr Wohlbefinden fördert?»</w:t>
       </w:r>
     </w:p>
     <w:p>
@@ -7062,15 +6974,7 @@
       </w:pPr>
       <w:r>
         <w:rPr/>
-        <w:t xml:space="preserve">Die Frage bündelt drei Spannungsachsen, die sich aus den vorausgegangenen Kapiteln ergeben. Erstens stellt sie den Mechanismus der Präferenzangabe ins Zentrum: den Übergang von impliziter, verhaltensgetriebener Personalisierung hin zu expliziter, von den Nutzenden selbst formulierter Steuerung (vgl. Abschnitt 2.2.4 sowie 3.3.1). Zweitens stellt sie eine Doppelbedingung an das Resultat: Es muss subjektiv den Bedürfnissen der Nutzenden entsprechen und sich zugleich am Massstab des Wohlbefindens (</w:t>
-      </w:r>
-      <w:r>
-        <w:rPr/>
-        <w:t xml:space="preserve">Peters et al., 2018; Vanden Abeele, 2021</w:t>
-      </w:r>
-      <w:r>
-        <w:rPr/>
-        <w:t xml:space="preserve">) messen lassen. Drittens wird die Frage methodisch über ein konkretes, lauffähiges Artefakt beantwortet, an dem sich die genannten Mechanismen sichtbar und beobachtbar machen lassen.</w:t>
+        <w:t>Die Frage bündelt drei Spannungsachsen, die sich aus den vorausgegangenen Kapiteln ergeben. Erstens stellt sie den Mechanismus der Präferenzangabe ins Zentrum: den Übergang von impliziter, verhaltensgetriebener Personalisierung hin zu expliziter, von den Nutzenden selbst formulierter Steuerung (vgl. Abschnitt 2.2.4 sowie 3.3.1). Zweitens stellt sie eine Doppelbedingung an das Resultat: Es muss subjektiv den Bedürfnissen der Nutzenden entsprechen und sich zugleich am Massstab des Wohlbefindens (Peters et al., 2018; Vanden Abeele, 2021) messen lassen. Drittens wird die Frage methodisch über ein konkretes, lauffähiges Artefakt beantwortet, an dem sich die genannten Mechanismen sichtbar und beobachtbar machen lassen.</w:t>
       </w:r>
     </w:p>
     <w:p>
@@ -7124,15 +7028,7 @@
       </w:pPr>
       <w:r>
         <w:rPr/>
-        <w:t xml:space="preserve">T2 – Inhaltsdiversität und Bedürfnisgerechtigkeit: In welchem Mass werden eine bewusst diversifizierte Inhaltsauswahl und eine am Tageskontext orientierte Reihenfolge gegenüber einer engagement-optimierten Logik als bedürfnisgerecht und qualitativ angemessen erlebt (</w:t>
-      </w:r>
-      <w:r>
-        <w:rPr/>
-        <w:t xml:space="preserve">Milano et al., 2020; Nguyen et al., 2014</w:t>
-      </w:r>
-      <w:r>
-        <w:rPr/>
-        <w:t xml:space="preserve">)?</w:t>
+        <w:t>T2 – Inhaltsdiversität und Bedürfnisgerechtigkeit: In welchem Mass werden eine bewusst diversifizierte Inhaltsauswahl und eine am Tageskontext orientierte Reihenfolge gegenüber einer engagement-optimierten Logik als bedürfnisgerecht und qualitativ angemessen erlebt (Milano et al., 2020; Nguyen et al., 2014)?</w:t>
       </w:r>
     </w:p>
     <w:p>
@@ -7146,15 +7042,7 @@
       </w:pPr>
       <w:r>
         <w:rPr/>
-        <w:t xml:space="preserve">T3 – Sessiongestaltung und Nutzungskontrolle: Wie wirken eine definierte Sendungslänge und ein bewusst gesetzter Sendungsabschluss auf die subjektive Zufriedenheit, das Zeitempfinden und die wahrgenommene Kontrolle über die eigene Mediennutzung (</w:t>
-      </w:r>
-      <w:r>
-        <w:rPr/>
-        <w:t xml:space="preserve">Montag et al., 2019; Vanden Abeele, 2021</w:t>
-      </w:r>
-      <w:r>
-        <w:rPr/>
-        <w:t xml:space="preserve">)?</w:t>
+        <w:t>T3 – Sessiongestaltung und Nutzungskontrolle: Wie wirken eine definierte Sendungslänge und ein bewusst gesetzter Sendungsabschluss auf die subjektive Zufriedenheit, das Zeitempfinden und die wahrgenommene Kontrolle über die eigene Mediennutzung (Montag et al., 2019; Vanden Abeele, 2021)?</w:t>
       </w:r>
     </w:p>
     <w:p>
@@ -7168,15 +7056,7 @@
       </w:pPr>
       <w:r>
         <w:rPr/>
-        <w:t xml:space="preserve">T4 – Transparenz und Akzeptanz: Wie verändert eine offengelegte Personalisierungslogik die wahrgenommene Fairness, das Vertrauen und die Gebrauchstauglichkeit, gemessen unter anderem über den System Usability Scale (</w:t>
-      </w:r>
-      <w:r>
-        <w:rPr/>
-        <w:t xml:space="preserve">Bangor et al., 2008; Brooke, 1996; Reviglio &amp; Agosti, 2020</w:t>
-      </w:r>
-      <w:r>
-        <w:rPr/>
-        <w:t xml:space="preserve">)?</w:t>
+        <w:t>T4 – Transparenz und Akzeptanz: Wie verändert eine offengelegte Personalisierungslogik die wahrgenommene Fairness, das Vertrauen und die Gebrauchstauglichkeit, gemessen unter anderem über den System Usability Scale (Bangor et al., 2008; Brooke, 1996; Reviglio &amp; Agosti, 2020)?</w:t>
       </w:r>
     </w:p>
     <w:p>
@@ -7270,15 +7150,7 @@
       </w:pPr>
       <w:r>
         <w:rPr/>
-        <w:t xml:space="preserve">Die Arbeit leistet einen Beitrag an der Schnittstelle von Wirtschaftsinformatik, Medienethik und Human-Computer Interaction. Sie liefert ein durchgängiges, lauffähiges Artefakt, an dem sich die Prinzipien aus Self-Determination Theory (Ryan &amp; Deci, 2000), Value-Sensitive Design (Hendry et al., 2021), Digital Wellbeing (</w:t>
-      </w:r>
-      <w:r>
-        <w:rPr/>
-        <w:t xml:space="preserve">Burr et al., 2020; Peters et al., 2020; Vanden Abeele, 2021</w:t>
-      </w:r>
-      <w:r>
-        <w:rPr/>
-        <w:t xml:space="preserve">) und algorithmischer Souveränität (Reviglio &amp; Agosti, 2020) integriert beobachten lassen – ein Setting, das in der bisherigen Literatur überwiegend konzeptionell, aber nur selten in einem konsistent gebauten System adressiert wird (vgl. Abschnitt 2.5). Der Pilottest erzeugt darüber hinaus erste empirische Hinweise auf die Nutzerakzeptanz wellbeing-orientierter Personalisierung und liefert eine methodische Vorlage, an der sich grössere Folgestudien orientieren können.</w:t>
+        <w:t>Die Arbeit leistet einen Beitrag an der Schnittstelle von Wirtschaftsinformatik, Medienethik und Human-Computer Interaction. Sie liefert ein durchgängiges, lauffähiges Artefakt, an dem sich die Prinzipien aus Self-Determination Theory (Ryan &amp; Deci, 2000), Value-Sensitive Design (Hendry et al., 2021), Digital Wellbeing (Burr et al., 2020; Peters et al., 2020; Vanden Abeele, 2021) und algorithmischer Souveränität (Reviglio &amp; Agosti, 2020) integriert beobachten lassen – ein Setting, das in der bisherigen Literatur überwiegend konzeptionell, aber nur selten in einem konsistent gebauten System adressiert wird (vgl. Abschnitt 2.5). Der Pilottest erzeugt darüber hinaus erste empirische Hinweise auf die Nutzerakzeptanz wellbeing-orientierter Personalisierung und liefert eine methodische Vorlage, an der sich grössere Folgestudien orientieren können.</w:t>
       </w:r>
     </w:p>
     <w:p>
@@ -7399,15 +7271,7 @@
       </w:pPr>
       <w:r>
         <w:rPr/>
-        <w:t xml:space="preserve">Dieses Kapitel beschreibt die Methodik der vorliegenden Arbeit. Es macht transparent, mit welchem Forschungsdesign, mit welchen Vorgehensweisen, Werkzeugen und Datenquellen gearbeitet wird, damit die Ergebnisse nachvollziehbar und überprüfbar sind. Abschnitt 5.1 dokumentiert das bereits abgeschlossene Vorgehen der Literaturrecherche, auf der die Kapitel 1 und 2 beruhen. Abschnitt 5.2 ordnet die Arbeit als Design-Science-Vorhaben (</w:t>
-      </w:r>
-      <w:r>
-        <w:rPr/>
-        <w:t xml:space="preserve">Hevner, 2007; Hevner et al., 2004; Peffers et al., 2007</w:t>
-      </w:r>
-      <w:r>
-        <w:rPr/>
-        <w:t xml:space="preserve">) ein. Abschnitt 5.3 fasst das praktische Vorgehen entlang der Arbeitspakete zusammen. Die Abschnitte 5.4 und 5.5 beschreiben die Methoden der Datenerhebung (formatives Erstfeedback, standardisierte Online-Befragung mit usability- und wirkungsbezogenen Items) und der Auswertung (deskriptive Statistik, qualitative Clusterung der Freitextantworten). Abschnitt 5.6 reflektiert schliesslich die eingesetzten Ressourcen und Kompetenzen.</w:t>
+        <w:t>Dieses Kapitel beschreibt die Methodik der vorliegenden Arbeit. Es macht transparent, mit welchem Forschungsdesign, mit welchen Vorgehensweisen, Werkzeugen und Datenquellen gearbeitet wird, damit die Ergebnisse nachvollziehbar und überprüfbar sind. Abschnitt 5.1 dokumentiert das bereits abgeschlossene Vorgehen der Literaturrecherche, auf der die Kapitel 1 und 2 beruhen. Abschnitt 5.2 ordnet die Arbeit als Design-Science-Vorhaben (Hevner, 2007; Hevner et al., 2004; Peffers et al., 2007) ein. Abschnitt 5.3 fasst das praktische Vorgehen entlang der Arbeitspakete zusammen. Die Abschnitte 5.4 und 5.5 beschreiben die Methoden der Datenerhebung (formatives Erstfeedback, standardisierte Online-Befragung mit usability- und wirkungsbezogenen Items) und der Auswertung (deskriptive Statistik, qualitative Clusterung der Freitextantworten). Abschnitt 5.6 reflektiert schliesslich die eingesetzten Ressourcen und Kompetenzen.</w:t>
       </w:r>
     </w:p>
     <w:p>
@@ -7495,7 +7359,7 @@
         <w:spacing w:after="160" w:line="360" w:lineRule="auto"/>
       </w:pPr>
       <w:r>
-        <w:t>Auf die vorliegende Arbeit übertragen bedeutet dies: Der Relevance Cycle ist in den Kapiteln 1 und 3 sowie in der Pilotbefragung (Abschnitte 8.3 und 8.6) verankert; der Rigor Cycle wird in Kapitel 2 sowie in Abschnitt 5.1 dokumentiert; der Design Cycle umfasst die in den Kapiteln 6 und 7 beschriebene iterative Konstruktion und die in Kapitel 8 ausgeführte Evaluation. Peffers et al. (2007) ergänzen diesen Rahmen um eine konkrete Schrittfolge – Problem Identification, Definition of Objectives, Design and Development, Demonstration, Evaluation, Communication –, die im Gesamtaufbau dieser Arbeit unmittelbar erkennbar ist und in der nachfolgenden Vorgehensbeschreibung in Abschnitt 5.3 ihren operativen Ausdruck findet.</w:t>
+        <w:t>Auf die vorliegende Arbeit übertragen bedeutet dies: Der Relevance Cycle ist in den Kapiteln 1 und 3 sowie in der Pilotbefragung (Abschnitte 8.3 und 8.6) verankert; der Rigor Cycle wird in Kapitel 2 sowie in Abschnitt 5.1 dokumentiert; der Design Cycle umfasst die in den Kapiteln 6 und 7 beschriebene iterative Konstruktion und die in Kapitel 8 ausgeführte Evaluation. Peffers et al. (2007) ergänzen diesen Rahmen um eine konkrete Schrittfolge – Problem Identification, Definition of Objectives, Design and Development, Demonstration, Evaluation, Communication –, die im Gesamtaufbau dieser Arbeit unmittelbar erkennbar ist und in der nachfolgenden Vorgehensbeschreibung in Abschnitt 5.3 ihren operativen Ausdruck findet. Die Wahl der Evaluationsstrategie folgt dabei dem Framework for Evaluation in Design Science (FEDS) von Venable et al. (2016): Die vorliegende Pilotbefragung ist als formativ-naturalistische Evaluation früher Ausprägung angelegt, die das Artefakt mit realen Nutzenden im Anwendungskontext prüft, während summative und vergleichende Evaluationsstufen – insbesondere ein Kontrollvergleich und eine Längsschnittbetrachtung – bewusst nachgelagerten Arbeiten überlassen werden (Abschnitt 11.3).</w:t>
       </w:r>
     </w:p>
     <w:p>
@@ -8565,27 +8429,7 @@
       </w:r>
       <w:r>
         <w:rPr/>
-        <w:t xml:space="preserve">; Lewis, 2018</w:t>
-      </w:r>
-      <w:r>
-        <w:rPr/>
-        <w:t xml:space="preserve">) angelehnten Items erhoben, die als adaptierter Index berichtet werden, ergänzt um eigenkonstruierte, am Technology Acceptance Model (TAM</w:t>
-      </w:r>
-      <w:r>
-        <w:rPr/>
-        <w:t xml:space="preserve">; Davis, 1989</w:t>
-      </w:r>
-      <w:r>
-        <w:rPr/>
-        <w:t xml:space="preserve">) und der Unified Theory of Acceptance and Use of Technology (UTAUT</w:t>
-      </w:r>
-      <w:r>
-        <w:rPr/>
-        <w:t xml:space="preserve">; Venkatesh et al., 2003</w:t>
-      </w:r>
-      <w:r>
-        <w:rPr/>
-        <w:t xml:space="preserve">) orientierte Akzeptanz-Items zu den einzelnen Einstellungsmöglichkeiten. Die Wirkung wird über theoriegeleitete Items erfasst, die direkt aus dem Rahmen in Kapitel 2 abgeleitet sind und sich an den von Peters et al. (2020) zusammengetragenen wellbeing-bezogenen Konstrukten sowie an der Definition von Vanden Abeele (2021) orientieren; sie adressieren die Teilfragen T1 bis T4. Der Gesamteindruck wird mit einem siebenstufigen semantischen Differential erfasst; alle übrigen geschlossenen Items sind fünfstufige Likert-Skalen. Offene Freitextfragen ergänzen die geschlossenen Formate. Das vollständige Instrument ist als Fragebogen-PDF im begleitenden Repository dokumentiert (vgl. Abschnitt 8.6); die Operationalisierung der einzelnen Stränge wird in den Abschnitten 8.2 bis 8.5 entfaltet.</w:t>
+        <w:t>; Lewis, 2018) angelehnten Items erhoben, die als adaptierter Index berichtet werden, ergänzt um eigenkonstruierte, am Technology Acceptance Model (TAM; Davis, 1989) und der Unified Theory of Acceptance and Use of Technology (UTAUT; Venkatesh et al., 2003) orientierte Akzeptanz-Items zu den einzelnen Einstellungsmöglichkeiten. Die Wirkung wird über theoriegeleitete Items erfasst, die direkt aus dem Rahmen in Kapitel 2 abgeleitet sind und sich an den von Peters et al. (2020) zusammengetragenen wellbeing-bezogenen Konstrukten sowie an der Definition von Vanden Abeele (2021) orientieren; sie adressieren die Teilfragen T1 bis T4. Der Gesamteindruck wird mit einem siebenstufigen semantischen Differential erfasst; alle übrigen geschlossenen Items sind fünfstufige Likert-Skalen. Offene Freitextfragen ergänzen die geschlossenen Formate. Das vollständige Instrument ist als Fragebogen-PDF im begleitenden Repository dokumentiert (vgl. Abschnitt 8.6); die Operationalisierung der einzelnen Stränge wird in den Abschnitten 8.2 bis 8.5 entfaltet.</w:t>
       </w:r>
     </w:p>
     <w:p>
@@ -8613,7 +8457,7 @@
       <w:r>
         <w:t xml:space="preserve">Die geschlossenen Items werden deskriptiv über Mittelwerte, Standardabweichungen und Häufigkeiten ausgewertet, gruppiert nach den Konstrukten der drei Validierungsstränge. Für die sechs SUS-angelehnten Items wird ein adaptierter Bedienbarkeits-Index (0 bis 100) gebildet; da das Instrument nicht standardkonform ist, dient der Vergleich mit den Referenzwerten von Bangor et al. (2008) nur als grobe Orientierung. Negativ formulierte Items werden konstruktspezifisch umgepolt; Items, </w:t>
         <w:lastRenderedPageBreak/>
-        <w:t>die ein erwünschtes kritisches Bewusstsein messen, bleiben bewusst unverändert. Auf inferenzstatistische Verfahren und Reliabilitätskoeffizienten wird angesichts der Stichprobengrösse verzichtet; explorative Subgruppenvergleiche sind hypothesengenerierend zu lesen.</w:t>
+        <w:t>die ein erwünschtes kritisches Bewusstsein messen, bleiben bewusst unverändert. Auf inferenzstatistische Verfahren wird angesichts der Stichprobengrösse verzichtet; explorative Subgruppenvergleiche sind hypothesengenerierend zu lesen. Die interne Konsistenz der mehrteiligen Wirkungsskalen wird ergänzend über Cronbachs α geprüft: Die theoretisch tragenden Kernskalen sind intern konsistent (Selbstbestimmung beziehungsweise Autonomie sowie der aggregierte T1-Score je α = .85, Wohlbefinden α = .75), während kurze Zwei-Item-Indizes (Kompetenz) und heterogene Teilfragen-Aggregate (T3) erwartungsgemäss niedrigere Werte erreichen; die Auswertung bleibt deshalb bewusst auf Item-Ebene deskriptiv, und die Skalenmittel dienen nur der Orientierung.</w:t>
       </w:r>
     </w:p>
     <w:p>
@@ -8961,7 +8805,7 @@
         <w:spacing w:after="160" w:line="360" w:lineRule="auto"/>
       </w:pPr>
       <w:r>
-        <w:t>Die Kuratierungslogik (Baustein 3) operationalisiert den alternativen Zielwert in einem vierstufigen Auswahlverfahren. Zunächst stellt ein Abdeckungs-Durchgang sicher, dass jedes im Profil gewählte Thema mit mindestens einem Artikel vertreten ist. Danach fügt ein Serendipitäts-Durchgang gezielt einen Artikel aus einem nicht gewählten Themenfeld hinzu, der in der Oberfläche als Überraschung gekennzeichnet wird – eine bewusste Massnahme gegen die in Abschnitt 1.4 beschriebene Verengung des Informationshorizonts (Reviglio &amp; Agosti, 2020). Ein Tiefen-Durchgang ergänzt reihum zweite Artikel pro Thema, wobei eine Obergrenze von zwei Artikeln je Thema verhindert, dass ein einzelnes Thema die Sendung dominiert. Ein letzter Durchgang füllt verbleibende Plätze auf. Zusätzlich begrenzt eine Tageszeitregel die Gesamtzahl der Meldungen: am Morgen und in der Nacht deutlich weniger als tagsüber, um die kognitive Last an den Tagesrhythmus anzupassen (Vanden Abeele, 2021).</w:t>
+        <w:t>Die Kuratierungslogik (Baustein 3) operationalisiert den alternativen Zielwert in einem vierstufigen Auswahlverfahren. Zunächst stellt ein Abdeckungs-Durchgang sicher, dass jedes im Profil gewählte Thema mit mindestens einem Artikel vertreten ist. Danach fügt ein Serendipitäts-Durchgang gezielt einen Artikel aus einem nicht gewählten Themenfeld hinzu, der in der Oberfläche als Überraschung gekennzeichnet wird – eine bewusste Massnahme gegen die in Abschnitt 1.4 beschriebene Verengung des Informationshorizonts (Reviglio &amp; Agosti, 2020). Ein Tiefen-Durchgang ergänzt reihum zweite Artikel pro Thema, wobei eine Obergrenze von zwei Artikeln je Thema verhindert, dass ein einzelnes Thema die Sendung dominiert. Ein letzter Durchgang füllt verbleibende Plätze auf. Zusätzlich begrenzt eine Tageszeitregel die Gesamtzahl der Meldungen: am Morgen und in der Nacht deutlich weniger als tagsüber, um die kognitive Last an den Tagesrhythmus anzupassen (Vanden Abeele, 2021). In der umgesetzten Form greift diese Tageszeit-Obergrenze allerdings vor allem nachts (Begrenzung auf vier Meldungen); tagsüber liegt sie über dem ohnehin längenabhängig kleineren Artikelbudget und bindet daher meist nicht. Methodisch handelt es sich bei der Auswahl um eine regelbasierte, deterministische Diversitäts-Heuristik und nicht um ein lernendes Empfehlungsmodell – eine bewusste Entscheidung, die Nachvollziehbarkeit und algorithmische Souveränität (Reviglio &amp; Agosti, 2020) über prädiktive Genauigkeit stellt und Vielfalt im Sinne der diversitätsorientierten Empfehlungsforschung (Kunaver &amp; Požrl, 2017) als expliziten Zielwert kodiert.</w:t>
       </w:r>
     </w:p>
     <w:p>
@@ -10984,15 +10828,15 @@
         <w:spacing w:after="160" w:line="360" w:lineRule="auto"/>
       </w:pPr>
       <w:r>
-        <w:t>Gemessen an den in Abschnitt 8.5 operationalisierten Kriterien ergibt sich ein differenziertes Bild. Auf der Akzeptanzebene wird das SUS-Kriterium von mindestens 68 Punkten mit dem adaptierten Index von 82.5 deutlich übertroffen – mit dem Vorbehalt, dass kein standardkonformer Score vorliegt –, und zu allen Einstellungsmöglichkeiten liegt mehrheitlich positives Feedback vor (Sendungslänge M = 4.40, Themenwahl M = 3.80, Sessionende M = 3.92). Auf der Machbarkeitsebene berichten 22 von 25 Teilnehmenden (88 Prozent) einen vollständig fehlerfreien Durchlauf ohne Abbrüche; das 95-Prozent-Kriterium wird aus Nutzersicht knapp verfehlt, wobei die berichteten Störungen geringfügig waren. Auf der Wirkungsebene liegen die Items zu Autonomie, Steuerbarkeit und Transparenz mit Mittelwerten zwischen 3.32 und 4.04 mehrheitlich unter dem angestrebten Wert von vier Punkten; das Kriterium ist in der Erstkontakt-Situation nur teilweise erfüllt. Die Awareness-Items erzeugen dagegen die geforderten, qualitativ belegten Bewusstseinsberichte (M = 4.08 bis 4.20, gestützt durch Freitextantworten).</w:t>
-      </w:r>
-    </w:p>
-    <w:p>
-      <w:pPr>
-        <w:spacing w:after="160" w:line="360" w:lineRule="auto"/>
-      </w:pPr>
-      <w:r>
-        <w:t>Eine Einschränkung ist festzuhalten: Es wurden die Machbarkeits- und Wirkungskriterien als Anteils- bzw. Medianwerte formuliert, hier aber – konsistent mit dem Auswertungs-Notebook – auf Mittelwertebene berichtet. Insgesamt sind die Akzeptanzkriterien klar erfüllt, die Machbarkeit aus Nutzersicht weitgehend belegt und die Wirkungskriterien teilweise erfüllt – eine Einordnung, die Kapitel 10 vertieft. Abbildung 9.4 verdichtet diese Gesamtschau grafisch.</w:t>
+        <w:t>Gemessen an den in Abschnitt 8.5 operationalisierten Kriterien ergibt sich ein differenziertes Bild. Auf der Akzeptanzebene wird das SUS-Kriterium von mindestens 68 Punkten mit dem adaptierten Index von 82.5 deutlich übertroffen – mit dem Vorbehalt, dass kein standardkonformer Score vorliegt –, und zu allen Einstellungsmöglichkeiten liegt mehrheitlich positives Feedback vor (Sendungslänge M = 4.40, Themenwahl M = 3.80, Sessionende M = 3.92). Auf der Machbarkeitsebene berichten 22 von 25 Teilnehmenden (88 Prozent) einen vollständig fehlerfreien Durchlauf ohne Abbrüche; das 95-Prozent-Kriterium wird aus Nutzersicht knapp verfehlt, wobei die berichteten Störungen geringfügig waren. Auf der Wirkungsebene wird das Kriterium definitionsgemäss am Median geprüft (Abschnitt 8.5): Die Items zu Autonomie (Md = 4) und Steuerbarkeit (Md = 4) erreichen den angestrebten Wert von vier Punkten, die Transparenz-Items nur teilweise (drei von vier Items Md = 4). Auf Mittelwertebene liegen dieselben Items zwischen M = 3.32 und 4.04. Das Wirkungskriterium gilt damit für Autonomie und Steuerbarkeit als erfüllt, für Transparenz als teilweise erfüllt; das unmittelbar berichtete Wohlbefindenserleben bleibt davon unberührt verhalten (Abschnitt 9.3). Die Awareness-Items erzeugen dagegen die geforderten, qualitativ belegten Bewusstseinsberichte (M = 4.08 bis 4.20, gestützt durch Freitextantworten).</w:t>
+      </w:r>
+    </w:p>
+    <w:p>
+      <w:pPr>
+        <w:spacing w:after="160" w:line="360" w:lineRule="auto"/>
+      </w:pPr>
+      <w:r>
+        <w:t>Die Machbarkeits- und Wirkungskriterien wurden in Abschnitt 8.5 als Anteils- bzw. Medianwerte definiert und werden hier entsprechend berichtet; die Mittelwerte sind zur Einordnung ergänzt. Insgesamt sind die Akzeptanzkriterien klar erfüllt, das Machbarkeitskriterium aus Nutzersicht knapp verfehlt (88 % gegenüber geforderten 95 %) und die Wirkungskriterien für Autonomie und Steuerbarkeit erfüllt, für Transparenz teilweise – eine Einordnung, die Kapitel 10 vertieft. Abbildung 9.4 verdichtet diese Gesamtschau grafisch.</w:t>
       </w:r>
     </w:p>
     <w:p>
@@ -11085,7 +10929,7 @@
         <w:spacing w:after="160" w:line="360" w:lineRule="auto"/>
       </w:pPr>
       <w:r>
-        <w:t>Die Hauptforschungsfrage – wie Nutzerinnen und Nutzer ihre individuellen Präferenzen so angeben können, dass das Ergebnis ihre Bedürfnisse optimal erfüllt und zugleich ihr Wohlbefinden fördert – lässt sich auf Basis der Pilotdaten vorsichtig positiv beantworten. Über die drei Validierungsstränge hinweg ergibt sich ein konsistentes Muster: Die Machbarkeit ist aus Nutzersicht weitgehend belegt (88 Prozent fehlerfreie Durchläufe, hohe Werte für Audioqualität und Verständlichkeit), die Akzeptanz übertrifft mit einem adaptierten Bedienbarkeits-Index von 82.5 das Erfolgskriterium deutlich, und alle vier Teilfragen liegen mit Werten zwischen 3.62 und 3.94 über der Skalenmitte. Der Mechanismus, der den Kern der Forschungsfrage adressiert – die explizite, transparente Präferenzangabe – zeigt dabei die stärkste Wirkung: T1 (Präferenzbildung und Autonomie) erreicht mit M = 3.94 den höchsten Teilfragen-Wert, getragen vom Kompetenz- (M = 3.98) und Selbstbestimmungserleben (M = 3.81).</w:t>
+        <w:t>Die Hauptforschungsfrage – wie Nutzerinnen und Nutzer ihre individuellen Präferenzen so angeben können, dass das Ergebnis ihre Bedürfnisse erfüllt und zugleich ihr Wohlbefinden fördert – lässt sich auf Basis der Pilotdaten vorsichtig positiv beantworten. Über die drei Validierungsstränge hinweg ergibt sich ein konsistentes Muster: Die Machbarkeit ist aus Nutzersicht weitgehend belegt (88 Prozent fehlerfreie Durchläufe, hohe Werte für Audioqualität und Verständlichkeit), die Akzeptanz übertrifft mit einem adaptierten Bedienbarkeits-Index von 82.5 das Erfolgskriterium deutlich, und alle vier Teilfragen liegen mit Werten zwischen 3.62 und 3.94 über der Skalenmitte. Der Mechanismus, der den Kern der Forschungsfrage adressiert – die explizite, transparente Präferenzangabe – zeigt dabei die stärkste Wirkung: T1 (Präferenzbildung und Autonomie) erreicht mit M = 3.94 den höchsten Teilfragen-Wert, getragen vom Kompetenz- (M = 3.98) und Selbstbestimmungserleben (M = 3.81).</w:t>
       </w:r>
     </w:p>
     <w:p>
@@ -11359,7 +11203,7 @@
         <w:spacing w:after="160" w:line="360" w:lineRule="auto"/>
       </w:pPr>
       <w:r>
-        <w:t>Der Beitrag der Arbeit liegt auf drei Ebenen. Konzeptionell liefert sie ein theoretisch verankertes Bausteinmodell für wellbeing-orientierte Personalisierung samt einem expliziten Mapping von Werten auf Designentscheidungen, aus dem sich vier übertragbare Designprinzipien verdichten lassen. Technisch zeigt der lauffähige End-to-End-Demonstrator, dass sich derselbe Technologie-Stack, der heute Engagement-Optimierung antreibt, mit umgekehrter Zielfunktion betreiben lässt, und zwar ohne Erhebung von Verhaltensdaten: Personalisierung und Datensparsamkeit schliessen sich nicht aus. Empirisch liefert die Pilotbefragung erste deskriptive Evidenz für die Annahme, dass die problematischen Effekte heutiger Plattformen nicht in der Technologie, sondern in deren Zielsetzung begründet liegen; die vollständige Auswertung ist als reproduzierbares Notebook offengelegt. Insgesamt sind die drei Zyklen des Design-Science-Rahmens geschlossen: Die Anforderungen aus dem Anwendungsfeld wurden in ein Artefakt überführt, das Artefakt wurde im Feld evaluiert, und die Erkenntnisse fliessen in Form übertragbarer Prinzipien in die Wissensbasis zurück.</w:t>
+        <w:t>Der Beitrag der Arbeit liegt auf drei Ebenen. Konzeptionell liefert sie ein theoretisch verankertes Bausteinmodell für wellbeing-orientierte Personalisierung samt einem expliziten Mapping von Werten auf Designentscheidungen, aus dem sich vier übertragbare Designprinzipien verdichten lassen. Technisch zeigt der lauffähige End-to-End-Demonstrator, dass sich derselbe Technologie-Stack, der heute Engagement-Optimierung antreibt, mit umgekehrter Zielfunktion betreiben lässt, und zwar ohne Erhebung von Verhaltensdaten: Personalisierung und Datensparsamkeit schliessen sich nicht aus. Empirisch liefert die Pilotbefragung erste deskriptive Evidenz für die Annahme, dass die problematischen Effekte heutiger Plattformen nicht in der Technologie, sondern in deren Zielsetzung begründet liegen; die vollständige Auswertung ist als reproduzierbares Notebook offengelegt. Insgesamt sind die drei Zyklen des Design-Science-Rahmens geschlossen: Die Anforderungen aus dem Anwendungsfeld wurden in ein Artefakt überführt, das Artefakt wurde im Feld evaluiert, und die Erkenntnisse fliessen in Form übertragbarer Prinzipien in die Wissensbasis zurück. Das zentrale, übertragbare Resultat lautet: Bedürfnisgerechte Personalisierung setzt keine Verhaltensüberwachung voraus – sie lässt sich vollständig aus expliziten, jederzeit einsehbaren Präferenzangaben erzeugen und bleibt damit mit Datensparsamkeit und algorithmischer Souveränität vereinbar.</w:t>
       </w:r>
     </w:p>
     <w:p>
@@ -11547,13 +11391,7 @@
         <w:rPr>
           <w:lang w:val="en-US"/>
         </w:rPr>
-        <w:t xml:space="preserve">(4), 2313–2343</w:t>
-      </w:r>
-      <w:r>
-        <w:rPr>
-          <w:lang w:val="en-US"/>
-        </w:rPr>
-        <w:t xml:space="preserve">. https://doi.org/10.1007/s11948-020-00175-8</w:t>
+        <w:t>(4), 2313–2343. https://doi.org/10.1007/s11948-020-00175-8</w:t>
       </w:r>
     </w:p>
     <w:p>
@@ -11763,7 +11601,7 @@
         <w:rPr>
           <w:lang w:val="en-US"/>
         </w:rPr>
-        <w:t xml:space="preserve">Hendry, D. G., Friedman, B., &amp; Ballard, S. (2021). Value sensitive design as a formative framework. </w:t>
+        <w:t xml:space="preserve">Helberger, N. (2019). On the democratic role of news recommenders. </w:t>
       </w:r>
       <w:r>
         <w:rPr>
@@ -11771,13 +11609,13 @@
           <w:iCs/>
           <w:lang w:val="en-US"/>
         </w:rPr>
-        <w:t xml:space="preserve">Ethics and Information Technology, 23</w:t>
-      </w:r>
-      <w:r>
-        <w:rPr>
-          <w:lang w:val="en-US"/>
-        </w:rPr>
-        <w:t xml:space="preserve">(1), 39–44. https://doi.org/10.1007/s10676-021-09579-x</w:t>
+        <w:t xml:space="preserve">Digital Journalism, 7</w:t>
+      </w:r>
+      <w:r>
+        <w:rPr>
+          <w:lang w:val="en-US"/>
+        </w:rPr>
+        <w:t xml:space="preserve">(8), 993–1012. https://doi.org/10.1080/21670811.2019.1623700</w:t>
       </w:r>
     </w:p>
     <w:p>
@@ -11792,7 +11630,7 @@
         <w:rPr>
           <w:lang w:val="en-US"/>
         </w:rPr>
-        <w:t xml:space="preserve">Hevner, A. R. (2007). A three cycle view of design science research. </w:t>
+        <w:t xml:space="preserve">Hendry, D. G., Friedman, B., &amp; Ballard, S. (2021). Value sensitive design as a formative framework. </w:t>
       </w:r>
       <w:r>
         <w:rPr>
@@ -11800,13 +11638,13 @@
           <w:iCs/>
           <w:lang w:val="en-US"/>
         </w:rPr>
-        <w:t xml:space="preserve">Scandinavian Journal of Information Systems, 19</w:t>
-      </w:r>
-      <w:r>
-        <w:rPr>
-          <w:lang w:val="en-US"/>
-        </w:rPr>
-        <w:t xml:space="preserve">(2), 87–92.</w:t>
+        <w:t xml:space="preserve">Ethics and Information Technology, 23</w:t>
+      </w:r>
+      <w:r>
+        <w:rPr>
+          <w:lang w:val="en-US"/>
+        </w:rPr>
+        <w:t xml:space="preserve">(1), 39–44. https://doi.org/10.1007/s10676-021-09579-x</w:t>
       </w:r>
     </w:p>
     <w:p>
@@ -11821,7 +11659,7 @@
         <w:rPr>
           <w:lang w:val="en-US"/>
         </w:rPr>
-        <w:t xml:space="preserve">Hevner, A. R., March, S. T., Park, J., &amp; Ram, S. (2004). Design science in information systems research. </w:t>
+        <w:t xml:space="preserve">Hevner, A. R. (2007). A three cycle view of design science research. </w:t>
       </w:r>
       <w:r>
         <w:rPr>
@@ -11829,13 +11667,13 @@
           <w:iCs/>
           <w:lang w:val="en-US"/>
         </w:rPr>
-        <w:t xml:space="preserve">MIS Quarterly, 28</w:t>
-      </w:r>
-      <w:r>
-        <w:rPr>
-          <w:lang w:val="en-US"/>
-        </w:rPr>
-        <w:t xml:space="preserve">(1), 75–105. https://doi.org/10.2307/25148625</w:t>
+        <w:t xml:space="preserve">Scandinavian Journal of Information Systems, 19</w:t>
+      </w:r>
+      <w:r>
+        <w:rPr>
+          <w:lang w:val="en-US"/>
+        </w:rPr>
+        <w:t xml:space="preserve">(2), 87–92.</w:t>
       </w:r>
     </w:p>
     <w:p>
@@ -11850,7 +11688,7 @@
         <w:rPr>
           <w:lang w:val="en-US"/>
         </w:rPr>
-        <w:t xml:space="preserve">Katz, E., Blumler, J. G., &amp; Gurevitch, M. (1973). Uses and gratifications research. </w:t>
+        <w:t xml:space="preserve">Hevner, A. R., March, S. T., Park, J., &amp; Ram, S. (2004). Design science in information systems research. </w:t>
       </w:r>
       <w:r>
         <w:rPr>
@@ -11858,13 +11696,13 @@
           <w:iCs/>
           <w:lang w:val="en-US"/>
         </w:rPr>
-        <w:t xml:space="preserve">Public Opinion Quarterly, 37</w:t>
-      </w:r>
-      <w:r>
-        <w:rPr>
-          <w:lang w:val="en-US"/>
-        </w:rPr>
-        <w:t xml:space="preserve">(4), 509–523. https://doi.org/10.1086/268109</w:t>
+        <w:t xml:space="preserve">MIS Quarterly, 28</w:t>
+      </w:r>
+      <w:r>
+        <w:rPr>
+          <w:lang w:val="en-US"/>
+        </w:rPr>
+        <w:t xml:space="preserve">(1), 75–105. https://doi.org/10.2307/25148625</w:t>
       </w:r>
     </w:p>
     <w:p>
@@ -11879,7 +11717,7 @@
         <w:rPr>
           <w:lang w:val="en-US"/>
         </w:rPr>
-        <w:t xml:space="preserve">Lewis, J. R. (2018). The System Usability Scale: Past, present, and future. </w:t>
+        <w:t xml:space="preserve">Katz, E., Blumler, J. G., &amp; Gurevitch, M. (1973). Uses and gratifications research. </w:t>
       </w:r>
       <w:r>
         <w:rPr>
@@ -11887,13 +11725,13 @@
           <w:iCs/>
           <w:lang w:val="en-US"/>
         </w:rPr>
-        <w:t xml:space="preserve">International Journal of Human-Computer Interaction, 34</w:t>
-      </w:r>
-      <w:r>
-        <w:rPr>
-          <w:lang w:val="en-US"/>
-        </w:rPr>
-        <w:t xml:space="preserve">(7), 577–590. https://doi.org/10.1080/10447318.2018.1455307</w:t>
+        <w:t xml:space="preserve">Public Opinion Quarterly, 37</w:t>
+      </w:r>
+      <w:r>
+        <w:rPr>
+          <w:lang w:val="en-US"/>
+        </w:rPr>
+        <w:t xml:space="preserve">(4), 509–523. https://doi.org/10.1086/268109</w:t>
       </w:r>
     </w:p>
     <w:p>
@@ -11908,7 +11746,7 @@
         <w:rPr>
           <w:lang w:val="en-US"/>
         </w:rPr>
-        <w:t xml:space="preserve">Manning, C. D., Raghavan, P., &amp; Schütze, H. (2008). </w:t>
+        <w:t xml:space="preserve">Kunaver, M., &amp; Požrl, T. (2017). Diversity in recommender systems – A survey. </w:t>
       </w:r>
       <w:r>
         <w:rPr>
@@ -11916,13 +11754,13 @@
           <w:iCs/>
           <w:lang w:val="en-US"/>
         </w:rPr>
-        <w:t xml:space="preserve">Introduction to information retrieval</w:t>
-      </w:r>
-      <w:r>
-        <w:rPr>
-          <w:lang w:val="en-US"/>
-        </w:rPr>
-        <w:t xml:space="preserve">. Cambridge University Press.</w:t>
+        <w:t xml:space="preserve">Knowledge-Based Systems, 123</w:t>
+      </w:r>
+      <w:r>
+        <w:rPr>
+          <w:lang w:val="en-US"/>
+        </w:rPr>
+        <w:t xml:space="preserve">, 154–162. https://doi.org/10.1016/j.knosys.2017.02.009</w:t>
       </w:r>
     </w:p>
     <w:p>
@@ -11937,7 +11775,7 @@
         <w:rPr>
           <w:lang w:val="en-US"/>
         </w:rPr>
-        <w:t xml:space="preserve">Mathur, A., Acar, G., Friedman, M. J., Lucherini, E., Mayer, J., Chetty, M., &amp; Narayanan, A. (2019). Dark patterns at scale: Findings from a crawl of 11K shopping websites. </w:t>
+        <w:t xml:space="preserve">Lewis, J. R. (2018). The System Usability Scale: Past, present, and future. </w:t>
       </w:r>
       <w:r>
         <w:rPr>
@@ -11945,13 +11783,13 @@
           <w:iCs/>
           <w:lang w:val="en-US"/>
         </w:rPr>
-        <w:t xml:space="preserve">Proceedings of the ACM on Human-Computer Interaction, 3</w:t>
-      </w:r>
-      <w:r>
-        <w:rPr>
-          <w:lang w:val="en-US"/>
-        </w:rPr>
-        <w:t xml:space="preserve">(CSCW), Artikel 81. https://doi.org/10.1145/3359183</w:t>
+        <w:t xml:space="preserve">International Journal of Human-Computer Interaction, 34</w:t>
+      </w:r>
+      <w:r>
+        <w:rPr>
+          <w:lang w:val="en-US"/>
+        </w:rPr>
+        <w:t xml:space="preserve">(7), 577–590. https://doi.org/10.1080/10447318.2018.1455307</w:t>
       </w:r>
     </w:p>
     <w:p>
@@ -11966,7 +11804,7 @@
         <w:rPr>
           <w:lang w:val="en-US"/>
         </w:rPr>
-        <w:t xml:space="preserve">Milano, S., Taddeo, M., &amp; Floridi, L. (2020). Recommender systems and their ethical challenges. </w:t>
+        <w:t xml:space="preserve">Manning, C. D., Raghavan, P., &amp; Schütze, H. (2008). </w:t>
       </w:r>
       <w:r>
         <w:rPr>
@@ -11974,13 +11812,13 @@
           <w:iCs/>
           <w:lang w:val="en-US"/>
         </w:rPr>
-        <w:t xml:space="preserve">AI &amp; Society, 35</w:t>
-      </w:r>
-      <w:r>
-        <w:rPr>
-          <w:lang w:val="en-US"/>
-        </w:rPr>
-        <w:t xml:space="preserve">, 957–967. https://doi.org/10.1007/s00146-020-00950-y</w:t>
+        <w:t xml:space="preserve">Introduction to information retrieval</w:t>
+      </w:r>
+      <w:r>
+        <w:rPr>
+          <w:lang w:val="en-US"/>
+        </w:rPr>
+        <w:t xml:space="preserve">. Cambridge University Press.</w:t>
       </w:r>
     </w:p>
     <w:p>
@@ -11995,7 +11833,7 @@
         <w:rPr>
           <w:lang w:val="en-US"/>
         </w:rPr>
-        <w:t xml:space="preserve">Montag, C., &amp; Elhai, J. D. (2023). On social media design, (online-)time well-spent and addictive behaviors in the age of surveillance capitalism. </w:t>
+        <w:t xml:space="preserve">Mathur, A., Acar, G., Friedman, M. J., Lucherini, E., Mayer, J., Chetty, M., &amp; Narayanan, A. (2019). Dark patterns at scale: Findings from a crawl of 11K shopping websites. </w:t>
       </w:r>
       <w:r>
         <w:rPr>
@@ -12003,19 +11841,13 @@
           <w:iCs/>
           <w:lang w:val="en-US"/>
         </w:rPr>
-        <w:t xml:space="preserve">Current Addiction Reports, 10</w:t>
-      </w:r>
-      <w:r>
-        <w:rPr>
-          <w:lang w:val="en-US"/>
-        </w:rPr>
-        <w:t xml:space="preserve">, 610–616</w:t>
-      </w:r>
-      <w:r>
-        <w:rPr>
-          <w:lang w:val="en-US"/>
-        </w:rPr>
-        <w:t xml:space="preserve">. https://doi.org/10.1007/s40429-023-00494-3</w:t>
+        <w:t xml:space="preserve">Proceedings of the ACM on Human-Computer Interaction, 3</w:t>
+      </w:r>
+      <w:r>
+        <w:rPr>
+          <w:lang w:val="en-US"/>
+        </w:rPr>
+        <w:t xml:space="preserve">(CSCW), Artikel 81. https://doi.org/10.1145/3359183</w:t>
       </w:r>
     </w:p>
     <w:p>
@@ -12030,7 +11862,7 @@
         <w:rPr>
           <w:lang w:val="en-US"/>
         </w:rPr>
-        <w:t xml:space="preserve">Montag, C., Lachmann, B., Herrlich, M., &amp; Zweig, K. (2019). Addictive features of social media/messenger platforms and freemium games against the background of psychological and economic theories. </w:t>
+        <w:t xml:space="preserve">Milano, S., Taddeo, M., &amp; Floridi, L. (2020). Recommender systems and their ethical challenges. </w:t>
       </w:r>
       <w:r>
         <w:rPr>
@@ -12038,13 +11870,13 @@
           <w:iCs/>
           <w:lang w:val="en-US"/>
         </w:rPr>
-        <w:t xml:space="preserve">International Journal of Environmental Research and Public Health, 16</w:t>
-      </w:r>
-      <w:r>
-        <w:rPr>
-          <w:lang w:val="en-US"/>
-        </w:rPr>
-        <w:t xml:space="preserve">(14), 2612. https://doi.org/10.3390/ijerph16142612</w:t>
+        <w:t xml:space="preserve">AI &amp; Society, 35</w:t>
+      </w:r>
+      <w:r>
+        <w:rPr>
+          <w:lang w:val="en-US"/>
+        </w:rPr>
+        <w:t xml:space="preserve">, 957–967. https://doi.org/10.1007/s00146-020-00950-y</w:t>
       </w:r>
     </w:p>
     <w:p>
@@ -12056,6 +11888,64 @@
         </w:rPr>
       </w:pPr>
       <w:r>
+        <w:rPr>
+          <w:lang w:val="en-US"/>
+        </w:rPr>
+        <w:t xml:space="preserve">Montag, C., &amp; Elhai, J. D. (2023). On social media design, (online-)time well-spent and addictive behaviors in the age of surveillance capitalism. </w:t>
+      </w:r>
+      <w:r>
+        <w:rPr>
+          <w:i/>
+          <w:iCs/>
+          <w:lang w:val="en-US"/>
+        </w:rPr>
+        <w:t xml:space="preserve">Current Addiction Reports, 10</w:t>
+      </w:r>
+      <w:r>
+        <w:rPr>
+          <w:lang w:val="en-US"/>
+        </w:rPr>
+        <w:t>, 610–616. https://doi.org/10.1007/s40429-023-00494-3</w:t>
+      </w:r>
+    </w:p>
+    <w:p>
+      <w:pPr>
+        <w:spacing w:after="120" w:line="360" w:lineRule="auto"/>
+        <w:ind w:left="720" w:hanging="720"/>
+        <w:rPr>
+          <w:lang w:val="en-US"/>
+        </w:rPr>
+      </w:pPr>
+      <w:r>
+        <w:rPr>
+          <w:lang w:val="en-US"/>
+        </w:rPr>
+        <w:t xml:space="preserve">Montag, C., Lachmann, B., Herrlich, M., &amp; Zweig, K. (2019). Addictive features of social media/messenger platforms and freemium games against the background of psychological and economic theories. </w:t>
+      </w:r>
+      <w:r>
+        <w:rPr>
+          <w:i/>
+          <w:iCs/>
+          <w:lang w:val="en-US"/>
+        </w:rPr>
+        <w:t xml:space="preserve">International Journal of Environmental Research and Public Health, 16</w:t>
+      </w:r>
+      <w:r>
+        <w:rPr>
+          <w:lang w:val="en-US"/>
+        </w:rPr>
+        <w:t xml:space="preserve">(14), 2612. https://doi.org/10.3390/ijerph16142612</w:t>
+      </w:r>
+    </w:p>
+    <w:p>
+      <w:pPr>
+        <w:spacing w:after="120" w:line="360" w:lineRule="auto"/>
+        <w:ind w:left="720" w:hanging="720"/>
+        <w:rPr>
+          <w:lang w:val="en-US"/>
+        </w:rPr>
+      </w:pPr>
+      <w:r>
         <w:rPr/>
         <w:t xml:space="preserve">Nguyen, T. T., Hui, P.-M., Harper, F. M., Terveen, L., &amp; Konstan, J. A. (2014). Exploring the filter bubble: The effect of using recommender systems on content diversity. In </w:t>
       </w:r>
@@ -12155,19 +12045,7 @@
         <w:rPr>
           <w:lang w:val="en-US"/>
         </w:rPr>
-        <w:t xml:space="preserve">(3), 45–</w:t>
-      </w:r>
-      <w:r>
-        <w:rPr>
-          <w:lang w:val="en-US"/>
-        </w:rPr>
-        <w:t xml:space="preserve">78</w:t>
-      </w:r>
-      <w:r>
-        <w:rPr>
-          <w:lang w:val="en-US"/>
-        </w:rPr>
-        <w:t xml:space="preserve">. https://doi.org/10.2753/MIS0742-1222240302</w:t>
+        <w:t>(3), 45–78. https://doi.org/10.2753/MIS0742-1222240302</w:t>
       </w:r>
     </w:p>
     <w:p>
@@ -12280,19 +12158,7 @@
         <w:rPr>
           <w:lang w:val="en-US"/>
         </w:rPr>
-        <w:t xml:space="preserve"> (</w:t>
-      </w:r>
-      <w:r>
-        <w:rPr>
-          <w:lang w:val="en-US"/>
-        </w:rPr>
-        <w:t xml:space="preserve">2. Auflage</w:t>
-      </w:r>
-      <w:r>
-        <w:rPr>
-          <w:lang w:val="en-US"/>
-        </w:rPr>
-        <w:t xml:space="preserve">). Springer. https://doi.org/10.1007/978-1-4899-7637-6</w:t>
+        <w:t xml:space="preserve"> (2. Auflage). Springer. https://doi.org/10.1007/978-1-4899-7637-6</w:t>
       </w:r>
     </w:p>
     <w:p>
@@ -12394,7 +12260,7 @@
         <w:rPr>
           <w:lang w:val="en-US"/>
         </w:rPr>
-        <w:t xml:space="preserve">Venkatesh, V., Morris, M. G., Davis, G. B., &amp; Davis, F. D. (2003). User acceptance of information technology: Toward a unified view. </w:t>
+        <w:t xml:space="preserve">Venable, J., Pries-Heje, J., &amp; Baskerville, R. (2016). FEDS: A framework for evaluation in design science research. </w:t>
       </w:r>
       <w:r>
         <w:rPr>
@@ -12402,13 +12268,13 @@
           <w:iCs/>
           <w:lang w:val="en-US"/>
         </w:rPr>
-        <w:t xml:space="preserve">MIS Quarterly, 27</w:t>
-      </w:r>
-      <w:r>
-        <w:rPr>
-          <w:lang w:val="en-US"/>
-        </w:rPr>
-        <w:t xml:space="preserve">(3), 425–478. https://doi.org/10.2307/30036540</w:t>
+        <w:t xml:space="preserve">European Journal of Information Systems, 25</w:t>
+      </w:r>
+      <w:r>
+        <w:rPr>
+          <w:lang w:val="en-US"/>
+        </w:rPr>
+        <w:t xml:space="preserve">(1), 77–89. https://doi.org/10.1057/ejis.2014.36</w:t>
       </w:r>
     </w:p>
     <w:p>
@@ -12423,7 +12289,7 @@
         <w:rPr>
           <w:lang w:val="en-US"/>
         </w:rPr>
-        <w:t xml:space="preserve">Verduyn, P., Lee, D. S., Park, J., Shablack, H., Orvell, A., Bayer, J., Ybarra, O., Jonides, J., &amp; Kross, E. (2015). Passive Facebook usage undermines affective well-being: Experimental and longitudinal evidence. </w:t>
+        <w:t xml:space="preserve">Venkatesh, V., Morris, M. G., Davis, G. B., &amp; Davis, F. D. (2003). User acceptance of information technology: Toward a unified view. </w:t>
       </w:r>
       <w:r>
         <w:rPr>
@@ -12431,25 +12297,28 @@
           <w:iCs/>
           <w:lang w:val="en-US"/>
         </w:rPr>
-        <w:t xml:space="preserve">Journal of Experimental Psychology: General, 144</w:t>
-      </w:r>
-      <w:r>
-        <w:rPr>
-          <w:lang w:val="en-US"/>
-        </w:rPr>
-        <w:t xml:space="preserve">(2), 480–488. https://doi.org/10.1037/xge0000057</w:t>
+        <w:t xml:space="preserve">MIS Quarterly, 27</w:t>
+      </w:r>
+      <w:r>
+        <w:rPr>
+          <w:lang w:val="en-US"/>
+        </w:rPr>
+        <w:t xml:space="preserve">(3), 425–478. https://doi.org/10.2307/30036540</w:t>
       </w:r>
     </w:p>
     <w:p>
       <w:pPr>
         <w:spacing w:after="120" w:line="360" w:lineRule="auto"/>
         <w:ind w:left="720" w:hanging="720"/>
-      </w:pPr>
-      <w:r>
-        <w:rPr>
-          <w:lang w:val="en-US"/>
-        </w:rPr>
-        <w:t xml:space="preserve">Vosoughi, S., Roy, D., &amp; Aral, S. (2018). The spread of true and false news online. </w:t>
+        <w:rPr>
+          <w:lang w:val="en-US"/>
+        </w:rPr>
+      </w:pPr>
+      <w:r>
+        <w:rPr>
+          <w:lang w:val="en-US"/>
+        </w:rPr>
+        <w:t xml:space="preserve">Verduyn, P., Lee, D. S., Park, J., Shablack, H., Orvell, A., Bayer, J., Ybarra, O., Jonides, J., &amp; Kross, E. (2015). Passive Facebook usage undermines affective well-being: Experimental and longitudinal evidence. </w:t>
       </w:r>
       <w:r>
         <w:rPr>
@@ -12457,19 +12326,45 @@
           <w:iCs/>
           <w:lang w:val="en-US"/>
         </w:rPr>
-        <w:t xml:space="preserve">Science, 359</w:t>
-      </w:r>
-      <w:r>
-        <w:rPr>
-          <w:lang w:val="en-US"/>
-        </w:rPr>
-        <w:t xml:space="preserve">(6380), 1146–1151. https://doi.org/10.1126/science.aap9559</w:t>
+        <w:t xml:space="preserve">Journal of Experimental Psychology: General, 144</w:t>
+      </w:r>
+      <w:r>
+        <w:rPr>
+          <w:lang w:val="en-US"/>
+        </w:rPr>
+        <w:t xml:space="preserve">(2), 480–488. https://doi.org/10.1037/xge0000057</w:t>
       </w:r>
     </w:p>
     <w:p>
       <w:pPr>
         <w:spacing w:after="120" w:line="360" w:lineRule="auto"/>
         <w:ind w:left="720" w:hanging="720"/>
+      </w:pPr>
+      <w:r>
+        <w:rPr>
+          <w:lang w:val="en-US"/>
+        </w:rPr>
+        <w:t xml:space="preserve">Vosoughi, S., Roy, D., &amp; Aral, S. (2018). The spread of true and false news online. </w:t>
+      </w:r>
+      <w:r>
+        <w:rPr>
+          <w:i/>
+          <w:iCs/>
+          <w:lang w:val="en-US"/>
+        </w:rPr>
+        <w:t xml:space="preserve">Science, 359</w:t>
+      </w:r>
+      <w:r>
+        <w:rPr>
+          <w:lang w:val="en-US"/>
+        </w:rPr>
+        <w:t xml:space="preserve">(6380), 1146–1151. https://doi.org/10.1126/science.aap9559</w:t>
+      </w:r>
+    </w:p>
+    <w:p>
+      <w:pPr>
+        <w:spacing w:after="120" w:line="360" w:lineRule="auto"/>
+        <w:ind w:left="720" w:hanging="720"/>
         <w:rPr>
           <w:lang w:val="en-US"/>
         </w:rPr>
@@ -12487,11 +12382,7 @@
       </w:r>
       <w:r>
         <w:rPr/>
-        <w:t xml:space="preserve">(6), 433–436. https://doi.org/10.1007/s12599-016-0453-</w:t>
-      </w:r>
-      <w:r>
-        <w:rPr/>
-        <w:t xml:space="preserve">1</w:t>
+        <w:t>(6), 433–436. https://doi.org/10.1007/s12599-016-0453-1</w:t>
       </w:r>
     </w:p>
     <w:p>

--- a/Hauptdokument.docx
+++ b/Hauptdokument.docx
@@ -174,7 +174,7 @@
     </w:p>
     <w:sdt>
       <w:sdtPr>
-        <w:id w:val="1908257758"/>
+        <w:id w:val="-1923638116"/>
         <w:docPartObj>
           <w:docPartGallery w:val="Table of Contents"/>
           <w:docPartUnique/>
@@ -7290,7 +7290,7 @@
     </w:p>
     <w:sdt>
       <w:sdtPr>
-        <w:id w:val="-1402213063"/>
+        <w:id w:val="1662345738"/>
         <w:docPartObj>
           <w:docPartGallery w:val="Table of Contents"/>
           <w:docPartUnique/>
@@ -8065,7 +8065,7 @@
     </w:p>
     <w:sdt>
       <w:sdtPr>
-        <w:id w:val="271900018"/>
+        <w:id w:val="-2101553627"/>
         <w:docPartObj>
           <w:docPartGallery w:val="Table of Contents"/>
           <w:docPartUnique/>
@@ -12121,7 +12121,7 @@
           <w:noProof/>
         </w:rPr>
         <w:drawing>
-          <wp:inline distT="0" distB="0" distL="0" distR="0" wp14:anchorId="2FDF388C" wp14:editId="218923B6">
+          <wp:inline distT="0" distB="0" distL="0" distR="0" wp14:anchorId="1F6311E2" wp14:editId="36B1D488">
             <wp:extent cx="5760720" cy="3783965"/>
             <wp:effectExtent l="0" t="0" r="0" b="0"/>
             <wp:docPr id="1" name="komparch" descr="Abbildung 6.1: Komponentenarchitektur von Attune"/>
@@ -12262,16 +12262,7 @@
         <w:spacing w:after="160" w:line="360" w:lineRule="auto"/>
       </w:pPr>
       <w:r>
-        <w:t>Die Moderationstexte werden durch das Sprachmodell Claude Sonnet 4</w:t>
-      </w:r>
-      <w:r>
-        <w:rPr>
-          <w:rStyle w:val="Funotenzeichen"/>
-        </w:rPr>
-        <w:footnoteReference w:id="1"/>
-      </w:r>
-      <w:r>
-        <w:t xml:space="preserve"> von Anthropic erzeugt, angebunden über das Vercel AI SDK. Ein gemeinsamer Systemprompt definiert die Rolle eines professionellen Radiomoderators, verlangt Schweizer Hochdeutsch ohne Dialekt, beschränkt die Ausgabe auf reinen Sprechtext ohne Auszeichnungen und enthält verbindliche Regeln zur Quellentreue: Das Modell darf ausschliesslich Inhalte der übergebenen Artikel wiedergeben und weder zusätzliche Fakten noch Quellen erfinden. Segmentspezifische Prompts steuern darüber hinaus Form und Tonalität: Die Begrüssung erhält eine tageszeitabhängige Stimmung – von wach und hell am Morgen bis sehr ruhig in der Nacht –, der Nachrichtenblock Vorgaben zu Übergängen zwischen den Meldungen, und die Tiefe der Behandlung skaliert mit der Sendungslänge. Die Tageszeit wird dabei bewusst in der Zeitzone der Hörerschaft bestimmt und nicht in der Serverzeit.</w:t>
+        <w:t>Die Moderationstexte werden durch das Sprachmodell Claude Sonnet 4 von Anthropic erzeugt, angebunden über das Vercel AI SDK. Ein gemeinsamer Systemprompt definiert die Rolle eines professionellen Radiomoderators, verlangt Schweizer Hochdeutsch ohne Dialekt, beschränkt die Ausgabe auf reinen Sprechtext ohne Auszeichnungen und enthält verbindliche Regeln zur Quellentreue: Das Modell darf ausschliesslich Inhalte der übergebenen Artikel wiedergeben und weder zusätzliche Fakten noch Quellen erfinden. Segmentspezifische Prompts steuern darüber hinaus Form und Tonalität: Die Begrüssung erhält eine tageszeitabhängige Stimmung – von wach und hell am Morgen bis sehr ruhig in der Nacht –, der Nachrichtenblock Vorgaben zu Übergängen zwischen den Meldungen, und die Tiefe der Behandlung skaliert mit der Sendungslänge. Die Tageszeit wird dabei bewusst in der Zeitzone der Hörerschaft bestimmt und nicht in der Serverzeit.</w:t>
       </w:r>
     </w:p>
     <w:p>
@@ -12289,11 +12280,11 @@
         <w:spacing w:after="160" w:line="360" w:lineRule="auto"/>
       </w:pPr>
       <w:r>
-        <w:t xml:space="preserve">Die Umwandlung der Moderationstexte in Audio erfolgt über die Sprachsynthese von ElevenLabs mit einem mehrsprachigen Modell, das deutschsprachige Ausgabe in natürlicher Sprechqualität erlaubt. Jedem der drei Sprechstile ist eine eigene Stimme mit </w:t>
+        <w:t xml:space="preserve">Die Umwandlung der Moderationstexte in Audio erfolgt über die Sprachsynthese von ElevenLabs mit einem mehrsprachigen Modell, das deutschsprachige Ausgabe in natürlicher Sprechqualität erlaubt. Jedem der drei Sprechstile ist eine eigene Stimme mit abgestimmten Syntheseparametern zugeordnet: Der seriöse Stil verwendet eine stabile, zurückhaltende Einstellung, der lockere Stil mehr Variabilität, der energische Stil die höchste Ausdrucksstärke. Vor der Synthese werden die Texte normalisiert; </w:t>
       </w:r>
       <w:r>
         <w:lastRenderedPageBreak/>
-        <w:t>abgestimmten Syntheseparametern zugeordnet: Der seriöse Stil verwendet eine stabile, zurückhaltende Einstellung, der lockere Stil mehr Variabilität, der energische Stil die höchste Ausdrucksstärke. Vor der Synthese werden die Texte normalisiert; Absatzwechsel werden in explizite Sprechpausen von einer Sekunde übersetzt, wie sie im Radio zwischen Meldungen üblich sind. Das Ergebnis sind MP3-Segmente, die direkt an den Client ausgeliefert werden. Für Entwicklungs- und Demonstrationszwecke existiert ein Mock-Modus, der stattdessen die Sprachausgabe des Browsers nutzt und keine API-Kosten verursacht.</w:t>
+        <w:t>Absatzwechsel werden in explizite Sprechpausen von einer Sekunde übersetzt, wie sie im Radio zwischen Meldungen üblich sind. Das Ergebnis sind MP3-Segmente, die direkt an den Client ausgeliefert werden. Für Entwicklungs- und Demonstrationszwecke existiert ein Mock-Modus, der stattdessen die Sprachausgabe des Browsers nutzt und keine API-Kosten verursacht.</w:t>
       </w:r>
     </w:p>
     <w:p>
@@ -12337,19 +12328,16 @@
         <w:spacing w:after="160" w:line="360" w:lineRule="auto"/>
       </w:pPr>
       <w:r>
-        <w:t xml:space="preserve">Das visuelle Design der Benutzeroberfläche wurde mit dem KI-gestützten Gestaltungswerkzeug Claude Design entwickelt: Auf Basis eines Kontext-Briefings, das die fünf Bausteine aus Abschnitt 3.3 und deren theoretische Verankerung als verbindliche Vorgaben enthielt, entstanden Hi-Fi-Entwürfe von sieben Anwendungszuständen – vom Onboarding mit Einwilligung über Profil- und Wiedergabeansicht bis zur Abschlusskarte –, jeweils annotiert mit ihrem Theoriebezug. </w:t>
-      </w:r>
+        <w:t>Das visuelle Design der Benutzeroberfläche wurde mit dem KI-gestützten Gestaltungswerkzeug Claude Design entwickelt: Auf Basis eines Kontext-Briefings, das die fünf Bausteine aus Abschnitt 3.3 und deren theoretische Verankerung als verbindliche Vorgaben enthielt, entstanden Hi-Fi-Entwürfe von sieben Anwendungszuständen – vom Onboarding mit Einwilligung über Profil- und Wiedergabeansicht bis zur Abschlusskarte –, jeweils annotiert mit ihrem Theoriebezug. Diese Entwürfe («Radio 25 — Sieben Zustände») dienten als Vorlage für die Umsetzung der Komponenten und sind im GitHub-Repository des Projekts im Ordner archive dokumentiert.</w:t>
+      </w:r>
+    </w:p>
+    <w:p>
+      <w:pPr>
+        <w:pStyle w:val="berschrift2"/>
+      </w:pPr>
+      <w:bookmarkStart w:id="71" w:name="_Toc232369199"/>
       <w:r>
         <w:lastRenderedPageBreak/>
-        <w:t>Diese Entwürfe («Radio 25 — Sieben Zustände») dienten als Vorlage für die Umsetzung der Komponenten und sind im GitHub-Repository des Projekts im Ordner archive dokumentiert.</w:t>
-      </w:r>
-    </w:p>
-    <w:p>
-      <w:pPr>
-        <w:pStyle w:val="berschrift2"/>
-      </w:pPr>
-      <w:bookmarkStart w:id="71" w:name="_Toc232369199"/>
-      <w:r>
         <w:t>6.4  Wellbeing-Features im Design</w:t>
       </w:r>
       <w:bookmarkEnd w:id="71"/>
@@ -12375,8 +12363,11 @@
         <w:spacing w:after="160" w:line="360" w:lineRule="auto"/>
       </w:pPr>
       <w:r>
+        <w:t xml:space="preserve">Die Transparenz (Baustein 5) ist nicht in Einstellungsmenüs versteckt, sondern in den Hauptfluss integriert. Während der Erzeugung zeigt die Pipeline-Anzeige die tatsächlichen Verarbeitungsschritte samt der beteiligten Dienste; nach der Erzeugung weist die Quellenliste jede Meldung ihrer Herkunft zu und kennzeichnet den </w:t>
+      </w:r>
+      <w:r>
         <w:lastRenderedPageBreak/>
-        <w:t>Die Transparenz (Baustein 5) ist nicht in Einstellungsmenüs versteckt, sondern in den Hauptfluss integriert. Während der Erzeugung zeigt die Pipeline-Anzeige die tatsächlichen Verarbeitungsschritte samt der beteiligten Dienste; nach der Erzeugung weist die Quellenliste jede Meldung ihrer Herkunft zu und kennzeichnet den Serendipitäts-Beitrag; die Begründungsansicht erklärt die Zusammenstellung entlang des Profils. Ergänzend prüft eine automatische Quellenkontrolle, ob im gesprochenen Text Medien genannt werden, die nicht unter den tatsächlich verwendeten Quellen sind – eine designseitige Antwort auf das Halluzinationsrisiko generativer Modelle, das in Abschnitt 10.2 diskutiert wird.</w:t>
+        <w:t>Serendipitäts-Beitrag; die Begründungsansicht erklärt die Zusammenstellung entlang des Profils. Ergänzend prüft eine automatische Quellenkontrolle, ob im gesprochenen Text Medien genannt werden, die nicht unter den tatsächlich verwendeten Quellen sind – eine designseitige Antwort auf das Halluzinationsrisiko generativer Modelle, das in Abschnitt 10.2 diskutiert wird.</w:t>
       </w:r>
     </w:p>
     <w:p>
@@ -12815,7 +12806,6 @@
               <w:spacing w:after="40"/>
             </w:pPr>
             <w:r>
-              <w:lastRenderedPageBreak/>
               <w:t>Privatsphäre (VSD; Hendry et al., 2021)</w:t>
             </w:r>
           </w:p>
@@ -12865,7 +12855,11 @@
         <w:spacing w:after="160" w:line="360" w:lineRule="auto"/>
       </w:pPr>
       <w:r>
-        <w:t>Diese Zuordnung macht den methodischen Kern der Arbeit am Artefakt selbst sichtbar: Jede zentrale Designentscheidung ist die Umkehrung eines in Kapitel 2 beschriebenen engagement-optimierten Musters und zugleich einem theoretisch begründeten Wert verpflichtet. Die Wirkungs-Validierung in Kapitel 8 prüft entlang derselben Konstrukte, ob diese Designabsichten bei den Nutzerinnen und Nutzern auch ankommen.</w:t>
+        <w:t xml:space="preserve">Diese Zuordnung macht den methodischen Kern der Arbeit am Artefakt selbst sichtbar: Jede zentrale Designentscheidung ist die Umkehrung eines in Kapitel 2 beschriebenen </w:t>
+      </w:r>
+      <w:r>
+        <w:lastRenderedPageBreak/>
+        <w:t>engagement-optimierten Musters und zugleich einem theoretisch begründeten Wert verpflichtet. Die Wirkungs-Validierung in Kapitel 8 prüft entlang derselben Konstrukte, ob diese Designabsichten bei den Nutzerinnen und Nutzern auch ankommen.</w:t>
       </w:r>
     </w:p>
     <w:p>
@@ -13046,7 +13040,7 @@
           <w:noProof/>
         </w:rPr>
         <w:drawing>
-          <wp:inline distT="0" distB="0" distL="0" distR="0" wp14:anchorId="252BB038" wp14:editId="1814298A">
+          <wp:inline distT="0" distB="0" distL="0" distR="0" wp14:anchorId="5F333F8B" wp14:editId="4C19A50A">
             <wp:extent cx="2520315" cy="4841240"/>
             <wp:effectExtent l="0" t="0" r="0" b="0"/>
             <wp:docPr id="2" name="ui_hauptzustand" descr="Abbildung 7.1: Präferenzformular im Hauptzustand mit Themenwahl, Standort, Moderationsstil, Sendungslänge und Musikoption (Screenshot des Demonstrators)"/>
@@ -13106,7 +13100,7 @@
         </w:rPr>
         <w:lastRenderedPageBreak/>
         <w:drawing>
-          <wp:inline distT="0" distB="0" distL="0" distR="0" wp14:anchorId="588A5AC3" wp14:editId="4EC8DD8E">
+          <wp:inline distT="0" distB="0" distL="0" distR="0" wp14:anchorId="0EDD5FE8" wp14:editId="5DB4F0A4">
             <wp:extent cx="2879725" cy="3469640"/>
             <wp:effectExtent l="0" t="0" r="0" b="0"/>
             <wp:docPr id="3" name="ui_geplante_sendung" descr="Abbildung 7.2: Vorschaukarte der geplanten Sendung mit Segmentstruktur, kommuniziertem Ende und Hinweis auf den Überraschungsbeitrag (Screenshot des Demonstrators)"/>
@@ -13165,7 +13159,7 @@
           <w:noProof/>
         </w:rPr>
         <w:drawing>
-          <wp:inline distT="0" distB="0" distL="0" distR="0" wp14:anchorId="0AE86DF3" wp14:editId="11CEC332">
+          <wp:inline distT="0" distB="0" distL="0" distR="0" wp14:anchorId="0180A79D" wp14:editId="3FAAD1F4">
             <wp:extent cx="3239770" cy="3604895"/>
             <wp:effectExtent l="0" t="0" r="0" b="0"/>
             <wp:docPr id="4" name="ui_pipeline" descr="Abbildung 7.3: Pipeline-Anzeige während der Sendungserzeugung mit den tatsächlichen Verarbeitungsschritten in Echtzeit (Screenshot des Demonstrators)"/>
@@ -13225,7 +13219,7 @@
         </w:rPr>
         <w:lastRenderedPageBreak/>
         <w:drawing>
-          <wp:inline distT="0" distB="0" distL="0" distR="0" wp14:anchorId="44230651" wp14:editId="0EB63143">
+          <wp:inline distT="0" distB="0" distL="0" distR="0" wp14:anchorId="17456605" wp14:editId="5C678DBB">
             <wp:extent cx="2879725" cy="4111625"/>
             <wp:effectExtent l="0" t="0" r="0" b="0"/>
             <wp:docPr id="5" name="ui_quellen" descr="Abbildung 7.4: Wiedergabezustand mit Quellenliste und mitlaufendem Transkript (Screenshot des Demonstrators)"/>
@@ -13285,7 +13279,7 @@
         </w:rPr>
         <w:lastRenderedPageBreak/>
         <w:drawing>
-          <wp:inline distT="0" distB="0" distL="0" distR="0" wp14:anchorId="7E8C9707" wp14:editId="728AD084">
+          <wp:inline distT="0" distB="0" distL="0" distR="0" wp14:anchorId="0BB51674" wp14:editId="3D2B199C">
             <wp:extent cx="2700020" cy="4350385"/>
             <wp:effectExtent l="0" t="0" r="0" b="0"/>
             <wp:docPr id="6" name="ui_begruendung" descr="Abbildung 7.5: Begründungsansicht «Warum diese Sendung?» mit Profil, abgeleiteten Inhalten und Pipeline-Schritten (Screenshot des Demonstrators)"/>
@@ -13344,7 +13338,7 @@
           <w:noProof/>
         </w:rPr>
         <w:drawing>
-          <wp:inline distT="0" distB="0" distL="0" distR="0" wp14:anchorId="526E4439" wp14:editId="6B3C2AAD">
+          <wp:inline distT="0" distB="0" distL="0" distR="0" wp14:anchorId="39825BBA" wp14:editId="5905B12E">
             <wp:extent cx="2879725" cy="4034790"/>
             <wp:effectExtent l="0" t="0" r="0" b="0"/>
             <wp:docPr id="7" name="ui_abschluss" descr="Abbildung 7.6: Abschlusskarte mit bewusst gesetztem Sendungsende ohne Anschlussempfehlung (Screenshot des Demonstrators)"/>
@@ -13475,11 +13469,17 @@
         <w:spacing w:after="160" w:line="360" w:lineRule="auto"/>
       </w:pPr>
       <w:r>
-        <w:t xml:space="preserve">Der Machbarkeitsnachweis erfolgt auf zwei Ebenen. Erstens dient der lauffähige Prototyp als Demonstration: Ein End-to-End-Durchlauf von der Profileingabe über Datenintegration, LLM-gestützte Textgenerierung und Sprachsynthese bis zur ausgespielten Sendung wird reproduzierbar dokumentiert; der lauffähige Prototyp im begleitenden Repository (github.com/MichaelMoeckli/attune, Ordner attune-app) erzeugt eine solche Sendung end-to-end, die zugehörigen Demonstrator-Screenshots zeigt Abschnitt 7.5. Zweitens wird die Machbarkeit aus Nutzersicht erhoben: Die Pilotbefragung erfasst, ob die Sendungserzeugung aus Sicht der Teilnehmenden fehlerfrei durchlief, und bewertet die technische Qualität über geschlossene Items zu </w:t>
+        <w:t>Der Machbarkeitsnachweis erfolgt auf zwei Ebenen. Erstens dient der lauffähige Prototyp als Demonstration: Ein End-to-End-Durchlauf von der Profileingabe über Datenintegration, LLM-gestützte Textgenerierung und Sprachsynthese bis zur ausgespielten Sendung wird reproduzierbar dokumentiert; der lauffähige Prototyp im begleitenden Repository (github.com/MichaelMoeckli/attune, Ordner attune-app) erzeugt eine solche Sendung end-to-end, die zugehörigen Demonstrator-Screenshots zeigt Abschnitt 7.5.</w:t>
+      </w:r>
+      <w:r>
+        <w:t xml:space="preserve"> Eine vollständige Beispielsendung ist zudem als Bildschirmaufnahme – mit Moderation, Transparenz-Anzeige und gesetztem Sessionende – im begleitenden Repository hinterlegt (examples/example-show-</w:t>
       </w:r>
       <w:r>
         <w:lastRenderedPageBreak/>
-        <w:t>Audioqualität, Verständlichkeit und Reaktionszeit. Auf systematische technische Messungen (Latenz pro Pipeline-Schritt, Kosten pro Sendung, Fehlerraten über wiederholte Durchläufe) und eine formale Testabdeckung wurde im Rahmen der Konzeptstudie verzichtet; die bekannten technischen Grenzen der Umsetzung sind in Abschnitt 7.6 qualitativ dokumentiert.</w:t>
+        <w:t>recording.mp4) und lässt sich ohne eigenes Setup ansehen.</w:t>
+      </w:r>
+      <w:r>
+        <w:t xml:space="preserve"> Zweitens wird die Machbarkeit aus Nutzersicht erhoben: Die Pilotbefragung erfasst, ob die Sendungserzeugung aus Sicht der Teilnehmenden fehlerfrei durchlief, und bewertet die technische Qualität über geschlossene Items zu Audioqualität, Verständlichkeit und Reaktionszeit. Auf systematische technische Messungen (Latenz pro Pipeline-Schritt, Kosten pro Sendung, Fehlerraten über wiederholte Durchläufe) und eine formale Testabdeckung wurde im Rahmen der Konzeptstudie verzichtet; die bekannten technischen Grenzen der Umsetzung sind in Abschnitt 7.6 qualitativ dokumentiert.</w:t>
       </w:r>
     </w:p>
     <w:p>
@@ -13513,11 +13513,8 @@
         <w:spacing w:after="160" w:line="360" w:lineRule="auto"/>
       </w:pPr>
       <w:r>
-        <w:t xml:space="preserve">Die Usability- und Akzeptanzmessung kombinierte sechs an die System Usability Scale (Brooke, 1996) angelehnte Items – berichtet als adaptierter Bedienbarkeits-Index (0–100) – mit eigenkonstruierten Items, die sich an TAM und UTAUT orientieren und </w:t>
-      </w:r>
-      <w:r>
         <w:lastRenderedPageBreak/>
-        <w:t>gezielt die Einstellungsmöglichkeiten der Webapplikation adressieren. Diese Eigenkonstruktion ist methodisch begründet: Standardinstrumente prüfen Bedienbarkeit gegen einen abstrakten Idealnutzer, sie können aber nicht klären, ob konkrete Funktionen eines neuartigen Artefakts erwünscht sind. Pro Einstellungsmöglichkeit – Sendungslänge, Themenpräferenzen, Stimmenwahl, Diversifikationsgrad und Transparenzanzeige – wurde ein dreigeteiltes Item-Set erhoben: was gefällt, was als unnötig empfunden wird, was zusätzlich gewünscht wäre. Die Items wurden mit LLM-Unterstützung formuliert. Der vollständige Item-Katalog ist als Fragebogen-PDF im begleitenden Repository dokumentiert (vgl. Abschnitt 8.6).</w:t>
+        <w:t>Die Usability- und Akzeptanzmessung kombinierte sechs an die System Usability Scale (Brooke, 1996) angelehnte Items – berichtet als adaptierter Bedienbarkeits-Index (0–100) – mit eigenkonstruierten Items, die sich an TAM und UTAUT orientieren und gezielt die Einstellungsmöglichkeiten der Webapplikation adressieren. Diese Eigenkonstruktion ist methodisch begründet: Standardinstrumente prüfen Bedienbarkeit gegen einen abstrakten Idealnutzer, sie können aber nicht klären, ob konkrete Funktionen eines neuartigen Artefakts erwünscht sind. Pro Einstellungsmöglichkeit – Sendungslänge, Themenpräferenzen, Stimmenwahl, Diversifikationsgrad und Transparenzanzeige – wurde ein dreigeteiltes Item-Set erhoben: was gefällt, was als unnötig empfunden wird, was zusätzlich gewünscht wäre. Die Items wurden mit LLM-Unterstützung formuliert. Der vollständige Item-Katalog ist als Fragebogen-PDF im begleitenden Repository dokumentiert (vgl. Abschnitt 8.6).</w:t>
       </w:r>
     </w:p>
     <w:p>
@@ -13544,6 +13541,7 @@
       </w:pPr>
       <w:bookmarkStart w:id="93" w:name="_Toc232369214"/>
       <w:r>
+        <w:lastRenderedPageBreak/>
         <w:t>8.5  Operationalisierung der Erfolgskriterien und Ethik</w:t>
       </w:r>
       <w:bookmarkEnd w:id="93"/>
@@ -13553,49 +13551,45 @@
         <w:spacing w:after="160" w:line="360" w:lineRule="auto"/>
       </w:pPr>
       <w:r>
-        <w:t>Die in Abschnitt 4.3 konzeptuell formulierten Erfolgskriterien werden für die Validierung pro Strang operationalisiert. Auf der Machbarkeitsebene gilt der End-to-</w:t>
+        <w:t>Die in Abschnitt 4.3 konzeptuell formulierten Erfolgskriterien werden für die Validierung pro Strang operationalisiert. Auf der Machbarkeitsebene gilt der End-to-End-Durchlauf als erfolgreich, wenn er auf mindestens 95 Prozent der Versuche aus Nutzersicht fehlerfrei terminiert. Auf der Akzeptanzebene wird ein SUS-Score von mindestens 68 Punkten – dem industriellen Durchschnitt nach Bangor et al. (2008) – angestrebt; ergänzend muss zu jeder Einstellungsmöglichkeit mehrheitlich positives Feedback dokumentiert sein. Auf der Wirkungsebene gilt der Nachweis als erbracht, wenn die Items zu Autonomie, Steuerbarkeit und Transparenz im Median bei mindestens vier von fünf Punkten liegen und die Awareness-Items qualitativ belegte Bewusstseinsberichte erzeugen.</w:t>
+      </w:r>
+    </w:p>
+    <w:p>
+      <w:pPr>
+        <w:spacing w:after="160" w:line="360" w:lineRule="auto"/>
+      </w:pPr>
+      <w:r>
+        <w:t>Ethik, Einwilligung und Datenschutz folgen den ZHAW-Standards für studentische Forschung mit Personen: Die Teilnahme erfolgte freiwillig und anonym; vor Studienbeginn stimmten alle Testpersonen einer Einwilligungserklärung (Informed Consent als Bestandteil des Online-Fragebogens, vgl. Abschnitt 8.6) zu, die Studienzweck, Datenarten und Verwendung regelt. Es wurden keine personenbezogenen Daten erhoben.</w:t>
+      </w:r>
+    </w:p>
+    <w:p>
+      <w:pPr>
+        <w:pStyle w:val="berschrift2"/>
+      </w:pPr>
+      <w:bookmarkStart w:id="94" w:name="_Toc232369215"/>
+      <w:r>
+        <w:t>8.6  Durchführung der Pilotbefragung</w:t>
+      </w:r>
+      <w:bookmarkEnd w:id="94"/>
+    </w:p>
+    <w:p>
+      <w:pPr>
+        <w:spacing w:after="160" w:line="360" w:lineRule="auto"/>
+      </w:pPr>
+      <w:r>
+        <w:t>Die Pilotbefragung wurde als Online-Fragebogen (Google Forms) umgesetzt und am 1. Juni 2026 abgeschlossen. Vor dem Feldstart wurde der vollständige Studienablauf – Profilkonfiguration, Sendung, Fragebogen – als Pretest mit zwei Personen aus dem Privatumfeld durchgespielt, um Verständlichkeit der Items und technischen Ablauf des Experiments zu prüfen; deren Antworten wurden von der Auswertung ausgeschlossen. Von den verbleibenden 25 Rückmeldungen lagen alle mit erteilter Einwilligung vor (n = 25). Die Stichprobe ist jung (17 Personen zwischen 18 und 24 Jahren, 8 Personen zwischen 25 und 34 Jahren) und überwiegend männlich (19 von 25); 24 Personen nahmen im Rahmen des ZHAW-Experiments teil. Die Stichprobe ist damit nicht repräsentativ: Klassisches Radio wird selten, algorithmische Plattformen werden häufig genutzt – die Teilnehmenden beurteilen Attune vor dem Erfahrungshintergrund engagement-getriebener Medien.</w:t>
+      </w:r>
+    </w:p>
+    <w:p>
+      <w:pPr>
+        <w:spacing w:after="160" w:line="360" w:lineRule="auto"/>
+      </w:pPr>
+      <w:r>
+        <w:t xml:space="preserve">Die Auswertung folgt dem in Abschnitt 5.5 beschriebenen deskriptiv-qualitativen Vorgehen. Negativ formulierte Items wurden konstruktspezifisch umgepolt; Items, die </w:t>
       </w:r>
       <w:r>
         <w:lastRenderedPageBreak/>
-        <w:t>End-Durchlauf als erfolgreich, wenn er auf mindestens 95 Prozent der Versuche aus Nutzersicht fehlerfrei terminiert. Auf der Akzeptanzebene wird ein SUS-Score von mindestens 68 Punkten – dem industriellen Durchschnitt nach Bangor et al. (2008) – angestrebt; ergänzend muss zu jeder Einstellungsmöglichkeit mehrheitlich positives Feedback dokumentiert sein. Auf der Wirkungsebene gilt der Nachweis als erbracht, wenn die Items zu Autonomie, Steuerbarkeit und Transparenz im Median bei mindestens vier von fünf Punkten liegen und die Awareness-Items qualitativ belegte Bewusstseinsberichte erzeugen.</w:t>
-      </w:r>
-    </w:p>
-    <w:p>
-      <w:pPr>
-        <w:spacing w:after="160" w:line="360" w:lineRule="auto"/>
-      </w:pPr>
-      <w:r>
-        <w:t>Ethik, Einwilligung und Datenschutz folgen den ZHAW-Standards für studentische Forschung mit Personen: Die Teilnahme erfolgte freiwillig und anonym; vor Studienbeginn stimmten alle Testpersonen einer Einwilligungserklärung (Informed Consent als Bestandteil des Online-Fragebogens, vgl. Abschnitt 8.6) zu, die Studienzweck, Datenarten und Verwendung regelt. Es wurden keine personenbezogenen Daten erhoben.</w:t>
-      </w:r>
-    </w:p>
-    <w:p>
-      <w:pPr>
-        <w:pStyle w:val="berschrift2"/>
-      </w:pPr>
-      <w:bookmarkStart w:id="94" w:name="_Toc232369215"/>
-      <w:r>
-        <w:t>8.6  Durchführung der Pilotbefragung</w:t>
-      </w:r>
-      <w:bookmarkEnd w:id="94"/>
-    </w:p>
-    <w:p>
-      <w:pPr>
-        <w:spacing w:after="160" w:line="360" w:lineRule="auto"/>
-      </w:pPr>
-      <w:r>
-        <w:t>Die Pilotbefragung wurde als Online-Fragebogen (Google Forms) umgesetzt und am 1. Juni 2026 abgeschlossen. Vor dem Feldstart wurde der vollständige Studienablauf – Profilkonfiguration, Sendung, Fragebogen – als Pretest mit zwei Personen aus dem Privatumfeld durchgespielt, um Verständlichkeit der Items und technischen Ablauf des Experiments zu prüfen; deren Antworten wurden von der Auswertung ausgeschlossen. Von den verbleibenden 25 Rückmeldungen lagen alle mit erteilter Einwilligung vor (n = 25). Die Stichprobe ist jung (17 Personen zwischen 18 und 24 Jahren, 8 Personen zwischen 25 und 34 Jahren) und überwiegend männlich (19 von 25); 24 Personen nahmen im Rahmen des ZHAW-Experiments teil. Die Stichprobe ist damit nicht repräsentativ: Klassisches Radio wird selten, algorithmische Plattformen werden häufig genutzt – die Teilnehmenden beurteilen Attune vor dem Erfahrungshintergrund engagement-getriebener Medien.</w:t>
-      </w:r>
-    </w:p>
-    <w:p>
-      <w:pPr>
-        <w:spacing w:after="160" w:line="360" w:lineRule="auto"/>
-      </w:pPr>
-      <w:r>
-        <w:t xml:space="preserve">Die Auswertung folgt dem in Abschnitt 5.5 beschriebenen deskriptiv-qualitativen Vorgehen. Negativ formulierte Items wurden konstruktspezifisch umgepolt; Items, die ein erwünschtes kritisches Bewusstsein messen (z. B. «Ich würde der KI nicht blind vertrauen»), wurden bewusst nicht umgepolt. Die vollständige Auswertung ist als kommentiertes Jupyter-Notebook (Attune_Pilotstudie_Auswertung.ipynb) umgesetzt; </w:t>
-      </w:r>
-      <w:r>
-        <w:lastRenderedPageBreak/>
-        <w:t>eine lesbare HTML-Fassung mit allen Tabellen und Abbildungen ist im begleitenden Repository unter github.com/MichaelMoeckli/attune publiziert. Sämtliche berichteten Werte sind daraus deterministisch reproduzierbar. Ergänzend liegt im selben Repository ein interaktives HTML-Dashboard (Attune_Pilotstudie_Dashboard.html, Chart.js) bei, das die zentralen Kennzahlen für die Präsentation aufbereitet; massgeblich für alle berichteten Werte bleibt jedoch das kommentierte Notebook.</w:t>
+        <w:t>ein erwünschtes kritisches Bewusstsein messen (z. B. «Ich würde der KI nicht blind vertrauen»), wurden bewusst nicht umgepolt. Die vollständige Auswertung ist als kommentiertes Jupyter-Notebook (Attune_Pilotstudie_Auswertung.ipynb) umgesetzt; eine lesbare HTML-Fassung mit allen Tabellen und Abbildungen ist im begleitenden Repository unter github.com/MichaelMoeckli/attune publiziert. Sämtliche berichteten Werte sind daraus deterministisch reproduzierbar. Ergänzend liegt im selben Repository ein interaktives HTML-Dashboard (Attune_Pilotstudie_Dashboard.html, Chart.js) bei, das die zentralen Kennzahlen für die Präsentation aufbereitet; massgeblich für alle berichteten Werte bleibt jedoch das kommentierte Notebook.</w:t>
       </w:r>
       <w:r>
         <w:br w:type="page"/>
@@ -13648,7 +13642,7 @@
           <w:noProof/>
         </w:rPr>
         <w:drawing>
-          <wp:inline distT="0" distB="0" distL="0" distR="0" wp14:anchorId="7E3E253B" wp14:editId="31274856">
+          <wp:inline distT="0" distB="0" distL="0" distR="0" wp14:anchorId="4A6B1DE8" wp14:editId="0A673237">
             <wp:extent cx="5394960" cy="2308860"/>
             <wp:effectExtent l="0" t="0" r="0" b="0"/>
             <wp:docPr id="8" name="c_tech" descr="Abbildung 9.1: Technische Qualität aus Nutzersicht (Mittelwerte, Skala 1–5, n = 25). Quelle: Auswertungs-Notebook (github.com/MichaelMoeckli/attune)."/>
@@ -13745,7 +13739,7 @@
           <w:noProof/>
         </w:rPr>
         <w:drawing>
-          <wp:inline distT="0" distB="0" distL="0" distR="0" wp14:anchorId="4B0EE77B" wp14:editId="15D3242A">
+          <wp:inline distT="0" distB="0" distL="0" distR="0" wp14:anchorId="33FE0ECB" wp14:editId="348A5F08">
             <wp:extent cx="5394960" cy="2894965"/>
             <wp:effectExtent l="0" t="0" r="0" b="0"/>
             <wp:docPr id="9" name="c_diff" descr="Abbildung 9.2: Semantisches Differential «Die App war …» (Mittelwerte, Skala 1–7, n = 25)."/>
@@ -14376,7 +14370,7 @@
           <w:noProof/>
         </w:rPr>
         <w:drawing>
-          <wp:inline distT="0" distB="0" distL="0" distR="0" wp14:anchorId="601F27DD" wp14:editId="26492380">
+          <wp:inline distT="0" distB="0" distL="0" distR="0" wp14:anchorId="3B6C9537" wp14:editId="4FA53A9E">
             <wp:extent cx="5394960" cy="2008505"/>
             <wp:effectExtent l="0" t="0" r="0" b="0"/>
             <wp:docPr id="10" name="hf_synthese" descr="Abbildung 9.3: Aggregierte Teilfragen-Scores T1–T4 (Mittelwert ± Standardabweichung, Skala 1–5)."/>
@@ -14489,7 +14483,7 @@
           <w:noProof/>
         </w:rPr>
         <w:drawing>
-          <wp:inline distT="0" distB="0" distL="0" distR="0" wp14:anchorId="5EE3B3A6" wp14:editId="606FD273">
+          <wp:inline distT="0" distB="0" distL="0" distR="0" wp14:anchorId="10C69EDC" wp14:editId="2EC92122">
             <wp:extent cx="5394960" cy="1751965"/>
             <wp:effectExtent l="0" t="0" r="0" b="0"/>
             <wp:docPr id="11" name="kategorien_uebersicht" descr="Abbildung 9.4: Verdichtete Übersicht entlang der drei Validierungsstränge Machbarkeit, Usability/Akzeptanz und Wirkung."/>
@@ -16181,7 +16175,7 @@
           <w:noProof/>
         </w:rPr>
         <w:drawing>
-          <wp:inline distT="0" distB="0" distL="0" distR="0" wp14:anchorId="3CE97C3D" wp14:editId="645010AA">
+          <wp:inline distT="0" distB="0" distL="0" distR="0" wp14:anchorId="7508EC91" wp14:editId="726860FF">
             <wp:extent cx="1466850" cy="523875"/>
             <wp:effectExtent l="0" t="0" r="0" b="0"/>
             <wp:docPr id="12" name="Grafik 1"/>
@@ -16528,22 +16522,6 @@
       </w:r>
     </w:p>
   </w:footnote>
-  <w:footnote w:id="1">
-    <w:p>
-      <w:pPr>
-        <w:pStyle w:val="Funotentext"/>
-      </w:pPr>
-      <w:r>
-        <w:rPr>
-          <w:rStyle w:val="Funotenzeichen"/>
-        </w:rPr>
-        <w:footnoteRef/>
-      </w:r>
-      <w:r>
-        <w:t xml:space="preserve"> Anthropic hat Claude Sonnet 4 (Modellkennung claude-sonnet-4-20250514) im Juni 2026, nach Abschluss der Datenerhebung dieser Arbeit, aus der Claude API zurückgezogen. Der Prototyp wurde daraufhin auf das Nachfolgemodell Claude Sonnet 4.6 (claude-sonnet-4-6) umgestellt. Die in der Pilotstudie erhobenen Ergebnisse beruhen unverändert auf Claude Sonnet 4.</w:t>
-      </w:r>
-    </w:p>
-  </w:footnote>
 </w:footnotes>
 </file>
 
@@ -16568,9 +16546,9 @@
 <file path=word/numbering.xml><?xml version="1.0" encoding="utf-8"?>
 <w:numbering xmlns:wpc="http://schemas.microsoft.com/office/word/2010/wordprocessingCanvas" xmlns:cx="http://schemas.microsoft.com/office/drawing/2014/chartex" xmlns:cx1="http://schemas.microsoft.com/office/drawing/2015/9/8/chartex" xmlns:cx2="http://schemas.microsoft.com/office/drawing/2015/10/21/chartex" xmlns:cx3="http://schemas.microsoft.com/office/drawing/2016/5/9/chartex" xmlns:cx4="http://schemas.microsoft.com/office/drawing/2016/5/10/chartex" xmlns:cx5="http://schemas.microsoft.com/office/drawing/2016/5/11/chartex" xmlns:cx6="http://schemas.microsoft.com/office/drawing/2016/5/12/chartex" xmlns:cx7="http://schemas.microsoft.com/office/drawing/2016/5/13/chartex" xmlns:cx8="http://schemas.microsoft.com/office/drawing/2016/5/14/chartex" xmlns:mc="http://schemas.openxmlformats.org/markup-compatibility/2006" xmlns:aink="http://schemas.microsoft.com/office/drawing/2016/ink" xmlns:am3d="http://schemas.microsoft.com/office/drawing/2017/model3d" xmlns:o="urn:schemas-microsoft-com:office:office" xmlns:oel="http://schemas.microsoft.com/office/2019/extlst" xmlns:r="http://schemas.openxmlformats.org/officeDocument/2006/relationships" xmlns:m="http://schemas.openxmlformats.org/officeDocument/2006/math" xmlns:v="urn:schemas-microsoft-com:vml" xmlns:wp14="http://schemas.microsoft.com/office/word/2010/wordprocessingDrawing" xmlns:wp="http://schemas.openxmlformats.org/drawingml/2006/wordprocessingDrawing" xmlns:w10="urn:schemas-microsoft-com:office:word" xmlns:w="http://schemas.openxmlformats.org/wordprocessingml/2006/main" xmlns:w14="http://schemas.microsoft.com/office/word/2010/wordml" xmlns:w15="http://schemas.microsoft.com/office/word/2012/wordml" xmlns:w16cex="http://schemas.microsoft.com/office/word/2018/wordml/cex" xmlns:w16cid="http://schemas.microsoft.com/office/word/2016/wordml/cid" xmlns:w16="http://schemas.microsoft.com/office/word/2018/wordml" xmlns:w16du="http://schemas.microsoft.com/office/word/2023/wordml/word16du" xmlns:w16sdtdh="http://schemas.microsoft.com/office/word/2020/wordml/sdtdatahash" xmlns:w16sdtfl="http://schemas.microsoft.com/office/word/2024/wordml/sdtformatlock" xmlns:w16se="http://schemas.microsoft.com/office/word/2015/wordml/symex" xmlns:wpg="http://schemas.microsoft.com/office/word/2010/wordprocessingGroup" xmlns:wpi="http://schemas.microsoft.com/office/word/2010/wordprocessingInk" xmlns:wne="http://schemas.microsoft.com/office/word/2006/wordml" xmlns:wps="http://schemas.microsoft.com/office/word/2010/wordprocessingShape" mc:Ignorable="w14 w15 w16se w16cid w16 w16cex w16sdtdh w16sdtfl w16du wp14">
   <w:abstractNum w:abstractNumId="0" w15:restartNumberingAfterBreak="0">
-    <w:nsid w:val="26276390"/>
+    <w:nsid w:val="12AC0655"/>
     <w:multiLevelType w:val="multilevel"/>
-    <w:tmpl w:val="B9209E2C"/>
+    <w:tmpl w:val="442E1CE8"/>
     <w:lvl w:ilvl="0">
       <w:start w:val="1"/>
       <w:numFmt w:val="none"/>
@@ -16690,9 +16668,9 @@
     </w:lvl>
   </w:abstractNum>
   <w:abstractNum w:abstractNumId="1" w15:restartNumberingAfterBreak="0">
-    <w:nsid w:val="6E2A13E9"/>
+    <w:nsid w:val="60F85074"/>
     <w:multiLevelType w:val="multilevel"/>
-    <w:tmpl w:val="A1CCC158"/>
+    <w:tmpl w:val="27C86D72"/>
     <w:lvl w:ilvl="0">
       <w:start w:val="1"/>
       <w:numFmt w:val="bullet"/>
@@ -16797,13 +16775,13 @@
       </w:pPr>
     </w:lvl>
   </w:abstractNum>
-  <w:num w:numId="1" w16cid:durableId="879635932">
+  <w:num w:numId="1" w16cid:durableId="1631285152">
     <w:abstractNumId w:val="1"/>
   </w:num>
-  <w:num w:numId="2" w16cid:durableId="285816247">
+  <w:num w:numId="2" w16cid:durableId="521557681">
     <w:abstractNumId w:val="0"/>
   </w:num>
-  <w:num w:numId="3" w16cid:durableId="723334068">
+  <w:num w:numId="3" w16cid:durableId="394856235">
     <w:abstractNumId w:val="1"/>
     <w:lvlOverride w:ilvl="0">
       <w:startOverride w:val="1"/>

--- a/Hauptdokument.docx
+++ b/Hauptdokument.docx
@@ -10744,7 +10744,7 @@
         <w:spacing w:after="80" w:line="360" w:lineRule="auto"/>
       </w:pPr>
       <w:r>
-        <w:t>T1 – Präferenzbildung und Autonomie: Wie wirkt eine explizite, transparente Profilkonfiguration auf das von den Nutzenden berichtete Autonomie- und Kompetenzerleben im Sinne der Self-Determination Theory (Ryan &amp; Deci, 2000; Peters et al., 2018)?</w:t>
+        <w:t>T1 (Präferenzbildung und Autonomie): Wie wirkt eine explizite, transparente Profilkonfiguration auf das von den Nutzenden berichtete Autonomie- und Kompetenzerleben im Sinne der Self-Determination Theory (Ryan &amp; Deci, 2000; Peters et al., 2018)?</w:t>
       </w:r>
     </w:p>
     <w:p>
@@ -10757,7 +10757,7 @@
         <w:spacing w:after="80" w:line="360" w:lineRule="auto"/>
       </w:pPr>
       <w:r>
-        <w:t>T2 – Inhaltsdiversität und Bedürfnisgerechtigkeit: In welchem Mass werden eine bewusst diversifizierte Inhaltsauswahl und eine am Tageskontext orientierte Reihenfolge gegenüber einer engagement-optimierten Logik als bedürfnisgerecht und qualitativ angemessen erlebt (Milano et al., 2020; Nguyen et al., 2014)?</w:t>
+        <w:t>T2 (Inhaltsdiversität und Bedürfnisgerechtigkeit): In welchem Mass werden eine bewusst diversifizierte Inhaltsauswahl und eine am Tageskontext orientierte Reihenfolge gegenüber einer engagement-optimierten Logik als bedürfnisgerecht und qualitativ angemessen erlebt (Milano et al., 2020; Nguyen et al., 2014)?</w:t>
       </w:r>
     </w:p>
     <w:p>
@@ -10770,7 +10770,7 @@
         <w:spacing w:after="80" w:line="360" w:lineRule="auto"/>
       </w:pPr>
       <w:r>
-        <w:t>T3 – Sessiongestaltung und Nutzungskontrolle: Wie wirken eine definierte Sendungslänge und ein bewusst gesetzter Sendungsabschluss auf die subjektive Zufriedenheit, das Zeitempfinden und die wahrgenommene Kontrolle über die eigene Mediennutzung (Montag et al., 2019; Vanden Abeele, 2021)?</w:t>
+        <w:t>T3 (Sessiongestaltung und Nutzungskontrolle): Wie wirken eine definierte Sendungslänge und ein bewusst gesetzter Sendungsabschluss auf die subjektive Zufriedenheit, das Zeitempfinden und die wahrgenommene Kontrolle über die eigene Mediennutzung (Montag et al., 2019; Vanden Abeele, 2021)?</w:t>
       </w:r>
     </w:p>
     <w:p>
@@ -10783,15 +10783,15 @@
         <w:spacing w:after="80" w:line="360" w:lineRule="auto"/>
       </w:pPr>
       <w:r>
-        <w:t>T4 – Transparenz und Akzeptanz: Wie verändert eine offengelegte Personalisierungslogik die wahrgenommene Fairness, das Vertrauen und die Gebrauchstauglichkeit, gemessen unter anderem über den System Usability Scale (Bangor et al., 2008; Brooke, 1996; Reviglio &amp; Agosti, 2020)?</w:t>
-      </w:r>
-    </w:p>
-    <w:p>
-      <w:pPr>
-        <w:spacing w:after="160" w:line="360" w:lineRule="auto"/>
-      </w:pPr>
-      <w:r>
-        <w:t>Aus den Teilfragen ergeben sich erwartbare Tendenzen: Die explizite Präferenzangabe sollte das Autonomieerleben gegenüber rein impliziter Personalisierung erhöhen; die definierte Sendungslänge sollte ein positiveres Zeit- und Kontrollerleben erzeugen als endlose Inhaltsströme; und die Offenlegung der Personalisierungslogik sollte Vertrauen und Akzeptanz nicht beeinträchtigen, sondern stützen. Diese Erwartungen werden als zu prüfende Annahmen verstanden, nicht als statistisch zu testende Hypothesen – die Pilotstudie ist auf qualitative und deskriptive Erkenntnisgewinnung mit einer kleinen Probandengruppe ausgelegt (vgl. Abschnitte 5.4 und 5.5).</w:t>
+        <w:t>T4 (Transparenz und Akzeptanz): Wie verändert eine offengelegte Personalisierungslogik die wahrgenommene Fairness, das Vertrauen und die Gebrauchstauglichkeit, gemessen unter anderem über den System Usability Scale (Bangor et al., 2008; Brooke, 1996; Reviglio &amp; Agosti, 2020)?</w:t>
+      </w:r>
+    </w:p>
+    <w:p>
+      <w:pPr>
+        <w:spacing w:after="160" w:line="360" w:lineRule="auto"/>
+      </w:pPr>
+      <w:r>
+        <w:t>Aus den Teilfragen ergeben sich erwartbare Tendenzen: Die explizite Präferenzangabe sollte das Autonomieerleben gegenüber rein impliziter Personalisierung erhöhen; die definierte Sendungslänge sollte ein positiveres Zeit- und Kontrollerleben erzeugen als endlose Inhaltsströme; und die Offenlegung der Personalisierungslogik sollte Vertrauen und Akzeptanz nicht beeinträchtigen, sondern stützen. Diese Erwartungen werden als zu prüfende Annahmen verstanden, nicht als statistisch zu testende Hypothesen. Die Pilotstudie ist auf qualitative und deskriptive Erkenntnisgewinnung mit einer kleinen Probandengruppe ausgelegt (vgl. Abschnitte 5.4 und 5.5).</w:t>
       </w:r>
     </w:p>
     <w:p>
@@ -10840,7 +10840,7 @@
         <w:t xml:space="preserve">Objective. </w:t>
       </w:r>
       <w:r>
-        <w:t>Im Rahmen dieser Arbeit wird ein funktionsfähiger Demonstrator entwickelt, der die Prinzipien der nutzerzentrierten Personalisierung – explizite Präferenzangabe, transparente Empfehlungslogik, bewusste Inhaltsdiversität und definierte Sessiongestaltung – in einem Ende-zu-Ende-System umsetzt. Das System integriert externe Datenquellen (RSS-Feeds, Wetter-API), eine auf einem Large Language Model (LLM) basierende Textgenerierung, eine Sprachsynthese und eine Webapplikation zu einer durchgängigen Sendungsproduktion und stellt das Ergebnis einer Pilotbefragung mit 25 Teilnehmenden nach einmaliger Nutzung zur Verfügung.</w:t>
+        <w:t>Im Rahmen dieser Arbeit wird ein funktionsfähiger Demonstrator entwickelt, der die Prinzipien der nutzerzentrierten Personalisierung (explizite Präferenzangabe, transparente Empfehlungslogik, bewusste Inhaltsdiversität und definierte Sessiongestaltung) in einem Ende-zu-Ende-System umsetzt. Das System integriert externe Datenquellen (RSS-Feeds, Wetter-API), eine auf einem Large Language Model (LLM) basierende Textgenerierung, eine Sprachsynthese und eine Webapplikation zu einer durchgängigen Sendungsproduktion und stellt das Ergebnis einer Pilotbefragung mit 25 Teilnehmenden nach einmaliger Nutzung zur Verfügung.</w:t>
       </w:r>
     </w:p>
     <w:p>
@@ -10878,7 +10878,7 @@
         <w:spacing w:after="160" w:line="360" w:lineRule="auto"/>
       </w:pPr>
       <w:r>
-        <w:t>Die Arbeit leistet einen Beitrag an der Schnittstelle von Wirtschaftsinformatik, Medienethik und Human-Computer Interaction. Sie liefert ein durchgängiges, lauffähiges Artefakt, an dem sich die Prinzipien aus Self-Determination Theory (Ryan &amp; Deci, 2000), Value-Sensitive Design (Hendry et al., 2021), Digital Wellbeing (Burr et al., 2020; Peters et al., 2020; Vanden Abeele, 2021) und algorithmischer Souveränität (Reviglio &amp; Agosti, 2020) integriert beobachten lassen – ein Setting, das in der bisherigen Literatur überwiegend konzeptionell, aber nur selten in einem konsistent gebauten System adressiert wird (vgl. Abschnitt 2.5). Der Pilottest erzeugt darüber hinaus erste empirische Hinweise auf die Nutzerakzeptanz wellbeing-orientierter Personalisierung und liefert eine methodische Vorlage, an der sich grössere Folgestudien orientieren können.</w:t>
+        <w:t>Die Arbeit leistet einen Beitrag an der Schnittstelle von Wirtschaftsinformatik, Medienethik und Human-Computer Interaction. Sie liefert ein durchgängiges, lauffähiges Artefakt, an dem sich die Prinzipien aus Self-Determination Theory (Ryan &amp; Deci, 2000), Value-Sensitive Design (Hendry et al., 2021), Digital Wellbeing (Burr et al., 2020; Peters et al., 2020; Vanden Abeele, 2021) und algorithmischer Souveränität (Reviglio &amp; Agosti, 2020) integriert beobachten lassen. Ein solches Setting wird in der bisherigen Literatur überwiegend konzeptionell, aber nur selten in einem konsistent gebauten System adressiert (vgl. Abschnitt 2.5). Der Pilottest erzeugt darüber hinaus erste empirische Hinweise auf die Nutzerakzeptanz wellbeing-orientierter Personalisierung und liefert eine methodische Vorlage, an der sich grössere Folgestudien orientieren können.</w:t>
       </w:r>
     </w:p>
     <w:p>
@@ -11092,7 +11092,7 @@
         <w:spacing w:after="160" w:line="360" w:lineRule="auto"/>
       </w:pPr>
       <w:r>
-        <w:t>Auf die vorliegende Arbeit übertragen bedeutet dies: Der Relevance Cycle ist in den Kapiteln 1 und 3 sowie in der Pilotbefragung (Abschnitte 8.3 und 8.6) verankert; der Rigor Cycle wird in Kapitel 2 sowie in Abschnitt 5.1 dokumentiert; der Design Cycle umfasst die in den Kapiteln 6 und 7 beschriebene iterative Konstruktion und die in Kapitel 8 ausgeführte Evaluation. Peffers et al. (2007) ergänzen diesen Rahmen um eine konkrete Schrittfolge – Problem Identification, Definition of Objectives, Design and Development, Demonstration, Evaluation, Communication –, die im Gesamtaufbau dieser Arbeit unmittelbar erkennbar ist und in der nachfolgenden Vorgehensbeschreibung in Abschnitt 5.3 ihren operativen Ausdruck findet. Die Wahl der Evaluationsstrategie folgt dabei dem Framework for Evaluation in Design Science (FEDS) von Venable et al. (2016): Die vorliegende Pilotbefragung ist als formativ-naturalistische Evaluation früher Ausprägung angelegt, die das Artefakt mit realen Nutzenden im Anwendungskontext prüft, während summative und vergleichende Evaluationsstufen – insbesondere ein Kontrollvergleich und eine Längsschnittbetrachtung – bewusst nachgelagerten Arbeiten überlassen werden (Abschnitt 11.3).</w:t>
+        <w:t>Auf die vorliegende Arbeit übertragen bedeutet dies: Der Relevance Cycle ist in den Kapiteln 1 und 3 sowie in der Pilotbefragung (Abschnitte 8.3 und 8.6) verankert; der Rigor Cycle wird in Kapitel 2 sowie in Abschnitt 5.1 dokumentiert; der Design Cycle umfasst die in den Kapiteln 6 und 7 beschriebene iterative Konstruktion und die in Kapitel 8 ausgeführte Evaluation. Peffers et al. (2007) ergänzen diesen Rahmen um eine konkrete Schrittfolge (Problem Identification, Definition of Objectives, Design and Development, Demonstration, Evaluation, Communication), die im Gesamtaufbau dieser Arbeit unmittelbar erkennbar ist und in der nachfolgenden Vorgehensbeschreibung in Abschnitt 5.3 ihren operativen Ausdruck findet. Die Wahl der Evaluationsstrategie folgt dabei dem Framework for Evaluation in Design Science (FEDS) von Venable et al. (2016): Die vorliegende Pilotbefragung ist als formativ-naturalistische Evaluation früher Ausprägung angelegt, die das Artefakt mit realen Nutzenden im Anwendungskontext prüft, während summative und vergleichende Evaluationsstufen (insbesondere ein Kontrollvergleich und eine Längsschnittbetrachtung) bewusst nachgelagerten Arbeiten überlassen werden (Abschnitt 11.3).</w:t>
       </w:r>
     </w:p>
     <w:p>
@@ -12038,7 +12038,7 @@
         <w:spacing w:after="160" w:line="360" w:lineRule="auto"/>
       </w:pPr>
       <w:r>
-        <w:t>Insgesamt ist das Vorhaben in den verfügbaren Ressourcen – Zeitbudget von rund zehn Wochen, Einzelautorenschaft, kleine Probandengruppe – bewusst so dimensioniert, dass die zentrale Forschungsfrage substanziell beantwortet werden kann, ohne den Rahmen einer BSc-Thesis zu überschreiten.</w:t>
+        <w:t>Insgesamt ist das Vorhaben in den verfügbaren Ressourcen (Zeitbudget von rund zehn Wochen, Einzelautorenschaft, kleine Probandengruppe) bewusst so dimensioniert, dass die zentrale Forschungsfrage substanziell beantwortet werden kann, ohne den Rahmen einer BSc-Thesis zu überschreiten.</w:t>
       </w:r>
       <w:r>
         <w:br w:type="page"/>
@@ -12078,7 +12078,7 @@
         <w:spacing w:after="160" w:line="360" w:lineRule="auto"/>
       </w:pPr>
       <w:r>
-        <w:t>Die funktionalen Anforderungen ergeben sich unmittelbar aus den fünf Bausteinen aus Abschnitt 3.3. Das System muss erstens explizite Präferenzangaben erfassen und in ein einsehbares, jederzeit änderbares Profil überführen (F1). Zweitens muss es daraus ohne weiteres menschliches Zutun eine vollständige Radiosendung mit Begrüssung, Nachrichten, Wetter, Musik und Verabschiedung erzeugen (F2). Drittens muss die Inhaltsauswahl an einem alternativen Zielwert ausgerichtet sein: Vielfalt, Tageszeit und Profilpassung statt maximierter Verweildauer (F3). Viertens muss jede Sendung als abgeschlossene Einheit mit definierter Länge und hörbarem Ende gestaltet sein – ohne Autoplay, Endlosstrom oder offene Schleifen (F4). Fünftens muss das System seine Quellen, Verarbeitungsschritte und Personalisierungsentscheidungen gegenüber den Hörerinnen und Hörern offenlegen (F5).</w:t>
+        <w:t>Die funktionalen Anforderungen ergeben sich unmittelbar aus den fünf Bausteinen aus Abschnitt 3.3. Das System muss erstens explizite Präferenzangaben erfassen und in ein einsehbares, jederzeit änderbares Profil überführen (F1). Zweitens muss es daraus ohne weiteres menschliches Zutun eine vollständige Radiosendung mit Begrüssung, Nachrichten, Wetter, Musik und Verabschiedung erzeugen (F2). Drittens muss die Inhaltsauswahl an einem alternativen Zielwert ausgerichtet sein: Vielfalt, Tageszeit und Profilpassung statt maximierter Verweildauer (F3). Viertens muss jede Sendung als abgeschlossene Einheit mit definierter Länge und hörbarem Ende gestaltet sein, ohne Autoplay, Endlosstrom oder offene Schleifen (F4). Fünftens muss das System seine Quellen, Verarbeitungsschritte und Personalisierungsentscheidungen gegenüber den Hörerinnen und Hörern offenlegen (F5).</w:t>
       </w:r>
     </w:p>
     <w:p>
@@ -12108,7 +12108,7 @@
         <w:spacing w:after="160" w:line="360" w:lineRule="auto"/>
       </w:pPr>
       <w:r>
-        <w:t>Attune ist als Webapplikation auf Basis von Next.js 15 mit React 19 und TypeScript umgesetzt; die Gestaltung erfolgt mit Tailwind CSS. Die Architektur trennt eine Client-Seite, auf der Präferenzformular, Audio-Player und Transparenz-Komponenten laufen, von einer Server-Seite, die als einzelner Orchestrierungs-Endpunkt ausgelegt ist. Hinter diesem Endpunkt liegt eine Service-Schicht mit je einem eigenständigen Modul pro externem Dienst: Nachrichtenintegration über RSS, Wetterdaten, LLM-Textgenerierung, Sprachsynthese sowie Musikeinbindung. Diese strikte Modularisierung hat zwei Gründe: Sie erlaubt es, jeden Dienst einzeln durch einen Mock-Modus zu ersetzen (Robustheitsanforderung), und sie macht die Pipeline-Schritte einzeln benennbar – eine Voraussetzung dafür, dass die Transparenzanzeige (F5) den tatsächlichen Verarbeitungsweg abbilden kann. Abbildung 6.1 zeigt diesen Aufbau im Überblick.</w:t>
+        <w:t>Attune ist als Webapplikation auf Basis von Next.js 15 mit React 19 und TypeScript umgesetzt; die Gestaltung erfolgt mit Tailwind CSS. Die Architektur trennt eine Client-Seite, auf der Präferenzformular, Audio-Player und Transparenz-Komponenten laufen, von einer Server-Seite, die als einzelner Orchestrierungs-Endpunkt ausgelegt ist. Hinter diesem Endpunkt liegt eine Service-Schicht mit je einem eigenständigen Modul pro externem Dienst: Nachrichtenintegration über RSS, Wetterdaten, LLM-Textgenerierung, Sprachsynthese sowie Musikeinbindung. Diese strikte Modularisierung hat zwei Gründe: Sie erlaubt es, jeden Dienst einzeln durch einen Mock-Modus zu ersetzen (Robustheitsanforderung), und sie macht die Pipeline-Schritte einzeln benennbar. Das ist eine Voraussetzung dafür, dass die Transparenzanzeige (F5) den tatsächlichen Verarbeitungsweg abbilden kann. Abbildung 6.1 zeigt diesen Aufbau im Überblick.</w:t>
       </w:r>
     </w:p>
     <w:p>
@@ -12204,7 +12204,7 @@
         <w:spacing w:after="160" w:line="360" w:lineRule="auto"/>
       </w:pPr>
       <w:r>
-        <w:t>Der Orchestrator ist die zentrale Steuereinheit der Sendungserzeugung und implementiert den in Abschnitt 6.2 beschriebenen Fünf-Schritt-Ablauf als agentische Pipeline. Er nimmt die Konfiguration der Nutzerin – gewählte Themen, Standort, Sprechstil, Sendungslänge und Musikoption – entgegen und skaliert daran sämtliche Erzeugungsparameter: die Anzahl der berücksichtigten Nachrichtenartikel, das Tokenbudget der Textgenerierung und die Anzahl der Musiktitel wachsen mit der gewählten Sendungslänge von fünf, zehn oder fünfzehn Minuten. Der Orchestrator meldet jeden abgeschlossenen Verarbeitungsschritt mit Zeitstempel an den Client; dieselben Meldungen speisen später die Pipeline-Anzeige und die Begründungsansicht. Damit ist die Transparenzfunktion kein nachträglich erzeugtes Abbild, sondern ein Nebenprodukt des tatsächlichen Kontrollflusses.</w:t>
+        <w:t>Der Orchestrator ist die zentrale Steuereinheit der Sendungserzeugung und implementiert den in Abschnitt 6.2 beschriebenen Fünf-Schritt-Ablauf als agentische Pipeline. Er nimmt die Konfiguration der Nutzerin (gewählte Themen, Standort, Sprechstil, Sendungslänge und Musikoption) entgegen und skaliert daran sämtliche Erzeugungsparameter: die Anzahl der berücksichtigten Nachrichtenartikel, das Tokenbudget der Textgenerierung und die Anzahl der Musiktitel wachsen mit der gewählten Sendungslänge von fünf, zehn oder fünfzehn Minuten. Der Orchestrator meldet jeden abgeschlossenen Verarbeitungsschritt mit Zeitstempel an den Client; dieselben Meldungen speisen später die Pipeline-Anzeige und die Begründungsansicht. Damit ist die Transparenzfunktion kein nachträglich erzeugtes Abbild, sondern ein Nebenprodukt des tatsächlichen Kontrollflusses.</w:t>
       </w:r>
     </w:p>
     <w:p>
@@ -12226,7 +12226,7 @@
       </w:r>
       <w:r>
         <w:lastRenderedPageBreak/>
-        <w:t>Das Profil ist damit im Sinne von Baustein 1 vollständig einsehbar, änderbar und löschbar – die Nutzerin kann es jederzeit im Formular anpassen oder durch Löschen der Browserdaten restlos entfernen. Eine implizite Anreicherung des Profils durch beobachtetes Verhalten findet konzeptbedingt nicht statt (Reviglio &amp; Agosti, 2020).</w:t>
+        <w:t>Das Profil ist damit im Sinne von Baustein 1 vollständig einsehbar, änderbar und löschbar. Die Nutzerin kann es jederzeit im Formular anpassen oder durch Löschen der Browserdaten restlos entfernen. Eine implizite Anreicherung des Profils durch beobachtetes Verhalten findet konzeptbedingt nicht statt (Reviglio &amp; Agosti, 2020).</w:t>
       </w:r>
     </w:p>
     <w:p>
@@ -12244,7 +12244,7 @@
         <w:spacing w:after="160" w:line="360" w:lineRule="auto"/>
       </w:pPr>
       <w:r>
-        <w:t>Die Nachrichtenbeschaffung stützt sich auf öffentliche RSS-Feeds dreier Schweizer Medienhäuser – SRF, NZZ und Tages-Anzeiger –, die je Themenkategorie hinterlegt sind. Beim Abruf wird die Reihenfolge der Quellen zufällig durchmischt und die Artikel der verschiedenen Quellen werden abwechselnd verschachtelt, damit keine einzelne Quelle die Sendung dominiert. Die Wetterdaten stammen von OpenWeatherMap und beziehen sich auf den im Profil angegebenen Standort. Beide Integrationen liefern bei Nichterreichbarkeit definierte Ersatzdaten, sodass die Pipeline auch offline durchläuft.</w:t>
+        <w:t>Die Nachrichtenbeschaffung stützt sich auf öffentliche RSS-Feeds dreier Schweizer Medienhäuser (SRF, NZZ und Tages-Anzeiger), die je Themenkategorie hinterlegt sind. Beim Abruf wird die Reihenfolge der Quellen zufällig durchmischt und die Artikel der verschiedenen Quellen werden abwechselnd verschachtelt, damit keine einzelne Quelle die Sendung dominiert. Die Wetterdaten stammen von OpenWeatherMap und beziehen sich auf den im Profil angegebenen Standort. Beide Integrationen liefern bei Nichterreichbarkeit definierte Ersatzdaten, sodass die Pipeline auch offline durchläuft.</w:t>
       </w:r>
     </w:p>
     <w:p>
@@ -12262,7 +12262,7 @@
         <w:spacing w:after="160" w:line="360" w:lineRule="auto"/>
       </w:pPr>
       <w:r>
-        <w:t>Die Moderationstexte werden durch das Sprachmodell Claude Sonnet 4 von Anthropic erzeugt, angebunden über das Vercel AI SDK. Ein gemeinsamer Systemprompt definiert die Rolle eines professionellen Radiomoderators, verlangt Schweizer Hochdeutsch ohne Dialekt, beschränkt die Ausgabe auf reinen Sprechtext ohne Auszeichnungen und enthält verbindliche Regeln zur Quellentreue: Das Modell darf ausschliesslich Inhalte der übergebenen Artikel wiedergeben und weder zusätzliche Fakten noch Quellen erfinden. Segmentspezifische Prompts steuern darüber hinaus Form und Tonalität: Die Begrüssung erhält eine tageszeitabhängige Stimmung – von wach und hell am Morgen bis sehr ruhig in der Nacht –, der Nachrichtenblock Vorgaben zu Übergängen zwischen den Meldungen, und die Tiefe der Behandlung skaliert mit der Sendungslänge. Die Tageszeit wird dabei bewusst in der Zeitzone der Hörerschaft bestimmt und nicht in der Serverzeit.</w:t>
+        <w:t>Die Moderationstexte werden durch das Sprachmodell Claude Sonnet 4 von Anthropic erzeugt, angebunden über das Vercel AI SDK. Ein gemeinsamer Systemprompt definiert die Rolle eines professionellen Radiomoderators, verlangt Schweizer Hochdeutsch ohne Dialekt, beschränkt die Ausgabe auf reinen Sprechtext ohne Auszeichnungen und enthält verbindliche Regeln zur Quellentreue: Das Modell darf ausschliesslich Inhalte der übergebenen Artikel wiedergeben und weder zusätzliche Fakten noch Quellen erfinden. Segmentspezifische Prompts steuern darüber hinaus Form und Tonalität: Die Begrüssung erhält eine tageszeitabhängige Stimmung (von wach und hell am Morgen bis sehr ruhig in der Nacht), der Nachrichtenblock Vorgaben zu Übergängen zwischen den Meldungen, und die Tiefe der Behandlung skaliert mit der Sendungslänge. Die Tageszeit wird dabei bewusst in der Zeitzone der Hörerschaft bestimmt und nicht in der Serverzeit.</w:t>
       </w:r>
     </w:p>
     <w:p>
@@ -12328,7 +12328,16 @@
         <w:spacing w:after="160" w:line="360" w:lineRule="auto"/>
       </w:pPr>
       <w:r>
-        <w:t>Das visuelle Design der Benutzeroberfläche wurde mit dem KI-gestützten Gestaltungswerkzeug Claude Design entwickelt: Auf Basis eines Kontext-Briefings, das die fünf Bausteine aus Abschnitt 3.3 und deren theoretische Verankerung als verbindliche Vorgaben enthielt, entstanden Hi-Fi-Entwürfe von sieben Anwendungszuständen – vom Onboarding mit Einwilligung über Profil- und Wiedergabeansicht bis zur Abschlusskarte –, jeweils annotiert mit ihrem Theoriebezug. Diese Entwürfe («Radio 25 — Sieben Zustände») dienten als Vorlage für die Umsetzung der Komponenten und sind im GitHub-Repository des Projekts im Ordner archive dokumentiert.</w:t>
+        <w:t xml:space="preserve">Das visuelle Design der Benutzeroberfläche wurde mit dem KI-gestützten Gestaltungswerkzeug Claude Design entwickelt: Auf Basis eines Kontext-Briefings, das die fünf Bausteine aus Abschnitt 3.3 und deren theoretische Verankerung als verbindliche Vorgaben enthielt, entstanden Hi-Fi-Entwürfe von sieben Anwendungszuständen (vom Onboarding mit Einwilligung über Profil- und Wiedergabeansicht bis zur Abschlusskarte), jeweils annotiert mit ihrem Theoriebezug. Diese Entwürfe («Radio 25 — Sieben Zustände») dienten als Vorlage für die Umsetzung der Komponenten und sind im GitHub-Repository des Projekts im Ordner </w:t>
+      </w:r>
+      <w:r>
+        <w:t>reference/design</w:t>
+      </w:r>
+      <w:r>
+        <w:t xml:space="preserve"> </w:t>
+      </w:r>
+      <w:r>
+        <w:t>dokumentiert.</w:t>
       </w:r>
     </w:p>
     <w:p>
@@ -12347,15 +12356,15 @@
         <w:spacing w:after="160" w:line="360" w:lineRule="auto"/>
       </w:pPr>
       <w:r>
-        <w:t>Die Kuratierungslogik (Baustein 3) operationalisiert den alternativen Zielwert in einem vierstufigen Auswahlverfahren. Zunächst stellt ein Abdeckungs-Durchgang sicher, dass jedes im Profil gewählte Thema mit mindestens einem Artikel vertreten ist. Danach fügt ein Serendipitäts-Durchgang gezielt einen Artikel aus einem nicht gewählten Themenfeld hinzu, der in der Oberfläche als Überraschung gekennzeichnet wird – eine bewusste Massnahme gegen die in Abschnitt 1.4 beschriebene Verengung des Informationshorizonts (Reviglio &amp; Agosti, 2020). Ein Tiefen-Durchgang ergänzt reihum zweite Artikel pro Thema, wobei eine Obergrenze von zwei Artikeln je Thema verhindert, dass ein einzelnes Thema die Sendung dominiert. Ein letzter Durchgang füllt verbleibende Plätze auf. Zusätzlich begrenzt eine Tageszeitregel die Gesamtzahl der Meldungen: am Morgen und in der Nacht deutlich weniger als tagsüber, um die kognitive Last an den Tagesrhythmus anzupassen (Vanden Abeele, 2021). In der umgesetzten Form greift diese Tageszeit-Obergrenze allerdings vor allem nachts (Begrenzung auf vier Meldungen); tagsüber liegt sie über dem ohnehin längenabhängig kleineren Artikelbudget und bindet daher meist nicht. Methodisch handelt es sich bei der Auswahl um eine regelbasierte, deterministische Diversitäts-Heuristik und nicht um ein lernendes Empfehlungsmodell – eine bewusste Entscheidung, die Nachvollziehbarkeit und algorithmische Souveränität (Reviglio &amp; Agosti, 2020) über prädiktive Genauigkeit stellt und Vielfalt im Sinne der diversitätsorientierten Empfehlungsforschung (Kunaver &amp; Požrl, 2017) als expliziten Zielwert kodiert.</w:t>
-      </w:r>
-    </w:p>
-    <w:p>
-      <w:pPr>
-        <w:spacing w:after="160" w:line="360" w:lineRule="auto"/>
-      </w:pPr>
-      <w:r>
-        <w:t>Die Sessiongestaltung (Baustein 4) setzt die Anforderungen aus Abschnitt 2.2.6 invers um: Wo engagement-optimierte Angebote Sitzungen durch Autoplay, unendliche Feeds und variable Belohnungen verlängern, besitzt eine Attune-Sendung eine vorab gewählte Länge, eine feste Dramaturgie und ein doppelt markiertes Ende – akustisch durch den Schlussjingle und visuell durch die Abschlusskarte. Es gibt keine Push-Benachrichtigungen, keine automatisch startende Folgesendung und keine Mechanismen, die zum Weiterhören drängen; eine neue Sendung erfordert eine bewusste Handlung der Nutzerin.</w:t>
+        <w:t>Die Kuratierungslogik (Baustein 3) operationalisiert den alternativen Zielwert in einem vierstufigen Auswahlverfahren. Zunächst stellt ein Abdeckungs-Durchgang sicher, dass jedes im Profil gewählte Thema mit mindestens einem Artikel vertreten ist. Danach fügt ein Serendipitäts-Durchgang gezielt einen Artikel aus einem nicht gewählten Themenfeld hinzu, der in der Oberfläche als Überraschung gekennzeichnet wird. Das ist eine bewusste Massnahme gegen die in Abschnitt 1.4 beschriebene Verengung des Informationshorizonts (Reviglio &amp; Agosti, 2020). Ein Tiefen-Durchgang ergänzt reihum zweite Artikel pro Thema, wobei eine Obergrenze von zwei Artikeln je Thema verhindert, dass ein einzelnes Thema die Sendung dominiert. Ein letzter Durchgang füllt verbleibende Plätze auf. Zusätzlich begrenzt eine Tageszeitregel die Gesamtzahl der Meldungen: am Morgen und in der Nacht deutlich weniger als tagsüber, um die kognitive Last an den Tagesrhythmus anzupassen (Vanden Abeele, 2021). In der umgesetzten Form greift diese Tageszeit-Obergrenze allerdings vor allem nachts (Begrenzung auf vier Meldungen); tagsüber liegt sie über dem ohnehin längenabhängig kleineren Artikelbudget und bindet daher meist nicht. Methodisch handelt es sich bei der Auswahl um eine regelbasierte, deterministische Diversitäts-Heuristik und nicht um ein lernendes Empfehlungsmodell. Dahinter steht eine bewusste Entscheidung, die Nachvollziehbarkeit und algorithmische Souveränität (Reviglio &amp; Agosti, 2020) über prädiktive Genauigkeit stellt und Vielfalt im Sinne der diversitätsorientierten Empfehlungsforschung (Kunaver &amp; Požrl, 2017) als expliziten Zielwert kodiert.</w:t>
+      </w:r>
+    </w:p>
+    <w:p>
+      <w:pPr>
+        <w:spacing w:after="160" w:line="360" w:lineRule="auto"/>
+      </w:pPr>
+      <w:r>
+        <w:t>Die Sessiongestaltung (Baustein 4) setzt die Anforderungen aus Abschnitt 2.2.6 invers um: Wo engagement-optimierte Angebote Sitzungen durch Autoplay, unendliche Feeds und variable Belohnungen verlängern, besitzt eine Attune-Sendung eine vorab gewählte Länge, eine feste Dramaturgie und ein doppelt markiertes Ende, akustisch durch den Schlussjingle und visuell durch die Abschlusskarte. Es gibt keine Push-Benachrichtigungen, keine automatisch startende Folgesendung und keine Mechanismen, die zum Weiterhören drängen; eine neue Sendung erfordert eine bewusste Handlung der Nutzerin.</w:t>
       </w:r>
     </w:p>
     <w:p>
@@ -12367,7 +12376,7 @@
       </w:r>
       <w:r>
         <w:lastRenderedPageBreak/>
-        <w:t>Serendipitäts-Beitrag; die Begründungsansicht erklärt die Zusammenstellung entlang des Profils. Ergänzend prüft eine automatische Quellenkontrolle, ob im gesprochenen Text Medien genannt werden, die nicht unter den tatsächlich verwendeten Quellen sind – eine designseitige Antwort auf das Halluzinationsrisiko generativer Modelle, das in Abschnitt 10.2 diskutiert wird.</w:t>
+        <w:t>Serendipitäts-Beitrag; die Begründungsansicht erklärt die Zusammenstellung entlang des Profils. Ergänzend prüft eine automatische Quellenkontrolle, ob im gesprochenen Text Medien genannt werden, die nicht unter den tatsächlich verwendeten Quellen sind. Das ist eine designseitige Antwort auf das Halluzinationsrisiko generativer Modelle, das in Abschnitt 10.2 diskutiert wird.</w:t>
       </w:r>
     </w:p>
     <w:p>
@@ -12877,7 +12886,7 @@
         <w:spacing w:after="160" w:line="360" w:lineRule="auto"/>
       </w:pPr>
       <w:r>
-        <w:t>Der Datenfluss ist so gestaltet, dass möglichst wenige personenbezogene Daten das Gerät der Nutzerin verlassen. Lokal im Browser verbleiben das Präferenzprofil, die zufällig erzeugte Kennung sowie sämtliches Hörverhalten; das System erhebt keine Abspielstatistiken und überträgt keine Nutzungsdaten an den Server. Zur Sendungserzeugung wird einzig die aktuelle Konfiguration – Themenwahl, Standortangabe, Sprechstil und Sendungslänge – an den Orchestrierungs-Endpunkt übermittelt und dort flüchtig verarbeitet; eine serverseitige Speicherung findet nicht statt.</w:t>
+        <w:t>Der Datenfluss ist so gestaltet, dass möglichst wenige personenbezogene Daten das Gerät der Nutzerin verlassen. Lokal im Browser verbleiben das Präferenzprofil, die zufällig erzeugte Kennung sowie sämtliches Hörverhalten; das System erhebt keine Abspielstatistiken und überträgt keine Nutzungsdaten an den Server. Zur Sendungserzeugung wird einzig die aktuelle Konfiguration (Themenwahl, Standortangabe, Sprechstil und Sendungslänge) an den Orchestrierungs-Endpunkt übermittelt und dort flüchtig verarbeitet; eine serverseitige Speicherung findet nicht statt.</w:t>
       </w:r>
     </w:p>
     <w:p>
@@ -12925,7 +12934,7 @@
         <w:spacing w:after="160" w:line="360" w:lineRule="auto"/>
       </w:pPr>
       <w:r>
-        <w:t>Die Implementation folgte dem Prinzip des frühen Durchstichs: Bereits zwei Tage nach Projektbeginn Anfang April 2026 existierte eine erste lauffähige Version, welche die gesamte Kette von der Themenwahl bis zur abspielbaren Sendung durchlief – zunächst mit einer einzelnen Nachrichtenquelle und einfachen Rückfalllösungen für Sprachsynthese und Musik. Diese Vertikale wurde anschliessend in mehreren Wellen verfeinert. Ende April kamen die Transparenz-Komponenten, die Wahl der Sendungslänge sowie eine Sicherheitsüberarbeitung mit Zugangsschutz für das öffentliche Deployment hinzu. Anfang Mai folgten die automatische Quellen-Verifikation und der Ausbau des Präferenzformulars. Auf das formative Erstfeedback (Abschnitt 8.3) reagierte Mitte Mai die Umbenennung des Artefakts von «Radio 25» zu «Attune». Unmittelbar vor der Pilotbefragung wurde die Erzeugungsqualität gezielt geschärft: stilspezifische Stimmen mit abgestimmten Syntheseparametern, eine Übergangs-Typologie und thematische Gruppierung im Nachrichtenblock, die Neukalibrierung der Längenstufen zugunsten von Tiefe statt Meldungszahl, eine dritte Nachrichtenquelle mit Quellen-Rotation sowie die korrekte Tageszeitbestimmung in der Zeitzone der Hörerschaft.</w:t>
+        <w:t>Die Implementation folgte dem Prinzip des frühen Durchstichs: Bereits zwei Tage nach Projektbeginn Anfang April 2026 existierte eine erste lauffähige Version, welche die gesamte Kette von der Themenwahl bis zur abspielbaren Sendung durchlief, zunächst mit einer einzelnen Nachrichtenquelle und einfachen Rückfalllösungen für Sprachsynthese und Musik. Diese Vertikale wurde anschliessend in mehreren Wellen verfeinert. Ende April kamen die Transparenz-Komponenten, die Wahl der Sendungslänge sowie eine Sicherheitsüberarbeitung mit Zugangsschutz für das öffentliche Deployment hinzu. Anfang Mai folgten die automatische Quellen-Verifikation und der Ausbau des Präferenzformulars. Auf das formative Erstfeedback (Abschnitt 8.3) reagierte Mitte Mai die Umbenennung des Artefakts von «Radio 25» zu «Attune». Unmittelbar vor der Pilotbefragung wurde die Erzeugungsqualität gezielt geschärft: stilspezifische Stimmen mit abgestimmten Syntheseparametern, eine Übergangs-Typologie und thematische Gruppierung im Nachrichtenblock, die Neukalibrierung der Längenstufen zugunsten von Tiefe statt Meldungszahl, eine dritte Nachrichtenquelle mit Quellen-Rotation sowie die korrekte Tageszeitbestimmung in der Zeitzone der Hörerschaft.</w:t>
       </w:r>
     </w:p>
     <w:p>
@@ -12960,7 +12969,7 @@
         <w:spacing w:after="160" w:line="360" w:lineRule="auto"/>
       </w:pPr>
       <w:r>
-        <w:t>Der Stack besteht aus Next.js 15 mit React 19 und TypeScript, gestaltet mit Tailwind CSS. Die Anbindung der externen Dienste – Sprachmodell, Sprachsynthese und Nachrichten – ist in Abschnitt 6.3 im Detail beschrieben. Die Anwendung ist auf Vercel als Serverless-Deployment betrieben; daraus ergeben sich zwei implementationsprägende Randbedingungen: Das Dateisystem ist zur Laufzeit schreibgeschützt, weshalb erzeugte Audiodaten nicht abgelegt, sondern direkt in der Antwort übertragen werden, und ein Generierungsaufruf darf höchstens sechzig Sekunden dauern.</w:t>
+        <w:t>Der Stack besteht aus Next.js 15 mit React 19 und TypeScript, gestaltet mit Tailwind CSS. Die Anbindung der externen Dienste (Sprachmodell, Sprachsynthese und Nachrichten) ist in Abschnitt 6.3 im Detail beschrieben. Die Anwendung ist auf Vercel als Serverless-Deployment betrieben; daraus ergeben sich zwei implementationsprägende Randbedingungen: Das Dateisystem ist zur Laufzeit schreibgeschützt, weshalb erzeugte Audiodaten nicht abgelegt, sondern direkt in der Antwort übertragen werden, und ein Generierungsaufruf darf höchstens sechzig Sekunden dauern.</w:t>
       </w:r>
     </w:p>
     <w:p>
@@ -12978,7 +12987,7 @@
         <w:spacing w:after="160" w:line="360" w:lineRule="auto"/>
       </w:pPr>
       <w:r>
-        <w:t>Der Orchestrierungs-Endpunkt nimmt die Sendungskonfiguration entgegen und überträgt den Fortschritt der Erzeugung als fortlaufenden Ereignisstrom an den Client, der die Schritte in der Pipeline-Anzeige darstellt. Die Implementation des Fünf-Schritt-Ablaufs aus Abschnitt 6.2 nutzt parallele Beschaffung von Nachrichten und Wetter, kuratiert die Artikel unmittelbar nach dem Abruf und baut anschliessend den Segmentplan auf. Die Moderationstexte werden sequenziell erzeugt, wobei jedem Segment der Kontext der bereits erzeugten Segmente mitgegeben wird – so begrüsst die Wetter-Moderation die Hörerschaft nicht erneut, sondern setzt die laufende Sendung fort. Nach der Texterzeugung prüft eine automatische Quellenkontrolle, ob im gesprochenen Text Medien genannt werden, die nicht unter den tatsächlich verwendeten Quellen sind. Die Sprachsynthese liefert MP3-Segmente, die der Player nacheinander mit einer kurzen Pause von achthundert Millisekunden abspielt – ein bewusst hörbarer Schnitt statt eines nahtlosen Stroms.</w:t>
+        <w:t>Der Orchestrierungs-Endpunkt nimmt die Sendungskonfiguration entgegen und überträgt den Fortschritt der Erzeugung als fortlaufenden Ereignisstrom an den Client, der die Schritte in der Pipeline-Anzeige darstellt. Die Implementation des Fünf-Schritt-Ablaufs aus Abschnitt 6.2 nutzt parallele Beschaffung von Nachrichten und Wetter, kuratiert die Artikel unmittelbar nach dem Abruf und baut anschliessend den Segmentplan auf. Die Moderationstexte werden sequenziell erzeugt, wobei jedem Segment der Kontext der bereits erzeugten Segmente mitgegeben wird. So begrüsst die Wetter-Moderation die Hörerschaft nicht erneut, sondern setzt die laufende Sendung fort. Nach der Texterzeugung prüft eine automatische Quellenkontrolle, ob im gesprochenen Text Medien genannt werden, die nicht unter den tatsächlich verwendeten Quellen sind. Die Sprachsynthese liefert MP3-Segmente, die der Player nacheinander mit einer kurzen Pause von achthundert Millisekunden abspielt. Das ist ein bewusst hörbarer Schnitt statt eines nahtlosen Stroms.</w:t>
       </w:r>
     </w:p>
     <w:p>
@@ -13005,7 +13014,7 @@
         <w:spacing w:after="160" w:line="360" w:lineRule="auto"/>
       </w:pPr>
       <w:r>
-        <w:t>Die segmentspezifischen Prompts steuern Form und Tonalität. Die Begrüssung erhält eine tageszeitabhängige Stimmungsvorgabe, die in der Zeitzone der Hörerschaft bestimmt wird. Für den Nachrichtenblock geben die Prompts eine Übergangs-Typologie vor – thematische, geografische oder kontrastierende Anschlüsse zwischen den Meldungen – und koppeln die Behandlungstiefe an die Sendungslänge: Bei längeren Sendungen wird ausdrücklich verlangt, in die Tiefe zu gehen, statt zusätzliche Meldungen zu erfinden. Fehlt zu einem gewählten Thema aktuelles Material, weisen die Prompts das Modell an, das Thema stillschweigend wegzulassen, statt Inhalte zu konstruieren. Wetterbericht und Verabschiedung folgen kurzen Formatvorgaben mit Beispielsätzen. Die Generierung läuft mit moderater Temperatur; das Tokenbudget skaliert mit der Sendungslänge.</w:t>
+        <w:t>Die segmentspezifischen Prompts steuern Form und Tonalität. Die Begrüssung erhält eine tageszeitabhängige Stimmungsvorgabe, die in der Zeitzone der Hörerschaft bestimmt wird. Für den Nachrichtenblock geben die Prompts eine Übergangs-Typologie vor (thematische, geografische oder kontrastierende Anschlüsse zwischen den Meldungen) und koppeln die Behandlungstiefe an die Sendungslänge: Bei längeren Sendungen wird ausdrücklich verlangt, in die Tiefe zu gehen, statt zusätzliche Meldungen zu erfinden. Fehlt zu einem gewählten Thema aktuelles Material, weisen die Prompts das Modell an, das Thema stillschweigend wegzulassen, statt Inhalte zu konstruieren. Wetterbericht und Verabschiedung folgen kurzen Formatvorgaben mit Beispielsätzen. Die Generierung läuft mit moderater Temperatur; das Tokenbudget skaliert mit der Sendungslänge.</w:t>
       </w:r>
     </w:p>
     <w:p>
@@ -13403,7 +13412,7 @@
         <w:spacing w:after="160" w:line="360" w:lineRule="auto"/>
       </w:pPr>
       <w:r>
-        <w:t>Die Umsetzung weist Grenzen auf, die bei der Interpretation der Validierungsergebnisse mitzudenken sind. Erstens die Latenz: Die Erzeugung einer Sendung dauert je nach Länge bis zu einer Minute; die transparente Fortschrittsanzeige mildert die Wartezeit, hebt sie aber nicht auf, und das Serverless-Limit von sechzig Sekunden begrenzt die maximale Sendungskomplexität. Zweitens die Kosten: Die Sprachsynthese ist das mit Abstand teuerste Glied der Kette, was längeren oder häufigeren Sendungen im Studienbetrieb enge Grenzen setzte; die Kostenfrage wird in Abschnitt 10.2 vertieft. Drittens das Halluzinationsrisiko: Die automatische Quellenkontrolle prüft Quellennennungen, nicht aber die Faktentreue einzelner Aussagen – im Pilotbetrieb trat ein inhaltlicher Faktenfehler in einer Sportmeldung auf (Abschnitt 9.1). Viertens die Sprachsynthese selbst: Bei Eigennamen und Zahlen kommt es vereinzelt zu Aussprachefehlern, und zwischen Segmenten sind Betonungssprünge hörbar. Fünftens die Musikeinbindung: Die im Studienbetrieb eingesetzten lizenzfreien Titel reichen klanglich nicht an ein redaktionelles Radioprogramm heran. Schliesslich liefert der Wetterdienst nur eine Momentaufnahme ohne Aussichten, und die Anwendung läuft ausschliesslich im Browser – das Fehlen einer nativen App wurde von Teilnehmenden als Hürde für die Alltagsnutzung genannt (Abschnitt 9.5).</w:t>
+        <w:t>Die Umsetzung weist Grenzen auf, die bei der Interpretation der Validierungsergebnisse mitzudenken sind. Erstens die Latenz: Die Erzeugung einer Sendung dauert je nach Länge bis zu einer Minute; die transparente Fortschrittsanzeige mildert die Wartezeit, hebt sie aber nicht auf, und das Serverless-Limit von sechzig Sekunden begrenzt die maximale Sendungskomplexität. Zweitens die Kosten: Die Sprachsynthese ist das mit Abstand teuerste Glied der Kette, was längeren oder häufigeren Sendungen im Studienbetrieb enge Grenzen setzte; die Kostenfrage wird in Abschnitt 10.2 vertieft. Drittens das Halluzinationsrisiko: Die automatische Quellenkontrolle prüft Quellennennungen, nicht aber die Faktentreue einzelner Aussagen. Im Pilotbetrieb trat ein inhaltlicher Faktenfehler in einer Sportmeldung auf (Abschnitt 9.1). Viertens die Sprachsynthese selbst: Bei Eigennamen und Zahlen kommt es vereinzelt zu Aussprachefehlern, und zwischen Segmenten sind Betonungssprünge hörbar. Fünftens die Musikeinbindung: Die im Studienbetrieb eingesetzten lizenzfreien Titel reichen klanglich nicht an ein redaktionelles Radioprogramm heran. Schliesslich liefert der Wetterdienst nur eine Momentaufnahme ohne Aussichten, und die Anwendung läuft ausschliesslich im Browser. Das Fehlen einer nativen App wurde von Teilnehmenden als Hürde für die Alltagsnutzung genannt (Abschnitt 9.5).</w:t>
       </w:r>
       <w:r>
         <w:br w:type="page"/>
@@ -13425,7 +13434,7 @@
         <w:spacing w:after="160" w:line="360" w:lineRule="auto"/>
       </w:pPr>
       <w:r>
-        <w:t>Das Kapitel klärt, wie das in den Kapiteln 6 und 7 entworfene und umgesetzte Artefakt validiert wird. Es definiert pro Validierungsstrang, was geprüft wird, und legt die Schwellwerte fest, an denen der Erfolg gemessen wird. Die methodische Grundlage – die einzelnen Datenquellen, der Pilottest-Ablauf und die Auswertungsverfahren – ist in Kapitel 5 (Abschnitte 5.4 und 5.5) ausführlich beschrieben; dieses Kapitel verweist darauf und ergänzt die strangbezogene Operationalisierung.</w:t>
+        <w:t>Das Kapitel klärt, wie das in den Kapiteln 6 und 7 entworfene und umgesetzte Artefakt validiert wird. Es definiert pro Validierungsstrang, was geprüft wird, und legt die Schwellwerte fest, an denen der Erfolg gemessen wird. Die methodische Grundlage (die einzelnen Datenquellen, der Pilottest-Ablauf und die Auswertungsverfahren) ist in Kapitel 5 (Abschnitte 5.4 und 5.5) ausführlich beschrieben; dieses Kapitel verweist darauf und ergänzt die strangbezogene Operationalisierung.</w:t>
       </w:r>
     </w:p>
     <w:p>
@@ -13469,17 +13478,11 @@
         <w:spacing w:after="160" w:line="360" w:lineRule="auto"/>
       </w:pPr>
       <w:r>
-        <w:t>Der Machbarkeitsnachweis erfolgt auf zwei Ebenen. Erstens dient der lauffähige Prototyp als Demonstration: Ein End-to-End-Durchlauf von der Profileingabe über Datenintegration, LLM-gestützte Textgenerierung und Sprachsynthese bis zur ausgespielten Sendung wird reproduzierbar dokumentiert; der lauffähige Prototyp im begleitenden Repository (github.com/MichaelMoeckli/attune, Ordner attune-app) erzeugt eine solche Sendung end-to-end, die zugehörigen Demonstrator-Screenshots zeigt Abschnitt 7.5.</w:t>
-      </w:r>
-      <w:r>
-        <w:t xml:space="preserve"> Eine vollständige Beispielsendung ist zudem als Bildschirmaufnahme – mit Moderation, Transparenz-Anzeige und gesetztem Sessionende – im begleitenden Repository hinterlegt (examples/example-show-</w:t>
+        <w:t>Der Machbarkeitsnachweis erfolgt auf zwei Ebenen. Erstens dient der lauffähige Prototyp als Demonstration: Ein End-to-End-Durchlauf von der Profileingabe über Datenintegration, LLM-gestützte Textgenerierung und Sprachsynthese bis zur ausgespielten Sendung wird reproduzierbar dokumentiert; der lauffähige Prototyp im begleitenden Repository (github.com/MichaelMoeckli/attune, Ordner attune-app) erzeugt eine solche Sendung end-to-end, die zugehörigen Demonstrator-Screenshots zeigt Abschnitt 7.5. Eine vollständige Beispielsendung ist zudem als Bildschirmaufnahme (mit Moderation, Transparenz-Anzeige und gesetztem Sessionende) im begleitenden Repository hinterlegt (examples/example-show-</w:t>
       </w:r>
       <w:r>
         <w:lastRenderedPageBreak/>
-        <w:t>recording.mp4) und lässt sich ohne eigenes Setup ansehen.</w:t>
-      </w:r>
-      <w:r>
-        <w:t xml:space="preserve"> Zweitens wird die Machbarkeit aus Nutzersicht erhoben: Die Pilotbefragung erfasst, ob die Sendungserzeugung aus Sicht der Teilnehmenden fehlerfrei durchlief, und bewertet die technische Qualität über geschlossene Items zu Audioqualität, Verständlichkeit und Reaktionszeit. Auf systematische technische Messungen (Latenz pro Pipeline-Schritt, Kosten pro Sendung, Fehlerraten über wiederholte Durchläufe) und eine formale Testabdeckung wurde im Rahmen der Konzeptstudie verzichtet; die bekannten technischen Grenzen der Umsetzung sind in Abschnitt 7.6 qualitativ dokumentiert.</w:t>
+        <w:t>recording.mp4) und lässt sich ohne eigenes Setup ansehen. Zweitens wird die Machbarkeit aus Nutzersicht erhoben: Die Pilotbefragung erfasst, ob die Sendungserzeugung aus Sicht der Teilnehmenden fehlerfrei durchlief, und bewertet die technische Qualität über geschlossene Items zu Audioqualität, Verständlichkeit und Reaktionszeit. Auf systematische technische Messungen (Latenz pro Pipeline-Schritt, Kosten pro Sendung, Fehlerraten über wiederholte Durchläufe) und eine formale Testabdeckung wurde im Rahmen der Konzeptstudie verzichtet; die bekannten technischen Grenzen der Umsetzung sind in Abschnitt 7.6 qualitativ dokumentiert.</w:t>
       </w:r>
     </w:p>
     <w:p>
@@ -13505,7 +13508,7 @@
         <w:spacing w:after="160" w:line="360" w:lineRule="auto"/>
       </w:pPr>
       <w:r>
-        <w:t>Die beiden offenen Fragen lieferten in erster Linie punktuelle Funktionswünsche – etwa eine wählbare Musikrichtung oder zusätzliche Themenkategorien –, die das Bedienkonzept nicht in Frage stellten und für die Fragestellung der Arbeit von untergeordneter Bedeutung waren. Der Wert des Erstfeedbacks lag damit primär im Bedienbarkeits-Check vor der Pilotstudie. Eine konkrete Konsequenz hatte der Test gleichwohl: Der Arbeitstitel «Radio 25» erwies sich als irreführend, weil er den Vergleich mit klassischem Radio nahelegte und zudem Verwechslungen mit dem Schweizer Sender Radio 24 provozierte – die Teilnehmenden bewerteten das Artefakt damit an einem falschen Referenzrahmen. Der Prototyp wurde deshalb vor der Pilotstudie in «Attune» umbenannt. Als summativer Beleg taugt es nicht: Die Stichprobe ist mit n = 3 minimal und stammt aus dem Privatumfeld, womit Höflichkeitseffekte wahrscheinlich sind; zudem deuten zwei Antworten auf das invertierte Item zu Inkonsistenzen darauf hin, dass die Umpolung missverstanden wurde. Die belastbare Usability-Messung erfolgte in der anschliessenden Pilotbefragung.</w:t>
+        <w:t>Die beiden offenen Fragen lieferten in erster Linie punktuelle Funktionswünsche (etwa eine wählbare Musikrichtung oder zusätzliche Themenkategorien), die das Bedienkonzept nicht in Frage stellten und für die Fragestellung der Arbeit von untergeordneter Bedeutung waren. Der Wert des Erstfeedbacks lag damit primär im Bedienbarkeits-Check vor der Pilotstudie. Eine konkrete Konsequenz hatte der Test gleichwohl: Der Arbeitstitel «Radio 25» erwies sich als irreführend, weil er den Vergleich mit klassischem Radio nahelegte und zudem Verwechslungen mit dem Schweizer Sender Radio 24 provozierte. Die Teilnehmenden bewerteten das Artefakt damit an einem falschen Referenzrahmen. Der Prototyp wurde deshalb vor der Pilotstudie in «Attune» umbenannt. Als summativer Beleg taugt es nicht: Die Stichprobe ist mit n = 3 minimal und stammt aus dem Privatumfeld, womit Höflichkeitseffekte wahrscheinlich sind; zudem deuten zwei Antworten auf das invertierte Item zu Inkonsistenzen darauf hin, dass die Umpolung missverstanden wurde. Die belastbare Usability-Messung erfolgte in der anschliessenden Pilotbefragung.</w:t>
       </w:r>
     </w:p>
     <w:p>
@@ -13514,7 +13517,7 @@
       </w:pPr>
       <w:r>
         <w:lastRenderedPageBreak/>
-        <w:t>Die Usability- und Akzeptanzmessung kombinierte sechs an die System Usability Scale (Brooke, 1996) angelehnte Items – berichtet als adaptierter Bedienbarkeits-Index (0–100) – mit eigenkonstruierten Items, die sich an TAM und UTAUT orientieren und gezielt die Einstellungsmöglichkeiten der Webapplikation adressieren. Diese Eigenkonstruktion ist methodisch begründet: Standardinstrumente prüfen Bedienbarkeit gegen einen abstrakten Idealnutzer, sie können aber nicht klären, ob konkrete Funktionen eines neuartigen Artefakts erwünscht sind. Pro Einstellungsmöglichkeit – Sendungslänge, Themenpräferenzen, Stimmenwahl, Diversifikationsgrad und Transparenzanzeige – wurde ein dreigeteiltes Item-Set erhoben: was gefällt, was als unnötig empfunden wird, was zusätzlich gewünscht wäre. Die Items wurden mit LLM-Unterstützung formuliert. Der vollständige Item-Katalog ist als Fragebogen-PDF im begleitenden Repository dokumentiert (vgl. Abschnitt 8.6).</w:t>
+        <w:t>Die Usability- und Akzeptanzmessung kombinierte sechs an die System Usability Scale (Brooke, 1996) angelehnte Items, berichtet als adaptierter Bedienbarkeits-Index (0–100), mit eigenkonstruierten Items, die sich an TAM und UTAUT orientieren und gezielt die Einstellungsmöglichkeiten der Webapplikation adressieren. Diese Eigenkonstruktion ist methodisch begründet: Standardinstrumente prüfen Bedienbarkeit gegen einen abstrakten Idealnutzer, sie können aber nicht klären, ob konkrete Funktionen eines neuartigen Artefakts erwünscht sind. Pro Einstellungsmöglichkeit (Sendungslänge, Themenpräferenzen, Stimmenwahl, Diversifikationsgrad und Transparenzanzeige) wurde ein dreigeteiltes Item-Set erhoben: was gefällt, was als unnötig empfunden wird, was zusätzlich gewünscht wäre. Die Items wurden mit LLM-Unterstützung formuliert. Der vollständige Item-Katalog ist als Fragebogen-PDF im begleitenden Repository dokumentiert (vgl. Abschnitt 8.6).</w:t>
       </w:r>
     </w:p>
     <w:p>
@@ -13532,7 +13535,7 @@
         <w:spacing w:after="160" w:line="360" w:lineRule="auto"/>
       </w:pPr>
       <w:r>
-        <w:t>Die Wirkungsitems wurden direkt aus dem theoretischen Rahmen in Kapitel 2 abgeleitet, sodass die Studie die spezifischen Konstrukte prüft, mit denen das Artefakt begründet wurde. Erhoben wurden vier Wirkungsdimensionen. Die erste Dimension umfasst die psychologischen Grundbedürfnisse Autonomie, Kompetenz und Verbundenheit nach SDT (Abschnitt 2.3.1) sowie die wahrgenommene Werteorientierung im Sinne von VSD (Abschnitt 2.3.2). Die zweite Dimension misst das situative Wohlbefinden nach der Nutzung in Anlehnung an die Wellbeing-Items aus Abschnitt 5.4 und das in Abschnitt 2.3.3 entwickelte Wellbeing-Verständnis. Die dritte Dimension erfasst die Aspekte der algorithmischen Souveränität – Transparenz, Steuerbarkeit und Vertrauen – und greift damit das in Abschnitt 2.3.4 als Souveränitätsdefizit beschriebene Phänomen direkt auf. Die vierte Dimension umfasst zwei Bereiche, die nicht aus dem Wellbeing-Diskurs stammen, für ein Medienartefakt aber konstitutiv sind: die klassischen Gebrauchszwecke Information und Unterhaltung (als Kontrollvariablen, damit die Wohlbefindenswirkung nicht zulasten der Grundfunktionen erkauft wird) und Awareness-Items zu Filterblasen, Bias und Grenzen des Systems (als zentraler Anspruch des Artefakts). Eine Übersicht der Konstrukte mit Beispielitems findet sich im Fragebogen-PDF im begleitenden Repository; die Zuordnung der Items zu den Konstrukten und die Umpolungsregeln sind in Abschnitt 7 des Auswertungs-Notebooks dokumentiert.</w:t>
+        <w:t>Die Wirkungsitems wurden direkt aus dem theoretischen Rahmen in Kapitel 2 abgeleitet, sodass die Studie die spezifischen Konstrukte prüft, mit denen das Artefakt begründet wurde. Erhoben wurden vier Wirkungsdimensionen. Die erste Dimension umfasst die psychologischen Grundbedürfnisse Autonomie, Kompetenz und Verbundenheit nach SDT (Abschnitt 2.3.1) sowie die wahrgenommene Werteorientierung im Sinne von VSD (Abschnitt 2.3.2). Die zweite Dimension misst das situative Wohlbefinden nach der Nutzung in Anlehnung an die Wellbeing-Items aus Abschnitt 5.4 und das in Abschnitt 2.3.3 entwickelte Wellbeing-Verständnis. Die dritte Dimension erfasst die Aspekte der algorithmischen Souveränität (Transparenz, Steuerbarkeit und Vertrauen) und greift damit das in Abschnitt 2.3.4 als Souveränitätsdefizit beschriebene Phänomen direkt auf. Die vierte Dimension umfasst zwei Bereiche, die nicht aus dem Wellbeing-Diskurs stammen, für ein Medienartefakt aber konstitutiv sind: die klassischen Gebrauchszwecke Information und Unterhaltung (als Kontrollvariablen, damit die Wohlbefindenswirkung nicht zulasten der Grundfunktionen erkauft wird) und Awareness-Items zu Filterblasen, Bias und Grenzen des Systems (als zentraler Anspruch des Artefakts). Eine Übersicht der Konstrukte mit Beispielitems findet sich im Fragebogen-PDF im begleitenden Repository; die Zuordnung der Items zu den Konstrukten und die Umpolungsregeln sind in Abschnitt 7 des Auswertungs-Notebooks dokumentiert.</w:t>
       </w:r>
     </w:p>
     <w:p>
@@ -13551,7 +13554,7 @@
         <w:spacing w:after="160" w:line="360" w:lineRule="auto"/>
       </w:pPr>
       <w:r>
-        <w:t>Die in Abschnitt 4.3 konzeptuell formulierten Erfolgskriterien werden für die Validierung pro Strang operationalisiert. Auf der Machbarkeitsebene gilt der End-to-End-Durchlauf als erfolgreich, wenn er auf mindestens 95 Prozent der Versuche aus Nutzersicht fehlerfrei terminiert. Auf der Akzeptanzebene wird ein SUS-Score von mindestens 68 Punkten – dem industriellen Durchschnitt nach Bangor et al. (2008) – angestrebt; ergänzend muss zu jeder Einstellungsmöglichkeit mehrheitlich positives Feedback dokumentiert sein. Auf der Wirkungsebene gilt der Nachweis als erbracht, wenn die Items zu Autonomie, Steuerbarkeit und Transparenz im Median bei mindestens vier von fünf Punkten liegen und die Awareness-Items qualitativ belegte Bewusstseinsberichte erzeugen.</w:t>
+        <w:t>Die in Abschnitt 4.3 konzeptuell formulierten Erfolgskriterien werden für die Validierung pro Strang operationalisiert. Auf der Machbarkeitsebene gilt der End-to-End-Durchlauf als erfolgreich, wenn er auf mindestens 95 Prozent der Versuche aus Nutzersicht fehlerfrei terminiert. Auf der Akzeptanzebene wird ein SUS-Score von mindestens 68 Punkten, dem industriellen Durchschnitt nach Bangor et al. (2008), angestrebt; ergänzend muss zu jeder Einstellungsmöglichkeit mehrheitlich positives Feedback dokumentiert sein. Auf der Wirkungsebene gilt der Nachweis als erbracht, wenn die Items zu Autonomie, Steuerbarkeit und Transparenz im Median bei mindestens vier von fünf Punkten liegen und die Awareness-Items qualitativ belegte Bewusstseinsberichte erzeugen.</w:t>
       </w:r>
     </w:p>
     <w:p>
@@ -13577,7 +13580,7 @@
         <w:spacing w:after="160" w:line="360" w:lineRule="auto"/>
       </w:pPr>
       <w:r>
-        <w:t>Die Pilotbefragung wurde als Online-Fragebogen (Google Forms) umgesetzt und am 1. Juni 2026 abgeschlossen. Vor dem Feldstart wurde der vollständige Studienablauf – Profilkonfiguration, Sendung, Fragebogen – als Pretest mit zwei Personen aus dem Privatumfeld durchgespielt, um Verständlichkeit der Items und technischen Ablauf des Experiments zu prüfen; deren Antworten wurden von der Auswertung ausgeschlossen. Von den verbleibenden 25 Rückmeldungen lagen alle mit erteilter Einwilligung vor (n = 25). Die Stichprobe ist jung (17 Personen zwischen 18 und 24 Jahren, 8 Personen zwischen 25 und 34 Jahren) und überwiegend männlich (19 von 25); 24 Personen nahmen im Rahmen des ZHAW-Experiments teil. Die Stichprobe ist damit nicht repräsentativ: Klassisches Radio wird selten, algorithmische Plattformen werden häufig genutzt – die Teilnehmenden beurteilen Attune vor dem Erfahrungshintergrund engagement-getriebener Medien.</w:t>
+        <w:t>Die Pilotbefragung wurde als Online-Fragebogen (Google Forms) umgesetzt und am 1. Juni 2026 abgeschlossen. Vor dem Feldstart wurde der vollständige Studienablauf (Profilkonfiguration, Sendung, Fragebogen) als Pretest mit zwei Personen aus dem Privatumfeld durchgespielt, um Verständlichkeit der Items und technischen Ablauf des Experiments zu prüfen; deren Antworten wurden von der Auswertung ausgeschlossen. Von den verbleibenden 25 Rückmeldungen lagen alle mit erteilter Einwilligung vor (n = 25). Die Stichprobe ist jung (17 Personen zwischen 18 und 24 Jahren, 8 Personen zwischen 25 und 34 Jahren) und überwiegend männlich (19 von 25); 24 Personen nahmen im Rahmen des ZHAW-Experiments teil. Die Stichprobe ist damit nicht repräsentativ: Klassisches Radio wird selten, algorithmische Plattformen werden häufig genutzt. Die Teilnehmenden beurteilen Attune vor dem Erfahrungshintergrund engagement-getriebener Medien.</w:t>
       </w:r>
     </w:p>
     <w:p>
@@ -13946,7 +13949,7 @@
               <w:spacing w:line="276" w:lineRule="auto"/>
             </w:pPr>
             <w:r>
-              <w:t>SDT – Autonomie (2.3.1)</w:t>
+              <w:t>SDT: Autonomie (2.3.1)</w:t>
             </w:r>
           </w:p>
         </w:tc>
@@ -14330,15 +14333,15 @@
         <w:spacing w:after="160" w:line="360" w:lineRule="auto"/>
       </w:pPr>
       <w:r>
-        <w:t>Am höchsten liegen Kompetenz (M = 3.98) und Selbstbestimmung (M = 3.81): Die explizite Personalisierung mit Nutzerautonomie zeigt Wirkung. Am verhaltensten fallen der Vergleich zum klassischen Radio (M = 3.28; «würde Attune bevorzugen» M = 3.08) und das unmittelbare Entspannungserleben aus («danach entspannter» M = 3.00) – beides plausibel als Erstkontakt-Effekte, die für das im Studienkonzept angelegte Längsschnittformat sprechen.</w:t>
-      </w:r>
-    </w:p>
-    <w:p>
-      <w:pPr>
-        <w:spacing w:after="160" w:line="360" w:lineRule="auto"/>
-      </w:pPr>
-      <w:r>
-        <w:t>Die Transparenz-Elemente werden als nützlich bewertet (Quellenangaben M = 4.04, Pipeline-Erklärung M = 3.60, Begründung der Themenwahl M = 3.52), aber nicht durchgängig bemerkt: Die Quellenangaben nahmen 14 von 25 Teilnehmenden wahr, die KI-Pipeline-Erklärung 16, die Begründung der Themenwahl nur 8. Die Awareness-Items zeigen das angestrebte kritische Bewusstsein: «Ich würde der KI nicht blind vertrauen» erreicht M = 4.20, das Bewusstsein, dass Medienangebote die eigene Sicht einschränken können, M = 4.08 – bei gleichzeitig als ausgewogen wahrgenommener Themenauswahl (M = 3.64).</w:t>
+        <w:t>Am höchsten liegen Kompetenz (M = 3.98) und Selbstbestimmung (M = 3.81): Die explizite Personalisierung mit Nutzerautonomie zeigt Wirkung. Am verhaltensten fallen der Vergleich zum klassischen Radio (M = 3.28; «würde Attune bevorzugen» M = 3.08) und das unmittelbare Entspannungserleben aus («danach entspannter» M = 3.00), beides plausibel als Erstkontakt-Effekte, die für das im Studienkonzept angelegte Längsschnittformat sprechen.</w:t>
+      </w:r>
+    </w:p>
+    <w:p>
+      <w:pPr>
+        <w:spacing w:after="160" w:line="360" w:lineRule="auto"/>
+      </w:pPr>
+      <w:r>
+        <w:t>Die Transparenz-Elemente werden als nützlich bewertet (Quellenangaben M = 4.04, Pipeline-Erklärung M = 3.60, Begründung der Themenwahl M = 3.52), aber nicht durchgängig bemerkt: Die Quellenangaben nahmen 14 von 25 Teilnehmenden wahr, die KI-Pipeline-Erklärung 16, die Begründung der Themenwahl nur 8. Die Awareness-Items zeigen das angestrebte kritische Bewusstsein: «Ich würde der KI nicht blind vertrauen» erreicht M = 4.20, das Bewusstsein, dass Medienangebote die eigene Sicht einschränken können, M = 4.08, bei gleichzeitig als ausgewogen wahrgenommener Themenauswahl (M = 3.64).</w:t>
       </w:r>
     </w:p>
     <w:p>
@@ -14461,7 +14464,7 @@
         <w:spacing w:after="160" w:line="360" w:lineRule="auto"/>
       </w:pPr>
       <w:r>
-        <w:t>Gemessen an den in Abschnitt 8.5 operationalisierten Kriterien ergibt sich ein differenziertes Bild. Auf der Akzeptanzebene wird das SUS-Kriterium von mindestens 68 Punkten mit dem adaptierten Index von 82.5 deutlich übertroffen – mit dem Vorbehalt, dass kein standardkonformer Score vorliegt –, und zu allen Einstellungsmöglichkeiten liegt mehrheitlich positives Feedback vor (Sendungslänge M = 4.40, Themenwahl M = 3.80, Sessionende M = 3.92). Auf der Machbarkeitsebene berichten 22 von 25 Teilnehmenden (88 Prozent) einen vollständig fehlerfreien Durchlauf ohne Abbrüche; das 95-Prozent-Kriterium wird aus Nutzersicht knapp verfehlt, wobei die berichteten Störungen geringfügig waren. Auf der Wirkungsebene wird das Kriterium definitionsgemäss am Median geprüft (Abschnitt 8.5): Die Items zu Autonomie (Md = 4) und Steuerbarkeit (Md = 4) erreichen den angestrebten Wert von vier Punkten, die Transparenz-Items nur teilweise (drei von vier Items Md = 4). Auf Mittelwertebene liegen dieselben Items zwischen M = 3.32 und 4.04. Das Wirkungskriterium gilt damit für Autonomie und Steuerbarkeit als erfüllt, für Transparenz als teilweise erfüllt; das unmittelbar berichtete Wohlbefindenserleben bleibt davon unberührt verhalten (Abschnitt 9.3). Die Awareness-Items erzeugen dagegen die geforderten, qualitativ belegten Bewusstseinsberichte (M = 4.08 bis 4.20, gestützt durch Freitextantworten).</w:t>
+        <w:t>Gemessen an den in Abschnitt 8.5 operationalisierten Kriterien ergibt sich ein differenziertes Bild. Auf der Akzeptanzebene wird das SUS-Kriterium von mindestens 68 Punkten mit dem adaptierten Index von 82.5 deutlich übertroffen (mit dem Vorbehalt, dass kein standardkonformer Score vorliegt), und zu allen Einstellungsmöglichkeiten liegt mehrheitlich positives Feedback vor (Sendungslänge M = 4.40, Themenwahl M = 3.80, Sessionende M = 3.92). Auf der Machbarkeitsebene berichten 22 von 25 Teilnehmenden (88 Prozent) einen vollständig fehlerfreien Durchlauf ohne Abbrüche; das 95-Prozent-Kriterium wird aus Nutzersicht knapp verfehlt, wobei die berichteten Störungen geringfügig waren. Auf der Wirkungsebene wird das Kriterium definitionsgemäss am Median geprüft (Abschnitt 8.5): Die Items zu Autonomie (Md = 4) und Steuerbarkeit (Md = 4) erreichen den angestrebten Wert von vier Punkten, die Transparenz-Items nur teilweise (drei von vier Items Md = 4). Auf Mittelwertebene liegen dieselben Items zwischen M = 3.32 und 4.04. Das Wirkungskriterium gilt damit für Autonomie und Steuerbarkeit als erfüllt, für Transparenz als teilweise erfüllt; das unmittelbar berichtete Wohlbefindenserleben bleibt davon unberührt verhalten (Abschnitt 9.3). Die Awareness-Items erzeugen dagegen die geforderten, qualitativ belegten Bewusstseinsberichte (M = 4.08 bis 4.20, gestützt durch Freitextantworten).</w:t>
       </w:r>
     </w:p>
     <w:p>
@@ -14470,7 +14473,7 @@
       </w:pPr>
       <w:r>
         <w:lastRenderedPageBreak/>
-        <w:t>Die Machbarkeits- und Wirkungskriterien wurden in Abschnitt 8.5 als Anteils- bzw. Medianwerte definiert und werden hier entsprechend berichtet; die Mittelwerte sind zur Einordnung ergänzt. Insgesamt sind die Akzeptanzkriterien klar erfüllt, das Machbarkeitskriterium aus Nutzersicht knapp verfehlt (88 % gegenüber geforderten 95 %) und die Wirkungskriterien für Autonomie und Steuerbarkeit erfüllt, für Transparenz teilweise – eine Einordnung, die Kapitel 10 vertieft. Abbildung 9.4 verdichtet diese Gesamtschau grafisch.</w:t>
+        <w:t>Die Machbarkeits- und Wirkungskriterien wurden in Abschnitt 8.5 als Anteils- bzw. Medianwerte definiert und werden hier entsprechend berichtet; die Mittelwerte sind zur Einordnung ergänzt. Insgesamt sind die Akzeptanzkriterien klar erfüllt, das Machbarkeitskriterium aus Nutzersicht knapp verfehlt (88 % gegenüber geforderten 95 %) und die Wirkungskriterien für Autonomie und Steuerbarkeit erfüllt, für Transparenz teilweise. Diese Einordnung vertieft Kapitel 10. Abbildung 9.4 verdichtet diese Gesamtschau grafisch.</w:t>
       </w:r>
     </w:p>
     <w:p>
@@ -14569,15 +14572,15 @@
         <w:spacing w:after="160" w:line="360" w:lineRule="auto"/>
       </w:pPr>
       <w:r>
-        <w:t>Die Hauptforschungsfrage – wie Nutzerinnen und Nutzer ihre individuellen Präferenzen so angeben können, dass das Ergebnis ihre Bedürfnisse erfüllt und zugleich ihr Wohlbefinden fördert – lässt sich auf Basis der Pilotdaten vorsichtig positiv beantworten. Über die drei Validierungsstränge hinweg ergibt sich ein konsistentes Muster: Die Machbarkeit ist aus Nutzersicht weitgehend belegt (88 Prozent fehlerfreie Durchläufe, hohe Werte für Audioqualität und Verständlichkeit), die Akzeptanz übertrifft mit einem adaptierten Bedienbarkeits-Index von 82.5 das Erfolgskriterium deutlich, und alle vier Teilfragen liegen mit Werten zwischen 3.62 und 3.94 über der Skalenmitte. Der Mechanismus, der den Kern der Forschungsfrage adressiert – die explizite, transparente Präferenzangabe – zeigt dabei die stärkste Wirkung: T1 (Präferenzbildung und Autonomie) erreicht mit M = 3.94 den höchsten Teilfragen-Wert, getragen vom Kompetenz- (M = 3.98) und Selbstbestimmungserleben (M = 3.81).</w:t>
-      </w:r>
-    </w:p>
-    <w:p>
-      <w:pPr>
-        <w:spacing w:after="160" w:line="360" w:lineRule="auto"/>
-      </w:pPr>
-      <w:r>
-        <w:t>Als Antwort auf die Forschungsfrage lässt sich damit formulieren: Wenige, verständliche Stellschrauben – Themenwahl, Sendungslänge, Stimm- und Stilpräferenzen – genügen in Kombination mit definierter Sessiongestaltung und offengelegter Personalisierungslogik, damit Nutzende ein vollautomatisiertes Medienangebot als bedürfnisgerecht und autonomieförderlich erleben. Die Pilotdaten deuten zudem darauf hin, dass das wellbeing-orientierte Gegenmodell gerade dort am stärksten wirkt, wo der Leidensdruck am grössten ist: Teilnehmende, die sich von algorithmischen Plattformen «festgehalten» fühlen, bewerten ihr Wohlbefinden bei Attune deutlich höher (+0.82, vgl. Abschnitt 9.5).</w:t>
+        <w:t>Die Hauptforschungsfrage (wie Nutzerinnen und Nutzer ihre individuellen Präferenzen so angeben können, dass das Ergebnis ihre Bedürfnisse erfüllt und zugleich ihr Wohlbefinden fördert) lässt sich auf Basis der Pilotdaten vorsichtig positiv beantworten. Über die drei Validierungsstränge hinweg ergibt sich ein konsistentes Muster: Die Machbarkeit ist aus Nutzersicht weitgehend belegt (88 Prozent fehlerfreie Durchläufe, hohe Werte für Audioqualität und Verständlichkeit), die Akzeptanz übertrifft mit einem adaptierten Bedienbarkeits-Index von 82.5 das Erfolgskriterium deutlich, und alle vier Teilfragen liegen mit Werten zwischen 3.62 und 3.94 über der Skalenmitte. Der Mechanismus, der den Kern der Forschungsfrage adressiert (die explizite, transparente Präferenzangabe) zeigt dabei die stärkste Wirkung: T1 (Präferenzbildung und Autonomie) erreicht mit M = 3.94 den höchsten Teilfragen-Wert, getragen vom Kompetenz- (M = 3.98) und Selbstbestimmungserleben (M = 3.81).</w:t>
+      </w:r>
+    </w:p>
+    <w:p>
+      <w:pPr>
+        <w:spacing w:after="160" w:line="360" w:lineRule="auto"/>
+      </w:pPr>
+      <w:r>
+        <w:t>Als Antwort auf die Forschungsfrage lässt sich damit formulieren: Wenige, verständliche Stellschrauben (Themenwahl, Sendungslänge, Stimm- und Stilpräferenzen) genügen in Kombination mit definierter Sessiongestaltung und offengelegter Personalisierungslogik, damit Nutzende ein vollautomatisiertes Medienangebot als bedürfnisgerecht und autonomieförderlich erleben. Die Pilotdaten deuten zudem darauf hin, dass das wellbeing-orientierte Gegenmodell gerade dort am stärksten wirkt, wo der Leidensdruck am grössten ist: Teilnehmende, die sich von algorithmischen Plattformen «festgehalten» fühlen, bewerten ihr Wohlbefinden bei Attune deutlich höher (+0.82, vgl. Abschnitt 9.5).</w:t>
       </w:r>
     </w:p>
     <w:p>
@@ -14607,15 +14610,15 @@
         <w:spacing w:after="160" w:line="360" w:lineRule="auto"/>
       </w:pPr>
       <w:r>
-        <w:t>Auf konzeptioneller Ebene ist der Machbarkeitsnachweis erbracht: Die vollautomatisierte Pipeline von der Quellenaggregation über die LLM-gestützte Moderationstexterzeugung bis zur Sprachsynthese produziert auf Abruf eine vollständige Sendung, die 22 von 25 Teilnehmenden als fehlerfrei erlebten. Die hohen Werte für Audioqualität (M = 4.48) und Verständlichkeit (M = 4.56) zeigen, dass generative Komponenten eine sendetaugliche Grundqualität erreichen. Die Schwachstellen liegen an den Nahtstellen: Die Natürlichkeit der synthetischen Stimme (M = 3.72) und die Übergänge zwischen den Sendungselementen (M = 3.68) markieren die Grenze dessen, was die eingesetzte Sprachsynthese ohne zusätzliches Audio-Engineering leistet – rückblickend wäre ein früheres Investment in Übergänge und Abmischung die wichtigste Architekturkorrektur.</w:t>
-      </w:r>
-    </w:p>
-    <w:p>
-      <w:pPr>
-        <w:spacing w:after="160" w:line="360" w:lineRule="auto"/>
-      </w:pPr>
-      <w:r>
-        <w:t>Inhaltlich gravierender als die technischen Störungen ist der in Abschnitt 9.1 dokumentierte Faktenfehler, bei dem die Moderation einen Spielausgang zeitlich falsch einordnete. Er verweist auf ein strukturelles Risiko vollautomatisierter Moderation: Der Text entsteht generativ aus Quellenmaterial, und ohne eigene Validierungsschicht können Aktualitäts- und Halluzinationsfehler unbemerkt in die Sendung gelangen – im auditiven Format besonders kritisch, weil Hörende Aussagen nicht wie in einem Text nachprüfen können und der Moderation als redaktioneller Instanz tendenziell vertrauen. Ein Aktualitäts- und Halluzinations-Guard, etwa durch Zeitstempel-Prüfung der Quellen und einen automatisierten Abgleich des generierten Texts gegen das Quellenmaterial, ist daher für jede produktive Nutzung Voraussetzung.</w:t>
+        <w:t>Auf konzeptioneller Ebene ist der Machbarkeitsnachweis erbracht: Die vollautomatisierte Pipeline von der Quellenaggregation über die LLM-gestützte Moderationstexterzeugung bis zur Sprachsynthese produziert auf Abruf eine vollständige Sendung, die 22 von 25 Teilnehmenden als fehlerfrei erlebten. Die hohen Werte für Audioqualität (M = 4.48) und Verständlichkeit (M = 4.56) zeigen, dass generative Komponenten eine sendetaugliche Grundqualität erreichen. Die Schwachstellen liegen an den Nahtstellen: Die Natürlichkeit der synthetischen Stimme (M = 3.72) und die Übergänge zwischen den Sendungselementen (M = 3.68) markieren die Grenze dessen, was die eingesetzte Sprachsynthese ohne zusätzliches Audio-Engineering leistet. Rückblickend wäre ein früheres Investment in Übergänge und Abmischung die wichtigste Architekturkorrektur.</w:t>
+      </w:r>
+    </w:p>
+    <w:p>
+      <w:pPr>
+        <w:spacing w:after="160" w:line="360" w:lineRule="auto"/>
+      </w:pPr>
+      <w:r>
+        <w:t>Inhaltlich gravierender als die technischen Störungen ist der in Abschnitt 9.1 dokumentierte Faktenfehler, bei dem die Moderation einen Spielausgang zeitlich falsch einordnete. Er verweist auf ein strukturelles Risiko vollautomatisierter Moderation: Der Text entsteht generativ aus Quellenmaterial, und ohne eigene Validierungsschicht können Aktualitäts- und Halluzinationsfehler unbemerkt in die Sendung gelangen. Im auditiven Format ist das besonders kritisch, weil Hörende Aussagen nicht wie in einem Text nachprüfen können und der Moderation als redaktioneller Instanz tendenziell vertrauen. Ein Aktualitäts- und Halluzinations-Guard, etwa durch Zeitstempel-Prüfung der Quellen und einen automatisierten Abgleich des generierten Texts gegen das Quellenmaterial, ist daher für jede produktive Nutzung Voraussetzung.</w:t>
       </w:r>
     </w:p>
     <w:p>
@@ -14645,23 +14648,23 @@
         <w:spacing w:after="160" w:line="360" w:lineRule="auto"/>
       </w:pPr>
       <w:r>
-        <w:t>Usability und Akzeptanz bilden den stärksten Validierungsstrang. Der adaptierte Bedienbarkeits-Index von 82.5 liegt – mit dem Vorbehalt der Adaption – im «excellent»-Bereich (vgl. Abschnitt 9.2); wahrgenommene Komplexität (M = 1.52) und Lernaufwand (M = 1.44) sind minimal. Das Designprinzip «wenige verständliche Stellschrauben statt vieler Optionen» trägt also. Am breitesten geschätzt wird die selbst wählbare Sendungslänge (M = 4.40); das klare Sendungsende wird als angenehm erlebt (M = 3.92), und ein automatisches Weiterlaufen wird mehrheitlich nicht vermisst. Bemerkenswert ist, dass gerade die restriktiven, wohlbefindens-motivierten Entscheidungen – kein Endlosstrom, bewusst gesetzter Abschluss – nicht als Bevormundung, sondern als Qualität wahrgenommen werden.</w:t>
-      </w:r>
-    </w:p>
-    <w:p>
-      <w:pPr>
-        <w:spacing w:after="160" w:line="360" w:lineRule="auto"/>
-      </w:pPr>
-      <w:r>
-        <w:t>Differenzierter fällt das Bild bei der Themenwahl aus: Sie gefällt (M = 3.80), wird aber als zu grob erlebt – tiefere Themen-Optionen sind der meistgenannte Wunsch (7 Nennungen), gefolgt von einer eigenen Musikgenre-Wahl (3 Nennungen); zugleich ist die Musikauswahl der meistgenannte Störfaktor (5 von 20 Nennungen). Hier zeigt sich eine theoriegetriebene Verzerrung der Designentscheidungen aus Abschnitt 3.3: Das Design operationalisierte primär Informationsdiversität und Tageszeit-Passung, während Nutzende auch hedonische Kontrolle über den Musikteil erwarten. Die Transparenz-Elemente wiederum sind dort wirksam, wo sie bemerkt werden (Quellenangaben M = 4.04), aber die Begründung der Themenwahl nahmen nur 8 von 25 Teilnehmenden wahr. Das ist ein Salienz-, kein Konzeptproblem: Transparenz muss sichtbar in den Nutzungsfluss integriert sein, statt als abrufbare Zusatzinformation darunter zu liegen.</w:t>
-      </w:r>
-    </w:p>
-    <w:p>
-      <w:pPr>
-        <w:spacing w:after="160" w:line="360" w:lineRule="auto"/>
-      </w:pPr>
-      <w:r>
-        <w:t xml:space="preserve">Jenseits der Bedienbarkeit zeigt sich die Grenze der Akzeptanz: Die Absicht zur regelmässigen Nutzung bleibt verhalten (M = 3.20), die Weiternutzungsfrage ist gespalten (14 zu 11), und als Gründe dagegen dominieren grundsätzliche KI-Skepsis und die fehlende native App – beides Faktoren, die ausserhalb der Bedienoberfläche liegen. Usability ist damit eine notwendige, aber keine hinreichende Bedingung für </w:t>
+        <w:t>Usability und Akzeptanz bilden den stärksten Validierungsstrang. Der adaptierte Bedienbarkeits-Index von 82.5 liegt (mit dem Vorbehalt der Adaption) im «excellent»-Bereich (vgl. Abschnitt 9.2); wahrgenommene Komplexität (M = 1.52) und Lernaufwand (M = 1.44) sind minimal. Das Designprinzip «wenige verständliche Stellschrauben statt vieler Optionen» trägt also. Am breitesten geschätzt wird die selbst wählbare Sendungslänge (M = 4.40); das klare Sendungsende wird als angenehm erlebt (M = 3.92), und ein automatisches Weiterlaufen wird mehrheitlich nicht vermisst. Bemerkenswert ist, dass gerade die restriktiven, wohlbefindens-motivierten Entscheidungen (kein Endlosstrom, bewusst gesetzter Abschluss) nicht als Bevormundung, sondern als Qualität wahrgenommen werden.</w:t>
+      </w:r>
+    </w:p>
+    <w:p>
+      <w:pPr>
+        <w:spacing w:after="160" w:line="360" w:lineRule="auto"/>
+      </w:pPr>
+      <w:r>
+        <w:t>Differenzierter fällt das Bild bei der Themenwahl aus: Sie gefällt (M = 3.80), wird aber als zu grob erlebt. Tiefere Themen-Optionen sind der meistgenannte Wunsch (7 Nennungen), gefolgt von einer eigenen Musikgenre-Wahl (3 Nennungen); zugleich ist die Musikauswahl der meistgenannte Störfaktor (5 von 20 Nennungen). Hier zeigt sich eine theoriegetriebene Verzerrung der Designentscheidungen aus Abschnitt 3.3: Das Design operationalisierte primär Informationsdiversität und Tageszeit-Passung, während Nutzende auch hedonische Kontrolle über den Musikteil erwarten. Die Transparenz-Elemente wiederum sind dort wirksam, wo sie bemerkt werden (Quellenangaben M = 4.04), aber die Begründung der Themenwahl nahmen nur 8 von 25 Teilnehmenden wahr. Das ist ein Salienz-, kein Konzeptproblem: Transparenz muss sichtbar in den Nutzungsfluss integriert sein, statt als abrufbare Zusatzinformation darunter zu liegen.</w:t>
+      </w:r>
+    </w:p>
+    <w:p>
+      <w:pPr>
+        <w:spacing w:after="160" w:line="360" w:lineRule="auto"/>
+      </w:pPr>
+      <w:r>
+        <w:t xml:space="preserve">Jenseits der Bedienbarkeit zeigt sich die Grenze der Akzeptanz: Die Absicht zur regelmässigen Nutzung bleibt verhalten (M = 3.20), die Weiternutzungsfrage ist gespalten (14 zu 11), und als Gründe dagegen dominieren grundsätzliche KI-Skepsis und die fehlende native App. Beides sind Faktoren, die ausserhalb der Bedienoberfläche liegen. Usability ist damit eine notwendige, aber keine hinreichende Bedingung für </w:t>
       </w:r>
       <w:r>
         <w:lastRenderedPageBreak/>
@@ -14683,27 +14686,27 @@
         <w:spacing w:after="160" w:line="360" w:lineRule="auto"/>
       </w:pPr>
       <w:r>
-        <w:t>Gemessen am theoretischen Rahmen aus Abschnitt 2.3 adressiert Attune die SDT-Grundbedürfnisse selektiv, aber gezielt: Kompetenz (M = 3.98) und Selbstbestimmung (M = 3.81) erreichen die höchsten Wirkungswerte – konsistent mit dem zentralen Designziel der expliziten Präferenzangabe und der als einfach erlebten Bedienung. Die soziale Eingebundenheit fällt erwartungsgemäss schwächer aus (M = 3.54), da Attune als Solo-Erlebnis ohne soziale Funktionen konzipiert ist. Im Mehrebenenmodell METUX (Peters et al., 2018) belegt die Pilotbefragung Bedürfnisunterstützung primär auf der Interface- und Aufgabenebene; ob sie bis auf die Verhaltens- und Lebensebene reicht, kann eine einmalige Nutzung prinzipiell nicht zeigen.</w:t>
-      </w:r>
-    </w:p>
-    <w:p>
-      <w:pPr>
-        <w:spacing w:after="160" w:line="360" w:lineRule="auto"/>
-      </w:pPr>
-      <w:r>
-        <w:t>Die VSD-Perspektive bestätigt sich in einem zentralen Punkt: Werte werden nur dort erlebbar, wo sie wahrgenommen werden. Die technisch verankerte Transparenz entfaltet ihren Nutzen bei denjenigen, die sie bemerkten (Quellenangaben M = 4.04), blieb aber für einen erheblichen Teil der Teilnehmenden unsichtbar – ein empirischer Beleg dafür, dass die technische Verankerung eines Werts allein nicht genügt (Hendry et al., 2021). Für die algorithmische Souveränität (Reviglio &amp; Agosti, 2020) liefert die Pilotstudie einen deutlichen Hinweis auf deren Akzeptanzrelevanz: Das Selbstbestimmungserleben hängt eng mit der Bereitschaft zusammen, Attune dem klassischen Radio vorzuziehen (vgl. Abschnitt 9.5) – erlebte Kontrolle ist demnach kein Zusatzmerkmal, sondern ein Kern der Akzeptanz.</w:t>
-      </w:r>
-    </w:p>
-    <w:p>
-      <w:pPr>
-        <w:spacing w:after="160" w:line="360" w:lineRule="auto"/>
-      </w:pPr>
-      <w:r>
-        <w:t xml:space="preserve">Beim kritischen Bewusstsein zeigen die Awareness-Items hohe Werte («würde der KI nicht blind vertrauen» M = 4.20, Bewusstsein für einschränkende Medienangebote M = 4.08). Ohne Prä-Post-Messung lässt sich allerdings nicht trennen, ob das Artefakt diese Awareness geschärft hat oder auf eine bereits sensibilisierte Stichprobe traf. Ausgeblieben ist die unmittelbare Wohlbefindenswirkung: Das Entspannungserleben (M = 3.00) und das Gesamtwohlbefinden (M = 3.37) bleiben verhalten – plausibel, weil im Erstkontakt Neuheit und Bewertungssituation dominieren. Hypothesengenerierend gelesen wirkt der bereits in Abschnitt 10.1 berichtete Kontrastbefund (+0.82 bei den </w:t>
+        <w:t>Gemessen am theoretischen Rahmen aus Abschnitt 2.3 adressiert Attune die SDT-Grundbedürfnisse selektiv, aber gezielt: Kompetenz (M = 3.98) und Selbstbestimmung (M = 3.81) erreichen die höchsten Wirkungswerte, konsistent mit dem zentralen Designziel der expliziten Präferenzangabe und der als einfach erlebten Bedienung. Die soziale Eingebundenheit fällt erwartungsgemäss schwächer aus (M = 3.54), da Attune als Solo-Erlebnis ohne soziale Funktionen konzipiert ist. Im Mehrebenenmodell METUX (Peters et al., 2018) belegt die Pilotbefragung Bedürfnisunterstützung primär auf der Interface- und Aufgabenebene; ob sie bis auf die Verhaltens- und Lebensebene reicht, kann eine einmalige Nutzung prinzipiell nicht zeigen.</w:t>
+      </w:r>
+    </w:p>
+    <w:p>
+      <w:pPr>
+        <w:spacing w:after="160" w:line="360" w:lineRule="auto"/>
+      </w:pPr>
+      <w:r>
+        <w:t>Die VSD-Perspektive bestätigt sich in einem zentralen Punkt: Werte werden nur dort erlebbar, wo sie wahrgenommen werden. Die technisch verankerte Transparenz entfaltet ihren Nutzen bei denjenigen, die sie bemerkten (Quellenangaben M = 4.04), blieb aber für einen erheblichen Teil der Teilnehmenden unsichtbar. Das ist ein empirischer Beleg dafür, dass die technische Verankerung eines Werts allein nicht genügt (Hendry et al., 2021). Für die algorithmische Souveränität (Reviglio &amp; Agosti, 2020) liefert die Pilotstudie einen deutlichen Hinweis auf deren Akzeptanzrelevanz: Das Selbstbestimmungserleben hängt eng mit der Bereitschaft zusammen, Attune dem klassischen Radio vorzuziehen (vgl. Abschnitt 9.5). Erlebte Kontrolle ist demnach kein Zusatzmerkmal, sondern ein Kern der Akzeptanz.</w:t>
+      </w:r>
+    </w:p>
+    <w:p>
+      <w:pPr>
+        <w:spacing w:after="160" w:line="360" w:lineRule="auto"/>
+      </w:pPr>
+      <w:r>
+        <w:t xml:space="preserve">Beim kritischen Bewusstsein zeigen die Awareness-Items hohe Werte («würde der KI nicht blind vertrauen» M = 4.20, Bewusstsein für einschränkende Medienangebote M = 4.08). Ohne Prä-Post-Messung lässt sich allerdings nicht trennen, ob das Artefakt diese Awareness geschärft hat oder auf eine bereits sensibilisierte Stichprobe traf. Ausgeblieben ist die unmittelbare Wohlbefindenswirkung: Das Entspannungserleben (M = 3.00) und das Gesamtwohlbefinden (M = 3.37) bleiben verhalten. Das ist plausibel, weil im Erstkontakt Neuheit und Bewertungssituation dominieren. Hypothesengenerierend gelesen wirkt der bereits in Abschnitt 10.1 berichtete Kontrastbefund (+0.82 bei den von Plattformen «festgehaltenen» Personen) weniger als </w:t>
       </w:r>
       <w:r>
         <w:lastRenderedPageBreak/>
-        <w:t>von Plattformen «festgehaltenen» Personen) weniger als absolute Verbesserung, denn als erlebbare Kontrasterfahrung zur gewohnten Plattformlogik.</w:t>
+        <w:t>absolute Verbesserung, denn als erlebbare Kontrasterfahrung zur gewohnten Plattformlogik.</w:t>
       </w:r>
     </w:p>
     <w:p>
@@ -14721,7 +14724,7 @@
         <w:spacing w:after="160" w:line="360" w:lineRule="auto"/>
       </w:pPr>
       <w:r>
-        <w:t>Aus den Befunden lassen sich vier übertragbare Designprinzipien für wellbeing-orientierte Medienartefakte ableiten. Erstens die explizite Präferenzangabe über wenige, verständliche Stellschrauben – sie erzeugt das Autonomie- und Kompetenzerleben, das implizite Personalisierung gerade nicht vermittelt. Zweitens die definierte Session mit bewusst gesetztem Ende – sie wird nicht als Einschränkung, sondern als Qualität erlebt. Drittens Transparenz, die salient im Nutzungsfluss platziert ist – abrufbare, aber versteckte Erklärungen erreichen einen Grossteil der Nutzenden nicht. Viertens Diversität als expliziter Zielwert der Kuratierung anstelle von Engagement-Metriken. Keines dieser Prinzipien ist an das Medium Radio gebunden.</w:t>
+        <w:t>Aus den Befunden lassen sich vier übertragbare Designprinzipien für wellbeing-orientierte Medienartefakte ableiten. Erstens die explizite Präferenzangabe über wenige, verständliche Stellschrauben: sie erzeugt das Autonomie- und Kompetenzerleben, das implizite Personalisierung gerade nicht vermittelt. Zweitens die definierte Session mit bewusst gesetztem Ende: sie wird nicht als Einschränkung, sondern als Qualität erlebt. Drittens Transparenz, die salient im Nutzungsfluss platziert ist: abrufbare, aber versteckte Erklärungen erreichen einen Grossteil der Nutzenden nicht. Viertens Diversität als expliziter Zielwert der Kuratierung anstelle von Engagement-Metriken. Keines dieser Prinzipien ist an das Medium Radio gebunden.</w:t>
       </w:r>
     </w:p>
     <w:p>
@@ -14737,7 +14740,7 @@
         <w:spacing w:after="160" w:line="360" w:lineRule="auto"/>
       </w:pPr>
       <w:r>
-        <w:t>Für die Praxis – insbesondere für öffentlich-rechtliche oder werbefreie Anbieter – ist das Modell doppelt anschlussfähig. Inhaltlich passt ein wohlbefindens-orientiertes Optimierungsziel zum Service-public-Auftrag und bietet ein Differenzierungsmerkmal gegenüber engagement-optimierten Plattformen. Technisch zeigt der Prototyp, dass bedürfnisgerechte Personalisierung keine Verhaltensdaten voraussetzt: Die Profile liegen lokal bei den Nutzenden, es findet kein Tracking statt – Personalisierung und Datenschutz schliessen sich nicht aus. Der News-Affinitäts-Befund legt nahe, ein solches Angebot zunächst bei informationsorientierten Zielgruppen zu positionieren.</w:t>
+        <w:t>Für die Praxis (insbesondere für öffentlich-rechtliche oder werbefreie Anbieter) ist das Modell doppelt anschlussfähig. Inhaltlich passt ein wohlbefindens-orientiertes Optimierungsziel zum Service-public-Auftrag und bietet ein Differenzierungsmerkmal gegenüber engagement-optimierten Plattformen. Technisch zeigt der Prototyp, dass bedürfnisgerechte Personalisierung keine Verhaltensdaten voraussetzt: Die Profile liegen lokal bei den Nutzenden, es findet kein Tracking statt. Personalisierung und Datenschutz schliessen sich nicht aus. Der News-Affinitäts-Befund legt nahe, ein solches Angebot zunächst bei informationsorientierten Zielgruppen zu positionieren.</w:t>
       </w:r>
     </w:p>
     <w:p>
@@ -14759,7 +14762,7 @@
       </w:r>
       <w:r>
         <w:lastRenderedPageBreak/>
-        <w:t>möglich, und alle Wirkungsbefunde stehen unter dem Vorbehalt des Erstkontakt- und Neuheitseffekts. Es fehlt zudem ein Kontrollvergleich mit einem engagement-optimierten Referenzsystem – die Teilfrage T2 misst die erlebte Bedürfnisgerechtigkeit der diversifizierten Auswahl, nicht ihre relative Überlegenheit gegenüber einer anderen Logik.</w:t>
+        <w:t>möglich, und alle Wirkungsbefunde stehen unter dem Vorbehalt des Erstkontakt- und Neuheitseffekts. Es fehlt zudem ein Kontrollvergleich mit einem engagement-optimierten Referenzsystem. Die Teilfrage T2 misst die erlebte Bedürfnisgerechtigkeit der diversifizierten Auswahl, nicht ihre relative Überlegenheit gegenüber einer anderen Logik.</w:t>
       </w:r>
     </w:p>
     <w:p>
@@ -14785,19 +14788,19 @@
         <w:spacing w:after="160" w:line="360" w:lineRule="auto"/>
       </w:pPr>
       <w:r>
-        <w:t>Die vier in Abschnitt 10.5 formulierten Prinzipien sind generisch und lassen sich auf Streaming-Dienste, Podcast-Empfehlungen und News-Aggregatoren übertragen. Der Kontrastbefund aus Abschnitt 10.4 legt nahe, dass die Wirkung dort am grössten ist, wo endlose Ströme und implizite Personalisierung heute am stärksten dominieren – also gerade in den Kontexten, in denen sich Nutzende am ehesten «festgehalten» fühlen. Ein News-Aggregator mit definierter «Ausgabe» statt endlosem Feed oder ein Streaming-Dienst mit bewusst gesetztem Sessionende würden dieselben Mechanismen in anderer Modalität operationalisieren.</w:t>
-      </w:r>
-    </w:p>
-    <w:p>
-      <w:pPr>
-        <w:spacing w:after="160" w:line="360" w:lineRule="auto"/>
-      </w:pPr>
-      <w:r>
-        <w:t xml:space="preserve">Format-spezifisch bleiben dagegen drei Eigenschaften. Die auditive Lean-back-Modalität – das passive, rein hörende Konsumieren im Gegensatz zur aktiv steuernden «Lean-forward»-Nutzung – begünstigt definierte Sessions, weil die Sendung als kulturell vertraute Einheit des linearen Radios bereits eine natürliche Klammer mitbringt; visuelle Feeds müssten Session-Grenzen erst neu konstruieren und durchsetzen. Die Moderation wirkt als Vermittlungsinstanz, die Transparenz beiläufig </w:t>
+        <w:t>Die vier in Abschnitt 10.5 formulierten Prinzipien sind generisch und lassen sich auf Streaming-Dienste, Podcast-Empfehlungen und News-Aggregatoren übertragen. Der Kontrastbefund aus Abschnitt 10.4 legt nahe, dass die Wirkung dort am grössten ist, wo endlose Ströme und implizite Personalisierung heute am stärksten dominieren, also gerade in den Kontexten, in denen sich Nutzende am ehesten «festgehalten» fühlen. Ein News-Aggregator mit definierter «Ausgabe» statt endlosem Feed oder ein Streaming-Dienst mit bewusst gesetztem Sessionende würden dieselben Mechanismen in anderer Modalität operationalisieren.</w:t>
+      </w:r>
+    </w:p>
+    <w:p>
+      <w:pPr>
+        <w:spacing w:after="160" w:line="360" w:lineRule="auto"/>
+      </w:pPr>
+      <w:r>
+        <w:t xml:space="preserve">Format-spezifisch bleiben dagegen drei Eigenschaften. Die auditive Lean-back-Modalität (das passive, rein hörende Konsumieren im Gegensatz zur aktiv steuernden «Lean-forward»-Nutzung) begünstigt definierte Sessions, weil die Sendung als kulturell vertraute Einheit des linearen Radios bereits eine natürliche Klammer mitbringt; visuelle Feeds müssten Session-Grenzen erst neu konstruieren und durchsetzen. Die Moderation wirkt als Vermittlungsinstanz, die Transparenz beiläufig einsprechen kann. </w:t>
       </w:r>
       <w:r>
         <w:lastRenderedPageBreak/>
-        <w:t>einsprechen kann – ein Kanal, der textbasierten Angeboten fehlt. Und die eingebettete Musikauswahl ist eine hedonische Komponente mit eigenen Kontrollbedürfnissen, die sich nicht auf reine Informationsangebote übertragen lässt. Da alle Befunde aus einem Erstkontakt mit einem Prototyp stammen, sind diese Übertragungen als Hypothesen für Folgearbeiten zu verstehen, nicht als belegte Generalisierungen.</w:t>
+        <w:t>Ein solcher Kanal fehlt textbasierten Angeboten. Und die eingebettete Musikauswahl ist eine hedonische Komponente mit eigenen Kontrollbedürfnissen, die sich nicht auf reine Informationsangebote übertragen lässt. Da alle Befunde aus einem Erstkontakt mit einem Prototyp stammen, sind diese Übertragungen als Hypothesen für Folgearbeiten zu verstehen, nicht als belegte Generalisierungen.</w:t>
       </w:r>
       <w:r>
         <w:br w:type="page"/>
@@ -14875,7 +14878,7 @@
         <w:spacing w:after="160" w:line="360" w:lineRule="auto"/>
       </w:pPr>
       <w:r>
-        <w:t>Der Beitrag der Arbeit liegt auf drei Ebenen. Konzeptionell liefert sie ein theoretisch verankertes Bausteinmodell für wellbeing-orientierte Personalisierung samt einem expliziten Mapping von Werten auf Designentscheidungen, aus dem sich vier übertragbare Designprinzipien verdichten lassen. Technisch zeigt der lauffähige End-to-End-Demonstrator, dass sich derselbe Technologie-Stack, der heute Engagement-Optimierung antreibt, mit umgekehrter Zielfunktion betreiben lässt, und zwar ohne Erhebung von Verhaltensdaten: Personalisierung und Datensparsamkeit schliessen sich nicht aus. Empirisch liefert die Pilotbefragung erste deskriptive Evidenz für die Annahme, dass die problematischen Effekte heutiger Plattformen nicht in der Technologie, sondern in deren Zielsetzung begründet liegen; die vollständige Auswertung ist als reproduzierbares Notebook offengelegt. Insgesamt sind die drei Zyklen des Design-Science-Rahmens geschlossen: Die Anforderungen aus dem Anwendungsfeld wurden in ein Artefakt überführt, das Artefakt wurde im Feld evaluiert, und die Erkenntnisse fliessen in Form übertragbarer Prinzipien in die Wissensbasis zurück. Das zentrale, übertragbare Resultat lautet: Bedürfnisgerechte Personalisierung setzt keine Verhaltensüberwachung voraus – sie lässt sich vollständig aus expliziten, jederzeit einsehbaren Präferenzangaben erzeugen und bleibt damit mit Datensparsamkeit und algorithmischer Souveränität vereinbar.</w:t>
+        <w:t>Der Beitrag der Arbeit liegt auf drei Ebenen. Konzeptionell liefert sie ein theoretisch verankertes Bausteinmodell für wellbeing-orientierte Personalisierung samt einem expliziten Mapping von Werten auf Designentscheidungen, aus dem sich vier übertragbare Designprinzipien verdichten lassen. Technisch zeigt der lauffähige End-to-End-Demonstrator, dass sich derselbe Technologie-Stack, der heute Engagement-Optimierung antreibt, mit umgekehrter Zielfunktion betreiben lässt, und zwar ohne Erhebung von Verhaltensdaten: Personalisierung und Datensparsamkeit schliessen sich nicht aus. Empirisch liefert die Pilotbefragung erste deskriptive Evidenz für die Annahme, dass die problematischen Effekte heutiger Plattformen nicht in der Technologie, sondern in deren Zielsetzung begründet liegen; die vollständige Auswertung ist als reproduzierbares Notebook offengelegt. Insgesamt sind die drei Zyklen des Design-Science-Rahmens geschlossen: Die Anforderungen aus dem Anwendungsfeld wurden in ein Artefakt überführt, das Artefakt wurde im Feld evaluiert, und die Erkenntnisse fliessen in Form übertragbarer Prinzipien in die Wissensbasis zurück. Das zentrale, übertragbare Resultat lautet: Bedürfnisgerechte Personalisierung setzt keine Verhaltensüberwachung voraus. Sie lässt sich vollständig aus expliziten, jederzeit einsehbaren Präferenzangaben erzeugen und bleibt damit mit Datensparsamkeit und algorithmischer Souveränität vereinbar.</w:t>
       </w:r>
     </w:p>
     <w:p>
@@ -15942,6 +15945,9 @@
         </w:rPr>
       </w:pPr>
       <w:r>
+        <w:rPr>
+          <w:lang w:val="en-US"/>
+        </w:rPr>
         <w:t xml:space="preserve">Vanden Abeele, M. M. P. (2021). </w:t>
       </w:r>
       <w:r>
@@ -17281,7 +17287,6 @@
   <w:style w:type="character" w:default="1" w:styleId="Absatz-Standardschriftart">
     <w:name w:val="Default Paragraph Font"/>
     <w:uiPriority w:val="1"/>
-    <w:semiHidden/>
     <w:unhideWhenUsed/>
   </w:style>
   <w:style w:type="table" w:default="1" w:styleId="NormaleTabelle">

--- a/Hauptdokument.docx
+++ b/Hauptdokument.docx
@@ -12302,7 +12302,7 @@
         <w:spacing w:after="160" w:line="360" w:lineRule="auto"/>
       </w:pPr>
       <w:r>
-        <w:t>Die Musikauswahl folgt einer Rückfallkaskade: Primär wird im Katalog der Creative-Commons-Plattform Jamendo nach Titeln aus wechselnden, zur Tageszeit passenden Genres gesucht; ist dort kein passender Titel verfügbar, greift das System auf lokal hinterlegte, lizenzfreie Titel zurückDie Musiktitel werden an feste Plätze des Segmentplans gebunden, sodass Musik die Moderationsblöcke gliedert, statt als Endlosstrom zu laufen. Die Anzahl der Titel ergibt sich aus der gewählten Sendungslänge.</w:t>
+        <w:t>Die Musikauswahl folgt einer Rückfallkaskade: Primär wird im Katalog der Creative-Commons-Plattform Jamendo nach Titeln; ist dort kein passender Titel verfügbar, greift das System auf lokal hinterlegte, lizenzfreie Titel zurück. Die Musiktitel werden an feste Plätze des Segmentplans gebunden, sodass Musik die Moderationsblöcke gliedert, statt als Endlosstrom zu laufen. Die Anzahl der Titel ergibt sich aus der gewählten Sendungslänge.</w:t>
       </w:r>
     </w:p>
     <w:p>
@@ -12328,16 +12328,7 @@
         <w:spacing w:after="160" w:line="360" w:lineRule="auto"/>
       </w:pPr>
       <w:r>
-        <w:t xml:space="preserve">Das visuelle Design der Benutzeroberfläche wurde mit dem KI-gestützten Gestaltungswerkzeug Claude Design entwickelt: Auf Basis eines Kontext-Briefings, das die fünf Bausteine aus Abschnitt 3.3 und deren theoretische Verankerung als verbindliche Vorgaben enthielt, entstanden Hi-Fi-Entwürfe von sieben Anwendungszuständen (vom Onboarding mit Einwilligung über Profil- und Wiedergabeansicht bis zur Abschlusskarte), jeweils annotiert mit ihrem Theoriebezug. Diese Entwürfe («Radio 25 — Sieben Zustände») dienten als Vorlage für die Umsetzung der Komponenten und sind im GitHub-Repository des Projekts im Ordner </w:t>
-      </w:r>
-      <w:r>
-        <w:t>reference/design</w:t>
-      </w:r>
-      <w:r>
-        <w:t xml:space="preserve"> </w:t>
-      </w:r>
-      <w:r>
-        <w:t>dokumentiert.</w:t>
+        <w:t>Das visuelle Design der Benutzeroberfläche wurde mit dem KI-gestützten Gestaltungswerkzeug Claude Design entwickelt: Auf Basis eines Kontext-Briefings, das die fünf Bausteine aus Abschnitt 3.3 und deren theoretische Verankerung als verbindliche Vorgaben enthielt, entstanden Hi-Fi-Entwürfe von sieben Anwendungszuständen (vom Onboarding mit Einwilligung über Profil- und Wiedergabeansicht bis zur Abschlusskarte), jeweils annotiert mit ihrem Theoriebezug. Diese Entwürfe («Radio 25 — Sieben Zustände») dienten als Vorlage für die Umsetzung der Komponenten und sind im GitHub-Repository des Projekts im Ordner reference/design dokumentiert.</w:t>
       </w:r>
     </w:p>
     <w:p>
@@ -12934,7 +12925,7 @@
         <w:spacing w:after="160" w:line="360" w:lineRule="auto"/>
       </w:pPr>
       <w:r>
-        <w:t>Die Implementation folgte dem Prinzip des frühen Durchstichs: Bereits zwei Tage nach Projektbeginn Anfang April 2026 existierte eine erste lauffähige Version, welche die gesamte Kette von der Themenwahl bis zur abspielbaren Sendung durchlief, zunächst mit einer einzelnen Nachrichtenquelle und einfachen Rückfalllösungen für Sprachsynthese und Musik. Diese Vertikale wurde anschliessend in mehreren Wellen verfeinert. Ende April kamen die Transparenz-Komponenten, die Wahl der Sendungslänge sowie eine Sicherheitsüberarbeitung mit Zugangsschutz für das öffentliche Deployment hinzu. Anfang Mai folgten die automatische Quellen-Verifikation und der Ausbau des Präferenzformulars. Auf das formative Erstfeedback (Abschnitt 8.3) reagierte Mitte Mai die Umbenennung des Artefakts von «Radio 25» zu «Attune». Unmittelbar vor der Pilotbefragung wurde die Erzeugungsqualität gezielt geschärft: stilspezifische Stimmen mit abgestimmten Syntheseparametern, eine Übergangs-Typologie und thematische Gruppierung im Nachrichtenblock, die Neukalibrierung der Längenstufen zugunsten von Tiefe statt Meldungszahl, eine dritte Nachrichtenquelle mit Quellen-Rotation sowie die korrekte Tageszeitbestimmung in der Zeitzone der Hörerschaft.</w:t>
+        <w:t>Die Implementation folgte dem Prinzip des frühen Durchstichs: Bereits zwei Tage nach Projektbeginn Anfang April 2026 existierte eine erste lauffähige Version, welche die gesamte Kette von der Themenwahl bis zur abspielbaren Sendung durchlief, zunächst mit einer einzelnen Nachrichtenquelle und einfachen Rückfalllösungen für Sprachsynthese und Musik. Diese Vertikale wurde anschliessend in mehreren Wellen verfeinert. Ende April kamen die Transparenz-Komponenten, die Wahl der Sendungslänge sowie eine Sicherheitsüberarbeitung mit Zugangsschutz für das öffentliche Deployment hinzu. Anfang Mai folgten die automatische Quellen-Verifikation und der Ausbau des Präferenzformulars. Auf das formative Erstfeedback (Abschnitt 8.3) reagierte Mitte Mai die Umbenennung des Artefakts von «Radio 25» zu «Attune». Unmittelbar vor der Pilotbefragung wurde die Erzeugungsqualität gezielt geschärft: stilspezifische Stimmen, eine ausgearbeitete Übergangs-Typologie im Nachrichtenblock, die Neukalibrierung der Längenstufen zugunsten von Tiefe statt Meldungszahl, eine dritte Nachrichtenquelle mit Quellen-Rotation sowie die korrekte Tageszeitbestimmung; die zugehörigen Mechanismen sind in Abschnitt 6.3 beschrieben.</w:t>
       </w:r>
     </w:p>
     <w:p>
@@ -12987,7 +12978,7 @@
         <w:spacing w:after="160" w:line="360" w:lineRule="auto"/>
       </w:pPr>
       <w:r>
-        <w:t>Der Orchestrierungs-Endpunkt nimmt die Sendungskonfiguration entgegen und überträgt den Fortschritt der Erzeugung als fortlaufenden Ereignisstrom an den Client, der die Schritte in der Pipeline-Anzeige darstellt. Die Implementation des Fünf-Schritt-Ablaufs aus Abschnitt 6.2 nutzt parallele Beschaffung von Nachrichten und Wetter, kuratiert die Artikel unmittelbar nach dem Abruf und baut anschliessend den Segmentplan auf. Die Moderationstexte werden sequenziell erzeugt, wobei jedem Segment der Kontext der bereits erzeugten Segmente mitgegeben wird. So begrüsst die Wetter-Moderation die Hörerschaft nicht erneut, sondern setzt die laufende Sendung fort. Nach der Texterzeugung prüft eine automatische Quellenkontrolle, ob im gesprochenen Text Medien genannt werden, die nicht unter den tatsächlich verwendeten Quellen sind. Die Sprachsynthese liefert MP3-Segmente, die der Player nacheinander mit einer kurzen Pause von achthundert Millisekunden abspielt. Das ist ein bewusst hörbarer Schnitt statt eines nahtlosen Stroms.</w:t>
+        <w:t>Der Orchestrierungs-Endpunkt nimmt die Sendungskonfiguration entgegen und überträgt den Fortschritt der Erzeugung als fortlaufenden Ereignisstrom an den Client, der die Schritte in der Pipeline-Anzeige darstellt. Die Implementation folgt dem Fünf-Schritt-Ablauf aus Abschnitt 6.2 mit paralleler Beschaffung von Nachrichten und Wetter und unmittelbar anschliessender Kuratierung. Bei der Texterzeugung werden die Moderationssegmente sequenziell erzeugt, wobei jedem Segment der Kontext der bereits erzeugten Segmente mitgegeben wird. So begrüsst die Wetter-Moderation die Hörerschaft nicht erneut, sondern setzt die laufende Sendung fort. Die abschliessende automatische Quellenkontrolle (Abschnitt 6.4) prüft den gesprochenen Text auf nicht verwendete Medien. Die Sprachsynthese liefert MP3-Segmente, die der Player nacheinander mit einer kurzen Pause von achthundert Millisekunden abspielt; das ist ein bewusst hörbarer Schnitt statt eines nahtlosen Stroms.</w:t>
       </w:r>
     </w:p>
     <w:p>
@@ -13006,15 +12997,15 @@
         <w:spacing w:after="160" w:line="360" w:lineRule="auto"/>
       </w:pPr>
       <w:r>
-        <w:t>Das Prompt-Design ist der Ort, an dem die konzeptionellen Vorgaben aus Kapitel 6 in das Verhalten des Sprachmodells übersetzt werden. Der gemeinsame Systemprompt definiert die Rolle eines professionellen Radiomoderators für Attune, verlangt Schweizer Hochdeutsch ohne Dialekt und reine Sprechsprache: keine Auszeichnungen, keine Abkürzungen, kleine Zahlen ausgeschrieben. Den grössten Raum nehmen die verbindlichen Regeln zur Quellen-Treue ein. Sie werden durch kontrastierende Beispiele verankert: Ein als schlecht markiertes Beispiel erfindet eine Studie, die im Artikel nicht vorkommt, ein als gut markiertes Beispiel nennt ausschliesslich die tatsächlich übergebenen Quellen. Dieses Few-Shot-Muster adressiert das Halluzinationsrisiko an seiner Wurzel, kann es aber nicht vollständig beseitigen (Abschnitt 7.6).</w:t>
-      </w:r>
-    </w:p>
-    <w:p>
-      <w:pPr>
-        <w:spacing w:after="160" w:line="360" w:lineRule="auto"/>
-      </w:pPr>
-      <w:r>
-        <w:t>Die segmentspezifischen Prompts steuern Form und Tonalität. Die Begrüssung erhält eine tageszeitabhängige Stimmungsvorgabe, die in der Zeitzone der Hörerschaft bestimmt wird. Für den Nachrichtenblock geben die Prompts eine Übergangs-Typologie vor (thematische, geografische oder kontrastierende Anschlüsse zwischen den Meldungen) und koppeln die Behandlungstiefe an die Sendungslänge: Bei längeren Sendungen wird ausdrücklich verlangt, in die Tiefe zu gehen, statt zusätzliche Meldungen zu erfinden. Fehlt zu einem gewählten Thema aktuelles Material, weisen die Prompts das Modell an, das Thema stillschweigend wegzulassen, statt Inhalte zu konstruieren. Wetterbericht und Verabschiedung folgen kurzen Formatvorgaben mit Beispielsätzen. Die Generierung läuft mit moderater Temperatur; das Tokenbudget skaliert mit der Sendungslänge.</w:t>
+        <w:t>Das Prompt-Design übersetzt die in Abschnitt 6.3.4 beschriebenen konzeptionellen Vorgaben in das konkrete Verhalten des Sprachmodells; ergänzend zu jener Darstellung werden hier die Umsetzungsdetails festgehalten. Die verbindlichen Regeln zur Quellen-Treue, die im Systemprompt den grössten Raum einnehmen, werden durch kontrastierende Beispiele verankert: Ein als schlecht markiertes Beispiel erfindet eine Studie, die im Artikel nicht vorkommt, ein als gut markiertes Beispiel nennt ausschliesslich die tatsächlich übergebenen Quellen. Dieses Few-Shot-Muster adressiert das Halluzinationsrisiko an seiner Wurzel, kann es aber nicht vollständig beseitigen (Abschnitt 7.6).</w:t>
+      </w:r>
+    </w:p>
+    <w:p>
+      <w:pPr>
+        <w:spacing w:after="160" w:line="360" w:lineRule="auto"/>
+      </w:pPr>
+      <w:r>
+        <w:t>Auf Segmentebene ergänzen die Prompts die in Abschnitt 6.3.4 beschriebene Steuerung um zwei Umsetzungsregeln: Fehlt zu einem gewählten Thema aktuelles Material, weisen die Prompts das Modell an, das Thema stillschweigend wegzulassen, statt Inhalte zu konstruieren; und bei längeren Sendungen wird ausdrücklich verlangt, in die Tiefe zu gehen, statt zusätzliche Meldungen zu erfinden. Die Generierung läuft mit moderater Temperatur; das Tokenbudget skaliert mit der Sendungslänge.</w:t>
       </w:r>
     </w:p>
     <w:p>
@@ -13032,11 +13023,7 @@
         <w:spacing w:after="160" w:line="360" w:lineRule="auto"/>
       </w:pPr>
       <w:r>
-        <w:t xml:space="preserve">Die umgesetzte Oberfläche folgt den in Abschnitt 6.3.7 beschriebenen Gestaltungsvorlagen und führt durch eine Sendung in klar getrennten Zuständen. Für die Pilotstudie beginnt der Einstieg mit einem Begrüssungsbildschirm, der den Studienkontext offenlegt, und der Eingabe der Teilnehmerkennung. Im Hauptzustand ist das Profil permanent als lesbare Zeilen sichtbar und über das Präferenzformular jederzeit änderbar. Vor der Erzeugung zeigt eine Vorschaukarte die geplante Segmentstruktur mit der deklarierten Länge; während der Erzeugung stellt die Pipeline-Anzeige die tatsächlichen Verarbeitungsschritte in Echtzeit dar. In der Wiedergabe </w:t>
-      </w:r>
-      <w:r>
-        <w:lastRenderedPageBreak/>
-        <w:t>verknüpft die Quellenliste jede Meldung mit dem Originalartikel und kennzeichnet den Überraschungsbeitrag; die Begründungsansicht erklärt auf Wunsch die Zusammenstellung entlang des Profils. Nach dem Schlussjingle markiert die Abschlusskarte das Ende der Sendung. Ergänzende Komponenten kennzeichnen den Demonstrationsbetrieb, erlauben das Umschalten auf die kostenfreie Browser-Sprachausgabe und bieten kontextbezogene Hilfe an. Die Abbildungen 7.1 bis 7.6 zeigen die zentralen Zustände der umgesetzten Oberfläche.</w:t>
+        <w:t>Die umgesetzte Oberfläche realisiert die in den Abschnitten 6.3.7 und 6.4 beschriebenen Komponenten und führt durch eine Sendung in klar getrennten Zuständen. Für die Pilotstudie ist dem Hauptfluss ein Begrüssungsbildschirm vorgeschaltet, der den Studienkontext offenlegt und die Teilnehmerkennung erfasst. Ergänzende Komponenten kennzeichnen den Demonstrationsbetrieb, erlauben das Umschalten auf die kostenfreie Browser-Sprachausgabe und bieten kontextbezogene Hilfe an. Die Abbildungen 7.1 bis 7.6 zeigen die zentralen Zustände im Überblick: Präferenzformular, Vorschaukarte, Pipeline-Anzeige, Wiedergabe mit Quellenliste, Begründungsansicht und Abschlusskarte.</w:t>
       </w:r>
     </w:p>
     <w:p>
@@ -13048,6 +13035,7 @@
         <w:rPr>
           <w:noProof/>
         </w:rPr>
+        <w:lastRenderedPageBreak/>
         <w:drawing>
           <wp:inline distT="0" distB="0" distL="0" distR="0" wp14:anchorId="5F333F8B" wp14:editId="4C19A50A">
             <wp:extent cx="2520315" cy="4841240"/>
@@ -13107,7 +13095,6 @@
         <w:rPr>
           <w:noProof/>
         </w:rPr>
-        <w:lastRenderedPageBreak/>
         <w:drawing>
           <wp:inline distT="0" distB="0" distL="0" distR="0" wp14:anchorId="0EDD5FE8" wp14:editId="5DB4F0A4">
             <wp:extent cx="2879725" cy="3469640"/>
@@ -13154,6 +13141,7 @@
       </w:pPr>
       <w:bookmarkStart w:id="82" w:name="_Toc232369265"/>
       <w:r>
+        <w:lastRenderedPageBreak/>
         <w:t>Abbildung 7.2: Vorschaukarte der geplanten Sendung mit Segmentstruktur, kommuniziertem Ende und Hinweis auf den Überraschungsbeitrag (Screenshot des Demonstrators)</w:t>
       </w:r>
       <w:bookmarkEnd w:id="82"/>
@@ -13273,6 +13261,7 @@
       </w:pPr>
       <w:bookmarkStart w:id="84" w:name="_Toc232369267"/>
       <w:r>
+        <w:lastRenderedPageBreak/>
         <w:t>Abbildung 7.4: Wiedergabezustand mit Quellenliste und mitlaufendem Transkript (Screenshot des Demonstrators)</w:t>
       </w:r>
       <w:bookmarkEnd w:id="84"/>
@@ -15887,10 +15876,13 @@
         </w:rPr>
       </w:pPr>
       <w:r>
-        <w:rPr>
-          <w:lang w:val="en-US"/>
-        </w:rPr>
-        <w:t xml:space="preserve">Ryan, R. M., &amp; Deci, E. L. (2000). Self-determination theory and the facilitation of intrinsic motivation, social development, and well-being. </w:t>
+        <w:t xml:space="preserve">Ryan, R. M., &amp; Deci, E. L. (2000). </w:t>
+      </w:r>
+      <w:r>
+        <w:rPr>
+          <w:lang w:val="en-US"/>
+        </w:rPr>
+        <w:t xml:space="preserve">Self-determination theory and the facilitation of intrinsic motivation, social development, and well-being. </w:t>
       </w:r>
       <w:r>
         <w:rPr>
@@ -15948,13 +15940,7 @@
         <w:rPr>
           <w:lang w:val="en-US"/>
         </w:rPr>
-        <w:t xml:space="preserve">Vanden Abeele, M. M. P. (2021). </w:t>
-      </w:r>
-      <w:r>
-        <w:rPr>
-          <w:lang w:val="en-US"/>
-        </w:rPr>
-        <w:t xml:space="preserve">Digital wellbeing as a dynamic construct. </w:t>
+        <w:t xml:space="preserve">Vanden Abeele, M. M. P. (2021). Digital wellbeing as a dynamic construct. </w:t>
       </w:r>
       <w:r>
         <w:rPr>
@@ -17287,6 +17273,7 @@
   <w:style w:type="character" w:default="1" w:styleId="Absatz-Standardschriftart">
     <w:name w:val="Default Paragraph Font"/>
     <w:uiPriority w:val="1"/>
+    <w:semiHidden/>
     <w:unhideWhenUsed/>
   </w:style>
   <w:style w:type="table" w:default="1" w:styleId="NormaleTabelle">
